--- a/download/studien-aktuell.docx
+++ b/download/studien-aktuell.docx
@@ -62,7 +62,7 @@
           <w:color w:val="666666"/>
           <w:sz w:val="18"/>
         </w:rPr>
-        <w:t>Stand: 13.09.2026  |  6 Studien  |  safety.m-vf.de</w:t>
+        <w:t>Stand: 14.09.2026  |  7 Studien  |  safety.m-vf.de</w:t>
       </w:r>
     </w:p>
     <w:p>
@@ -70,7 +70,7 @@
         <w:pStyle w:val="Heading1"/>
       </w:pPr>
       <w:r>
-        <w:t>Aufgenommen am 13.09.2026</w:t>
+        <w:t>Aufgenommen am 14.09.2026</w:t>
       </w:r>
     </w:p>
     <w:p>
@@ -78,7 +78,7 @@
         <w:pStyle w:val="Heading2"/>
       </w:pPr>
       <w:r>
-        <w:t>TeamSTEPPS-Workshop verbessert Teamfähigkeit und Kommunikationswissen bei Studierenden</w:t>
+        <w:t>Digitale Risikovorhersage-Tools für Medikationsschaden: Klinikerperspektiven zu Adoptionsbarrieren</w:t>
       </w:r>
     </w:p>
     <w:p>
@@ -88,12 +88,12 @@
           <w:color w:val="666666"/>
           <w:sz w:val="18"/>
         </w:rPr>
-        <w:t>Yin Y et al.  ·  Nurs Open  ·  Sept. 2026  ·  PMID 42728718</w:t>
+        <w:t>Lam JYJ et al.  ·  J Eval Clin Pract  ·  Sept. 2026  ·  PMID 42732558</w:t>
       </w:r>
     </w:p>
     <w:p>
       <w:r>
-        <w:t>Evaluierung eines 4-stündigen TeamSTEPPS-Workshops mit Szenarien und Simulation für Studierende des dritten Jahres zur Verbesserung von Teamfähigkeit und Kommunikation im Versorgungskontext.</w:t>
+        <w:t>Qualitative Studie mit 22 semi-strukturierten Interviews (6 Ärzte, 11 Apotheker, 5 Informatiker) an drei australischen Krankenhäusern: Barrieren und Enabler für die Implementierung digitaler Risikovorhersage-Tools (RPTs) zur Medikationssicherheit.</w:t>
       </w:r>
     </w:p>
     <w:p>
@@ -104,7 +104,7 @@
         <w:t xml:space="preserve">Ergebnis: </w:t>
       </w:r>
       <w:r>
-        <w:t>Gesamtscore der Chinese TeamSTEPPS Teamwork Perceptions Questionnaire stieg von 149,06±15,18 auf 159,45±16,28 (signifikant); Wissensprüfung stieg von 80,14±18,29 auf 87,33±8,43; Verbesserungen in Teamstruktur, Führung, Situationsbewusstsein und gegenseitiger Unterstützung.</w:t>
+        <w:t>Fünf Themen identifiziert: Kliniker-Vertrauen, wahrgenommener Nutzen, organisationale Bereitschaft, Workflow-Integration, Zuverlässigkeit. Gewünschte Merkmale: Automatisierung, Feedback-Funktionalität, Workflow-Kompatibilität. Enablers: umfassendes Feedback, Ressourcentplanung. Barrieren: unzureichende Systemintegration, Tool-Zuverlässigkeitsunsicherheit. 85 % erkannten Wert für Medikationssicherheit.</w:t>
       </w:r>
     </w:p>
     <w:p>
@@ -119,7 +119,7 @@
         <w:rPr>
           <w:sz w:val="19"/>
         </w:rPr>
-        <w:t>China, aber Transfer zu Deutschland durch standardisierte Simulation und etablierte Teamwork-Tools.</w:t>
+        <w:t>Australien, Sozialversicherungssystem unterschiedlich, Implementierungs-Ergebnisse gelten konzeptuell</w:t>
       </w:r>
     </w:p>
     <w:p>
@@ -128,7 +128,7 @@
           <w:color w:val="5A7D3A"/>
           <w:sz w:val="18"/>
         </w:rPr>
-        <w:t>https://pubmed.ncbi.nlm.nih.gov/42728718/</w:t>
+        <w:t>https://pubmed.ncbi.nlm.nih.gov/42732558/</w:t>
       </w:r>
     </w:p>
     <w:p>
@@ -136,7 +136,7 @@
         <w:pStyle w:val="Heading2"/>
       </w:pPr>
       <w:r>
-        <w:t>Vasopressoranwendung bei Sepsis in Uganda und Ruanda: Prädiktoren für deren Einsatz</w:t>
+        <w:t>Frühe Erkennung und Behandlung von CAR-T- und VST-Zelltherapie-Komplikationen: Klinische Leitlinie</w:t>
       </w:r>
     </w:p>
     <w:p>
@@ -146,12 +146,12 @@
           <w:color w:val="666666"/>
           <w:sz w:val="18"/>
         </w:rPr>
-        <w:t>Girard WS et al.  ·  Crit Care Explor  ·  01.09.2026  ·  PMID 42726203</w:t>
+        <w:t>Ussowicz M et al.  ·  Front Immunol  ·  28.08.2026  ·  PMID 42729916</w:t>
       </w:r>
     </w:p>
     <w:p>
       <w:r>
-        <w:t>Retrospektive Kohortenstudie zu Vasopressoranwendung bei sepsierten Patienten in zwei Hochseuchenlastkliniken Ostafrikas mit Analyse der Behandlungsmuster.</w:t>
+        <w:t>Narrative Übersicht mit aktualisierten Empfehlungen zur Erkennung und Behandlung früher Toxizitätsprofile nach CAR-T-Zelltherapie und virusspezifischen T-Lymphozyten, basierend auf validierten Grading-Kriterien.</w:t>
       </w:r>
     </w:p>
     <w:p>
@@ -162,7 +162,7 @@
         <w:t xml:space="preserve">Ergebnis: </w:t>
       </w:r>
       <w:r>
-        <w:t>Von 471 Septikämie-Patienten erhielten 24% (n=113) Vasopressoren; erhöhte UVA-Mortalitätsrisikoscores waren der stärkste Prädiktor für Vasopressoranwendung (adjustiertes OR 1,25; 95%-KI 1,14-1,27; p&lt;0,001); Sterblichkeit lag bei 30% (n=139).</w:t>
+        <w:t>CRS wird nach ASTCT-Kriterien klassifiziert, Tocilizumab ist Erst-Therapie. Steroid-refraktäre ICANS wird mit hochdosiertem intravenösem Anakinra (bis 12 mg/kg/Tag) behandelt – derzeit best-studied second-line-Option. ICAHT nutzt validiertes EHA/EBMT-Framework (früh Tag 0–30, spät &gt;Tag 30). Übersicht nennt konkrete Monitoreintervalle, ICU-Eskalationskriterien und differenziell-diagnostische Ansätze.</w:t>
       </w:r>
     </w:p>
     <w:p>
@@ -177,7 +177,7 @@
         <w:rPr>
           <w:sz w:val="19"/>
         </w:rPr>
-        <w:t>Uganda/Ruanda - Limitierte Ressourcen, aber Sepsismanagement relevant für alle Kontexte.</w:t>
+        <w:t>Europäische und internationale Praxis; Empfehlungen sind versorgungssystemunabhängig</w:t>
       </w:r>
     </w:p>
     <w:p>
@@ -186,7 +186,7 @@
           <w:color w:val="5A7D3A"/>
           <w:sz w:val="18"/>
         </w:rPr>
-        <w:t>https://pubmed.ncbi.nlm.nih.gov/42726203/</w:t>
+        <w:t>https://pubmed.ncbi.nlm.nih.gov/42729916/</w:t>
       </w:r>
     </w:p>
     <w:p>
@@ -194,7 +194,7 @@
         <w:pStyle w:val="Heading2"/>
       </w:pPr>
       <w:r>
-        <w:t>Cefiderocol-Resistenztrends bei carbapenemresistenter Klebsiella pneumoniae vor klinischer Einführung</w:t>
+        <w:t>Multidimensionales Nomogramm zur Stratifizierung des Blutinfektionsrisikos bei Hämatologischen Malignitäten</w:t>
       </w:r>
     </w:p>
     <w:p>
@@ -204,12 +204,12 @@
           <w:color w:val="666666"/>
           <w:sz w:val="18"/>
         </w:rPr>
-        <w:t>Wang M et al.  ·  Front Cell Infect Microbiol  ·  27.08.2026  ·  PMID 42723943</w:t>
+        <w:t>Lan L et al.  ·  Front Cell Infect Microbiol  ·  27.08.2026  ·  PMID 42723754</w:t>
       </w:r>
     </w:p>
     <w:p>
       <w:r>
-        <w:t>Retrospektive Analyse von 83 carbapenemresistenten K.-pneumoniae-Isolaten aus Blutkultur-Episoden eines chinesischen Tertiärkrankenhauses mit Cefiderocol-MIC-Bestimmung und genomischer Charakterisierung.</w:t>
+        <w:t>Retrospektive Kohortenstudie mit 3014 Patienten mit hämatologischen Malignitäten: Entwicklung eines Prognosemodells zur Vorhersage von Blutinfektionen und 90-Tage-Mortalität.</w:t>
       </w:r>
     </w:p>
     <w:p>
@@ -220,7 +220,7 @@
         <w:t xml:space="preserve">Ergebnis: </w:t>
       </w:r>
       <w:r>
-        <w:t>83,1% der Isolate waren nach CLSI-Kriterien Cefiderocol-empfindlich; MIC50 4 mg/L, MIC90 8 mg/L; 41% erfüllten Reduziertempfindlichkeitskriterien; ST11-Klone mit KL47/KL64 zeigten höhere MICs; bla_NDM-1 und Virulenzplasmide waren mit reduzierter Empfindlichkeit assoziiert.</w:t>
+        <w:t>Das Modell für Blutinfektion erreichte AUC 0,775 (Ableitungskohorte) und 0,761 (Validierungskohorte); das Mortalitätsmodell C-Index von 0,721 bzw. 0,713. Neutrophilenzahl ≤0,5 × 10⁹/L erhielt höchste Punkt-Allokation. Polymikrobielle Infektionen zeigten höchste Gewichtung im Mortalitätsmodell. Beide Modelle zeigten akzeptable Kalibrierung.</w:t>
       </w:r>
     </w:p>
     <w:p>
@@ -235,7 +235,7 @@
         <w:rPr>
           <w:sz w:val="19"/>
         </w:rPr>
-        <w:t>China, aber Resistenzmuster und Baseline vor Arzneimittelexposition international relevant.</w:t>
+        <w:t>China, ähnliche Versorgungsstrukturen in Universitätskliniken; externe Validierung erforderlich</w:t>
       </w:r>
     </w:p>
     <w:p>
@@ -244,7 +244,7 @@
           <w:color w:val="5A7D3A"/>
           <w:sz w:val="18"/>
         </w:rPr>
-        <w:t>https://pubmed.ncbi.nlm.nih.gov/42723943/</w:t>
+        <w:t>https://pubmed.ncbi.nlm.nih.gov/42723754/</w:t>
       </w:r>
     </w:p>
     <w:p>
@@ -252,7 +252,7 @@
         <w:pStyle w:val="Heading2"/>
       </w:pPr>
       <w:r>
-        <w:t>Schnelle Diagnostik von Blutkultur-Infektionen spart Leben und Kosten</w:t>
+        <w:t>Risikoadjustierung bei Medicare-Advantage mit Encounter-Daten: HCC-Modell-Rekalibrierung</w:t>
       </w:r>
     </w:p>
     <w:p>
@@ -262,12 +262,12 @@
           <w:color w:val="666666"/>
           <w:sz w:val="18"/>
         </w:rPr>
-        <w:t>Karichu JK et al.  ·  J Med Econ  ·  10.09.2026  ·  PMID 42720132</w:t>
+        <w:t>Carlin CS et al.  ·  Health Serv Res  ·  Okt. 2026  ·  PMID 42720268</w:t>
       </w:r>
     </w:p>
     <w:p>
       <w:r>
-        <w:t>Budget-Impact-Analyse für England und USA zur Vorhersage der Kosteneffektivität von molekularen Schnelltests zur Pathogenerkennung bei Septikämien von 2025–2029.</w:t>
+        <w:t>Vergleichende Analyse US-amerikanischer Claims: Replizierung des CMS Hierarchical Condition Category (HCC) Risikomodells mit Traditional Medicare (TM) und Medicare Advantage (MA) Daten 2016–2022; Test der Auswirkungen auf Zahlungsanpassungen.</w:t>
       </w:r>
     </w:p>
     <w:p>
@@ -278,7 +278,7 @@
         <w:t xml:space="preserve">Ergebnis: </w:t>
       </w:r>
       <w:r>
-        <w:t>In England 927000 BSI-Fälle vorhergesagt; Einsatz von Cobas Eplex BCID würde 1864 Leben retten und über £40 Millionen einsparen; in den USA 6882 Leben gerettet und über $450 Millionen Ersparnis; schnellere Pathogenidentifikation ermöglicht frühere Therapieoptimierung.</w:t>
+        <w:t>MA-basierte HCC-Scores waren 8,9 % niedriger als TM-basierte (p &lt; 0,001). TM-Daten aus 2016–2022 führten zu 1,7 % niedrigeren durchschnittlichen Scores vs. CMS-Standard (2018–2019). Koeffizient-Trends bei steigenden Diagnose-Prävalenzen waren verdünnt. Unterschiede zwischen MA und TM variierten über die Score-Verteilung. Rassische/ethnische oder ländliche Unterschiede in Enrollmentinzentiven entstanden nicht.</w:t>
       </w:r>
     </w:p>
     <w:p>
@@ -293,7 +293,7 @@
         <w:rPr>
           <w:sz w:val="19"/>
         </w:rPr>
-        <w:t>England und USA, aber Technologie und Kostenperspektive relevant für deutsche Gesundheitssysteme.</w:t>
+        <w:t>USA, nicht übertragbar; Finanzierungslogik grundlegend anders</w:t>
       </w:r>
     </w:p>
     <w:p>
@@ -302,7 +302,7 @@
           <w:color w:val="5A7D3A"/>
           <w:sz w:val="18"/>
         </w:rPr>
-        <w:t>https://pubmed.ncbi.nlm.nih.gov/42720132/</w:t>
+        <w:t>https://pubmed.ncbi.nlm.nih.gov/42720268/</w:t>
       </w:r>
     </w:p>
     <w:p>
@@ -310,7 +310,7 @@
         <w:pStyle w:val="Heading2"/>
       </w:pPr>
       <w:r>
-        <w:t>Hochgradige Transaminasenerhöhung ohne Hyperbilirubinämie: Unterschätzte Mortalitätsprognose</w:t>
+        <w:t>Dynamische Probiotika-Strategien für Nekrotisierende Enterokolitis in Frühgeborenen: Studienprotokoll</w:t>
       </w:r>
     </w:p>
     <w:p>
@@ -320,12 +320,12 @@
           <w:color w:val="666666"/>
           <w:sz w:val="18"/>
         </w:rPr>
-        <w:t>Chalasani N et al.  ·  Clin Pharmacol Ther  ·  25.07.2026  ·  PMID 42502235</w:t>
+        <w:t>Chehrazi M et al.  ·  BMJ Paediatr Open  ·  19.08.2026  ·  PMID 42618333</w:t>
       </w:r>
     </w:p>
     <w:p>
       <w:r>
-        <w:t>Analyse von zwei Registern (DILIN und spanisches DILI-Register) mit insgesamt 964 Patienten zur prognostischen Bedeutung sehr hoher Transaminasen bei niedrig-normalem Bilirubin für druginduzierten Leberschaden.</w:t>
+        <w:t>Studienprotokoll für Target-Trial-Emulation mit Routinedaten der UK National Neonatal Research Database: Kausaleffekte von vier Probiotika-Entscheidungsdimensionen (Zeitpunkt, Stamm, Substrat, Antibiotikamanagement) bei Frühgeborenen ≤31+6 Wochen.</w:t>
       </w:r>
     </w:p>
     <w:p>
@@ -336,7 +336,7 @@
         <w:t xml:space="preserve">Ergebnis: </w:t>
       </w:r>
       <w:r>
-        <w:t>Bei sehr hohem ALT und normalem Bilirubin entwickelten nur 1,3% die nR-basierte Hy's Law; minimale Bilirubinerhöhung erhöhte Risiko markant (OR 7,8); besonders hohe Transaminasen (&gt;1000 U/L) mit minimalen Bilirubinwerten hatten höchstes Risiko (OR 23,6).</w:t>
+        <w:t>Protokoll beschreibt strukturiertes Kausalitätsgerüst für vier Probiotika-Dimensionen und explizite Zeit-Varianz-Berücksichtigung. Primäre Endpunkte: chirurgische Nekrotisierende Enterokolitis, Spätinfektionen und Sterblichkeit. Parametrische g-Formeln werden zur Confounder-Kontrolle verwendet; Ergebnisse sollen Designentwicklung randomisierter Versuche informieren.</w:t>
       </w:r>
     </w:p>
     <w:p>
@@ -351,7 +351,7 @@
         <w:rPr>
           <w:sz w:val="19"/>
         </w:rPr>
-        <w:t>USA/Spanien, aber Befunde zur Prognoseeinschätzung unabhängig von Haftungskontext.</w:t>
+        <w:t>UK-Datenbank, vergleichbar mit deutschen Neonatologiedatensammlungen</w:t>
       </w:r>
     </w:p>
     <w:p>
@@ -360,7 +360,7 @@
           <w:color w:val="5A7D3A"/>
           <w:sz w:val="18"/>
         </w:rPr>
-        <w:t>https://pubmed.ncbi.nlm.nih.gov/42502235/</w:t>
+        <w:t>https://pubmed.ncbi.nlm.nih.gov/42618333/</w:t>
       </w:r>
     </w:p>
     <w:p>
@@ -368,7 +368,7 @@
         <w:pStyle w:val="Heading2"/>
       </w:pPr>
       <w:r>
-        <w:t>Unbeabsichtigte Medikamentendiskrepanzen in Übergangsphasen: Überprüfungsfehler als Hauptursache</w:t>
+        <w:t>Phosphatidylcholin-Störungen bei kritischer Krankheit und Sepsis deuten auf biologische Besonderheit hin</w:t>
       </w:r>
     </w:p>
     <w:p>
@@ -378,12 +378,12 @@
           <w:color w:val="666666"/>
           <w:sz w:val="18"/>
         </w:rPr>
-        <w:t>Limmen B et al.  ·  Int J Clin Pharm  ·  18.07.2026  ·  PMID 42470584</w:t>
+        <w:t>Mester P et al.  ·  Int J Mol Sci  ·  30.07.2026  ·  PMID 42589512</w:t>
       </w:r>
     </w:p>
     <w:p>
       <w:r>
-        <w:t>Analyse von 992 freiwillig gemeldeten Medikamentenzwischenfällen in Übergangsphasen aus niederländischen Krankenhäusern zur Identifikation der Ursachen von unbeabsichtigten Medikamentendiskrepanzen.</w:t>
+        <w:t>Querschnittstudie mit 160 Intensivpatienten: 21 Plasma-Phosphatidylcholin-Spezies wurden gemessen, davon 15 bei SIRS/Sepsis ohne Zirrhose reduziert, nur PC 32:0 konsistent erhöht.</w:t>
       </w:r>
     </w:p>
     <w:p>
@@ -394,7 +394,7 @@
         <w:t xml:space="preserve">Ergebnis: </w:t>
       </w:r>
       <w:r>
-        <w:t>94% der Zwischenfälle waren menschliche Fehler, davon 49,6% Überprüfungsfehler und 24,8% Interventionsfehler; 74,1% erreichten den Patienten; Omissionen waren die häufigsten Diskrepanztypen (36,2%); kardiovaskuläre Medikamente am häufigsten betroffen (24,9%).</w:t>
+        <w:t>Bei SIRS/Sepsis ohne Leberzirrhose zeigten sich 15 PC-Spezies deutlich vermindert (p &lt; 0,05), während PC 32:0 erhöht war. Das Muster persistierte bei kombinierter Leberzirrhose. Keine signifikanten Unterschiede zwischen Überlebenden und Verstorbenen. PC 32:0-Erhöhung war transversgeschnitten konsistent und könnte eigene biologische Rolle spielen.</w:t>
       </w:r>
     </w:p>
     <w:p>
@@ -409,7 +409,7 @@
         <w:rPr>
           <w:sz w:val="19"/>
         </w:rPr>
-        <w:t>Niederlande, vergleichbares Versicherungssystem und Dokumentationspflichten.</w:t>
+        <w:t>Deutschland, diagnostische Markerbewertung ohne operative Folgerung; Datengrundlage unklar</w:t>
       </w:r>
     </w:p>
     <w:p>
@@ -418,7 +418,65 @@
           <w:color w:val="5A7D3A"/>
           <w:sz w:val="18"/>
         </w:rPr>
-        <w:t>https://pubmed.ncbi.nlm.nih.gov/42470584/</w:t>
+        <w:t>https://pubmed.ncbi.nlm.nih.gov/42589512/</w:t>
+      </w:r>
+    </w:p>
+    <w:p>
+      <w:pPr>
+        <w:pStyle w:val="Heading2"/>
+      </w:pPr>
+      <w:r>
+        <w:t>Natürliche Belüftung in Isoliermodulen reduziert Infektionsrisiko für Personal bei 160 L/s Luftwechsel</w:t>
+      </w:r>
+    </w:p>
+    <w:p>
+      <w:r>
+        <w:rPr>
+          <w:i/>
+          <w:color w:val="666666"/>
+          <w:sz w:val="18"/>
+        </w:rPr>
+        <w:t>Fontana L et al.  ·  Infect Control Hosp Epidemiol  ·  16.07.2026  ·  PMID 42460458</w:t>
+      </w:r>
+    </w:p>
+    <w:p>
+      <w:r>
+        <w:t>Experimentelle CFD-Validierung und Simulation für tragbare Infektionsbehandlungsmodule (IDTM): Windgestützte natürliche Belüftung unter Variation von Windgeschwindigkeit (1–4 m/s) und Konfiguration; Infektionsrisiko mittels Wells-Riley-Modell für sieben Atemwegskeime quantifiziert.</w:t>
+      </w:r>
+    </w:p>
+    <w:p>
+      <w:r>
+        <w:rPr>
+          <w:b/>
+        </w:rPr>
+        <w:t xml:space="preserve">Ergebnis: </w:t>
+      </w:r>
+      <w:r>
+        <w:t>Luftstrom variierte von 7 L/s (optimales Zugriffsmodul mit Windschutz + Moskitonetz bei 1 m/s) bis &gt;3100 L/s (ohne Netze bei 4 m/s). Bei 160 L/s Luftwechsel reduzierte sich Kurzzeit-Infektionsrisiko für Fachpersonal auf ≤1 % für alle Keime, Langzeit-Koexposition bei hohem Emissions-Erreger blieb jedoch risikobehaftet. Entfernung der Fenster-Netze war Wirksamste Massnahme; Hybrid-Belüftung nötig bei niedriger Windgeschwindigkeit.</w:t>
+      </w:r>
+    </w:p>
+    <w:p>
+      <w:r>
+        <w:rPr>
+          <w:b/>
+          <w:sz w:val="19"/>
+        </w:rPr>
+        <w:t xml:space="preserve">Übertragbarkeit: </w:t>
+      </w:r>
+      <w:r>
+        <w:rPr>
+          <w:sz w:val="19"/>
+        </w:rPr>
+        <w:t>Schweiz/Österreich, modulare Isolierinfrastruktur; Ergebnis ist auf Notfallkapazität übertragbar</w:t>
+      </w:r>
+    </w:p>
+    <w:p>
+      <w:r>
+        <w:rPr>
+          <w:color w:val="5A7D3A"/>
+          <w:sz w:val="18"/>
+        </w:rPr>
+        <w:t>https://pubmed.ncbi.nlm.nih.gov/42460458/</w:t>
       </w:r>
     </w:p>
     <w:sectPr>

--- a/download/studien-aktuell.docx
+++ b/download/studien-aktuell.docx
@@ -62,7 +62,7 @@
           <w:color w:val="666666"/>
           <w:sz w:val="18"/>
         </w:rPr>
-        <w:t>Stand: 14.09.2026  |  7 Studien  |  safety.m-vf.de</w:t>
+        <w:t>Stand: 15.09.2026  |  6 Studien  |  safety.m-vf.de</w:t>
       </w:r>
     </w:p>
     <w:p>
@@ -70,7 +70,7 @@
         <w:pStyle w:val="Heading1"/>
       </w:pPr>
       <w:r>
-        <w:t>Aufgenommen am 14.09.2026</w:t>
+        <w:t>Aufgenommen am 15.09.2026</w:t>
       </w:r>
     </w:p>
     <w:p>
@@ -78,7 +78,7 @@
         <w:pStyle w:val="Heading2"/>
       </w:pPr>
       <w:r>
-        <w:t>Digitale Risikovorhersage-Tools für Medikationsschaden: Klinikerperspektiven zu Adoptionsbarrieren</w:t>
+        <w:t>Notfalldesinfektion von Einmalmedizinprodukten: Peressigsäure und Ethanol reduzierten Keime um über 90 %</w:t>
       </w:r>
     </w:p>
     <w:p>
@@ -88,12 +88,12 @@
           <w:color w:val="666666"/>
           <w:sz w:val="18"/>
         </w:rPr>
-        <w:t>Lam JYJ et al.  ·  J Eval Clin Pract  ·  Sept. 2026  ·  PMID 42732558</w:t>
+        <w:t>Chevalley K et al.  ·  Prehosp Disaster Med  ·  14.09.2026  ·  PMID 42734164</w:t>
       </w:r>
     </w:p>
     <w:p>
       <w:r>
-        <w:t>Qualitative Studie mit 22 semi-strukturierten Interviews (6 Ärzte, 11 Apotheker, 5 Informatiker) an drei australischen Krankenhäusern: Barrieren und Enabler für die Implementierung digitaler Risikovorhersage-Tools (RPTs) zur Medikationssicherheit.</w:t>
+        <w:t>Bei Versorgungsengpässen wurden klinisch genutzte Einmalmedizinprodukte (Tuben, Masken, Katheter) mit Peressigsäure, 70%-Ethanol oder Spülmittel gereinigt und dann auf Keimbelastung sowie funktionelle Integrität getestet.</w:t>
       </w:r>
     </w:p>
     <w:p>
@@ -104,7 +104,7 @@
         <w:t xml:space="preserve">Ergebnis: </w:t>
       </w:r>
       <w:r>
-        <w:t>Fünf Themen identifiziert: Kliniker-Vertrauen, wahrgenommener Nutzen, organisationale Bereitschaft, Workflow-Integration, Zuverlässigkeit. Gewünschte Merkmale: Automatisierung, Feedback-Funktionalität, Workflow-Kompatibilität. Enablers: umfassendes Feedback, Ressourcentplanung. Barrieren: unzureichende Systemintegration, Tool-Zuverlässigkeitsunsicherheit. 85 % erkannten Wert für Medikationssicherheit.</w:t>
+        <w:t>Alle drei Mittel reduzierten die bakterielle Belastung statistisch signifikant (p&lt;0,05), ohne strukturelle Schäden zu verursachen. H. influenzae und S. aureus waren vor Reinigung in 47 % der Atemwegsgeräte nachweisbar, danach in keiner Probe. Methode ersetzt kein validiertes Sterilisationsverfahren, könnte aber Notfall-Letztresort sein.</w:t>
       </w:r>
     </w:p>
     <w:p>
@@ -119,7 +119,7 @@
         <w:rPr>
           <w:sz w:val="19"/>
         </w:rPr>
-        <w:t>Australien, Sozialversicherungssystem unterschiedlich, Implementierungs-Ergebnisse gelten konzeptuell</w:t>
+        <w:t>Schweden, mit Kriegsszenario relevante Szene; Methoden sind auch in Deutschland anwendbar, für Lagerhaltung im Krisenfall zu prüfen.</w:t>
       </w:r>
     </w:p>
     <w:p>
@@ -128,7 +128,7 @@
           <w:color w:val="5A7D3A"/>
           <w:sz w:val="18"/>
         </w:rPr>
-        <w:t>https://pubmed.ncbi.nlm.nih.gov/42732558/</w:t>
+        <w:t>https://pubmed.ncbi.nlm.nih.gov/42734164/</w:t>
       </w:r>
     </w:p>
     <w:p>
@@ -136,7 +136,7 @@
         <w:pStyle w:val="Heading2"/>
       </w:pPr>
       <w:r>
-        <w:t>Frühe Erkennung und Behandlung von CAR-T- und VST-Zelltherapie-Komplikationen: Klinische Leitlinie</w:t>
+        <w:t>Sicherheitspläne für psychiatrische Patienten: Zahl stieg, aber Qualität blieb niedrig (7,67 von 22 Punkten)</w:t>
       </w:r>
     </w:p>
     <w:p>
@@ -146,12 +146,12 @@
           <w:color w:val="666666"/>
           <w:sz w:val="18"/>
         </w:rPr>
-        <w:t>Ussowicz M et al.  ·  Front Immunol  ·  28.08.2026  ·  PMID 42729916</w:t>
+        <w:t>Farmer E et al.  ·  Int J Ment Health Nurs  ·  Okt. 2026  ·  PMID 42725545</w:t>
       </w:r>
     </w:p>
     <w:p>
       <w:r>
-        <w:t>Narrative Übersicht mit aktualisierten Empfehlungen zur Erkennung und Behandlung früher Toxizitätsprofile nach CAR-T-Zelltherapie und virusspezifischen T-Lymphozyten, basierend auf validierten Grading-Kriterien.</w:t>
+        <w:t>Ein australisches Spital führte Schulung für strukturierte Sicherheitspläne bei entlassungsreifen psychiatrischen Patienten ein und untersuchte Implementierungsbefunde und Qualität.</w:t>
       </w:r>
     </w:p>
     <w:p>
@@ -162,7 +162,7 @@
         <w:t xml:space="preserve">Ergebnis: </w:t>
       </w:r>
       <w:r>
-        <w:t>CRS wird nach ASTCT-Kriterien klassifiziert, Tocilizumab ist Erst-Therapie. Steroid-refraktäre ICANS wird mit hochdosiertem intravenösem Anakinra (bis 12 mg/kg/Tag) behandelt – derzeit best-studied second-line-Option. ICAHT nutzt validiertes EHA/EBMT-Framework (früh Tag 0–30, spät &gt;Tag 30). Übersicht nennt konkrete Monitoreintervalle, ICU-Eskalationskriterien und differenziell-diagnostische Ansätze.</w:t>
+        <w:t>Zahl der erstellten Pläne nahm zu. Durchschnittliche Qualität aber niedrig (7,67 Punkte auf 22-Punkte-Skala). Qualitative Befunde ergaben Barrieren: Zeitdruck, unzureichende Schulung, Procedural Drift. Fachkräfte und Patienten erwähnten Wert, aber fehlende Komponenten (Frühwarnzeichen, Bewältigungsmechanismen, externe Ressourcen, Mittelzugang).</w:t>
       </w:r>
     </w:p>
     <w:p>
@@ -177,7 +177,7 @@
         <w:rPr>
           <w:sz w:val="19"/>
         </w:rPr>
-        <w:t>Europäische und internationale Praxis; Empfehlungen sind versorgungssystemunabhängig</w:t>
+        <w:t>Australien, Struktur übertragbar; zeigt Implementierungs-Compliance-Problem: Prozess läuft, Qualität nicht.</w:t>
       </w:r>
     </w:p>
     <w:p>
@@ -186,7 +186,7 @@
           <w:color w:val="5A7D3A"/>
           <w:sz w:val="18"/>
         </w:rPr>
-        <w:t>https://pubmed.ncbi.nlm.nih.gov/42729916/</w:t>
+        <w:t>https://pubmed.ncbi.nlm.nih.gov/42725545/</w:t>
       </w:r>
     </w:p>
     <w:p>
@@ -194,7 +194,7 @@
         <w:pStyle w:val="Heading2"/>
       </w:pPr>
       <w:r>
-        <w:t>Multidimensionales Nomogramm zur Stratifizierung des Blutinfektionsrisikos bei Hämatologischen Malignitäten</w:t>
+        <w:t>Hand- und Handybelastung von Klinikpersonal: Keimabstrichkulturen zeigen positive Assoziation, aber nur teilweise Übereinstimmung</w:t>
       </w:r>
     </w:p>
     <w:p>
@@ -204,12 +204,12 @@
           <w:color w:val="666666"/>
           <w:sz w:val="18"/>
         </w:rPr>
-        <w:t>Lan L et al.  ·  Front Cell Infect Microbiol  ·  27.08.2026  ·  PMID 42723754</w:t>
+        <w:t>Jiang W et al.  ·  Front Cell Infect Microbiol  ·  26.08.2026  ·  PMID 42718797</w:t>
       </w:r>
     </w:p>
     <w:p>
       <w:r>
-        <w:t>Retrospektive Kohortenstudie mit 3014 Patienten mit hämatologischen Malignitäten: Entwicklung eines Prognosemodells zur Vorhersage von Blutinfektionen und 90-Tage-Mortalität.</w:t>
+        <w:t>In einer chinesischen Klinik wurden an 126 Ärzte, Pfleger und Helfer gepaarte Handabstriche und Handyoberflächen-Kulturen genommen, um Kontamination und Übertragungspotential zu charakterisieren.</w:t>
       </w:r>
     </w:p>
     <w:p>
@@ -220,7 +220,7 @@
         <w:t xml:space="preserve">Ergebnis: </w:t>
       </w:r>
       <w:r>
-        <w:t>Das Modell für Blutinfektion erreichte AUC 0,775 (Ableitungskohorte) und 0,761 (Validierungskohorte); das Mortalitätsmodell C-Index von 0,721 bzw. 0,713. Neutrophilenzahl ≤0,5 × 10⁹/L erhielt höchste Punkt-Allokation. Polymikrobielle Infektionen zeigten höchste Gewichtung im Mortalitätsmodell. Beide Modelle zeigten akzeptable Kalibrierung.</w:t>
+        <w:t>Mittlere Handbelastung 11,67 CFU/cm² (IQR 1,67–54,17), Handys 950 CFU (IQR 300–2575). Positive Spearman-Korrelation (rho=0,514, p&lt;0,001). Mediale Jaccard-Ähnlichkeit 0,50, durchschnittlich 1 gemeinsamer Keim pro Paar. Koagulase-negative Staphylokokken einzige signifikante diskordante Detektion.</w:t>
       </w:r>
     </w:p>
     <w:p>
@@ -235,7 +235,7 @@
         <w:rPr>
           <w:sz w:val="19"/>
         </w:rPr>
-        <w:t>China, ähnliche Versorgungsstrukturen in Universitätskliniken; externe Validierung erforderlich</w:t>
+        <w:t>China, aber Handkeim-Epidemiologie universal; Hinweis: Hände und Handys sind nicht synchron kontaminiert – erfordert separate Hygienemaßnahmen.</w:t>
       </w:r>
     </w:p>
     <w:p>
@@ -244,7 +244,7 @@
           <w:color w:val="5A7D3A"/>
           <w:sz w:val="18"/>
         </w:rPr>
-        <w:t>https://pubmed.ncbi.nlm.nih.gov/42723754/</w:t>
+        <w:t>https://pubmed.ncbi.nlm.nih.gov/42718797/</w:t>
       </w:r>
     </w:p>
     <w:p>
@@ -252,7 +252,7 @@
         <w:pStyle w:val="Heading2"/>
       </w:pPr>
       <w:r>
-        <w:t>Risikoadjustierung bei Medicare-Advantage mit Encounter-Daten: HCC-Modell-Rekalibrierung</w:t>
+        <w:t>NHS-Fehlermeldesystem: Gesetzliche Haftungsregeln beeinflussen, was gemeldet wird und was daraus folgt</w:t>
       </w:r>
     </w:p>
     <w:p>
@@ -262,12 +262,12 @@
           <w:color w:val="666666"/>
           <w:sz w:val="18"/>
         </w:rPr>
-        <w:t>Carlin CS et al.  ·  Health Serv Res  ·  Okt. 2026  ·  PMID 42720268</w:t>
+        <w:t>Tingle J  ·  Br J Nurs  ·  06.08.2026  ·  PMID 42555592</w:t>
       </w:r>
     </w:p>
     <w:p>
       <w:r>
-        <w:t>Vergleichende Analyse US-amerikanischer Claims: Replizierung des CMS Hierarchical Condition Category (HCC) Risikomodells mit Traditional Medicare (TM) und Medicare Advantage (MA) Daten 2016–2022; Test der Auswirkungen auf Zahlungsanpassungen.</w:t>
+        <w:t>Britischer Rechtswissenschaftler analysiert aktuelle NHS-Resolution-Berichte zur Meldekultur und Entschädigungssystematik im englischen Gesundheitswesen.</w:t>
       </w:r>
     </w:p>
     <w:p>
@@ -278,7 +278,7 @@
         <w:t xml:space="preserve">Ergebnis: </w:t>
       </w:r>
       <w:r>
-        <w:t>MA-basierte HCC-Scores waren 8,9 % niedriger als TM-basierte (p &lt; 0,001). TM-Daten aus 2016–2022 führten zu 1,7 % niedrigeren durchschnittlichen Scores vs. CMS-Standard (2018–2019). Koeffizient-Trends bei steigenden Diagnose-Prävalenzen waren verdünnt. Unterschiede zwischen MA und TM variierten über die Score-Verteilung. Rassische/ethnische oder ländliche Unterschiede in Enrollmentinzentiven entstanden nicht.</w:t>
+        <w:t>Britisches System nutzt kein Schuldprinzip wie Deutschland (§ 630h BGB Umkehr), sondern klärt durch NHS Resolution (Haftung bei diagnostizierbarem Schaden). Meldezahlen daher nicht mit Deutschland vergleichbar. Unterschiede in Entschädigung (no-fault-Prinzipien England vs. Schuldnachweis Deutschland) bestimmen, welche Fehler gemeldet und entschädigt werden.</w:t>
       </w:r>
     </w:p>
     <w:p>
@@ -293,7 +293,7 @@
         <w:rPr>
           <w:sz w:val="19"/>
         </w:rPr>
-        <w:t>USA, nicht übertragbar; Finanzierungslogik grundlegend anders</w:t>
+        <w:t>Großbritannien/England – Haftungssystem (Entschädigung ohne Schuldnachweis) fundamental anders als Deutschland; Transfer-Vorsicht wegen Meldevergleichbarkeit.</w:t>
       </w:r>
     </w:p>
     <w:p>
@@ -302,7 +302,7 @@
           <w:color w:val="5A7D3A"/>
           <w:sz w:val="18"/>
         </w:rPr>
-        <w:t>https://pubmed.ncbi.nlm.nih.gov/42720268/</w:t>
+        <w:t>https://pubmed.ncbi.nlm.nih.gov/42555592/</w:t>
       </w:r>
     </w:p>
     <w:p>
@@ -310,7 +310,7 @@
         <w:pStyle w:val="Heading2"/>
       </w:pPr>
       <w:r>
-        <w:t>Dynamische Probiotika-Strategien für Nekrotisierende Enterokolitis in Frühgeborenen: Studienprotokoll</w:t>
+        <w:t>After Action Review verbesser­te Fehlerkultur in irischem Spital, nicht aber Sekundärtraumata von Mitarbeitern</w:t>
       </w:r>
     </w:p>
     <w:p>
@@ -320,12 +320,12 @@
           <w:color w:val="666666"/>
           <w:sz w:val="18"/>
         </w:rPr>
-        <w:t>Chehrazi M et al.  ·  BMJ Paediatr Open  ·  19.08.2026  ·  PMID 42618333</w:t>
+        <w:t>McCarthy SE et al.  ·  BMC Health Serv Res  ·  15.07.2026  ·  PMID 42458452</w:t>
       </w:r>
     </w:p>
     <w:p>
       <w:r>
-        <w:t>Studienprotokoll für Target-Trial-Emulation mit Routinedaten der UK National Neonatal Research Database: Kausaleffekte von vier Probiotika-Entscheidungsdimensionen (Zeitpunkt, Stamm, Substrat, Antibiotikamanagement) bei Frühgeborenen ≤31+6 Wochen.</w:t>
+        <w:t>Ein irisches Universitätsspital führte Simulation-basiertes Training in After Action Review (AAR) durch und untersuchte, ob dies die Patientensicherheitskultur (HSOPS 2.0) und das Wohlbefinden von Mitarbeitern (SVEST) nach 12 Monaten verbessert.</w:t>
       </w:r>
     </w:p>
     <w:p>
@@ -336,7 +336,7 @@
         <w:t xml:space="preserve">Ergebnis: </w:t>
       </w:r>
       <w:r>
-        <w:t>Protokoll beschreibt strukturiertes Kausalitätsgerüst für vier Probiotika-Dimensionen und explizite Zeit-Varianz-Berücksichtigung. Primäre Endpunkte: chirurgische Nekrotisierende Enterokolitis, Spätinfektionen und Sterblichkeit. Parametrische g-Formeln werden zur Confounder-Kontrolle verwendet; Ergebnisse sollen Designentwicklung randomisierter Versuche informieren.</w:t>
+        <w:t>37 % des Personals kannte AAR, 10 % nahmen teil. 39 AAR-Sitzungen wurden durchgeführt (Kosten durchschnittlich 48 Euro). Gesamtsicherheitskultur stieg nicht an (33 % vs. 16 % Responserate, Fallzahl n=586). Aber: Reaktion auf Fehler verbesserte sich (mit AAR-Teilnahme assoziiert). Psychisches und physisches Wohlbefinden der Mitarbeiter verschlechterte sich, ebenso berufliche Selbstwirksamkeit.</w:t>
       </w:r>
     </w:p>
     <w:p>
@@ -351,7 +351,7 @@
         <w:rPr>
           <w:sz w:val="19"/>
         </w:rPr>
-        <w:t>UK-Datenbank, vergleichbar mit deutschen Neonatologiedatensammlungen</w:t>
+        <w:t>Irland, vergleichbare Meldekultur; AAR-Struktur ist deutsch übertragbar, Resultate aber ernüchternd.</w:t>
       </w:r>
     </w:p>
     <w:p>
@@ -360,7 +360,7 @@
           <w:color w:val="5A7D3A"/>
           <w:sz w:val="18"/>
         </w:rPr>
-        <w:t>https://pubmed.ncbi.nlm.nih.gov/42618333/</w:t>
+        <w:t>https://pubmed.ncbi.nlm.nih.gov/42458452/</w:t>
       </w:r>
     </w:p>
     <w:p>
@@ -368,7 +368,7 @@
         <w:pStyle w:val="Heading2"/>
       </w:pPr>
       <w:r>
-        <w:t>Phosphatidylcholin-Störungen bei kritischer Krankheit und Sepsis deuten auf biologische Besonderheit hin</w:t>
+        <w:t>Öffentlichkeit überschätzte Antidepressiva-Wirkung um 11 Punkte (MADRS) und unterschätzte Nebenwirkungshäufigkeit</w:t>
       </w:r>
     </w:p>
     <w:p>
@@ -378,12 +378,12 @@
           <w:color w:val="666666"/>
           <w:sz w:val="18"/>
         </w:rPr>
-        <w:t>Mester P et al.  ·  Int J Mol Sci  ·  30.07.2026  ·  PMID 42589512</w:t>
+        <w:t>Apel K et al.  ·  Sci Rep  ·  15.07.2026  ·  PMID 42457810</w:t>
       </w:r>
     </w:p>
     <w:p>
       <w:r>
-        <w:t>Querschnittstudie mit 160 Intensivpatienten: 21 Plasma-Phosphatidylcholin-Spezies wurden gemessen, davon 15 bei SIRS/Sepsis ohne Zirrhose reduziert, nur PC 32:0 konsistent erhöht.</w:t>
+        <w:t>Deutsche Querschnittsstudie (208 Personen mit und ohne Depressionserfahrung) mithilfe von Fallszenarien und normierten Bewertungs­skalen: Wie wirksam müssen Antidepressiva sein, um Nebenwirkungen zu tolerieren.</w:t>
       </w:r>
     </w:p>
     <w:p>
@@ -394,7 +394,7 @@
         <w:t xml:space="preserve">Ergebnis: </w:t>
       </w:r>
       <w:r>
-        <w:t>Bei SIRS/Sepsis ohne Leberzirrhose zeigten sich 15 PC-Spezies deutlich vermindert (p &lt; 0,05), während PC 32:0 erhöht war. Das Muster persistierte bei kombinierter Leberzirrhose. Keine signifikanten Unterschiede zwischen Überlebenden und Verstorbenen. PC 32:0-Erhöhung war transversgeschnitten konsistent und könnte eigene biologische Rolle spielen.</w:t>
+        <w:t>Antidepressiva-Wirkung wurde signifikant überschätzt (t(204)=8,96, p&lt;0,001, d=0,63, 11 MADRS-Punkte über echte Rate). Bei 13 von 15 abgefragten Nebenwirkungen wurden Häufigkeiten unterschätzt. Beispiel: Um Anfallsrisiko zu akzeptieren, forderten Befragte Symptomverbesserung um 23,51±8,82 MADRS-Punkte. Diskrepanz zwischen Erwartung und evidenzbasierter Information erheblich.</w:t>
       </w:r>
     </w:p>
     <w:p>
@@ -409,7 +409,7 @@
         <w:rPr>
           <w:sz w:val="19"/>
         </w:rPr>
-        <w:t>Deutschland, diagnostische Markerbewertung ohne operative Folgerung; Datengrundlage unklar</w:t>
+        <w:t>Deutschland (Erlangen), direkt anwendbar; zeigt Beratungslücke: Patient-Arzt-Kommunikation muss Risiken explicit adressieren.</w:t>
       </w:r>
     </w:p>
     <w:p>
@@ -418,65 +418,7 @@
           <w:color w:val="5A7D3A"/>
           <w:sz w:val="18"/>
         </w:rPr>
-        <w:t>https://pubmed.ncbi.nlm.nih.gov/42589512/</w:t>
-      </w:r>
-    </w:p>
-    <w:p>
-      <w:pPr>
-        <w:pStyle w:val="Heading2"/>
-      </w:pPr>
-      <w:r>
-        <w:t>Natürliche Belüftung in Isoliermodulen reduziert Infektionsrisiko für Personal bei 160 L/s Luftwechsel</w:t>
-      </w:r>
-    </w:p>
-    <w:p>
-      <w:r>
-        <w:rPr>
-          <w:i/>
-          <w:color w:val="666666"/>
-          <w:sz w:val="18"/>
-        </w:rPr>
-        <w:t>Fontana L et al.  ·  Infect Control Hosp Epidemiol  ·  16.07.2026  ·  PMID 42460458</w:t>
-      </w:r>
-    </w:p>
-    <w:p>
-      <w:r>
-        <w:t>Experimentelle CFD-Validierung und Simulation für tragbare Infektionsbehandlungsmodule (IDTM): Windgestützte natürliche Belüftung unter Variation von Windgeschwindigkeit (1–4 m/s) und Konfiguration; Infektionsrisiko mittels Wells-Riley-Modell für sieben Atemwegskeime quantifiziert.</w:t>
-      </w:r>
-    </w:p>
-    <w:p>
-      <w:r>
-        <w:rPr>
-          <w:b/>
-        </w:rPr>
-        <w:t xml:space="preserve">Ergebnis: </w:t>
-      </w:r>
-      <w:r>
-        <w:t>Luftstrom variierte von 7 L/s (optimales Zugriffsmodul mit Windschutz + Moskitonetz bei 1 m/s) bis &gt;3100 L/s (ohne Netze bei 4 m/s). Bei 160 L/s Luftwechsel reduzierte sich Kurzzeit-Infektionsrisiko für Fachpersonal auf ≤1 % für alle Keime, Langzeit-Koexposition bei hohem Emissions-Erreger blieb jedoch risikobehaftet. Entfernung der Fenster-Netze war Wirksamste Massnahme; Hybrid-Belüftung nötig bei niedriger Windgeschwindigkeit.</w:t>
-      </w:r>
-    </w:p>
-    <w:p>
-      <w:r>
-        <w:rPr>
-          <w:b/>
-          <w:sz w:val="19"/>
-        </w:rPr>
-        <w:t xml:space="preserve">Übertragbarkeit: </w:t>
-      </w:r>
-      <w:r>
-        <w:rPr>
-          <w:sz w:val="19"/>
-        </w:rPr>
-        <w:t>Schweiz/Österreich, modulare Isolierinfrastruktur; Ergebnis ist auf Notfallkapazität übertragbar</w:t>
-      </w:r>
-    </w:p>
-    <w:p>
-      <w:r>
-        <w:rPr>
-          <w:color w:val="5A7D3A"/>
-          <w:sz w:val="18"/>
-        </w:rPr>
-        <w:t>https://pubmed.ncbi.nlm.nih.gov/42460458/</w:t>
+        <w:t>https://pubmed.ncbi.nlm.nih.gov/42457810/</w:t>
       </w:r>
     </w:p>
     <w:sectPr>

--- a/download/studien-aktuell.docx
+++ b/download/studien-aktuell.docx
@@ -62,7 +62,7 @@
           <w:color w:val="666666"/>
           <w:sz w:val="18"/>
         </w:rPr>
-        <w:t>Stand: 15.09.2026  |  6 Studien  |  safety.m-vf.de</w:t>
+        <w:t>Stand: 16.09.2026  |  6 Studien  |  safety.m-vf.de</w:t>
       </w:r>
     </w:p>
     <w:p>
@@ -70,7 +70,7 @@
         <w:pStyle w:val="Heading1"/>
       </w:pPr>
       <w:r>
-        <w:t>Aufgenommen am 15.09.2026</w:t>
+        <w:t>Aufgenommen am 16.09.2026</w:t>
       </w:r>
     </w:p>
     <w:p>
@@ -78,7 +78,7 @@
         <w:pStyle w:val="Heading2"/>
       </w:pPr>
       <w:r>
-        <w:t>Notfalldesinfektion von Einmalmedizinprodukten: Peressigsäure und Ethanol reduzierten Keime um über 90 %</w:t>
+        <w:t>Infektionsprävention im Kreißsaal: Motivation schlägt Ressourcenmangel</w:t>
       </w:r>
     </w:p>
     <w:p>
@@ -88,12 +88,12 @@
           <w:color w:val="666666"/>
           <w:sz w:val="18"/>
         </w:rPr>
-        <w:t>Chevalley K et al.  ·  Prehosp Disaster Med  ·  14.09.2026  ·  PMID 42734164</w:t>
+        <w:t>Riches JM et al.  ·  BMJ Glob Health  ·  15.09.2026  ·  PMID 42744564</w:t>
       </w:r>
     </w:p>
     <w:p>
       <w:r>
-        <w:t>Bei Versorgungsengpässen wurden klinisch genutzte Einmalmedizinprodukte (Tuben, Masken, Katheter) mit Peressigsäure, 70%-Ethanol oder Spülmittel gereinigt und dann auf Keimbelastung sowie funktionelle Integrität getestet.</w:t>
+        <w:t>Mixed-Methods-Studie in drei Kreißsälen in Malawi identifizierte Barrieren und Förderfaktoren für Infektionsprävention vor Kaiserschnitt, um eine Verhaltensintervention zu entwickeln.</w:t>
       </w:r>
     </w:p>
     <w:p>
@@ -104,7 +104,7 @@
         <w:t xml:space="preserve">Ergebnis: </w:t>
       </w:r>
       <w:r>
-        <w:t>Alle drei Mittel reduzierten die bakterielle Belastung statistisch signifikant (p&lt;0,05), ohne strukturelle Schäden zu verursachen. H. influenzae und S. aureus waren vor Reinigung in 47 % der Atemwegsgeräte nachweisbar, danach in keiner Probe. Methode ersetzt kein validiertes Sterilisationsverfahren, könnte aber Notfall-Letztresort sein.</w:t>
+        <w:t>Beobachtung zeigte erhebliche Lücken in Händehygiene, aseptischer Technik und sterilem Arbeiten. Ressourcenmangel wirkte direkt und indirekt als Barriere durch Auswirkung auf Motivation. "Passion" für Patienten, regelmäßige Supervision und "Reminders" waren Förderfaktoren. Indirekte Motivation spielte eine ebenso wichtige Rolle wie verfügbare Ressourcen.</w:t>
       </w:r>
     </w:p>
     <w:p>
@@ -119,7 +119,7 @@
         <w:rPr>
           <w:sz w:val="19"/>
         </w:rPr>
-        <w:t>Schweden, mit Kriegsszenario relevante Szene; Methoden sind auch in Deutschland anwendbar, für Lagerhaltung im Krisenfall zu prüfen.</w:t>
+        <w:t>Malawi, Erkenntnisse für Implementierungsforschung zur Verhaltensänderung</w:t>
       </w:r>
     </w:p>
     <w:p>
@@ -128,7 +128,7 @@
           <w:color w:val="5A7D3A"/>
           <w:sz w:val="18"/>
         </w:rPr>
-        <w:t>https://pubmed.ncbi.nlm.nih.gov/42734164/</w:t>
+        <w:t>https://pubmed.ncbi.nlm.nih.gov/42744564/</w:t>
       </w:r>
     </w:p>
     <w:p>
@@ -136,7 +136,7 @@
         <w:pStyle w:val="Heading2"/>
       </w:pPr>
       <w:r>
-        <w:t>Sicherheitspläne für psychiatrische Patienten: Zahl stieg, aber Qualität blieb niedrig (7,67 von 22 Punkten)</w:t>
+        <w:t>"Zweites Opfer" in Gesundheitsberufen: physische, mentale und berufliche Schäden</w:t>
       </w:r>
     </w:p>
     <w:p>
@@ -146,12 +146,12 @@
           <w:color w:val="666666"/>
           <w:sz w:val="18"/>
         </w:rPr>
-        <w:t>Farmer E et al.  ·  Int J Ment Health Nurs  ·  Okt. 2026  ·  PMID 42725545</w:t>
+        <w:t>Vianna Gonçalves da Costa ECDC et al.  ·  PLoS One  ·  15.09.2026  ·  PMID 42743379</w:t>
       </w:r>
     </w:p>
     <w:p>
       <w:r>
-        <w:t>Ein australisches Spital führte Schulung für strukturierte Sicherheitspläne bei entlassungsreifen psychiatrischen Patienten ein und untersuchte Implementierungsbefunde und Qualität.</w:t>
+        <w:t>Scoping Review untersuchte psychische, physische, berufliche und soziale Folgen des "Zweiten-Opfer"-Phänomens (psychische Traumatisierung von Fachpersonen nach Behandlungsfehlern) in 37 Publikationen aus 2009-2024.</w:t>
       </w:r>
     </w:p>
     <w:p>
@@ -162,7 +162,7 @@
         <w:t xml:space="preserve">Ergebnis: </w:t>
       </w:r>
       <w:r>
-        <w:t>Zahl der erstellten Pläne nahm zu. Durchschnittliche Qualität aber niedrig (7,67 Punkte auf 22-Punkte-Skala). Qualitative Befunde ergaben Barrieren: Zeitdruck, unzureichende Schulung, Procedural Drift. Fachkräfte und Patienten erwähnten Wert, aber fehlende Komponenten (Frühwarnzeichen, Bewältigungsmechanismen, externe Ressourcen, Mittelzugang).</w:t>
+        <w:t>Überwiegend qualitative Studien (n=14), hospitales Umfeld (n=25), Pflege am meisten erforscht (n=27). 39 Auswirkungen wurden kartografiert: psychische Dimension identifizierte Suizidgedanken als Risiko. Berufliche Dimension mit höchster Anzahl von Folgen (Kündigungen, Karriereverlust). Studie belegt starke Beziehung zwischen Fehlertraumatisierung und Arbeiter-Sicherheit.</w:t>
       </w:r>
     </w:p>
     <w:p>
@@ -177,7 +177,7 @@
         <w:rPr>
           <w:sz w:val="19"/>
         </w:rPr>
-        <w:t>Australien, Struktur übertragbar; zeigt Implementierungs-Compliance-Problem: Prozess läuft, Qualität nicht.</w:t>
+        <w:t>Globale Evidenz aus 22 Ländern, Pflegefokus, Implementierung notwendig</w:t>
       </w:r>
     </w:p>
     <w:p>
@@ -186,7 +186,7 @@
           <w:color w:val="5A7D3A"/>
           <w:sz w:val="18"/>
         </w:rPr>
-        <w:t>https://pubmed.ncbi.nlm.nih.gov/42725545/</w:t>
+        <w:t>https://pubmed.ncbi.nlm.nih.gov/42743379/</w:t>
       </w:r>
     </w:p>
     <w:p>
@@ -194,7 +194,7 @@
         <w:pStyle w:val="Heading2"/>
       </w:pPr>
       <w:r>
-        <w:t>Hand- und Handybelastung von Klinikpersonal: Keimabstrichkulturen zeigen positive Assoziation, aber nur teilweise Übereinstimmung</w:t>
+        <w:t>ESBL-Kolonisierungsdruck erhöht Infektionsrisiko auf Neugeborenen-Stationen</w:t>
       </w:r>
     </w:p>
     <w:p>
@@ -204,12 +204,12 @@
           <w:color w:val="666666"/>
           <w:sz w:val="18"/>
         </w:rPr>
-        <w:t>Jiang W et al.  ·  Front Cell Infect Microbiol  ·  26.08.2026  ·  PMID 42718797</w:t>
+        <w:t>Cook A et al.  ·  JAMA Netw Open  ·  01.09.2026  ·  PMID 42742944</w:t>
       </w:r>
     </w:p>
     <w:p>
       <w:r>
-        <w:t>In einer chinesischen Klinik wurden an 126 Ärzte, Pfleger und Helfer gepaarte Handabstriche und Handyoberflächen-Kulturen genommen, um Kontamination und Übertragungspotential zu charakterisieren.</w:t>
+        <w:t>Multizenterstudie an 24 europäischen Neonatalstationen untersuchte, ob die Kolonisierungsdichte mit ESBL-tragenden Bakterien das Risiko für Neugeborene, selbst eine ESBL-Infektion zu entwickeln, beeinflusst.</w:t>
       </w:r>
     </w:p>
     <w:p>
@@ -220,7 +220,7 @@
         <w:t xml:space="preserve">Ergebnis: </w:t>
       </w:r>
       <w:r>
-        <w:t>Mittlere Handbelastung 11,67 CFU/cm² (IQR 1,67–54,17), Handys 950 CFU (IQR 300–2575). Positive Spearman-Korrelation (rho=0,514, p&lt;0,001). Mediale Jaccard-Ähnlichkeit 0,50, durchschnittlich 1 gemeinsamer Keim pro Paar. Koagulase-negative Staphylokokken einzige signifikante diskordante Detektion.</w:t>
+        <w:t>Eine Zunahme der Kolonisierungsdruck um 10 % war mit erhöhter Übernahmequote assoziiert (OR 1,89 bei 4-Tage-Abstand, 95%-KI 1,22-2,94; OR 1,76 bei 7 Tagen, 95%-KI 1,26-2,63; OR 1,73 bei 14 Tagen, 95%-KI 1,15-2,52). Maßnahmen auf Stationsebene könnten direkte und indirekte Vorteile bringen.</w:t>
       </w:r>
     </w:p>
     <w:p>
@@ -235,7 +235,7 @@
         <w:rPr>
           <w:sz w:val="19"/>
         </w:rPr>
-        <w:t>China, aber Handkeim-Epidemiologie universal; Hinweis: Hände und Handys sind nicht synchron kontaminiert – erfordert separate Hygienemaßnahmen.</w:t>
+        <w:t>Acht europäische Länder, deutschsprachige Einrichtungen vergleichbar</w:t>
       </w:r>
     </w:p>
     <w:p>
@@ -244,7 +244,7 @@
           <w:color w:val="5A7D3A"/>
           <w:sz w:val="18"/>
         </w:rPr>
-        <w:t>https://pubmed.ncbi.nlm.nih.gov/42718797/</w:t>
+        <w:t>https://pubmed.ncbi.nlm.nih.gov/42742944/</w:t>
       </w:r>
     </w:p>
     <w:p>
@@ -252,7 +252,7 @@
         <w:pStyle w:val="Heading2"/>
       </w:pPr>
       <w:r>
-        <w:t>NHS-Fehlermeldesystem: Gesetzliche Haftungsregeln beeinflussen, was gemeldet wird und was daraus folgt</w:t>
+        <w:t>Psychische und kontextuelle Faktoren treiben Infektionsprävention mehr als Wissen</w:t>
       </w:r>
     </w:p>
     <w:p>
@@ -262,12 +262,12 @@
           <w:color w:val="666666"/>
           <w:sz w:val="18"/>
         </w:rPr>
-        <w:t>Tingle J  ·  Br J Nurs  ·  06.08.2026  ·  PMID 42555592</w:t>
+        <w:t>Ventura F et al.  ·  Glob Health Action  ·  15.09.2026  ·  PMID 42742348</w:t>
       </w:r>
     </w:p>
     <w:p>
       <w:r>
-        <w:t>Britischer Rechtswissenschaftler analysiert aktuelle NHS-Resolution-Berichte zur Meldekultur und Entschädigungssystematik im englischen Gesundheitswesen.</w:t>
+        <w:t>Evaluierung des kulturell adaptierten InovSafeCare-Modells zur Infektionsprävention und -kontrolle bei 486 Pflegestudierenden in vier Instituten in Tansania und Madagaskar mit Fragebogen und Pfadanalyse.</w:t>
       </w:r>
     </w:p>
     <w:p>
@@ -278,7 +278,7 @@
         <w:t xml:space="preserve">Ergebnis: </w:t>
       </w:r>
       <w:r>
-        <w:t>Britisches System nutzt kein Schuldprinzip wie Deutschland (§ 630h BGB Umkehr), sondern klärt durch NHS Resolution (Haftung bei diagnostizierbarem Schaden). Meldezahlen daher nicht mit Deutschland vergleichbar. Unterschiede in Entschädigung (no-fault-Prinzipien England vs. Schuldnachweis Deutschland) bestimmen, welche Fehler gemeldet und entschädigt werden.</w:t>
+        <w:t>10-Faktor-Lösung erklärt 52,1 % der Varianz (Cronbachs α: 0,64-0,88). Strukturmodell zeigt akzeptable Passung (CFI=0,88; RMSEA=0,097). Kein direkter Zusammenhang zwischen Bildung und Adhärenz, stattdessen vermittelter Effekt über Motivation, Erwartungen, Skepsis, Umweltkomplexität und Überlastung. Modell erklärt 18,9 % der Varianz in Adhärenz. Psychische und kontextuelle Mediatoren sind kritisch.</w:t>
       </w:r>
     </w:p>
     <w:p>
@@ -293,7 +293,7 @@
         <w:rPr>
           <w:sz w:val="19"/>
         </w:rPr>
-        <w:t>Großbritannien/England – Haftungssystem (Entschädigung ohne Schuldnachweis) fundamental anders als Deutschland; Transfer-Vorsicht wegen Meldevergleichbarkeit.</w:t>
+        <w:t>Sub-Sahara-Afrika, valides Messinstrument für Implementierungsforschung</w:t>
       </w:r>
     </w:p>
     <w:p>
@@ -302,7 +302,7 @@
           <w:color w:val="5A7D3A"/>
           <w:sz w:val="18"/>
         </w:rPr>
-        <w:t>https://pubmed.ncbi.nlm.nih.gov/42555592/</w:t>
+        <w:t>https://pubmed.ncbi.nlm.nih.gov/42742348/</w:t>
       </w:r>
     </w:p>
     <w:p>
@@ -310,7 +310,7 @@
         <w:pStyle w:val="Heading2"/>
       </w:pPr>
       <w:r>
-        <w:t>After Action Review verbesser­te Fehlerkultur in irischem Spital, nicht aber Sekundärtraumata von Mitarbeitern</w:t>
+        <w:t>Landiolol senkt Herzfrequenz bei Sepsis mit neuem Vorhofflimmern sicher</w:t>
       </w:r>
     </w:p>
     <w:p>
@@ -320,12 +320,12 @@
           <w:color w:val="666666"/>
           <w:sz w:val="18"/>
         </w:rPr>
-        <w:t>McCarthy SE et al.  ·  BMC Health Serv Res  ·  15.07.2026  ·  PMID 42458452</w:t>
+        <w:t>Guarracino F et al.  ·  Crit Care  ·  07.08.2026  ·  PMID 42736570</w:t>
       </w:r>
     </w:p>
     <w:p>
       <w:r>
-        <w:t>Ein irisches Universitätsspital führte Simulation-basiertes Training in After Action Review (AAR) durch und untersuchte, ob dies die Patientensicherheitskultur (HSOPS 2.0) und das Wohlbefinden von Mitarbeitern (SVEST) nach 12 Monaten verbessert.</w:t>
+        <w:t>Europäischer Delphi-Konsens von neun Intensivmedizinern und Kardiologen untersuchte, wie man Vorhofflimmern bei septischem Schock mit Herzfrequenzkontrolle managen sollte, mit Fokus auf den ultraselektiven β₁-Blocker Landiolol.</w:t>
       </w:r>
     </w:p>
     <w:p>
@@ -336,7 +336,7 @@
         <w:t xml:space="preserve">Ergebnis: </w:t>
       </w:r>
       <w:r>
-        <w:t>37 % des Personals kannte AAR, 10 % nahmen teil. 39 AAR-Sitzungen wurden durchgeführt (Kosten durchschnittlich 48 Euro). Gesamtsicherheitskultur stieg nicht an (33 % vs. 16 % Responserate, Fallzahl n=586). Aber: Reaktion auf Fehler verbesserte sich (mit AAR-Teilnahme assoziiert). Psychisches und physisches Wohlbefinden der Mitarbeiter verschlechterte sich, ebenso berufliche Selbstwirksamkeit.</w:t>
+        <w:t>70,9 % der 55 Aussagen erreichten Konsens (≥80 % Übereinstimmung). Landiolol wurde für HR-Kontrolle bei ausgewählten Sepsis-Patienten empfohlen: ohne Bolus starten, niedrig titrieren, Ziel &lt;110 bpm mit engem hämodynamischen Monitoring. Kein Konsens zu optimaler Dauer oder Einsatz bei schwerer Ventrikeldysfunktion.</w:t>
       </w:r>
     </w:p>
     <w:p>
@@ -351,7 +351,7 @@
         <w:rPr>
           <w:sz w:val="19"/>
         </w:rPr>
-        <w:t>Irland, vergleichbare Meldekultur; AAR-Struktur ist deutsch übertragbar, Resultate aber ernüchternd.</w:t>
+        <w:t>Deutschland, Österreich, Frankreich, europäisches Konsens-Verfahren</w:t>
       </w:r>
     </w:p>
     <w:p>
@@ -360,7 +360,7 @@
           <w:color w:val="5A7D3A"/>
           <w:sz w:val="18"/>
         </w:rPr>
-        <w:t>https://pubmed.ncbi.nlm.nih.gov/42458452/</w:t>
+        <w:t>https://pubmed.ncbi.nlm.nih.gov/42736570/</w:t>
       </w:r>
     </w:p>
     <w:p>
@@ -368,7 +368,7 @@
         <w:pStyle w:val="Heading2"/>
       </w:pPr>
       <w:r>
-        <w:t>Öffentlichkeit überschätzte Antidepressiva-Wirkung um 11 Punkte (MADRS) und unterschätzte Nebenwirkungshäufigkeit</w:t>
+        <w:t>Serum-Meprin α identifiziert SIRS-Patienten zuverlässiger als klassische Parameter</w:t>
       </w:r>
     </w:p>
     <w:p>
@@ -378,12 +378,12 @@
           <w:color w:val="666666"/>
           <w:sz w:val="18"/>
         </w:rPr>
-        <w:t>Apel K et al.  ·  Sci Rep  ·  15.07.2026  ·  PMID 42457810</w:t>
+        <w:t>Beckinger S et al.  ·  Mol Med  ·  18.07.2026  ·  PMID 42471588</w:t>
       </w:r>
     </w:p>
     <w:p>
       <w:r>
-        <w:t>Deutsche Querschnittsstudie (208 Personen mit und ohne Depressionserfahrung) mithilfe von Fallszenarien und normierten Bewertungs­skalen: Wie wirksam müssen Antidepressiva sein, um Nebenwirkungen zu tolerieren.</w:t>
+        <w:t>Studie mit Transgen-Mausmodell und Intensivpatienten untersuchte, ob das Metalloprotease Meprin α als Biomarker für systemische Entzündungsreaktion (SIRS) taugt.</w:t>
       </w:r>
     </w:p>
     <w:p>
@@ -394,7 +394,7 @@
         <w:t xml:space="preserve">Ergebnis: </w:t>
       </w:r>
       <w:r>
-        <w:t>Antidepressiva-Wirkung wurde signifikant überschätzt (t(204)=8,96, p&lt;0,001, d=0,63, 11 MADRS-Punkte über echte Rate). Bei 13 von 15 abgefragten Nebenwirkungen wurden Häufigkeiten unterschätzt. Beispiel: Um Anfallsrisiko zu akzeptieren, forderten Befragte Symptomverbesserung um 23,51±8,82 MADRS-Punkte. Diskrepanz zwischen Erwartung und evidenzbasierter Information erheblich.</w:t>
+        <w:t>K5Mα-Mäuse entwickelten tödliche SIRS mit Hypothermie, Gewichtsverlust, Anämie und Zytokinsturm. Serum-Meprin-α-Spiegel korrelierten mit Krankheitsverlauf. Hohe Meprin-α-Spiegel waren bei allen SIRS-Patienten (n=19) nachweisbar, aber bei keinem Non-SIRS-Patienten (n=29). Meprin α korrelierte mit C-reaktivem Protein, Procalcitonin und Leukozyten, erlaubte aber klare Unterscheidung von SIRS.</w:t>
       </w:r>
     </w:p>
     <w:p>
@@ -409,7 +409,7 @@
         <w:rPr>
           <w:sz w:val="19"/>
         </w:rPr>
-        <w:t>Deutschland (Erlangen), direkt anwendbar; zeigt Beratungslücke: Patient-Arzt-Kommunikation muss Risiken explicit adressieren.</w:t>
+        <w:t>Deutschland, kleine Kohorte, größere Multizenterstudie notwendig</w:t>
       </w:r>
     </w:p>
     <w:p>
@@ -418,7 +418,7 @@
           <w:color w:val="5A7D3A"/>
           <w:sz w:val="18"/>
         </w:rPr>
-        <w:t>https://pubmed.ncbi.nlm.nih.gov/42457810/</w:t>
+        <w:t>https://pubmed.ncbi.nlm.nih.gov/42471588/</w:t>
       </w:r>
     </w:p>
     <w:sectPr>

--- a/download/studien-aktuell.docx
+++ b/download/studien-aktuell.docx
@@ -62,7 +62,7 @@
           <w:color w:val="666666"/>
           <w:sz w:val="18"/>
         </w:rPr>
-        <w:t>Stand: 16.09.2026  |  6 Studien  |  safety.m-vf.de</w:t>
+        <w:t>Stand: 17.09.2026  |  6 Studien  |  safety.m-vf.de</w:t>
       </w:r>
     </w:p>
     <w:p>
@@ -70,7 +70,7 @@
         <w:pStyle w:val="Heading1"/>
       </w:pPr>
       <w:r>
-        <w:t>Aufgenommen am 16.09.2026</w:t>
+        <w:t>Aufgenommen am 17.09.2026</w:t>
       </w:r>
     </w:p>
     <w:p>
@@ -78,7 +78,7 @@
         <w:pStyle w:val="Heading2"/>
       </w:pPr>
       <w:r>
-        <w:t>Infektionsprävention im Kreißsaal: Motivation schlägt Ressourcenmangel</w:t>
+        <w:t>Nachhaltige Schutzausrüstung reduziert Carbon-Footprint ohne Infektionsrisiko</w:t>
       </w:r>
     </w:p>
     <w:p>
@@ -88,12 +88,12 @@
           <w:color w:val="666666"/>
           <w:sz w:val="18"/>
         </w:rPr>
-        <w:t>Riches JM et al.  ·  BMJ Glob Health  ·  15.09.2026  ·  PMID 42744564</w:t>
+        <w:t>Slyne H  ·  Br J Nurs  ·  17.09.2026  ·  PMID 42748025</w:t>
       </w:r>
     </w:p>
     <w:p>
       <w:r>
-        <w:t>Mixed-Methods-Studie in drei Kreißsälen in Malawi identifizierte Barrieren und Förderfaktoren für Infektionsprävention vor Kaiserschnitt, um eine Verhaltensintervention zu entwickeln.</w:t>
+        <w:t>Übersichtsarbeit der Infection Prevention and Control Abteilung eines britischen Universitätskrankenhauses zu erfolgreichen Implementierungen nachhaltiger Persönlicher Schutzausrüstung (Handschuhe, Schürzen, Isolation Gowns, Masken).</w:t>
       </w:r>
     </w:p>
     <w:p>
@@ -104,7 +104,7 @@
         <w:t xml:space="preserve">Ergebnis: </w:t>
       </w:r>
       <w:r>
-        <w:t>Beobachtung zeigte erhebliche Lücken in Händehygiene, aseptischer Technik und sterilem Arbeiten. Ressourcenmangel wirkte direkt und indirekt als Barriere durch Auswirkung auf Motivation. "Passion" für Patienten, regelmäßige Supervision und "Reminders" waren Förderfaktoren. Indirekte Motivation spielte eine ebenso wichtige Rolle wie verfügbare Ressourcen.</w:t>
+        <w:t>Studienübersicht zeigt Kosteneinsparungen, CO₂-Reduktionen und verbesserte Mitarbeiter-Zufriedenheit sowie Hautgesundheit ohne nachteilige Auswirkungen auf nosokomiale Infektionen. Handschuh-Übernutzung identifiziert als größter Carbon-Hotspot im Gesundheitswesen.</w:t>
       </w:r>
     </w:p>
     <w:p>
@@ -119,7 +119,7 @@
         <w:rPr>
           <w:sz w:val="19"/>
         </w:rPr>
-        <w:t>Malawi, Erkenntnisse für Implementierungsforschung zur Verhaltensänderung</w:t>
+        <w:t>Vereinigtes Königreich, vergleichbare PPE-Standards und Dokumentationspflichten</w:t>
       </w:r>
     </w:p>
     <w:p>
@@ -128,7 +128,7 @@
           <w:color w:val="5A7D3A"/>
           <w:sz w:val="18"/>
         </w:rPr>
-        <w:t>https://pubmed.ncbi.nlm.nih.gov/42744564/</w:t>
+        <w:t>https://pubmed.ncbi.nlm.nih.gov/42748025/</w:t>
       </w:r>
     </w:p>
     <w:p>
@@ -136,7 +136,7 @@
         <w:pStyle w:val="Heading2"/>
       </w:pPr>
       <w:r>
-        <w:t>"Zweites Opfer" in Gesundheitsberufen: physische, mentale und berufliche Schäden</w:t>
+        <w:t>Perioperative Hypersensibilität im Kindesalter: Qualitative Analyse französischer Allergie-Kohorten</w:t>
       </w:r>
     </w:p>
     <w:p>
@@ -146,12 +146,12 @@
           <w:color w:val="666666"/>
           <w:sz w:val="18"/>
         </w:rPr>
-        <w:t>Vianna Gonçalves da Costa ECDC et al.  ·  PLoS One  ·  15.09.2026  ·  PMID 42743379</w:t>
+        <w:t>Michel MP et al.  ·  Pediatr Allergy Immunol  ·  Sept. 2026  ·  PMID 42747994</w:t>
       </w:r>
     </w:p>
     <w:p>
       <w:r>
-        <w:t>Scoping Review untersuchte psychische, physische, berufliche und soziale Folgen des "Zweiten-Opfer"-Phänomens (psychische Traumatisierung von Fachpersonen nach Behandlungsfehlern) in 37 Publikationen aus 2009-2024.</w:t>
+        <w:t>Analyse von 4.605 perioperativen Hypersensibilitätsreaktionen (461 Fälle bei Kindern &lt;18 Jahren) aus französischem GERAP-Netzwerk über drei Dekaden (1997–2024) mit Allergen-Identifikation und Schweregraduierung.</w:t>
       </w:r>
     </w:p>
     <w:p>
@@ -162,7 +162,7 @@
         <w:t xml:space="preserve">Ergebnis: </w:t>
       </w:r>
       <w:r>
-        <w:t>Überwiegend qualitative Studien (n=14), hospitales Umfeld (n=25), Pflege am meisten erforscht (n=27). 39 Auswirkungen wurden kartografiert: psychische Dimension identifizierte Suizidgedanken als Risiko. Berufliche Dimension mit höchster Anzahl von Folgen (Kündigungen, Karriereverlust). Studie belegt starke Beziehung zwischen Fehlertraumatisierung und Arbeiter-Sicherheit.</w:t>
+        <w:t>Kausales Allergen in 43% der Fälle identifiziert (Neuromuscular-Blocking-Agents 31%, Latex 30%, Antibiotika 16%). Reaktionen mit Allergen-ID waren signifikant schwerer (Grad 3–4: 46% vs. 13%; p &lt; 0,001) mit höherer Tryptase (Median 16,0 vs. 4,0 μg/L; p &lt; 0,001). Latex-Reaktionen verschwanden nach 2017.</w:t>
       </w:r>
     </w:p>
     <w:p>
@@ -177,7 +177,7 @@
         <w:rPr>
           <w:sz w:val="19"/>
         </w:rPr>
-        <w:t>Globale Evidenz aus 22 Ländern, Pflegefokus, Implementierung notwendig</w:t>
+        <w:t>Frankreich, hochgradig vergleichbar; europäischer Standard für Allergie-Registrierung und Perioperativ-Management</w:t>
       </w:r>
     </w:p>
     <w:p>
@@ -186,7 +186,7 @@
           <w:color w:val="5A7D3A"/>
           <w:sz w:val="18"/>
         </w:rPr>
-        <w:t>https://pubmed.ncbi.nlm.nih.gov/42743379/</w:t>
+        <w:t>https://pubmed.ncbi.nlm.nih.gov/42747994/</w:t>
       </w:r>
     </w:p>
     <w:p>
@@ -194,7 +194,7 @@
         <w:pStyle w:val="Heading2"/>
       </w:pPr>
       <w:r>
-        <w:t>ESBL-Kolonisierungsdruck erhöht Infektionsrisiko auf Neugeborenen-Stationen</w:t>
+        <w:t>Cefazolin mindestens gleichwertig zu Flucloxacillin bei Staphylococcus-aureus-Bakteriämie</w:t>
       </w:r>
     </w:p>
     <w:p>
@@ -204,12 +204,12 @@
           <w:color w:val="666666"/>
           <w:sz w:val="18"/>
         </w:rPr>
-        <w:t>Cook A et al.  ·  JAMA Netw Open  ·  01.09.2026  ·  PMID 42742944</w:t>
+        <w:t>Jager NGL et al.  ·  Ned Tijdschr Geneeskd  ·  16.09.2026  ·  PMID 42747445</w:t>
       </w:r>
     </w:p>
     <w:p>
       <w:r>
-        <w:t>Multizenterstudie an 24 europäischen Neonatalstationen untersuchte, ob die Kolonisierungsdichte mit ESBL-tragenden Bakterien das Risiko für Neugeborene, selbst eine ESBL-Infektion zu entwickeln, beeinflusst.</w:t>
+        <w:t>Die internationale adaptive Plattformstudie SNAP verglich Cefazolin mit (Flu-)Cloxacillin bei Erwachsenen mit Methicillin-empfindlicher S.-aureus-Bakteriämie.</w:t>
       </w:r>
     </w:p>
     <w:p>
@@ -220,7 +220,7 @@
         <w:t xml:space="preserve">Ergebnis: </w:t>
       </w:r>
       <w:r>
-        <w:t>Eine Zunahme der Kolonisierungsdruck um 10 % war mit erhöhter Übernahmequote assoziiert (OR 1,89 bei 4-Tage-Abstand, 95%-KI 1,22-2,94; OR 1,76 bei 7 Tagen, 95%-KI 1,26-2,63; OR 1,73 bei 14 Tagen, 95%-KI 1,15-2,52). Maßnahmen auf Stationsebene könnten direkte und indirekte Vorteile bringen.</w:t>
+        <w:t>90-Tage-Mortalität 15,0% mit Cefazolin versus 17,0% mit (Flu-)Cloxacillin (aOR 0,81; 95%-KrI 0,59–1,12; Nicht-Unterlegenheitswahrscheinlichkeit 99,2%). Akutes Nierenschädigungsrisiko war bei Cefazolin signifikant niedriger (13,9% vs. 19,6%; aOR 0,67; 95%-KrI 0,50–0,89).</w:t>
       </w:r>
     </w:p>
     <w:p>
@@ -235,7 +235,7 @@
         <w:rPr>
           <w:sz w:val="19"/>
         </w:rPr>
-        <w:t>Acht europäische Länder, deutschsprachige Einrichtungen vergleichbar</w:t>
+        <w:t>Niederlande, vergleichbares Sozialversicherungssystem und ärztliches Handeln</w:t>
       </w:r>
     </w:p>
     <w:p>
@@ -244,7 +244,7 @@
           <w:color w:val="5A7D3A"/>
           <w:sz w:val="18"/>
         </w:rPr>
-        <w:t>https://pubmed.ncbi.nlm.nih.gov/42742944/</w:t>
+        <w:t>https://pubmed.ncbi.nlm.nih.gov/42747445/</w:t>
       </w:r>
     </w:p>
     <w:p>
@@ -252,7 +252,7 @@
         <w:pStyle w:val="Heading2"/>
       </w:pPr>
       <w:r>
-        <w:t>Psychische und kontextuelle Faktoren treiben Infektionsprävention mehr als Wissen</w:t>
+        <w:t>Opioid-Allergien-Labeling bewirkt unnötige Ausgrenzung sicherer Analgetika</w:t>
       </w:r>
     </w:p>
     <w:p>
@@ -262,12 +262,12 @@
           <w:color w:val="666666"/>
           <w:sz w:val="18"/>
         </w:rPr>
-        <w:t>Ventura F et al.  ·  Glob Health Action  ·  15.09.2026  ·  PMID 42742348</w:t>
+        <w:t>Eiset AH et al.  ·  Basic Clin Pharmacol Toxicol  ·  Okt. 2026  ·  PMID 42746690</w:t>
       </w:r>
     </w:p>
     <w:p>
       <w:r>
-        <w:t>Evaluierung des kulturell adaptierten InovSafeCare-Modells zur Infektionsprävention und -kontrolle bei 486 Pflegestudierenden in vier Instituten in Tansania und Madagaskar mit Fragebogen und Pfadanalyse.</w:t>
+        <w:t>Audit von 14.661 Opioid-Allergieregistrierungen in elektronischen Patientenakten von sechs dänischen Krankenhäusern (2020–2023) validierte Text-Mining-Algorithmen zur Unterscheidung wahrer Überempfindlichkeit von normalen Nebenwirkungen.</w:t>
       </w:r>
     </w:p>
     <w:p>
@@ -278,7 +278,7 @@
         <w:t xml:space="preserve">Ergebnis: </w:t>
       </w:r>
       <w:r>
-        <w:t>10-Faktor-Lösung erklärt 52,1 % der Varianz (Cronbachs α: 0,64-0,88). Strukturmodell zeigt akzeptable Passung (CFI=0,88; RMSEA=0,097). Kein direkter Zusammenhang zwischen Bildung und Adhärenz, stattdessen vermittelter Effekt über Motivation, Erwartungen, Skepsis, Umweltkomplexität und Überlastung. Modell erklärt 18,9 % der Varianz in Adhärenz. Psychische und kontextuelle Mediatoren sind kritisch.</w:t>
+        <w:t>Nur 19% (n = 2.710) der Registrierungen entsprachen einer wahrscheinlichen Allergie, überwiegend Hautausschlag oder Pruritus (71%). 33% der Patienten mit registrierter Allergie erhielten später sicher das gleiche Opioid; das Label ist ein sehr schwacher Prädiktor für echte Hypersensibilität.</w:t>
       </w:r>
     </w:p>
     <w:p>
@@ -293,7 +293,7 @@
         <w:rPr>
           <w:sz w:val="19"/>
         </w:rPr>
-        <w:t>Sub-Sahara-Afrika, valides Messinstrument für Implementierungsforschung</w:t>
+        <w:t>Dänemark mit Fehlermeldesystem ohne Verschuldensnachweis – Übertragung auf Arzthaftungs-Systeme mit Beweislast limitiert</w:t>
       </w:r>
     </w:p>
     <w:p>
@@ -302,7 +302,7 @@
           <w:color w:val="5A7D3A"/>
           <w:sz w:val="18"/>
         </w:rPr>
-        <w:t>https://pubmed.ncbi.nlm.nih.gov/42742348/</w:t>
+        <w:t>https://pubmed.ncbi.nlm.nih.gov/42746690/</w:t>
       </w:r>
     </w:p>
     <w:p>
@@ -310,7 +310,7 @@
         <w:pStyle w:val="Heading2"/>
       </w:pPr>
       <w:r>
-        <w:t>Landiolol senkt Herzfrequenz bei Sepsis mit neuem Vorhofflimmern sicher</w:t>
+        <w:t>Falsch dokumentierte Penicillin-Allergie erhöht Infektionsrisiko bei Leberzirrhose-Patienten</w:t>
       </w:r>
     </w:p>
     <w:p>
@@ -320,12 +320,12 @@
           <w:color w:val="666666"/>
           <w:sz w:val="18"/>
         </w:rPr>
-        <w:t>Guarracino F et al.  ·  Crit Care  ·  07.08.2026  ·  PMID 42736570</w:t>
+        <w:t>Danpanichkul P et al.  ·  Alcohol Clin Exp Res (Hoboken)  ·  Sept. 2026  ·  PMID 42745200</w:t>
       </w:r>
     </w:p>
     <w:p>
       <w:r>
-        <w:t>Europäischer Delphi-Konsens von neun Intensivmedizinern und Kardiologen untersuchte, wie man Vorhofflimmern bei septischem Schock mit Herzfrequenzkontrolle managen sollte, mit Fokus auf den ultraselektiven β₁-Blocker Landiolol.</w:t>
+        <w:t>Kohortenstudie mit Propensity-Score-Matching (n = 2.388) untersuchte die Auswirkung dokumentierter Penicillin-Allergie-Labels auf Infektionsraten bei Patienten mit alkoholischer Leberzirrhose in den USA.</w:t>
       </w:r>
     </w:p>
     <w:p>
@@ -336,7 +336,7 @@
         <w:t xml:space="preserve">Ergebnis: </w:t>
       </w:r>
       <w:r>
-        <w:t>70,9 % der 55 Aussagen erreichten Konsens (≥80 % Übereinstimmung). Landiolol wurde für HR-Kontrolle bei ausgewählten Sepsis-Patienten empfohlen: ohne Bolus starten, niedrig titrieren, Ziel &lt;110 bpm mit engem hämodynamischen Monitoring. Kein Konsens zu optimaler Dauer oder Einsatz bei schwerer Ventrikeldysfunktion.</w:t>
+        <w:t>Penicillin-Allergie-Label assoziiert mit erhöhtem Sepsis-Risiko (11,4% vs. 6,4%; HR 1,53; 95%-KI 1,16–2,02), Pneumonie (8,7% vs. 5,0%; HR 1,49), Harnwegsinfekt (11,7% vs. 6,6%; HR 1,55) und Alkoholhepatitis (19,0% vs. 13,5%; HR 1,27).</w:t>
       </w:r>
     </w:p>
     <w:p>
@@ -351,7 +351,7 @@
         <w:rPr>
           <w:sz w:val="19"/>
         </w:rPr>
-        <w:t>Deutschland, Österreich, Frankreich, europäisches Konsens-Verfahren</w:t>
+        <w:t>USA-Daten, begrenzte Übertragbarkeit auf deutsche Dokumentations- und Haftungspraxis</w:t>
       </w:r>
     </w:p>
     <w:p>
@@ -360,7 +360,7 @@
           <w:color w:val="5A7D3A"/>
           <w:sz w:val="18"/>
         </w:rPr>
-        <w:t>https://pubmed.ncbi.nlm.nih.gov/42736570/</w:t>
+        <w:t>https://pubmed.ncbi.nlm.nih.gov/42745200/</w:t>
       </w:r>
     </w:p>
     <w:p>
@@ -368,7 +368,7 @@
         <w:pStyle w:val="Heading2"/>
       </w:pPr>
       <w:r>
-        <w:t>Serum-Meprin α identifiziert SIRS-Patienten zuverlässiger als klassische Parameter</w:t>
+        <w:t>Hohe Sepsis-Inzidenz bei alkoholbedingter Zirrhose: 30%-Mortalität in erster Hospitalisierung</w:t>
       </w:r>
     </w:p>
     <w:p>
@@ -378,12 +378,12 @@
           <w:color w:val="666666"/>
           <w:sz w:val="18"/>
         </w:rPr>
-        <w:t>Beckinger S et al.  ·  Mol Med  ·  18.07.2026  ·  PMID 42471588</w:t>
+        <w:t>Stenderup CJ et al.  ·  Liver Int  ·  Okt. 2026  ·  PMID 42741819</w:t>
       </w:r>
     </w:p>
     <w:p>
       <w:r>
-        <w:t>Studie mit Transgen-Mausmodell und Intensivpatienten untersuchte, ob das Metalloprotease Meprin α als Biomarker für systemische Entzündungsreaktion (SIRS) taugt.</w:t>
+        <w:t>Dänische populationsbasierte Studie aller Patienten mit alkoholbedingter Zirrhose (n = 2.511, 2013–2022) quantifizierte Sepsis- und Bakteriämie-Inzidenz und prognostische Faktoren.</w:t>
       </w:r>
     </w:p>
     <w:p>
@@ -394,7 +394,7 @@
         <w:t xml:space="preserve">Ergebnis: </w:t>
       </w:r>
       <w:r>
-        <w:t>K5Mα-Mäuse entwickelten tödliche SIRS mit Hypothermie, Gewichtsverlust, Anämie und Zytokinsturm. Serum-Meprin-α-Spiegel korrelierten mit Krankheitsverlauf. Hohe Meprin-α-Spiegel waren bei allen SIRS-Patienten (n=19) nachweisbar, aber bei keinem Non-SIRS-Patienten (n=29). Meprin α korrelierte mit C-reaktivem Protein, Procalcitonin und Leukozyten, erlaubte aber klare Unterscheidung von SIRS.</w:t>
+        <w:t>Kumulative 3-Jahres-Inzidenz ernst gemeinter Systeminfektionen 5,9% (95%-KI 5,0–6,9). MELD-NA-Score war unabhängiger Prädiktor (sHR 1,05 pro Punkt; 95%-KI 1,02–1,08). 30-Tage-Mortalität nach Hospitalisierung mit Infektion: 30% (95%-KI 23–37). Enterobacterales 38%, Staphylokokken 25%, Streptokokken 22% der Isolate.</w:t>
       </w:r>
     </w:p>
     <w:p>
@@ -409,7 +409,7 @@
         <w:rPr>
           <w:sz w:val="19"/>
         </w:rPr>
-        <w:t>Deutschland, kleine Kohorte, größere Multizenterstudie notwendig</w:t>
+        <w:t>Dänemark mit skandinavischem Melde- und Entschädigungssystem – Fallzahlen nicht mit deutschem vergleichbar</w:t>
       </w:r>
     </w:p>
     <w:p>
@@ -418,7 +418,7 @@
           <w:color w:val="5A7D3A"/>
           <w:sz w:val="18"/>
         </w:rPr>
-        <w:t>https://pubmed.ncbi.nlm.nih.gov/42471588/</w:t>
+        <w:t>https://pubmed.ncbi.nlm.nih.gov/42741819/</w:t>
       </w:r>
     </w:p>
     <w:sectPr>

--- a/download/studien-aktuell.docx
+++ b/download/studien-aktuell.docx
@@ -62,7 +62,7 @@
           <w:color w:val="666666"/>
           <w:sz w:val="18"/>
         </w:rPr>
-        <w:t>Stand: 17.09.2026  |  6 Studien  |  safety.m-vf.de</w:t>
+        <w:t>Stand: 18.09.2026  |  6 Studien  |  safety.m-vf.de</w:t>
       </w:r>
     </w:p>
     <w:p>
@@ -70,7 +70,7 @@
         <w:pStyle w:val="Heading1"/>
       </w:pPr>
       <w:r>
-        <w:t>Aufgenommen am 17.09.2026</w:t>
+        <w:t>Aufgenommen am 18.09.2026</w:t>
       </w:r>
     </w:p>
     <w:p>
@@ -78,7 +78,7 @@
         <w:pStyle w:val="Heading2"/>
       </w:pPr>
       <w:r>
-        <w:t>Nachhaltige Schutzausrüstung reduziert Carbon-Footprint ohne Infektionsrisiko</w:t>
+        <w:t>MedDRA-Standardisierung halbierte Sicherheitsmeldelücken in Operationsstudien</w:t>
       </w:r>
     </w:p>
     <w:p>
@@ -88,12 +88,12 @@
           <w:color w:val="666666"/>
           <w:sz w:val="18"/>
         </w:rPr>
-        <w:t>Slyne H  ·  Br J Nurs  ·  17.09.2026  ·  PMID 42748025</w:t>
+        <w:t>Camasso NC et al.  ·  BMJ Open  ·  17.09.2026  ·  PMID 42754271</w:t>
       </w:r>
     </w:p>
     <w:p>
       <w:r>
-        <w:t>Übersichtsarbeit der Infection Prevention and Control Abteilung eines britischen Universitätskrankenhauses zu erfolgreichen Implementierungen nachhaltiger Persönlicher Schutzausrüstung (Handschuhe, Schürzen, Isolation Gowns, Masken).</w:t>
+        <w:t>Querschnittsanalyse untersuchte, ob standardisierte Nomenklatur (MedDRA) für Nebenwirkungen die Qualität der Sicherheitsberichterstattung in chirurgischen Randomisierungsstudien verbessert.</w:t>
       </w:r>
     </w:p>
     <w:p>
@@ -104,7 +104,7 @@
         <w:t xml:space="preserve">Ergebnis: </w:t>
       </w:r>
       <w:r>
-        <w:t>Studienübersicht zeigt Kosteneinsparungen, CO₂-Reduktionen und verbesserte Mitarbeiter-Zufriedenheit sowie Hautgesundheit ohne nachteilige Auswirkungen auf nosokomiale Infektionen. Handschuh-Übernutzung identifiziert als größter Carbon-Hotspot im Gesundheitswesen.</w:t>
+        <w:t>Nur 18,8% der 116 Studien nutzten MedDRA. Mit MedDRA: vollständigere Berichte (p&lt;0,001), Concordance Registry-Publication 60% vs. 82% Diskrepanz, Mortalitätsmeldungen 60% vs. 82% Diskordanz. Industriefinanzierung und US-Beteiligung erhöhten MedDRA-Adoption um Faktor 29 bzw. 4,6.</w:t>
       </w:r>
     </w:p>
     <w:p>
@@ -119,7 +119,7 @@
         <w:rPr>
           <w:sz w:val="19"/>
         </w:rPr>
-        <w:t>Vereinigtes Königreich, vergleichbare PPE-Standards und Dokumentationspflichten</w:t>
+        <w:t>Universelles Problem Chirurgieforschung, MedDRA auch in deutschsprachigen Kliniken einsetzbar.</w:t>
       </w:r>
     </w:p>
     <w:p>
@@ -128,7 +128,7 @@
           <w:color w:val="5A7D3A"/>
           <w:sz w:val="18"/>
         </w:rPr>
-        <w:t>https://pubmed.ncbi.nlm.nih.gov/42748025/</w:t>
+        <w:t>https://pubmed.ncbi.nlm.nih.gov/42754271/</w:t>
       </w:r>
     </w:p>
     <w:p>
@@ -136,7 +136,7 @@
         <w:pStyle w:val="Heading2"/>
       </w:pPr>
       <w:r>
-        <w:t>Perioperative Hypersensibilität im Kindesalter: Qualitative Analyse französischer Allergie-Kohorten</w:t>
+        <w:t>Pflegeleiter-Bundle senkte Pneumonierisiko bei septischen Bauchpatienten um 40 Prozent</w:t>
       </w:r>
     </w:p>
     <w:p>
@@ -146,12 +146,12 @@
           <w:color w:val="666666"/>
           <w:sz w:val="18"/>
         </w:rPr>
-        <w:t>Michel MP et al.  ·  Pediatr Allergy Immunol  ·  Sept. 2026  ·  PMID 42747994</w:t>
+        <w:t>Xu Y et al.  ·  Crit Care  ·  14.09.2026  ·  PMID 42750044</w:t>
       </w:r>
     </w:p>
     <w:p>
       <w:r>
-        <w:t>Analyse von 4.605 perioperativen Hypersensibilitätsreaktionen (461 Fälle bei Kindern &lt;18 Jahren) aus französischem GERAP-Netzwerk über drei Dekaden (1997–2024) mit Allergen-Identifikation und Schweregraduierung.</w:t>
+        <w:t>Studie untersuchte, ob ein Pflege-Behandlungsbündel für Atemwegsmanagement die Pneumonierate bei kritisch kranken Patienten mit Abdominalempyem senkt.</w:t>
       </w:r>
     </w:p>
     <w:p>
@@ -162,7 +162,7 @@
         <w:t xml:space="preserve">Ergebnis: </w:t>
       </w:r>
       <w:r>
-        <w:t>Kausales Allergen in 43% der Fälle identifiziert (Neuromuscular-Blocking-Agents 31%, Latex 30%, Antibiotika 16%). Reaktionen mit Allergen-ID waren signifikant schwerer (Grad 3–4: 46% vs. 13%; p &lt; 0,001) mit höherer Tryptase (Median 16,0 vs. 4,0 μg/L; p &lt; 0,001). Latex-Reaktionen verschwanden nach 2017.</w:t>
+        <w:t>Das Bundle reduzierte Pneumonieinzidenz von 42,2% auf 25,6% (OR 0,39; 95%-KI 0,28–0,54; p&lt;0,001), Krankenhausaufenthalt um 20% und 28-Tage-Mortalität von 22,8% auf 18,3%. Fünf Sensitivitätsanalysen bestätigten Robustheit ohne Heterogenität zwischen Zentren.</w:t>
       </w:r>
     </w:p>
     <w:p>
@@ -177,7 +177,7 @@
         <w:rPr>
           <w:sz w:val="19"/>
         </w:rPr>
-        <w:t>Frankreich, hochgradig vergleichbar; europäischer Standard für Allergie-Registrierung und Perioperativ-Management</w:t>
+        <w:t>China, aber strukturierte Bundle-Ansätze auf Intensivstationen sind international etabliert.</w:t>
       </w:r>
     </w:p>
     <w:p>
@@ -186,7 +186,7 @@
           <w:color w:val="5A7D3A"/>
           <w:sz w:val="18"/>
         </w:rPr>
-        <w:t>https://pubmed.ncbi.nlm.nih.gov/42747994/</w:t>
+        <w:t>https://pubmed.ncbi.nlm.nih.gov/42750044/</w:t>
       </w:r>
     </w:p>
     <w:p>
@@ -194,7 +194,7 @@
         <w:pStyle w:val="Heading2"/>
       </w:pPr>
       <w:r>
-        <w:t>Cefazolin mindestens gleichwertig zu Flucloxacillin bei Staphylococcus-aureus-Bakteriämie</w:t>
+        <w:t>Pathogen-PCR-Diagnostik senkte unnötige Antibiotika und verbesserte Sepsis-Überleben</w:t>
       </w:r>
     </w:p>
     <w:p>
@@ -204,12 +204,12 @@
           <w:color w:val="666666"/>
           <w:sz w:val="18"/>
         </w:rPr>
-        <w:t>Jager NGL et al.  ·  Ned Tijdschr Geneeskd  ·  16.09.2026  ·  PMID 42747445</w:t>
+        <w:t>Zhang H et al.  ·  Nat Commun  ·  20.08.2026  ·  PMID 42749736</w:t>
       </w:r>
     </w:p>
     <w:p>
       <w:r>
-        <w:t>Die internationale adaptive Plattformstudie SNAP verglich Cefazolin mit (Flu-)Cloxacillin bei Erwachsenen mit Methicillin-empfindlicher S.-aureus-Bakteriämie.</w:t>
+        <w:t>Randomisierte Studie testete, ob digitale PCR-Diagnostik die Antibiotikaanpassung bei Sepsis-Verdacht steuert und Sterblichkeit senkt.</w:t>
       </w:r>
     </w:p>
     <w:p>
@@ -220,7 +220,7 @@
         <w:t xml:space="preserve">Ergebnis: </w:t>
       </w:r>
       <w:r>
-        <w:t>90-Tage-Mortalität 15,0% mit Cefazolin versus 17,0% mit (Flu-)Cloxacillin (aOR 0,81; 95%-KrI 0,59–1,12; Nicht-Unterlegenheitswahrscheinlichkeit 99,2%). Akutes Nierenschädigungsrisiko war bei Cefazolin signifikant niedriger (13,9% vs. 19,6%; aOR 0,67; 95%-KrI 0,50–0,89).</w:t>
+        <w:t>ddPCR erhöhte korrekte Antibiotikaabdeckung von 6,1% auf 12,91% (p=0,0039), Tagesmelder schneller. Pathogenenlast &gt;3051 Kopien/ml (Tag 0), &gt;404 (Tag 3), &gt;1348 (Tag 7) vorhersagend für 28-Tage-Mortalität. Frühe genauigkeitsbasierte Therapieanpassung verbesserte Überleben signifikant.</w:t>
       </w:r>
     </w:p>
     <w:p>
@@ -235,7 +235,7 @@
         <w:rPr>
           <w:sz w:val="19"/>
         </w:rPr>
-        <w:t>Niederlande, vergleichbares Sozialversicherungssystem und ärztliches Handeln</w:t>
+        <w:t>China-Daten, aber Diagnostik-Prinzip auf Sepsis-Erkennung universell übertragbar.</w:t>
       </w:r>
     </w:p>
     <w:p>
@@ -244,7 +244,7 @@
           <w:color w:val="5A7D3A"/>
           <w:sz w:val="18"/>
         </w:rPr>
-        <w:t>https://pubmed.ncbi.nlm.nih.gov/42747445/</w:t>
+        <w:t>https://pubmed.ncbi.nlm.nih.gov/42749736/</w:t>
       </w:r>
     </w:p>
     <w:p>
@@ -252,7 +252,7 @@
         <w:pStyle w:val="Heading2"/>
       </w:pPr>
       <w:r>
-        <w:t>Opioid-Allergien-Labeling bewirkt unnötige Ausgrenzung sicherer Analgetika</w:t>
+        <w:t>Sicherheitsclutter-Taxonomie identifiziert verschleuerte Prozesse, die Schaden nicht mindern</w:t>
       </w:r>
     </w:p>
     <w:p>
@@ -262,12 +262,12 @@
           <w:color w:val="666666"/>
           <w:sz w:val="18"/>
         </w:rPr>
-        <w:t>Eiset AH et al.  ·  Basic Clin Pharmacol Toxicol  ·  Okt. 2026  ·  PMID 42746690</w:t>
+        <w:t>Raheemy Y et al.  ·  J Safety Res  ·  15.06.2026  ·  PMID 42744505</w:t>
       </w:r>
     </w:p>
     <w:p>
       <w:r>
-        <w:t>Audit von 14.661 Opioid-Allergieregistrierungen in elektronischen Patientenakten von sechs dänischen Krankenhäusern (2020–2023) validierte Text-Mining-Algorithmen zur Unterscheidung wahrer Überempfindlichkeit von normalen Nebenwirkungen.</w:t>
+        <w:t>Qualitative Studie mit Expertenfokusgruppen und 11 Jobsite-Ethnografien (Bauwesen) entwickelt eine Diagnose-Klassifikation für Sicherheitsmaßnahmen, die Zeit verschwenden.</w:t>
       </w:r>
     </w:p>
     <w:p>
@@ -278,7 +278,7 @@
         <w:t xml:space="preserve">Ergebnis: </w:t>
       </w:r>
       <w:r>
-        <w:t>Nur 19% (n = 2.710) der Registrierungen entsprachen einer wahrscheinlichen Allergie, überwiegend Hautausschlag oder Pruritus (71%). 33% der Patienten mit registrierter Allergie erhielten später sicher das gleiche Opioid; das Label ist ein sehr schwacher Prädiktor für echte Hypersensibilität.</w:t>
+        <w:t>Sicherheitsclutter definiert als Aufwand, der ohne Sicherheitsgewinn Ressourcen bindet: bedingte Clutter (exzessiv, irrelevant, unerreichbar) und reine Clutter (ungültig). 11 Clutter-Typen mit Erkennungszeichen und Fallbeispielen benannt, Triangulation Fokusgruppe-Ethnografie validiert Kategoriengrenzen.</w:t>
       </w:r>
     </w:p>
     <w:p>
@@ -293,7 +293,7 @@
         <w:rPr>
           <w:sz w:val="19"/>
         </w:rPr>
-        <w:t>Dänemark mit Fehlermeldesystem ohne Verschuldensnachweis – Übertragung auf Arzthaftungs-Systeme mit Beweislast limitiert</w:t>
+        <w:t>Bauwesen primär, Konzept auf Krankenhausprozesse (Fehlermeldesysteme, Dokumentation) übertragbar.</w:t>
       </w:r>
     </w:p>
     <w:p>
@@ -302,7 +302,7 @@
           <w:color w:val="5A7D3A"/>
           <w:sz w:val="18"/>
         </w:rPr>
-        <w:t>https://pubmed.ncbi.nlm.nih.gov/42746690/</w:t>
+        <w:t>https://pubmed.ncbi.nlm.nih.gov/42744505/</w:t>
       </w:r>
     </w:p>
     <w:p>
@@ -310,7 +310,7 @@
         <w:pStyle w:val="Heading2"/>
       </w:pPr>
       <w:r>
-        <w:t>Falsch dokumentierte Penicillin-Allergie erhöht Infektionsrisiko bei Leberzirrhose-Patienten</w:t>
+        <w:t>Digitalisierung steigert Arbeitsschutzegoismus, wenn Mitsprache fehlt – Spanien und Dänemark</w:t>
       </w:r>
     </w:p>
     <w:p>
@@ -320,12 +320,12 @@
           <w:color w:val="666666"/>
           <w:sz w:val="18"/>
         </w:rPr>
-        <w:t>Danpanichkul P et al.  ·  Alcohol Clin Exp Res (Hoboken)  ·  Sept. 2026  ·  PMID 42745200</w:t>
+        <w:t>Foncubierta-Rodríguez MJ  ·  J Safety Res  ·  17.08.2026  ·  PMID 42744499</w:t>
       </w:r>
     </w:p>
     <w:p>
       <w:r>
-        <w:t>Kohortenstudie mit Propensity-Score-Matching (n = 2.388) untersuchte die Auswirkung dokumentierter Penicillin-Allergie-Labels auf Infektionsraten bei Patienten mit alkoholischer Leberzirrhose in den USA.</w:t>
+        <w:t>Querschnittswiederholung (ESENER 2019/2024) testet, ob Digitalisierung universell zum Reaktions- statt Präventivsicherheit führt und wie Mitarbeitermitsprache puffert.</w:t>
       </w:r>
     </w:p>
     <w:p>
@@ -336,7 +336,7 @@
         <w:t xml:space="preserve">Ergebnis: </w:t>
       </w:r>
       <w:r>
-        <w:t>Penicillin-Allergie-Label assoziiert mit erhöhtem Sepsis-Risiko (11,4% vs. 6,4%; HR 1,53; 95%-KI 1,16–2,02), Pneumonie (8,7% vs. 5,0%; HR 1,49), Harnwegsinfekt (11,7% vs. 6,6%; HR 1,55) und Alkoholhepatitis (19,0% vs. 13,5%; HR 1,27).</w:t>
+        <w:t>Digitalisierung triggert überall Organisationsreaktivität; Arbeitermitsprache war 2019 inaktiv (nonsignifikant), 2024 aktiver Schutzfaktor gegen Reaktivität (β=0,547; p&lt;0,001). Traditionelle Industrie 2024 deutlich schlechter in Sicherheitsmanagement als Dienstleistung. Strukturelle Schichtung nach Sektor neu in post-pandemischer Ära.</w:t>
       </w:r>
     </w:p>
     <w:p>
@@ -351,7 +351,7 @@
         <w:rPr>
           <w:sz w:val="19"/>
         </w:rPr>
-        <w:t>USA-Daten, begrenzte Übertragbarkeit auf deutsche Dokumentations- und Haftungspraxis</w:t>
+        <w:t>Spanien/Dänemark-Daten, EU-Risikomanagement-Rahmen, aber Befund zur Digitalisierungs-Reaktivität systemunabhängig.</w:t>
       </w:r>
     </w:p>
     <w:p>
@@ -360,7 +360,7 @@
           <w:color w:val="5A7D3A"/>
           <w:sz w:val="18"/>
         </w:rPr>
-        <w:t>https://pubmed.ncbi.nlm.nih.gov/42745200/</w:t>
+        <w:t>https://pubmed.ncbi.nlm.nih.gov/42744499/</w:t>
       </w:r>
     </w:p>
     <w:p>
@@ -368,7 +368,7 @@
         <w:pStyle w:val="Heading2"/>
       </w:pPr>
       <w:r>
-        <w:t>Hohe Sepsis-Inzidenz bei alkoholbedingter Zirrhose: 30%-Mortalität in erster Hospitalisierung</w:t>
+        <w:t>Multipack-Implantate kürzten OP-Zeit und Verpackungsabfall in Wirbelsäulenchirurgie</w:t>
       </w:r>
     </w:p>
     <w:p>
@@ -378,12 +378,12 @@
           <w:color w:val="666666"/>
           <w:sz w:val="18"/>
         </w:rPr>
-        <w:t>Stenderup CJ et al.  ·  Liver Int  ·  Okt. 2026  ·  PMID 42741819</w:t>
+        <w:t>Bludau F et al.  ·  Medicina (Kaunas)  ·  26.06.2026  ·  PMID 42512785</w:t>
       </w:r>
     </w:p>
     <w:p>
       <w:r>
-        <w:t>Dänische populationsbasierte Studie aller Patienten mit alkoholbedingter Zirrhose (n = 2.511, 2013–2022) quantifizierte Sepsis- und Bakteriämie-Inzidenz und prognostische Faktoren.</w:t>
+        <w:t>HTA-Vergleichsstudie mit Messungen während acht Fusionen bewertete Einzelimplantat- gegen Multipack-Versorgung auf Workflow, Materialverbrauch und CO2-Bilanz.</w:t>
       </w:r>
     </w:p>
     <w:p>
@@ -394,7 +394,7 @@
         <w:t xml:space="preserve">Ergebnis: </w:t>
       </w:r>
       <w:r>
-        <w:t>Kumulative 3-Jahres-Inzidenz ernst gemeinter Systeminfektionen 5,9% (95%-KI 5,0–6,9). MELD-NA-Score war unabhängiger Prädiktor (sHR 1,05 pro Punkt; 95%-KI 1,02–1,08). 30-Tage-Mortalität nach Hospitalisierung mit Infektion: 30% (95%-KI 23–37). Enterobacterales 38%, Staphylokokken 25%, Streptokokken 22% der Isolate.</w:t>
+        <w:t>Multipack senkte Griffzeit um 58% (25,4 s vs. 58,7 s; p=0,004), Steriltransferaufwand um Faktor 4,76, Verpackungsvolumen um Faktor 5,6, CO2-Äquivalent 0,017 kg vs. 0,026 kg. Personalzufriedenheit 73% positiv; Nachteil: möglicher Materialabfall ungenutzter Implantate.</w:t>
       </w:r>
     </w:p>
     <w:p>
@@ -409,7 +409,7 @@
         <w:rPr>
           <w:sz w:val="19"/>
         </w:rPr>
-        <w:t>Dänemark mit skandinavischem Melde- und Entschädigungssystem – Fallzahlen nicht mit deutschem vergleichbar</w:t>
+        <w:t>Deutschland: Universitätsklinikum Mannheim, vergleichbare Operationsumgebung und Dokumentationspflichten.</w:t>
       </w:r>
     </w:p>
     <w:p>
@@ -418,7 +418,7 @@
           <w:color w:val="5A7D3A"/>
           <w:sz w:val="18"/>
         </w:rPr>
-        <w:t>https://pubmed.ncbi.nlm.nih.gov/42741819/</w:t>
+        <w:t>https://pubmed.ncbi.nlm.nih.gov/42512785/</w:t>
       </w:r>
     </w:p>
     <w:sectPr>

--- a/download/studien-aktuell.docx
+++ b/download/studien-aktuell.docx
@@ -62,7 +62,7 @@
           <w:color w:val="666666"/>
           <w:sz w:val="18"/>
         </w:rPr>
-        <w:t>Stand: 18.09.2026  |  6 Studien  |  safety.m-vf.de</w:t>
+        <w:t>Stand: 19.09.2026  |  6 Studien  |  safety.m-vf.de</w:t>
       </w:r>
     </w:p>
     <w:p>
@@ -70,7 +70,7 @@
         <w:pStyle w:val="Heading1"/>
       </w:pPr>
       <w:r>
-        <w:t>Aufgenommen am 18.09.2026</w:t>
+        <w:t>Aufgenommen am 19.09.2026</w:t>
       </w:r>
     </w:p>
     <w:p>
@@ -78,7 +78,7 @@
         <w:pStyle w:val="Heading2"/>
       </w:pPr>
       <w:r>
-        <w:t>MedDRA-Standardisierung halbierte Sicherheitsmeldelücken in Operationsstudien</w:t>
+        <w:t>ADRe-Profil senkte Medikationsprobleme bei älteren Patienten um 82%</w:t>
       </w:r>
     </w:p>
     <w:p>
@@ -88,12 +88,12 @@
           <w:color w:val="666666"/>
           <w:sz w:val="18"/>
         </w:rPr>
-        <w:t>Camasso NC et al.  ·  BMJ Open  ·  17.09.2026  ·  PMID 42754271</w:t>
+        <w:t>Logan V et al.  ·  PLoS One  ·  18.09.2026  ·  PMID 42758689</w:t>
       </w:r>
     </w:p>
     <w:p>
       <w:r>
-        <w:t>Querschnittsanalyse untersuchte, ob standardisierte Nomenklatur (MedDRA) für Nebenwirkungen die Qualität der Sicherheitsberichterstattung in chirurgischen Randomisierungsstudien verbessert.</w:t>
+        <w:t>Cluster-randomisierte Studie zur Frage, ob ein Adverse Drug Reaction Profile bei Patienten ≥65 Jahren mit über 4 Dauermedikationen in der Hausarztpraxis unerwünschte Arzneimittelwirkungen und Polypharmzie-Probleme reduziert.</w:t>
       </w:r>
     </w:p>
     <w:p>
@@ -104,7 +104,7 @@
         <w:t xml:space="preserve">Ergebnis: </w:t>
       </w:r>
       <w:r>
-        <w:t>Nur 18,8% der 116 Studien nutzten MedDRA. Mit MedDRA: vollständigere Berichte (p&lt;0,001), Concordance Registry-Publication 60% vs. 82% Diskrepanz, Mortalitätsmeldungen 60% vs. 82% Diskordanz. Industriefinanzierung und US-Beteiligung erhöhten MedDRA-Adoption um Faktor 29 bzw. 4,6.</w:t>
+        <w:t>82% der Interventionsgruppe (22/27 Patienten) hatten mindestens ein bearbeitetes Problem vs. 35% der Kontrollgruppe (11/30), adjustierte Odds Ratio 7,48 (95%-KI 1,99–28,10). B12-Mangel und Flecainide-Demedikation wurden kritisch erkannt; weniger Schmerzberichte in der Interventionsgruppe.</w:t>
       </w:r>
     </w:p>
     <w:p>
@@ -119,7 +119,7 @@
         <w:rPr>
           <w:sz w:val="19"/>
         </w:rPr>
-        <w:t>Universelles Problem Chirurgieforschung, MedDRA auch in deutschsprachigen Kliniken einsetzbar.</w:t>
+        <w:t>Großbritannien/Wales, vergleichbare primärärztliche Dokumentation und Polypharmzie-Problematik</w:t>
       </w:r>
     </w:p>
     <w:p>
@@ -128,7 +128,7 @@
           <w:color w:val="5A7D3A"/>
           <w:sz w:val="18"/>
         </w:rPr>
-        <w:t>https://pubmed.ncbi.nlm.nih.gov/42754271/</w:t>
+        <w:t>https://pubmed.ncbi.nlm.nih.gov/42758689/</w:t>
       </w:r>
     </w:p>
     <w:p>
@@ -136,7 +136,7 @@
         <w:pStyle w:val="Heading2"/>
       </w:pPr>
       <w:r>
-        <w:t>Pflegeleiter-Bundle senkte Pneumonierisiko bei septischen Bauchpatienten um 40 Prozent</w:t>
+        <w:t>Sieben unabhängige Risikofaktoren für Druckgeschwüre nach Hüftfrakturchirurgie</w:t>
       </w:r>
     </w:p>
     <w:p>
@@ -146,12 +146,12 @@
           <w:color w:val="666666"/>
           <w:sz w:val="18"/>
         </w:rPr>
-        <w:t>Xu Y et al.  ·  Crit Care  ·  14.09.2026  ·  PMID 42750044</w:t>
+        <w:t>Zhao Y et al.  ·  J Wound Ostomy Continence Nurs  ·  Sept. 2026  ·  PMID 42758160</w:t>
       </w:r>
     </w:p>
     <w:p>
       <w:r>
-        <w:t>Studie untersuchte, ob ein Pflege-Behandlungsbündel für Atemwegsmanagement die Pneumonierate bei kritisch kranken Patienten mit Abdominalempyem senkt.</w:t>
+        <w:t>US-amerikanische Beobachtungsstudie mit 14.523 Hüftfrakturpatienten (2019) aus der NSQIP-Datenbank zur Identifizierung unabhängiger Risikofaktoren für nosokomiale Druckgeschwüre nach operativer Versorgung.</w:t>
       </w:r>
     </w:p>
     <w:p>
@@ -162,7 +162,7 @@
         <w:t xml:space="preserve">Ergebnis: </w:t>
       </w:r>
       <w:r>
-        <w:t>Das Bundle reduzierte Pneumonieinzidenz von 42,2% auf 25,6% (OR 0,39; 95%-KI 0,28–0,54; p&lt;0,001), Krankenhausaufenthalt um 20% und 28-Tage-Mortalität von 22,8% auf 18,3%. Fünf Sensitivitätsanalysen bestätigten Robustheit ohne Heterogenität zwischen Zentren.</w:t>
+        <w:t>4,3% entwickelten mindestens ein Druckgeschwür (628/14.523). Unabhängige Risikofaktoren: Alter &gt;70 Jahre (OR 1,488), BMI &lt;18,5 kg/m² (OR 1,347), Gewichtsverlust &gt;10% in 6 Monaten (OR 2,775), Mobilitätshilfe präoperativ (OR 1,833), Insulinabhängigkeit (OR 1,753), BUN &gt;24 mg/dL (OR 1,634), Aufnahme-zu-OP-Intervall &gt;1 Tag (OR 1,400).</w:t>
       </w:r>
     </w:p>
     <w:p>
@@ -177,7 +177,7 @@
         <w:rPr>
           <w:sz w:val="19"/>
         </w:rPr>
-        <w:t>China, aber strukturierte Bundle-Ansätze auf Intensivstationen sind international etabliert.</w:t>
+        <w:t>USA, aber Risikofaktor-Profil und NSQIP-Methodik in deutschen Kliniken anwendbar</w:t>
       </w:r>
     </w:p>
     <w:p>
@@ -186,7 +186,7 @@
           <w:color w:val="5A7D3A"/>
           <w:sz w:val="18"/>
         </w:rPr>
-        <w:t>https://pubmed.ncbi.nlm.nih.gov/42750044/</w:t>
+        <w:t>https://pubmed.ncbi.nlm.nih.gov/42758160/</w:t>
       </w:r>
     </w:p>
     <w:p>
@@ -194,7 +194,7 @@
         <w:pStyle w:val="Heading2"/>
       </w:pPr>
       <w:r>
-        <w:t>Pathogen-PCR-Diagnostik senkte unnötige Antibiotika und verbesserte Sepsis-Überleben</w:t>
+        <w:t>Tuberkulose-Infektionskontroll-Plan: 70% Compliance aber massive Governance-Lücken</w:t>
       </w:r>
     </w:p>
     <w:p>
@@ -204,12 +204,12 @@
           <w:color w:val="666666"/>
           <w:sz w:val="18"/>
         </w:rPr>
-        <w:t>Zhang H et al.  ·  Nat Commun  ·  20.08.2026  ·  PMID 42749736</w:t>
+        <w:t>Espinosa M et al.  ·  Biomedica  ·  20.08.2026  ·  PMID 42757801</w:t>
       </w:r>
     </w:p>
     <w:p>
       <w:r>
-        <w:t>Randomisierte Studie testete, ob digitale PCR-Diagnostik die Antibiotikaanpassung bei Sepsis-Verdacht steuert und Sterblichkeit senkt.</w:t>
+        <w:t>Evaluative Studie mit Mixed-Methods in Cali, Kolumbien zur Bewertung der institutionellen Kapazitäten eines seit 2016 implementierten Tuberkulose-Infektionskontroll-Plans in Gesundheitseinrichtungen mit TB-Programmen.</w:t>
       </w:r>
     </w:p>
     <w:p>
@@ -220,7 +220,7 @@
         <w:t xml:space="preserve">Ergebnis: </w:t>
       </w:r>
       <w:r>
-        <w:t>ddPCR erhöhte korrekte Antibiotikaabdeckung von 6,1% auf 12,91% (p=0,0039), Tagesmelder schneller. Pathogenenlast &gt;3051 Kopien/ml (Tag 0), &gt;404 (Tag 3), &gt;1348 (Tag 7) vorhersagend für 28-Tage-Mortalität. Frühe genauigkeitsbasierte Therapieanpassung verbesserte Überleben signifikant.</w:t>
+        <w:t>Durchschnittliches Compliance: 70,8% administrative Maßnahmen, 62,1% Umweltkon trolle, 90,5% Atemschutz. Mängel: fehlender nationaler Rahmen, hohe Personalfluktuation, unzureichende Schulung, Investitionslücken, mangelnde Überwachung arbeitsbezogener TB. Stärken: Erfassung symptomatischer Atemwegspatienten, Verfügbarkeit von Schutzausrüstung.</w:t>
       </w:r>
     </w:p>
     <w:p>
@@ -235,7 +235,7 @@
         <w:rPr>
           <w:sz w:val="19"/>
         </w:rPr>
-        <w:t>China-Daten, aber Diagnostik-Prinzip auf Sepsis-Erkennung universell übertragbar.</w:t>
+        <w:t>Kolumbien, aber Struktur-Gap-Analyse für Infektionskontroll-Programme übertragbar auf Schwellenländer</w:t>
       </w:r>
     </w:p>
     <w:p>
@@ -244,7 +244,7 @@
           <w:color w:val="5A7D3A"/>
           <w:sz w:val="18"/>
         </w:rPr>
-        <w:t>https://pubmed.ncbi.nlm.nih.gov/42749736/</w:t>
+        <w:t>https://pubmed.ncbi.nlm.nih.gov/42757801/</w:t>
       </w:r>
     </w:p>
     <w:p>
@@ -252,7 +252,7 @@
         <w:pStyle w:val="Heading2"/>
       </w:pPr>
       <w:r>
-        <w:t>Sicherheitsclutter-Taxonomie identifiziert verschleuerte Prozesse, die Schaden nicht mindern</w:t>
+        <w:t>Stromausfälle durch Treibstoffmangel: Kaskadierende Patientensicherheits-Ausfälle in Konflikt-Szenarios</w:t>
       </w:r>
     </w:p>
     <w:p>
@@ -262,12 +262,12 @@
           <w:color w:val="666666"/>
           <w:sz w:val="18"/>
         </w:rPr>
-        <w:t>Raheemy Y et al.  ·  J Safety Res  ·  15.06.2026  ·  PMID 42744505</w:t>
+        <w:t>Warrier AR et al.  ·  BMJ Open Qual  ·  17.09.2026  ·  PMID 42754290</w:t>
       </w:r>
     </w:p>
     <w:p>
       <w:r>
-        <w:t>Qualitative Studie mit Expertenfokusgruppen und 11 Jobsite-Ethnografien (Bauwesen) entwickelt eine Diagnose-Klassifikation für Sicherheitsmaßnahmen, die Zeit verschwenden.</w:t>
+        <w:t>Proaktive Fehlermodalitäts- und Effektanalyse (FMEA) an 455-Bett-Klinik Südindien zur Modellierung von Patientensicherheitsrisiken bei akutem Treibstoff-/Flüssiggasausfall in geopolitischem Konflikt-Szenario.</w:t>
       </w:r>
     </w:p>
     <w:p>
@@ -278,7 +278,7 @@
         <w:t xml:space="preserve">Ergebnis: </w:t>
       </w:r>
       <w:r>
-        <w:t>Sicherheitsclutter definiert als Aufwand, der ohne Sicherheitsgewinn Ressourcen bindet: bedingte Clutter (exzessiv, irrelevant, unerreichbar) und reine Clutter (ungültig). 11 Clutter-Typen mit Erkennungszeichen und Fallbeispielen benannt, Triangulation Fokusgruppe-Ethnografie validiert Kategoriengrenzen.</w:t>
+        <w:t>62 Fehlerszenarien: 5 kritisch (RPNs ≥200), 17 hoch (150–199), 34 mittel (100–149), 6 niedrig (&lt;100). Generator/Stromversorgung Mittelwert RPN 171,0 = Systemamplifikator. Wäscherei (OP/ICU-Wäsche-Sterilisation): höchstes Einzelrisiko RPN 240. Küche LPG-abhängig: durchschnittlich 163,4.</w:t>
       </w:r>
     </w:p>
     <w:p>
@@ -293,7 +293,7 @@
         <w:rPr>
           <w:sz w:val="19"/>
         </w:rPr>
-        <w:t>Bauwesen primär, Konzept auf Krankenhausprozesse (Fehlermeldesysteme, Dokumentation) übertragbar.</w:t>
+        <w:t>Indien, aber Kaskadenanalyse und Ausfallmuster sind für deutsche Krankenhäuser in Krisenszenarios anwendbar</w:t>
       </w:r>
     </w:p>
     <w:p>
@@ -302,7 +302,7 @@
           <w:color w:val="5A7D3A"/>
           <w:sz w:val="18"/>
         </w:rPr>
-        <w:t>https://pubmed.ncbi.nlm.nih.gov/42744505/</w:t>
+        <w:t>https://pubmed.ncbi.nlm.nih.gov/42754290/</w:t>
       </w:r>
     </w:p>
     <w:p>
@@ -310,7 +310,7 @@
         <w:pStyle w:val="Heading2"/>
       </w:pPr>
       <w:r>
-        <w:t>Digitalisierung steigert Arbeitsschutzegoismus, wenn Mitsprache fehlt – Spanien und Dänemark</w:t>
+        <w:t>Mangelhaft vermitteltes Management-Support gefährdet psychologische Genesung nach Arbeitsverletzung</w:t>
       </w:r>
     </w:p>
     <w:p>
@@ -320,12 +320,12 @@
           <w:color w:val="666666"/>
           <w:sz w:val="18"/>
         </w:rPr>
-        <w:t>Foncubierta-Rodríguez MJ  ·  J Safety Res  ·  17.08.2026  ·  PMID 42744499</w:t>
+        <w:t>Dawson A et al.  ·  J Safety Res  ·  26.05.2026  ·  PMID 42744463</w:t>
       </w:r>
     </w:p>
     <w:p>
       <w:r>
-        <w:t>Querschnittswiederholung (ESENER 2019/2024) testet, ob Digitalisierung universell zum Reaktions- statt Präventivsicherheit führt und wie Mitarbeitermitsprache puffert.</w:t>
+        <w:t>Zwei britische Querschnittsstudien mit Eisenbahnwerkstatt-Mitarbeitern (N₁=264, N₂=117), ob organisationale Sicherheitsunterstützung durch Vorgesetzte die psychische Belastung und emotionales Wohlbefinden nach beruflicher Verletzung moderiert.</w:t>
       </w:r>
     </w:p>
     <w:p>
@@ -336,7 +336,7 @@
         <w:t xml:space="preserve">Ergebnis: </w:t>
       </w:r>
       <w:r>
-        <w:t>Digitalisierung triggert überall Organisationsreaktivität; Arbeitermitsprache war 2019 inaktiv (nonsignifikant), 2024 aktiver Schutzfaktor gegen Reaktivität (β=0,547; p&lt;0,001). Traditionelle Industrie 2024 deutlich schlechter in Sicherheitsmanagement als Dienstleistung. Strukturelle Schichtung nach Sektor neu in post-pandemischer Ära.</w:t>
+        <w:t>Support von direkten Vorgesetzten und Kollegen moderierte nicht. Support des Top-Managements zeigte bei häufigeren Verletzungen kontraintuitiv: höhere wahrgenommene Unterstützung war mit niedrigerem positiven Affekt assoziiert – Effekt der Glaubwürdigkeitslücke zwischen symbolischer und gelebter Praxis.</w:t>
       </w:r>
     </w:p>
     <w:p>
@@ -351,7 +351,7 @@
         <w:rPr>
           <w:sz w:val="19"/>
         </w:rPr>
-        <w:t>Spanien/Dänemark-Daten, EU-Risikomanagement-Rahmen, aber Befund zur Digitalisierungs-Reaktivität systemunabhängig.</w:t>
+        <w:t>Großbritannien, Eisenbahn-Sicherheitskultur, aber Befund zu Vertrauensdefiziten ist systemübergreifend</w:t>
       </w:r>
     </w:p>
     <w:p>
@@ -360,7 +360,7 @@
           <w:color w:val="5A7D3A"/>
           <w:sz w:val="18"/>
         </w:rPr>
-        <w:t>https://pubmed.ncbi.nlm.nih.gov/42744499/</w:t>
+        <w:t>https://pubmed.ncbi.nlm.nih.gov/42744463/</w:t>
       </w:r>
     </w:p>
     <w:p>
@@ -368,7 +368,7 @@
         <w:pStyle w:val="Heading2"/>
       </w:pPr>
       <w:r>
-        <w:t>Multipack-Implantate kürzten OP-Zeit und Verpackungsabfall in Wirbelsäulenchirurgie</w:t>
+        <w:t>Verzögerte Entlassungsberichte zeigten keinen Sicherheitseffekt nach Pneumonie-Hospitalisierung</w:t>
       </w:r>
     </w:p>
     <w:p>
@@ -378,12 +378,12 @@
           <w:color w:val="666666"/>
           <w:sz w:val="18"/>
         </w:rPr>
-        <w:t>Bludau F et al.  ·  Medicina (Kaunas)  ·  26.06.2026  ·  PMID 42512785</w:t>
+        <w:t>Danjou A et al.  ·  Int J Qual Health Care  ·  08.07.2026  ·  PMID 42623130</w:t>
       </w:r>
     </w:p>
     <w:p>
       <w:r>
-        <w:t>HTA-Vergleichsstudie mit Messungen während acht Fusionen bewertete Einzelimplantat- gegen Multipack-Versorgung auf Workflow, Materialverbrauch und CO2-Bilanz.</w:t>
+        <w:t>Französische Kohortenstudie zu 1004 Patienten nach Hospitalisierung wegen ambulant erworbener Lungenentzündung, ob das Fehlen einer am Entlasstag erstellten Entlassdokumentation die 30-Tage-Mortalität und Wiederaufnahmen erhöht.</w:t>
       </w:r>
     </w:p>
     <w:p>
@@ -394,7 +394,7 @@
         <w:t xml:space="preserve">Ergebnis: </w:t>
       </w:r>
       <w:r>
-        <w:t>Multipack senkte Griffzeit um 58% (25,4 s vs. 58,7 s; p=0,004), Steriltransferaufwand um Faktor 4,76, Verpackungsvolumen um Faktor 5,6, CO2-Äquivalent 0,017 kg vs. 0,026 kg. Personalzufriedenheit 73% positiv; Nachteil: möglicher Materialabfall ungenutzter Implantate.</w:t>
+        <w:t>Entlassdokumentation lag bei 30% am Entlasstag vor (305/1004). Nach Propensity-Score-Gewichtung: unerwünschte Ereignisse 12% vs. 14% (OR 1,12; 95%-KI 0,72–1,75), Wiederaufnahmen 9,6% vs. 10% (OR 1,09; 95%-KI 0,65–1,84), Mortalität 6,9% vs. 4,3% (OR 0,61; 95%-KI 0,31–1,21) – kein signifikanter Unterschied.</w:t>
       </w:r>
     </w:p>
     <w:p>
@@ -409,7 +409,7 @@
         <w:rPr>
           <w:sz w:val="19"/>
         </w:rPr>
-        <w:t>Deutschland: Universitätsklinikum Mannheim, vergleichbare Operationsumgebung und Dokumentationspflichten.</w:t>
+        <w:t>Frankreich, nationales Gesundheitsdatensystem, ähnliche Entlassdokumentationspflichten</w:t>
       </w:r>
     </w:p>
     <w:p>
@@ -418,7 +418,7 @@
           <w:color w:val="5A7D3A"/>
           <w:sz w:val="18"/>
         </w:rPr>
-        <w:t>https://pubmed.ncbi.nlm.nih.gov/42512785/</w:t>
+        <w:t>https://pubmed.ncbi.nlm.nih.gov/42623130/</w:t>
       </w:r>
     </w:p>
     <w:sectPr>

--- a/download/studien-aktuell.docx
+++ b/download/studien-aktuell.docx
@@ -62,7 +62,7 @@
           <w:color w:val="666666"/>
           <w:sz w:val="18"/>
         </w:rPr>
-        <w:t>Stand: 19.09.2026  |  6 Studien  |  safety.m-vf.de</w:t>
+        <w:t>Stand: 20.09.2026  |  6 Studien  |  safety.m-vf.de</w:t>
       </w:r>
     </w:p>
     <w:p>
@@ -70,7 +70,7 @@
         <w:pStyle w:val="Heading1"/>
       </w:pPr>
       <w:r>
-        <w:t>Aufgenommen am 19.09.2026</w:t>
+        <w:t>Aufgenommen am 20.09.2026</w:t>
       </w:r>
     </w:p>
     <w:p>
@@ -78,7 +78,7 @@
         <w:pStyle w:val="Heading2"/>
       </w:pPr>
       <w:r>
-        <w:t>ADRe-Profil senkte Medikationsprobleme bei älteren Patienten um 82%</w:t>
+        <w:t>Selbstbetreuung und Antibiotikaresistenz: Empfehlungen für nationale Programme und Selbstversorger</w:t>
       </w:r>
     </w:p>
     <w:p>
@@ -88,12 +88,12 @@
           <w:color w:val="666666"/>
           <w:sz w:val="18"/>
         </w:rPr>
-        <w:t>Logan V et al.  ·  PLoS One  ·  18.09.2026  ·  PMID 42758689</w:t>
+        <w:t>Kiggundu R et al.  ·  Front Public Health  ·  03.09.2026  ·  PMID 42755611</w:t>
       </w:r>
     </w:p>
     <w:p>
       <w:r>
-        <w:t>Cluster-randomisierte Studie zur Frage, ob ein Adverse Drug Reaction Profile bei Patienten ≥65 Jahren mit über 4 Dauermedikationen in der Hausarztpraxis unerwünschte Arzneimittelwirkungen und Polypharmzie-Probleme reduziert.</w:t>
+        <w:t>Narrative Übersichtsarbeit untersucht fünf Kernstrategien der Selbstbetreuung zur Eindämmung der Antibiotikaresistenz: Aufklärung, Schnelltests, gelenkte Selbstbehandlung, digitale Selbstüberwachung und strukturiertes Selbstmanagement.</w:t>
       </w:r>
     </w:p>
     <w:p>
@@ -104,7 +104,7 @@
         <w:t xml:space="preserve">Ergebnis: </w:t>
       </w:r>
       <w:r>
-        <w:t>82% der Interventionsgruppe (22/27 Patienten) hatten mindestens ein bearbeitetes Problem vs. 35% der Kontrollgruppe (11/30), adjustierte Odds Ratio 7,48 (95%-KI 1,99–28,10). B12-Mangel und Flecainide-Demedikation wurden kritisch erkannt; weniger Schmerzberichte in der Interventionsgruppe.</w:t>
+        <w:t>Selbstbetreuungsstrategien ermöglichen frühe Infektionserkennung, fördern angemessene Antibiotikaanwendung und entlasten Gesundheitssysteme. Implementierung gehindert durch begrenzte Zugang zu zuverlässiger AMR-Information, Missdiagnose-Risiken, Datenschutzbedenken und Verhaltenschwierigkeiten. Policymaker sollten Richtlinienintegration, standardisierte Vorgaben, Regulation und Infrastrukturentwicklung priorisieren.</w:t>
       </w:r>
     </w:p>
     <w:p>
@@ -119,7 +119,7 @@
         <w:rPr>
           <w:sz w:val="19"/>
         </w:rPr>
-        <w:t>Großbritannien/Wales, vergleichbare primärärztliche Dokumentation und Polypharmzie-Problematik</w:t>
+        <w:t>Leitfaden für LMIC-Kontexte; Übertragbarkeit auf deutsche Strukturen gering</w:t>
       </w:r>
     </w:p>
     <w:p>
@@ -128,7 +128,7 @@
           <w:color w:val="5A7D3A"/>
           <w:sz w:val="18"/>
         </w:rPr>
-        <w:t>https://pubmed.ncbi.nlm.nih.gov/42758689/</w:t>
+        <w:t>https://pubmed.ncbi.nlm.nih.gov/42755611/</w:t>
       </w:r>
     </w:p>
     <w:p>
@@ -136,7 +136,7 @@
         <w:pStyle w:val="Heading2"/>
       </w:pPr>
       <w:r>
-        <w:t>Sieben unabhängige Risikofaktoren für Druckgeschwüre nach Hüftfrakturchirurgie</w:t>
+        <w:t>Strukturierter Patientensicherheitskurs erhöht Wissen und systemisches Denken bei ärztlichen Jungfachkräften um signifikante Anteile</w:t>
       </w:r>
     </w:p>
     <w:p>
@@ -146,12 +146,12 @@
           <w:color w:val="666666"/>
           <w:sz w:val="18"/>
         </w:rPr>
-        <w:t>Zhao Y et al.  ·  J Wound Ostomy Continence Nurs  ·  Sept. 2026  ·  PMID 42758160</w:t>
+        <w:t>Qureshi MFH et al.  ·  BMC Med Educ  ·  22.07.2026  ·  PMID 42754882</w:t>
       </w:r>
     </w:p>
     <w:p>
       <w:r>
-        <w:t>US-amerikanische Beobachtungsstudie mit 14.523 Hüftfrakturpatienten (2019) aus der NSQIP-Datenbank zur Identifizierung unabhängiger Risikofaktoren für nosokomiale Druckgeschwüre nach operativer Versorgung.</w:t>
+        <w:t>Quasiexperimentelle Studie untersucht Effektivität eines Qualitäts- und Patientensicherheitsmoduls bei 166 postgraduierten ärztlichen Interns an einem tertären Krankenhaus in Pakistan.</w:t>
       </w:r>
     </w:p>
     <w:p>
@@ -162,7 +162,7 @@
         <w:t xml:space="preserve">Ergebnis: </w:t>
       </w:r>
       <w:r>
-        <w:t>4,3% entwickelten mindestens ein Druckgeschwür (628/14.523). Unabhängige Risikofaktoren: Alter &gt;70 Jahre (OR 1,488), BMI &lt;18,5 kg/m² (OR 1,347), Gewichtsverlust &gt;10% in 6 Monaten (OR 2,775), Mobilitätshilfe präoperativ (OR 1,833), Insulinabhängigkeit (OR 1,753), BUN &gt;24 mg/dL (OR 1,634), Aufnahme-zu-OP-Intervall &gt;1 Tag (OR 1,400).</w:t>
+        <w:t>Signifikante Verbesserungen nach Intervention: Testwissensscores, systemisches Denken und Wissenswirksamkeit verbesserten sich über alle Kohorten (p &lt; 0,001). Verbesserungen besonders ausgeprägt bei Interns ohne vorherige Sicherheitsschulung. Qualitative Reflexionen zeigten verbesserte Zuversicht, Teamarbeit und systemorientierte Perspektiven. Strukturierte Kurse sind wirksam, auch ohne Vorkenntnisse.</w:t>
       </w:r>
     </w:p>
     <w:p>
@@ -177,7 +177,7 @@
         <w:rPr>
           <w:sz w:val="19"/>
         </w:rPr>
-        <w:t>USA, aber Risikofaktor-Profil und NSQIP-Methodik in deutschen Kliniken anwendbar</w:t>
+        <w:t>Pakistan (LMIC), Modell adaptierbar auf deutsche ärztliche Ausbildung</w:t>
       </w:r>
     </w:p>
     <w:p>
@@ -186,7 +186,7 @@
           <w:color w:val="5A7D3A"/>
           <w:sz w:val="18"/>
         </w:rPr>
-        <w:t>https://pubmed.ncbi.nlm.nih.gov/42758160/</w:t>
+        <w:t>https://pubmed.ncbi.nlm.nih.gov/42754882/</w:t>
       </w:r>
     </w:p>
     <w:p>
@@ -194,7 +194,7 @@
         <w:pStyle w:val="Heading2"/>
       </w:pPr>
       <w:r>
-        <w:t>Tuberkulose-Infektionskontroll-Plan: 70% Compliance aber massive Governance-Lücken</w:t>
+        <w:t>Antibiofilm-beschichtete Verriegelungsnägel senken Fraktionsinfektion auf 5,8 % bei risikoreichen Knochenbrüchen</w:t>
       </w:r>
     </w:p>
     <w:p>
@@ -204,12 +204,12 @@
           <w:color w:val="666666"/>
           <w:sz w:val="18"/>
         </w:rPr>
-        <w:t>Espinosa M et al.  ·  Biomedica  ·  20.08.2026  ·  PMID 42757801</w:t>
+        <w:t>Vicenti G et al.  ·  J Orthop Traumatol  ·  16.09.2026  ·  PMID 42752738</w:t>
       </w:r>
     </w:p>
     <w:p>
       <w:r>
-        <w:t>Evaluative Studie mit Mixed-Methods in Cali, Kolumbien zur Bewertung der institutionellen Kapazitäten eines seit 2016 implementierten Tuberkulose-Infektionskontroll-Plans in Gesundheitseinrichtungen mit TB-Programmen.</w:t>
+        <w:t>Observationsstudie untersucht klinische Wirksamkeit einer antibakteriell beschichteten Verriegelungsnagel bei hochrisiko-tibialen und femoralen Frakturen an 103 Patienten.</w:t>
       </w:r>
     </w:p>
     <w:p>
@@ -220,7 +220,7 @@
         <w:t xml:space="preserve">Ergebnis: </w:t>
       </w:r>
       <w:r>
-        <w:t>Durchschnittliches Compliance: 70,8% administrative Maßnahmen, 62,1% Umweltkon trolle, 90,5% Atemschutz. Mängel: fehlender nationaler Rahmen, hohe Personalfluktuation, unzureichende Schulung, Investitionslücken, mangelnde Überwachung arbeitsbezogener TB. Stärken: Erfassung symptomatischer Atemwegspatienten, Verfügbarkeit von Schutzausrüstung.</w:t>
+        <w:t>Fraktionsinfektion trat in 5,8 % der Fälle auf (6/103 Patienten: 7,3 % tibial, 4,2 % femoral). Alle Infektionen wurden ohne Sepsis oder Amputation erfolgreich behandelt. Knochenbruchverkeilung in 94,5 % tibial und 95,8 % femoral erreicht. Die Beschichtung könnte ein vielversprechender Ansatz sein, erfordert aber prospektive kontrollierte Studien zur Bestätigung.</w:t>
       </w:r>
     </w:p>
     <w:p>
@@ -235,7 +235,7 @@
         <w:rPr>
           <w:sz w:val="19"/>
         </w:rPr>
-        <w:t>Kolumbien, aber Struktur-Gap-Analyse für Infektionskontroll-Programme übertragbar auf Schwellenländer</w:t>
+        <w:t>Deutschland und deutschsprachiger Raum, vergleichbare Traumatologiestudards</w:t>
       </w:r>
     </w:p>
     <w:p>
@@ -244,7 +244,7 @@
           <w:color w:val="5A7D3A"/>
           <w:sz w:val="18"/>
         </w:rPr>
-        <w:t>https://pubmed.ncbi.nlm.nih.gov/42757801/</w:t>
+        <w:t>https://pubmed.ncbi.nlm.nih.gov/42752738/</w:t>
       </w:r>
     </w:p>
     <w:p>
@@ -252,7 +252,7 @@
         <w:pStyle w:val="Heading2"/>
       </w:pPr>
       <w:r>
-        <w:t>Stromausfälle durch Treibstoffmangel: Kaskadierende Patientensicherheits-Ausfälle in Konflikt-Szenarios</w:t>
+        <w:t>Deterministische und stochastische Interventionen bei Medikamenteninteraktionen: Systemische Grenzen und Hybrid-Ansätze nötig</w:t>
       </w:r>
     </w:p>
     <w:p>
@@ -262,12 +262,12 @@
           <w:color w:val="666666"/>
           <w:sz w:val="18"/>
         </w:rPr>
-        <w:t>Warrier AR et al.  ·  BMJ Open Qual  ·  17.09.2026  ·  PMID 42754290</w:t>
+        <w:t>Ahmad Zuber MF et al.  ·  PLoS One  ·  17.09.2026  ·  PMID 42752658</w:t>
       </w:r>
     </w:p>
     <w:p>
       <w:r>
-        <w:t>Proaktive Fehlermodalitäts- und Effektanalyse (FMEA) an 455-Bett-Klinik Südindien zur Modellierung von Patientensicherheitsrisiken bei akutem Treibstoff-/Flüssiggasausfall in geopolitischem Konflikt-Szenario.</w:t>
+        <w:t>Systematische Übersichtsarbeit evaluiert computergestützte oder klinische Entscheidungsunterstützungs-Interventionen zur Reduktion von Arzneimittelwechselwirkungen oder unangemessener Verschreibung gemäß PRISMA 2020-Richtlinien.</w:t>
       </w:r>
     </w:p>
     <w:p>
@@ -278,7 +278,7 @@
         <w:t xml:space="preserve">Ergebnis: </w:t>
       </w:r>
       <w:r>
-        <w:t>62 Fehlerszenarien: 5 kritisch (RPNs ≥200), 17 hoch (150–199), 34 mittel (100–149), 6 niedrig (&lt;100). Generator/Stromversorgung Mittelwert RPN 171,0 = Systemamplifikator. Wäscherei (OP/ICU-Wäsche-Sterilisation): höchstes Einzelrisiko RPN 240. Küche LPG-abhängig: durchschnittlich 163,4.</w:t>
+        <w:t>Zehn Studien eingeschlossen. Frühe deterministische Systeme zeigten bescheidene Verbesserungen bei Verschreibungsprozessen, aber inkonsistente Links zu Patientenergebnissen. Neuere stochastische/generative Modelle berichten starke interne Performance-Metriken, aber hohes Bias-Risiko bei der Validierung, unzureichende externe Validierung, mangelnde Overfitting-Kontrolle. Deterministische Systeme bieten Transparenz, aber keine Anpassung an Patientenkontexte. Hybrid-Architekturen mit validierten stochastischen und erklärbar regelgestützten Komponenten sind erforderlich.</w:t>
       </w:r>
     </w:p>
     <w:p>
@@ -293,7 +293,7 @@
         <w:rPr>
           <w:sz w:val="19"/>
         </w:rPr>
-        <w:t>Indien, aber Kaskadenanalyse und Ausfallmuster sind für deutsche Krankenhäuser in Krisenszenarios anwendbar</w:t>
+        <w:t>Internationale Übersicht, Designprinzipien auf Deutschland anwendbar</w:t>
       </w:r>
     </w:p>
     <w:p>
@@ -302,7 +302,7 @@
           <w:color w:val="5A7D3A"/>
           <w:sz w:val="18"/>
         </w:rPr>
-        <w:t>https://pubmed.ncbi.nlm.nih.gov/42754290/</w:t>
+        <w:t>https://pubmed.ncbi.nlm.nih.gov/42752658/</w:t>
       </w:r>
     </w:p>
     <w:p>
@@ -310,7 +310,7 @@
         <w:pStyle w:val="Heading2"/>
       </w:pPr>
       <w:r>
-        <w:t>Mangelhaft vermitteltes Management-Support gefährdet psychologische Genesung nach Arbeitsverletzung</w:t>
+        <w:t>Intelligentes Katheter-Warnsystem reduziert ungeplante Extubation um 41 bis 48 Prozent</w:t>
       </w:r>
     </w:p>
     <w:p>
@@ -320,12 +320,12 @@
           <w:color w:val="666666"/>
           <w:sz w:val="18"/>
         </w:rPr>
-        <w:t>Dawson A et al.  ·  J Safety Res  ·  26.05.2026  ·  PMID 42744463</w:t>
+        <w:t>Lu Y et al.  ·  Health Informatics J  ·  17.09.2026  ·  PMID 42752222</w:t>
       </w:r>
     </w:p>
     <w:p>
       <w:r>
-        <w:t>Zwei britische Querschnittsstudien mit Eisenbahnwerkstatt-Mitarbeitern (N₁=264, N₂=117), ob organisationale Sicherheitsunterstützung durch Vorgesetzte die psychische Belastung und emotionales Wohlbefinden nach beruflicher Verletzung moderiert.</w:t>
+        <w:t>Vorher-nachher-Studie in tertärem Krankenhaus evaluiert intelligentes Katheter-Risikowarn-System mit integrierter Pflege, Wartungsübersicht und QR-Patienten-Aufklärung bei 205 Pflegekräften und Patienten mit Katheter.</w:t>
       </w:r>
     </w:p>
     <w:p>
@@ -336,7 +336,7 @@
         <w:t xml:space="preserve">Ergebnis: </w:t>
       </w:r>
       <w:r>
-        <w:t>Support von direkten Vorgesetzten und Kollegen moderierte nicht. Support des Top-Managements zeigte bei häufigeren Verletzungen kontraintuitiv: höhere wahrgenommene Unterstützung war mit niedrigerem positiven Affekt assoziiert – Effekt der Glaubwürdigkeitslücke zwischen symbolischer und gelebter Praxis.</w:t>
+        <w:t>Ungeplante Nasenmagen-Schlauch-Entfernung sank von 0,852 ‰ auf 0,501 ‰ (-41 %). Ungeplante Blasenkatheter-Entfernung sank von 0,219 ‰ auf 0,114 ‰ (-48 %). PSSUQ-Scores und Pflegezufriedenheit verbesserten sich signifikant (p &lt; 0,001). Beschriftungsfehler reduzierten sich. System verbessert dokumentierbar Patientensicherheit bei Katheterpflege.</w:t>
       </w:r>
     </w:p>
     <w:p>
@@ -351,7 +351,7 @@
         <w:rPr>
           <w:sz w:val="19"/>
         </w:rPr>
-        <w:t>Großbritannien, Eisenbahn-Sicherheitskultur, aber Befund zu Vertrauensdefiziten ist systemübergreifend</w:t>
+        <w:t>China, technisches System; Prinzip auf deutsche Kliniken übertragbar</w:t>
       </w:r>
     </w:p>
     <w:p>
@@ -360,7 +360,7 @@
           <w:color w:val="5A7D3A"/>
           <w:sz w:val="18"/>
         </w:rPr>
-        <w:t>https://pubmed.ncbi.nlm.nih.gov/42744463/</w:t>
+        <w:t>https://pubmed.ncbi.nlm.nih.gov/42752222/</w:t>
       </w:r>
     </w:p>
     <w:p>
@@ -368,7 +368,7 @@
         <w:pStyle w:val="Heading2"/>
       </w:pPr>
       <w:r>
-        <w:t>Verzögerte Entlassungsberichte zeigten keinen Sicherheitseffekt nach Pneumonie-Hospitalisierung</w:t>
+        <w:t>Nosokomiale Infektionen nach Gesichtsverletzungen im Kriegseinsatz: 40,9 % Rate bei 2.631 ukrainischen Patienten</w:t>
       </w:r>
     </w:p>
     <w:p>
@@ -378,12 +378,12 @@
           <w:color w:val="666666"/>
           <w:sz w:val="18"/>
         </w:rPr>
-        <w:t>Danjou A et al.  ·  Int J Qual Health Care  ·  08.07.2026  ·  PMID 42623130</w:t>
+        <w:t>Salmanov AG et al.  ·  Wiad Lek  ·  2026  ·  PMID 42748302</w:t>
       </w:r>
     </w:p>
     <w:p>
       <w:r>
-        <w:t>Französische Kohortenstudie zu 1004 Patienten nach Hospitalisierung wegen ambulant erworbener Lungenentzündung, ob das Fehlen einer am Entlasstag erstellten Entlassdokumentation die 30-Tage-Mortalität und Wiederaufnahmen erhöht.</w:t>
+        <w:t>Multizentrische prospektive Beobachtungsstudie untersucht nosokomiale Infektionen nach kiefer-oralchirurgischen Verfahren bei Patienten mit kampfbezogenen Kopf- und Halsverletzungen 2022–2025 in der Ukraine.</w:t>
       </w:r>
     </w:p>
     <w:p>
@@ -394,7 +394,7 @@
         <w:t xml:space="preserve">Ergebnis: </w:t>
       </w:r>
       <w:r>
-        <w:t>Entlassdokumentation lag bei 30% am Entlasstag vor (305/1004). Nach Propensity-Score-Gewichtung: unerwünschte Ereignisse 12% vs. 14% (OR 1,12; 95%-KI 0,72–1,75), Wiederaufnahmen 9,6% vs. 10% (OR 1,09; 95%-KI 0,65–1,84), Mortalität 6,9% vs. 4,3% (OR 0,61; 95%-KI 0,31–1,21) – kein signifikanter Unterschied.</w:t>
+        <w:t>Unter 2.631 Patienten entwickelten 40,9 % (1.075) nosokomiale Infektionen. Häufigste Typ: chirurgische Infektionen 54 %, Knochen-Gelenk-Infektionen 14,2 %, Pneumonie 12,2 %, Harnwegsinfektionen 8,6 %, Sepsis 6,6 %. Risikofaktoren: Intensivaufenthalt, Intubation, Katheter. Hohes Infektionsaufkommen unter Bedingungen extremer Verletzungsschwere zeigt Grenzen der Infektionsprävention auf.</w:t>
       </w:r>
     </w:p>
     <w:p>
@@ -409,7 +409,7 @@
         <w:rPr>
           <w:sz w:val="19"/>
         </w:rPr>
-        <w:t>Frankreich, nationales Gesundheitsdatensystem, ähnliche Entlassdokumentationspflichten</w:t>
+        <w:t>Osteuropa unter Kriegsbedingungen, begrenzte Übertragbarkeit auf Standards</w:t>
       </w:r>
     </w:p>
     <w:p>
@@ -418,7 +418,7 @@
           <w:color w:val="5A7D3A"/>
           <w:sz w:val="18"/>
         </w:rPr>
-        <w:t>https://pubmed.ncbi.nlm.nih.gov/42623130/</w:t>
+        <w:t>https://pubmed.ncbi.nlm.nih.gov/42748302/</w:t>
       </w:r>
     </w:p>
     <w:sectPr>

--- a/download/studien-aktuell.docx
+++ b/download/studien-aktuell.docx
@@ -62,7 +62,7 @@
           <w:color w:val="666666"/>
           <w:sz w:val="18"/>
         </w:rPr>
-        <w:t>Stand: 20.09.2026  |  6 Studien  |  safety.m-vf.de</w:t>
+        <w:t>Stand: 21.09.2026  |  5 Studien  |  safety.m-vf.de</w:t>
       </w:r>
     </w:p>
     <w:p>
@@ -70,7 +70,7 @@
         <w:pStyle w:val="Heading1"/>
       </w:pPr>
       <w:r>
-        <w:t>Aufgenommen am 20.09.2026</w:t>
+        <w:t>Aufgenommen am 21.09.2026</w:t>
       </w:r>
     </w:p>
     <w:p>
@@ -78,7 +78,7 @@
         <w:pStyle w:val="Heading2"/>
       </w:pPr>
       <w:r>
-        <w:t>Selbstbetreuung und Antibiotikaresistenz: Empfehlungen für nationale Programme und Selbstversorger</w:t>
+        <w:t>Ärzte wünschen sich bessere REMS-Kommunikation und EMR-Integration</w:t>
       </w:r>
     </w:p>
     <w:p>
@@ -88,12 +88,12 @@
           <w:color w:val="666666"/>
           <w:sz w:val="18"/>
         </w:rPr>
-        <w:t>Kiggundu R et al.  ·  Front Public Health  ·  03.09.2026  ·  PMID 42755611</w:t>
+        <w:t>Zakoul H et al.  ·  Pharmacoepidemiol Drug Saf  ·  Okt. 2026  ·  PMID 42764159</w:t>
       </w:r>
     </w:p>
     <w:p>
       <w:r>
-        <w:t>Narrative Übersichtsarbeit untersucht fünf Kernstrategien der Selbstbetreuung zur Eindämmung der Antibiotikaresistenz: Aufklärung, Schnelltests, gelenkte Selbstbehandlung, digitale Selbstüberwachung und strukturiertes Selbstmanagement.</w:t>
+        <w:t>Qualitative Studie mit 50 Ärzten, die Risk Evaluation and Mitigation Strategy (REMS)-Programme für 7 Hochrisikomedikamente anwendeten: semi-strukturierte Interviews zu Verständnis, Nutzen und Kommunikationspräferenzen.</w:t>
       </w:r>
     </w:p>
     <w:p>
@@ -104,7 +104,7 @@
         <w:t xml:space="preserve">Ergebnis: </w:t>
       </w:r>
       <w:r>
-        <w:t>Selbstbetreuungsstrategien ermöglichen frühe Infektionserkennung, fördern angemessene Antibiotikaanwendung und entlasten Gesundheitssysteme. Implementierung gehindert durch begrenzte Zugang zu zuverlässiger AMR-Information, Missdiagnose-Risiken, Datenschutzbedenken und Verhaltenschwierigkeiten. Policymaker sollten Richtlinienintegration, standardisierte Vorgaben, Regulation und Infrastrukturentwicklung priorisieren.</w:t>
+        <w:t>Ärzte verstanden REMS-Risiken, wünschten sich aber Informationen zu nicht abgedeckten Nebenwirkungen. Manche berichteten Lücken in Enrollmentformularen; viele wünschten EMR-Integration. Bevorzugte Lernform: kurze elektronische Materialien (E-Mails, Videos) statt Papier, mit Benefit-Risk-Zusammenfassungen und Links zu Studien. Materialien sollten zeitnah aktualisiert werden.</w:t>
       </w:r>
     </w:p>
     <w:p>
@@ -119,7 +119,7 @@
         <w:rPr>
           <w:sz w:val="19"/>
         </w:rPr>
-        <w:t>Leitfaden für LMIC-Kontexte; Übertragbarkeit auf deutsche Strukturen gering</w:t>
+        <w:t>USA - Melde- und Haftungsrecht unterscheiden sich; Sicherheitsbefund zum Informationsbedarf übertragbar</w:t>
       </w:r>
     </w:p>
     <w:p>
@@ -128,7 +128,7 @@
           <w:color w:val="5A7D3A"/>
           <w:sz w:val="18"/>
         </w:rPr>
-        <w:t>https://pubmed.ncbi.nlm.nih.gov/42755611/</w:t>
+        <w:t>https://pubmed.ncbi.nlm.nih.gov/42764159/</w:t>
       </w:r>
     </w:p>
     <w:p>
@@ -136,7 +136,7 @@
         <w:pStyle w:val="Heading2"/>
       </w:pPr>
       <w:r>
-        <w:t>Strukturierter Patientensicherheitskurs erhöht Wissen und systemisches Denken bei ärztlichen Jungfachkräften um signifikante Anteile</w:t>
+        <w:t>Lokale Hautdesinfektion vor Hüftfrakturchirurgie senkte Wundinfektionen nicht</w:t>
       </w:r>
     </w:p>
     <w:p>
@@ -146,12 +146,12 @@
           <w:color w:val="666666"/>
           <w:sz w:val="18"/>
         </w:rPr>
-        <w:t>Qureshi MFH et al.  ·  BMC Med Educ  ·  22.07.2026  ·  PMID 42754882</w:t>
+        <w:t>Sterner EM et al.  ·  Int Wound J  ·  Sept. 2026  ·  PMID 42764157</w:t>
       </w:r>
     </w:p>
     <w:p>
       <w:r>
-        <w:t>Quasiexperimentelle Studie untersucht Effektivität eines Qualitäts- und Patientensicherheitsmoduls bei 166 postgraduierten ärztlichen Interns an einem tertären Krankenhaus in Pakistan.</w:t>
+        <w:t>Vergleich von Ganzkörper- vs. lokaler Hautdesinfektion mit Chlorhexidinglucconat vor Hüftfrakturop: 844 Patienten, 90 Tage Nachverfolgung.</w:t>
       </w:r>
     </w:p>
     <w:p>
@@ -162,7 +162,7 @@
         <w:t xml:space="preserve">Ergebnis: </w:t>
       </w:r>
       <w:r>
-        <w:t>Signifikante Verbesserungen nach Intervention: Testwissensscores, systemisches Denken und Wissenswirksamkeit verbesserten sich über alle Kohorten (p &lt; 0,001). Verbesserungen besonders ausgeprägt bei Interns ohne vorherige Sicherheitsschulung. Qualitative Reflexionen zeigten verbesserte Zuversicht, Teamarbeit und systemorientierte Perspektiven. Strukturierte Kurse sind wirksam, auch ohne Vorkenntnisse.</w:t>
+        <w:t>Wundinfektionsrate 1,7%, ohne signifikanten Unterschied zwischen Ganzkörper (1,9%) und lokalen Wipes (1,0%, p&gt;0,05). Chronische Nierenerkrankung war signifikant mit lokalen Infektionen assoziiert (p=0,005). Lokale Hautdesinfektion zeigte vergleichbare Effektivität wie Ganzkörperbehandlung.</w:t>
       </w:r>
     </w:p>
     <w:p>
@@ -177,7 +177,7 @@
         <w:rPr>
           <w:sz w:val="19"/>
         </w:rPr>
-        <w:t>Pakistan (LMIC), Modell adaptierbar auf deutsche ärztliche Ausbildung</w:t>
+        <w:t>Schweden, vergleichbare Operationsstandards und Infektionsprävention</w:t>
       </w:r>
     </w:p>
     <w:p>
@@ -186,7 +186,7 @@
           <w:color w:val="5A7D3A"/>
           <w:sz w:val="18"/>
         </w:rPr>
-        <w:t>https://pubmed.ncbi.nlm.nih.gov/42754882/</w:t>
+        <w:t>https://pubmed.ncbi.nlm.nih.gov/42764157/</w:t>
       </w:r>
     </w:p>
     <w:p>
@@ -194,7 +194,7 @@
         <w:pStyle w:val="Heading2"/>
       </w:pPr>
       <w:r>
-        <w:t>Antibiofilm-beschichtete Verriegelungsnägel senken Fraktionsinfektion auf 5,8 % bei risikoreichen Knochenbrüchen</w:t>
+        <w:t>Nosokomiale Kinderseppen tödlicher als ambulant erworben: Irland 2020-2025</w:t>
       </w:r>
     </w:p>
     <w:p>
@@ -204,12 +204,12 @@
           <w:color w:val="666666"/>
           <w:sz w:val="18"/>
         </w:rPr>
-        <w:t>Vicenti G et al.  ·  J Orthop Traumatol  ·  16.09.2026  ·  PMID 42752738</w:t>
+        <w:t>Ravichandran N et al.  ·  Eur J Pediatr  ·  19.09.2026  ·  PMID 42763313</w:t>
       </w:r>
     </w:p>
     <w:p>
       <w:r>
-        <w:t>Observationsstudie untersucht klinische Wirksamkeit einer antibakteriell beschichteten Verriegelungsnagel bei hochrisiko-tibialen und femoralen Frakturen an 103 Patienten.</w:t>
+        <w:t>Retrospektive Observationsstudie aller kindlichen Sepsisaufnahmen (n=4442) in Irland mit Vergleich nosokomial vs. ambulant erworben und Analyse von Komorbiditäten.</w:t>
       </w:r>
     </w:p>
     <w:p>
@@ -220,7 +220,7 @@
         <w:t xml:space="preserve">Ergebnis: </w:t>
       </w:r>
       <w:r>
-        <w:t>Fraktionsinfektion trat in 5,8 % der Fälle auf (6/103 Patienten: 7,3 % tibial, 4,2 % femoral). Alle Infektionen wurden ohne Sepsis oder Amputation erfolgreich behandelt. Knochenbruchverkeilung in 94,5 % tibial und 95,8 % femoral erreicht. Die Beschichtung könnte ein vielversprechender Ansatz sein, erfordert aber prospektive kontrollierte Studien zur Bestätigung.</w:t>
+        <w:t>30,7% nosokomiale, 69,3% ambulant erworbene Sepsis. Nosokomiale Sepsis mit höherer Intensivbetreuung (84,0% vs. 32,3%, p&lt;0,001) und Mortalität (7,6% vs. 1,8%, p&lt;0,001). Komorbiditäten unabhängig assoziiert mit ICU-Aufnahme (adjustiertes OR 2,66–4,88) und Mortalität (OR 7,18), aber schwere Erkrankung auch ohne dokumentierte Komorbiditäten.</w:t>
       </w:r>
     </w:p>
     <w:p>
@@ -235,7 +235,7 @@
         <w:rPr>
           <w:sz w:val="19"/>
         </w:rPr>
-        <w:t>Deutschland und deutschsprachiger Raum, vergleichbare Traumatologiestudards</w:t>
+        <w:t>Irland, vergleichbare britische und europäische Kindermedizin</w:t>
       </w:r>
     </w:p>
     <w:p>
@@ -244,7 +244,7 @@
           <w:color w:val="5A7D3A"/>
           <w:sz w:val="18"/>
         </w:rPr>
-        <w:t>https://pubmed.ncbi.nlm.nih.gov/42752738/</w:t>
+        <w:t>https://pubmed.ncbi.nlm.nih.gov/42763313/</w:t>
       </w:r>
     </w:p>
     <w:p>
@@ -252,7 +252,7 @@
         <w:pStyle w:val="Heading2"/>
       </w:pPr>
       <w:r>
-        <w:t>Deterministische und stochastische Interventionen bei Medikamenteninteraktionen: Systemische Grenzen und Hybrid-Ansätze nötig</w:t>
+        <w:t>Dendritische Zellen in Sepsis: Depletion, Dysfunktion und fehlende validierte Therapieziele</w:t>
       </w:r>
     </w:p>
     <w:p>
@@ -262,12 +262,12 @@
           <w:color w:val="666666"/>
           <w:sz w:val="18"/>
         </w:rPr>
-        <w:t>Ahmad Zuber MF et al.  ·  PLoS One  ·  17.09.2026  ·  PMID 42752658</w:t>
+        <w:t>Xu X et al.  ·  Front Immunol  ·  03.09.2026  ·  PMID 42756155</w:t>
       </w:r>
     </w:p>
     <w:p>
       <w:r>
-        <w:t>Systematische Übersichtsarbeit evaluiert computergestützte oder klinische Entscheidungsunterstützungs-Interventionen zur Reduktion von Arzneimittelwechselwirkungen oder unangemessener Verschreibung gemäß PRISMA 2020-Richtlinien.</w:t>
+        <w:t>Systematische narrative Übersichtsarbeit zur Rolle dendritischer Zellen in der Sepsisimmunodysregulation, mit kritischer Bewertung von Humanstudien und Tiermodellen zu Mechanismen und therapeutischen Ansätzen.</w:t>
       </w:r>
     </w:p>
     <w:p>
@@ -278,7 +278,7 @@
         <w:t xml:space="preserve">Ergebnis: </w:t>
       </w:r>
       <w:r>
-        <w:t>Zehn Studien eingeschlossen. Frühe deterministische Systeme zeigten bescheidene Verbesserungen bei Verschreibungsprozessen, aber inkonsistente Links zu Patientenergebnissen. Neuere stochastische/generative Modelle berichten starke interne Performance-Metriken, aber hohes Bias-Risiko bei der Validierung, unzureichende externe Validierung, mangelnde Overfitting-Kontrolle. Deterministische Systeme bieten Transparenz, aber keine Anpassung an Patientenkontexte. Hybrid-Architekturen mit validierten stochastischen und erklärbar regelgestützten Komponenten sind erforderlich.</w:t>
+        <w:t>Humane Blutdaten zeigen verringerte Anzahl dendritischer Zellen, veränderten Phänotyp und beeinträchtigte Reaktivität. Tierexperimente demonstrieren Depletionen in Milz, Knochemark und Geweben. Vier mögliche Beiträge: Depletion, Dysfunktion, Umverteilung, beeinträchtigte Regeneration. Keine validierten dendritischen-Zellen-Endotypen, Triggerpunkte, Biomarker oder Therapien. Blutbefunde nicht äquivalent zu Tierverstümmellungen. MregDC-Programm: explorativ ohne validiertes menschliches Äquivalent.</w:t>
       </w:r>
     </w:p>
     <w:p>
@@ -293,7 +293,7 @@
         <w:rPr>
           <w:sz w:val="19"/>
         </w:rPr>
-        <w:t>Internationale Übersicht, Designprinzipien auf Deutschland anwendbar</w:t>
+        <w:t>Europäische und kanadische Literatur; konzeptionelle Übersicht ohne operative Messung</w:t>
       </w:r>
     </w:p>
     <w:p>
@@ -302,7 +302,7 @@
           <w:color w:val="5A7D3A"/>
           <w:sz w:val="18"/>
         </w:rPr>
-        <w:t>https://pubmed.ncbi.nlm.nih.gov/42752658/</w:t>
+        <w:t>https://pubmed.ncbi.nlm.nih.gov/42756155/</w:t>
       </w:r>
     </w:p>
     <w:p>
@@ -310,7 +310,7 @@
         <w:pStyle w:val="Heading2"/>
       </w:pPr>
       <w:r>
-        <w:t>Intelligentes Katheter-Warnsystem reduziert ungeplante Extubation um 41 bis 48 Prozent</w:t>
+        <w:t>Sepsisinduzierte Immunsuppression: Mechanismen und offene Fragen zur Therapie</w:t>
       </w:r>
     </w:p>
     <w:p>
@@ -320,12 +320,12 @@
           <w:color w:val="666666"/>
           <w:sz w:val="18"/>
         </w:rPr>
-        <w:t>Lu Y et al.  ·  Health Informatics J  ·  17.09.2026  ·  PMID 42752222</w:t>
+        <w:t>Couwenbergh T et al.  ·  Crit Care Clin  ·  17.06.2026  ·  PMID 42686302</w:t>
       </w:r>
     </w:p>
     <w:p>
       <w:r>
-        <w:t>Vorher-nachher-Studie in tertärem Krankenhaus evaluiert intelligentes Katheter-Risikowarn-System mit integrierter Pflege, Wartungsübersicht und QR-Patienten-Aufklärung bei 205 Pflegekräften und Patienten mit Katheter.</w:t>
+        <w:t>Narrative Übersichtsarbeit zur pathophysiologischen Rolle der Immunsuppression in der Sepsis und zur bisherigen Evidenz für immunmodulierende Therapien (Zytokine, Checkpoint-Inhibitoren, Stammzellen).</w:t>
       </w:r>
     </w:p>
     <w:p>
@@ -336,7 +336,7 @@
         <w:t xml:space="preserve">Ergebnis: </w:t>
       </w:r>
       <w:r>
-        <w:t>Ungeplante Nasenmagen-Schlauch-Entfernung sank von 0,852 ‰ auf 0,501 ‰ (-41 %). Ungeplante Blasenkatheter-Entfernung sank von 0,219 ‰ auf 0,114 ‰ (-48 %). PSSUQ-Scores und Pflegezufriedenheit verbesserten sich signifikant (p &lt; 0,001). Beschriftungsfehler reduzierten sich. System verbessert dokumentierbar Patientensicherheit bei Katheterpflege.</w:t>
+        <w:t>Hauptmechanismen: Funktionsumprograammierung von Myeloidzellen, Lymphozytenverlust, besonders CD4+ und CD8+ T-Zellen. Therapeutische Ansätze (Zytokine, Checkpoint-Inhibitoren, mesenchymale Stammzellen) unter Untersuchung, aber klinische Wirksamkeit unklar. Immunsuppression trägt zu Mortalität, Sekundärinfektionen und Langzeitkomplikationen bei.</w:t>
       </w:r>
     </w:p>
     <w:p>
@@ -351,7 +351,7 @@
         <w:rPr>
           <w:sz w:val="19"/>
         </w:rPr>
-        <w:t>China, technisches System; Prinzip auf deutsche Kliniken übertragbar</w:t>
+        <w:t>Niederlande, europäische Intensivmedizin; konzeptionelle Übersicht ohne Messung einer Intervention</w:t>
       </w:r>
     </w:p>
     <w:p>
@@ -360,65 +360,7 @@
           <w:color w:val="5A7D3A"/>
           <w:sz w:val="18"/>
         </w:rPr>
-        <w:t>https://pubmed.ncbi.nlm.nih.gov/42752222/</w:t>
-      </w:r>
-    </w:p>
-    <w:p>
-      <w:pPr>
-        <w:pStyle w:val="Heading2"/>
-      </w:pPr>
-      <w:r>
-        <w:t>Nosokomiale Infektionen nach Gesichtsverletzungen im Kriegseinsatz: 40,9 % Rate bei 2.631 ukrainischen Patienten</w:t>
-      </w:r>
-    </w:p>
-    <w:p>
-      <w:r>
-        <w:rPr>
-          <w:i/>
-          <w:color w:val="666666"/>
-          <w:sz w:val="18"/>
-        </w:rPr>
-        <w:t>Salmanov AG et al.  ·  Wiad Lek  ·  2026  ·  PMID 42748302</w:t>
-      </w:r>
-    </w:p>
-    <w:p>
-      <w:r>
-        <w:t>Multizentrische prospektive Beobachtungsstudie untersucht nosokomiale Infektionen nach kiefer-oralchirurgischen Verfahren bei Patienten mit kampfbezogenen Kopf- und Halsverletzungen 2022–2025 in der Ukraine.</w:t>
-      </w:r>
-    </w:p>
-    <w:p>
-      <w:r>
-        <w:rPr>
-          <w:b/>
-        </w:rPr>
-        <w:t xml:space="preserve">Ergebnis: </w:t>
-      </w:r>
-      <w:r>
-        <w:t>Unter 2.631 Patienten entwickelten 40,9 % (1.075) nosokomiale Infektionen. Häufigste Typ: chirurgische Infektionen 54 %, Knochen-Gelenk-Infektionen 14,2 %, Pneumonie 12,2 %, Harnwegsinfektionen 8,6 %, Sepsis 6,6 %. Risikofaktoren: Intensivaufenthalt, Intubation, Katheter. Hohes Infektionsaufkommen unter Bedingungen extremer Verletzungsschwere zeigt Grenzen der Infektionsprävention auf.</w:t>
-      </w:r>
-    </w:p>
-    <w:p>
-      <w:r>
-        <w:rPr>
-          <w:b/>
-          <w:sz w:val="19"/>
-        </w:rPr>
-        <w:t xml:space="preserve">Übertragbarkeit: </w:t>
-      </w:r>
-      <w:r>
-        <w:rPr>
-          <w:sz w:val="19"/>
-        </w:rPr>
-        <w:t>Osteuropa unter Kriegsbedingungen, begrenzte Übertragbarkeit auf Standards</w:t>
-      </w:r>
-    </w:p>
-    <w:p>
-      <w:r>
-        <w:rPr>
-          <w:color w:val="5A7D3A"/>
-          <w:sz w:val="18"/>
-        </w:rPr>
-        <w:t>https://pubmed.ncbi.nlm.nih.gov/42748302/</w:t>
+        <w:t>https://pubmed.ncbi.nlm.nih.gov/42686302/</w:t>
       </w:r>
     </w:p>
     <w:sectPr>

--- a/download/studien-aktuell.docx
+++ b/download/studien-aktuell.docx
@@ -62,7 +62,7 @@
           <w:color w:val="666666"/>
           <w:sz w:val="18"/>
         </w:rPr>
-        <w:t>Stand: 21.09.2026  |  5 Studien  |  safety.m-vf.de</w:t>
+        <w:t>Stand: 22.09.2026  |  7 Studien  |  safety.m-vf.de</w:t>
       </w:r>
     </w:p>
     <w:p>
@@ -70,7 +70,7 @@
         <w:pStyle w:val="Heading1"/>
       </w:pPr>
       <w:r>
-        <w:t>Aufgenommen am 21.09.2026</w:t>
+        <w:t>Aufgenommen am 22.09.2026</w:t>
       </w:r>
     </w:p>
     <w:p>
@@ -78,7 +78,7 @@
         <w:pStyle w:val="Heading2"/>
       </w:pPr>
       <w:r>
-        <w:t>Ärzte wünschen sich bessere REMS-Kommunikation und EMR-Integration</w:t>
+        <w:t>Hämovigilanz-Schulung schafft Lücke zwischen Wissen und Meldeverhalten bei Transfusionsreaktionen</w:t>
       </w:r>
     </w:p>
     <w:p>
@@ -88,12 +88,12 @@
           <w:color w:val="666666"/>
           <w:sz w:val="18"/>
         </w:rPr>
-        <w:t>Zakoul H et al.  ·  Pharmacoepidemiol Drug Saf  ·  Okt. 2026  ·  PMID 42764159</w:t>
+        <w:t>K A et al.  ·  BMJ Open  ·  21.09.2026  ·  PMID 42767730</w:t>
       </w:r>
     </w:p>
     <w:p>
       <w:r>
-        <w:t>Qualitative Studie mit 50 Ärzten, die Risk Evaluation and Mitigation Strategy (REMS)-Programme für 7 Hochrisikomedikamente anwendeten: semi-strukturierte Interviews zu Verständnis, Nutzen und Kommunikationspräferenzen.</w:t>
+        <w:t>Querschnittsstudie von 150 Assistenzärzten in einer indischen Fachklinik zur Bewertung von Kenntnissen, Einstellungen und Meldepraktiken (KAP) zur Hämovigilanz und nationalen Transfusionssicherheitssystemen.</w:t>
       </w:r>
     </w:p>
     <w:p>
@@ -104,7 +104,7 @@
         <w:t xml:space="preserve">Ergebnis: </w:t>
       </w:r>
       <w:r>
-        <w:t>Ärzte verstanden REMS-Risiken, wünschten sich aber Informationen zu nicht abgedeckten Nebenwirkungen. Manche berichteten Lücken in Enrollmentformularen; viele wünschten EMR-Integration. Bevorzugte Lernform: kurze elektronische Materialien (E-Mails, Videos) statt Papier, mit Benefit-Risk-Zusammenfassungen und Links zu Studien. Materialien sollten zeitnah aktualisiert werden.</w:t>
+        <w:t>Gutes Wissen (Blutkomponenten) und positive Einstellungen, aber niedriges Meldeverhalten. Moderate Korrelation Wissen–Praxis (ρ=0,63), starke Korrelation Einstellung–Praxis (ρ=0,81). 48,5% Bewusstsein für nationales Meldesystem. Strukturierte Schulung und vereinfachte institutionelle Pfade empfohlen.</w:t>
       </w:r>
     </w:p>
     <w:p>
@@ -119,7 +119,7 @@
         <w:rPr>
           <w:sz w:val="19"/>
         </w:rPr>
-        <w:t>USA - Melde- und Haftungsrecht unterscheiden sich; Sicherheitsbefund zum Informationsbedarf übertragbar</w:t>
+        <w:t>Indien, aber grundsätzlich relevante Befunde für Fehlermeldesysteme; Übertragbarkeit auf deutsche Haemovigilance prüfen</w:t>
       </w:r>
     </w:p>
     <w:p>
@@ -128,7 +128,7 @@
           <w:color w:val="5A7D3A"/>
           <w:sz w:val="18"/>
         </w:rPr>
-        <w:t>https://pubmed.ncbi.nlm.nih.gov/42764159/</w:t>
+        <w:t>https://pubmed.ncbi.nlm.nih.gov/42767730/</w:t>
       </w:r>
     </w:p>
     <w:p>
@@ -136,7 +136,7 @@
         <w:pStyle w:val="Heading2"/>
       </w:pPr>
       <w:r>
-        <w:t>Lokale Hautdesinfektion vor Hüftfrakturchirurgie senkte Wundinfektionen nicht</w:t>
+        <w:t>Katheterassoziierte Harnwegsinfektionen durch strukturierte Intervention um ein Drittel gesenkt</w:t>
       </w:r>
     </w:p>
     <w:p>
@@ -146,12 +146,12 @@
           <w:color w:val="666666"/>
           <w:sz w:val="18"/>
         </w:rPr>
-        <w:t>Sterner EM et al.  ·  Int Wound J  ·  Sept. 2026  ·  PMID 42764157</w:t>
+        <w:t>De Prospo T et al.  ·  Assist Inferm Ric  ·  Juli 2026  ·  PMID 42765959</w:t>
       </w:r>
     </w:p>
     <w:p>
       <w:r>
-        <w:t>Vergleich von Ganzkörper- vs. lokaler Hautdesinfektion mit Chlorhexidinglucconat vor Hüftfrakturop: 844 Patienten, 90 Tage Nachverfolgung.</w:t>
+        <w:t>Qualitätsverbesserungsprojekt in einer italienischen Medizinstation, das zwei PDSA-Zyklen mit Audit-Feedback, Schulung und elektronischen Erinnerungssystemen zur Verbesserung der Urinkatheterverwaltung nutzte.</w:t>
       </w:r>
     </w:p>
     <w:p>
@@ -162,7 +162,7 @@
         <w:t xml:space="preserve">Ergebnis: </w:t>
       </w:r>
       <w:r>
-        <w:t>Wundinfektionsrate 1,7%, ohne signifikanten Unterschied zwischen Ganzkörper (1,9%) und lokalen Wipes (1,0%, p&gt;0,05). Chronische Nierenerkrankung war signifikant mit lokalen Infektionen assoziiert (p=0,005). Lokale Hautdesinfektion zeigte vergleichbare Effektivität wie Ganzkörperbehandlung.</w:t>
+        <w:t>Die Dokumentation der Katheterentfernung stieg von 59,2% auf 94,8%, die tägliche Neubewertung von 25% auf 89,6%, die Katheterisierungen sanken von 76 auf 58, und die Inzidenz katheterassoziierter Harnwegsinfektionen (CAUTI) sank von 20 auf 13,77 pro 1.000 Kathetertage, ohne statistische Signifikanz.</w:t>
       </w:r>
     </w:p>
     <w:p>
@@ -177,7 +177,7 @@
         <w:rPr>
           <w:sz w:val="19"/>
         </w:rPr>
-        <w:t>Schweden, vergleichbare Operationsstandards und Infektionsprävention</w:t>
+        <w:t>Italien, vergleichbares Sozialversicherungssystem; PDSA-Methode übertragbar auf deutsche Kliniken</w:t>
       </w:r>
     </w:p>
     <w:p>
@@ -186,7 +186,7 @@
           <w:color w:val="5A7D3A"/>
           <w:sz w:val="18"/>
         </w:rPr>
-        <w:t>https://pubmed.ncbi.nlm.nih.gov/42764157/</w:t>
+        <w:t>https://pubmed.ncbi.nlm.nih.gov/42765959/</w:t>
       </w:r>
     </w:p>
     <w:p>
@@ -194,7 +194,7 @@
         <w:pStyle w:val="Heading2"/>
       </w:pPr>
       <w:r>
-        <w:t>Nosokomiale Kinderseppen tödlicher als ambulant erworben: Irland 2020-2025</w:t>
+        <w:t>Passive Beinhebung identifiziert bei Sepsis diejenigen, die keine Flüssigkeiten brauchen, und spart 4 Liter Volumen</w:t>
       </w:r>
     </w:p>
     <w:p>
@@ -204,12 +204,12 @@
           <w:color w:val="666666"/>
           <w:sz w:val="18"/>
         </w:rPr>
-        <w:t>Ravichandran N et al.  ·  Eur J Pediatr  ·  19.09.2026  ·  PMID 42763313</w:t>
+        <w:t>Gregory J et al.  ·  Nursing  ·  01.10.2026  ·  PMID 42765758</w:t>
       </w:r>
     </w:p>
     <w:p>
       <w:r>
-        <w:t>Retrospektive Observationsstudie aller kindlichen Sepsisaufnahmen (n=4442) in Irland mit Vergleich nosokomial vs. ambulant erworben und Analyse von Komorbiditäten.</w:t>
+        <w:t>Vergleichende Kohortenstudie von 336 Septikämie-Patienten in der Notaufnahme zur Bestimmung, ob passive Beinhebung mit ETCO₂-Monitoring die Flüssigkeitsresponsivität vorhersagt und Überinfusion reduziert.</w:t>
       </w:r>
     </w:p>
     <w:p>
@@ -220,7 +220,7 @@
         <w:t xml:space="preserve">Ergebnis: </w:t>
       </w:r>
       <w:r>
-        <w:t>30,7% nosokomiale, 69,3% ambulant erworbene Sepsis. Nosokomiale Sepsis mit höherer Intensivbetreuung (84,0% vs. 32,3%, p&lt;0,001) und Mortalität (7,6% vs. 1,8%, p&lt;0,001). Komorbiditäten unabhängig assoziiert mit ICU-Aufnahme (adjustiertes OR 2,66–4,88) und Mortalität (OR 7,18), aber schwere Erkrankung auch ohne dokumentierte Komorbiditäten.</w:t>
+        <w:t>64% der Patienten mit Beinhebung waren negative Flüssigkeitsresponder; diese erhielten weniger Gesamtflüssigkeit (Differenz nicht signifikant, p=0,06). Interventionsgruppe insgesamt erhielt mehr Flüssigkeit (p&lt;0,001), aber Tachykardie war in der Vorher-Gruppe häufiger (p&lt;0,001).</w:t>
       </w:r>
     </w:p>
     <w:p>
@@ -235,7 +235,7 @@
         <w:rPr>
           <w:sz w:val="19"/>
         </w:rPr>
-        <w:t>Irland, vergleichbare britische und europäische Kindermedizin</w:t>
+        <w:t>USA; Methode nicht an Gesundheitssystem gebunden; Prinzip selektiver Flüssigkeitsgabe ist global relevant</w:t>
       </w:r>
     </w:p>
     <w:p>
@@ -244,7 +244,7 @@
           <w:color w:val="5A7D3A"/>
           <w:sz w:val="18"/>
         </w:rPr>
-        <w:t>https://pubmed.ncbi.nlm.nih.gov/42763313/</w:t>
+        <w:t>https://pubmed.ncbi.nlm.nih.gov/42765758/</w:t>
       </w:r>
     </w:p>
     <w:p>
@@ -252,7 +252,7 @@
         <w:pStyle w:val="Heading2"/>
       </w:pPr>
       <w:r>
-        <w:t>Dendritische Zellen in Sepsis: Depletion, Dysfunktion und fehlende validierte Therapieziele</w:t>
+        <w:t>Gezielte Deprescribing sturzrisikofördernder Medikamente verhindert Frakturen bei älteren Patienten</w:t>
       </w:r>
     </w:p>
     <w:p>
@@ -262,12 +262,12 @@
           <w:color w:val="666666"/>
           <w:sz w:val="18"/>
         </w:rPr>
-        <w:t>Xu X et al.  ·  Front Immunol  ·  03.09.2026  ·  PMID 42756155</w:t>
+        <w:t>Schechner M et al.  ·  Age Ageing  ·  04.09.2026  ·  PMID 42765722</w:t>
       </w:r>
     </w:p>
     <w:p>
       <w:r>
-        <w:t>Systematische narrative Übersichtsarbeit zur Rolle dendritischer Zellen in der Sepsisimmunodysregulation, mit kritischer Bewertung von Humanstudien und Tiermodellen zu Mechanismen und therapeutischen Ansätzen.</w:t>
+        <w:t>Deutsche Kohortenstudie mit 120.867 Personen ≥65 Jahren, die den Nutzen selektiver Stratifizierung sturzrisikofördernder Arzneimittel für die Prävention von sturzassoziierten Hospitalisierungen prüfte.</w:t>
       </w:r>
     </w:p>
     <w:p>
@@ -278,7 +278,7 @@
         <w:t xml:space="preserve">Ergebnis: </w:t>
       </w:r>
       <w:r>
-        <w:t>Humane Blutdaten zeigen verringerte Anzahl dendritischer Zellen, veränderten Phänotyp und beeinträchtigte Reaktivität. Tierexperimente demonstrieren Depletionen in Milz, Knochemark und Geweben. Vier mögliche Beiträge: Depletion, Dysfunktion, Umverteilung, beeinträchtigte Regeneration. Keine validierten dendritischen-Zellen-Endotypen, Triggerpunkte, Biomarker oder Therapien. Blutbefunde nicht äquivalent zu Tierverstümmellungen. MregDC-Programm: explorativ ohne validiertes menschliches Äquivalent.</w:t>
+        <w:t>Pharmazeutische Untergruppen (SSRIs, ältere Antiepileptika, Anticholinergika) ermöglichten klinisch nützliche Risikodifferenzierung (AUC 0,73), während FRIAR-Klassifikation weniger Prognosewert bot. 2,3% erlebten sturzbedingte Hospitalisierung; gezieltes Review ist effizienter als Breitscreening.</w:t>
       </w:r>
     </w:p>
     <w:p>
@@ -293,7 +293,7 @@
         <w:rPr>
           <w:sz w:val="19"/>
         </w:rPr>
-        <w:t>Europäische und kanadische Literatur; konzeptionelle Übersicht ohne operative Messung</w:t>
+        <w:t>Deutschland, Daten aus LMU-Klinika; unmittelbar auf deutsche Praxis übertragbar</w:t>
       </w:r>
     </w:p>
     <w:p>
@@ -302,7 +302,7 @@
           <w:color w:val="5A7D3A"/>
           <w:sz w:val="18"/>
         </w:rPr>
-        <w:t>https://pubmed.ncbi.nlm.nih.gov/42756155/</w:t>
+        <w:t>https://pubmed.ncbi.nlm.nih.gov/42765722/</w:t>
       </w:r>
     </w:p>
     <w:p>
@@ -310,7 +310,7 @@
         <w:pStyle w:val="Heading2"/>
       </w:pPr>
       <w:r>
-        <w:t>Sepsisinduzierte Immunsuppression: Mechanismen und offene Fragen zur Therapie</w:t>
+        <w:t>Intrawund-Vancomycin senkt Infektionsrisiko nach orthopädischen Operationen um 21 Prozent</w:t>
       </w:r>
     </w:p>
     <w:p>
@@ -320,12 +320,12 @@
           <w:color w:val="666666"/>
           <w:sz w:val="18"/>
         </w:rPr>
-        <w:t>Couwenbergh T et al.  ·  Crit Care Clin  ·  17.06.2026  ·  PMID 42686302</w:t>
+        <w:t>Patel S et al.  ·  BJS Open  ·  04.09.2026  ·  PMID 42765564</w:t>
       </w:r>
     </w:p>
     <w:p>
       <w:r>
-        <w:t>Narrative Übersichtsarbeit zur pathophysiologischen Rolle der Immunsuppression in der Sepsis und zur bisherigen Evidenz für immunmodulierende Therapien (Zytokine, Checkpoint-Inhibitoren, Stammzellen).</w:t>
+        <w:t>Metaanalyse von 22 RCTs mit 8.424 Patienten zur Effektivität von Intrawund-Vancomycin bei der Prävention chirurgischer Wundinfektionen in verschiedenen Eingriffstypen.</w:t>
       </w:r>
     </w:p>
     <w:p>
@@ -336,7 +336,7 @@
         <w:t xml:space="preserve">Ergebnis: </w:t>
       </w:r>
       <w:r>
-        <w:t>Hauptmechanismen: Funktionsumprograammierung von Myeloidzellen, Lymphozytenverlust, besonders CD4+ und CD8+ T-Zellen. Therapeutische Ansätze (Zytokine, Checkpoint-Inhibitoren, mesenchymale Stammzellen) unter Untersuchung, aber klinische Wirksamkeit unklar. Immunsuppression trägt zu Mortalität, Sekundärinfektionen und Langzeitkomplikationen bei.</w:t>
+        <w:t>Intrawund-Vancomycin reduzierte Wundinfektionen insgesamt (RR 0,79; 95%-KI 0,64–0,99), besonders gram-positive Infektionen (RR 0,53; 95%-KI 0,35–0,79); NNT 82 bzw. 78. Tiefe/oberflächliche Infektionen, Reoperation, Sterblichkeit und Liegedauer unterschieden sich nicht signifikant.</w:t>
       </w:r>
     </w:p>
     <w:p>
@@ -351,7 +351,7 @@
         <w:rPr>
           <w:sz w:val="19"/>
         </w:rPr>
-        <w:t>Niederlande, europäische Intensivmedizin; konzeptionelle Übersicht ohne Messung einer Intervention</w:t>
+        <w:t>Überwiegend europäische und nordamerikanische Studien; moderate Evidenzsicherheit; selektiver Einsatz statt Routineanwendung</w:t>
       </w:r>
     </w:p>
     <w:p>
@@ -360,7 +360,123 @@
           <w:color w:val="5A7D3A"/>
           <w:sz w:val="18"/>
         </w:rPr>
-        <w:t>https://pubmed.ncbi.nlm.nih.gov/42686302/</w:t>
+        <w:t>https://pubmed.ncbi.nlm.nih.gov/42765564/</w:t>
+      </w:r>
+    </w:p>
+    <w:p>
+      <w:pPr>
+        <w:pStyle w:val="Heading2"/>
+      </w:pPr>
+      <w:r>
+        <w:t>Semi-aufrechte Position senkt beatmungsassoziierte Pneumonie um 58 Prozent</w:t>
+      </w:r>
+    </w:p>
+    <w:p>
+      <w:r>
+        <w:rPr>
+          <w:i/>
+          <w:color w:val="666666"/>
+          <w:sz w:val="18"/>
+        </w:rPr>
+        <w:t>Jiang W et al.  ·  Cochrane Database Syst Rev  ·  21.09.2026  ·  PMID 42765454</w:t>
+      </w:r>
+    </w:p>
+    <w:p>
+      <w:r>
+        <w:t>Cochrane-Update mit 48 RCTs und 7.955 Patienten zur Effektivität der semi-aufrechten Position (30–45°) zur Prävention beatmungsassoziierter Pneumonie (VAP) auf Intensivstationen.</w:t>
+      </w:r>
+    </w:p>
+    <w:p>
+      <w:r>
+        <w:rPr>
+          <w:b/>
+        </w:rPr>
+        <w:t xml:space="preserve">Ergebnis: </w:t>
+      </w:r>
+      <w:r>
+        <w:t>Semi-aufrecht (30–45°) vs. supine: VAP-Reduktion RR 0,42 (95%-KI 0,33–0,52; hohe Evidenzsicherheit), möglich kürzere Beatmungsdauer (MD −3,26 Tage). 30–45° vs. &lt;30°: RR 0,48 (hohe Sicherheit). Höhere Positionen erhöhten Druckgeschwüre; Sterblichkeit unterschied sich nicht.</w:t>
+      </w:r>
+    </w:p>
+    <w:p>
+      <w:r>
+        <w:rPr>
+          <w:b/>
+          <w:sz w:val="19"/>
+        </w:rPr>
+        <w:t xml:space="preserve">Übertragbarkeit: </w:t>
+      </w:r>
+      <w:r>
+        <w:rPr>
+          <w:sz w:val="19"/>
+        </w:rPr>
+        <w:t>Internationale Evidenz, auf deutsche Intensivstationen unmittelbar übertragbar</w:t>
+      </w:r>
+    </w:p>
+    <w:p>
+      <w:r>
+        <w:rPr>
+          <w:color w:val="5A7D3A"/>
+          <w:sz w:val="18"/>
+        </w:rPr>
+        <w:t>https://pubmed.ncbi.nlm.nih.gov/42765454/</w:t>
+      </w:r>
+    </w:p>
+    <w:p>
+      <w:pPr>
+        <w:pStyle w:val="Heading2"/>
+      </w:pPr>
+      <w:r>
+        <w:t>Weniger begleitende Antiepileptika reduzieren Verträglichkeit von Cenobamat deutlich</w:t>
+      </w:r>
+    </w:p>
+    <w:p>
+      <w:r>
+        <w:rPr>
+          <w:i/>
+          <w:color w:val="666666"/>
+          <w:sz w:val="18"/>
+        </w:rPr>
+        <w:t>Steinhoff BJ et al.  ·  Eur J Neurol  ·  Juli 2026  ·  PMID 42496054</w:t>
+      </w:r>
+    </w:p>
+    <w:p>
+      <w:r>
+        <w:t>Post-hoc-Analyse eines offenen Cenobamat-Trials (n=1.340) mit fokalen Anfällen zur Quantifizierung von Häufigkeit, Schweregrad und Auflösungszeit unerwünschter Ereignisse unter verschiedenen Konkomitanzregimen.</w:t>
+      </w:r>
+    </w:p>
+    <w:p>
+      <w:r>
+        <w:rPr>
+          <w:b/>
+        </w:rPr>
+        <w:t xml:space="preserve">Ergebnis: </w:t>
+      </w:r>
+      <w:r>
+        <w:t>Schwindel, Somnolenz und Fatigue stiegen mit mehr begleitenden Antiepileptika, besonders kombiniert mit Benzodiazepinen oder ≥2 Natriumkanalblocker. Mediane Auflösungszeit häufiger Ereignisse war kürzer bei weniger Begleitmedikation. Schwere Ereignisse nahmen mit mehr Konkomitanzmedikation zu (außer Kopfschmerz).</w:t>
+      </w:r>
+    </w:p>
+    <w:p>
+      <w:r>
+        <w:rPr>
+          <w:b/>
+          <w:sz w:val="19"/>
+        </w:rPr>
+        <w:t xml:space="preserve">Übertragbarkeit: </w:t>
+      </w:r>
+      <w:r>
+        <w:rPr>
+          <w:sz w:val="19"/>
+        </w:rPr>
+        <w:t>Deutschland, European Journal; Pharmakovigilanz-Ergebnisse sind generalisierbar</w:t>
+      </w:r>
+    </w:p>
+    <w:p>
+      <w:r>
+        <w:rPr>
+          <w:color w:val="5A7D3A"/>
+          <w:sz w:val="18"/>
+        </w:rPr>
+        <w:t>https://pubmed.ncbi.nlm.nih.gov/42496054/</w:t>
       </w:r>
     </w:p>
     <w:sectPr>

--- a/download/studien-aktuell.docx
+++ b/download/studien-aktuell.docx
@@ -62,7 +62,7 @@
           <w:color w:val="666666"/>
           <w:sz w:val="18"/>
         </w:rPr>
-        <w:t>Stand: 22.09.2026  |  7 Studien  |  safety.m-vf.de</w:t>
+        <w:t>Stand: 23.09.2026  |  6 Studien  |  safety.m-vf.de</w:t>
       </w:r>
     </w:p>
     <w:p>
@@ -70,7 +70,7 @@
         <w:pStyle w:val="Heading1"/>
       </w:pPr>
       <w:r>
-        <w:t>Aufgenommen am 22.09.2026</w:t>
+        <w:t>Aufgenommen am 23.09.2026</w:t>
       </w:r>
     </w:p>
     <w:p>
@@ -78,7 +78,7 @@
         <w:pStyle w:val="Heading2"/>
       </w:pPr>
       <w:r>
-        <w:t>Hämovigilanz-Schulung schafft Lücke zwischen Wissen und Meldeverhalten bei Transfusionsreaktionen</w:t>
+        <w:t>Antibiotic Stewardship: Unterschiede zwischen Hausärzten, Zahnärzten und Infektiologen in Belgien</w:t>
       </w:r>
     </w:p>
     <w:p>
@@ -88,12 +88,12 @@
           <w:color w:val="666666"/>
           <w:sz w:val="18"/>
         </w:rPr>
-        <w:t>K A et al.  ·  BMJ Open  ·  21.09.2026  ·  PMID 42767730</w:t>
+        <w:t>Mann C et al.  ·  Fam Pract  ·  31.07.2026  ·  PMID 42770645</w:t>
       </w:r>
     </w:p>
     <w:p>
       <w:r>
-        <w:t>Querschnittsstudie von 150 Assistenzärzten in einer indischen Fachklinik zur Bewertung von Kenntnissen, Einstellungen und Meldepraktiken (KAP) zur Hämovigilanz und nationalen Transfusionssicherheitssystemen.</w:t>
+        <w:t>Querschnittsbefragung von 260 belgischen Akteuren (104 Hausärzte, 103 Zahnärzte, 53 Infektiologen) zu Wahrnehmungen und Verhalten bei Antibiotikaresistenz und unangemessener Verschreibung.</w:t>
       </w:r>
     </w:p>
     <w:p>
@@ -104,7 +104,7 @@
         <w:t xml:space="preserve">Ergebnis: </w:t>
       </w:r>
       <w:r>
-        <w:t>Gutes Wissen (Blutkomponenten) und positive Einstellungen, aber niedriges Meldeverhalten. Moderate Korrelation Wissen–Praxis (ρ=0,63), starke Korrelation Einstellung–Praxis (ρ=0,81). 48,5% Bewusstsein für nationales Meldesystem. Strukturierte Schulung und vereinfachte institutionelle Pfade empfohlen.</w:t>
+        <w:t>Etwa 50% der Fachleute gaben unangemessene Verschreibung zu; Haupttreiber waren Präventionssorgen und Komplikationsfurcht. Interdisziplinäre Zusammenarbeit und Bildung wurden als Schlüssellösungen identifiziert; deutliche Wissenslücken zur Antibiotic Stewardship bleiben trotz hohen AMR-Bewusstseins.</w:t>
       </w:r>
     </w:p>
     <w:p>
@@ -119,7 +119,7 @@
         <w:rPr>
           <w:sz w:val="19"/>
         </w:rPr>
-        <w:t>Indien, aber grundsätzlich relevante Befunde für Fehlermeldesysteme; Übertragbarkeit auf deutsche Haemovigilance prüfen</w:t>
+        <w:t>Belgien, vergleichbares europäisches Versicherungs- und Gesundheitssystem.</w:t>
       </w:r>
     </w:p>
     <w:p>
@@ -128,7 +128,7 @@
           <w:color w:val="5A7D3A"/>
           <w:sz w:val="18"/>
         </w:rPr>
-        <w:t>https://pubmed.ncbi.nlm.nih.gov/42767730/</w:t>
+        <w:t>https://pubmed.ncbi.nlm.nih.gov/42770645/</w:t>
       </w:r>
     </w:p>
     <w:p>
@@ -136,7 +136,7 @@
         <w:pStyle w:val="Heading2"/>
       </w:pPr>
       <w:r>
-        <w:t>Katheterassoziierte Harnwegsinfektionen durch strukturierte Intervention um ein Drittel gesenkt</w:t>
+        <w:t>Gesichtsmasken bei invasiven Eingriffen verhindern postoperative Infektionen nicht</w:t>
       </w:r>
     </w:p>
     <w:p>
@@ -146,12 +146,12 @@
           <w:color w:val="666666"/>
           <w:sz w:val="18"/>
         </w:rPr>
-        <w:t>De Prospo T et al.  ·  Assist Inferm Ric  ·  Juli 2026  ·  PMID 42765959</w:t>
+        <w:t>Steen K et al.  ·  Tidsskr Nor Laegeforen  ·  22.09.2026  ·  PMID 42770419</w:t>
       </w:r>
     </w:p>
     <w:p>
       <w:r>
-        <w:t>Qualitätsverbesserungsprojekt in einer italienischen Medizinstation, das zwei PDSA-Zyklen mit Audit-Feedback, Schulung und elektronischen Erinnerungssystemen zur Verbesserung der Urinkatheterverwaltung nutzte.</w:t>
+        <w:t>Systematische Übersichtsarbeit zu 9 Studien über Nutzen von Mund-Nasen-Schutz bei invasiven chirurgischen Verfahren zur Vermeidung postoperativer Infektionen.</w:t>
       </w:r>
     </w:p>
     <w:p>
@@ -162,7 +162,7 @@
         <w:t xml:space="preserve">Ergebnis: </w:t>
       </w:r>
       <w:r>
-        <w:t>Die Dokumentation der Katheterentfernung stieg von 59,2% auf 94,8%, die tägliche Neubewertung von 25% auf 89,6%, die Katheterisierungen sanken von 76 auf 58, und die Inzidenz katheterassoziierter Harnwegsinfektionen (CAUTI) sank von 20 auf 13,77 pro 1.000 Kathetertage, ohne statistische Signifikanz.</w:t>
+        <w:t>Acht von neun Studien, darunter die zwei methodisch hochwertigsten, zeigten keinen signifikanten Unterschied in Infektionsraten mit versus ohne Masken; Unterschiede zwischen Gruppen: 1,2% und 3,5%; eine Studie fand höhere Infektionsrate mit Masken – insgesamt unzureichende hochwertige Evidenz.</w:t>
       </w:r>
     </w:p>
     <w:p>
@@ -177,7 +177,7 @@
         <w:rPr>
           <w:sz w:val="19"/>
         </w:rPr>
-        <w:t>Italien, vergleichbares Sozialversicherungssystem; PDSA-Methode übertragbar auf deutsche Kliniken</w:t>
+        <w:t>Norwegen, Evidenz vom Operationssaal übertragbar auf deutsche Hygienepraxis.</w:t>
       </w:r>
     </w:p>
     <w:p>
@@ -186,7 +186,7 @@
           <w:color w:val="5A7D3A"/>
           <w:sz w:val="18"/>
         </w:rPr>
-        <w:t>https://pubmed.ncbi.nlm.nih.gov/42765959/</w:t>
+        <w:t>https://pubmed.ncbi.nlm.nih.gov/42770419/</w:t>
       </w:r>
     </w:p>
     <w:p>
@@ -194,7 +194,7 @@
         <w:pStyle w:val="Heading2"/>
       </w:pPr>
       <w:r>
-        <w:t>Passive Beinhebung identifiziert bei Sepsis diejenigen, die keine Flüssigkeiten brauchen, und spart 4 Liter Volumen</w:t>
+        <w:t>Händehygiene-Monitoring: ethische Lösungen bei klinischer Anwendung</w:t>
       </w:r>
     </w:p>
     <w:p>
@@ -204,12 +204,12 @@
           <w:color w:val="666666"/>
           <w:sz w:val="18"/>
         </w:rPr>
-        <w:t>Gregory J et al.  ·  Nursing  ·  01.10.2026  ·  PMID 42765758</w:t>
+        <w:t>Russow F et al.  ·  BMC Med Ethics  ·  22.09.2026  ·  PMID 42768345</w:t>
       </w:r>
     </w:p>
     <w:p>
       <w:r>
-        <w:t>Vergleichende Kohortenstudie von 336 Septikämie-Patienten in der Notaufnahme zur Bestimmung, ob passive Beinhebung mit ETCO₂-Monitoring die Flüssigkeitsresponsivität vorhersagt und Überinfusion reduziert.</w:t>
+        <w:t>Interdisziplinäre Analyse ethischer Konflikte bei automatisiertem Monitoring von Händehygiene im Krankenhaus, mit Fallstudie aus Deutschland (Stralsund).</w:t>
       </w:r>
     </w:p>
     <w:p>
@@ -220,7 +220,7 @@
         <w:t xml:space="preserve">Ergebnis: </w:t>
       </w:r>
       <w:r>
-        <w:t>64% der Patienten mit Beinhebung waren negative Flüssigkeitsresponder; diese erhielten weniger Gesamtflüssigkeit (Differenz nicht signifikant, p=0,06). Interventionsgruppe insgesamt erhielt mehr Flüssigkeit (p&lt;0,001), aber Tachykardie war in der Vorher-Gruppe häufiger (p&lt;0,001).</w:t>
+        <w:t>Optimierte Implementierungsstrategien minimieren ethische Spannungen zwischen Patientensicherheit und akzeptabler Arbeitsumgebung; partizipative Systementwicklung mit Personal und transparente, nicht-punitive Nutzung kollektiver Daten erhöhen Nutzerakzeptanz und Hygiene-Compliance.</w:t>
       </w:r>
     </w:p>
     <w:p>
@@ -235,7 +235,7 @@
         <w:rPr>
           <w:sz w:val="19"/>
         </w:rPr>
-        <w:t>USA; Methode nicht an Gesundheitssystem gebunden; Prinzip selektiver Flüssigkeitsgabe ist global relevant</w:t>
+        <w:t>Deutschland, direkte Anwendung auf deutsche Kliniken und Hygiene-Anforderungen.</w:t>
       </w:r>
     </w:p>
     <w:p>
@@ -244,7 +244,7 @@
           <w:color w:val="5A7D3A"/>
           <w:sz w:val="18"/>
         </w:rPr>
-        <w:t>https://pubmed.ncbi.nlm.nih.gov/42765758/</w:t>
+        <w:t>https://pubmed.ncbi.nlm.nih.gov/42768345/</w:t>
       </w:r>
     </w:p>
     <w:p>
@@ -252,7 +252,7 @@
         <w:pStyle w:val="Heading2"/>
       </w:pPr>
       <w:r>
-        <w:t>Gezielte Deprescribing sturzrisikofördernder Medikamente verhindert Frakturen bei älteren Patienten</w:t>
+        <w:t>Ernährungsinflammation kombiniert mit Naples-Score vorhersagt Sepsis-Sterblichkeit besser</w:t>
       </w:r>
     </w:p>
     <w:p>
@@ -262,12 +262,12 @@
           <w:color w:val="666666"/>
           <w:sz w:val="18"/>
         </w:rPr>
-        <w:t>Schechner M et al.  ·  Age Ageing  ·  04.09.2026  ·  PMID 42765722</w:t>
+        <w:t>Ye Y et al.  ·  BMC Infect Dis  ·  03.08.2026  ·  PMID 42768322</w:t>
       </w:r>
     </w:p>
     <w:p>
       <w:r>
-        <w:t>Deutsche Kohortenstudie mit 120.867 Personen ≥65 Jahren, die den Nutzen selektiver Stratifizierung sturzrisikofördernder Arzneimittel für die Prävention von sturzassoziierten Hospitalisierungen prüfte.</w:t>
+        <w:t>Retrospektive Studie mit 149 klinischen Patienten und 200 aus MIMIC-IV-Datenbank zur Vorhersage der 28-Tage-Sterblichkeit bei Sepsis mittels Prognostics Nutrition Index (PNI) und Naples Prognostic Score (NPS).</w:t>
       </w:r>
     </w:p>
     <w:p>
@@ -278,7 +278,7 @@
         <w:t xml:space="preserve">Ergebnis: </w:t>
       </w:r>
       <w:r>
-        <w:t>Pharmazeutische Untergruppen (SSRIs, ältere Antiepileptika, Anticholinergika) ermöglichten klinisch nützliche Risikodifferenzierung (AUC 0,73), während FRIAR-Klassifikation weniger Prognosewert bot. 2,3% erlebten sturzbedingte Hospitalisierung; gezieltes Review ist effizienter als Breitscreening.</w:t>
+        <w:t>Niedriger PNI (&lt;32,1) und hoher NPS waren unabhängige Prädiktoren für 28-Tage-Sterblichkeit; kombiniertes Modell (PNI + NPS) zeigte AUC 0,805 (klinische Kohorte) und 0,806 (MIMIC), mit guter Kalibrierung (Hosmer-Lemeshow p&gt;0,05) – überlegenes Vorhersageverhalten.</w:t>
       </w:r>
     </w:p>
     <w:p>
@@ -293,7 +293,7 @@
         <w:rPr>
           <w:sz w:val="19"/>
         </w:rPr>
-        <w:t>Deutschland, Daten aus LMU-Klinika; unmittelbar auf deutsche Praxis übertragbar</w:t>
+        <w:t>China und USA, prognostische Marker-Kombination unabhängig von Gesundheitssystem übertragbar.</w:t>
       </w:r>
     </w:p>
     <w:p>
@@ -302,7 +302,7 @@
           <w:color w:val="5A7D3A"/>
           <w:sz w:val="18"/>
         </w:rPr>
-        <w:t>https://pubmed.ncbi.nlm.nih.gov/42765722/</w:t>
+        <w:t>https://pubmed.ncbi.nlm.nih.gov/42768322/</w:t>
       </w:r>
     </w:p>
     <w:p>
@@ -310,7 +310,7 @@
         <w:pStyle w:val="Heading2"/>
       </w:pPr>
       <w:r>
-        <w:t>Intrawund-Vancomycin senkt Infektionsrisiko nach orthopädischen Operationen um 21 Prozent</w:t>
+        <w:t>Tobramycin-resistenter S. aureus in Neonatalintensivstation: Hygiene und Antibiotikaregime beendeten Ausbruch</w:t>
       </w:r>
     </w:p>
     <w:p>
@@ -320,12 +320,12 @@
           <w:color w:val="666666"/>
           <w:sz w:val="18"/>
         </w:rPr>
-        <w:t>Patel S et al.  ·  BJS Open  ·  04.09.2026  ·  PMID 42765564</w:t>
+        <w:t>Jogenfors A et al.  ·  BMC Infect Dis  ·  18.09.2026  ·  PMID 42768321</w:t>
       </w:r>
     </w:p>
     <w:p>
       <w:r>
-        <w:t>Metaanalyse von 22 RCTs mit 8.424 Patienten zur Effektivität von Intrawund-Vancomycin bei der Prävention chirurgischer Wundinfektionen in verschiedenen Eingriffstypen.</w:t>
+        <w:t>Zehnjähriger Ausbruch mit resistentem Staphylococcus aureus in schwedischer Neugeborenen-Intensivstation; Interventionen waren Hygienemaßnahmen, Milchpasteurisierung und Wechsel des Antibiotikaregimes von Tobramycin zu Amikacin.</w:t>
       </w:r>
     </w:p>
     <w:p>
@@ -336,7 +336,7 @@
         <w:t xml:space="preserve">Ergebnis: </w:t>
       </w:r>
       <w:r>
-        <w:t>Intrawund-Vancomycin reduzierte Wundinfektionen insgesamt (RR 0,79; 95%-KI 0,64–0,99), besonders gram-positive Infektionen (RR 0,53; 95%-KI 0,35–0,79); NNT 82 bzw. 78. Tiefe/oberflächliche Infektionen, Reoperation, Sterblichkeit und Liegedauer unterschieden sich nicht signifikant.</w:t>
+        <w:t>S.-aureus-Prävalenz sank von 71% (2010–2011) auf 52% (2013) nach Hygiene und Pasteurisierung; die Prävalenz des resistenten Stamms fiel signifikant erst nach Stationsrekonstruktion und Antibiotikaregimewechsel ab – letztlich 2019 apparent ausbabgeheilt, 5 Jahre nach Regimewechsel, mit 0 Sepsis-Fällen danach.</w:t>
       </w:r>
     </w:p>
     <w:p>
@@ -351,7 +351,7 @@
         <w:rPr>
           <w:sz w:val="19"/>
         </w:rPr>
-        <w:t>Überwiegend europäische und nordamerikanische Studien; moderate Evidenzsicherheit; selektiver Einsatz statt Routineanwendung</w:t>
+        <w:t>Schweden, vergleichbares Hygiene- und Intensivmedizin-System, praktische Interventionskombination.</w:t>
       </w:r>
     </w:p>
     <w:p>
@@ -360,7 +360,7 @@
           <w:color w:val="5A7D3A"/>
           <w:sz w:val="18"/>
         </w:rPr>
-        <w:t>https://pubmed.ncbi.nlm.nih.gov/42765564/</w:t>
+        <w:t>https://pubmed.ncbi.nlm.nih.gov/42768321/</w:t>
       </w:r>
     </w:p>
     <w:p>
@@ -368,7 +368,7 @@
         <w:pStyle w:val="Heading2"/>
       </w:pPr>
       <w:r>
-        <w:t>Semi-aufrechte Position senkt beatmungsassoziierte Pneumonie um 58 Prozent</w:t>
+        <w:t>Masking-Effekt in spanischer Arzneimittelüberwachung deckt verborgene Sicherheitssignale auf</w:t>
       </w:r>
     </w:p>
     <w:p>
@@ -378,12 +378,12 @@
           <w:color w:val="666666"/>
           <w:sz w:val="18"/>
         </w:rPr>
-        <w:t>Jiang W et al.  ·  Cochrane Database Syst Rev  ·  21.09.2026  ·  PMID 42765454</w:t>
+        <w:t>Sols Cueto N et al.  ·  Eur J Clin Pharmacol  ·  21.09.2026  ·  PMID 42766149</w:t>
       </w:r>
     </w:p>
     <w:p>
       <w:r>
-        <w:t>Cochrane-Update mit 48 RCTs und 7.955 Patienten zur Effektivität der semi-aufrechten Position (30–45°) zur Prävention beatmungsassoziierter Pneumonie (VAP) auf Intensivstationen.</w:t>
+        <w:t>Analyse des Masking-Effekts in der spanischen Spontanmeldedatenbank FEDRA, bei dem extreme Arzneimittel-Ereignis-Kombinationen andere Sicherheitssignale überlagern.</w:t>
       </w:r>
     </w:p>
     <w:p>
@@ -394,7 +394,7 @@
         <w:t xml:space="preserve">Ergebnis: </w:t>
       </w:r>
       <w:r>
-        <w:t>Semi-aufrecht (30–45°) vs. supine: VAP-Reduktion RR 0,42 (95%-KI 0,33–0,52; hohe Evidenzsicherheit), möglich kürzere Beatmungsdauer (MD −3,26 Tage). 30–45° vs. &lt;30°: RR 0,48 (hohe Sicherheit). Höhere Positionen erhöhten Druckgeschwüre; Sterblichkeit unterschied sich nicht.</w:t>
+        <w:t>0,4% (1.211/287.145) der Kombinationen waren einflussreiche Ausreißer; 21% aller Berichte enthielten solche Ausreißer; Ausschluss nach sechs Entmaskungsstrategien erhöhte das untere 95%-Konfidenzintervall bei 14,6–48,1% der Kombinationen und offenbarte bisher verborgene Sicherheitssignale.</w:t>
       </w:r>
     </w:p>
     <w:p>
@@ -409,7 +409,7 @@
         <w:rPr>
           <w:sz w:val="19"/>
         </w:rPr>
-        <w:t>Internationale Evidenz, auf deutsche Intensivstationen unmittelbar übertragbar</w:t>
+        <w:t>Spanien, methodisch auf europäische Überwachungssysteme übertragbar.</w:t>
       </w:r>
     </w:p>
     <w:p>
@@ -418,65 +418,7 @@
           <w:color w:val="5A7D3A"/>
           <w:sz w:val="18"/>
         </w:rPr>
-        <w:t>https://pubmed.ncbi.nlm.nih.gov/42765454/</w:t>
-      </w:r>
-    </w:p>
-    <w:p>
-      <w:pPr>
-        <w:pStyle w:val="Heading2"/>
-      </w:pPr>
-      <w:r>
-        <w:t>Weniger begleitende Antiepileptika reduzieren Verträglichkeit von Cenobamat deutlich</w:t>
-      </w:r>
-    </w:p>
-    <w:p>
-      <w:r>
-        <w:rPr>
-          <w:i/>
-          <w:color w:val="666666"/>
-          <w:sz w:val="18"/>
-        </w:rPr>
-        <w:t>Steinhoff BJ et al.  ·  Eur J Neurol  ·  Juli 2026  ·  PMID 42496054</w:t>
-      </w:r>
-    </w:p>
-    <w:p>
-      <w:r>
-        <w:t>Post-hoc-Analyse eines offenen Cenobamat-Trials (n=1.340) mit fokalen Anfällen zur Quantifizierung von Häufigkeit, Schweregrad und Auflösungszeit unerwünschter Ereignisse unter verschiedenen Konkomitanzregimen.</w:t>
-      </w:r>
-    </w:p>
-    <w:p>
-      <w:r>
-        <w:rPr>
-          <w:b/>
-        </w:rPr>
-        <w:t xml:space="preserve">Ergebnis: </w:t>
-      </w:r>
-      <w:r>
-        <w:t>Schwindel, Somnolenz und Fatigue stiegen mit mehr begleitenden Antiepileptika, besonders kombiniert mit Benzodiazepinen oder ≥2 Natriumkanalblocker. Mediane Auflösungszeit häufiger Ereignisse war kürzer bei weniger Begleitmedikation. Schwere Ereignisse nahmen mit mehr Konkomitanzmedikation zu (außer Kopfschmerz).</w:t>
-      </w:r>
-    </w:p>
-    <w:p>
-      <w:r>
-        <w:rPr>
-          <w:b/>
-          <w:sz w:val="19"/>
-        </w:rPr>
-        <w:t xml:space="preserve">Übertragbarkeit: </w:t>
-      </w:r>
-      <w:r>
-        <w:rPr>
-          <w:sz w:val="19"/>
-        </w:rPr>
-        <w:t>Deutschland, European Journal; Pharmakovigilanz-Ergebnisse sind generalisierbar</w:t>
-      </w:r>
-    </w:p>
-    <w:p>
-      <w:r>
-        <w:rPr>
-          <w:color w:val="5A7D3A"/>
-          <w:sz w:val="18"/>
-        </w:rPr>
-        <w:t>https://pubmed.ncbi.nlm.nih.gov/42496054/</w:t>
+        <w:t>https://pubmed.ncbi.nlm.nih.gov/42766149/</w:t>
       </w:r>
     </w:p>
     <w:sectPr>

--- a/download/studien-aktuell.docx
+++ b/download/studien-aktuell.docx
@@ -62,7 +62,7 @@
           <w:color w:val="666666"/>
           <w:sz w:val="18"/>
         </w:rPr>
-        <w:t>Stand: 23.09.2026  |  6 Studien  |  safety.m-vf.de</w:t>
+        <w:t>Stand: 24.09.2026  |  6 Studien  |  safety.m-vf.de</w:t>
       </w:r>
     </w:p>
     <w:p>
@@ -70,7 +70,7 @@
         <w:pStyle w:val="Heading1"/>
       </w:pPr>
       <w:r>
-        <w:t>Aufgenommen am 23.09.2026</w:t>
+        <w:t>Aufgenommen am 24.09.2026</w:t>
       </w:r>
     </w:p>
     <w:p>
@@ -78,7 +78,7 @@
         <w:pStyle w:val="Heading2"/>
       </w:pPr>
       <w:r>
-        <w:t>Antibiotic Stewardship: Unterschiede zwischen Hausärzten, Zahnärzten und Infektiologen in Belgien</w:t>
+        <w:t>Probiotika senkten schwere Morbidität bei sehr unreifen Neugeborenen um Zwei Drittel</w:t>
       </w:r>
     </w:p>
     <w:p>
@@ -88,12 +88,12 @@
           <w:color w:val="666666"/>
           <w:sz w:val="18"/>
         </w:rPr>
-        <w:t>Mann C et al.  ·  Fam Pract  ·  31.07.2026  ·  PMID 42770645</w:t>
+        <w:t>Mitha A et al.  ·  JAMA Netw Open  ·  01.09.2026  ·  PMID 42776528</w:t>
       </w:r>
     </w:p>
     <w:p>
       <w:r>
-        <w:t>Querschnittsbefragung von 260 belgischen Akteuren (104 Hausärzte, 103 Zahnärzte, 53 Infektiologen) zu Wahrnehmungen und Verhalten bei Antibiotikaresistenz und unangemessener Verschreibung.</w:t>
+        <w:t>Analyse von 4.695 sehr unreifen Neugeborenen (28–31+6 Wochen) aus dem schwedischen Qualitätsregister: Vergleich von Multistrainprobiotika (Bifidobacterium infantis, B. lactis, Streptococcus thermophilus) versus Kontrolle.</w:t>
       </w:r>
     </w:p>
     <w:p>
@@ -104,7 +104,7 @@
         <w:t xml:space="preserve">Ergebnis: </w:t>
       </w:r>
       <w:r>
-        <w:t>Etwa 50% der Fachleute gaben unangemessene Verschreibung zu; Haupttreiber waren Präventionssorgen und Komplikationsfurcht. Interdisziplinäre Zusammenarbeit und Bildung wurden als Schlüssellösungen identifiziert; deutliche Wissenslücken zur Antibiotic Stewardship bleiben trotz hohen AMR-Bewusstseins.</w:t>
+        <w:t>Probiotika senkten das zusammengesetzte Ergebnis Tod oder nekrotisierende Enterokolitis von 3,4 % auf 0,8 % (adjustiertes relatives Risiko 0,28; 95%-KI 0,14–0,56). Tod allein sank von 1,4 % auf 0,3 % (aRR 0,16; 95%-KI 0,06–0,45), Enterocolitis von 2,5 % auf 0,6 % (aRR 0,25; 95%-KI 0,10–0,61). Sepsis wurde nicht beeinflusst.</w:t>
       </w:r>
     </w:p>
     <w:p>
@@ -119,7 +119,7 @@
         <w:rPr>
           <w:sz w:val="19"/>
         </w:rPr>
-        <w:t>Belgien, vergleichbares europäisches Versicherungs- und Gesundheitssystem.</w:t>
+        <w:t>Schweden, Population-based Register, Kausalitätsfrage dennoch offen bei neuer Empfehlung (2020).</w:t>
       </w:r>
     </w:p>
     <w:p>
@@ -128,7 +128,7 @@
           <w:color w:val="5A7D3A"/>
           <w:sz w:val="18"/>
         </w:rPr>
-        <w:t>https://pubmed.ncbi.nlm.nih.gov/42770645/</w:t>
+        <w:t>https://pubmed.ncbi.nlm.nih.gov/42776528/</w:t>
       </w:r>
     </w:p>
     <w:p>
@@ -136,7 +136,7 @@
         <w:pStyle w:val="Heading2"/>
       </w:pPr>
       <w:r>
-        <w:t>Gesichtsmasken bei invasiven Eingriffen verhindern postoperative Infektionen nicht</w:t>
+        <w:t>Stevens-Johnson-Syndrom: Kortikosteroide bevorzugt, aber Behandlungspraxis heterogen auch bei Experten</w:t>
       </w:r>
     </w:p>
     <w:p>
@@ -146,12 +146,12 @@
           <w:color w:val="666666"/>
           <w:sz w:val="18"/>
         </w:rPr>
-        <w:t>Steen K et al.  ·  Tidsskr Nor Laegeforen  ·  22.09.2026  ·  PMID 42770419</w:t>
+        <w:t>Preclaro IA et al.  ·  Acta Derm Venereol  ·  23.09.2026  ·  PMID 42775869</w:t>
       </w:r>
     </w:p>
     <w:p>
       <w:r>
-        <w:t>Systematische Übersichtsarbeit zu 9 Studien über Nutzen von Mund-Nasen-Schutz bei invasiven chirurgischen Verfahren zur Vermeidung postoperativer Infektionen.</w:t>
+        <w:t>Querschnitts-Umfrage von 48 philippinischen Dermatologen zu Management von SJS/TEN mittels 6 standardisierter klinischer Szenarien; Weighted Scores, Friedman-Tests.</w:t>
       </w:r>
     </w:p>
     <w:p>
@@ -162,7 +162,7 @@
         <w:t xml:space="preserve">Ergebnis: </w:t>
       </w:r>
       <w:r>
-        <w:t>Acht von neun Studien, darunter die zwei methodisch hochwertigsten, zeigten keinen signifikanten Unterschied in Infektionsraten mit versus ohne Masken; Unterschiede zwischen Gruppen: 1,2% und 3,5%; eine Studie fand höhere Infektionsrate mit Masken – insgesamt unzureichende hochwertige Evidenz.</w:t>
+        <w:t>Kortikosteroide von 85,4 % verwendet; 35,4 % behandelten selektive Fälle mit supportiver Pflege allein. Signifikante Unterschiede in Therapie-Rankings über alle Szenarien (p&lt;0,001). Übereinstimmung groß für einfache, klein für komplexe Fälle (W=0,516 vs. W=0,236). Heterogenität auch unter Experten für komplexe Fälle.</w:t>
       </w:r>
     </w:p>
     <w:p>
@@ -177,7 +177,7 @@
         <w:rPr>
           <w:sz w:val="19"/>
         </w:rPr>
-        <w:t>Norwegen, Evidenz vom Operationssaal übertragbar auf deutsche Hygienepraxis.</w:t>
+        <w:t>Philippinen, ressourcenlimitiertes Setting, Befund zur therapeutischen Unsicherheit breit anwendbar.</w:t>
       </w:r>
     </w:p>
     <w:p>
@@ -186,7 +186,7 @@
           <w:color w:val="5A7D3A"/>
           <w:sz w:val="18"/>
         </w:rPr>
-        <w:t>https://pubmed.ncbi.nlm.nih.gov/42770419/</w:t>
+        <w:t>https://pubmed.ncbi.nlm.nih.gov/42775869/</w:t>
       </w:r>
     </w:p>
     <w:p>
@@ -194,7 +194,7 @@
         <w:pStyle w:val="Heading2"/>
       </w:pPr>
       <w:r>
-        <w:t>Händehygiene-Monitoring: ethische Lösungen bei klinischer Anwendung</w:t>
+        <w:t>Händehygiene-Adhärenz von Fachkräften 23 % unter Selbsteinschätzung; Wissen allein verbessert Verhalten nicht</w:t>
       </w:r>
     </w:p>
     <w:p>
@@ -204,12 +204,12 @@
           <w:color w:val="666666"/>
           <w:sz w:val="18"/>
         </w:rPr>
-        <w:t>Russow F et al.  ·  BMC Med Ethics  ·  22.09.2026  ·  PMID 42768345</w:t>
+        <w:t>Nykvist G et al.  ·  Front Public Health  ·  08.09.2026  ·  PMID 42774319</w:t>
       </w:r>
     </w:p>
     <w:p>
       <w:r>
-        <w:t>Interdisziplinäre Analyse ethischer Konflikte bei automatisiertem Monitoring von Händehygiene im Krankenhaus, mit Fallstudie aus Deutschland (Stralsund).</w:t>
+        <w:t>Querschnittsstudie mit strukturierter Beobachtung, Wissenstest und Fragebogen bei 69 Fachkräften (Pflegekräfte, Ärzte, Assistenten) einer schwedischen Infektionsabteilung über vier Wochen.</w:t>
       </w:r>
     </w:p>
     <w:p>
@@ -220,7 +220,7 @@
         <w:t xml:space="preserve">Ergebnis: </w:t>
       </w:r>
       <w:r>
-        <w:t>Optimierte Implementierungsstrategien minimieren ethische Spannungen zwischen Patientensicherheit und akzeptabler Arbeitsumgebung; partizipative Systementwicklung mit Personal und transparente, nicht-punitive Nutzung kollektiver Daten erhöhen Nutzerakzeptanz und Hygiene-Compliance.</w:t>
+        <w:t>Beobachtete Adhärenz zu Hygiene-Routinen: 76,4 % (±20,2). Selbsteinschätzung aber 92,1 % (±3,3). Wissensmedian 90,9 % (IQR 81,8–97,7); Pflegekräfte signifikant höher als Ärzte. Keine signifikante Korrelation zwischen Wissen und beobachtetem Verhalten. Organisationskultur, nicht Wissen, ist kritisch.</w:t>
       </w:r>
     </w:p>
     <w:p>
@@ -235,7 +235,7 @@
         <w:rPr>
           <w:sz w:val="19"/>
         </w:rPr>
-        <w:t>Deutschland, direkte Anwendung auf deutsche Kliniken und Hygiene-Anforderungen.</w:t>
+        <w:t>Schweden, vergleichbare Infektionsprävention, Befund zur Diskrepanz zwischen Wissen und Tun universal.</w:t>
       </w:r>
     </w:p>
     <w:p>
@@ -244,7 +244,7 @@
           <w:color w:val="5A7D3A"/>
           <w:sz w:val="18"/>
         </w:rPr>
-        <w:t>https://pubmed.ncbi.nlm.nih.gov/42768345/</w:t>
+        <w:t>https://pubmed.ncbi.nlm.nih.gov/42774319/</w:t>
       </w:r>
     </w:p>
     <w:p>
@@ -252,7 +252,7 @@
         <w:pStyle w:val="Heading2"/>
       </w:pPr>
       <w:r>
-        <w:t>Ernährungsinflammation kombiniert mit Naples-Score vorhersagt Sepsis-Sterblichkeit besser</w:t>
+        <w:t>Medikationsfehler bei Kindern: Vorbereitung/Applikation 68 % aller Fehler mit doppeltem Schwererisiko</w:t>
       </w:r>
     </w:p>
     <w:p>
@@ -262,12 +262,12 @@
           <w:color w:val="666666"/>
           <w:sz w:val="18"/>
         </w:rPr>
-        <w:t>Ye Y et al.  ·  BMC Infect Dis  ·  03.08.2026  ·  PMID 42768322</w:t>
+        <w:t>Hirano D et al.  ·  Eur J Pediatr  ·  23.09.2026  ·  PMID 42773260</w:t>
       </w:r>
     </w:p>
     <w:p>
       <w:r>
-        <w:t>Retrospektive Studie mit 149 klinischen Patienten und 200 aus MIMIC-IV-Datenbank zur Vorhersage der 28-Tage-Sterblichkeit bei Sepsis mittels Prognostics Nutrition Index (PNI) und Naples Prognostic Score (NPS).</w:t>
+        <w:t>Nationale retrospektive Analyse von 546 pädiatrischen Medikationsincidenten aus 12 Jahren (2013–2024) der japanischen Meldedatenbank; Schweregrad ≥3b bei 32,6 %.</w:t>
       </w:r>
     </w:p>
     <w:p>
@@ -278,7 +278,7 @@
         <w:t xml:space="preserve">Ergebnis: </w:t>
       </w:r>
       <w:r>
-        <w:t>Niedriger PNI (&lt;32,1) und hoher NPS waren unabhängige Prädiktoren für 28-Tage-Sterblichkeit; kombiniertes Modell (PNI + NPS) zeigte AUC 0,805 (klinische Kohorte) und 0,806 (MIMIC), mit guter Kalibrierung (Hosmer-Lemeshow p&gt;0,05) – überlegenes Vorhersageverhalten.</w:t>
+        <w:t>Fehler in Vorbereitung und Applikation (nicht Verschreibung): 67,9 % aller Incidents; diese waren mit höherer Schwere assoziiert (aPR 2,03; 95%-KI 1,38–2,98). Extravasation in 35 Fällen: 82,9 % schwer. Ärzte-Fehler schwerwiegender als Pflege-Fehler (aPR 0,55; 95%-KI 0,42–0,72).</w:t>
       </w:r>
     </w:p>
     <w:p>
@@ -293,7 +293,7 @@
         <w:rPr>
           <w:sz w:val="19"/>
         </w:rPr>
-        <w:t>China und USA, prognostische Marker-Kombination unabhängig von Gesundheitssystem übertragbar.</w:t>
+        <w:t>Japan, Meldedatenbank national, Struktur ähnlich deutschen Qualitätsmeldesystemen.</w:t>
       </w:r>
     </w:p>
     <w:p>
@@ -302,7 +302,7 @@
           <w:color w:val="5A7D3A"/>
           <w:sz w:val="18"/>
         </w:rPr>
-        <w:t>https://pubmed.ncbi.nlm.nih.gov/42768322/</w:t>
+        <w:t>https://pubmed.ncbi.nlm.nih.gov/42773260/</w:t>
       </w:r>
     </w:p>
     <w:p>
@@ -310,7 +310,7 @@
         <w:pStyle w:val="Heading2"/>
       </w:pPr>
       <w:r>
-        <w:t>Tobramycin-resistenter S. aureus in Neonatalintensivstation: Hygiene und Antibiotikaregime beendeten Ausbruch</w:t>
+        <w:t>Niedriger Blutdruck (≤100 mmHg) in ersten 48 h verschlechtert Sepsis-AKI-Prognose: Mortalität verdoppelt bis verdreifacht</w:t>
       </w:r>
     </w:p>
     <w:p>
@@ -320,12 +320,12 @@
           <w:color w:val="666666"/>
           <w:sz w:val="18"/>
         </w:rPr>
-        <w:t>Jogenfors A et al.  ·  BMC Infect Dis  ·  18.09.2026  ·  PMID 42768321</w:t>
+        <w:t>Sriwalosakul T et al.  ·  Ann Med  ·  22.09.2026  ·  PMID 42768944</w:t>
       </w:r>
     </w:p>
     <w:p>
       <w:r>
-        <w:t>Zehnjähriger Ausbruch mit resistentem Staphylococcus aureus in schwedischer Neugeborenen-Intensivstation; Interventionen waren Hygienemaßnahmen, Milchpasteurisierung und Wechsel des Antibiotikaregimes von Tobramycin zu Amikacin.</w:t>
+        <w:t>Retrospektive Einzelzenter-Kohorte von 476 nicht-kritischen Patienten mit Sepsis-assoziierter akuter Nierenschädigung (2011–2020); mittlerer systolischer Druck in den ersten 48 h kategorisiert.</w:t>
       </w:r>
     </w:p>
     <w:p>
@@ -336,7 +336,7 @@
         <w:t xml:space="preserve">Ergebnis: </w:t>
       </w:r>
       <w:r>
-        <w:t>S.-aureus-Prävalenz sank von 71% (2010–2011) auf 52% (2013) nach Hygiene und Pasteurisierung; die Prävalenz des resistenten Stamms fiel signifikant erst nach Stationsrekonstruktion und Antibiotikaregimewechsel ab – letztlich 2019 apparent ausbabgeheilt, 5 Jahre nach Regimewechsel, mit 0 Sepsis-Fällen danach.</w:t>
+        <w:t>Mittlerer systolischer Druck ≤100 mmHg: 80 % erreichten primäres Composite (25 %-GFR-Abfall oder Dialyse oder 1-Jahres-Mortalität) vs. 46–51 % bei höheren Drücken (p&lt;0,001). Angepasste 1-Jahres-Mortalität: HR 2,89 (95%-KI 1,68–4,99); 30-Tage-Mortalität HR 2,79 (95%-KI 1,12–6,96).</w:t>
       </w:r>
     </w:p>
     <w:p>
@@ -351,7 +351,7 @@
         <w:rPr>
           <w:sz w:val="19"/>
         </w:rPr>
-        <w:t>Schweden, vergleichbares Hygiene- und Intensivmedizin-System, praktische Interventionskombination.</w:t>
+        <w:t>Thailand, Einzelzenter, Blutdruck-Prognostik für Sepsis international vergleichbar.</w:t>
       </w:r>
     </w:p>
     <w:p>
@@ -360,7 +360,7 @@
           <w:color w:val="5A7D3A"/>
           <w:sz w:val="18"/>
         </w:rPr>
-        <w:t>https://pubmed.ncbi.nlm.nih.gov/42768321/</w:t>
+        <w:t>https://pubmed.ncbi.nlm.nih.gov/42768944/</w:t>
       </w:r>
     </w:p>
     <w:p>
@@ -368,7 +368,7 @@
         <w:pStyle w:val="Heading2"/>
       </w:pPr>
       <w:r>
-        <w:t>Masking-Effekt in spanischer Arzneimittelüberwachung deckt verborgene Sicherheitssignale auf</w:t>
+        <w:t>Ernährungsindex und Inflammation treffen Sepsismortalität besser als SOFA-Score allein</w:t>
       </w:r>
     </w:p>
     <w:p>
@@ -378,12 +378,12 @@
           <w:color w:val="666666"/>
           <w:sz w:val="18"/>
         </w:rPr>
-        <w:t>Sols Cueto N et al.  ·  Eur J Clin Pharmacol  ·  21.09.2026  ·  PMID 42766149</w:t>
+        <w:t>Zhang L et al.  ·  BMC Infect Dis  ·  12.08.2026  ·  PMID 42768332</w:t>
       </w:r>
     </w:p>
     <w:p>
       <w:r>
-        <w:t>Analyse des Masking-Effekts in der spanischen Spontanmeldedatenbank FEDRA, bei dem extreme Arzneimittel-Ereignis-Kombinationen andere Sicherheitssignale überlagern.</w:t>
+        <w:t>Retrospektive Kohorte: 149 Klinikkranke und 200 MIMIC-IV-Patienten mit Sepsis; Kaplan-Meier, Cox-Regression; Prognoseernährungsindex (PNI) und Neapel-Prognose-Score (NPS).</w:t>
       </w:r>
     </w:p>
     <w:p>
@@ -394,7 +394,7 @@
         <w:t xml:space="preserve">Ergebnis: </w:t>
       </w:r>
       <w:r>
-        <w:t>0,4% (1.211/287.145) der Kombinationen waren einflussreiche Ausreißer; 21% aller Berichte enthielten solche Ausreißer; Ausschluss nach sechs Entmaskungsstrategien erhöhte das untere 95%-Konfidenzintervall bei 14,6–48,1% der Kombinationen und offenbarte bisher verborgene Sicherheitssignale.</w:t>
+        <w:t>Niedrige PNI (&lt;32,1) und hohe NPS unabhängig mit 28-Tage-Mortalität assoziiert. Kombiniertes ROC-Modell (PNI+NPS): AUC 0,805 (klinische Kohorte) und 0,806 (MIMIC). Vorhersagekraft besser als SOFA allein. Kalibrierungskurven zeigten hohe Übereinstimmung.</w:t>
       </w:r>
     </w:p>
     <w:p>
@@ -409,7 +409,7 @@
         <w:rPr>
           <w:sz w:val="19"/>
         </w:rPr>
-        <w:t>Spanien, methodisch auf europäische Überwachungssysteme übertragbar.</w:t>
+        <w:t>China/USA-Datensätze, validiert in zwei unabhängigen Kohorten, Marker international verfügbar.</w:t>
       </w:r>
     </w:p>
     <w:p>
@@ -418,7 +418,7 @@
           <w:color w:val="5A7D3A"/>
           <w:sz w:val="18"/>
         </w:rPr>
-        <w:t>https://pubmed.ncbi.nlm.nih.gov/42766149/</w:t>
+        <w:t>https://pubmed.ncbi.nlm.nih.gov/42768332/</w:t>
       </w:r>
     </w:p>
     <w:sectPr>

--- a/download/studien-aktuell.docx
+++ b/download/studien-aktuell.docx
@@ -62,7 +62,7 @@
           <w:color w:val="666666"/>
           <w:sz w:val="18"/>
         </w:rPr>
-        <w:t>Stand: 24.09.2026  |  6 Studien  |  safety.m-vf.de</w:t>
+        <w:t>Stand: 25.09.2026  |  6 Studien  |  safety.m-vf.de</w:t>
       </w:r>
     </w:p>
     <w:p>
@@ -70,7 +70,7 @@
         <w:pStyle w:val="Heading1"/>
       </w:pPr>
       <w:r>
-        <w:t>Aufgenommen am 24.09.2026</w:t>
+        <w:t>Aufgenommen am 25.09.2026</w:t>
       </w:r>
     </w:p>
     <w:p>
@@ -78,7 +78,7 @@
         <w:pStyle w:val="Heading2"/>
       </w:pPr>
       <w:r>
-        <w:t>Probiotika senkten schwere Morbidität bei sehr unreifen Neugeborenen um Zwei Drittel</w:t>
+        <w:t>Klinische Phenotypen der neonatalen Sepsis zeigen bessere Sterblichkeits­vorhersage als WHO-Leitlinie</w:t>
       </w:r>
     </w:p>
     <w:p>
@@ -88,12 +88,12 @@
           <w:color w:val="666666"/>
           <w:sz w:val="18"/>
         </w:rPr>
-        <w:t>Mitha A et al.  ·  JAMA Netw Open  ·  01.09.2026  ·  PMID 42776528</w:t>
+        <w:t>Tuti T et al.  ·  PLoS One  ·  24.09.2026  ·  PMID 42784586</w:t>
       </w:r>
     </w:p>
     <w:p>
       <w:r>
-        <w:t>Analyse von 4.695 sehr unreifen Neugeborenen (28–31+6 Wochen) aus dem schwedischen Qualitätsregister: Vergleich von Multistrainprobiotika (Bifidobacterium infantis, B. lactis, Streptococcus thermophilus) versus Kontrolle.</w:t>
+        <w:t>Latent-Class-Analyse von Zeichen möglicher schwerer bakterieller Infektion (pSBI) bei Neugeborenen in 21 kenianischen Kliniken zur Identifikation von Sepsis-Clustern und Sterblichkeitsrisiko-Stratifizierung.</w:t>
       </w:r>
     </w:p>
     <w:p>
@@ -104,7 +104,7 @@
         <w:t xml:space="preserve">Ergebnis: </w:t>
       </w:r>
       <w:r>
-        <w:t>Probiotika senkten das zusammengesetzte Ergebnis Tod oder nekrotisierende Enterokolitis von 3,4 % auf 0,8 % (adjustiertes relatives Risiko 0,28; 95%-KI 0,14–0,56). Tod allein sank von 1,4 % auf 0,3 % (aRR 0,16; 95%-KI 0,06–0,45), Enterocolitis von 2,5 % auf 0,6 % (aRR 0,25; 95%-KI 0,10–0,61). Sepsis wurde nicht beeinflusst.</w:t>
+        <w:t>Fünf Cluster mit minimalem bis kritischem Sterblichkeitsrisiko wurden identifiziert. Modell-Diskrimination (AUROC 0,867 vs. WHO 0,721; Unterschied 0,146) und Kalibrierung übertroffen WHO-Klassifikation. Externe Validierung an 13 zusätzlichen Kliniken mit Accuracy 83,16 %, PPV 81,02 %.</w:t>
       </w:r>
     </w:p>
     <w:p>
@@ -119,7 +119,7 @@
         <w:rPr>
           <w:sz w:val="19"/>
         </w:rPr>
-        <w:t>Schweden, Population-based Register, Kausalitätsfrage dennoch offen bei neuer Empfehlung (2020).</w:t>
+        <w:t>Kenia; ressourcenbegrenzte Umgebung, aber generalisierbare Risiko-Stratifikation ohne teure Tests</w:t>
       </w:r>
     </w:p>
     <w:p>
@@ -128,7 +128,7 @@
           <w:color w:val="5A7D3A"/>
           <w:sz w:val="18"/>
         </w:rPr>
-        <w:t>https://pubmed.ncbi.nlm.nih.gov/42776528/</w:t>
+        <w:t>https://pubmed.ncbi.nlm.nih.gov/42784586/</w:t>
       </w:r>
     </w:p>
     <w:p>
@@ -136,7 +136,7 @@
         <w:pStyle w:val="Heading2"/>
       </w:pPr>
       <w:r>
-        <w:t>Stevens-Johnson-Syndrom: Kortikosteroide bevorzugt, aber Behandlungspraxis heterogen auch bei Experten</w:t>
+        <w:t>Postoperative Infektionen nach Kolonkarzinom-OP senken Langzeitüberleben um 18 Prozentpunkte</w:t>
       </w:r>
     </w:p>
     <w:p>
@@ -146,12 +146,12 @@
           <w:color w:val="666666"/>
           <w:sz w:val="18"/>
         </w:rPr>
-        <w:t>Preclaro IA et al.  ·  Acta Derm Venereol  ·  23.09.2026  ·  PMID 42775869</w:t>
+        <w:t>Lee J et al.  ·  BJS Open  ·  04.09.2026  ·  PMID 42782000</w:t>
       </w:r>
     </w:p>
     <w:p>
       <w:r>
-        <w:t>Querschnitts-Umfrage von 48 philippinischen Dermatologen zu Management von SJS/TEN mittels 6 standardisierter klinischer Szenarien; Weighted Scores, Friedman-Tests.</w:t>
+        <w:t>Sekundäranalyse einer randomisierten Studie mit 161 Patienten, Langzeitfolge-up median 57 Monate, zur Assoziation postoperativer Infektionen mit Krankheits- und Gesamtüberleben nach elektiver Kolonkarzinom-Chirurgie.</w:t>
       </w:r>
     </w:p>
     <w:p>
@@ -162,7 +162,7 @@
         <w:t xml:space="preserve">Ergebnis: </w:t>
       </w:r>
       <w:r>
-        <w:t>Kortikosteroide von 85,4 % verwendet; 35,4 % behandelten selektive Fälle mit supportiver Pflege allein. Signifikante Unterschiede in Therapie-Rankings über alle Szenarien (p&lt;0,001). Übereinstimmung groß für einfache, klein für komplexe Fälle (W=0,516 vs. W=0,236). Heterogenität auch unter Experten für komplexe Fälle.</w:t>
+        <w:t>5-Jahres-Gesamtüberleben bei Patienten mit postoperativen Infektionen 74 % gegenüber 92 % ohne Infektionen (p = 0,013; Differenz 18 Prozentpunkte). In Multivarianz-Analyse: Infektionen erhöhten Sterblichkeitsrisiko unabhängig (HR 4,14; p = 0,007). Trend zu schlechterer Krankheitsfreiheit (71 % vs. 86 %; p = 0,065).</w:t>
       </w:r>
     </w:p>
     <w:p>
@@ -177,7 +177,7 @@
         <w:rPr>
           <w:sz w:val="19"/>
         </w:rPr>
-        <w:t>Philippinen, ressourcenlimitiertes Setting, Befund zur therapeutischen Unsicherheit breit anwendbar.</w:t>
+        <w:t>Südkorea, vergleichbares Chirurgie-Setting und Follow-up-Struktur wie Deutschland</w:t>
       </w:r>
     </w:p>
     <w:p>
@@ -186,7 +186,7 @@
           <w:color w:val="5A7D3A"/>
           <w:sz w:val="18"/>
         </w:rPr>
-        <w:t>https://pubmed.ncbi.nlm.nih.gov/42775869/</w:t>
+        <w:t>https://pubmed.ncbi.nlm.nih.gov/42782000/</w:t>
       </w:r>
     </w:p>
     <w:p>
@@ -194,7 +194,7 @@
         <w:pStyle w:val="Heading2"/>
       </w:pPr>
       <w:r>
-        <w:t>Händehygiene-Adhärenz von Fachkräften 23 % unter Selbsteinschätzung; Wissen allein verbessert Verhalten nicht</w:t>
+        <w:t>Fünfjahresergebnisse: Fehlermeldungen in einer italienischen Gesundheitsbehörde zeigen System-Schwachstellen</w:t>
       </w:r>
     </w:p>
     <w:p>
@@ -204,12 +204,12 @@
           <w:color w:val="666666"/>
           <w:sz w:val="18"/>
         </w:rPr>
-        <w:t>Nykvist G et al.  ·  Front Public Health  ·  08.09.2026  ·  PMID 42774319</w:t>
+        <w:t>Amato S et al.  ·  Ig Sanita Pubbl  ·  Juli 2026  ·  PMID 42776155</w:t>
       </w:r>
     </w:p>
     <w:p>
       <w:r>
-        <w:t>Querschnittsstudie mit strukturierter Beobachtung, Wissenstest und Fragebogen bei 69 Fachkräften (Pflegekräfte, Ärzte, Assistenten) einer schwedischen Infektionsabteilung über vier Wochen.</w:t>
+        <w:t>Analyse von 5 Jahren eingegangener Fehlermeldungen in einer italienischen ASL (Lokale Gesundheitsbehörde) mit Fokus auf Typ, Klassifikation und eingeleitete Korrektivmaßnahmen.</w:t>
       </w:r>
     </w:p>
     <w:p>
@@ -220,7 +220,7 @@
         <w:t xml:space="preserve">Ergebnis: </w:t>
       </w:r>
       <w:r>
-        <w:t>Beobachtete Adhärenz zu Hygiene-Routinen: 76,4 % (±20,2). Selbsteinschätzung aber 92,1 % (±3,3). Wissensmedian 90,9 % (IQR 81,8–97,7); Pflegekräfte signifikant höher als Ärzte. Keine signifikante Korrelation zwischen Wissen und beobachtetem Verhalten. Organisationskultur, nicht Wissen, ist kritisch.</w:t>
+        <w:t>Detaillierte Erfassung der Häufigkeit und Struktur der Meldungen wurde durchgeführt; die Studie legt dar, wie Meldungen verarbeitet und Maßnahmen eingeleitet wurden. Ohne Angabe einzelner Häufigkeiten oder Verbesserungen von Behandlungsergebnissen konnte die Funktionsfähigkeit der Meldesysteme beschrieben, aber nicht in vermiedenen Schäden gemessen werden.</w:t>
       </w:r>
     </w:p>
     <w:p>
@@ -235,7 +235,7 @@
         <w:rPr>
           <w:sz w:val="19"/>
         </w:rPr>
-        <w:t>Schweden, vergleichbare Infektionsprävention, Befund zur Diskrepanz zwischen Wissen und Tun universal.</w:t>
+        <w:t>Italien, öffentliches Gesundheitssystem; weniger regulatorische Trennung von ambulant/stationär als Deutschland</w:t>
       </w:r>
     </w:p>
     <w:p>
@@ -244,7 +244,7 @@
           <w:color w:val="5A7D3A"/>
           <w:sz w:val="18"/>
         </w:rPr>
-        <w:t>https://pubmed.ncbi.nlm.nih.gov/42774319/</w:t>
+        <w:t>https://pubmed.ncbi.nlm.nih.gov/42776155/</w:t>
       </w:r>
     </w:p>
     <w:p>
@@ -252,7 +252,7 @@
         <w:pStyle w:val="Heading2"/>
       </w:pPr>
       <w:r>
-        <w:t>Medikationsfehler bei Kindern: Vorbereitung/Applikation 68 % aller Fehler mit doppeltem Schwererisiko</w:t>
+        <w:t>Digital informierte Antibiotic-Stewardship-Ausbildung erhöht Fachkompetenz um 30 bis 50 Prozent</w:t>
       </w:r>
     </w:p>
     <w:p>
@@ -262,12 +262,12 @@
           <w:color w:val="666666"/>
           <w:sz w:val="18"/>
         </w:rPr>
-        <w:t>Hirano D et al.  ·  Eur J Pediatr  ·  23.09.2026  ·  PMID 42773260</w:t>
+        <w:t>Kusuma IY et al.  ·  J Am Coll Clin Pharm  ·  Okt. 2026  ·  PMID 42773335</w:t>
       </w:r>
     </w:p>
     <w:p>
       <w:r>
-        <w:t>Nationale retrospektive Analyse von 546 pädiatrischen Medikationsincidenten aus 12 Jahren (2013–2024) der japanischen Meldedatenbank; Schweregrad ≥3b bei 32,6 %.</w:t>
+        <w:t>Geclusterte Stepped-Wedge-Studie mit 268 Pharmaziestudierenden zum Effekt eines multikomponentigen, theory-informed Digital Antimicrobial Stewardship Education Intervention (DASEI) auf Wissen, Klinisches Denken, Wahrnehmung und Einstellung.</w:t>
       </w:r>
     </w:p>
     <w:p>
@@ -278,7 +278,7 @@
         <w:t xml:space="preserve">Ergebnis: </w:t>
       </w:r>
       <w:r>
-        <w:t>Fehler in Vorbereitung und Applikation (nicht Verschreibung): 67,9 % aller Incidents; diese waren mit höherer Schwere assoziiert (aPR 2,03; 95%-KI 1,38–2,98). Extravasation in 35 Fällen: 82,9 % schwer. Ärzte-Fehler schwerwiegender als Pflege-Fehler (aPR 0,55; 95%-KI 0,42–0,72).</w:t>
+        <w:t>Antibiotikakenntnis stieg von 16,08 auf 20,96 Punkte (Zunahme 4,88, 30,3 %); Fallbearbeitungs-Scores von 3,46 auf 5,01 (Zunahme 1,55, 44,8 %); Wahrnehmung von 3,82 auf 4,04; Einstellung von 3,70 auf 4,10. Mixed-effects-Analyse zeigte signifikante Interventionseffekte (p &lt; 0,05) mit Verbesserungen über alle Zeitpunkte.</w:t>
       </w:r>
     </w:p>
     <w:p>
@@ -293,7 +293,7 @@
         <w:rPr>
           <w:sz w:val="19"/>
         </w:rPr>
-        <w:t>Japan, Meldedatenbank national, Struktur ähnlich deutschen Qualitätsmeldesystemen.</w:t>
+        <w:t>Indonesien; anwendbar in Ländern mit begrenzter Ressourcen-Ausstattung von Aus- und Fortbildung</w:t>
       </w:r>
     </w:p>
     <w:p>
@@ -302,7 +302,7 @@
           <w:color w:val="5A7D3A"/>
           <w:sz w:val="18"/>
         </w:rPr>
-        <w:t>https://pubmed.ncbi.nlm.nih.gov/42773260/</w:t>
+        <w:t>https://pubmed.ncbi.nlm.nih.gov/42773335/</w:t>
       </w:r>
     </w:p>
     <w:p>
@@ -310,7 +310,7 @@
         <w:pStyle w:val="Heading2"/>
       </w:pPr>
       <w:r>
-        <w:t>Niedriger Blutdruck (≤100 mmHg) in ersten 48 h verschlechtert Sepsis-AKI-Prognose: Mortalität verdoppelt bis verdreifacht</w:t>
+        <w:t>Strukturiertes Prompting verbessert Fehler­erkennung in Radiologie-Berichten um 6 bis 8 Prozentpunkte</w:t>
       </w:r>
     </w:p>
     <w:p>
@@ -320,12 +320,12 @@
           <w:color w:val="666666"/>
           <w:sz w:val="18"/>
         </w:rPr>
-        <w:t>Sriwalosakul T et al.  ·  Ann Med  ·  22.09.2026  ·  PMID 42768944</w:t>
+        <w:t>Li J et al.  ·  Eur Radiol Exp  ·  22.09.2026  ·  PMID 42771118</w:t>
       </w:r>
     </w:p>
     <w:p>
       <w:r>
-        <w:t>Retrospektive Einzelzenter-Kohorte von 476 nicht-kritischen Patienten mit Sepsis-assoziierter akuter Nierenschädigung (2011–2020); mittlerer systolischer Druck in den ersten 48 h kategorisiert.</w:t>
+        <w:t>Entwicklung und Evaluierung von RadCoT, einem strukturierten Prompting-Framework für große Sprachmodelle, zur Fehlerkennung in Radiologie-Berichten an Hand von 1.200 klinisch validierten Fällen.</w:t>
       </w:r>
     </w:p>
     <w:p>
@@ -336,7 +336,7 @@
         <w:t xml:space="preserve">Ergebnis: </w:t>
       </w:r>
       <w:r>
-        <w:t>Mittlerer systolischer Druck ≤100 mmHg: 80 % erreichten primäres Composite (25 %-GFR-Abfall oder Dialyse oder 1-Jahres-Mortalität) vs. 46–51 % bei höheren Drücken (p&lt;0,001). Angepasste 1-Jahres-Mortalität: HR 2,89 (95%-KI 1,68–4,99); 30-Tage-Mortalität HR 2,79 (95%-KI 1,12–6,96).</w:t>
+        <w:t>RadCoT erhöhte die mittlere F1-Metrik von 0,77 auf 0,85 (p = 0,003) über alle Modelle hinweg; Interpretation Fehler verbesserten sich von F1 = 0,57 auf 0,75. GPT-4o mit RadCoT erreichte F1 = 0,93; Llama-3.3-70B mit RadCoT (F1 = 0,89) schloss die Lücke zu kommerziellen Modellen.</w:t>
       </w:r>
     </w:p>
     <w:p>
@@ -351,7 +351,7 @@
         <w:rPr>
           <w:sz w:val="19"/>
         </w:rPr>
-        <w:t>Thailand, Einzelzenter, Blutdruck-Prognostik für Sepsis international vergleichbar.</w:t>
+        <w:t>China (Beijing); digitale QS-Anwendung, limitierte direkte Übertragung ohne lokale Validierung</w:t>
       </w:r>
     </w:p>
     <w:p>
@@ -360,7 +360,7 @@
           <w:color w:val="5A7D3A"/>
           <w:sz w:val="18"/>
         </w:rPr>
-        <w:t>https://pubmed.ncbi.nlm.nih.gov/42768944/</w:t>
+        <w:t>https://pubmed.ncbi.nlm.nih.gov/42771118/</w:t>
       </w:r>
     </w:p>
     <w:p>
@@ -368,7 +368,7 @@
         <w:pStyle w:val="Heading2"/>
       </w:pPr>
       <w:r>
-        <w:t>Ernährungsindex und Inflammation treffen Sepsismortalität besser als SOFA-Score allein</w:t>
+        <w:t>Psychosoziale Arbeitsrisiken treffen Männer und Handwerk stärker – Andalusischer Composite-Index zeigt Unterschiede</w:t>
       </w:r>
     </w:p>
     <w:p>
@@ -378,12 +378,12 @@
           <w:color w:val="666666"/>
           <w:sz w:val="18"/>
         </w:rPr>
-        <w:t>Zhang L et al.  ·  BMC Infect Dis  ·  12.08.2026  ·  PMID 42768332</w:t>
+        <w:t>De Las Heras-Rosas C et al.  ·  J Safety Res  ·  17.07.2026  ·  PMID 42744481</w:t>
       </w:r>
     </w:p>
     <w:p>
       <w:r>
-        <w:t>Retrospektive Kohorte: 149 Klinikkranke und 200 MIMIC-IV-Patienten mit Sepsis; Kaplan-Meier, Cox-Regression; Prognoseernährungsindex (PNI) und Neapel-Prognose-Score (NPS).</w:t>
+        <w:t>Analyse des II. Andalusischen Arbeitsbedingungs-Survey mit Konstruktion eines Composite-Indikators für psychosoziale Risiken (ACIPR) zur Messung von Unterschieden bei Exposition nach Geschlecht, Firmengröße und Sektor.</w:t>
       </w:r>
     </w:p>
     <w:p>
@@ -394,7 +394,7 @@
         <w:t xml:space="preserve">Ergebnis: </w:t>
       </w:r>
       <w:r>
-        <w:t>Niedrige PNI (&lt;32,1) und hohe NPS unabhängig mit 28-Tage-Mortalität assoziiert. Kombiniertes ROC-Modell (PNI+NPS): AUC 0,805 (klinische Kohorte) und 0,806 (MIMIC). Vorhersagekraft besser als SOFA allein. Kalibrierungskurven zeigten hohe Übereinstimmung.</w:t>
+        <w:t>Höhere psychosoziale Risiken bei Männern; Bauwirtschaft zeigte höchstes Risiko; mittlere Firmengrößen hatten niedrigstes Risiko. Unterschiede waren nach Multivariate-Analyse statistisch signifikant nachweisbar.</w:t>
       </w:r>
     </w:p>
     <w:p>
@@ -409,7 +409,7 @@
         <w:rPr>
           <w:sz w:val="19"/>
         </w:rPr>
-        <w:t>China/USA-Datensätze, validiert in zwei unabhängigen Kohorten, Marker international verfügbar.</w:t>
+        <w:t>Spanien; vergleichbare Arbeitsschutzgesetzgebung, aber andere Branchenstruktur</w:t>
       </w:r>
     </w:p>
     <w:p>
@@ -418,7 +418,7 @@
           <w:color w:val="5A7D3A"/>
           <w:sz w:val="18"/>
         </w:rPr>
-        <w:t>https://pubmed.ncbi.nlm.nih.gov/42768332/</w:t>
+        <w:t>https://pubmed.ncbi.nlm.nih.gov/42744481/</w:t>
       </w:r>
     </w:p>
     <w:sectPr>

--- a/download/studien-aktuell.docx
+++ b/download/studien-aktuell.docx
@@ -62,7 +62,7 @@
           <w:color w:val="666666"/>
           <w:sz w:val="18"/>
         </w:rPr>
-        <w:t>Stand: 25.09.2026  |  6 Studien  |  safety.m-vf.de</w:t>
+        <w:t>Stand: 26.09.2026  |  7 Studien  |  safety.m-vf.de</w:t>
       </w:r>
     </w:p>
     <w:p>
@@ -70,7 +70,7 @@
         <w:pStyle w:val="Heading1"/>
       </w:pPr>
       <w:r>
-        <w:t>Aufgenommen am 25.09.2026</w:t>
+        <w:t>Aufgenommen am 26.09.2026</w:t>
       </w:r>
     </w:p>
     <w:p>
@@ -78,7 +78,7 @@
         <w:pStyle w:val="Heading2"/>
       </w:pPr>
       <w:r>
-        <w:t>Klinische Phenotypen der neonatalen Sepsis zeigen bessere Sterblichkeits­vorhersage als WHO-Leitlinie</w:t>
+        <w:t>Glow-Licht-Audit verbessserte Händehygiene-Qualität im NICU um 87 % - von 19,7 % auf 37 % Fehlerfreiheit</w:t>
       </w:r>
     </w:p>
     <w:p>
@@ -88,12 +88,12 @@
           <w:color w:val="666666"/>
           <w:sz w:val="18"/>
         </w:rPr>
-        <w:t>Tuti T et al.  ·  PLoS One  ·  24.09.2026  ·  PMID 42784586</w:t>
+        <w:t>Chubey R et al.  ·  Neonatal Netw  ·  01.09.2026  ·  PMID 42791024</w:t>
       </w:r>
     </w:p>
     <w:p>
       <w:r>
-        <w:t>Latent-Class-Analyse von Zeichen möglicher schwerer bakterieller Infektion (pSBI) bei Neugeborenen in 21 kenianischen Kliniken zur Identifikation von Sepsis-Clustern und Sterblichkeitsrisiko-Stratifizierung.</w:t>
+        <w:t>Quality-Improvement-Projekt (PDSA-Zyklen) in kanadischem NICU: Audit der Händehygiene-Qualität mit Glow-Lotion und UV-Licht zur visuellen Rückmeldung über unvollständige Waschstellen; Messung bei Eintritt aller Fachpersonen.</w:t>
       </w:r>
     </w:p>
     <w:p>
@@ -104,7 +104,7 @@
         <w:t xml:space="preserve">Ergebnis: </w:t>
       </w:r>
       <w:r>
-        <w:t>Fünf Cluster mit minimalem bis kritischem Sterblichkeitsrisiko wurden identifiziert. Modell-Diskrimination (AUROC 0,867 vs. WHO 0,721; Unterschied 0,146) und Kalibrierung übertroffen WHO-Klassifikation. Externe Validierung an 13 zusätzlichen Kliniken mit Accuracy 83,16 %, PPV 81,02 %.</w:t>
+        <w:t>Anteil der Teilnehmer ohne Glow-Areale (Indikator perfekter Händehygiene) erhöht von 19,7 % auf 37 %. Anteil mit &gt;2 fehlgewaschenen Zonen sank von 39,6 % auf 20,7 %. Hinweis: Trotz Verbesserung zeigten einige Mitarbeiter noch mindestens eine Glow-Zone, unterstreicht Notwendigkeit kontinuierlicher Audits. Autoren fordern multidisziplinäre Edukation und regelmäßige Audits.</w:t>
       </w:r>
     </w:p>
     <w:p>
@@ -119,7 +119,7 @@
         <w:rPr>
           <w:sz w:val="19"/>
         </w:rPr>
-        <w:t>Kenia; ressourcenbegrenzte Umgebung, aber generalisierbare Risiko-Stratifikation ohne teure Tests</w:t>
+        <w:t>Kanada, NICU-Setting; direkt übertragbar auf deutsche Intensivstationen mit verfügbarer Glow-Technologie</w:t>
       </w:r>
     </w:p>
     <w:p>
@@ -128,7 +128,7 @@
           <w:color w:val="5A7D3A"/>
           <w:sz w:val="18"/>
         </w:rPr>
-        <w:t>https://pubmed.ncbi.nlm.nih.gov/42784586/</w:t>
+        <w:t>https://pubmed.ncbi.nlm.nih.gov/42791024/</w:t>
       </w:r>
     </w:p>
     <w:p>
@@ -136,7 +136,7 @@
         <w:pStyle w:val="Heading2"/>
       </w:pPr>
       <w:r>
-        <w:t>Postoperative Infektionen nach Kolonkarzinom-OP senken Langzeitüberleben um 18 Prozentpunkte</w:t>
+        <w:t>Katheter-assoziierte Harnwegsinfektionen auf Intensivstationen erhöhten Verweildauer, nicht direkt die Sterblichkeit</w:t>
       </w:r>
     </w:p>
     <w:p>
@@ -146,12 +146,12 @@
           <w:color w:val="666666"/>
           <w:sz w:val="18"/>
         </w:rPr>
-        <w:t>Lee J et al.  ·  BJS Open  ·  04.09.2026  ·  PMID 42782000</w:t>
+        <w:t>Bartoszewicz M et al.  ·  PLoS One  ·  25.09.2026  ·  PMID 42789543</w:t>
       </w:r>
     </w:p>
     <w:p>
       <w:r>
-        <w:t>Sekundäranalyse einer randomisierten Studie mit 161 Patienten, Langzeitfolge-up median 57 Monate, zur Assoziation postoperativer Infektionen mit Krankheits- und Gesamtüberleben nach elektiver Kolonkarzinom-Chirurgie.</w:t>
+        <w:t>Retrospektive Kohortenstudie in Polen (2017-2023) an 3.231 ICU-Aufnahmen zur Charakterisierung bakterieller Katheter-assoziierter Harnwegsinfektionen (CAUTI) und deren Assoziation mit Patientencharakteristika und Mortalität.</w:t>
       </w:r>
     </w:p>
     <w:p>
@@ -162,7 +162,7 @@
         <w:t xml:space="preserve">Ergebnis: </w:t>
       </w:r>
       <w:r>
-        <w:t>5-Jahres-Gesamtüberleben bei Patienten mit postoperativen Infektionen 74 % gegenüber 92 % ohne Infektionen (p = 0,013; Differenz 18 Prozentpunkte). In Multivarianz-Analyse: Infektionen erhöhten Sterblichkeitsrisiko unabhängig (HR 4,14; p = 0,007). Trend zu schlechterer Krankheitsfreiheit (71 % vs. 86 %; p = 0,065).</w:t>
+        <w:t>CAUTI trat in 301 Patienten auf (9,3%; 95%-KI 8,4-10,4%). ICU-Verweildauer/Katheter-Exposition CAUTI 28,3 vs. 13,6 Tage (Differenz 14,8 Tage; 95%-KI 11,7-17,8). Mortalität 49,2% (CAUTI) vs. 45,9% (keine CAUTI); nach Adjustment für Aufnahmecharakteristika war CAUTI nicht mit Tod assoziiert (OR 0,95; 95%-KI 0,75-1,22). Unabhängige Risikofaktoren: weibliches Geschlecht (OR 1,48), Adipositas (OR 1,62), COVID-19 (OR 2,16). 66,4% der Isolate zeigten Resistenzphänotypen.</w:t>
       </w:r>
     </w:p>
     <w:p>
@@ -177,7 +177,7 @@
         <w:rPr>
           <w:sz w:val="19"/>
         </w:rPr>
-        <w:t>Südkorea, vergleichbares Chirurgie-Setting und Follow-up-Struktur wie Deutschland</w:t>
+        <w:t>Polen, europäisches Gesundheitssystem mit ICU-Standards ähnlich Deutschland</w:t>
       </w:r>
     </w:p>
     <w:p>
@@ -186,7 +186,7 @@
           <w:color w:val="5A7D3A"/>
           <w:sz w:val="18"/>
         </w:rPr>
-        <w:t>https://pubmed.ncbi.nlm.nih.gov/42782000/</w:t>
+        <w:t>https://pubmed.ncbi.nlm.nih.gov/42789543/</w:t>
       </w:r>
     </w:p>
     <w:p>
@@ -194,7 +194,7 @@
         <w:pStyle w:val="Heading2"/>
       </w:pPr>
       <w:r>
-        <w:t>Fünfjahresergebnisse: Fehlermeldungen in einer italienischen Gesundheitsbehörde zeigen System-Schwachstellen</w:t>
+        <w:t>Reserve-Antibiotika-Stewardship senkten unangemessene Anwendungen bei Kindern um ein Drittel</w:t>
       </w:r>
     </w:p>
     <w:p>
@@ -204,12 +204,12 @@
           <w:color w:val="666666"/>
           <w:sz w:val="18"/>
         </w:rPr>
-        <w:t>Amato S et al.  ·  Ig Sanita Pubbl  ·  Juli 2026  ·  PMID 42776155</w:t>
+        <w:t>Echávarri de Miguel M et al.  ·  Eur J Pediatr  ·  25.09.2026  ·  PMID 42789114</w:t>
       </w:r>
     </w:p>
     <w:p>
       <w:r>
-        <w:t>Analyse von 5 Jahren eingegangener Fehlermeldungen in einer italienischen ASL (Lokale Gesundheitsbehörde) mit Fokus auf Typ, Klassifikation und eingeleitete Korrektivmaßnahmen.</w:t>
+        <w:t>Retrospektive Studie zu WHO-Reserve-Antibiotika (Ceftazidim-Avibactam, Ceftolozane-Tazobactam, Cefiderocol u.a.) in einer pädiatrischen Universitätsklinik; nach Implementierung eines strukturierten Stewardship-Programms mit Formularbeschränkung und elektronischen Verschreibungstools wurden Indikationen überprüft.</w:t>
       </w:r>
     </w:p>
     <w:p>
@@ -220,7 +220,7 @@
         <w:t xml:space="preserve">Ergebnis: </w:t>
       </w:r>
       <w:r>
-        <w:t>Detaillierte Erfassung der Häufigkeit und Struktur der Meldungen wurde durchgeführt; die Studie legt dar, wie Meldungen verarbeitet und Maßnahmen eingeleitet wurden. Ohne Angabe einzelner Häufigkeiten oder Verbesserungen von Behandlungsergebnissen konnte die Funktionsfähigkeit der Meldesysteme beschrieben, aber nicht in vermiedenen Schäden gemessen werden.</w:t>
+        <w:t>96 Behandlungsepisoden analysiert. Cefiderocol und Ceftazidim-Avibactam zeigten hohe Übereinstimmung mit Resistenzkriterien; Ceftolozane-Tazobactam und Ceftaroline wurden häufiger empirisch eingesetzt. Nach Stewardship-Implementierung (formulary restriction, elektronische Prescribing-Safeguards, WHO-AWaRe-Integration) verbesserte sich die Indikationsstellung und klinische Governance.</w:t>
       </w:r>
     </w:p>
     <w:p>
@@ -235,7 +235,7 @@
         <w:rPr>
           <w:sz w:val="19"/>
         </w:rPr>
-        <w:t>Italien, öffentliches Gesundheitssystem; weniger regulatorische Trennung von ambulant/stationär als Deutschland</w:t>
+        <w:t>Spanien; vergleichbar mit deutschen Universitätskliniken und Stewardship-Vorgaben</w:t>
       </w:r>
     </w:p>
     <w:p>
@@ -244,7 +244,7 @@
           <w:color w:val="5A7D3A"/>
           <w:sz w:val="18"/>
         </w:rPr>
-        <w:t>https://pubmed.ncbi.nlm.nih.gov/42776155/</w:t>
+        <w:t>https://pubmed.ncbi.nlm.nih.gov/42789114/</w:t>
       </w:r>
     </w:p>
     <w:p>
@@ -252,7 +252,7 @@
         <w:pStyle w:val="Heading2"/>
       </w:pPr>
       <w:r>
-        <w:t>Digital informierte Antibiotic-Stewardship-Ausbildung erhöht Fachkompetenz um 30 bis 50 Prozent</w:t>
+        <w:t>Aufmerksamkeit auf Sepsiszeichen ist Schlüssel zur frühzeitigen Diagnose - Framework für Kliniker und Organisationen</w:t>
       </w:r>
     </w:p>
     <w:p>
@@ -262,12 +262,12 @@
           <w:color w:val="666666"/>
           <w:sz w:val="18"/>
         </w:rPr>
-        <w:t>Kusuma IY et al.  ·  J Am Coll Clin Pharm  ·  Okt. 2026  ·  PMID 42773335</w:t>
+        <w:t>Birken SA et al.  ·  Crit Care Explor  ·  01.10.2026  ·  PMID 42788993</w:t>
       </w:r>
     </w:p>
     <w:p>
       <w:r>
-        <w:t>Geclusterte Stepped-Wedge-Studie mit 268 Pharmaziestudierenden zum Effekt eines multikomponentigen, theory-informed Digital Antimicrobial Stewardship Education Intervention (DASEI) auf Wissen, Klinisches Denken, Wahrnehmung und Einstellung.</w:t>
+        <w:t>Qualitative Observationsstudie (41 Interviews an 20 US-Krankenhäusern mit System-, Abteilungs- und Kliniker-Ebenen-Akteuren) zur Entwicklung und Validierung des SepsisDx-Frameworks für genaue, zeitnahe Sepsisdiagnose.</w:t>
       </w:r>
     </w:p>
     <w:p>
@@ -278,7 +278,7 @@
         <w:t xml:space="preserve">Ergebnis: </w:t>
       </w:r>
       <w:r>
-        <w:t>Antibiotikakenntnis stieg von 16,08 auf 20,96 Punkte (Zunahme 4,88, 30,3 %); Fallbearbeitungs-Scores von 3,46 auf 5,01 (Zunahme 1,55, 44,8 %); Wahrnehmung von 3,82 auf 4,04; Einstellung von 3,70 auf 4,10. Mixed-effects-Analyse zeigte signifikante Interventionseffekte (p &lt; 0,05) mit Verbesserungen über alle Zeitpunkte.</w:t>
+        <w:t>SepsisDx-Framework bestätigt zentrale These: Sepsisdiagnose wird durch Wechselwirkung von Mikro-, Meso- und Makroebenen beeinflusst. Wichtigste Faktor auf Individualebene: Aufmerksamkeit (noticing, encoding, interpreting, focusing time/effort). Aufmerksamkeit reduziert durch mehrdeutige klinische Präsentationen und Schocks (z.B. COVID-19). Organisatorische Strategien (Audit und Feedback) erhöhten Organisations-Aufmerksamkeit, reduzierten aber Provider-Aufmerksamkeit; Effektivität moderiert durch Personalausstattung. Framework klärt Mechanismen und informiert Interventions-Design.</w:t>
       </w:r>
     </w:p>
     <w:p>
@@ -293,7 +293,7 @@
         <w:rPr>
           <w:sz w:val="19"/>
         </w:rPr>
-        <w:t>Indonesien; anwendbar in Ländern mit begrenzter Ressourcen-Ausstattung von Aus- und Fortbildung</w:t>
+        <w:t>USA, Gedankenmodell translabel auf Deutschland; Validierung in europäischen Systemen erforderlich</w:t>
       </w:r>
     </w:p>
     <w:p>
@@ -302,7 +302,7 @@
           <w:color w:val="5A7D3A"/>
           <w:sz w:val="18"/>
         </w:rPr>
-        <w:t>https://pubmed.ncbi.nlm.nih.gov/42773335/</w:t>
+        <w:t>https://pubmed.ncbi.nlm.nih.gov/42788993/</w:t>
       </w:r>
     </w:p>
     <w:p>
@@ -310,7 +310,7 @@
         <w:pStyle w:val="Heading2"/>
       </w:pPr>
       <w:r>
-        <w:t>Strukturiertes Prompting verbessert Fehler­erkennung in Radiologie-Berichten um 6 bis 8 Prozentpunkte</w:t>
+        <w:t>Kliniker in Bangladesch unterstützen Antibiotic-Stewardship, scheitern aber an Umsetzung ohne Systeme</w:t>
       </w:r>
     </w:p>
     <w:p>
@@ -320,12 +320,12 @@
           <w:color w:val="666666"/>
           <w:sz w:val="18"/>
         </w:rPr>
-        <w:t>Li J et al.  ·  Eur Radiol Exp  ·  22.09.2026  ·  PMID 42771118</w:t>
+        <w:t>Amin MA et al.  ·  J Biosoc Sci  ·  25.09.2026  ·  PMID 42788376</w:t>
       </w:r>
     </w:p>
     <w:p>
       <w:r>
-        <w:t>Entwicklung und Evaluierung von RadCoT, einem strukturierten Prompting-Framework für große Sprachmodelle, zur Fehlerkennung in Radiologie-Berichten an Hand von 1.200 klinisch validierten Fällen.</w:t>
+        <w:t>Qualitative Interviewstudie (18 Kliniker, 36 Betreuer) an drei Krankenhäusern in Bangladesch zu Wissensstand und Perspektiven auf Antibiotic Stewardship bei Diarrhö bei Kindern unter fünf Jahren.</w:t>
       </w:r>
     </w:p>
     <w:p>
@@ -336,7 +336,7 @@
         <w:t xml:space="preserve">Ergebnis: </w:t>
       </w:r>
       <w:r>
-        <w:t>RadCoT erhöhte die mittlere F1-Metrik von 0,77 auf 0,85 (p = 0,003) über alle Modelle hinweg; Interpretation Fehler verbesserten sich von F1 = 0,57 auf 0,75. GPT-4o mit RadCoT erreichte F1 = 0,93; Llama-3.3-70B mit RadCoT (F1 = 0,89) schloss die Lücke zu kommerziellen Modellen.</w:t>
+        <w:t>Wenige Kliniker kannten Begriff 'Antibiotic Stewardship', aber die meisten verstanden Kernprinzipien und unterstützten sie. Betreuer waren überwiegend unfamiliar damit. Kliniker beschrieben informale Stewardship-Bemühungen, aber Abwesenheit strukturierter Programme. Schlüssel-Barrieren: Community-Anbieter ohne Regulierung, Personalengpässe, Betreuer-Erwartungen für Antibiotika, Druck, Familien-Wünsche zu erfüllen. Forderung nach facility- und community-basiertem Ansatz mit Entscheidungs-Unterstützung, Antibiotika-Audits, Community-Edukation.</w:t>
       </w:r>
     </w:p>
     <w:p>
@@ -351,7 +351,7 @@
         <w:rPr>
           <w:sz w:val="19"/>
         </w:rPr>
-        <w:t>China (Beijing); digitale QS-Anwendung, limitierte direkte Übertragung ohne lokale Validierung</w:t>
+        <w:t>Bangladesch (Low-Resource-Setting); Befunde zu Stewardship-Barrieren relevant für deutsche Diskussion bei Migration und vulnerablen Populationen</w:t>
       </w:r>
     </w:p>
     <w:p>
@@ -360,7 +360,7 @@
           <w:color w:val="5A7D3A"/>
           <w:sz w:val="18"/>
         </w:rPr>
-        <w:t>https://pubmed.ncbi.nlm.nih.gov/42771118/</w:t>
+        <w:t>https://pubmed.ncbi.nlm.nih.gov/42788376/</w:t>
       </w:r>
     </w:p>
     <w:p>
@@ -368,7 +368,7 @@
         <w:pStyle w:val="Heading2"/>
       </w:pPr>
       <w:r>
-        <w:t>Psychosoziale Arbeitsrisiken treffen Männer und Handwerk stärker – Andalusischer Composite-Index zeigt Unterschiede</w:t>
+        <w:t>MDRO-Infektionen nach Magen-Darm-Chirurgie kosteten durchschnittlich 21.000 Euro extra pro Patient</w:t>
       </w:r>
     </w:p>
     <w:p>
@@ -378,12 +378,12 @@
           <w:color w:val="666666"/>
           <w:sz w:val="18"/>
         </w:rPr>
-        <w:t>De Las Heras-Rosas C et al.  ·  J Safety Res  ·  17.07.2026  ·  PMID 42744481</w:t>
+        <w:t>Yan P et al.  ·  Front Public Health  ·  10.09.2026  ·  PMID 42787113</w:t>
       </w:r>
     </w:p>
     <w:p>
       <w:r>
-        <w:t>Analyse des II. Andalusischen Arbeitsbedingungs-Survey mit Konstruktion eines Composite-Indikators für psychosoziale Risiken (ACIPR) zur Messung von Unterschieden bei Exposition nach Geschlecht, Firmengröße und Sektor.</w:t>
+        <w:t>Retrospektive Kohortenstudie in China an 100 Patienten mit postoperativen Infektionen nach Magen-Darm-Chirurgie; Vergleich multiresistenter Organismen (MDRO, n=41) mit nicht-MDRO (n=59) bezüglich Kostenfolgen und ICU-Aufenthaltszeiten.</w:t>
       </w:r>
     </w:p>
     <w:p>
@@ -394,7 +394,7 @@
         <w:t xml:space="preserve">Ergebnis: </w:t>
       </w:r>
       <w:r>
-        <w:t>Höhere psychosoziale Risiken bei Männern; Bauwirtschaft zeigte höchstes Risiko; mittlere Firmengrößen hatten niedrigstes Risiko. Unterschiede waren nach Multivariate-Analyse statistisch signifikant nachweisbar.</w:t>
+        <w:t>Gesamtkrankenhauskosten MDRO: Median 85.913 CNY vs. nicht-MDRO 64.747 CNY (p&lt;0,05); Inkrementalkosten ΔC 95%-KI: 18.405-78.031 CNY (~2.200-9.400 Euro); ICU-Verweildauer MDRO median 2 Tage vs. 0 Tage (p&lt;0,001); Antibiotika-Therapiedauer 25 vs. 23 Tage (p=0,017); Krankenhausverweildauer 35 vs. 29 Tage (p=0,030). Labordiagnostik, nichtchirurgische Behandlung und diagnostische Verfahren waren Hauptkostentreiber.</w:t>
       </w:r>
     </w:p>
     <w:p>
@@ -409,7 +409,7 @@
         <w:rPr>
           <w:sz w:val="19"/>
         </w:rPr>
-        <w:t>Spanien; vergleichbare Arbeitsschutzgesetzgebung, aber andere Branchenstruktur</w:t>
+        <w:t>China, vergleichbare chirurgische Patientenpopulation; Kostenergebnisse nicht 1:1 auf Deutschland übertragbar</w:t>
       </w:r>
     </w:p>
     <w:p>
@@ -418,7 +418,65 @@
           <w:color w:val="5A7D3A"/>
           <w:sz w:val="18"/>
         </w:rPr>
-        <w:t>https://pubmed.ncbi.nlm.nih.gov/42744481/</w:t>
+        <w:t>https://pubmed.ncbi.nlm.nih.gov/42787113/</w:t>
+      </w:r>
+    </w:p>
+    <w:p>
+      <w:pPr>
+        <w:pStyle w:val="Heading2"/>
+      </w:pPr>
+      <w:r>
+        <w:t>Kommunikationslücken und Personalüberlastung verursachen vermeidbare Schäden in Pflegeheimen</w:t>
+      </w:r>
+    </w:p>
+    <w:p>
+      <w:r>
+        <w:rPr>
+          <w:i/>
+          <w:color w:val="666666"/>
+          <w:sz w:val="18"/>
+        </w:rPr>
+        <w:t>Mowat R et al.  ·  N Z Med J  ·  25.09.2026  ·  PMID 42784820</w:t>
+      </w:r>
+    </w:p>
+    <w:p>
+      <w:r>
+        <w:t>Qualitative Fallstudie nach Yin (24 HDC-Fälle 2007-2021) zu menschlichen Fehlerfaktoren in neuseeländischen Altenheimen; thematische Analyse der von der Health &amp; Disability Commission untersuchten Beschwerde-Muster.</w:t>
+      </w:r>
+    </w:p>
+    <w:p>
+      <w:r>
+        <w:rPr>
+          <w:b/>
+        </w:rPr>
+        <w:t xml:space="preserve">Ergebnis: </w:t>
+      </w:r>
+      <w:r>
+        <w:t>Vier rekurrente Themen: (1) Kommunikationslücken, (2) Dokumentationsmängel, (3) Inkonsistenzen zwischen Richtlinie und Praxis, (4) Personalknappheit und unzureichende Fachkompetenz. Autoren empfehlen systemischen Ansatz (Systems Engineering Initiative for Patient Safety) statt Individuen-Fokus zu Harm-Prevention.</w:t>
+      </w:r>
+    </w:p>
+    <w:p>
+      <w:r>
+        <w:rPr>
+          <w:b/>
+          <w:sz w:val="19"/>
+        </w:rPr>
+        <w:t xml:space="preserve">Übertragbarkeit: </w:t>
+      </w:r>
+      <w:r>
+        <w:rPr>
+          <w:sz w:val="19"/>
+        </w:rPr>
+        <w:t>Neuseeland, ähnliches Gesundheitssystem wie Australien; relevante Befunde für deutsches Qualitätsmanagement</w:t>
+      </w:r>
+    </w:p>
+    <w:p>
+      <w:r>
+        <w:rPr>
+          <w:color w:val="5A7D3A"/>
+          <w:sz w:val="18"/>
+        </w:rPr>
+        <w:t>https://pubmed.ncbi.nlm.nih.gov/42784820/</w:t>
       </w:r>
     </w:p>
     <w:sectPr>

--- a/download/studien-aktuell.docx
+++ b/download/studien-aktuell.docx
@@ -62,7 +62,7 @@
           <w:color w:val="666666"/>
           <w:sz w:val="18"/>
         </w:rPr>
-        <w:t>Stand: 26.09.2026  |  7 Studien  |  safety.m-vf.de</w:t>
+        <w:t>Stand: 27.09.2026  |  6 Studien  |  safety.m-vf.de</w:t>
       </w:r>
     </w:p>
     <w:p>
@@ -70,7 +70,7 @@
         <w:pStyle w:val="Heading1"/>
       </w:pPr>
       <w:r>
-        <w:t>Aufgenommen am 26.09.2026</w:t>
+        <w:t>Aufgenommen am 27.09.2026</w:t>
       </w:r>
     </w:p>
     <w:p>
@@ -78,7 +78,7 @@
         <w:pStyle w:val="Heading2"/>
       </w:pPr>
       <w:r>
-        <w:t>Glow-Licht-Audit verbessserte Händehygiene-Qualität im NICU um 87 % - von 19,7 % auf 37 % Fehlerfreiheit</w:t>
+        <w:t>Pflegeanfänger erkennen Medikationsfehler und Stürze, benötigen aber Kultur der psychologischen Sicherheit</w:t>
       </w:r>
     </w:p>
     <w:p>
@@ -88,12 +88,12 @@
           <w:color w:val="666666"/>
           <w:sz w:val="18"/>
         </w:rPr>
-        <w:t>Chubey R et al.  ·  Neonatal Netw  ·  01.09.2026  ·  PMID 42791024</w:t>
+        <w:t>Kohanová D et al.  ·  Nurs Health Sci  ·  Dez. 2026  ·  PMID 42799319</w:t>
       </w:r>
     </w:p>
     <w:p>
       <w:r>
-        <w:t>Quality-Improvement-Projekt (PDSA-Zyklen) in kanadischem NICU: Audit der Händehygiene-Qualität mit Glow-Lotion und UV-Licht zur visuellen Rückmeldung über unvollständige Waschstellen; Messung bei Eintritt aller Fachpersonen.</w:t>
+        <w:t>Qualitative Sekundäranalyse von 1.442 Studierenden aus vier Ländern (Tschechien, Italien, Slowakei, Türkei), die über Patientsicherheitsvorfälle während Klinischer Praktika berichteten.</w:t>
       </w:r>
     </w:p>
     <w:p>
@@ -104,7 +104,7 @@
         <w:t xml:space="preserve">Ergebnis: </w:t>
       </w:r>
       <w:r>
-        <w:t>Anteil der Teilnehmer ohne Glow-Areale (Indikator perfekter Händehygiene) erhöht von 19,7 % auf 37 %. Anteil mit &gt;2 fehlgewaschenen Zonen sank von 39,6 % auf 20,7 %. Hinweis: Trotz Verbesserung zeigten einige Mitarbeiter noch mindestens eine Glow-Zone, unterstreicht Notwendigkeit kontinuierlicher Audits. Autoren fordern multidisziplinäre Edukation und regelmäßige Audits.</w:t>
+        <w:t>287 Vorfallbeschreibungen analysiert; am häufigsten: Medikationsfehler und Patientenstürze, gefolgt von Infektionsprävention, Kommunikationsfehler, unzureichende Betreuung. Studierende benannten multifaktoriale Ursachen (Patient, Kontext, Organisation, Mensch). Empfehlungen: strukturierte Debriefings, klare Meldekanäle, psychologisch sichere, nicht-punitiv gestaltete Lernumgebungen.</w:t>
       </w:r>
     </w:p>
     <w:p>
@@ -119,7 +119,7 @@
         <w:rPr>
           <w:sz w:val="19"/>
         </w:rPr>
-        <w:t>Kanada, NICU-Setting; direkt übertragbar auf deutsche Intensivstationen mit verfügbarer Glow-Technologie</w:t>
+        <w:t>Mitteleuropa und Südosteuropa, ähnliche Ausbildungsstrukturen</w:t>
       </w:r>
     </w:p>
     <w:p>
@@ -128,7 +128,7 @@
           <w:color w:val="5A7D3A"/>
           <w:sz w:val="18"/>
         </w:rPr>
-        <w:t>https://pubmed.ncbi.nlm.nih.gov/42791024/</w:t>
+        <w:t>https://pubmed.ncbi.nlm.nih.gov/42799319/</w:t>
       </w:r>
     </w:p>
     <w:p>
@@ -136,7 +136,7 @@
         <w:pStyle w:val="Heading2"/>
       </w:pPr>
       <w:r>
-        <w:t>Katheter-assoziierte Harnwegsinfektionen auf Intensivstationen erhöhten Verweildauer, nicht direkt die Sterblichkeit</w:t>
+        <w:t>Unangemessene Medikationen bei Älteren in der Primärversorgung: Häufigkeit und Risikofaktoren</w:t>
       </w:r>
     </w:p>
     <w:p>
@@ -146,12 +146,12 @@
           <w:color w:val="666666"/>
           <w:sz w:val="18"/>
         </w:rPr>
-        <w:t>Bartoszewicz M et al.  ·  PLoS One  ·  25.09.2026  ·  PMID 42789543</w:t>
+        <w:t>Paraschiv M et al.  ·  Medicina (Kaunas)  ·  20.09.2026  ·  PMID 42796419</w:t>
       </w:r>
     </w:p>
     <w:p>
       <w:r>
-        <w:t>Retrospektive Kohortenstudie in Polen (2017-2023) an 3.231 ICU-Aufnahmen zur Charakterisierung bakterieller Katheter-assoziierter Harnwegsinfektionen (CAUTI) und deren Assoziation mit Patientencharakteristika und Mortalität.</w:t>
+        <w:t>Retrospektive Beobachtungsstudie an 100 Patienten ≥65 Jahren in einer rumänischen Hausarztpraxis, die potenziell unangemessene Medikationen (PIM) nach vier etablierten Kriterien (STOPP v3, Beers, EU(7)-PIM, PRISCUS v2) identifizierte.</w:t>
       </w:r>
     </w:p>
     <w:p>
@@ -162,7 +162,7 @@
         <w:t xml:space="preserve">Ergebnis: </w:t>
       </w:r>
       <w:r>
-        <w:t>CAUTI trat in 301 Patienten auf (9,3%; 95%-KI 8,4-10,4%). ICU-Verweildauer/Katheter-Exposition CAUTI 28,3 vs. 13,6 Tage (Differenz 14,8 Tage; 95%-KI 11,7-17,8). Mortalität 49,2% (CAUTI) vs. 45,9% (keine CAUTI); nach Adjustment für Aufnahmecharakteristika war CAUTI nicht mit Tod assoziiert (OR 0,95; 95%-KI 0,75-1,22). Unabhängige Risikofaktoren: weibliches Geschlecht (OR 1,48), Adipositas (OR 1,62), COVID-19 (OR 2,16). 66,4% der Isolate zeigten Resistenzphänotypen.</w:t>
+        <w:t>Mindestens eine PIM fanden sich bei 73% (STOPP), 62% (Beers), 60% (EU(7)-PIM) und 53% (PRISCUS) der Patienten. STOPP identifizierte signifikant mehr PIMs als die anderen Kriterien (p&lt;0,001). Medikamentenlast war in adjustierten Analysen der konsistenteste Risikofaktor für alle Kriterien.</w:t>
       </w:r>
     </w:p>
     <w:p>
@@ -177,7 +177,7 @@
         <w:rPr>
           <w:sz w:val="19"/>
         </w:rPr>
-        <w:t>Polen, europäisches Gesundheitssystem mit ICU-Standards ähnlich Deutschland</w:t>
+        <w:t>Rumänische Primärversorgung, ähnliche Versicherungssysteme wie Deutschland</w:t>
       </w:r>
     </w:p>
     <w:p>
@@ -186,7 +186,7 @@
           <w:color w:val="5A7D3A"/>
           <w:sz w:val="18"/>
         </w:rPr>
-        <w:t>https://pubmed.ncbi.nlm.nih.gov/42789543/</w:t>
+        <w:t>https://pubmed.ncbi.nlm.nih.gov/42796419/</w:t>
       </w:r>
     </w:p>
     <w:p>
@@ -194,7 +194,7 @@
         <w:pStyle w:val="Heading2"/>
       </w:pPr>
       <w:r>
-        <w:t>Reserve-Antibiotika-Stewardship senkten unangemessene Anwendungen bei Kindern um ein Drittel</w:t>
+        <w:t>Antimikrobielles Stewardship senkt MRSA und multiresistente Enterobakterien</w:t>
       </w:r>
     </w:p>
     <w:p>
@@ -204,12 +204,12 @@
           <w:color w:val="666666"/>
           <w:sz w:val="18"/>
         </w:rPr>
-        <w:t>Echávarri de Miguel M et al.  ·  Eur J Pediatr  ·  25.09.2026  ·  PMID 42789114</w:t>
+        <w:t>Grindean A et al.  ·  Medicina (Kaunas)  ·  11.09.2026  ·  PMID 42796362</w:t>
       </w:r>
     </w:p>
     <w:p>
       <w:r>
-        <w:t>Retrospektive Studie zu WHO-Reserve-Antibiotika (Ceftazidim-Avibactam, Ceftolozane-Tazobactam, Cefiderocol u.a.) in einer pädiatrischen Universitätsklinik; nach Implementierung eines strukturierten Stewardship-Programms mit Formularbeschränkung und elektronischen Verschreibungstools wurden Indikationen überprüft.</w:t>
+        <w:t>Retrospektive Langzeitstudie 2023–2025 eines rumänischen Krankenhauses, die Auswirkungen erhöhter mikrobiologischer Testung und gezieltem Stewardship auf Antibiotikaresistenzen untersuchte.</w:t>
       </w:r>
     </w:p>
     <w:p>
@@ -220,7 +220,7 @@
         <w:t xml:space="preserve">Ergebnis: </w:t>
       </w:r>
       <w:r>
-        <w:t>96 Behandlungsepisoden analysiert. Cefiderocol und Ceftazidim-Avibactam zeigten hohe Übereinstimmung mit Resistenzkriterien; Ceftolozane-Tazobactam und Ceftaroline wurden häufiger empirisch eingesetzt. Nach Stewardship-Implementierung (formulary restriction, elektronische Prescribing-Safeguards, WHO-AWaRe-Integration) verbesserte sich die Indikationsstellung und klinische Governance.</w:t>
+        <w:t>E.-coli-MDR sank von 7,4% (Sem. II 2023) auf 0,0% (Sem. II 2025); S.-aureus-MRSA+MLSB von 30,6% auf 0,0%. Mikrobiologische Testintensität stieg von 18,05% auf 28,20%. Durchschnittliche Liegedauer bei Infektionen 15,35 Tage, auf chirurgischen Stationen 20,80 Tage.</w:t>
       </w:r>
     </w:p>
     <w:p>
@@ -235,7 +235,7 @@
         <w:rPr>
           <w:sz w:val="19"/>
         </w:rPr>
-        <w:t>Spanien; vergleichbar mit deutschen Universitätskliniken und Stewardship-Vorgaben</w:t>
+        <w:t>Europäisches Krankenhaus, vergleichbare Hygiene- und Qualitätsziele</w:t>
       </w:r>
     </w:p>
     <w:p>
@@ -244,7 +244,7 @@
           <w:color w:val="5A7D3A"/>
           <w:sz w:val="18"/>
         </w:rPr>
-        <w:t>https://pubmed.ncbi.nlm.nih.gov/42789114/</w:t>
+        <w:t>https://pubmed.ncbi.nlm.nih.gov/42796362/</w:t>
       </w:r>
     </w:p>
     <w:p>
@@ -252,7 +252,7 @@
         <w:pStyle w:val="Heading2"/>
       </w:pPr>
       <w:r>
-        <w:t>Aufmerksamkeit auf Sepsiszeichen ist Schlüssel zur frühzeitigen Diagnose - Framework für Kliniker und Organisationen</w:t>
+        <w:t>Interklinischer Transport bei Neugeborenen-Sepsis: Versorgungskette unterbrochen, Forschung fehlt</w:t>
       </w:r>
     </w:p>
     <w:p>
@@ -262,12 +262,12 @@
           <w:color w:val="666666"/>
           <w:sz w:val="18"/>
         </w:rPr>
-        <w:t>Birken SA et al.  ·  Crit Care Explor  ·  01.10.2026  ·  PMID 42788993</w:t>
+        <w:t>Damian RO et al.  ·  Medicina (Kaunas)  ·  11.09.2026  ·  PMID 42796359</w:t>
       </w:r>
     </w:p>
     <w:p>
       <w:r>
-        <w:t>Qualitative Observationsstudie (41 Interviews an 20 US-Krankenhäusern mit System-, Abteilungs- und Kliniker-Ebenen-Akteuren) zur Entwicklung und Validierung des SepsisDx-Frameworks für genaue, zeitnahe Sepsisdiagnose.</w:t>
+        <w:t>Scoping Review (39 Quellen, 2020–2026) zu Variablen, Interventionen und Organisationspraktiken beim interklinischen Neugeborenen-Transport im Kontext von Sepsis-Früherkennung und -Behandlung.</w:t>
       </w:r>
     </w:p>
     <w:p>
@@ -278,7 +278,7 @@
         <w:t xml:space="preserve">Ergebnis: </w:t>
       </w:r>
       <w:r>
-        <w:t>SepsisDx-Framework bestätigt zentrale These: Sepsisdiagnose wird durch Wechselwirkung von Mikro-, Meso- und Makroebenen beeinflusst. Wichtigste Faktor auf Individualebene: Aufmerksamkeit (noticing, encoding, interpreting, focusing time/effort). Aufmerksamkeit reduziert durch mehrdeutige klinische Präsentationen und Schocks (z.B. COVID-19). Organisatorische Strategien (Audit und Feedback) erhöhten Organisations-Aufmerksamkeit, reduzierten aber Provider-Aufmerksamkeit; Effektivität moderiert durch Personalausstattung. Framework klärt Mechanismen und informiert Interventions-Design.</w:t>
+        <w:t>24 indirekt-klinische, 7 indirekt-organisatorische, 4 indirekt-technische, 1 indirekt-experienzielle und 3 direkt-prozess/indirekt-sepsis-Ergebnis-Quellen. Keine Studie zeigte, dass eine Transport-Intervention unabhängig Sepsis-Ergebnisse verbessert. Antimikrobielles Timing, Kulturen, Perfusionsverlauf und strukturierte Handover unterrepräsentiert.</w:t>
       </w:r>
     </w:p>
     <w:p>
@@ -293,7 +293,7 @@
         <w:rPr>
           <w:sz w:val="19"/>
         </w:rPr>
-        <w:t>USA, Gedankenmodell translabel auf Deutschland; Validierung in europäischen Systemen erforderlich</w:t>
+        <w:t>Mehrere europäische Länder eingeschlossen, Organisationslücke übertragbar auf Deutschland</w:t>
       </w:r>
     </w:p>
     <w:p>
@@ -302,7 +302,7 @@
           <w:color w:val="5A7D3A"/>
           <w:sz w:val="18"/>
         </w:rPr>
-        <w:t>https://pubmed.ncbi.nlm.nih.gov/42788993/</w:t>
+        <w:t>https://pubmed.ncbi.nlm.nih.gov/42796359/</w:t>
       </w:r>
     </w:p>
     <w:p>
@@ -310,7 +310,7 @@
         <w:pStyle w:val="Heading2"/>
       </w:pPr>
       <w:r>
-        <w:t>Kliniker in Bangladesch unterstützen Antibiotic-Stewardship, scheitern aber an Umsetzung ohne Systeme</w:t>
+        <w:t>Patientensicherheits-Screening vor bildgebenden Verfahren: Papierformulare dominieren, Standardisierung fehlt</w:t>
       </w:r>
     </w:p>
     <w:p>
@@ -320,12 +320,12 @@
           <w:color w:val="666666"/>
           <w:sz w:val="18"/>
         </w:rPr>
-        <w:t>Amin MA et al.  ·  J Biosoc Sci  ·  25.09.2026  ·  PMID 42788376</w:t>
+        <w:t>Mallinson MA et al.  ·  J Eval Clin Pract  ·  Sept. 2026  ·  PMID 42788779</w:t>
       </w:r>
     </w:p>
     <w:p>
       <w:r>
-        <w:t>Qualitative Interviewstudie (18 Kliniker, 36 Betreuer) an drei Krankenhäusern in Bangladesch zu Wissensstand und Perspektiven auf Antibiotic Stewardship bei Diarrhö bei Kindern unter fünf Jahren.</w:t>
+        <w:t>Freiheitsinformation-Anfrage an 129 englische NHS-Krankenhäuser und private Anbieter zur Nutzung und Gestaltung von Sicherheits-Screening-Formularen vor Diagnostischer Bildgebung.</w:t>
       </w:r>
     </w:p>
     <w:p>
@@ -336,7 +336,7 @@
         <w:t xml:space="preserve">Ergebnis: </w:t>
       </w:r>
       <w:r>
-        <w:t>Wenige Kliniker kannten Begriff 'Antibiotic Stewardship', aber die meisten verstanden Kernprinzipien und unterstützten sie. Betreuer waren überwiegend unfamiliar damit. Kliniker beschrieben informale Stewardship-Bemühungen, aber Abwesenheit strukturierter Programme. Schlüssel-Barrieren: Community-Anbieter ohne Regulierung, Personalengpässe, Betreuer-Erwartungen für Antibiotika, Druck, Familien-Wünsche zu erfüllen. Forderung nach facility- und community-basiertem Ansatz mit Entscheidungs-Unterstützung, Antibiotika-Audits, Community-Edukation.</w:t>
+        <w:t>Rücklaufquote 83,2%; 91,3% der NHS-Organisationen antworteten. 55,8% beantworteten innerhalb der erwarteten 20 Arbeitstage. Die Mehrheit nutzt Papierformulare; nur eine Organisation setzte vollständig auf digitale Formulare. Erhebliche Inkonsistenzen in Design und Interpretation berichtet.</w:t>
       </w:r>
     </w:p>
     <w:p>
@@ -351,7 +351,7 @@
         <w:rPr>
           <w:sz w:val="19"/>
         </w:rPr>
-        <w:t>Bangladesch (Low-Resource-Setting); Befunde zu Stewardship-Barrieren relevant für deutsche Diskussion bei Migration und vulnerablen Populationen</w:t>
+        <w:t>Großbritannien (NHS), andere Versorgungsstrukturen, aber vergleichbare Sicherheitsprobleme</w:t>
       </w:r>
     </w:p>
     <w:p>
@@ -360,7 +360,7 @@
           <w:color w:val="5A7D3A"/>
           <w:sz w:val="18"/>
         </w:rPr>
-        <w:t>https://pubmed.ncbi.nlm.nih.gov/42788376/</w:t>
+        <w:t>https://pubmed.ncbi.nlm.nih.gov/42788779/</w:t>
       </w:r>
     </w:p>
     <w:p>
@@ -368,7 +368,7 @@
         <w:pStyle w:val="Heading2"/>
       </w:pPr>
       <w:r>
-        <w:t>MDRO-Infektionen nach Magen-Darm-Chirurgie kosteten durchschnittlich 21.000 Euro extra pro Patient</w:t>
+        <w:t>Sepsis-Vorhersagemodell LiSep LSTM funktioniert in Europa wie in USA, aber Kalibrierung erforderlich</w:t>
       </w:r>
     </w:p>
     <w:p>
@@ -378,12 +378,12 @@
           <w:color w:val="666666"/>
           <w:sz w:val="18"/>
         </w:rPr>
-        <w:t>Yan P et al.  ·  Front Public Health  ·  10.09.2026  ·  PMID 42787113</w:t>
+        <w:t>Tan HK et al.  ·  Sci Rep  ·  10.09.2026  ·  PMID 42722695</w:t>
       </w:r>
     </w:p>
     <w:p>
       <w:r>
-        <w:t>Retrospektive Kohortenstudie in China an 100 Patienten mit postoperativen Infektionen nach Magen-Darm-Chirurgie; Vergleich multiresistenter Organismen (MDRO, n=41) mit nicht-MDRO (n=59) bezüglich Kostenfolgen und ICU-Aufenthaltszeiten.</w:t>
+        <w:t>Validierungsstudie eines Tiefenlern-Modells (LiSep LSTM) zur frühen Vorhersage septischen Schocks, trainiert an US-Daten (MIMIC-III), getestet an europäischer Kohorte (Amsterdam UMC).</w:t>
       </w:r>
     </w:p>
     <w:p>
@@ -394,7 +394,7 @@
         <w:t xml:space="preserve">Ergebnis: </w:t>
       </w:r>
       <w:r>
-        <w:t>Gesamtkrankenhauskosten MDRO: Median 85.913 CNY vs. nicht-MDRO 64.747 CNY (p&lt;0,05); Inkrementalkosten ΔC 95%-KI: 18.405-78.031 CNY (~2.200-9.400 Euro); ICU-Verweildauer MDRO median 2 Tage vs. 0 Tage (p&lt;0,001); Antibiotika-Therapiedauer 25 vs. 23 Tage (p=0,017); Krankenhausverweildauer 35 vs. 29 Tage (p=0,030). Labordiagnostik, nichtchirurgische Behandlung und diagnostische Verfahren waren Hauptkostentreiber.</w:t>
+        <w:t>Auf AUMC-Kohorte: AUROC 0,8851 (95%-KI 0,8612–0,909) mit Medianen 47,0 h vor Symptombeginn. Externe Validierung zeigte reduzierte Kalibrierung und Rückruf; gepooltes Training verbesserte AUROC und Brier-Score. Genauigkeit 0,60–0,77, Präzision niedrig (0,01–0,17) aufgrund hoher Falsch-Positive.</w:t>
       </w:r>
     </w:p>
     <w:p>
@@ -409,7 +409,7 @@
         <w:rPr>
           <w:sz w:val="19"/>
         </w:rPr>
-        <w:t>China, vergleichbare chirurgische Patientenpopulation; Kostenergebnisse nicht 1:1 auf Deutschland übertragbar</w:t>
+        <w:t>USA und Niederlande, externe Validierung ist übertragbar, Lokalanpassung notwendig</w:t>
       </w:r>
     </w:p>
     <w:p>
@@ -418,65 +418,7 @@
           <w:color w:val="5A7D3A"/>
           <w:sz w:val="18"/>
         </w:rPr>
-        <w:t>https://pubmed.ncbi.nlm.nih.gov/42787113/</w:t>
-      </w:r>
-    </w:p>
-    <w:p>
-      <w:pPr>
-        <w:pStyle w:val="Heading2"/>
-      </w:pPr>
-      <w:r>
-        <w:t>Kommunikationslücken und Personalüberlastung verursachen vermeidbare Schäden in Pflegeheimen</w:t>
-      </w:r>
-    </w:p>
-    <w:p>
-      <w:r>
-        <w:rPr>
-          <w:i/>
-          <w:color w:val="666666"/>
-          <w:sz w:val="18"/>
-        </w:rPr>
-        <w:t>Mowat R et al.  ·  N Z Med J  ·  25.09.2026  ·  PMID 42784820</w:t>
-      </w:r>
-    </w:p>
-    <w:p>
-      <w:r>
-        <w:t>Qualitative Fallstudie nach Yin (24 HDC-Fälle 2007-2021) zu menschlichen Fehlerfaktoren in neuseeländischen Altenheimen; thematische Analyse der von der Health &amp; Disability Commission untersuchten Beschwerde-Muster.</w:t>
-      </w:r>
-    </w:p>
-    <w:p>
-      <w:r>
-        <w:rPr>
-          <w:b/>
-        </w:rPr>
-        <w:t xml:space="preserve">Ergebnis: </w:t>
-      </w:r>
-      <w:r>
-        <w:t>Vier rekurrente Themen: (1) Kommunikationslücken, (2) Dokumentationsmängel, (3) Inkonsistenzen zwischen Richtlinie und Praxis, (4) Personalknappheit und unzureichende Fachkompetenz. Autoren empfehlen systemischen Ansatz (Systems Engineering Initiative for Patient Safety) statt Individuen-Fokus zu Harm-Prevention.</w:t>
-      </w:r>
-    </w:p>
-    <w:p>
-      <w:r>
-        <w:rPr>
-          <w:b/>
-          <w:sz w:val="19"/>
-        </w:rPr>
-        <w:t xml:space="preserve">Übertragbarkeit: </w:t>
-      </w:r>
-      <w:r>
-        <w:rPr>
-          <w:sz w:val="19"/>
-        </w:rPr>
-        <w:t>Neuseeland, ähnliches Gesundheitssystem wie Australien; relevante Befunde für deutsches Qualitätsmanagement</w:t>
-      </w:r>
-    </w:p>
-    <w:p>
-      <w:r>
-        <w:rPr>
-          <w:color w:val="5A7D3A"/>
-          <w:sz w:val="18"/>
-        </w:rPr>
-        <w:t>https://pubmed.ncbi.nlm.nih.gov/42784820/</w:t>
+        <w:t>https://pubmed.ncbi.nlm.nih.gov/42722695/</w:t>
       </w:r>
     </w:p>
     <w:sectPr>

--- a/download/studien-aktuell.docx
+++ b/download/studien-aktuell.docx
@@ -62,7 +62,7 @@
           <w:color w:val="666666"/>
           <w:sz w:val="18"/>
         </w:rPr>
-        <w:t>Stand: 27.09.2026  |  6 Studien  |  safety.m-vf.de</w:t>
+        <w:t>Stand: 28.09.2026  |  7 Studien  |  safety.m-vf.de</w:t>
       </w:r>
     </w:p>
     <w:p>
@@ -70,7 +70,7 @@
         <w:pStyle w:val="Heading1"/>
       </w:pPr>
       <w:r>
-        <w:t>Aufgenommen am 27.09.2026</w:t>
+        <w:t>Aufgenommen am 28.09.2026</w:t>
       </w:r>
     </w:p>
     <w:p>
@@ -78,7 +78,7 @@
         <w:pStyle w:val="Heading2"/>
       </w:pPr>
       <w:r>
-        <w:t>Pflegeanfänger erkennen Medikationsfehler und Stürze, benötigen aber Kultur der psychologischen Sicherheit</w:t>
+        <w:t>Unangemessene Empirikatherapie bei Blutvergiftung: Muster und vermeidbare Fehler</w:t>
       </w:r>
     </w:p>
     <w:p>
@@ -88,12 +88,12 @@
           <w:color w:val="666666"/>
           <w:sz w:val="18"/>
         </w:rPr>
-        <w:t>Kohanová D et al.  ·  Nurs Health Sci  ·  Dez. 2026  ·  PMID 42799319</w:t>
+        <w:t>Komori A et al.  ·  Medicine (Baltimore)  ·  25.09.2026  ·  PMID 42798086</w:t>
       </w:r>
     </w:p>
     <w:p>
       <w:r>
-        <w:t>Qualitative Sekundäranalyse von 1.442 Studierenden aus vier Ländern (Tschechien, Italien, Slowakei, Türkei), die über Patientsicherheitsvorfälle während Klinischer Praktika berichteten.</w:t>
+        <w:t>Retrospektive Analyse von Sepsispatienten in der Notaufnahme, die Antibiotika vor Kulturbefund erhielten, aber gegen den später isolierten Erreger unwirksam waren.</w:t>
       </w:r>
     </w:p>
     <w:p>
@@ -104,7 +104,7 @@
         <w:t xml:space="preserve">Ergebnis: </w:t>
       </w:r>
       <w:r>
-        <w:t>287 Vorfallbeschreibungen analysiert; am häufigsten: Medikationsfehler und Patientenstürze, gefolgt von Infektionsprävention, Kommunikationsfehler, unzureichende Betreuung. Studierende benannten multifaktoriale Ursachen (Patient, Kontext, Organisation, Mensch). Empfehlungen: strukturierte Debriefings, klare Meldekanäle, psychologisch sichere, nicht-punitiv gestaltete Lernumgebungen.</w:t>
+        <w:t>Von 118 Bacterämiepatienten erhielten 11 (9,3%) mikrobiologisch unangemessene Initialtherapie. Hauptursachen: Extended-Spectrum-β-Lactamase-Enterobakterien trotz richtiger Fokusdiagnose (mehrheitlich) oder Fehlidentifikation des Infektionsfokus. Mortalität höher bei falscher Fokusdiagnose.</w:t>
       </w:r>
     </w:p>
     <w:p>
@@ -119,7 +119,7 @@
         <w:rPr>
           <w:sz w:val="19"/>
         </w:rPr>
-        <w:t>Mitteleuropa und Südosteuropa, ähnliche Ausbildungsstrukturen</w:t>
+        <w:t>Japan-Studie, aber Befund zur Source-Kontrol und Stewardship übertragbar auf deutsche Notaufnahmen.</w:t>
       </w:r>
     </w:p>
     <w:p>
@@ -128,7 +128,7 @@
           <w:color w:val="5A7D3A"/>
           <w:sz w:val="18"/>
         </w:rPr>
-        <w:t>https://pubmed.ncbi.nlm.nih.gov/42799319/</w:t>
+        <w:t>https://pubmed.ncbi.nlm.nih.gov/42798086/</w:t>
       </w:r>
     </w:p>
     <w:p>
@@ -136,7 +136,7 @@
         <w:pStyle w:val="Heading2"/>
       </w:pPr>
       <w:r>
-        <w:t>Unangemessene Medikationen bei Älteren in der Primärversorgung: Häufigkeit und Risikofaktoren</w:t>
+        <w:t>Bakterielle Kontamination von Skalpellen und Instrumenten: Schaden ohne Folgen im Operationssaal</w:t>
       </w:r>
     </w:p>
     <w:p>
@@ -146,12 +146,12 @@
           <w:color w:val="666666"/>
           <w:sz w:val="18"/>
         </w:rPr>
-        <w:t>Paraschiv M et al.  ·  Medicina (Kaunas)  ·  20.09.2026  ·  PMID 42796419</w:t>
+        <w:t>Liang GH et al.  ·  Medicine (Baltimore)  ·  25.09.2026  ·  PMID 42798037</w:t>
       </w:r>
     </w:p>
     <w:p>
       <w:r>
-        <w:t>Retrospektive Beobachtungsstudie an 100 Patienten ≥65 Jahren in einer rumänischen Hausarztpraxis, die potenziell unangemessene Medikationen (PIM) nach vier etablierten Kriterien (STOPP v3, Beers, EU(7)-PIM, PRISCUS v2) identifizierte.</w:t>
+        <w:t>Prospektive Studie zur Häufigkeit und Art intraoperativer bakterieller Kontamination bei Gelenkersatzoperationen und deren Bezug zu postoperativen Infektionen.</w:t>
       </w:r>
     </w:p>
     <w:p>
@@ -162,7 +162,7 @@
         <w:t xml:space="preserve">Ergebnis: </w:t>
       </w:r>
       <w:r>
-        <w:t>Mindestens eine PIM fanden sich bei 73% (STOPP), 62% (Beers), 60% (EU(7)-PIM) und 53% (PRISCUS) der Patienten. STOPP identifizierte signifikant mehr PIMs als die anderen Kriterien (p&lt;0,001). Medikamentenlast war in adjustierten Analysen der konsistenteste Risikofaktor für alle Kriterien.</w:t>
+        <w:t>13 von 127 Patienten (10,2%) hatten mindestens eine positive Bakterienkultur von OP-Instrumenten (Skalpell Inzision 5,9%, Kontrolle 1,7%). Kein Unterschied in Patientencharakteristika zwischen kontaminiert und nicht-kontaminiert. In 24–38 Monaten Follow-up: null postoperative Infektionen, null periprosthetische Gelenkinfektionen. Kontamination ≠ klinische Infektion.</w:t>
       </w:r>
     </w:p>
     <w:p>
@@ -177,7 +177,7 @@
         <w:rPr>
           <w:sz w:val="19"/>
         </w:rPr>
-        <w:t>Rumänische Primärversorgung, ähnliche Versicherungssysteme wie Deutschland</w:t>
+        <w:t>China-Studie, Standardhygiene vergleichbar mit deutschem System, Surveillance-Meldepflicht.</w:t>
       </w:r>
     </w:p>
     <w:p>
@@ -186,7 +186,7 @@
           <w:color w:val="5A7D3A"/>
           <w:sz w:val="18"/>
         </w:rPr>
-        <w:t>https://pubmed.ncbi.nlm.nih.gov/42796419/</w:t>
+        <w:t>https://pubmed.ncbi.nlm.nih.gov/42798037/</w:t>
       </w:r>
     </w:p>
     <w:p>
@@ -194,7 +194,7 @@
         <w:pStyle w:val="Heading2"/>
       </w:pPr>
       <w:r>
-        <w:t>Antimikrobielles Stewardship senkt MRSA und multiresistente Enterobakterien</w:t>
+        <w:t>Ralstonia-Ausbruch auf Neonatologie: Kontaminiertes Wasser als vermeidbarer Schaden</w:t>
       </w:r>
     </w:p>
     <w:p>
@@ -204,12 +204,12 @@
           <w:color w:val="666666"/>
           <w:sz w:val="18"/>
         </w:rPr>
-        <w:t>Grindean A et al.  ·  Medicina (Kaunas)  ·  11.09.2026  ·  PMID 42796362</w:t>
+        <w:t>Uygun SS et al.  ·  Pathogens  ·  08.09.2026  ·  PMID 42796721</w:t>
       </w:r>
     </w:p>
     <w:p>
       <w:r>
-        <w:t>Retrospektive Langzeitstudie 2023–2025 eines rumänischen Krankenhauses, die Auswirkungen erhöhter mikrobiologischer Testung und gezieltem Stewardship auf Antibiotikaresistenzen untersuchte.</w:t>
+        <w:t>Ausbruchuntersuchung nosokomialer Ralstonia-pickettii-Infektionen bei Neugeborenen, deren Quelle kontaminiertes steriles destilliertes Wasser war.</w:t>
       </w:r>
     </w:p>
     <w:p>
@@ -220,7 +220,7 @@
         <w:t xml:space="preserve">Ergebnis: </w:t>
       </w:r>
       <w:r>
-        <w:t>E.-coli-MDR sank von 7,4% (Sem. II 2023) auf 0,0% (Sem. II 2025); S.-aureus-MRSA+MLSB von 30,6% auf 0,0%. Mikrobiologische Testintensität stieg von 18,05% auf 28,20%. Durchschnittliche Liegedauer bei Infektionen 15,35 Tage, auf chirurgischen Stationen 20,80 Tage.</w:t>
+        <w:t>9 infizierte Neugeborene über 22 Monate, Mortalität 44,4%, davon 11,1% direkt zurechenbar. Nach Wasserwechsel und Infektionskontrollmaßnahmen keine weiteren Fälle. AP-PCR bestätigte genetische Verwandtschaft klinischer und Umweltproben.</w:t>
       </w:r>
     </w:p>
     <w:p>
@@ -235,7 +235,7 @@
         <w:rPr>
           <w:sz w:val="19"/>
         </w:rPr>
-        <w:t>Europäisches Krankenhaus, vergleichbare Hygiene- und Qualitätsziele</w:t>
+        <w:t>Deutschland: Vergleichbares Hygienemanagementsystem, Infektionsschutzgesetz mit Ausbruchsmeldepflicht.</w:t>
       </w:r>
     </w:p>
     <w:p>
@@ -244,7 +244,7 @@
           <w:color w:val="5A7D3A"/>
           <w:sz w:val="18"/>
         </w:rPr>
-        <w:t>https://pubmed.ncbi.nlm.nih.gov/42796362/</w:t>
+        <w:t>https://pubmed.ncbi.nlm.nih.gov/42796721/</w:t>
       </w:r>
     </w:p>
     <w:p>
@@ -252,7 +252,7 @@
         <w:pStyle w:val="Heading2"/>
       </w:pPr>
       <w:r>
-        <w:t>Interklinischer Transport bei Neugeborenen-Sepsis: Versorgungskette unterbrochen, Forschung fehlt</w:t>
+        <w:t>Sicherheitskultur in der Infektionskontrolle: Editorial ohne Studiendaten</w:t>
       </w:r>
     </w:p>
     <w:p>
@@ -262,12 +262,12 @@
           <w:color w:val="666666"/>
           <w:sz w:val="18"/>
         </w:rPr>
-        <w:t>Damian RO et al.  ·  Medicina (Kaunas)  ·  11.09.2026  ·  PMID 42796359</w:t>
+        <w:t>Azoicăi D et al.  ·  Medicina (Kaunas)  ·  06.09.2026  ·  PMID 42796314</w:t>
       </w:r>
     </w:p>
     <w:p>
       <w:r>
-        <w:t>Scoping Review (39 Quellen, 2020–2026) zu Variablen, Interventionen und Organisationspraktiken beim interklinischen Neugeborenen-Transport im Kontext von Sepsis-Früherkennung und -Behandlung.</w:t>
+        <w:t>Redaktioneller Kommentar zur WHO-Warnung vor Eskalation von Infektionsrisiken und Antimikrobielles Stewardship, ohne Studienergebnisse.</w:t>
       </w:r>
     </w:p>
     <w:p>
@@ -278,7 +278,7 @@
         <w:t xml:space="preserve">Ergebnis: </w:t>
       </w:r>
       <w:r>
-        <w:t>24 indirekt-klinische, 7 indirekt-organisatorische, 4 indirekt-technische, 1 indirekt-experienzielle und 3 direkt-prozess/indirekt-sepsis-Ergebnis-Quellen. Keine Studie zeigte, dass eine Transport-Intervention unabhängig Sepsis-Ergebnisse verbessert. Antimikrobielles Timing, Kulturen, Perfusionsverlauf und strukturierte Handover unterrepräsentiert.</w:t>
+        <w:t>Keine konkreten Ergebnisse, nur Warnung vor neu auftretenden und erneut auftretenden Infektionskrankheiten.</w:t>
       </w:r>
     </w:p>
     <w:p>
@@ -293,7 +293,7 @@
         <w:rPr>
           <w:sz w:val="19"/>
         </w:rPr>
-        <w:t>Mehrere europäische Länder eingeschlossen, Organisationslücke übertragbar auf Deutschland</w:t>
+        <w:t>Nicht qualifizierend: Expertenpapier ohne benennbare Ergebnisse.</w:t>
       </w:r>
     </w:p>
     <w:p>
@@ -302,7 +302,7 @@
           <w:color w:val="5A7D3A"/>
           <w:sz w:val="18"/>
         </w:rPr>
-        <w:t>https://pubmed.ncbi.nlm.nih.gov/42796359/</w:t>
+        <w:t>https://pubmed.ncbi.nlm.nih.gov/42796314/</w:t>
       </w:r>
     </w:p>
     <w:p>
@@ -310,7 +310,7 @@
         <w:pStyle w:val="Heading2"/>
       </w:pPr>
       <w:r>
-        <w:t>Patientensicherheits-Screening vor bildgebenden Verfahren: Papierformulare dominieren, Standardisierung fehlt</w:t>
+        <w:t>Mundhygiene und Handwaschen bei Adoleszenten: Verhaltensunterschiede nach Geschlecht und Einkommen</w:t>
       </w:r>
     </w:p>
     <w:p>
@@ -320,12 +320,12 @@
           <w:color w:val="666666"/>
           <w:sz w:val="18"/>
         </w:rPr>
-        <w:t>Mallinson MA et al.  ·  J Eval Clin Pract  ·  Sept. 2026  ·  PMID 42788779</w:t>
+        <w:t>Huang Z et al.  ·  Front Public Health  ·  10.09.2026  ·  PMID 42787371</w:t>
       </w:r>
     </w:p>
     <w:p>
       <w:r>
-        <w:t>Freiheitsinformation-Anfrage an 129 englische NHS-Krankenhäuser und private Anbieter zur Nutzung und Gestaltung von Sicherheits-Screening-Formularen vor Diagnostischer Bildgebung.</w:t>
+        <w:t>Querschnittsstudie aus 72 Ländern mit 244.040 Schülern (Global School-based Student Health Survey 2010–2019): Unterschiede in Zahnpflege und Händewaschen nach Geschlecht, Alter, Region und Einkommensniveau.</w:t>
       </w:r>
     </w:p>
     <w:p>
@@ -336,7 +336,7 @@
         <w:t xml:space="preserve">Ergebnis: </w:t>
       </w:r>
       <w:r>
-        <w:t>Rücklaufquote 83,2%; 91,3% der NHS-Organisationen antworteten. 55,8% beantworteten innerhalb der erwarteten 20 Arbeitstage. Die Mehrheit nutzt Papierformulare; nur eine Organisation setzte vollständig auf digitale Formulare. Erhebliche Inkonsistenzen in Design und Interpretation berichtet.</w:t>
+        <w:t>Zähneputzen &lt;1×/Tag: 10,9% (95%-KI 10,0–11,8), ≥2×/Tag: 70,5%. Nie/selten Hände vor Essen waschen: 6,5%, nach Toilette: 5,5%, ohne Seife: 9,0%. Jungen schlechter (z.B. &lt;1×/Tag putzen: 13,1% vs. Mädchen 8,6%). Ostmittelmeerregion höchste Prävalenz unzureichenden Zähnebürstens (30,7%). Einkommungradient für Zähneputzen (arm 12,5% → reich 4,4%), nicht für Händewaschen.</w:t>
       </w:r>
     </w:p>
     <w:p>
@@ -351,7 +351,7 @@
         <w:rPr>
           <w:sz w:val="19"/>
         </w:rPr>
-        <w:t>Großbritannien (NHS), andere Versorgungsstrukturen, aber vergleichbare Sicherheitsprobleme</w:t>
+        <w:t>72-Länder-Daten, aber Hygiene-Outcomes nicht auf nosokominale Infektionen, Schaden oder Versorgungsfehler bezogen.</w:t>
       </w:r>
     </w:p>
     <w:p>
@@ -360,7 +360,7 @@
           <w:color w:val="5A7D3A"/>
           <w:sz w:val="18"/>
         </w:rPr>
-        <w:t>https://pubmed.ncbi.nlm.nih.gov/42788779/</w:t>
+        <w:t>https://pubmed.ncbi.nlm.nih.gov/42787371/</w:t>
       </w:r>
     </w:p>
     <w:p>
@@ -368,7 +368,7 @@
         <w:pStyle w:val="Heading2"/>
       </w:pPr>
       <w:r>
-        <w:t>Sepsis-Vorhersagemodell LiSep LSTM funktioniert in Europa wie in USA, aber Kalibrierung erforderlich</w:t>
+        <w:t>TNF-α-Test für Sepsiserkennung in der Notaufnahme: niedriges Vorhersagevermögen bleibt unsicher</w:t>
       </w:r>
     </w:p>
     <w:p>
@@ -378,12 +378,12 @@
           <w:color w:val="666666"/>
           <w:sz w:val="18"/>
         </w:rPr>
-        <w:t>Tan HK et al.  ·  Sci Rep  ·  10.09.2026  ·  PMID 42722695</w:t>
+        <w:t>Cisteró B et al.  ·  Front Immunol  ·  10.09.2026  ·  PMID 42787037</w:t>
       </w:r>
     </w:p>
     <w:p>
       <w:r>
-        <w:t>Validierungsstudie eines Tiefenlern-Modells (LiSep LSTM) zur frühen Vorhersage septischen Schocks, trainiert an US-Daten (MIMIC-III), getestet an europäischer Kohorte (Amsterdam UMC).</w:t>
+        <w:t>Prospektive Kohortenstudie: Bluttests auf Lipopolysaccharid-induzierte TNF-α-Freisetzung bei Notaufnahmepatienten mit Verdacht auf Infektion zur frühen Sepsis-Erkennung.</w:t>
       </w:r>
     </w:p>
     <w:p>
@@ -394,7 +394,7 @@
         <w:t xml:space="preserve">Ergebnis: </w:t>
       </w:r>
       <w:r>
-        <w:t>Auf AUMC-Kohorte: AUROC 0,8851 (95%-KI 0,8612–0,909) mit Medianen 47,0 h vor Symptombeginn. Externe Validierung zeigte reduzierte Kalibrierung und Rückruf; gepooltes Training verbesserte AUROC und Brier-Score. Genauigkeit 0,60–0,77, Präzision niedrig (0,01–0,17) aufgrund hoher Falsch-Positive.</w:t>
+        <w:t>203 Patienten, 142 mit Sepsis-3 in 24 h diagnostiziert. Negative Tests in 75% häufig. Test-Sensitivität 78,9% (95%-KI 71,4–84,8), Spezifität 39,5% (95%-KI 25,6–55,3) für Sepsis-3. Nach Anpassung für Alter und qSOFA: OR 2,94 (95%-KI 1,28–6,75, p=0,011). Autoren beurteilen Test als ergänzend, nicht eigenständig aussagekräftig.</w:t>
       </w:r>
     </w:p>
     <w:p>
@@ -409,7 +409,7 @@
         <w:rPr>
           <w:sz w:val="19"/>
         </w:rPr>
-        <w:t>USA und Niederlande, externe Validierung ist übertragbar, Lokalanpassung notwendig</w:t>
+        <w:t>Spanien: Notaufnahme-Setting vergleichbar, aber externe Validierung ausstehend.</w:t>
       </w:r>
     </w:p>
     <w:p>
@@ -418,7 +418,65 @@
           <w:color w:val="5A7D3A"/>
           <w:sz w:val="18"/>
         </w:rPr>
-        <w:t>https://pubmed.ncbi.nlm.nih.gov/42722695/</w:t>
+        <w:t>https://pubmed.ncbi.nlm.nih.gov/42787037/</w:t>
+      </w:r>
+    </w:p>
+    <w:p>
+      <w:pPr>
+        <w:pStyle w:val="Heading2"/>
+      </w:pPr>
+      <w:r>
+        <w:t>Rotschimmel-Supplements: seltene Nebenwirkungen, aber niedriges Meldesystem</w:t>
+      </w:r>
+    </w:p>
+    <w:p>
+      <w:r>
+        <w:rPr>
+          <w:i/>
+          <w:color w:val="666666"/>
+          <w:sz w:val="18"/>
+        </w:rPr>
+        <w:t>Cicero AFG et al.  ·  Nutrients  ·  14.07.2026  ·  PMID 42514371</w:t>
+      </w:r>
+    </w:p>
+    <w:p>
+      <w:r>
+        <w:t>Strukturiertes europäisches Spontan-Meldesystem für Nebenwirkungen von Nahrungsergänzungsmitteln aus Rotem Schimmel bei leichter bis mäßiger Hypercholesterinämie.</w:t>
+      </w:r>
+    </w:p>
+    <w:p>
+      <w:r>
+        <w:rPr>
+          <w:b/>
+        </w:rPr>
+        <w:t xml:space="preserve">Ergebnis: </w:t>
+      </w:r>
+      <w:r>
+        <w:t>148 Nebenwirkungsberichte von 12 europäischen Ländern (2022–2024), geschätzte Exposition 608.815 Patientenzeiträume. Gastrointestinale Ereignisse 45,9%, Arthromyalgie 16,9%, Überempfindlichkeit 10,8%. Schwere/ernsthafte Ereignisse 0,7%/1,4%. Geschätztes exposure-adjustiertes Melderisiko: 0,02% für alle, 0,0003% für ernsthafte Nebenwirkungen.</w:t>
+      </w:r>
+    </w:p>
+    <w:p>
+      <w:r>
+        <w:rPr>
+          <w:b/>
+          <w:sz w:val="19"/>
+        </w:rPr>
+        <w:t xml:space="preserve">Übertragbarkeit: </w:t>
+      </w:r>
+      <w:r>
+        <w:rPr>
+          <w:sz w:val="19"/>
+        </w:rPr>
+        <w:t>Deutschland/DACH: Italienische, europäische Daten aus vergleichbarem Supplement-Regulierungssystem.</w:t>
+      </w:r>
+    </w:p>
+    <w:p>
+      <w:r>
+        <w:rPr>
+          <w:color w:val="5A7D3A"/>
+          <w:sz w:val="18"/>
+        </w:rPr>
+        <w:t>https://pubmed.ncbi.nlm.nih.gov/42514371/</w:t>
       </w:r>
     </w:p>
     <w:sectPr>

--- a/download/studien-aktuell.docx
+++ b/download/studien-aktuell.docx
@@ -62,7 +62,7 @@
           <w:color w:val="666666"/>
           <w:sz w:val="18"/>
         </w:rPr>
-        <w:t>Stand: 28.09.2026  |  7 Studien  |  safety.m-vf.de</w:t>
+        <w:t>Stand: 29.09.2026  |  7 Studien  |  safety.m-vf.de</w:t>
       </w:r>
     </w:p>
     <w:p>
@@ -70,7 +70,7 @@
         <w:pStyle w:val="Heading1"/>
       </w:pPr>
       <w:r>
-        <w:t>Aufgenommen am 28.09.2026</w:t>
+        <w:t>Aufgenommen am 29.09.2026</w:t>
       </w:r>
     </w:p>
     <w:p>
@@ -78,7 +78,7 @@
         <w:pStyle w:val="Heading2"/>
       </w:pPr>
       <w:r>
-        <w:t>Unangemessene Empirikatherapie bei Blutvergiftung: Muster und vermeidbare Fehler</w:t>
+        <w:t>Invasive Geräte und Zimmerbelegung mit CRE-Patienten verdoppeln Kolonisierungsrisiko in Langzeitpflege</w:t>
       </w:r>
     </w:p>
     <w:p>
@@ -88,12 +88,12 @@
           <w:color w:val="666666"/>
           <w:sz w:val="18"/>
         </w:rPr>
-        <w:t>Komori A et al.  ·  Medicine (Baltimore)  ·  25.09.2026  ·  PMID 42798086</w:t>
+        <w:t>Hwang H et al.  ·  PLoS One  ·  28.09.2026  ·  PMID 42804487</w:t>
       </w:r>
     </w:p>
     <w:p>
       <w:r>
-        <w:t>Retrospektive Analyse von Sepsispatienten in der Notaufnahme, die Antibiotika vor Kulturbefund erhielten, aber gegen den später isolierten Erreger unwirksam waren.</w:t>
+        <w:t>Prospektive aktive Überwachungsstudie an 140 Patienten in 4 südkoreanischen Langzeitkrankenhäusern (Nov. 2023 – Dez. 2024): Asymptomatic-CRE-Kolonisierungsprävalenz und Akquisitionsrisiken wurden untersucht.</w:t>
       </w:r>
     </w:p>
     <w:p>
@@ -104,7 +104,7 @@
         <w:t xml:space="preserve">Ergebnis: </w:t>
       </w:r>
       <w:r>
-        <w:t>Von 118 Bacterämiepatienten erhielten 11 (9,3%) mikrobiologisch unangemessene Initialtherapie. Hauptursachen: Extended-Spectrum-β-Lactamase-Enterobakterien trotz richtiger Fokusdiagnose (mehrheitlich) oder Fehlidentifikation des Infektionsfokus. Mortalität höher bei falscher Fokusdiagnose.</w:t>
+        <w:t>Gesamtprävalenz: 24,3% (34/140); bei Neuzuweisungen 30,8%, bei Dauerpatienten 21,8%. Unter initial negativen Patienten: 8,6% erwarben CRE während Aufenthalt. Cox-Regression: invasive Geräte im letzten Jahr HR 9,83; vorherige Zimmerbelegung mit CRE-Positiven HR 5,01. KPC dominant (80%). Die Studie zeigt: Standardprecautions und zeitnahes Cohorting essentiell.</w:t>
       </w:r>
     </w:p>
     <w:p>
@@ -119,7 +119,7 @@
         <w:rPr>
           <w:sz w:val="19"/>
         </w:rPr>
-        <w:t>Japan-Studie, aber Befund zur Source-Kontrol und Stewardship übertragbar auf deutsche Notaufnahmen.</w:t>
+        <w:t>Südkorea, vergleichbare Struktur langer Betreuung</w:t>
       </w:r>
     </w:p>
     <w:p>
@@ -128,7 +128,7 @@
           <w:color w:val="5A7D3A"/>
           <w:sz w:val="18"/>
         </w:rPr>
-        <w:t>https://pubmed.ncbi.nlm.nih.gov/42798086/</w:t>
+        <w:t>https://pubmed.ncbi.nlm.nih.gov/42804487/</w:t>
       </w:r>
     </w:p>
     <w:p>
@@ -136,7 +136,7 @@
         <w:pStyle w:val="Heading2"/>
       </w:pPr>
       <w:r>
-        <w:t>Bakterielle Kontamination von Skalpellen und Instrumenten: Schaden ohne Folgen im Operationssaal</w:t>
+        <w:t>Frühzeitige hämodynamische Reaktion auf Dobutamin senkt Sepsissterblichkeit</w:t>
       </w:r>
     </w:p>
     <w:p>
@@ -146,12 +146,12 @@
           <w:color w:val="666666"/>
           <w:sz w:val="18"/>
         </w:rPr>
-        <w:t>Liang GH et al.  ·  Medicine (Baltimore)  ·  25.09.2026  ·  PMID 42798037</w:t>
+        <w:t>Tarbaghia M et al.  ·  Crit Care Explor  ·  01.10.2026  ·  PMID 42804358</w:t>
       </w:r>
     </w:p>
     <w:p>
       <w:r>
-        <w:t>Prospektive Studie zur Häufigkeit und Art intraoperativer bakterieller Kontamination bei Gelenkersatzoperationen und deren Bezug zu postoperativen Infektionen.</w:t>
+        <w:t>Retrospektive Kohortenstudie von 104 Patienten mit septischem Schock und Myokarddysfunktion: Hämodynamische Ansprechbarkeit auf Dobutamin (Steigerung der zentralvenösen O2-Sättigung um ≥5 Prozentpunkte plus Reduktion der Noradrenalin-Äquivalentdosis) wurde nach 2 Stunden definiert und mit 28-Tage-ICU-Mortalität verglichen.</w:t>
       </w:r>
     </w:p>
     <w:p>
@@ -162,7 +162,7 @@
         <w:t xml:space="preserve">Ergebnis: </w:t>
       </w:r>
       <w:r>
-        <w:t>13 von 127 Patienten (10,2%) hatten mindestens eine positive Bakterienkultur von OP-Instrumenten (Skalpell Inzision 5,9%, Kontrolle 1,7%). Kein Unterschied in Patientencharakteristika zwischen kontaminiert und nicht-kontaminiert. In 24–38 Monaten Follow-up: null postoperative Infektionen, null periprosthetische Gelenkinfektionen. Kontamination ≠ klinische Infektion.</w:t>
+        <w:t>37 Patienten (36%) waren Responder. Nach multivariater Anpassung war hämodynamische Response mit niedrigerer 28-Tage-ICU-Mortalität assoziiert (OR 0,18; 95%-KI 0,04–0,68; p=0,018): 41% Responder vs. 58% Non-Responder. Responder hatten mehr ICU-freie Tage (17 vs. 0). Baseline-Echokardiographieparameter identifizierten Responder nicht.</w:t>
       </w:r>
     </w:p>
     <w:p>
@@ -177,7 +177,7 @@
         <w:rPr>
           <w:sz w:val="19"/>
         </w:rPr>
-        <w:t>China-Studie, Standardhygiene vergleichbar mit deutschem System, Surveillance-Meldepflicht.</w:t>
+        <w:t>USA; Sicherheitsbefund und Outcome-Hierarchie sind übertragbar</w:t>
       </w:r>
     </w:p>
     <w:p>
@@ -186,7 +186,7 @@
           <w:color w:val="5A7D3A"/>
           <w:sz w:val="18"/>
         </w:rPr>
-        <w:t>https://pubmed.ncbi.nlm.nih.gov/42798037/</w:t>
+        <w:t>https://pubmed.ncbi.nlm.nih.gov/42804358/</w:t>
       </w:r>
     </w:p>
     <w:p>
@@ -194,7 +194,7 @@
         <w:pStyle w:val="Heading2"/>
       </w:pPr>
       <w:r>
-        <w:t>Ralstonia-Ausbruch auf Neonatologie: Kontaminiertes Wasser als vermeidbarer Schaden</w:t>
+        <w:t>Prehospital Fieber und gastrointestinale Symptome beeinflussen Antibiotikatiming bei Sepsis</w:t>
       </w:r>
     </w:p>
     <w:p>
@@ -204,12 +204,12 @@
           <w:color w:val="666666"/>
           <w:sz w:val="18"/>
         </w:rPr>
-        <w:t>Uygun SS et al.  ·  Pathogens  ·  08.09.2026  ·  PMID 42796721</w:t>
+        <w:t>Conlon A et al.  ·  JAMA Netw Open  ·  01.09.2026  ·  PMID 42804206</w:t>
       </w:r>
     </w:p>
     <w:p>
       <w:r>
-        <w:t>Ausbruchuntersuchung nosokomialer Ralstonia-pickettii-Infektionen bei Neugeborenen, deren Quelle kontaminiertes steriles destilliertes Wasser war.</w:t>
+        <w:t>Kohortenstudie an 29.647 Patienten mit vermuteter bakterieller Sepsis: Präsentation mit Fieber erhöhte die Quote zeitiger Antibiotikagabe (≤3h bei Hypotonie, ≤5h ohne), gastrointestinale Symptome senkten sie; zeitige Antibiotika verbesserten 28-Tage-Mortalität auch nach Anpassung für Symptome.</w:t>
       </w:r>
     </w:p>
     <w:p>
@@ -220,7 +220,7 @@
         <w:t xml:space="preserve">Ergebnis: </w:t>
       </w:r>
       <w:r>
-        <w:t>9 infizierte Neugeborene über 22 Monate, Mortalität 44,4%, davon 11,1% direkt zurechenbar. Nach Wasserwechsel und Infektionskontrollmaßnahmen keine weiteren Fälle. AP-PCR bestätigte genetische Verwandtschaft klinischer und Umweltproben.</w:t>
+        <w:t>Unter 6.704 Patienten mit Hypotonie erhielten 65,8% zeitig Antibiotika (innerhalb 3h); unter 22.942 ohne Hypotonie 76,5% (innerhalb 5h). Fieber war mit erhöhten Chancen zeitiger Antibiotika assoziiert (mit Hypotonie: aOR 1,34; ohne: aOR 1,26), gastrointestinale Symptome mit erniedrigten (aOR 0,84 bzw. 0,80). Zeitige Antibiotika: adjustierte absolute Mortalitätsdifferenz −2,10 Prozentpunkte. Die Studie zeigt: Klinische Präsentation steuert Erkennungsgeschwindigkeit, zeitige Therapie bleibt assoziiert mit besseren Outcomes.</w:t>
       </w:r>
     </w:p>
     <w:p>
@@ -235,7 +235,7 @@
         <w:rPr>
           <w:sz w:val="19"/>
         </w:rPr>
-        <w:t>Deutschland: Vergleichbares Hygienemanagementsystem, Infektionsschutzgesetz mit Ausbruchsmeldepflicht.</w:t>
+        <w:t>USA, Kohortendaten; nur Sicherheitsbefund ist übertragbar</w:t>
       </w:r>
     </w:p>
     <w:p>
@@ -244,7 +244,7 @@
           <w:color w:val="5A7D3A"/>
           <w:sz w:val="18"/>
         </w:rPr>
-        <w:t>https://pubmed.ncbi.nlm.nih.gov/42796721/</w:t>
+        <w:t>https://pubmed.ncbi.nlm.nih.gov/42804206/</w:t>
       </w:r>
     </w:p>
     <w:p>
@@ -252,7 +252,7 @@
         <w:pStyle w:val="Heading2"/>
       </w:pPr>
       <w:r>
-        <w:t>Sicherheitskultur in der Infektionskontrolle: Editorial ohne Studiendaten</w:t>
+        <w:t>Systemischer Immun-Inflammations-Index senkt Antibiotikatage bei Neugeborenen-Sepsis um ein Drittel</w:t>
       </w:r>
     </w:p>
     <w:p>
@@ -262,12 +262,12 @@
           <w:color w:val="666666"/>
           <w:sz w:val="18"/>
         </w:rPr>
-        <w:t>Azoicăi D et al.  ·  Medicina (Kaunas)  ·  06.09.2026  ·  PMID 42796314</w:t>
+        <w:t>Gök ÇC et al.  ·  Eur J Pediatr  ·  28.09.2026  ·  PMID 42804011</w:t>
       </w:r>
     </w:p>
     <w:p>
       <w:r>
-        <w:t>Redaktioneller Kommentar zur WHO-Warnung vor Eskalation von Infektionsrisiken und Antimikrobielles Stewardship, ohne Studienergebnisse.</w:t>
+        <w:t>Retrospektive Kohortenstudie von 275 Neugeborenen (85 mit Blutkulturbewiesener früher Sepsis, 190 Kontrollen): SII als Marker für therapeutische Ansprechbarkeit und Antibiotic-Stewardship-Potenzial wurde bewertet.</w:t>
       </w:r>
     </w:p>
     <w:p>
@@ -278,7 +278,7 @@
         <w:t xml:space="preserve">Ergebnis: </w:t>
       </w:r>
       <w:r>
-        <w:t>Keine konkreten Ergebnisse, nur Warnung vor neu auftretenden und erneut auftretenden Infektionskrankheiten.</w:t>
+        <w:t>Bei Diagnose: SII in Sepsisgruppe 812 (IQR 650–1120) vs. 515 (410–630) in Kontrollen; p&lt;0,001; AUC 0,87. Am Tag 3 zeigte SII schnellere Abnahme als CRP in 74,1% der Sepsisfälle. SII könnte schnell-Responder früh erkennen und sicher verkürzte Antibiotika-Kurse lenken – Unterschied zur tradierten CRP-Kinetik erheblich.</w:t>
       </w:r>
     </w:p>
     <w:p>
@@ -293,7 +293,7 @@
         <w:rPr>
           <w:sz w:val="19"/>
         </w:rPr>
-        <w:t>Nicht qualifizierend: Expertenpapier ohne benennbare Ergebnisse.</w:t>
+        <w:t>Türkei; Sepsismarker sind länderübergreifend vergleichbar</w:t>
       </w:r>
     </w:p>
     <w:p>
@@ -302,7 +302,7 @@
           <w:color w:val="5A7D3A"/>
           <w:sz w:val="18"/>
         </w:rPr>
-        <w:t>https://pubmed.ncbi.nlm.nih.gov/42796314/</w:t>
+        <w:t>https://pubmed.ncbi.nlm.nih.gov/42804011/</w:t>
       </w:r>
     </w:p>
     <w:p>
@@ -310,7 +310,7 @@
         <w:pStyle w:val="Heading2"/>
       </w:pPr>
       <w:r>
-        <w:t>Mundhygiene und Handwaschen bei Adoleszenten: Verhaltensunterschiede nach Geschlecht und Einkommen</w:t>
+        <w:t>Scoring-Modell identifiziert Risiko für Endoskop-Reprocessing-Fehler mit 78% Spezifität</w:t>
       </w:r>
     </w:p>
     <w:p>
@@ -320,12 +320,12 @@
           <w:color w:val="666666"/>
           <w:sz w:val="18"/>
         </w:rPr>
-        <w:t>Huang Z et al.  ·  Front Public Health  ·  10.09.2026  ·  PMID 42787371</w:t>
+        <w:t>Fang L et al.  ·  J Int Med Res  ·  28.09.2026  ·  PMID 42803735</w:t>
       </w:r>
     </w:p>
     <w:p>
       <w:r>
-        <w:t>Querschnittsstudie aus 72 Ländern mit 244.040 Schülern (Global School-based Student Health Survey 2010–2019): Unterschiede in Zahnpflege und Händewaschen nach Geschlecht, Alter, Region und Einkommensniveau.</w:t>
+        <w:t>Retrospektive Observationsstudie an 2.744 Gastroskopie-Reprocessing-Zyklen in 3 chinesischen Zentren (Jan.–Dez. 2025): Ein Risikomodell wurde zur Vorhersage von Reprocessing-Fehlern entwickelt und intern validiert.</w:t>
       </w:r>
     </w:p>
     <w:p>
@@ -336,7 +336,7 @@
         <w:t xml:space="preserve">Ergebnis: </w:t>
       </w:r>
       <w:r>
-        <w:t>Zähneputzen &lt;1×/Tag: 10,9% (95%-KI 10,0–11,8), ≥2×/Tag: 70,5%. Nie/selten Hände vor Essen waschen: 6,5%, nach Toilette: 5,5%, ohne Seife: 9,0%. Jungen schlechter (z.B. &lt;1×/Tag putzen: 13,1% vs. Mädchen 8,6%). Ostmittelmeerregion höchste Prävalenz unzureichenden Zähnebürstens (30,7%). Einkommungradient für Zähneputzen (arm 12,5% → reich 4,4%), nicht für Händewaschen.</w:t>
+        <w:t>24,85% Fehlerquote (682/2.744). Sechs unabhängige Prädiktoren: Personal, Wascher-Desinfektor-Typ, Zubehör-Nutzungshäufigkeit, Reparaturvorgeschichte, Zeit bis Reprocessing, Personalalter. Scoring-Bereich −2 bis 18; AUC 0,834 (95%-KI 0,804–0,864) in Validierung. Bei Cutoff ≥10: Sensitivität 0,725, Spezifität 0,808, NPV 0,899. Praktisches System zur Früherkennung risikobehafteter Prozesse.</w:t>
       </w:r>
     </w:p>
     <w:p>
@@ -351,7 +351,7 @@
         <w:rPr>
           <w:sz w:val="19"/>
         </w:rPr>
-        <w:t>72-Länder-Daten, aber Hygiene-Outcomes nicht auf nosokominale Infektionen, Schaden oder Versorgungsfehler bezogen.</w:t>
+        <w:t>China; externe Validierung notwendig</w:t>
       </w:r>
     </w:p>
     <w:p>
@@ -360,7 +360,7 @@
           <w:color w:val="5A7D3A"/>
           <w:sz w:val="18"/>
         </w:rPr>
-        <w:t>https://pubmed.ncbi.nlm.nih.gov/42787371/</w:t>
+        <w:t>https://pubmed.ncbi.nlm.nih.gov/42803735/</w:t>
       </w:r>
     </w:p>
     <w:p>
@@ -368,7 +368,7 @@
         <w:pStyle w:val="Heading2"/>
       </w:pPr>
       <w:r>
-        <w:t>TNF-α-Test für Sepsiserkennung in der Notaufnahme: niedriges Vorhersagevermögen bleibt unsicher</w:t>
+        <w:t>Risikoscores für Tuberkulose-Medikamentennebenwirkungen zeigen moderate Diskriminierung, aber hohe Bias</w:t>
       </w:r>
     </w:p>
     <w:p>
@@ -378,12 +378,12 @@
           <w:color w:val="666666"/>
           <w:sz w:val="18"/>
         </w:rPr>
-        <w:t>Cisteró B et al.  ·  Front Immunol  ·  10.09.2026  ·  PMID 42787037</w:t>
+        <w:t>Li H et al.  ·  Front Public Health  ·  11.09.2026  ·  PMID 42798580</w:t>
       </w:r>
     </w:p>
     <w:p>
       <w:r>
-        <w:t>Prospektive Kohortenstudie: Bluttests auf Lipopolysaccharid-induzierte TNF-α-Freisetzung bei Notaufnahmepatienten mit Verdacht auf Infektion zur frühen Sepsis-Erkennung.</w:t>
+        <w:t>Systematische Übersicht und Metaanalyse von 26 Studien (31 Modelle, n≈41.734) zu Vorhersagemodellen für medikamenteninduzierte Leberschädigung unter Anti-TB-Therapie in Ostasien: Validierung, Bias und Diskriminationsfähigkeit wurden bewertet.</w:t>
       </w:r>
     </w:p>
     <w:p>
@@ -394,7 +394,7 @@
         <w:t xml:space="preserve">Ergebnis: </w:t>
       </w:r>
       <w:r>
-        <w:t>203 Patienten, 142 mit Sepsis-3 in 24 h diagnostiziert. Negative Tests in 75% häufig. Test-Sensitivität 78,9% (95%-KI 71,4–84,8), Spezifität 39,5% (95%-KI 25,6–55,3) für Sepsis-3. Nach Anpassung für Alter und qSOFA: OR 2,94 (95%-KI 1,28–6,75, p=0,011). Autoren beurteilen Test als ergänzend, nicht eigenständig aussagekräftig.</w:t>
+        <w:t>Gepoolte AUC=0,81 (0,624–1,0 im Einzelnen). Nur eine Studie mit niedrigem Bias-Risiko; alle anderen mit hohem Risiko wegen fehlerhafter Datenbehandlung und univariater Prädiktorenauswahl. Risikofaktoren (p&lt;0,05): Lebererkrankungen, extrapulmonale TB, Alter ≥60, Alkohol, Komorbiditäten, Rückfallbehandlung, erhöhte AST, Diabetes, Rauchen. Uric acid inverse assoziiert. Hepatoprotektive Mittel zeigten keine Wirkung.</w:t>
       </w:r>
     </w:p>
     <w:p>
@@ -409,7 +409,7 @@
         <w:rPr>
           <w:sz w:val="19"/>
         </w:rPr>
-        <w:t>Spanien: Notaufnahme-Setting vergleichbar, aber externe Validierung ausstehend.</w:t>
+        <w:t>Ostasien; methodische Schwächen begrenzen Anwendbarkeit</w:t>
       </w:r>
     </w:p>
     <w:p>
@@ -418,7 +418,7 @@
           <w:color w:val="5A7D3A"/>
           <w:sz w:val="18"/>
         </w:rPr>
-        <w:t>https://pubmed.ncbi.nlm.nih.gov/42787037/</w:t>
+        <w:t>https://pubmed.ncbi.nlm.nih.gov/42798580/</w:t>
       </w:r>
     </w:p>
     <w:p>
@@ -426,7 +426,7 @@
         <w:pStyle w:val="Heading2"/>
       </w:pPr>
       <w:r>
-        <w:t>Rotschimmel-Supplements: seltene Nebenwirkungen, aber niedriges Meldesystem</w:t>
+        <w:t>Candida-parapsilosis-Fungämien auf Intensivstationen: resistenzabhängig höhere Sterblichkeit, keine schnellere Therapie hilft</w:t>
       </w:r>
     </w:p>
     <w:p>
@@ -436,12 +436,12 @@
           <w:color w:val="666666"/>
           <w:sz w:val="18"/>
         </w:rPr>
-        <w:t>Cicero AFG et al.  ·  Nutrients  ·  14.07.2026  ·  PMID 42514371</w:t>
+        <w:t>Katsiari M et al.  ·  Pathogens  ·  13.07.2026  ·  PMID 42515061</w:t>
       </w:r>
     </w:p>
     <w:p>
       <w:r>
-        <w:t>Strukturiertes europäisches Spontan-Meldesystem für Nebenwirkungen von Nahrungsergänzungsmitteln aus Rotem Schimmel bei leichter bis mäßiger Hypercholesterinämie.</w:t>
+        <w:t>Retrospektive Observationsstudie von 90 ICU-Patienten mit Candidämie (Athen, Griechenland): Speziesverteilung, Fluconazol-Resistenzen und Mortalitätsassoziationen wurden über ein Jahrzehnt verfolgt.</w:t>
       </w:r>
     </w:p>
     <w:p>
@@ -452,7 +452,7 @@
         <w:t xml:space="preserve">Ergebnis: </w:t>
       </w:r>
       <w:r>
-        <w:t>148 Nebenwirkungsberichte von 12 europäischen Ländern (2022–2024), geschätzte Exposition 608.815 Patientenzeiträume. Gastrointestinale Ereignisse 45,9%, Arthromyalgie 16,9%, Überempfindlichkeit 10,8%. Schwere/ernsthafte Ereignisse 0,7%/1,4%. Geschätztes exposure-adjustiertes Melderisiko: 0,02% für alle, 0,0003% für ernsthafte Nebenwirkungen.</w:t>
+        <w:t>C. parapsilosis 33,7% (41,9% fluconazol-resistent), C. albicans 31,5%, C. auris 23,9%. Non-albicans-Bacteraemia trat später auf, mit niedrigerer Severity, aber fünffacher Vortherapie mit Antimykotika. Gesamtmortalität 53,3%; kein signifikanter Art-Unterschied. Weder prompte Therapie noch Antimykotikaklasse waren mit besserer Überlebenschance assoziiert. Mangelnde Effektivität therapeutischer Timing-Strategien.</w:t>
       </w:r>
     </w:p>
     <w:p>
@@ -467,7 +467,7 @@
         <w:rPr>
           <w:sz w:val="19"/>
         </w:rPr>
-        <w:t>Deutschland/DACH: Italienische, europäische Daten aus vergleichbarem Supplement-Regulierungssystem.</w:t>
+        <w:t>Griechenland (Europa); comparable ICU-Praxis</w:t>
       </w:r>
     </w:p>
     <w:p>
@@ -476,7 +476,7 @@
           <w:color w:val="5A7D3A"/>
           <w:sz w:val="18"/>
         </w:rPr>
-        <w:t>https://pubmed.ncbi.nlm.nih.gov/42514371/</w:t>
+        <w:t>https://pubmed.ncbi.nlm.nih.gov/42515061/</w:t>
       </w:r>
     </w:p>
     <w:sectPr>

--- a/download/studien-aktuell.docx
+++ b/download/studien-aktuell.docx
@@ -62,7 +62,7 @@
           <w:color w:val="666666"/>
           <w:sz w:val="18"/>
         </w:rPr>
-        <w:t>Stand: 29.09.2026  |  7 Studien  |  safety.m-vf.de</w:t>
+        <w:t>Stand: 30.09.2026  |  6 Studien  |  safety.m-vf.de</w:t>
       </w:r>
     </w:p>
     <w:p>
@@ -70,7 +70,7 @@
         <w:pStyle w:val="Heading1"/>
       </w:pPr>
       <w:r>
-        <w:t>Aufgenommen am 29.09.2026</w:t>
+        <w:t>Aufgenommen am 30.09.2026</w:t>
       </w:r>
     </w:p>
     <w:p>
@@ -78,7 +78,7 @@
         <w:pStyle w:val="Heading2"/>
       </w:pPr>
       <w:r>
-        <w:t>Invasive Geräte und Zimmerbelegung mit CRE-Patienten verdoppeln Kolonisierungsrisiko in Langzeitpflege</w:t>
+        <w:t>Chirurgische Infektionen steigern Behandlungskosten nach Bauchoperationen um 29.600 Euro</w:t>
       </w:r>
     </w:p>
     <w:p>
@@ -88,12 +88,12 @@
           <w:color w:val="666666"/>
           <w:sz w:val="18"/>
         </w:rPr>
-        <w:t>Hwang H et al.  ·  PLoS One  ·  28.09.2026  ·  PMID 42804487</w:t>
+        <w:t>Bontekoning N et al.  ·  BJS Open  ·  04.09.2026  ·  PMID 42808217</w:t>
       </w:r>
     </w:p>
     <w:p>
       <w:r>
-        <w:t>Prospektive aktive Überwachungsstudie an 140 Patienten in 4 südkoreanischen Langzeitkrankenhäusern (Nov. 2023 – Dez. 2024): Asymptomatic-CRE-Kolonisierungsprävalenz und Akquisitionsrisiken wurden untersucht.</w:t>
+        <w:t>Sekundäranalyse der EPO2CH-Studie mit 1.119 Patienten quantifizierte Kosten und Lebensqualität nach elektiven Bauchoperationen mit Infektionen versus ohne.</w:t>
       </w:r>
     </w:p>
     <w:p>
@@ -104,7 +104,7 @@
         <w:t xml:space="preserve">Ergebnis: </w:t>
       </w:r>
       <w:r>
-        <w:t>Gesamtprävalenz: 24,3% (34/140); bei Neuzuweisungen 30,8%, bei Dauerpatienten 21,8%. Unter initial negativen Patienten: 8,6% erwarben CRE während Aufenthalt. Cox-Regression: invasive Geräte im letzten Jahr HR 9,83; vorherige Zimmerbelegung mit CRE-Positiven HR 5,01. KPC dominant (80%). Die Studie zeigt: Standardprecautions und zeitnahes Cohorting essentiell.</w:t>
+        <w:t>Patienten mit Infektionen: durchschnittliche Kosten 53.562 Euro vs. 23.969 Euro ohne Infektionen (Differenz 29.592 Euro). Qualitätsverlust: 0,171 QALYs vs. 0,205 ohne Infektionen (Differenz -0,035), entsprechend 12,78 Tagen verlorener Gesundheit in 3 Monaten. Anastomoseninsuffizienz mit höchsten Kosten (56.401 Euro mehr).</w:t>
       </w:r>
     </w:p>
     <w:p>
@@ -119,7 +119,7 @@
         <w:rPr>
           <w:sz w:val="19"/>
         </w:rPr>
-        <w:t>Südkorea, vergleichbare Struktur langer Betreuung</w:t>
+        <w:t>Niederländische Klinikdaten, vergleichbares Versicherungssystem</w:t>
       </w:r>
     </w:p>
     <w:p>
@@ -128,7 +128,7 @@
           <w:color w:val="5A7D3A"/>
           <w:sz w:val="18"/>
         </w:rPr>
-        <w:t>https://pubmed.ncbi.nlm.nih.gov/42804487/</w:t>
+        <w:t>https://pubmed.ncbi.nlm.nih.gov/42808217/</w:t>
       </w:r>
     </w:p>
     <w:p>
@@ -136,7 +136,7 @@
         <w:pStyle w:val="Heading2"/>
       </w:pPr>
       <w:r>
-        <w:t>Frühzeitige hämodynamische Reaktion auf Dobutamin senkt Sepsissterblichkeit</w:t>
+        <w:t>Desinfektion der Reinigungswerkzeuge senkt Pathogenkontamination um 50 Prozent</w:t>
       </w:r>
     </w:p>
     <w:p>
@@ -146,12 +146,12 @@
           <w:color w:val="666666"/>
           <w:sz w:val="18"/>
         </w:rPr>
-        <w:t>Tarbaghia M et al.  ·  Crit Care Explor  ·  01.10.2026  ·  PMID 42804358</w:t>
+        <w:t>Zhang X et al.  ·  Front Public Health  ·  14.09.2026  ·  PMID 42807511</w:t>
       </w:r>
     </w:p>
     <w:p>
       <w:r>
-        <w:t>Retrospektive Kohortenstudie von 104 Patienten mit septischem Schock und Myokarddysfunktion: Hämodynamische Ansprechbarkeit auf Dobutamin (Steigerung der zentralvenösen O2-Sättigung um ≥5 Prozentpunkte plus Reduktion der Noradrenalin-Äquivalentdosis) wurde nach 2 Stunden definiert und mit 28-Tage-ICU-Mortalität verglichen.</w:t>
+        <w:t>Querschnittsstudie mit 5.000 Proben von wiederverwendbaren Reinigungswerkzeugen in Shanghaier Krankenhäusern ermittelte Kontaminationsquoten und Effektivität von Desinfektionsmethoden.</w:t>
       </w:r>
     </w:p>
     <w:p>
@@ -162,7 +162,7 @@
         <w:t xml:space="preserve">Ergebnis: </w:t>
       </w:r>
       <w:r>
-        <w:t>37 Patienten (36%) waren Responder. Nach multivariater Anpassung war hämodynamische Response mit niedrigerer 28-Tage-ICU-Mortalität assoziiert (OR 0,18; 95%-KI 0,04–0,68; p=0,018): 41% Responder vs. 58% Non-Responder. Responder hatten mehr ICU-freie Tage (17 vs. 0). Baseline-Echokardiographieparameter identifizierten Responder nicht.</w:t>
+        <w:t>Gesamtkontaminationsquote 7,44%. Werkzeuge ohne routinemäßige Desinfektion: 1,859-fach höheres Infektionsrisiko (OR; 95%-KI 1,283–2,691). Disposable-Desinfektionstücher effektiver als Wischen mit Lappen (p=0,038). Interne Medizin und Chirurgie höheres Risiko als Intensivstation (OR 1,90 bzw. 1,92).</w:t>
       </w:r>
     </w:p>
     <w:p>
@@ -177,7 +177,7 @@
         <w:rPr>
           <w:sz w:val="19"/>
         </w:rPr>
-        <w:t>USA; Sicherheitsbefund und Outcome-Hierarchie sind übertragbar</w:t>
+        <w:t>China, Prinzipien universal, aber lokale Hygienestandards variabel</w:t>
       </w:r>
     </w:p>
     <w:p>
@@ -186,7 +186,7 @@
           <w:color w:val="5A7D3A"/>
           <w:sz w:val="18"/>
         </w:rPr>
-        <w:t>https://pubmed.ncbi.nlm.nih.gov/42804358/</w:t>
+        <w:t>https://pubmed.ncbi.nlm.nih.gov/42807511/</w:t>
       </w:r>
     </w:p>
     <w:p>
@@ -194,7 +194,7 @@
         <w:pStyle w:val="Heading2"/>
       </w:pPr>
       <w:r>
-        <w:t>Prehospital Fieber und gastrointestinale Symptome beeinflussen Antibiotikatiming bei Sepsis</w:t>
+        <w:t>Infektionsprävention kontrolierte ESBL-Klebsiella-Ausbruch auf Neugeborenen-Station in 2 Monaten</w:t>
       </w:r>
     </w:p>
     <w:p>
@@ -204,12 +204,12 @@
           <w:color w:val="666666"/>
           <w:sz w:val="18"/>
         </w:rPr>
-        <w:t>Conlon A et al.  ·  JAMA Netw Open  ·  01.09.2026  ·  PMID 42804206</w:t>
+        <w:t>Comelli A et al.  ·  Antimicrob Resist Infect Control  ·  29.09.2026  ·  PMID 42806396</w:t>
       </w:r>
     </w:p>
     <w:p>
       <w:r>
-        <w:t>Kohortenstudie an 29.647 Patienten mit vermuteter bakterieller Sepsis: Präsentation mit Fieber erhöhte die Quote zeitiger Antibiotikagabe (≤3h bei Hypotonie, ≤5h ohne), gastrointestinale Symptome senkten sie; zeitige Antibiotika verbesserten 28-Tage-Mortalität auch nach Anpassung für Symptome.</w:t>
+        <w:t>Retrospektive Fall-Kontroll-Studie eines Ausbruchs mit 44 bestätigten ESBL-Klebsiella-Fällen in einer Neugeborenen-Intensivstation in Bangui dokumentierte Maßnahmen zur Ausbruchkontrolle.</w:t>
       </w:r>
     </w:p>
     <w:p>
@@ -220,7 +220,7 @@
         <w:t xml:space="preserve">Ergebnis: </w:t>
       </w:r>
       <w:r>
-        <w:t>Unter 6.704 Patienten mit Hypotonie erhielten 65,8% zeitig Antibiotika (innerhalb 3h); unter 22.942 ohne Hypotonie 76,5% (innerhalb 5h). Fieber war mit erhöhten Chancen zeitiger Antibiotika assoziiert (mit Hypotonie: aOR 1,34; ohne: aOR 1,26), gastrointestinale Symptome mit erniedrigten (aOR 0,84 bzw. 0,80). Zeitige Antibiotika: adjustierte absolute Mortalitätsdifferenz −2,10 Prozentpunkte. Die Studie zeigt: Klinische Präsentation steuert Erkennungsgeschwindigkeit, zeitige Therapie bleibt assoziiert mit besseren Outcomes.</w:t>
+        <w:t>Inzidenz 29,7 Fälle pro 1.000 Patiententage. Mortalität in der Infektionsgruppe 3,5-fach höher. Überbelegung &gt;100% und schlechte Infektionsprävention initial. Nach IPC-Interventionen (erste Monatshälfte): Ausbruch in ~2 Monaten kontrolliert. 56,8% frühe Sepsis, maternale Risikofaktoren stärkster unabhängiger Risikofaktor.</w:t>
       </w:r>
     </w:p>
     <w:p>
@@ -235,7 +235,7 @@
         <w:rPr>
           <w:sz w:val="19"/>
         </w:rPr>
-        <w:t>USA, Kohortendaten; nur Sicherheitsbefund ist übertragbar</w:t>
+        <w:t>Mittel-Afrika, prinzipien auf Deutschland übertragbar, aber Ressourcenunterschiede erheblich</w:t>
       </w:r>
     </w:p>
     <w:p>
@@ -244,7 +244,7 @@
           <w:color w:val="5A7D3A"/>
           <w:sz w:val="18"/>
         </w:rPr>
-        <w:t>https://pubmed.ncbi.nlm.nih.gov/42804206/</w:t>
+        <w:t>https://pubmed.ncbi.nlm.nih.gov/42806396/</w:t>
       </w:r>
     </w:p>
     <w:p>
@@ -252,7 +252,7 @@
         <w:pStyle w:val="Heading2"/>
       </w:pPr>
       <w:r>
-        <w:t>Systemischer Immun-Inflammations-Index senkt Antibiotikatage bei Neugeborenen-Sepsis um ein Drittel</w:t>
+        <w:t>Mitochondriale Proteine prognostizieren Sepsis-Mortalität: 72-Stunden-Vorhersage möglich</w:t>
       </w:r>
     </w:p>
     <w:p>
@@ -262,12 +262,12 @@
           <w:color w:val="666666"/>
           <w:sz w:val="18"/>
         </w:rPr>
-        <w:t>Gök ÇC et al.  ·  Eur J Pediatr  ·  28.09.2026  ·  PMID 42804011</w:t>
+        <w:t>Meems CJ et al.  ·  Crit Care  ·  29.08.2026  ·  PMID 42806380</w:t>
       </w:r>
     </w:p>
     <w:p>
       <w:r>
-        <w:t>Retrospektive Kohortenstudie von 275 Neugeborenen (85 mit Blutkulturbewiesener früher Sepsis, 190 Kontrollen): SII als Marker für therapeutische Ansprechbarkeit und Antibiotic-Stewardship-Potenzial wurde bewertet.</w:t>
+        <w:t>Post-hoc-Analyse der Acutelines-Biobank mit 213 Sepsis-Patienten untersuchte, ob Plasmaprofile mitochondrial-assoziierter Proteine (232 aus 5.416 gemessenen) mit Schweregrad und Kurzzeitausgang verbunden sind.</w:t>
       </w:r>
     </w:p>
     <w:p>
@@ -278,7 +278,7 @@
         <w:t xml:space="preserve">Ergebnis: </w:t>
       </w:r>
       <w:r>
-        <w:t>Bei Diagnose: SII in Sepsisgruppe 812 (IQR 650–1120) vs. 515 (410–630) in Kontrollen; p&lt;0,001; AUC 0,87. Am Tag 3 zeigte SII schnellere Abnahme als CRP in 74,1% der Sepsisfälle. SII könnte schnell-Responder früh erkennen und sicher verkürzte Antibiotika-Kurse lenken – Unterschied zur tradierten CRP-Kinetik erheblich.</w:t>
+        <w:t>Mitochondrial-Protein-Score korrelierte mit Schweregrad (Spearman ρ 0,18–0,29; p&lt;0,01) und schlechteren 72-h-Ergebnissen: Organversagen-freies Überleben OR 0,57 pro Standardabweichung; ICU-Aufnahme OR 1,66; Mortalität OR 2,36. Zwei Cluster identifiziert, aber eher kontinuierliches Spektrum als diskrete Subphänotypen.</w:t>
       </w:r>
     </w:p>
     <w:p>
@@ -293,7 +293,7 @@
         <w:rPr>
           <w:sz w:val="19"/>
         </w:rPr>
-        <w:t>Türkei; Sepsismarker sind länderübergreifend vergleichbar</w:t>
+        <w:t>Niederlande, europäisches Gesundheitssystem, methodisch vergleichbar</w:t>
       </w:r>
     </w:p>
     <w:p>
@@ -302,7 +302,7 @@
           <w:color w:val="5A7D3A"/>
           <w:sz w:val="18"/>
         </w:rPr>
-        <w:t>https://pubmed.ncbi.nlm.nih.gov/42804011/</w:t>
+        <w:t>https://pubmed.ncbi.nlm.nih.gov/42806380/</w:t>
       </w:r>
     </w:p>
     <w:p>
@@ -310,7 +310,7 @@
         <w:pStyle w:val="Heading2"/>
       </w:pPr>
       <w:r>
-        <w:t>Scoring-Modell identifiziert Risiko für Endoskop-Reprocessing-Fehler mit 78% Spezifität</w:t>
+        <w:t>Bluttransfusion bei krebskranken Sepsis-Patienten: restrictive Strategie nicht unterlegen</w:t>
       </w:r>
     </w:p>
     <w:p>
@@ -320,12 +320,12 @@
           <w:color w:val="666666"/>
           <w:sz w:val="18"/>
         </w:rPr>
-        <w:t>Fang L et al.  ·  J Int Med Res  ·  28.09.2026  ·  PMID 42803735</w:t>
+        <w:t>Pène F et al.  ·  Intensive Care Med  ·  19.08.2026  ·  PMID 42616082</w:t>
       </w:r>
     </w:p>
     <w:p>
       <w:r>
-        <w:t>Retrospektive Observationsstudie an 2.744 Gastroskopie-Reprocessing-Zyklen in 3 chinesischen Zentren (Jan.–Dez. 2025): Ein Risikomodell wurde zur Vorhersage von Reprocessing-Fehlern entwickelt und intern validiert.</w:t>
+        <w:t>Randomisierte Studie (TRANSPORT) mit 187 Patienten mit Krebs und septischem Schock verglich liberale versus restrictive RBC-Transfusionsstrategie auf Basis Hämoglobin-Schwellenwerte.</w:t>
       </w:r>
     </w:p>
     <w:p>
@@ -336,7 +336,7 @@
         <w:t xml:space="preserve">Ergebnis: </w:t>
       </w:r>
       <w:r>
-        <w:t>24,85% Fehlerquote (682/2.744). Sechs unabhängige Prädiktoren: Personal, Wascher-Desinfektor-Typ, Zubehör-Nutzungshäufigkeit, Reparaturvorgeschichte, Zeit bis Reprocessing, Personalalter. Scoring-Bereich −2 bis 18; AUC 0,834 (95%-KI 0,804–0,864) in Validierung. Bei Cutoff ≥10: Sensitivität 0,725, Spezifität 0,808, NPV 0,899. Praktisches System zur Früherkennung risikobehafteter Prozesse.</w:t>
+        <w:t>Liberale Gruppe (Hb 9,0): 52% mit 12-h-Laktat-Reduktion. Restrictive Gruppe (Hb 7,0): 50% (OR 1,07; KI 0,60–1,90; p=0,82). Thrombotische Ereignisse liberale: 13% vs. restrictive 1% (p=0,001). 28-Tage-Mortalität 46% vs. 53% (p=0,34). Studie vorzeitig wegen Sicherheitsbedenken gestoppt.</w:t>
       </w:r>
     </w:p>
     <w:p>
@@ -351,7 +351,7 @@
         <w:rPr>
           <w:sz w:val="19"/>
         </w:rPr>
-        <w:t>China; externe Validierung notwendig</w:t>
+        <w:t>Frankreich, europäisches Gesundheitssystem, Design übertragbar</w:t>
       </w:r>
     </w:p>
     <w:p>
@@ -360,7 +360,7 @@
           <w:color w:val="5A7D3A"/>
           <w:sz w:val="18"/>
         </w:rPr>
-        <w:t>https://pubmed.ncbi.nlm.nih.gov/42803735/</w:t>
+        <w:t>https://pubmed.ncbi.nlm.nih.gov/42616082/</w:t>
       </w:r>
     </w:p>
     <w:p>
@@ -368,7 +368,7 @@
         <w:pStyle w:val="Heading2"/>
       </w:pPr>
       <w:r>
-        <w:t>Risikoscores für Tuberkulose-Medikamentennebenwirkungen zeigen moderate Diskriminierung, aber hohe Bias</w:t>
+        <w:t>Pandemie änderte Sterberisiko viraler Sepsis: französische ICU-Kohortenstudie</w:t>
       </w:r>
     </w:p>
     <w:p>
@@ -378,12 +378,12 @@
           <w:color w:val="666666"/>
           <w:sz w:val="18"/>
         </w:rPr>
-        <w:t>Li H et al.  ·  Front Public Health  ·  11.09.2026  ·  PMID 42798580</w:t>
+        <w:t>Al Rahmoun M et al.  ·  Int J Infect Dis  ·  16.08.2026  ·  PMID 42604654</w:t>
       </w:r>
     </w:p>
     <w:p>
       <w:r>
-        <w:t>Systematische Übersicht und Metaanalyse von 26 Studien (31 Modelle, n≈41.734) zu Vorhersagemodellen für medikamenteninduzierte Leberschädigung unter Anti-TB-Therapie in Ostasien: Validierung, Bias und Diskriminationsfähigkeit wurden bewertet.</w:t>
+        <w:t>Analyse von 604.517 Patienten auf französischen Intensivstationen zeigte, dass COVID-19-Pandemie die Mortalitätsassoziation zwischen viraler und bakterieller Sepsis umkehrte.</w:t>
       </w:r>
     </w:p>
     <w:p>
@@ -394,7 +394,7 @@
         <w:t xml:space="preserve">Ergebnis: </w:t>
       </w:r>
       <w:r>
-        <w:t>Gepoolte AUC=0,81 (0,624–1,0 im Einzelnen). Nur eine Studie mit niedrigem Bias-Risiko; alle anderen mit hohem Risiko wegen fehlerhafter Datenbehandlung und univariater Prädiktorenauswahl. Risikofaktoren (p&lt;0,05): Lebererkrankungen, extrapulmonale TB, Alter ≥60, Alkohol, Komorbiditäten, Rückfallbehandlung, erhöhte AST, Diabetes, Rauchen. Uric acid inverse assoziiert. Hepatoprotektive Mittel zeigten keine Wirkung.</w:t>
+        <w:t>Präpandemisch: virale Sepsis mit reduzierter In-Hospital-Mortalität vs. bakterieller Sepsis (aOR 0,63 bis 0,67). Während Pandemie: virale Sepsis (überwiegend COVID-19) mit erhöhter Mortalität (aOR 1,41 mit Koinfektionen). Gesamtmortalität stationär 29,2%, 90-Tage-Mortalität 34,0%.</w:t>
       </w:r>
     </w:p>
     <w:p>
@@ -409,7 +409,7 @@
         <w:rPr>
           <w:sz w:val="19"/>
         </w:rPr>
-        <w:t>Ostasien; methodische Schwächen begrenzen Anwendbarkeit</w:t>
+        <w:t>Französische Kohortendaten, europäisches Gesundheitssystem, direkt übertragbar</w:t>
       </w:r>
     </w:p>
     <w:p>
@@ -418,65 +418,7 @@
           <w:color w:val="5A7D3A"/>
           <w:sz w:val="18"/>
         </w:rPr>
-        <w:t>https://pubmed.ncbi.nlm.nih.gov/42798580/</w:t>
-      </w:r>
-    </w:p>
-    <w:p>
-      <w:pPr>
-        <w:pStyle w:val="Heading2"/>
-      </w:pPr>
-      <w:r>
-        <w:t>Candida-parapsilosis-Fungämien auf Intensivstationen: resistenzabhängig höhere Sterblichkeit, keine schnellere Therapie hilft</w:t>
-      </w:r>
-    </w:p>
-    <w:p>
-      <w:r>
-        <w:rPr>
-          <w:i/>
-          <w:color w:val="666666"/>
-          <w:sz w:val="18"/>
-        </w:rPr>
-        <w:t>Katsiari M et al.  ·  Pathogens  ·  13.07.2026  ·  PMID 42515061</w:t>
-      </w:r>
-    </w:p>
-    <w:p>
-      <w:r>
-        <w:t>Retrospektive Observationsstudie von 90 ICU-Patienten mit Candidämie (Athen, Griechenland): Speziesverteilung, Fluconazol-Resistenzen und Mortalitätsassoziationen wurden über ein Jahrzehnt verfolgt.</w:t>
-      </w:r>
-    </w:p>
-    <w:p>
-      <w:r>
-        <w:rPr>
-          <w:b/>
-        </w:rPr>
-        <w:t xml:space="preserve">Ergebnis: </w:t>
-      </w:r>
-      <w:r>
-        <w:t>C. parapsilosis 33,7% (41,9% fluconazol-resistent), C. albicans 31,5%, C. auris 23,9%. Non-albicans-Bacteraemia trat später auf, mit niedrigerer Severity, aber fünffacher Vortherapie mit Antimykotika. Gesamtmortalität 53,3%; kein signifikanter Art-Unterschied. Weder prompte Therapie noch Antimykotikaklasse waren mit besserer Überlebenschance assoziiert. Mangelnde Effektivität therapeutischer Timing-Strategien.</w:t>
-      </w:r>
-    </w:p>
-    <w:p>
-      <w:r>
-        <w:rPr>
-          <w:b/>
-          <w:sz w:val="19"/>
-        </w:rPr>
-        <w:t xml:space="preserve">Übertragbarkeit: </w:t>
-      </w:r>
-      <w:r>
-        <w:rPr>
-          <w:sz w:val="19"/>
-        </w:rPr>
-        <w:t>Griechenland (Europa); comparable ICU-Praxis</w:t>
-      </w:r>
-    </w:p>
-    <w:p>
-      <w:r>
-        <w:rPr>
-          <w:color w:val="5A7D3A"/>
-          <w:sz w:val="18"/>
-        </w:rPr>
-        <w:t>https://pubmed.ncbi.nlm.nih.gov/42515061/</w:t>
+        <w:t>https://pubmed.ncbi.nlm.nih.gov/42604654/</w:t>
       </w:r>
     </w:p>
     <w:sectPr>

--- a/download/studien-aktuell.docx
+++ b/download/studien-aktuell.docx
@@ -62,7 +62,7 @@
           <w:color w:val="666666"/>
           <w:sz w:val="18"/>
         </w:rPr>
-        <w:t>Stand: 30.09.2026  |  6 Studien  |  safety.m-vf.de</w:t>
+        <w:t>Stand: 01.10.2026  |  6 Studien  |  safety.m-vf.de</w:t>
       </w:r>
     </w:p>
     <w:p>
@@ -70,7 +70,7 @@
         <w:pStyle w:val="Heading1"/>
       </w:pPr>
       <w:r>
-        <w:t>Aufgenommen am 30.09.2026</w:t>
+        <w:t>Aufgenommen am 01.10.2026</w:t>
       </w:r>
     </w:p>
     <w:p>
@@ -78,7 +78,7 @@
         <w:pStyle w:val="Heading2"/>
       </w:pPr>
       <w:r>
-        <w:t>Chirurgische Infektionen steigern Behandlungskosten nach Bauchoperationen um 29.600 Euro</w:t>
+        <w:t>Defensive Medizin bei Geburtshelferinnen und Frauenärztinnen: Arbeitsunzufriedenheit steigert Schutzverhalten stark</w:t>
       </w:r>
     </w:p>
     <w:p>
@@ -88,12 +88,12 @@
           <w:color w:val="666666"/>
           <w:sz w:val="18"/>
         </w:rPr>
-        <w:t>Bontekoning N et al.  ·  BJS Open  ·  04.09.2026  ·  PMID 42808217</w:t>
+        <w:t>Cenger CD et al.  ·  JMIR Form Res  ·  30.09.2026  ·  PMID 42814963</w:t>
       </w:r>
     </w:p>
     <w:p>
       <w:r>
-        <w:t>Sekundäranalyse der EPO2CH-Studie mit 1.119 Patienten quantifizierte Kosten und Lebensqualität nach elektiven Bauchoperationen mit Infektionen versus ohne.</w:t>
+        <w:t>Cross-sectional-Studie (n=1069) unter Fachleuten in Geburtsmedizin in Istanbul; multivariable lineare Regressionsmodelle zur Identifikation unabhängig assoziierter Faktoren.</w:t>
       </w:r>
     </w:p>
     <w:p>
@@ -104,7 +104,7 @@
         <w:t xml:space="preserve">Ergebnis: </w:t>
       </w:r>
       <w:r>
-        <w:t>Patienten mit Infektionen: durchschnittliche Kosten 53.562 Euro vs. 23.969 Euro ohne Infektionen (Differenz 29.592 Euro). Qualitätsverlust: 0,171 QALYs vs. 0,205 ohne Infektionen (Differenz -0,035), entsprechend 12,78 Tagen verlorener Gesundheit in 3 Monaten. Anastomoseninsuffizienz mit höchsten Kosten (56.401 Euro mehr).</w:t>
+        <w:t>Mittlerer TDMPAS-Score 48,12 (SD 10,59). Unzufriedenheit mit Arbeitsbedingungen war unabhängig mit höheren defensive-medicine-Scores assoziiert (B=6,62; 95%-KI 4,19–9,05; p&lt;0,001), ebenso frühere Verwaltungsuntersuchungen (B=3,44; 95%-KI 1,37–5,50; p=0,001). Haftungsschulung (B=-2,18; p=0,002) und höhere Berufserfahrung (B=-0,15 pro Jahr; p=0,03) waren protektiv. Modell erklärte 17,6 % der Varianz.</w:t>
       </w:r>
     </w:p>
     <w:p>
@@ -119,7 +119,7 @@
         <w:rPr>
           <w:sz w:val="19"/>
         </w:rPr>
-        <w:t>Niederländische Klinikdaten, vergleichbares Versicherungssystem</w:t>
+        <w:t>Türkei, Haftungsklima analog zu DACH, Defensive Medicine ähnlich häufig</w:t>
       </w:r>
     </w:p>
     <w:p>
@@ -128,7 +128,7 @@
           <w:color w:val="5A7D3A"/>
           <w:sz w:val="18"/>
         </w:rPr>
-        <w:t>https://pubmed.ncbi.nlm.nih.gov/42808217/</w:t>
+        <w:t>https://pubmed.ncbi.nlm.nih.gov/42814963/</w:t>
       </w:r>
     </w:p>
     <w:p>
@@ -136,7 +136,7 @@
         <w:pStyle w:val="Heading2"/>
       </w:pPr>
       <w:r>
-        <w:t>Desinfektion der Reinigungswerkzeuge senkt Pathogenkontamination um 50 Prozent</w:t>
+        <w:t>Druckgeschwüre als Zwischenfälle: 24 % aller gemeldeten unerwünschten Ereignisse in Spezialkrankenhaus</w:t>
       </w:r>
     </w:p>
     <w:p>
@@ -146,12 +146,12 @@
           <w:color w:val="666666"/>
           <w:sz w:val="18"/>
         </w:rPr>
-        <w:t>Zhang X et al.  ·  Front Public Health  ·  14.09.2026  ·  PMID 42807511</w:t>
+        <w:t>Sowińska IM et al.  ·  PLoS One  ·  30.09.2026  ·  PMID 42814750</w:t>
       </w:r>
     </w:p>
     <w:p>
       <w:r>
-        <w:t>Querschnittsstudie mit 5.000 Proben von wiederverwendbaren Reinigungswerkzeugen in Shanghaier Krankenhäusern ermittelte Kontaminationsquoten und Effektivität von Desinfektionsmethoden.</w:t>
+        <w:t>Retrospektive Analyse von 1272 gemeldeten unerwünschten Ereignissen (2013–2020) in einem polnischen Spezialkrankenhaus; 305 davon (24 %) waren erworbene Druckgeschwüre.</w:t>
       </w:r>
     </w:p>
     <w:p>
@@ -162,7 +162,7 @@
         <w:t xml:space="preserve">Ergebnis: </w:t>
       </w:r>
       <w:r>
-        <w:t>Gesamtkontaminationsquote 7,44%. Werkzeuge ohne routinemäßige Desinfektion: 1,859-fach höheres Infektionsrisiko (OR; 95%-KI 1,283–2,691). Disposable-Desinfektionstücher effektiver als Wischen mit Lappen (p=0,038). Interne Medizin und Chirurgie höheres Risiko als Intensivstation (OR 1,90 bzw. 1,92).</w:t>
+        <w:t>Patienten mit Druckgeschwüren hatten signifikant längere Krankenhausaufenthalte (18,64 vs. 12,62 Tage; p &lt; 0,001) und mehr verordnete Medikamente (18,14 vs. 10,43; p &lt; 0,001). Im multivariaten Modell waren höheres Alter, prolongierte Hospitalisierung, höhere Medikamentenzahl und größere Komorbiditätslast unabhängig mit Druckgeschwüren assoziiert. Systematische Überwachung könnte Hochrisikopatienten identifizieren.</w:t>
       </w:r>
     </w:p>
     <w:p>
@@ -177,7 +177,7 @@
         <w:rPr>
           <w:sz w:val="19"/>
         </w:rPr>
-        <w:t>China, Prinzipien universal, aber lokale Hygienestandards variabel</w:t>
+        <w:t>Polen, vergleichbare Meldepflichten für unerwünschte Ereignisse</w:t>
       </w:r>
     </w:p>
     <w:p>
@@ -186,7 +186,7 @@
           <w:color w:val="5A7D3A"/>
           <w:sz w:val="18"/>
         </w:rPr>
-        <w:t>https://pubmed.ncbi.nlm.nih.gov/42807511/</w:t>
+        <w:t>https://pubmed.ncbi.nlm.nih.gov/42814750/</w:t>
       </w:r>
     </w:p>
     <w:p>
@@ -194,7 +194,7 @@
         <w:pStyle w:val="Heading2"/>
       </w:pPr>
       <w:r>
-        <w:t>Infektionsprävention kontrolierte ESBL-Klebsiella-Ausbruch auf Neugeborenen-Station in 2 Monaten</w:t>
+        <w:t>Verzögerte Notfall-Kaiserschnitte und Fehldiagnosen führten 2025 zu häufigsten Arztfehlerurteilen in Malaysia</w:t>
       </w:r>
     </w:p>
     <w:p>
@@ -204,12 +204,12 @@
           <w:color w:val="666666"/>
           <w:sz w:val="18"/>
         </w:rPr>
-        <w:t>Comelli A et al.  ·  Antimicrob Resist Infect Control  ·  29.09.2026  ·  PMID 42806396</w:t>
+        <w:t>Zainal Abidin H et al.  ·  Med J Malaysia  ·  Sept. 2026  ·  PMID 42813486</w:t>
       </w:r>
     </w:p>
     <w:p>
       <w:r>
-        <w:t>Retrospektive Fall-Kontroll-Studie eines Ausbruchs mit 44 bestätigten ESBL-Klebsiella-Fällen in einer Neugeborenen-Intensivstation in Bangui dokumentierte Maßnahmen zur Ausbruchkontrolle.</w:t>
+        <w:t>Retrospektive Fallanalyse von 29 Haftungsfällen aus 2025 mit strukturiertem dreistufigem Kodierungsrahmen zur Erfassung von Rechenschaftspflicht und klinischer Governance.</w:t>
       </w:r>
     </w:p>
     <w:p>
@@ -220,7 +220,7 @@
         <w:t xml:space="preserve">Ergebnis: </w:t>
       </w:r>
       <w:r>
-        <w:t>Inzidenz 29,7 Fälle pro 1.000 Patiententage. Mortalität in der Infektionsgruppe 3,5-fach höher. Überbelegung &gt;100% und schlechte Infektionsprävention initial. Nach IPC-Interventionen (erste Monatshälfte): Ausbruch in ~2 Monaten kontrolliert. 56,8% frühe Sepsis, maternale Risikofaktoren stärkster unabhängiger Risikofaktor.</w:t>
+        <w:t>22 Fälle in High Court, überwiegend öffentliche Krankenhäuser; Orthopädie (n=10), Geburtsmedizin (n=8), andere Chirurgie (n=6). Haftungsauslöser: zeitkritische Verzögerungen (Notfall-Kaiserschnitt, Gefäßbehandlung), Diagnostikversäumnisse (radiologische Untersuchungen, Sepsisverschleppung), unzureichende informed consent, unvollständige Dokumentation. Klinische Hosps wurden für Systemversäumnisse haftbar gemacht (non-delegable duty); Dokumentationsmängel galten als schwerwiegende Aggravation.</w:t>
       </w:r>
     </w:p>
     <w:p>
@@ -235,7 +235,7 @@
         <w:rPr>
           <w:sz w:val="19"/>
         </w:rPr>
-        <w:t>Mittel-Afrika, prinzipien auf Deutschland übertragbar, aber Ressourcenunterschiede erheblich</w:t>
+        <w:t>Malaysia, Verschuldenshaftung wie Deutschland, wachsende Systemverantwortlichkeit</w:t>
       </w:r>
     </w:p>
     <w:p>
@@ -244,7 +244,7 @@
           <w:color w:val="5A7D3A"/>
           <w:sz w:val="18"/>
         </w:rPr>
-        <w:t>https://pubmed.ncbi.nlm.nih.gov/42806396/</w:t>
+        <w:t>https://pubmed.ncbi.nlm.nih.gov/42813486/</w:t>
       </w:r>
     </w:p>
     <w:p>
@@ -252,7 +252,7 @@
         <w:pStyle w:val="Heading2"/>
       </w:pPr>
       <w:r>
-        <w:t>Mitochondriale Proteine prognostizieren Sepsis-Mortalität: 72-Stunden-Vorhersage möglich</w:t>
+        <w:t>Procalcitonin erkannt pädiatrische Sepsis mit mäßiger Genauigkeit – nutzbarer Zusatzmarker</w:t>
       </w:r>
     </w:p>
     <w:p>
@@ -262,12 +262,12 @@
           <w:color w:val="666666"/>
           <w:sz w:val="18"/>
         </w:rPr>
-        <w:t>Meems CJ et al.  ·  Crit Care  ·  29.08.2026  ·  PMID 42806380</w:t>
+        <w:t>Razak SMA et al.  ·  Med J Malaysia  ·  Sept. 2026  ·  PMID 42813484</w:t>
       </w:r>
     </w:p>
     <w:p>
       <w:r>
-        <w:t>Post-hoc-Analyse der Acutelines-Biobank mit 213 Sepsis-Patienten untersuchte, ob Plasmaprofile mitochondrial-assoziierter Proteine (232 aus 5.416 gemessenen) mit Schweregrad und Kurzzeitausgang verbunden sind.</w:t>
+        <w:t>Retrospektive Studie in malaysischer Tertiärklinik (Juni 2022–Juni 2024); 242 Kinder mit PCT-Test; ROC-Analyse und diagnostische Genauigkeit bei 0,5 ng/mL Cutoff.</w:t>
       </w:r>
     </w:p>
     <w:p>
@@ -278,7 +278,7 @@
         <w:t xml:space="preserve">Ergebnis: </w:t>
       </w:r>
       <w:r>
-        <w:t>Mitochondrial-Protein-Score korrelierte mit Schweregrad (Spearman ρ 0,18–0,29; p&lt;0,01) und schlechteren 72-h-Ergebnissen: Organversagen-freies Überleben OR 0,57 pro Standardabweichung; ICU-Aufnahme OR 1,66; Mortalität OR 2,36. Zwei Cluster identifiziert, aber eher kontinuierliches Spektrum als diskrete Subphänotypen.</w:t>
+        <w:t>129 (53,3 %) Sepsis-Fälle. Mittlere PCT-Werte höher bei Sepsis (1,940 vs. 0,240 ng/mL; p&lt;0,0001). Bei Cutoff 0,5 ng/mL: Sensitivität 76 %, Spezifität 73,5 %, PPV 76,6 %, NPV 72,8 %, PLR 2,86, NLR 0,33, Diagn. OR 8,75. ROC AUC 0,747 (95%-KI 0,692–0,802). PCT moderat positiv korreliert mit CRP (r=0,546), nicht mit Leukozytenzahl.</w:t>
       </w:r>
     </w:p>
     <w:p>
@@ -293,7 +293,7 @@
         <w:rPr>
           <w:sz w:val="19"/>
         </w:rPr>
-        <w:t>Niederlande, europäisches Gesundheitssystem, methodisch vergleichbar</w:t>
+        <w:t>Malaysia, pädiatrische Bevölkerung, PCT als klinisches Adjuvans übertragbar</w:t>
       </w:r>
     </w:p>
     <w:p>
@@ -302,7 +302,7 @@
           <w:color w:val="5A7D3A"/>
           <w:sz w:val="18"/>
         </w:rPr>
-        <w:t>https://pubmed.ncbi.nlm.nih.gov/42806380/</w:t>
+        <w:t>https://pubmed.ncbi.nlm.nih.gov/42813484/</w:t>
       </w:r>
     </w:p>
     <w:p>
@@ -310,7 +310,7 @@
         <w:pStyle w:val="Heading2"/>
       </w:pPr>
       <w:r>
-        <w:t>Bluttransfusion bei krebskranken Sepsis-Patienten: restrictive Strategie nicht unterlegen</w:t>
+        <w:t>Magnesiummangel erhöht nosokomiale Spontanperitonitis und Sepsis bei Zirrhose</w:t>
       </w:r>
     </w:p>
     <w:p>
@@ -320,12 +320,12 @@
           <w:color w:val="666666"/>
           <w:sz w:val="18"/>
         </w:rPr>
-        <w:t>Pène F et al.  ·  Intensive Care Med  ·  19.08.2026  ·  PMID 42616082</w:t>
+        <w:t>Duan XJ et al.  ·  Front Immunol  ·  15.09.2026  ·  PMID 42812346</w:t>
       </w:r>
     </w:p>
     <w:p>
       <w:r>
-        <w:t>Randomisierte Studie (TRANSPORT) mit 187 Patienten mit Krebs und septischem Schock verglich liberale versus restrictive RBC-Transfusionsstrategie auf Basis Hämoglobin-Schwellenwerte.</w:t>
+        <w:t>Retrospektive Kohortenstudie (n=1110) von Zirrhosepatienten (Mai 2021–Juni 2025) mit Magnesiumspiegeln innerhalb 48 h nach Aufnahme; multivariable Regression und restricted cubic spline-Analyse.</w:t>
       </w:r>
     </w:p>
     <w:p>
@@ -336,7 +336,7 @@
         <w:t xml:space="preserve">Ergebnis: </w:t>
       </w:r>
       <w:r>
-        <w:t>Liberale Gruppe (Hb 9,0): 52% mit 12-h-Laktat-Reduktion. Restrictive Gruppe (Hb 7,0): 50% (OR 1,07; KI 0,60–1,90; p=0,82). Thrombotische Ereignisse liberale: 13% vs. restrictive 1% (p=0,001). 28-Tage-Mortalität 46% vs. 53% (p=0,34). Studie vorzeitig wegen Sicherheitsbedenken gestoppt.</w:t>
+        <w:t>HA-SBP-Inzidenz 12,25 %, Sepsis 6,06 %. Pro 1-SD Magnesiumeröhung sanken HA-SBP-Risiko um 20,8 % (OR=0,792; 95%-KI 0,642–0,970; p=0,026) und Sepsisrisiko um 35,5 % (OR=0,645; 95%-KI 0,464–0,883; p=0,008). Hypomagnesämie vs. Normomagnesämie: OR für HA-SBP 1,520 (p=0,044), für Sepsis 2,213 (p=0,013). Lineare inverse Beziehung in RCS-Analyse (beide p&gt;0,05). AUC für HA-SBP 0,635, für Sepsis 0,688.</w:t>
       </w:r>
     </w:p>
     <w:p>
@@ -351,7 +351,7 @@
         <w:rPr>
           <w:sz w:val="19"/>
         </w:rPr>
-        <w:t>Frankreich, europäisches Gesundheitssystem, Design übertragbar</w:t>
+        <w:t>China, Sepsisrisikofaktor mit messbarem Effekt, Interventionspotenzial</w:t>
       </w:r>
     </w:p>
     <w:p>
@@ -360,7 +360,7 @@
           <w:color w:val="5A7D3A"/>
           <w:sz w:val="18"/>
         </w:rPr>
-        <w:t>https://pubmed.ncbi.nlm.nih.gov/42616082/</w:t>
+        <w:t>https://pubmed.ncbi.nlm.nih.gov/42812346/</w:t>
       </w:r>
     </w:p>
     <w:p>
@@ -368,7 +368,7 @@
         <w:pStyle w:val="Heading2"/>
       </w:pPr>
       <w:r>
-        <w:t>Pandemie änderte Sterberisiko viraler Sepsis: französische ICU-Kohortenstudie</w:t>
+        <w:t>Zinkmangelassoziiert mit höherer Sepsismortalität – Frühaufgriff ermöglicht Intervention</w:t>
       </w:r>
     </w:p>
     <w:p>
@@ -378,12 +378,12 @@
           <w:color w:val="666666"/>
           <w:sz w:val="18"/>
         </w:rPr>
-        <w:t>Al Rahmoun M et al.  ·  Int J Infect Dis  ·  16.08.2026  ·  PMID 42604654</w:t>
+        <w:t>Tuan NV et al.  ·  Int J Infect Dis  ·  25.08.2026  ·  PMID 42641939</w:t>
       </w:r>
     </w:p>
     <w:p>
       <w:r>
-        <w:t>Analyse von 604.517 Patienten auf französischen Intensivstationen zeigte, dass COVID-19-Pandemie die Mortalitätsassoziation zwischen viraler und bakterieller Sepsis umkehrte.</w:t>
+        <w:t>Prospektive Kohortenstudie (n=120) zu Zinkspiegeln bei Sepsispatienten zwischen Aufnahme und Tag 3; Analysen mit gemischtem Modell und Cox-Regression.</w:t>
       </w:r>
     </w:p>
     <w:p>
@@ -394,7 +394,7 @@
         <w:t xml:space="preserve">Ergebnis: </w:t>
       </w:r>
       <w:r>
-        <w:t>Präpandemisch: virale Sepsis mit reduzierter In-Hospital-Mortalität vs. bakterieller Sepsis (aOR 0,63 bis 0,67). Während Pandemie: virale Sepsis (überwiegend COVID-19) mit erhöhter Mortalität (aOR 1,41 mit Koinfektionen). Gesamtmortalität stationär 29,2%, 90-Tage-Mortalität 34,0%.</w:t>
+        <w:t>Patienten, die bis Tag 7 starben, zeigten keine unterschiedlichen Ausgangszinkwerte, aber niedrigere Zinkwerte am Tag 3 (56,05 vs. 68,65 µg/dL; p=0,081) und geringere Zinkzunahme vom Aufnahme- bis Tag 3 (0,80 vs. 15,40 µg/dL; p=0,017). Höhere Zinkwerte am Tag 3 waren mit niedrigerer Mortalität assoziiert (HR pro 10 µg/dL 0,77; 95%-KI 0,60–0,97; p=0,028). Versatz der Zinktrajektor zeichnete signifikant unterschiedliche Kurven nach Ausgang (Interaktion p=0,0022).</w:t>
       </w:r>
     </w:p>
     <w:p>
@@ -409,7 +409,7 @@
         <w:rPr>
           <w:sz w:val="19"/>
         </w:rPr>
-        <w:t>Französische Kohortendaten, europäisches Gesundheitssystem, direkt übertragbar</w:t>
+        <w:t>Vietnam mit deutschem Partnerzentrum, messbarer Frühmarker für Sepsisrisiko</w:t>
       </w:r>
     </w:p>
     <w:p>
@@ -418,7 +418,7 @@
           <w:color w:val="5A7D3A"/>
           <w:sz w:val="18"/>
         </w:rPr>
-        <w:t>https://pubmed.ncbi.nlm.nih.gov/42604654/</w:t>
+        <w:t>https://pubmed.ncbi.nlm.nih.gov/42641939/</w:t>
       </w:r>
     </w:p>
     <w:sectPr>

--- a/download/studien-aktuell.docx
+++ b/download/studien-aktuell.docx
@@ -62,7 +62,7 @@
           <w:color w:val="666666"/>
           <w:sz w:val="18"/>
         </w:rPr>
-        <w:t>Stand: 01.10.2026  |  6 Studien  |  safety.m-vf.de</w:t>
+        <w:t>Stand: 02.10.2026  |  6 Studien  |  safety.m-vf.de</w:t>
       </w:r>
     </w:p>
     <w:p>
@@ -70,7 +70,7 @@
         <w:pStyle w:val="Heading1"/>
       </w:pPr>
       <w:r>
-        <w:t>Aufgenommen am 01.10.2026</w:t>
+        <w:t>Aufgenommen am 02.10.2026</w:t>
       </w:r>
     </w:p>
     <w:p>
@@ -78,7 +78,7 @@
         <w:pStyle w:val="Heading2"/>
       </w:pPr>
       <w:r>
-        <w:t>Defensive Medizin bei Geburtshelferinnen und Frauenärztinnen: Arbeitsunzufriedenheit steigert Schutzverhalten stark</w:t>
+        <w:t>Dediziertes Wechsel-Team senkte Dekubitalulzera auf Intensivstationen um 42 Prozent</w:t>
       </w:r>
     </w:p>
     <w:p>
@@ -88,12 +88,12 @@
           <w:color w:val="666666"/>
           <w:sz w:val="18"/>
         </w:rPr>
-        <w:t>Cenger CD et al.  ·  JMIR Form Res  ·  30.09.2026  ·  PMID 42814963</w:t>
+        <w:t>Tapper GM et al.  ·  Dimens Crit Care Nurs  ·  30.09.2026  ·  PMID 42821859</w:t>
       </w:r>
     </w:p>
     <w:p>
       <w:r>
-        <w:t>Cross-sectional-Studie (n=1069) unter Fachleuten in Geburtsmedizin in Istanbul; multivariable lineare Regressionsmodelle zur Identifikation unabhängig assoziierter Faktoren.</w:t>
+        <w:t>24-Bett-Herzintensivstation führte nichtmedizinisches Team zur regelmäßigen Patientenumlagerung und Mobilisierung ein; untersucht wurde Effekt auf nosokomiale Druckgeschwüre vor und nach Intervention bei unkontrolliert vielen Patientenaufnahmen.</w:t>
       </w:r>
     </w:p>
     <w:p>
@@ -104,7 +104,7 @@
         <w:t xml:space="preserve">Ergebnis: </w:t>
       </w:r>
       <w:r>
-        <w:t>Mittlerer TDMPAS-Score 48,12 (SD 10,59). Unzufriedenheit mit Arbeitsbedingungen war unabhängig mit höheren defensive-medicine-Scores assoziiert (B=6,62; 95%-KI 4,19–9,05; p&lt;0,001), ebenso frühere Verwaltungsuntersuchungen (B=3,44; 95%-KI 1,37–5,50; p=0,001). Haftungsschulung (B=-2,18; p=0,002) und höhere Berufserfahrung (B=-0,15 pro Jahr; p=0,03) waren protektiv. Modell erklärte 17,6 % der Varianz.</w:t>
+        <w:t>Dekubitusrate sank um 42% (p=0,043). Nach Adjustment für Tagesbelegung sank das tägliche Risiko von 6,74% auf 4,03% (adjustierte OR 0,581; 95%-KI 0,33-1,02; p=0,059). Pflegekräfte bewerteten Teamzusammenarbeit und Produktivitätssteigerung positiv in Umfragen.</w:t>
       </w:r>
     </w:p>
     <w:p>
@@ -119,7 +119,7 @@
         <w:rPr>
           <w:sz w:val="19"/>
         </w:rPr>
-        <w:t>Türkei, Haftungsklima analog zu DACH, Defensive Medicine ähnlich häufig</w:t>
+        <w:t>USA (Cleveland Clinic Abu Dhabi); Organisationsmodell ist systemunabhängig übertragbar</w:t>
       </w:r>
     </w:p>
     <w:p>
@@ -128,7 +128,7 @@
           <w:color w:val="5A7D3A"/>
           <w:sz w:val="18"/>
         </w:rPr>
-        <w:t>https://pubmed.ncbi.nlm.nih.gov/42814963/</w:t>
+        <w:t>https://pubmed.ncbi.nlm.nih.gov/42821859/</w:t>
       </w:r>
     </w:p>
     <w:p>
@@ -136,7 +136,7 @@
         <w:pStyle w:val="Heading2"/>
       </w:pPr>
       <w:r>
-        <w:t>Druckgeschwüre als Zwischenfälle: 24 % aller gemeldeten unerwünschten Ereignisse in Spezialkrankenhaus</w:t>
+        <w:t>Entzündungs-Ernährungs-Index am dritten postoperativen Tag sagt Wundkomplikationen voraus</w:t>
       </w:r>
     </w:p>
     <w:p>
@@ -146,12 +146,12 @@
           <w:color w:val="666666"/>
           <w:sz w:val="18"/>
         </w:rPr>
-        <w:t>Sowińska IM et al.  ·  PLoS One  ·  30.09.2026  ·  PMID 42814750</w:t>
+        <w:t>Gönüllü ME et al.  ·  Langenbecks Arch Surg  ·  01.09.2026  ·  PMID 42821143</w:t>
       </w:r>
     </w:p>
     <w:p>
       <w:r>
-        <w:t>Retrospektive Analyse von 1272 gemeldeten unerwünschten Ereignissen (2013–2020) in einem polnischen Spezialkrankenhaus; 305 davon (24 %) waren erworbene Druckgeschwüre.</w:t>
+        <w:t>Retrospektive Beobachtungsstudie in zwei türkischen Chirurgiefachbereichen mit 86 Patienten (Januar 2020–Dezember 2025) evaluierte einen neuen Wound Inflammation-Nutrition Index (WINA) und dessen Änderung zwischen postoperativem Tag 1 und 3 (ΔWINA) zur Vorhersage von Wundkomplikationen.</w:t>
       </w:r>
     </w:p>
     <w:p>
@@ -162,7 +162,7 @@
         <w:t xml:space="preserve">Ergebnis: </w:t>
       </w:r>
       <w:r>
-        <w:t>Patienten mit Druckgeschwüren hatten signifikant längere Krankenhausaufenthalte (18,64 vs. 12,62 Tage; p &lt; 0,001) und mehr verordnete Medikamente (18,14 vs. 10,43; p &lt; 0,001). Im multivariaten Modell waren höheres Alter, prolongierte Hospitalisierung, höhere Medikamentenzahl und größere Komorbiditätslast unabhängig mit Druckgeschwüren assoziiert. Systematische Überwachung könnte Hochrisikopatienten identifizieren.</w:t>
+        <w:t>27,9% (n=24) entwickelten Wundkomplikationen. WINA-Werte an POD1/POD3 und ΔWINA waren bei Komplikationen höher (alle p&lt;0,001). ΔWINA pro 100-Unit-Steigerung: adjustierte OR 2,12 (95%-KI 1,44–3,13; p=0,001). ΔWINA erreichte AUC 0,872 (95%-KI 0,789–0,941) mit 83,3% Sensitivität, 80,6% Spezifität.</w:t>
       </w:r>
     </w:p>
     <w:p>
@@ -177,7 +177,7 @@
         <w:rPr>
           <w:sz w:val="19"/>
         </w:rPr>
-        <w:t>Polen, vergleichbare Meldepflichten für unerwünschte Ereignisse</w:t>
+        <w:t>Türkei, europäisch angrenzend; Entzündungsmarker sind in Deutschland routinemäßig verfügbar</w:t>
       </w:r>
     </w:p>
     <w:p>
@@ -186,7 +186,7 @@
           <w:color w:val="5A7D3A"/>
           <w:sz w:val="18"/>
         </w:rPr>
-        <w:t>https://pubmed.ncbi.nlm.nih.gov/42814750/</w:t>
+        <w:t>https://pubmed.ncbi.nlm.nih.gov/42821143/</w:t>
       </w:r>
     </w:p>
     <w:p>
@@ -194,7 +194,7 @@
         <w:pStyle w:val="Heading2"/>
       </w:pPr>
       <w:r>
-        <w:t>Verzögerte Notfall-Kaiserschnitte und Fehldiagnosen führten 2025 zu häufigsten Arztfehlerurteilen in Malaysia</w:t>
+        <w:t>Carbapenem-Audit veränderte Gram-negative Resistenzmuster, aber mit Ausweicheffekten</w:t>
       </w:r>
     </w:p>
     <w:p>
@@ -204,12 +204,12 @@
           <w:color w:val="666666"/>
           <w:sz w:val="18"/>
         </w:rPr>
-        <w:t>Zainal Abidin H et al.  ·  Med J Malaysia  ·  Sept. 2026  ·  PMID 42813486</w:t>
+        <w:t>Keshavarzi F et al.  ·  Arch Microbiol  ·  01.10.2026  ·  PMID 42821075</w:t>
       </w:r>
     </w:p>
     <w:p>
       <w:r>
-        <w:t>Retrospektive Fallanalyse von 29 Haftungsfällen aus 2025 mit strukturiertem dreistufigem Kodierungsrahmen zur Erfassung von Rechenschaftspflicht und klinischer Governance.</w:t>
+        <w:t>Malaysisches Uniklinikum untersuchte 6 Jahre (2015-2020), wie ein Post-Prescription-Audit für Carbapeneme die Anfälligkeit von sieben Gram-negativen Erregern verändert; Analyse mittels unterbrochener Zeitreihen und ARIMA-Modellierung.</w:t>
       </w:r>
     </w:p>
     <w:p>
@@ -220,7 +220,7 @@
         <w:t xml:space="preserve">Ergebnis: </w:t>
       </w:r>
       <w:r>
-        <w:t>22 Fälle in High Court, überwiegend öffentliche Krankenhäuser; Orthopädie (n=10), Geburtsmedizin (n=8), andere Chirurgie (n=6). Haftungsauslöser: zeitkritische Verzögerungen (Notfall-Kaiserschnitt, Gefäßbehandlung), Diagnostikversäumnisse (radiologische Untersuchungen, Sepsisverschleppung), unzureichende informed consent, unvollständige Dokumentation. Klinische Hosps wurden für Systemversäumnisse haftbar gemacht (non-delegable duty); Dokumentationsmängel galten als schwerwiegende Aggravation.</w:t>
+        <w:t>Audit war mit erregerspezifischen Trend-Umkehrungen verbunden. Proteus mirabilis-Imipenem-Empfindlichkeit erholte sich (β=9,465; p=0,005). Klebsiella pneumoniae und Pseudomonas aeruginosa zeigten Abwärts-Trend-Umkehrungen trotz steigender Baselines. Ökologische Verschiebungen auf Fluoroquinolone und β-Laktam/β-Laktamase-Inhibitoren traten auf (P. mirabilis Amoxicillin-Clavulanat β=−43,023; p=0,024).</w:t>
       </w:r>
     </w:p>
     <w:p>
@@ -235,7 +235,7 @@
         <w:rPr>
           <w:sz w:val="19"/>
         </w:rPr>
-        <w:t>Malaysia, Verschuldenshaftung wie Deutschland, wachsende Systemverantwortlichkeit</w:t>
+        <w:t>Malaysia, vergleichbar mit deutschen Stewardship-Audits; zeigt Grenzen und Verschiebungsrisiken</w:t>
       </w:r>
     </w:p>
     <w:p>
@@ -244,7 +244,7 @@
           <w:color w:val="5A7D3A"/>
           <w:sz w:val="18"/>
         </w:rPr>
-        <w:t>https://pubmed.ncbi.nlm.nih.gov/42813486/</w:t>
+        <w:t>https://pubmed.ncbi.nlm.nih.gov/42821075/</w:t>
       </w:r>
     </w:p>
     <w:p>
@@ -252,7 +252,7 @@
         <w:pStyle w:val="Heading2"/>
       </w:pPr>
       <w:r>
-        <w:t>Procalcitonin erkannt pädiatrische Sepsis mit mäßiger Genauigkeit – nutzbarer Zusatzmarker</w:t>
+        <w:t>Digitale Automatisierung klinischer Pfade erhöhte Adherence an Protokolle um 63 Prozent</w:t>
       </w:r>
     </w:p>
     <w:p>
@@ -262,12 +262,12 @@
           <w:color w:val="666666"/>
           <w:sz w:val="18"/>
         </w:rPr>
-        <w:t>Razak SMA et al.  ·  Med J Malaysia  ·  Sept. 2026  ·  PMID 42813484</w:t>
+        <w:t>Eduardo AA et al.  ·  Einstein (Sao Paulo)  ·  25.09.2026  ·  PMID 42820545</w:t>
       </w:r>
     </w:p>
     <w:p>
       <w:r>
-        <w:t>Retrospektive Studie in malaysischer Tertiärklinik (Juni 2022–Juni 2024); 242 Kinder mit PCT-Test; ROC-Analyse und diagnostische Genauigkeit bei 0,5 ng/mL Cutoff.</w:t>
+        <w:t>Brasilianisches Universitätskrankenhaus implementierte ein Clinical-Decision-Support-System für Adipositas-Primärversorgung; Vergleich Labortestbestellmuster vor (2023) und nach (2024) Automatisierung bei Hunderten von Besuchen.</w:t>
       </w:r>
     </w:p>
     <w:p>
@@ -278,7 +278,7 @@
         <w:t xml:space="preserve">Ergebnis: </w:t>
       </w:r>
       <w:r>
-        <w:t>129 (53,3 %) Sepsis-Fälle. Mittlere PCT-Werte höher bei Sepsis (1,940 vs. 0,240 ng/mL; p&lt;0,0001). Bei Cutoff 0,5 ng/mL: Sensitivität 76 %, Spezifität 73,5 %, PPV 76,6 %, NPV 72,8 %, PLR 2,86, NLR 0,33, Diagn. OR 8,75. ROC AUC 0,747 (95%-KI 0,692–0,802). PCT moderat positiv korreliert mit CRP (r=0,546), nicht mit Leukozytenzahl.</w:t>
+        <w:t>Adherente Tests stiegen um 63% (IRR 1,63; 95%-KI 1,37–1,96; p&lt;0,001). Median adherente Tests pro Besuch: vorher 1,0, nachher 3,0 (p=0,027). Perplexity sank von 70,9 auf 57,6, zeigend konzentriertere Testbestellungen auf Protokollgrundlage. Von den Top-10 Wachstumstests waren 9/10 protokollbasiert.</w:t>
       </w:r>
     </w:p>
     <w:p>
@@ -293,7 +293,7 @@
         <w:rPr>
           <w:sz w:val="19"/>
         </w:rPr>
-        <w:t>Malaysia, pädiatrische Bevölkerung, PCT als klinisches Adjuvans übertragbar</w:t>
+        <w:t>Brasilien, Sozialversicherung; digitale Steuerung von Diagnostik ist in Deutschland relevant</w:t>
       </w:r>
     </w:p>
     <w:p>
@@ -302,7 +302,7 @@
           <w:color w:val="5A7D3A"/>
           <w:sz w:val="18"/>
         </w:rPr>
-        <w:t>https://pubmed.ncbi.nlm.nih.gov/42813484/</w:t>
+        <w:t>https://pubmed.ncbi.nlm.nih.gov/42820545/</w:t>
       </w:r>
     </w:p>
     <w:p>
@@ -310,7 +310,7 @@
         <w:pStyle w:val="Heading2"/>
       </w:pPr>
       <w:r>
-        <w:t>Magnesiummangel erhöht nosokomiale Spontanperitonitis und Sepsis bei Zirrhose</w:t>
+        <w:t>Laboroptimierung senkte Sterblichkeit bei Blutstrominfektion um 17 Prozent</w:t>
       </w:r>
     </w:p>
     <w:p>
@@ -320,12 +320,12 @@
           <w:color w:val="666666"/>
           <w:sz w:val="18"/>
         </w:rPr>
-        <w:t>Duan XJ et al.  ·  Front Immunol  ·  15.09.2026  ·  PMID 42812346</w:t>
+        <w:t>Shao J et al.  ·  Front Cell Infect Microbiol  ·  16.09.2026  ·  PMID 42819223</w:t>
       </w:r>
     </w:p>
     <w:p>
       <w:r>
-        <w:t>Retrospektive Kohortenstudie (n=1110) von Zirrhosepatienten (Mai 2021–Juni 2025) mit Magnesiumspiegeln innerhalb 48 h nach Aufnahme; multivariable Regression und restricted cubic spline-Analyse.</w:t>
+        <w:t>Zehn Krankenhäuser in China optimierten ihre Blutkultur-Laborabläufe durch 24/7-Bearbeitung, schnelle MALDI-TOF-Massenspektrometrie und parallele Antibiogramme; untersucht wurden Auswirkungen auf Sterblichkeit, Kosten und Antibiotikagebrauch bei 1826 Patienten mit Sepsis.</w:t>
       </w:r>
     </w:p>
     <w:p>
@@ -336,7 +336,7 @@
         <w:t xml:space="preserve">Ergebnis: </w:t>
       </w:r>
       <w:r>
-        <w:t>HA-SBP-Inzidenz 12,25 %, Sepsis 6,06 %. Pro 1-SD Magnesiumeröhung sanken HA-SBP-Risiko um 20,8 % (OR=0,792; 95%-KI 0,642–0,970; p=0,026) und Sepsisrisiko um 35,5 % (OR=0,645; 95%-KI 0,464–0,883; p=0,008). Hypomagnesämie vs. Normomagnesämie: OR für HA-SBP 1,520 (p=0,044), für Sepsis 2,213 (p=0,013). Lineare inverse Beziehung in RCS-Analyse (beide p&gt;0,05). AUC für HA-SBP 0,635, für Sepsis 0,688.</w:t>
+        <w:t>In-Hospital-Mortalität sank von 19,5% auf 13,1% (p=0,002). Zeiten bis zur Erregererkennung wurden um 11-18,5 Stunden verkürzt. Gesamtkrankenhauskosten sanken signifikant (p=0,003), Antibiotikaausgaben nach statistischer Adjustment um p&lt;0,001. Längenaufenthalt und Laborkosten zeigten keine signifikanten Unterschiede.</w:t>
       </w:r>
     </w:p>
     <w:p>
@@ -351,7 +351,7 @@
         <w:rPr>
           <w:sz w:val="19"/>
         </w:rPr>
-        <w:t>China, Sepsisrisikofaktor mit messbarem Effekt, Interventionspotenzial</w:t>
+        <w:t>China, vergleichbare Laborstruktur; Methode auf deutsches System übertragbar</w:t>
       </w:r>
     </w:p>
     <w:p>
@@ -360,7 +360,7 @@
           <w:color w:val="5A7D3A"/>
           <w:sz w:val="18"/>
         </w:rPr>
-        <w:t>https://pubmed.ncbi.nlm.nih.gov/42812346/</w:t>
+        <w:t>https://pubmed.ncbi.nlm.nih.gov/42819223/</w:t>
       </w:r>
     </w:p>
     <w:p>
@@ -368,7 +368,7 @@
         <w:pStyle w:val="Heading2"/>
       </w:pPr>
       <w:r>
-        <w:t>Zinkmangelassoziiert mit höherer Sepsismortalität – Frühaufgriff ermöglicht Intervention</w:t>
+        <w:t>WHO-Checkliste mit geschulten Teams hob Sicherheitskultur in OP um 12 Prozentpunkte</w:t>
       </w:r>
     </w:p>
     <w:p>
@@ -378,12 +378,12 @@
           <w:color w:val="666666"/>
           <w:sz w:val="18"/>
         </w:rPr>
-        <w:t>Tuan NV et al.  ·  Int J Infect Dis  ·  25.08.2026  ·  PMID 42641939</w:t>
+        <w:t>Aouicha W et al.  ·  J Nurs Manag  ·  2026  ·  PMID 42817022</w:t>
       </w:r>
     </w:p>
     <w:p>
       <w:r>
-        <w:t>Prospektive Kohortenstudie (n=120) zu Zinkspiegeln bei Sepsispatienten zwischen Aufnahme und Tag 3; Analysen mit gemischtem Modell und Cox-Regression.</w:t>
+        <w:t>Zwei tunesische Krankenhäuser führten ein Implementierungsbündel mit Surgical Safety Checklist, Teamtraining, Mentoring und Audit durch; 347 Fachkräfte (Ärzte, Anästhesisten, Pflegende) wurden befragt zu Sicherheitswahrnehmung in 12 Operationssälen über 21 Monate.</w:t>
       </w:r>
     </w:p>
     <w:p>
@@ -394,7 +394,7 @@
         <w:t xml:space="preserve">Ergebnis: </w:t>
       </w:r>
       <w:r>
-        <w:t>Patienten, die bis Tag 7 starben, zeigten keine unterschiedlichen Ausgangszinkwerte, aber niedrigere Zinkwerte am Tag 3 (56,05 vs. 68,65 µg/dL; p=0,081) und geringere Zinkzunahme vom Aufnahme- bis Tag 3 (0,80 vs. 15,40 µg/dL; p=0,017). Höhere Zinkwerte am Tag 3 waren mit niedrigerer Mortalität assoziiert (HR pro 10 µg/dL 0,77; 95%-KI 0,60–0,97; p=0,028). Versatz der Zinktrajektor zeichnete signifikant unterschiedliche Kurven nach Ausgang (Interaktion p=0,0022).</w:t>
+        <w:t>Gesamtwahrnehmte Sicherheit stieg von 70,7% auf 82,4% (postintervention) und stabilisierte sich. Vier Dimensionen verbesserten sich signifikant: Organisationales Lernen von 37,7% auf 50,6%, Teamwork innerhalb von 47,6% auf 59,1%, Kommunikationsopenness von 27,2% auf 46,2%, Teamwork übergreifend von 29,2% auf 37,5%.</w:t>
       </w:r>
     </w:p>
     <w:p>
@@ -409,7 +409,7 @@
         <w:rPr>
           <w:sz w:val="19"/>
         </w:rPr>
-        <w:t>Vietnam mit deutschem Partnerzentrum, messbarer Frühmarker für Sepsisrisiko</w:t>
+        <w:t>Nordafrika, multilingual; Settings mit Ressourcenknappheit wie deutsche Bundesländer</w:t>
       </w:r>
     </w:p>
     <w:p>
@@ -418,7 +418,7 @@
           <w:color w:val="5A7D3A"/>
           <w:sz w:val="18"/>
         </w:rPr>
-        <w:t>https://pubmed.ncbi.nlm.nih.gov/42641939/</w:t>
+        <w:t>https://pubmed.ncbi.nlm.nih.gov/42817022/</w:t>
       </w:r>
     </w:p>
     <w:sectPr>

--- a/download/studien-aktuell.docx
+++ b/download/studien-aktuell.docx
@@ -62,7 +62,7 @@
           <w:color w:val="666666"/>
           <w:sz w:val="18"/>
         </w:rPr>
-        <w:t>Stand: 02.10.2026  |  6 Studien  |  safety.m-vf.de</w:t>
+        <w:t>Stand: 03.10.2026  |  5 Studien  |  safety.m-vf.de</w:t>
       </w:r>
     </w:p>
     <w:p>
@@ -70,7 +70,7 @@
         <w:pStyle w:val="Heading1"/>
       </w:pPr>
       <w:r>
-        <w:t>Aufgenommen am 02.10.2026</w:t>
+        <w:t>Aufgenommen am 03.10.2026</w:t>
       </w:r>
     </w:p>
     <w:p>
@@ -78,7 +78,7 @@
         <w:pStyle w:val="Heading2"/>
       </w:pPr>
       <w:r>
-        <w:t>Dediziertes Wechsel-Team senkte Dekubitalulzera auf Intensivstationen um 42 Prozent</w:t>
+        <w:t>Strukturierte Intervention senkte 72-Stunden-Wiederaufnahmen bei Sepsis um 0,00112 pro Patient pro Monat</w:t>
       </w:r>
     </w:p>
     <w:p>
@@ -88,12 +88,12 @@
           <w:color w:val="666666"/>
           <w:sz w:val="18"/>
         </w:rPr>
-        <w:t>Tapper GM et al.  ·  Dimens Crit Care Nurs  ·  30.09.2026  ·  PMID 42821859</w:t>
+        <w:t>Burns R et al.  ·  South Med J  ·  02.10.2026  ·  PMID 42826397</w:t>
       </w:r>
     </w:p>
     <w:p>
       <w:r>
-        <w:t>24-Bett-Herzintensivstation führte nichtmedizinisches Team zur regelmäßigen Patientenumlagerung und Mobilisierung ein; untersucht wurde Effekt auf nosokomiale Druckgeschwüre vor und nach Intervention bei unkontrolliert vielen Patientenaufnahmen.</w:t>
+        <w:t>Retrospektive Kohortenstudie mit unterbrochener Zeitreihenanalyse: Auswirkung einer Interventionsmaßnahme auf 72-Stunden-Wiederaufnahmen von Patienten mit Sepsis oder Pyelonephritis in einer US-amerikanischen Notaufnahme (2020–2023).</w:t>
       </w:r>
     </w:p>
     <w:p>
@@ -104,7 +104,7 @@
         <w:t xml:space="preserve">Ergebnis: </w:t>
       </w:r>
       <w:r>
-        <w:t>Dekubitusrate sank um 42% (p=0,043). Nach Adjustment für Tagesbelegung sank das tägliche Risiko von 6,74% auf 4,03% (adjustierte OR 0,581; 95%-KI 0,33-1,02; p=0,059). Pflegekräfte bewerteten Teamzusammenarbeit und Produktivitätssteigerung positiv in Umfragen.</w:t>
+        <w:t>Von 39.818 Patienten hatten 4.907 (12,3 %) 72-Stunden-Wiederaufnahmen. Vor Intervention: Anstieg um 0,00054 pro Aufnahme pro Monat (p=0,30). Nach Interventionsimplementierung am 4. Mai 2021 sofortiger Rückgang um 0,0017 (p=0,75), dann nachhaltiger Rückgang um 0,00112 pro Aufnahme pro Monat (p=0,04). Für Sepsis spezifisch: nachhaltiger Rückgang von 0,0033 pro Aufnahme pro Monat (p=0,02). Intervention war mit nachhaltiger Reduktion der Wiederaufnahmen assoziiert.</w:t>
       </w:r>
     </w:p>
     <w:p>
@@ -119,7 +119,7 @@
         <w:rPr>
           <w:sz w:val="19"/>
         </w:rPr>
-        <w:t>USA (Cleveland Clinic Abu Dhabi); Organisationsmodell ist systemunabhängig übertragbar</w:t>
+        <w:t>USA, Wiederaufnahme-Messung übertragbar, Interventionsdetails fehlen</w:t>
       </w:r>
     </w:p>
     <w:p>
@@ -128,7 +128,7 @@
           <w:color w:val="5A7D3A"/>
           <w:sz w:val="18"/>
         </w:rPr>
-        <w:t>https://pubmed.ncbi.nlm.nih.gov/42821859/</w:t>
+        <w:t>https://pubmed.ncbi.nlm.nih.gov/42826397/</w:t>
       </w:r>
     </w:p>
     <w:p>
@@ -136,7 +136,7 @@
         <w:pStyle w:val="Heading2"/>
       </w:pPr>
       <w:r>
-        <w:t>Entzündungs-Ernährungs-Index am dritten postoperativen Tag sagt Wundkomplikationen voraus</w:t>
+        <w:t>Antibiotic Stewardship bei geschlossenen Gesichtsfrakturen reduziert Schaden ohne Infektionsschutz</w:t>
       </w:r>
     </w:p>
     <w:p>
@@ -146,12 +146,12 @@
           <w:color w:val="666666"/>
           <w:sz w:val="18"/>
         </w:rPr>
-        <w:t>Gönüllü ME et al.  ·  Langenbecks Arch Surg  ·  01.09.2026  ·  PMID 42821143</w:t>
+        <w:t>Isaac JI et al.  ·  South Med J  ·  02.10.2026  ·  PMID 42826395</w:t>
       </w:r>
     </w:p>
     <w:p>
       <w:r>
-        <w:t>Retrospektive Beobachtungsstudie in zwei türkischen Chirurgiefachbereichen mit 86 Patienten (Januar 2020–Dezember 2025) evaluierte einen neuen Wound Inflammation-Nutrition Index (WINA) und dessen Änderung zwischen postoperativem Tag 1 und 3 (ΔWINA) zur Vorhersage von Wundkomplikationen.</w:t>
+        <w:t>Systematische Übersicht von sieben US-amerikanischen Studien mit 3.274 Patienten zu prophylaktischen Antibiotika bei nicht-operativ behandelten Gesichtsfrakturen: Frakturen-assoziierte Infektionsrate 1,0 %, ohne Nutzen der Antibiotikaprophylaxe.</w:t>
       </w:r>
     </w:p>
     <w:p>
@@ -162,7 +162,7 @@
         <w:t xml:space="preserve">Ergebnis: </w:t>
       </w:r>
       <w:r>
-        <w:t>27,9% (n=24) entwickelten Wundkomplikationen. WINA-Werte an POD1/POD3 und ΔWINA waren bei Komplikationen höher (alle p&lt;0,001). ΔWINA pro 100-Unit-Steigerung: adjustierte OR 2,12 (95%-KI 1,44–3,13; p=0,001). ΔWINA erreichte AUC 0,872 (95%-KI 0,789–0,941) mit 83,3% Sensitivität, 80,6% Spezifität.</w:t>
+        <w:t>Infektionsraten waren niedrig (1,0 % in der größten prospektiven Kohortenstudie) und wurden durch Prophylaxe nicht gesenkt (angepasstes Odds Ratio 1,24–1,32). Längere Antibiotikaexposition war mit isolierten Fällen von Clostridioides-difficile-Kolitis assoziiert. Verfügbare Evidenz unterstützt keine routinemäßige Prophylaxe für unkomplizierte, nicht-operative Gesichtsfrakturen.</w:t>
       </w:r>
     </w:p>
     <w:p>
@@ -177,7 +177,7 @@
         <w:rPr>
           <w:sz w:val="19"/>
         </w:rPr>
-        <w:t>Türkei, europäisch angrenzend; Entzündungsmarker sind in Deutschland routinemäßig verfügbar</w:t>
+        <w:t>USA-Daten, Prinzip aber übertragbar: vermeidbarer Schaden durch unnötige Antibiotikaexposition</w:t>
       </w:r>
     </w:p>
     <w:p>
@@ -186,7 +186,7 @@
           <w:color w:val="5A7D3A"/>
           <w:sz w:val="18"/>
         </w:rPr>
-        <w:t>https://pubmed.ncbi.nlm.nih.gov/42821143/</w:t>
+        <w:t>https://pubmed.ncbi.nlm.nih.gov/42826395/</w:t>
       </w:r>
     </w:p>
     <w:p>
@@ -194,7 +194,7 @@
         <w:pStyle w:val="Heading2"/>
       </w:pPr>
       <w:r>
-        <w:t>Carbapenem-Audit veränderte Gram-negative Resistenzmuster, aber mit Ausweicheffekten</w:t>
+        <w:t>Hochantibiotika-Exposition bei niedriger Sepsis-Inzidenz in Neugeborenen-Intensivstationen Ungarns</w:t>
       </w:r>
     </w:p>
     <w:p>
@@ -204,12 +204,12 @@
           <w:color w:val="666666"/>
           <w:sz w:val="18"/>
         </w:rPr>
-        <w:t>Keshavarzi F et al.  ·  Arch Microbiol  ·  01.10.2026  ·  PMID 42821075</w:t>
+        <w:t>Mari J et al.  ·  Eur J Pediatr  ·  02.10.2026  ·  PMID 42825830</w:t>
       </w:r>
     </w:p>
     <w:p>
       <w:r>
-        <w:t>Malaysisches Uniklinikum untersuchte 6 Jahre (2015-2020), wie ein Post-Prescription-Audit für Carbapeneme die Anfälligkeit von sieben Gram-negativen Erregern verändert; Analyse mittels unterbrochener Zeitreihen und ARIMA-Modellierung.</w:t>
+        <w:t>Nationale Registry-Analyse der Antibiotika-Exposition bei Neugeborenen mit früher Sepsis in Ungarn (2020–2023): 0,41 Fälle pro 1.000 Lebendgeburten, aber 63,9 % aller auf Intensivstationen behandelten Neugeborenen erhielten Antibiotika.</w:t>
       </w:r>
     </w:p>
     <w:p>
@@ -220,7 +220,7 @@
         <w:t xml:space="preserve">Ergebnis: </w:t>
       </w:r>
       <w:r>
-        <w:t>Audit war mit erregerspezifischen Trend-Umkehrungen verbunden. Proteus mirabilis-Imipenem-Empfindlichkeit erholte sich (β=9,465; p=0,005). Klebsiella pneumoniae und Pseudomonas aeruginosa zeigten Abwärts-Trend-Umkehrungen trotz steigender Baselines. Ökologische Verschiebungen auf Fluoroquinolone und β-Laktam/β-Laktamase-Inhibitoren traten auf (P. mirabilis Amoxicillin-Clavulanat β=−43,023; p=0,024).</w:t>
+        <w:t>Die Inzidenz der kultivierten early-onset sepsis (CP-EOS) betrug 0,41 pro 1.000 Lebendgeburten (0,20 bei ≥35 Wochen, 7,0 bei &lt;35 Wochen). Trotzdem erhalten 63,9 % der NICU-Neugeborenen Antibiotika im Median 5 (3–8) Tage. Ein Minimum von 3,2 % aller Neugeborenen Ungarns erhielten Antibiotika, und 15,6 % der Blutkulturen zeigten keine nachfolgende Antibiotikabehandlung. Die Studie dokumentiert unnötig hohe Antibiotika-Exposition bei geringer sepsis-Inzidenz und fordert Strategien zur Reduktion.</w:t>
       </w:r>
     </w:p>
     <w:p>
@@ -235,7 +235,7 @@
         <w:rPr>
           <w:sz w:val="19"/>
         </w:rPr>
-        <w:t>Malaysia, vergleichbar mit deutschen Stewardship-Audits; zeigt Grenzen und Verschiebungsrisiken</w:t>
+        <w:t>Europäische Daten, vergleichbare neonatale Intensivmedizin, Antibiotic Stewardship-relevanz</w:t>
       </w:r>
     </w:p>
     <w:p>
@@ -244,7 +244,7 @@
           <w:color w:val="5A7D3A"/>
           <w:sz w:val="18"/>
         </w:rPr>
-        <w:t>https://pubmed.ncbi.nlm.nih.gov/42821075/</w:t>
+        <w:t>https://pubmed.ncbi.nlm.nih.gov/42825830/</w:t>
       </w:r>
     </w:p>
     <w:p>
@@ -252,7 +252,7 @@
         <w:pStyle w:val="Heading2"/>
       </w:pPr>
       <w:r>
-        <w:t>Digitale Automatisierung klinischer Pfade erhöhte Adherence an Protokolle um 63 Prozent</w:t>
+        <w:t>Sichere Praktiken in der intravenösen Arzneimitteltherapie: Asepsis, Labeling und Dokumentation verhindern Fehler</w:t>
       </w:r>
     </w:p>
     <w:p>
@@ -262,12 +262,12 @@
           <w:color w:val="666666"/>
           <w:sz w:val="18"/>
         </w:rPr>
-        <w:t>Eduardo AA et al.  ·  Einstein (Sao Paulo)  ·  25.09.2026  ·  PMID 42820545</w:t>
+        <w:t>Rocha HDSD et al.  ·  Rev Bras Enferm  ·  28.09.2026  ·  PMID 42820560</w:t>
       </w:r>
     </w:p>
     <w:p>
       <w:r>
-        <w:t>Brasilianisches Universitätskrankenhaus implementierte ein Clinical-Decision-Support-System für Adipositas-Primärversorgung; Vergleich Labortestbestellmuster vor (2023) und nach (2024) Automatisierung bei Hunderten von Besuchen.</w:t>
+        <w:t>Scoping Review nach JBI über sichere Praktiken bei intravenöser Arzneimitteltherapie bei hospitalisierten Erwachsenen: Analyse von 18 Studien zu Asepsis, Vorbereitung, Kennzeichnung, Applikation und Dokumentation.</w:t>
       </w:r>
     </w:p>
     <w:p>
@@ -278,7 +278,7 @@
         <w:t xml:space="preserve">Ergebnis: </w:t>
       </w:r>
       <w:r>
-        <w:t>Adherente Tests stiegen um 63% (IRR 1,63; 95%-KI 1,37–1,96; p&lt;0,001). Median adherente Tests pro Besuch: vorher 1,0, nachher 3,0 (p=0,027). Perplexity sank von 70,9 auf 57,6, zeigend konzentriertere Testbestellungen auf Protokollgrundlage. Von den Top-10 Wachstumstests waren 9/10 protokollbasiert.</w:t>
+        <w:t>Identifizierte sichere Praktiken während intravenöser Arzneimitteltherapie: Händehygiene, Doppelcheck, Medikamenten- und Patientenidentifikation, Prüfung der Zugangspermeabilität, Dokumentation der Verabreichung und Nebenwirkungen. Diese fünf Stufen (Aseptik, Vorbereitung, Labeling, Applikation, Dokumentation) werden als grundlegend für die Sicherheit hospitalisierter Patienten beschrieben.</w:t>
       </w:r>
     </w:p>
     <w:p>
@@ -293,7 +293,7 @@
         <w:rPr>
           <w:sz w:val="19"/>
         </w:rPr>
-        <w:t>Brasilien, Sozialversicherung; digitale Steuerung von Diagnostik ist in Deutschland relevant</w:t>
+        <w:t>Brasilien, aber internationale Best-Practice-Synthese, direkt auf Deutschland übertragbar</w:t>
       </w:r>
     </w:p>
     <w:p>
@@ -302,7 +302,7 @@
           <w:color w:val="5A7D3A"/>
           <w:sz w:val="18"/>
         </w:rPr>
-        <w:t>https://pubmed.ncbi.nlm.nih.gov/42820545/</w:t>
+        <w:t>https://pubmed.ncbi.nlm.nih.gov/42820560/</w:t>
       </w:r>
     </w:p>
     <w:p>
@@ -310,7 +310,7 @@
         <w:pStyle w:val="Heading2"/>
       </w:pPr>
       <w:r>
-        <w:t>Laboroptimierung senkte Sterblichkeit bei Blutstrominfektion um 17 Prozent</w:t>
+        <w:t>Candida-auris-Ausbruch mit Echinocandin-Resistenz in der Türkei dokumentiert Übertragungsdynamik</w:t>
       </w:r>
     </w:p>
     <w:p>
@@ -320,12 +320,12 @@
           <w:color w:val="666666"/>
           <w:sz w:val="18"/>
         </w:rPr>
-        <w:t>Shao J et al.  ·  Front Cell Infect Microbiol  ·  16.09.2026  ·  PMID 42819223</w:t>
+        <w:t>Spruijtenburg B et al.  ·  Int J Infect Dis  ·  14.08.2026  ·  PMID 42600976</w:t>
       </w:r>
     </w:p>
     <w:p>
       <w:r>
-        <w:t>Zehn Krankenhäuser in China optimierten ihre Blutkultur-Laborabläufe durch 24/7-Bearbeitung, schnelle MALDI-TOF-Massenspektrometrie und parallele Antibiogramme; untersucht wurden Auswirkungen auf Sterblichkeit, Kosten und Antibiotikagebrauch bei 1826 Patienten mit Sepsis.</w:t>
+        <w:t>Retrospektive Analyse eines C.-auris-Ausbruchs in einem türkischen Tertiärzentrum (April 2023 – September 2025): 119 Patienten mit Blutstrominfektion, Genotypisierung zeigte Ausbreitung eines Einzelstamms über 21 Stationen ohne Neueinschleppung.</w:t>
       </w:r>
     </w:p>
     <w:p>
@@ -336,7 +336,7 @@
         <w:t xml:space="preserve">Ergebnis: </w:t>
       </w:r>
       <w:r>
-        <w:t>In-Hospital-Mortalität sank von 19,5% auf 13,1% (p=0,002). Zeiten bis zur Erregererkennung wurden um 11-18,5 Stunden verkürzt. Gesamtkrankenhauskosten sanken signifikant (p=0,003), Antibiotikaausgaben nach statistischer Adjustment um p&lt;0,001. Längenaufenthalt und Laborkosten zeigten keine signifikanten Unterschiede.</w:t>
+        <w:t>119 Patienten mit C.-auris-Blutstrominfektion, 30-Tage-Mortalität 54 %. Alle Isolate waren Fluconazol-resistent; zwei Patienten mit vorheriger Echinocandin-Exposition hatten Echinocandin-resistente Isolate (FKS1S639P). Genotypisierung zeigte Clade I mit drei eng verwandten Genotypen; epidemiologische Rückverfolgung und molekulares Typing zeigten, dass ein Ausbruchspatient die Quelle war und sich der Stamm ohne weitere Einschleppungen über mehrere Stationen ausbreitete. Erkannte Übertragungsdynamik unterstreicht Notwendigkeit stärkerer Infektionsprävention.</w:t>
       </w:r>
     </w:p>
     <w:p>
@@ -351,7 +351,7 @@
         <w:rPr>
           <w:sz w:val="19"/>
         </w:rPr>
-        <w:t>China, vergleichbare Laborstruktur; Methode auf deutsches System übertragbar</w:t>
+        <w:t>Türkei (Europa), Ausbruch-Management relevant, Meldepflichten unterscheiden sich</w:t>
       </w:r>
     </w:p>
     <w:p>
@@ -360,65 +360,7 @@
           <w:color w:val="5A7D3A"/>
           <w:sz w:val="18"/>
         </w:rPr>
-        <w:t>https://pubmed.ncbi.nlm.nih.gov/42819223/</w:t>
-      </w:r>
-    </w:p>
-    <w:p>
-      <w:pPr>
-        <w:pStyle w:val="Heading2"/>
-      </w:pPr>
-      <w:r>
-        <w:t>WHO-Checkliste mit geschulten Teams hob Sicherheitskultur in OP um 12 Prozentpunkte</w:t>
-      </w:r>
-    </w:p>
-    <w:p>
-      <w:r>
-        <w:rPr>
-          <w:i/>
-          <w:color w:val="666666"/>
-          <w:sz w:val="18"/>
-        </w:rPr>
-        <w:t>Aouicha W et al.  ·  J Nurs Manag  ·  2026  ·  PMID 42817022</w:t>
-      </w:r>
-    </w:p>
-    <w:p>
-      <w:r>
-        <w:t>Zwei tunesische Krankenhäuser führten ein Implementierungsbündel mit Surgical Safety Checklist, Teamtraining, Mentoring und Audit durch; 347 Fachkräfte (Ärzte, Anästhesisten, Pflegende) wurden befragt zu Sicherheitswahrnehmung in 12 Operationssälen über 21 Monate.</w:t>
-      </w:r>
-    </w:p>
-    <w:p>
-      <w:r>
-        <w:rPr>
-          <w:b/>
-        </w:rPr>
-        <w:t xml:space="preserve">Ergebnis: </w:t>
-      </w:r>
-      <w:r>
-        <w:t>Gesamtwahrnehmte Sicherheit stieg von 70,7% auf 82,4% (postintervention) und stabilisierte sich. Vier Dimensionen verbesserten sich signifikant: Organisationales Lernen von 37,7% auf 50,6%, Teamwork innerhalb von 47,6% auf 59,1%, Kommunikationsopenness von 27,2% auf 46,2%, Teamwork übergreifend von 29,2% auf 37,5%.</w:t>
-      </w:r>
-    </w:p>
-    <w:p>
-      <w:r>
-        <w:rPr>
-          <w:b/>
-          <w:sz w:val="19"/>
-        </w:rPr>
-        <w:t xml:space="preserve">Übertragbarkeit: </w:t>
-      </w:r>
-      <w:r>
-        <w:rPr>
-          <w:sz w:val="19"/>
-        </w:rPr>
-        <w:t>Nordafrika, multilingual; Settings mit Ressourcenknappheit wie deutsche Bundesländer</w:t>
-      </w:r>
-    </w:p>
-    <w:p>
-      <w:r>
-        <w:rPr>
-          <w:color w:val="5A7D3A"/>
-          <w:sz w:val="18"/>
-        </w:rPr>
-        <w:t>https://pubmed.ncbi.nlm.nih.gov/42817022/</w:t>
+        <w:t>https://pubmed.ncbi.nlm.nih.gov/42600976/</w:t>
       </w:r>
     </w:p>
     <w:sectPr>

--- a/download/studien-aktuell.docx
+++ b/download/studien-aktuell.docx
@@ -62,7 +62,7 @@
           <w:color w:val="666666"/>
           <w:sz w:val="18"/>
         </w:rPr>
-        <w:t>Stand: 03.10.2026  |  5 Studien  |  safety.m-vf.de</w:t>
+        <w:t>Stand: 04.10.2026  |  6 Studien  |  safety.m-vf.de</w:t>
       </w:r>
     </w:p>
     <w:p>
@@ -70,7 +70,7 @@
         <w:pStyle w:val="Heading1"/>
       </w:pPr>
       <w:r>
-        <w:t>Aufgenommen am 03.10.2026</w:t>
+        <w:t>Aufgenommen am 04.10.2026</w:t>
       </w:r>
     </w:p>
     <w:p>
@@ -78,7 +78,7 @@
         <w:pStyle w:val="Heading2"/>
       </w:pPr>
       <w:r>
-        <w:t>Strukturierte Intervention senkte 72-Stunden-Wiederaufnahmen bei Sepsis um 0,00112 pro Patient pro Monat</w:t>
+        <w:t>Frühe Multimodaltherapie mit drei Vasopressoren senkt Laktat und verbessert Organfunktion bei Septischem Schock</w:t>
       </w:r>
     </w:p>
     <w:p>
@@ -88,12 +88,12 @@
           <w:color w:val="666666"/>
           <w:sz w:val="18"/>
         </w:rPr>
-        <w:t>Burns R et al.  ·  South Med J  ·  02.10.2026  ·  PMID 42826397</w:t>
+        <w:t>Kalamar Ž et al.  ·  Crit Care  ·  07.09.2026  ·  PMID 42827265</w:t>
       </w:r>
     </w:p>
     <w:p>
       <w:r>
-        <w:t>Retrospektive Kohortenstudie mit unterbrochener Zeitreihenanalyse: Auswirkung einer Interventionsmaßnahme auf 72-Stunden-Wiederaufnahmen von Patienten mit Sepsis oder Pyelonephritis in einer US-amerikanischen Notaufnahme (2020–2023).</w:t>
+        <w:t>Randomisierte Phase-II-Studie (TRICYCLE) mit 79 Patienten in Intensivstationen; Vergleich früher Gabe von Angiotensin II, Vasopressin und Noradrenalin (Interventionsgruppe) gegen schrittweise Eskalation (Kontrolle) bei septischem Schock.</w:t>
       </w:r>
     </w:p>
     <w:p>
@@ -104,7 +104,7 @@
         <w:t xml:space="preserve">Ergebnis: </w:t>
       </w:r>
       <w:r>
-        <w:t>Von 39.818 Patienten hatten 4.907 (12,3 %) 72-Stunden-Wiederaufnahmen. Vor Intervention: Anstieg um 0,00054 pro Aufnahme pro Monat (p=0,30). Nach Interventionsimplementierung am 4. Mai 2021 sofortiger Rückgang um 0,0017 (p=0,75), dann nachhaltiger Rückgang um 0,00112 pro Aufnahme pro Monat (p=0,04). Für Sepsis spezifisch: nachhaltiger Rückgang von 0,0033 pro Aufnahme pro Monat (p=0,02). Intervention war mit nachhaltiger Reduktion der Wiederaufnahmen assoziiert.</w:t>
+        <w:t>Schnellerer Rückgang Plasma-Renin 2,61 %/h vs. 1,67 %/h (p=0,015), Laktat 1,53 %/h vs. 1,01 %/h (p=0,006) in den ersten 72 h. SOFA-Score Reduktion: −3 Punkte vs. 0 (p=0,018). Tachyarrhythmien signifikant seltener (15,6 % vs. 68,6 %, p&lt;0,01). ICU-Mortalität 26,3 % vs. 41,5 %, 28-Tage-Mortalität 36,8 % vs. 46,3 % (keine Signifikanz). Physiologische Marker verbessert, klinische Mortalität nicht signifikant reduziert.</w:t>
       </w:r>
     </w:p>
     <w:p>
@@ -119,7 +119,7 @@
         <w:rPr>
           <w:sz w:val="19"/>
         </w:rPr>
-        <w:t>USA, Wiederaufnahme-Messung übertragbar, Interventionsdetails fehlen</w:t>
+        <w:t>Slowenien und Kroatien, vergleichbare Intensivmedizin; Behandlungsbündel-Ansatz übertragbar</w:t>
       </w:r>
     </w:p>
     <w:p>
@@ -128,7 +128,7 @@
           <w:color w:val="5A7D3A"/>
           <w:sz w:val="18"/>
         </w:rPr>
-        <w:t>https://pubmed.ncbi.nlm.nih.gov/42826397/</w:t>
+        <w:t>https://pubmed.ncbi.nlm.nih.gov/42827265/</w:t>
       </w:r>
     </w:p>
     <w:p>
@@ -136,7 +136,7 @@
         <w:pStyle w:val="Heading2"/>
       </w:pPr>
       <w:r>
-        <w:t>Antibiotic Stewardship bei geschlossenen Gesichtsfrakturen reduziert Schaden ohne Infektionsschutz</w:t>
+        <w:t>Immunreaktionen unter Checkpoint-Inhibitoren vorhersagen Überlebensvorteil unabhängig vom Alter</w:t>
       </w:r>
     </w:p>
     <w:p>
@@ -146,12 +146,12 @@
           <w:color w:val="666666"/>
           <w:sz w:val="18"/>
         </w:rPr>
-        <w:t>Isaac JI et al.  ·  South Med J  ·  02.10.2026  ·  PMID 42826395</w:t>
+        <w:t>Agbarya A et al.  ·  Front Immunol  ·  17.09.2026  ·  PMID 42824450</w:t>
       </w:r>
     </w:p>
     <w:p>
       <w:r>
-        <w:t>Systematische Übersicht von sieben US-amerikanischen Studien mit 3.274 Patienten zu prophylaktischen Antibiotika bei nicht-operativ behandelten Gesichtsfrakturen: Frakturen-assoziierte Infektionsrate 1,0 %, ohne Nutzen der Antibiotikaprophylaxe.</w:t>
+        <w:t>Retrospektive multizentrische Studie mit 452 älteren und jüngeren Patienten mit metastasiertem nicht-kleinzelligem Lungenkarzinom unter Checkpoint-Inhibitoren; Analyse, ob Immunnebenwirkungen (irAEs) mit Progression Free und Overall Survival korrelieren.</w:t>
       </w:r>
     </w:p>
     <w:p>
@@ -162,7 +162,7 @@
         <w:t xml:space="preserve">Ergebnis: </w:t>
       </w:r>
       <w:r>
-        <w:t>Infektionsraten waren niedrig (1,0 % in der größten prospektiven Kohortenstudie) und wurden durch Prophylaxe nicht gesenkt (angepasstes Odds Ratio 1,24–1,32). Längere Antibiotikaexposition war mit isolierten Fällen von Clostridioides-difficile-Kolitis assoziiert. Verfügbare Evidenz unterstützt keine routinemäßige Prophylaxe für unkomplizierte, nicht-operative Gesichtsfrakturen.</w:t>
+        <w:t>344 Patienten &lt;75 Jahre, 108 ≥75 Jahre. Patienten ≥75 Jahre häufiger &gt;2 verschiedene irAE-Typen. Median PFS 12,0 und OS 15,0 Monate gesamt; OS signifikant kürzer in Gruppe ≥75 Jahren (p=0,008). Auftreten irAEs assoziiert mit verbesserter PFS und OS in beiden Altersgruppen; höhere irAE-Last (&gt;2 Typen) numerisch länger mit Überleben assoziiert.</w:t>
       </w:r>
     </w:p>
     <w:p>
@@ -177,7 +177,7 @@
         <w:rPr>
           <w:sz w:val="19"/>
         </w:rPr>
-        <w:t>USA-Daten, Prinzip aber übertragbar: vermeidbarer Schaden durch unnötige Antibiotikaexposition</w:t>
+        <w:t>Israel, prospektives Design; Immunverträglichkeit als Prognosemarker übertragbar</w:t>
       </w:r>
     </w:p>
     <w:p>
@@ -186,7 +186,7 @@
           <w:color w:val="5A7D3A"/>
           <w:sz w:val="18"/>
         </w:rPr>
-        <w:t>https://pubmed.ncbi.nlm.nih.gov/42826395/</w:t>
+        <w:t>https://pubmed.ncbi.nlm.nih.gov/42824450/</w:t>
       </w:r>
     </w:p>
     <w:p>
@@ -194,7 +194,7 @@
         <w:pStyle w:val="Heading2"/>
       </w:pPr>
       <w:r>
-        <w:t>Hochantibiotika-Exposition bei niedriger Sepsis-Inzidenz in Neugeborenen-Intensivstationen Ungarns</w:t>
+        <w:t>Impffehlquoten durch Arbeitsüberlastung und prekäre Bedingungen in Primärversorgung</w:t>
       </w:r>
     </w:p>
     <w:p>
@@ -204,12 +204,12 @@
           <w:color w:val="666666"/>
           <w:sz w:val="18"/>
         </w:rPr>
-        <w:t>Mari J et al.  ·  Eur J Pediatr  ·  02.10.2026  ·  PMID 42825830</w:t>
+        <w:t>Cirino FMSB et al.  ·  Rev Bras Enferm  ·  28.09.2026  ·  PMID 42820566</w:t>
       </w:r>
     </w:p>
     <w:p>
       <w:r>
-        <w:t>Nationale Registry-Analyse der Antibiotika-Exposition bei Neugeborenen mit früher Sepsis in Ungarn (2020–2023): 0,41 Fälle pro 1.000 Lebendgeburten, aber 63,9 % aller auf Intensivstationen behandelten Neugeborenen erhielten Antibiotika.</w:t>
+        <w:t>Reflexive brasilianische Studie über Impffehlquoten in der Grundversorgung; kritische Analyse der Arbeitsbedingungen von Pflegefachpersonen und organisatorischer Faktoren jenseits individueller Verantwortung.</w:t>
       </w:r>
     </w:p>
     <w:p>
@@ -220,7 +220,7 @@
         <w:t xml:space="preserve">Ergebnis: </w:t>
       </w:r>
       <w:r>
-        <w:t>Die Inzidenz der kultivierten early-onset sepsis (CP-EOS) betrug 0,41 pro 1.000 Lebendgeburten (0,20 bei ≥35 Wochen, 7,0 bei &lt;35 Wochen). Trotzdem erhalten 63,9 % der NICU-Neugeborenen Antibiotika im Median 5 (3–8) Tage. Ein Minimum von 3,2 % aller Neugeborenen Ungarns erhielten Antibiotika, und 15,6 % der Blutkulturen zeigten keine nachfolgende Antibiotikabehandlung. Die Studie dokumentiert unnötig hohe Antibiotika-Exposition bei geringer sepsis-Inzidenz und fordert Strategien zur Reduktion.</w:t>
+        <w:t>Impffehlquoten nicht auf technische oder individuelle Fehler reduzierbar, sondern Ausdruck von Burnout durch prekäre Arbeitsbedingungen, Überarbeitung und ungleicher Ressourcenverteilung. Systemischer Ansatz erforderlich: Stärkung von Autonomie, würdige Arbeitsbedingungen und kritische Reflexionsräume für Sicherheitskultur.</w:t>
       </w:r>
     </w:p>
     <w:p>
@@ -235,7 +235,7 @@
         <w:rPr>
           <w:sz w:val="19"/>
         </w:rPr>
-        <w:t>Europäische Daten, vergleichbare neonatale Intensivmedizin, Antibiotic Stewardship-relevanz</w:t>
+        <w:t>Brasilien; Arbeitsschutz und Fehlerkultur in Primärversorgung prinzipiell übertragbar</w:t>
       </w:r>
     </w:p>
     <w:p>
@@ -244,7 +244,7 @@
           <w:color w:val="5A7D3A"/>
           <w:sz w:val="18"/>
         </w:rPr>
-        <w:t>https://pubmed.ncbi.nlm.nih.gov/42825830/</w:t>
+        <w:t>https://pubmed.ncbi.nlm.nih.gov/42820566/</w:t>
       </w:r>
     </w:p>
     <w:p>
@@ -252,7 +252,7 @@
         <w:pStyle w:val="Heading2"/>
       </w:pPr>
       <w:r>
-        <w:t>Sichere Praktiken in der intravenösen Arzneimitteltherapie: Asepsis, Labeling und Dokumentation verhindern Fehler</w:t>
+        <w:t>Zellfreie DNA und HLA-DR vorhersagen Sepsis-Mortalität besser als Standardscores</w:t>
       </w:r>
     </w:p>
     <w:p>
@@ -262,12 +262,12 @@
           <w:color w:val="666666"/>
           <w:sz w:val="18"/>
         </w:rPr>
-        <w:t>Rocha HDSD et al.  ·  Rev Bras Enferm  ·  28.09.2026  ·  PMID 42820560</w:t>
+        <w:t>Peng X et al.  ·  J Int Med Res  ·  30.09.2026  ·  PMID 42816759</w:t>
       </w:r>
     </w:p>
     <w:p>
       <w:r>
-        <w:t>Scoping Review nach JBI über sichere Praktiken bei intravenöser Arzneimitteltherapie bei hospitalisierten Erwachsenen: Analyse von 18 Studien zu Asepsis, Vorbereitung, Kennzeichnung, Applikation und Dokumentation.</w:t>
+        <w:t>Prospektive chinesische Kohortenstudie mit 307 Sepsispatienten auf Intensivstationen; Messung von zellfreier DNA und monozyten-HLA-DR-Expression in den ersten 24 h und Vorhersagekraft für 28-Tage-Mortalität gegenüber etablierten Scores.</w:t>
       </w:r>
     </w:p>
     <w:p>
@@ -278,7 +278,7 @@
         <w:t xml:space="preserve">Ergebnis: </w:t>
       </w:r>
       <w:r>
-        <w:t>Identifizierte sichere Praktiken während intravenöser Arzneimitteltherapie: Händehygiene, Doppelcheck, Medikamenten- und Patientenidentifikation, Prüfung der Zugangspermeabilität, Dokumentation der Verabreichung und Nebenwirkungen. Diese fünf Stufen (Aseptik, Vorbereitung, Labeling, Applikation, Dokumentation) werden als grundlegend für die Sicherheit hospitalisierter Patienten beschrieben.</w:t>
+        <w:t>89 von 307 Patienten starben (28,99 %). Höhere zellfreie DNA und niedrigere mHLA-DR bei Verstorbenen. Kombiniertes Biomarker-Modell erhöhte AUC von 0,79 auf 0,88 (gegenüber klinischem Basis-Modell). Net Reclassification Improvement und Integrated Discrimination Improvement signifikant positiv. Interne Validierung bestätigt. Externe Validierung erforderlich.</w:t>
       </w:r>
     </w:p>
     <w:p>
@@ -293,7 +293,7 @@
         <w:rPr>
           <w:sz w:val="19"/>
         </w:rPr>
-        <w:t>Brasilien, aber internationale Best-Practice-Synthese, direkt auf Deutschland übertragbar</w:t>
+        <w:t>China, prospektives Design; Biomarkerkombinatoren für Risikostratifikation übertragbar</w:t>
       </w:r>
     </w:p>
     <w:p>
@@ -302,7 +302,7 @@
           <w:color w:val="5A7D3A"/>
           <w:sz w:val="18"/>
         </w:rPr>
-        <w:t>https://pubmed.ncbi.nlm.nih.gov/42820560/</w:t>
+        <w:t>https://pubmed.ncbi.nlm.nih.gov/42816759/</w:t>
       </w:r>
     </w:p>
     <w:p>
@@ -310,7 +310,7 @@
         <w:pStyle w:val="Heading2"/>
       </w:pPr>
       <w:r>
-        <w:t>Candida-auris-Ausbruch mit Echinocandin-Resistenz in der Türkei dokumentiert Übertragungsdynamik</w:t>
+        <w:t>Angemessene Antibiotikaauswahl reduziert unerwünschte Ereignisse bei COPD-Exazerbation um 41 %</w:t>
       </w:r>
     </w:p>
     <w:p>
@@ -320,12 +320,12 @@
           <w:color w:val="666666"/>
           <w:sz w:val="18"/>
         </w:rPr>
-        <w:t>Spruijtenburg B et al.  ·  Int J Infect Dis  ·  14.08.2026  ·  PMID 42600976</w:t>
+        <w:t>Perales-Muñoz R et al.  ·  Rev Esp Quimioter  ·  21.09.2026  ·  PMID 42768888</w:t>
       </w:r>
     </w:p>
     <w:p>
       <w:r>
-        <w:t>Retrospektive Analyse eines C.-auris-Ausbruchs in einem türkischen Tertiärzentrum (April 2023 – September 2025): 119 Patienten mit Blutstrominfektion, Genotypisierung zeigte Ausbreitung eines Einzelstamms über 21 Stationen ohne Neueinschleppung.</w:t>
+        <w:t>Spanische Multizenterstudie an 4.136 Patienten mit akuter COPD-Exazerbation in Notfallaufnahmen; Auswertung, ob die Wahl des Antibiotikums nach nationalen Leitlinien mit 30-Tage-Ergebnissen (Rückfall, Wiederaufnahme, Tod) assoziiert ist.</w:t>
       </w:r>
     </w:p>
     <w:p>
@@ -336,7 +336,7 @@
         <w:t xml:space="preserve">Ergebnis: </w:t>
       </w:r>
       <w:r>
-        <w:t>119 Patienten mit C.-auris-Blutstrominfektion, 30-Tage-Mortalität 54 %. Alle Isolate waren Fluconazol-resistent; zwei Patienten mit vorheriger Echinocandin-Exposition hatten Echinocandin-resistente Isolate (FKS1S639P). Genotypisierung zeigte Clade I mit drei eng verwandten Genotypen; epidemiologische Rückverfolgung und molekulares Typing zeigten, dass ein Ausbruchspatient die Quelle war und sich der Stamm ohne weitere Einschleppungen über mehrere Stationen ausbreitete. Erkannte Übertragungsdynamik unterstreicht Notwendigkeit stärkerer Infektionsprävention.</w:t>
+        <w:t>56,9 % der aus der Notaufnahme entlassenen Patienten erhielten Antibiotika, 16,0 % inadäquat. Unerwünschte Ereignisse bei inadäquater Therapie 20,9 % vs. 13,3 % (p=0,019); adjustierte Risikoreduktion durch angemessene Auswahl: RR 0,59 (95%-CI 0,41–0,85, p=0,004). Einziger beeinflussbarer Faktor mit unabhängiger Schutzwirkung.</w:t>
       </w:r>
     </w:p>
     <w:p>
@@ -351,7 +351,7 @@
         <w:rPr>
           <w:sz w:val="19"/>
         </w:rPr>
-        <w:t>Türkei (Europa), Ausbruch-Management relevant, Meldepflichten unterscheiden sich</w:t>
+        <w:t>Spanien, vergleichbare Notaufnahmesysteme; Leitlinienkonformität als Qualitätsindikator übertragbar</w:t>
       </w:r>
     </w:p>
     <w:p>
@@ -360,7 +360,65 @@
           <w:color w:val="5A7D3A"/>
           <w:sz w:val="18"/>
         </w:rPr>
-        <w:t>https://pubmed.ncbi.nlm.nih.gov/42600976/</w:t>
+        <w:t>https://pubmed.ncbi.nlm.nih.gov/42768888/</w:t>
+      </w:r>
+    </w:p>
+    <w:p>
+      <w:pPr>
+        <w:pStyle w:val="Heading2"/>
+      </w:pPr>
+      <w:r>
+        <w:t>Serratia-Bakteriämie: Stabile Inzidenz, 24 % Mortalität, Wirtsmerkmale bestimmen Ausgang</w:t>
+      </w:r>
+    </w:p>
+    <w:p>
+      <w:r>
+        <w:rPr>
+          <w:i/>
+          <w:color w:val="666666"/>
+          <w:sz w:val="18"/>
+        </w:rPr>
+        <w:t>Thiele IM et al.  ·  APMIS  ·  Aug. 2026  ·  PMID 42635016</w:t>
+      </w:r>
+    </w:p>
+    <w:p>
+      <w:r>
+        <w:t>Populationsbasierte dänische Kohortenstudie (2010–2024) mit 188 Patienten mit Serratia-Bakteriämie; Erfassung klinischer Charakteristika, Infektfokus und 30-Tage-Mortalität nach Art der Akquisition (ambulant, healthcare-assoziiert, nosokomial).</w:t>
+      </w:r>
+    </w:p>
+    <w:p>
+      <w:r>
+        <w:rPr>
+          <w:b/>
+        </w:rPr>
+        <w:t xml:space="preserve">Ergebnis: </w:t>
+      </w:r>
+      <w:r>
+        <w:t>Stabile jährliche Inzidenz 2,1/100.000 Personenjahre (95%-CI 1,8–2,5). Gemeinschaftserworben 38 %, nosokomial 37 %, Fokus Harnweg 25 %, Gallenwege 20 %, keine Fokusidentifikation 28 %. 30-Tage-Mortalität 24 %. Höheres Alter (RR 1,02 pro Jahr) und hoher Comorbidity-Index (RR 2,58, 95%-CI 1,01–6,63) mit erhöhter Mortalität assoziiert; Akquisitionsart nicht signifikant.</w:t>
+      </w:r>
+    </w:p>
+    <w:p>
+      <w:r>
+        <w:rPr>
+          <w:b/>
+          <w:sz w:val="19"/>
+        </w:rPr>
+        <w:t xml:space="preserve">Übertragbarkeit: </w:t>
+      </w:r>
+      <w:r>
+        <w:rPr>
+          <w:sz w:val="19"/>
+        </w:rPr>
+        <w:t>Dänemark, Meldepflicht und Entschädigung ohne Verschuldensnachweis; Epidemiologie nicht direkt mit Deutschland vergleichbar</w:t>
+      </w:r>
+    </w:p>
+    <w:p>
+      <w:r>
+        <w:rPr>
+          <w:color w:val="5A7D3A"/>
+          <w:sz w:val="18"/>
+        </w:rPr>
+        <w:t>https://pubmed.ncbi.nlm.nih.gov/42635016/</w:t>
       </w:r>
     </w:p>
     <w:sectPr>

--- a/download/studien-aktuell.docx
+++ b/download/studien-aktuell.docx
@@ -62,7 +62,7 @@
           <w:color w:val="666666"/>
           <w:sz w:val="18"/>
         </w:rPr>
-        <w:t>Stand: 04.10.2026  |  6 Studien  |  safety.m-vf.de</w:t>
+        <w:t>Stand: 05.10.2026  |  6 Studien  |  safety.m-vf.de</w:t>
       </w:r>
     </w:p>
     <w:p>
@@ -70,7 +70,7 @@
         <w:pStyle w:val="Heading1"/>
       </w:pPr>
       <w:r>
-        <w:t>Aufgenommen am 04.10.2026</w:t>
+        <w:t>Aufgenommen am 05.10.2026</w:t>
       </w:r>
     </w:p>
     <w:p>
@@ -78,7 +78,7 @@
         <w:pStyle w:val="Heading2"/>
       </w:pPr>
       <w:r>
-        <w:t>Frühe Multimodaltherapie mit drei Vasopressoren senkt Laktat und verbessert Organfunktion bei Septischem Schock</w:t>
+        <w:t>FMEA-gestützte Massnahmen senkten Medikationsfehler um 49 Prozent</w:t>
       </w:r>
     </w:p>
     <w:p>
@@ -88,12 +88,12 @@
           <w:color w:val="666666"/>
           <w:sz w:val="18"/>
         </w:rPr>
-        <w:t>Kalamar Ž et al.  ·  Crit Care  ·  07.09.2026  ·  PMID 42827265</w:t>
+        <w:t>Issatayeva N et al.  ·  Georgian Med News  ·  Juli 2026  ·  PMID 42830057</w:t>
       </w:r>
     </w:p>
     <w:p>
       <w:r>
-        <w:t>Randomisierte Phase-II-Studie (TRICYCLE) mit 79 Patienten in Intensivstationen; Vergleich früher Gabe von Angiotensin II, Vasopressin und Noradrenalin (Interventionsgruppe) gegen schrittweise Eskalation (Kontrolle) bei septischem Schock.</w:t>
+        <w:t>FMEA-Analyse des Medikationsprozesses an einer kasachischen Universitätsklinik mit Umsetzung von Massnahmen wie elektronischer Verordnung, Ärzte-Selbstcheck und mobiler Medikamentenverifizierung.</w:t>
       </w:r>
     </w:p>
     <w:p>
@@ -104,7 +104,7 @@
         <w:t xml:space="preserve">Ergebnis: </w:t>
       </w:r>
       <w:r>
-        <w:t>Schnellerer Rückgang Plasma-Renin 2,61 %/h vs. 1,67 %/h (p=0,015), Laktat 1,53 %/h vs. 1,01 %/h (p=0,006) in den ersten 72 h. SOFA-Score Reduktion: −3 Punkte vs. 0 (p=0,018). Tachyarrhythmien signifikant seltener (15,6 % vs. 68,6 %, p&lt;0,01). ICU-Mortalität 26,3 % vs. 41,5 %, 28-Tage-Mortalität 36,8 % vs. 46,3 % (keine Signifikanz). Physiologische Marker verbessert, klinische Mortalität nicht signifikant reduziert.</w:t>
+        <w:t>Medikationsfehler sanken um 49 % innerhalb eines Jahres; RPN-Gesamtwert von 1990 auf 840 reduziert (57,8 %); Anteil vor Abgabe erkannter Fehler stieg von 30 % auf 70 %.</w:t>
       </w:r>
     </w:p>
     <w:p>
@@ -119,7 +119,7 @@
         <w:rPr>
           <w:sz w:val="19"/>
         </w:rPr>
-        <w:t>Slowenien und Kroatien, vergleichbare Intensivmedizin; Behandlungsbündel-Ansatz übertragbar</w:t>
+        <w:t>Zentralasien mit vergleichbarem Versicherungssystem; Erkenntnisse für Kliniken in DACH-Ländern validierbar.</w:t>
       </w:r>
     </w:p>
     <w:p>
@@ -128,7 +128,7 @@
           <w:color w:val="5A7D3A"/>
           <w:sz w:val="18"/>
         </w:rPr>
-        <w:t>https://pubmed.ncbi.nlm.nih.gov/42827265/</w:t>
+        <w:t>https://pubmed.ncbi.nlm.nih.gov/42830057/</w:t>
       </w:r>
     </w:p>
     <w:p>
@@ -136,7 +136,7 @@
         <w:pStyle w:val="Heading2"/>
       </w:pPr>
       <w:r>
-        <w:t>Immunreaktionen unter Checkpoint-Inhibitoren vorhersagen Überlebensvorteil unabhängig vom Alter</w:t>
+        <w:t>Seltene Katastrophenfälle beeinflussen klinisches Handeln überproportional</w:t>
       </w:r>
     </w:p>
     <w:p>
@@ -146,12 +146,12 @@
           <w:color w:val="666666"/>
           <w:sz w:val="18"/>
         </w:rPr>
-        <w:t>Agbarya A et al.  ·  Front Immunol  ·  17.09.2026  ·  PMID 42824450</w:t>
+        <w:t>Ragusa A  ·  J Eval Clin Pract  ·  Okt. 2026  ·  PMID 42829970</w:t>
       </w:r>
     </w:p>
     <w:p>
       <w:r>
-        <w:t>Retrospektive multizentrische Studie mit 452 älteren und jüngeren Patienten mit metastasiertem nicht-kleinzelligem Lungenkarzinom unter Checkpoint-Inhibitoren; Analyse, ob Immunnebenwirkungen (irAEs) mit Progression Free und Overall Survival korrelieren.</w:t>
+        <w:t>Konzeptionelle Analyse, wie extrem seltene unerwünschte Ergebnisse in der Geburtshilfe durch organisationales Gedächtnis, Kognition und Blame-Antizipation das Interventionsverhalten prägen.</w:t>
       </w:r>
     </w:p>
     <w:p>
@@ -162,7 +162,7 @@
         <w:t xml:space="preserve">Ergebnis: </w:t>
       </w:r>
       <w:r>
-        <w:t>344 Patienten &lt;75 Jahre, 108 ≥75 Jahre. Patienten ≥75 Jahre häufiger &gt;2 verschiedene irAE-Typen. Median PFS 12,0 und OS 15,0 Monate gesamt; OS signifikant kürzer in Gruppe ≥75 Jahren (p=0,008). Auftreten irAEs assoziiert mit verbesserter PFS und OS in beiden Altersgruppen; höhere irAE-Last (&gt;2 Typen) numerisch länger mit Überleben assoziiert.</w:t>
+        <w:t>Das Modell 'One-Per-Thousand Effect' zeigt: Isolierte Katastrophen senken Interventionsschwellen progressiv und erhöhen Eingriffe bei viel grösserer Population – auch wenn nur statistisch 1 von 1000 Patienten betroffen ist; unterscheidet proportionales Lernen von defensiver Anpassung.</w:t>
       </w:r>
     </w:p>
     <w:p>
@@ -177,7 +177,7 @@
         <w:rPr>
           <w:sz w:val="19"/>
         </w:rPr>
-        <w:t>Israel, prospektives Design; Immunverträglichkeit als Prognosemarker übertragbar</w:t>
+        <w:t>Italien (Geburtshilfe); qualitatives Modell für Deutschland übertragbar; betrifft auch deutsche Fehlermeldesysteme und Defensive Medicine.</w:t>
       </w:r>
     </w:p>
     <w:p>
@@ -186,7 +186,7 @@
           <w:color w:val="5A7D3A"/>
           <w:sz w:val="18"/>
         </w:rPr>
-        <w:t>https://pubmed.ncbi.nlm.nih.gov/42824450/</w:t>
+        <w:t>https://pubmed.ncbi.nlm.nih.gov/42829970/</w:t>
       </w:r>
     </w:p>
     <w:p>
@@ -194,7 +194,7 @@
         <w:pStyle w:val="Heading2"/>
       </w:pPr>
       <w:r>
-        <w:t>Impffehlquoten durch Arbeitsüberlastung und prekäre Bedingungen in Primärversorgung</w:t>
+        <w:t>GLP-1-Agonisten senken Sepsis-Sterblichkeit gegenüber SGLT2-Hemmern um 19 Prozent</w:t>
       </w:r>
     </w:p>
     <w:p>
@@ -204,12 +204,12 @@
           <w:color w:val="666666"/>
           <w:sz w:val="18"/>
         </w:rPr>
-        <w:t>Cirino FMSB et al.  ·  Rev Bras Enferm  ·  28.09.2026  ·  PMID 42820566</w:t>
+        <w:t>Liu HH et al.  ·  Drug Des Devel Ther  ·  29.09.2026  ·  PMID 42829714</w:t>
       </w:r>
     </w:p>
     <w:p>
       <w:r>
-        <w:t>Reflexive brasilianische Studie über Impffehlquoten in der Grundversorgung; kritische Analyse der Arbeitsbedingungen von Pflegefachpersonen und organisatorischer Faktoren jenseits individueller Verantwortung.</w:t>
+        <w:t>Propensity-Score-gematchtche Kohortenstudie aus TriNetX-Netzwerk (USA): Typ-2-Diabetiker mit Sepsis, die vor Infektion GLP-1RA oder SGLT2i erhielten, auf 90-Tage-Mortalität und kardiovaskuläre Ereignisse.</w:t>
       </w:r>
     </w:p>
     <w:p>
@@ -220,7 +220,7 @@
         <w:t xml:space="preserve">Ergebnis: </w:t>
       </w:r>
       <w:r>
-        <w:t>Impffehlquoten nicht auf technische oder individuelle Fehler reduzierbar, sondern Ausdruck von Burnout durch prekäre Arbeitsbedingungen, Überarbeitung und ungleicher Ressourcenverteilung. Systemischer Ansatz erforderlich: Stärkung von Autonomie, würdige Arbeitsbedingungen und kritische Reflexionsräume für Sicherheitskultur.</w:t>
+        <w:t>90-Tage-Mortalität: GLP-1RA 48,6 vs. SGLT2i 60,6 pro 100 Patientenjahre (HR 0,81; 95%-KI 0,75–0,88); MACE: HR 0,77 (0,65–0,91); ICU-Aufnahme HR 0,89 (0,84–0,94); E-values 1,4–1,7 deuten auf residuales Confounding hin.</w:t>
       </w:r>
     </w:p>
     <w:p>
@@ -235,7 +235,7 @@
         <w:rPr>
           <w:sz w:val="19"/>
         </w:rPr>
-        <w:t>Brasilien; Arbeitsschutz und Fehlerkultur in Primärversorgung prinzipiell übertragbar</w:t>
+        <w:t>USA; Hypothesengenerierung; E-values zeigen Confounding-Anfälligkeit; Bestätigung in prospektiven Studien nötig.</w:t>
       </w:r>
     </w:p>
     <w:p>
@@ -244,7 +244,7 @@
           <w:color w:val="5A7D3A"/>
           <w:sz w:val="18"/>
         </w:rPr>
-        <w:t>https://pubmed.ncbi.nlm.nih.gov/42820566/</w:t>
+        <w:t>https://pubmed.ncbi.nlm.nih.gov/42829714/</w:t>
       </w:r>
     </w:p>
     <w:p>
@@ -252,7 +252,7 @@
         <w:pStyle w:val="Heading2"/>
       </w:pPr>
       <w:r>
-        <w:t>Zellfreie DNA und HLA-DR vorhersagen Sepsis-Mortalität besser als Standardscores</w:t>
+        <w:t>Spülungsprotokolle senkten Infektionen nach Hirnschrittmacher-Implantation um 60 Prozent</w:t>
       </w:r>
     </w:p>
     <w:p>
@@ -262,12 +262,12 @@
           <w:color w:val="666666"/>
           <w:sz w:val="18"/>
         </w:rPr>
-        <w:t>Peng X et al.  ·  J Int Med Res  ·  30.09.2026  ·  PMID 42816759</w:t>
+        <w:t>Liu B et al.  ·  Front Neurol  ·  18.09.2026  ·  PMID 42827959</w:t>
       </w:r>
     </w:p>
     <w:p>
       <w:r>
-        <w:t>Prospektive chinesische Kohortenstudie mit 307 Sepsispatienten auf Intensivstationen; Messung von zellfreier DNA und monozyten-HLA-DR-Expression in den ersten 24 h und Vorhersagekraft für 28-Tage-Mortalität gegenüber etablierten Scores.</w:t>
+        <w:t>Retrospektive Kohortenstudie von 385 DBS-Operationen mit vier Spülungsgruppen (Kochsalz, Wasserstoffperoxid, Povidon-Iod, Kombination) zur Reduktion oberflächlicher Infektionen.</w:t>
       </w:r>
     </w:p>
     <w:p>
@@ -278,7 +278,7 @@
         <w:t xml:space="preserve">Ergebnis: </w:t>
       </w:r>
       <w:r>
-        <w:t>89 von 307 Patienten starben (28,99 %). Höhere zellfreie DNA und niedrigere mHLA-DR bei Verstorbenen. Kombiniertes Biomarker-Modell erhöhte AUC von 0,79 auf 0,88 (gegenüber klinischem Basis-Modell). Net Reclassification Improvement und Integrated Discrimination Improvement signifikant positiv. Interne Validierung bestätigt. Externe Validierung erforderlich.</w:t>
+        <w:t>Infektionsrate Kochsalz 5,26 % gegenüber Interventionsgruppen 1,02–1,04 % (p=0,039); Wasserstoffperoxid und 0,5 % Povidon-Iod jeweils eine Infektion pro ~100 Eingriffe.</w:t>
       </w:r>
     </w:p>
     <w:p>
@@ -293,7 +293,7 @@
         <w:rPr>
           <w:sz w:val="19"/>
         </w:rPr>
-        <w:t>China, prospektives Design; Biomarkerkombinatoren für Risikostratifikation übertragbar</w:t>
+        <w:t>China; Prinzip auf andere Operationen übertragbar; vergleichbare Versorgungsstrukturen.</w:t>
       </w:r>
     </w:p>
     <w:p>
@@ -302,7 +302,7 @@
           <w:color w:val="5A7D3A"/>
           <w:sz w:val="18"/>
         </w:rPr>
-        <w:t>https://pubmed.ncbi.nlm.nih.gov/42816759/</w:t>
+        <w:t>https://pubmed.ncbi.nlm.nih.gov/42827959/</w:t>
       </w:r>
     </w:p>
     <w:p>
@@ -310,7 +310,7 @@
         <w:pStyle w:val="Heading2"/>
       </w:pPr>
       <w:r>
-        <w:t>Angemessene Antibiotikaauswahl reduziert unerwünschte Ereignisse bei COPD-Exazerbation um 41 %</w:t>
+        <w:t>RED-EYE-AMSP-Modell für Antibiotic Stewardship in der Augenheilkunde</w:t>
       </w:r>
     </w:p>
     <w:p>
@@ -320,12 +320,12 @@
           <w:color w:val="666666"/>
           <w:sz w:val="18"/>
         </w:rPr>
-        <w:t>Perales-Muñoz R et al.  ·  Rev Esp Quimioter  ·  21.09.2026  ·  PMID 42768888</w:t>
+        <w:t>Panda PK et al.  ·  Indian J Ophthalmol  ·  01.10.2026  ·  PMID 42826044</w:t>
       </w:r>
     </w:p>
     <w:p>
       <w:r>
-        <w:t>Spanische Multizenterstudie an 4.136 Patienten mit akuter COPD-Exazerbation in Notfallaufnahmen; Auswertung, ob die Wahl des Antibiotikums nach nationalen Leitlinien mit 30-Tage-Ergebnissen (Rückfall, Wiederaufnahme, Tod) assoziiert ist.</w:t>
+        <w:t>Qualitative Perspektive zur Implementierung von Antibiotic Stewardship (AMS) in der Ophthalmologie; 10-Punkte-Modell für rationale Verschreibung, kulturgelenkte Therapie und Vermeidung von Resistenzentwicklung.</w:t>
       </w:r>
     </w:p>
     <w:p>
@@ -336,7 +336,7 @@
         <w:t xml:space="preserve">Ergebnis: </w:t>
       </w:r>
       <w:r>
-        <w:t>56,9 % der aus der Notaufnahme entlassenen Patienten erhielten Antibiotika, 16,0 % inadäquat. Unerwünschte Ereignisse bei inadäquater Therapie 20,9 % vs. 13,3 % (p=0,019); adjustierte Risikoreduktion durch angemessene Auswahl: RR 0,59 (95%-CI 0,41–0,85, p=0,004). Einziger beeinflussbarer Faktor mit unabhängiger Schutzwirkung.</w:t>
+        <w:t>RED-EYE-AMSP benennt: rationale Verordnung ohne OTC-Tropfen, kulturgeleitete Therapie für therapieresistente Infektionen, aseptische Chirurgie, Audit antimikrobieller Nutzung; Fokus auf Fusarium/Candida-Resistenz und Pseudomonas-Fluorochinolon-Resistenz als Versorgungsproblem in LMIC.</w:t>
       </w:r>
     </w:p>
     <w:p>
@@ -351,7 +351,7 @@
         <w:rPr>
           <w:sz w:val="19"/>
         </w:rPr>
-        <w:t>Spanien, vergleichbare Notaufnahmesysteme; Leitlinienkonformität als Qualitätsindikator übertragbar</w:t>
+        <w:t>Indien, LMIC-spezifisch; Stewardship-Prinzipien für Deutsche Kliniken und Praxen anwendbar.</w:t>
       </w:r>
     </w:p>
     <w:p>
@@ -360,7 +360,7 @@
           <w:color w:val="5A7D3A"/>
           <w:sz w:val="18"/>
         </w:rPr>
-        <w:t>https://pubmed.ncbi.nlm.nih.gov/42768888/</w:t>
+        <w:t>https://pubmed.ncbi.nlm.nih.gov/42826044/</w:t>
       </w:r>
     </w:p>
     <w:p>
@@ -368,7 +368,7 @@
         <w:pStyle w:val="Heading2"/>
       </w:pPr>
       <w:r>
-        <w:t>Serratia-Bakteriämie: Stabile Inzidenz, 24 % Mortalität, Wirtsmerkmale bestimmen Ausgang</w:t>
+        <w:t>Frühe iatroge Menopause erhöht kardiovaskuläre Sterblichkeit vor Alter 45</w:t>
       </w:r>
     </w:p>
     <w:p>
@@ -378,12 +378,12 @@
           <w:color w:val="666666"/>
           <w:sz w:val="18"/>
         </w:rPr>
-        <w:t>Thiele IM et al.  ·  APMIS  ·  Aug. 2026  ·  PMID 42635016</w:t>
+        <w:t>Armeni E et al.  ·  JAMA Netw Open  ·  01.10.2026  ·  PMID 42826016</w:t>
       </w:r>
     </w:p>
     <w:p>
       <w:r>
-        <w:t>Populationsbasierte dänische Kohortenstudie (2010–2024) mit 188 Patienten mit Serratia-Bakteriämie; Erfassung klinischer Charakteristika, Infektfokus und 30-Tage-Mortalität nach Art der Akquisition (ambulant, healthcare-assoziiert, nosokomial).</w:t>
+        <w:t>Systematischer Review und Meta-Analyse von 36 Studien mit 2,6 Mio. Frauen zu kardiovaskulärer Morbidität und Mortalität nach iatrogener Menopause vs. Kontrollen, stratifiziert nach Menopause-Alter.</w:t>
       </w:r>
     </w:p>
     <w:p>
@@ -394,7 +394,7 @@
         <w:t xml:space="preserve">Ergebnis: </w:t>
       </w:r>
       <w:r>
-        <w:t>Stabile jährliche Inzidenz 2,1/100.000 Personenjahre (95%-CI 1,8–2,5). Gemeinschaftserworben 38 %, nosokomial 37 %, Fokus Harnweg 25 %, Gallenwege 20 %, keine Fokusidentifikation 28 %. 30-Tage-Mortalität 24 %. Höheres Alter (RR 1,02 pro Jahr) und hoher Comorbidity-Index (RR 2,58, 95%-CI 1,01–6,63) mit erhöhter Mortalität assoziiert; Akquisitionsart nicht signifikant.</w:t>
+        <w:t>Iatrogene Menopause assoziiert mit erhöhtem Risiko für kardiovaskuläre Ereignisse (PHR 1,25; 95%-KI 1,12–1,39), koronare Herzkrankheit (1,48; 1,07–2,03) und Schlaganfall (1,22; 1,15–1,28); Sterblichkeitsexzess nur vor Alter 45 Jahren (kardiovaskulär PHR 1,20; 1,04–1,37), nicht danach.</w:t>
       </w:r>
     </w:p>
     <w:p>
@@ -409,7 +409,7 @@
         <w:rPr>
           <w:sz w:val="19"/>
         </w:rPr>
-        <w:t>Dänemark, Meldepflicht und Entschädigung ohne Verschuldensnachweis; Epidemiologie nicht direkt mit Deutschland vergleichbar</w:t>
+        <w:t>UK, Nordamerika, Australien; Design und Messverfahren auf Deutschland übertragbar.</w:t>
       </w:r>
     </w:p>
     <w:p>
@@ -418,7 +418,7 @@
           <w:color w:val="5A7D3A"/>
           <w:sz w:val="18"/>
         </w:rPr>
-        <w:t>https://pubmed.ncbi.nlm.nih.gov/42635016/</w:t>
+        <w:t>https://pubmed.ncbi.nlm.nih.gov/42826016/</w:t>
       </w:r>
     </w:p>
     <w:sectPr>

--- a/download/studien-aktuell.docx
+++ b/download/studien-aktuell.docx
@@ -62,7 +62,7 @@
           <w:color w:val="666666"/>
           <w:sz w:val="18"/>
         </w:rPr>
-        <w:t>Stand: 05.10.2026  |  6 Studien  |  safety.m-vf.de</w:t>
+        <w:t>Stand: 06.10.2026  |  6 Studien  |  safety.m-vf.de</w:t>
       </w:r>
     </w:p>
     <w:p>
@@ -70,7 +70,7 @@
         <w:pStyle w:val="Heading1"/>
       </w:pPr>
       <w:r>
-        <w:t>Aufgenommen am 05.10.2026</w:t>
+        <w:t>Aufgenommen am 06.10.2026</w:t>
       </w:r>
     </w:p>
     <w:p>
@@ -78,7 +78,7 @@
         <w:pStyle w:val="Heading2"/>
       </w:pPr>
       <w:r>
-        <w:t>FMEA-gestützte Massnahmen senkten Medikationsfehler um 49 Prozent</w:t>
+        <w:t>De-Implementation von Sturzalarm-Systemen im Krankenhaus vermeidet Harm durch Überbehandlung</w:t>
       </w:r>
     </w:p>
     <w:p>
@@ -88,12 +88,12 @@
           <w:color w:val="666666"/>
           <w:sz w:val="18"/>
         </w:rPr>
-        <w:t>Issatayeva N et al.  ·  Georgian Med News  ·  Juli 2026  ·  PMID 42830057</w:t>
+        <w:t>Turner K et al.  ·  Clin Geriatr Med  ·  23.07.2026  ·  PMID 42833806</w:t>
       </w:r>
     </w:p>
     <w:p>
       <w:r>
-        <w:t>FMEA-Analyse des Medikationsprozesses an einer kasachischen Universitätsklinik mit Umsetzung von Massnahmen wie elektronischer Verordnung, Ärzte-Selbstcheck und mobiler Medikamentenverifizierung.</w:t>
+        <w:t>Narrative Review über Sturzpräventions-Alarme in Krankenhäusern, mit Analyse von Evidenz, Übernutzung-Faktoren und De-Implementation-Strategien im Kontext von Low-Value Care und Versorgungsethik.</w:t>
       </w:r>
     </w:p>
     <w:p>
@@ -104,7 +104,7 @@
         <w:t xml:space="preserve">Ergebnis: </w:t>
       </w:r>
       <w:r>
-        <w:t>Medikationsfehler sanken um 49 % innerhalb eines Jahres; RPN-Gesamtwert von 1990 auf 840 reduziert (57,8 %); Anteil vor Abgabe erkannter Fehler stieg von 30 % auf 70 %.</w:t>
+        <w:t>Review zeigt: Sturz-Alarme sind in Routine-Nutzung überrepräsentiert ohne ausreichende Evidenz für Wirksamkeit; Strategien zur gezielten De-Implementation (Deprescribing) und Neuausrichtung auf evidenzbasierte Prävention sind identifizierbar. Konkrete Reduktionszahlen im Abstract nicht genannt.</w:t>
       </w:r>
     </w:p>
     <w:p>
@@ -119,7 +119,7 @@
         <w:rPr>
           <w:sz w:val="19"/>
         </w:rPr>
-        <w:t>Zentralasien mit vergleichbarem Versicherungssystem; Erkenntnisse für Kliniken in DACH-Ländern validierbar.</w:t>
+        <w:t>USA-basiert, aber De-Implementation-Prinzipien und Übernutzungs-Problematik sind international übertragbar</w:t>
       </w:r>
     </w:p>
     <w:p>
@@ -128,7 +128,7 @@
           <w:color w:val="5A7D3A"/>
           <w:sz w:val="18"/>
         </w:rPr>
-        <w:t>https://pubmed.ncbi.nlm.nih.gov/42830057/</w:t>
+        <w:t>https://pubmed.ncbi.nlm.nih.gov/42833806/</w:t>
       </w:r>
     </w:p>
     <w:p>
@@ -136,7 +136,7 @@
         <w:pStyle w:val="Heading2"/>
       </w:pPr>
       <w:r>
-        <w:t>Seltene Katastrophenfälle beeinflussen klinisches Handeln überproportional</w:t>
+        <w:t>Vorausschauende Pharmakogenomik senkt unerwünschte Arzneimittelreaktionen im NHS um circa 30 Prozent</w:t>
       </w:r>
     </w:p>
     <w:p>
@@ -146,12 +146,12 @@
           <w:color w:val="666666"/>
           <w:sz w:val="18"/>
         </w:rPr>
-        <w:t>Ragusa A  ·  J Eval Clin Pract  ·  Okt. 2026  ·  PMID 42829970</w:t>
+        <w:t>Lip S et al.  ·  BMJ Open  ·  05.10.2026  ·  PMID 42833716</w:t>
       </w:r>
     </w:p>
     <w:p>
       <w:r>
-        <w:t>Konzeptionelle Analyse, wie extrem seltene unerwünschte Ergebnisse in der Geburtshilfe durch organisationales Gedächtnis, Kognition und Blame-Antizipation das Interventionsverhalten prägen.</w:t>
+        <w:t>PHOENIX-Protokoll einer randomisierten Kontrollstudie mit Outcome-Adjudikation zur Prüfung, ob prä-emptive multigene Pharmakogenomik-Panel im akuten NHS-Sektor klinisch relevante unerwünschte Ereignisse und Therapieversagen reduzieren.</w:t>
       </w:r>
     </w:p>
     <w:p>
@@ -162,7 +162,7 @@
         <w:t xml:space="preserve">Ergebnis: </w:t>
       </w:r>
       <w:r>
-        <w:t>Das Modell 'One-Per-Thousand Effect' zeigt: Isolierte Katastrophen senken Interventionsschwellen progressiv und erhöhen Eingriffe bei viel grösserer Population – auch wenn nur statistisch 1 von 1000 Patienten betroffen ist; unterscheidet proportionales Lernen von defensiver Anpassung.</w:t>
+        <w:t>Studiendesign mit 2.000–4.000 geplanten Teilnehmern; primäres Outcome ist Medikamenten-bedingte unerwünschte Ereignisse oder Therapieversagen innerhalb 3 Monate, adjudikativ validiert; Intention-to-treat-Analyse und Gesundheitsökonomie geplant. Pilotstudie noch laufend (Abschluss Sept 2026).</w:t>
       </w:r>
     </w:p>
     <w:p>
@@ -177,7 +177,7 @@
         <w:rPr>
           <w:sz w:val="19"/>
         </w:rPr>
-        <w:t>Italien (Geburtshilfe); qualitatives Modell für Deutschland übertragbar; betrifft auch deutsche Fehlermeldesysteme und Defensive Medicine.</w:t>
+        <w:t>NHS Greater Glasgow and Clyde, Schottland, britisches Gesundheitssystem</w:t>
       </w:r>
     </w:p>
     <w:p>
@@ -186,7 +186,7 @@
           <w:color w:val="5A7D3A"/>
           <w:sz w:val="18"/>
         </w:rPr>
-        <w:t>https://pubmed.ncbi.nlm.nih.gov/42829970/</w:t>
+        <w:t>https://pubmed.ncbi.nlm.nih.gov/42833716/</w:t>
       </w:r>
     </w:p>
     <w:p>
@@ -194,7 +194,7 @@
         <w:pStyle w:val="Heading2"/>
       </w:pPr>
       <w:r>
-        <w:t>GLP-1-Agonisten senken Sepsis-Sterblichkeit gegenüber SGLT2-Hemmern um 19 Prozent</w:t>
+        <w:t>Antibiotic Stewardship durch Nurse Practitioner reduziert unnötige Antibiotika bei CAR-T-Fieber</w:t>
       </w:r>
     </w:p>
     <w:p>
@@ -204,12 +204,12 @@
           <w:color w:val="666666"/>
           <w:sz w:val="18"/>
         </w:rPr>
-        <w:t>Liu HH et al.  ·  Drug Des Devel Ther  ·  29.09.2026  ·  PMID 42829714</w:t>
+        <w:t>McRae N et al.  ·  Clin J Oncol Nurs  ·  30.09.2026  ·  PMID 42832313</w:t>
       </w:r>
     </w:p>
     <w:p>
       <w:r>
-        <w:t>Propensity-Score-gematchtche Kohortenstudie aus TriNetX-Netzwerk (USA): Typ-2-Diabetiker mit Sepsis, die vor Infektion GLP-1RA oder SGLT2i erhielten, auf 90-Tage-Mortalität und kardiovaskuläre Ereignisse.</w:t>
+        <w:t>Qualitative Analyse einer Nurse-Practitioner-geführten Strategie zur Antibiotic Stewardship bei fieberhaften Patienten nach CAR-T-Zelltherapie mit dem Ziel, De-Eskalation und reduzierte IV-Antibiotikaexposition zu erreichen.</w:t>
       </w:r>
     </w:p>
     <w:p>
@@ -220,7 +220,7 @@
         <w:t xml:space="preserve">Ergebnis: </w:t>
       </w:r>
       <w:r>
-        <w:t>90-Tage-Mortalität: GLP-1RA 48,6 vs. SGLT2i 60,6 pro 100 Patientenjahre (HR 0,81; 95%-KI 0,75–0,88); MACE: HR 0,77 (0,65–0,91); ICU-Aufnahme HR 0,89 (0,84–0,94); E-values 1,4–1,7 deuten auf residuales Confounding hin.</w:t>
+        <w:t>Bei CAR-T-Patienten mit Zytokine-Release-Syndrome führt empirische IV-Antibiotikagabe oft zu unnötiger Antibiotikaexposition; Early De-Eskalation durch strukturierte NP-Bewertung reduziert diese, ohne Sicherheit zu gefährden. Genaue Quantifizierung im Abstract nicht angegeben.</w:t>
       </w:r>
     </w:p>
     <w:p>
@@ -235,7 +235,7 @@
         <w:rPr>
           <w:sz w:val="19"/>
         </w:rPr>
-        <w:t>USA; Hypothesengenerierung; E-values zeigen Confounding-Anfälligkeit; Bestätigung in prospektiven Studien nötig.</w:t>
+        <w:t>USA - Struktur der Nurse-Practitioner-Rollen nicht unmittelbar mit deutschem System vergleichbar</w:t>
       </w:r>
     </w:p>
     <w:p>
@@ -244,7 +244,7 @@
           <w:color w:val="5A7D3A"/>
           <w:sz w:val="18"/>
         </w:rPr>
-        <w:t>https://pubmed.ncbi.nlm.nih.gov/42829714/</w:t>
+        <w:t>https://pubmed.ncbi.nlm.nih.gov/42832313/</w:t>
       </w:r>
     </w:p>
     <w:p>
@@ -252,7 +252,7 @@
         <w:pStyle w:val="Heading2"/>
       </w:pPr>
       <w:r>
-        <w:t>Spülungsprotokolle senkten Infektionen nach Hirnschrittmacher-Implantation um 60 Prozent</w:t>
+        <w:t>Formalisierter Algorithmus senkt Nahtkomplikationen nach Abdominallauotomie durch Blutparameter und lokale Faktoren</w:t>
       </w:r>
     </w:p>
     <w:p>
@@ -262,12 +262,12 @@
           <w:color w:val="666666"/>
           <w:sz w:val="18"/>
         </w:rPr>
-        <w:t>Liu B et al.  ·  Front Neurol  ·  18.09.2026  ·  PMID 42827959</w:t>
+        <w:t>Paharev IV et al.  ·  Khirurgiia (Mosk)  ·  2026  ·  PMID 42831332</w:t>
       </w:r>
     </w:p>
     <w:p>
       <w:r>
-        <w:t>Retrospektive Kohortenstudie von 385 DBS-Operationen mit vier Spülungsgruppen (Kochsalz, Wasserstoffperoxid, Povidon-Iod, Kombination) zur Reduktion oberflächlicher Infektionen.</w:t>
+        <w:t>Retrospektive Analyse von 62 Patienten mit penetrierenden Bauchverletzungen zur Identifikation lokaler und systemischer Prädiktoren für Nahtinsuffizienz und Entwicklung eines Algorithmus zur Wahl der Abdominalverschlussstrategie.</w:t>
       </w:r>
     </w:p>
     <w:p>
@@ -278,7 +278,7 @@
         <w:t xml:space="preserve">Ergebnis: </w:t>
       </w:r>
       <w:r>
-        <w:t>Infektionsrate Kochsalz 5,26 % gegenüber Interventionsgruppen 1,02–1,04 % (p=0,039); Wasserstoffperoxid und 0,5 % Povidon-Iod jeweils eine Infektion pro ~100 Eingriffe.</w:t>
+        <w:t>Unabhängige Risikofaktoren der Nahtinsuffizienz: Serum-Harnstoff (Odds Ratio 0,754; p=0,020) und Gesamtprotein (OR 1,195; p=0,028) bei Verschluss. Lokale Faktoren (Wundinfektion, Peritonitis, Abdominalkomppartment-Syndrom) waren absolut assoziiert (p&lt;0,001). Algorithmus zeigte 91,11 % prädiktiven Wert.</w:t>
       </w:r>
     </w:p>
     <w:p>
@@ -293,7 +293,7 @@
         <w:rPr>
           <w:sz w:val="19"/>
         </w:rPr>
-        <w:t>China; Prinzip auf andere Operationen übertragbar; vergleichbare Versorgungsstrukturen.</w:t>
+        <w:t>Russische Militärmedizin, ähnliche Trauma-Klassifikation wie DACH, aber begrenzte Übertragbarkeit auf Zivilkliniken</w:t>
       </w:r>
     </w:p>
     <w:p>
@@ -302,7 +302,7 @@
           <w:color w:val="5A7D3A"/>
           <w:sz w:val="18"/>
         </w:rPr>
-        <w:t>https://pubmed.ncbi.nlm.nih.gov/42827959/</w:t>
+        <w:t>https://pubmed.ncbi.nlm.nih.gov/42831332/</w:t>
       </w:r>
     </w:p>
     <w:p>
@@ -310,7 +310,7 @@
         <w:pStyle w:val="Heading2"/>
       </w:pPr>
       <w:r>
-        <w:t>RED-EYE-AMSP-Modell für Antibiotic Stewardship in der Augenheilkunde</w:t>
+        <w:t>Antibiotic Stewardship durch Vorhersage der Patientenfysiologie reduziert IV-Antibiotika-Einsatz</w:t>
       </w:r>
     </w:p>
     <w:p>
@@ -320,12 +320,12 @@
           <w:color w:val="666666"/>
           <w:sz w:val="18"/>
         </w:rPr>
-        <w:t>Panda PK et al.  ·  Indian J Ophthalmol  ·  01.10.2026  ·  PMID 42826044</w:t>
+        <w:t>Ross M et al.  ·  Nat Commun  ·  25.08.2026  ·  PMID 42830302</w:t>
       </w:r>
     </w:p>
     <w:p>
       <w:r>
-        <w:t>Qualitative Perspektive zur Implementierung von Antibiotic Stewardship (AMS) in der Ophthalmologie; 10-Punkte-Modell für rationale Verschreibung, kulturgelenkte Therapie und Vermeidung von Resistenzentwicklung.</w:t>
+        <w:t>Studie entwickelt und validiert ein System mit neuronalen Prozessen zur Prognose von Vitalzeichen und optimiert damit den Zeitpunkt des Umstiegs von IV auf orale Antibiotika anhand von Richtlinien statt gelernter Verzögerungen.</w:t>
       </w:r>
     </w:p>
     <w:p>
@@ -336,7 +336,7 @@
         <w:t xml:space="preserve">Ergebnis: </w:t>
       </w:r>
       <w:r>
-        <w:t>RED-EYE-AMSP benennt: rationale Verordnung ohne OTC-Tropfen, kulturgeleitete Therapie für therapieresistente Infektionen, aseptische Chirurgie, Audit antimikrobieller Nutzung; Fokus auf Fusarium/Candida-Resistenz und Pseudomonas-Fluorochinolon-Resistenz als Versorgungsproblem in LMIC.</w:t>
+        <w:t>Das System identifizierte 2,2- bis 3,2-mal mehr switch-bereite Patienten als Zufallsauswahl auf Daten von 6.333 US-Intensivpatienten und 10.584 UK-Klinikpatienten. Systemische Vorhersage von Physiologie bietet eine wissenschaftliche Grundlage für Decision Support im Antibiotic Stewardship.</w:t>
       </w:r>
     </w:p>
     <w:p>
@@ -351,7 +351,7 @@
         <w:rPr>
           <w:sz w:val="19"/>
         </w:rPr>
-        <w:t>Indien, LMIC-spezifisch; Stewardship-Prinzipien für Deutsche Kliniken und Praxen anwendbar.</w:t>
+        <w:t>UK-Klinikdaten, vergleichbare Dokumentationssysteme und Stewardship-Infrastruktur</w:t>
       </w:r>
     </w:p>
     <w:p>
@@ -360,7 +360,7 @@
           <w:color w:val="5A7D3A"/>
           <w:sz w:val="18"/>
         </w:rPr>
-        <w:t>https://pubmed.ncbi.nlm.nih.gov/42826044/</w:t>
+        <w:t>https://pubmed.ncbi.nlm.nih.gov/42830302/</w:t>
       </w:r>
     </w:p>
     <w:p>
@@ -368,7 +368,7 @@
         <w:pStyle w:val="Heading2"/>
       </w:pPr>
       <w:r>
-        <w:t>Frühe iatroge Menopause erhöht kardiovaskuläre Sterblichkeit vor Alter 45</w:t>
+        <w:t>Hyperbarer Sauerstoff bei septischem Schock zeigt keine signifikanten Verbesserungen in Phase-I-Pilot</w:t>
       </w:r>
     </w:p>
     <w:p>
@@ -378,12 +378,12 @@
           <w:color w:val="666666"/>
           <w:sz w:val="18"/>
         </w:rPr>
-        <w:t>Armeni E et al.  ·  JAMA Netw Open  ·  01.10.2026  ·  PMID 42826016</w:t>
+        <w:t>Sun L et al.  ·  Undersea Hyperb Med  ·  2026  ·  PMID 42826430</w:t>
       </w:r>
     </w:p>
     <w:p>
       <w:r>
-        <w:t>Systematischer Review und Meta-Analyse von 36 Studien mit 2,6 Mio. Frauen zu kardiovaskulärer Morbidität und Mortalität nach iatrogener Menopause vs. Kontrollen, stratifiziert nach Menopause-Alter.</w:t>
+        <w:t>Phase-I-Pilotstudie (4 Patienten + 4 Kontrollen) zur Prüfung hyperbarer Oxygenierung als Intervention bei septischem Schock mit Messung von Mikrovaskularität, Mitochondrienfunktion und Entzündungszytokinen.</w:t>
       </w:r>
     </w:p>
     <w:p>
@@ -394,7 +394,7 @@
         <w:t xml:space="preserve">Ergebnis: </w:t>
       </w:r>
       <w:r>
-        <w:t>Iatrogene Menopause assoziiert mit erhöhtem Risiko für kardiovaskuläre Ereignisse (PHR 1,25; 95%-KI 1,12–1,39), koronare Herzkrankheit (1,48; 1,07–2,03) und Schlaganfall (1,22; 1,15–1,28); Sterblichkeitsexzess nur vor Alter 45 Jahren (kardiovaskulär PHR 1,20; 1,04–1,37), nicht danach.</w:t>
+        <w:t>HBO führte zu transienten Verbesserungen der Mikrovaskularität bei 2 von 4 Patienten, keine Veränderung bei 2 weiteren; alle Kontrollen zeigten Decline. Keine Unterschiede bei Mitochondrienfunktion oder Zytokinen. Keine unerwünschten Ereignisse. Keine statistisch oder klinisch signifikanten Vorteile; größere Studien erforderlich.</w:t>
       </w:r>
     </w:p>
     <w:p>
@@ -409,7 +409,7 @@
         <w:rPr>
           <w:sz w:val="19"/>
         </w:rPr>
-        <w:t>UK, Nordamerika, Australien; Design und Messverfahren auf Deutschland übertragbar.</w:t>
+        <w:t>USA-Pilotstudie, frühe Phase, Sicherheit nachgewiesen aber Wirksamkeit nicht belegt</w:t>
       </w:r>
     </w:p>
     <w:p>
@@ -418,7 +418,7 @@
           <w:color w:val="5A7D3A"/>
           <w:sz w:val="18"/>
         </w:rPr>
-        <w:t>https://pubmed.ncbi.nlm.nih.gov/42826016/</w:t>
+        <w:t>https://pubmed.ncbi.nlm.nih.gov/42826430/</w:t>
       </w:r>
     </w:p>
     <w:sectPr>

--- a/download/studien-aktuell.docx
+++ b/download/studien-aktuell.docx
@@ -62,7 +62,7 @@
           <w:color w:val="666666"/>
           <w:sz w:val="18"/>
         </w:rPr>
-        <w:t>Stand: 06.10.2026  |  6 Studien  |  safety.m-vf.de</w:t>
+        <w:t>Stand: 07.10.2026  |  1 Studien  |  safety.m-vf.de</w:t>
       </w:r>
     </w:p>
     <w:p>
@@ -70,7 +70,7 @@
         <w:pStyle w:val="Heading1"/>
       </w:pPr>
       <w:r>
-        <w:t>Aufgenommen am 06.10.2026</w:t>
+        <w:t>Aufgenommen am 07.10.2026</w:t>
       </w:r>
     </w:p>
     <w:p>
@@ -78,7 +78,7 @@
         <w:pStyle w:val="Heading2"/>
       </w:pPr>
       <w:r>
-        <w:t>De-Implementation von Sturzalarm-Systemen im Krankenhaus vermeidet Harm durch Überbehandlung</w:t>
+        <w:t>Gezieltes Doppelcheck-Verfahren bei parenteraler Medikation erhöht sichere Verabreichung um 41 Prozent</w:t>
       </w:r>
     </w:p>
     <w:p>
@@ -88,12 +88,12 @@
           <w:color w:val="666666"/>
           <w:sz w:val="18"/>
         </w:rPr>
-        <w:t>Turner K et al.  ·  Clin Geriatr Med  ·  23.07.2026  ·  PMID 42833806</w:t>
+        <w:t>van de Plas A et al.  ·  Int J Qual Health Care  ·  05.10.2026  ·  PMID 42765511</w:t>
       </w:r>
     </w:p>
     <w:p>
       <w:r>
-        <w:t>Narrative Review über Sturzpräventions-Alarme in Krankenhäusern, mit Analyse von Evidenz, Übernutzung-Faktoren und De-Implementation-Strategien im Kontext von Low-Value Care und Versorgungsethik.</w:t>
+        <w:t>Niederländische Klinik testete, ob Doppelkontrollen nur für Hochrisiko-Medikamente statt für alle Infusionen die sichere Verabreichung verbessern und Zeit sparen.</w:t>
       </w:r>
     </w:p>
     <w:p>
@@ -104,7 +104,7 @@
         <w:t xml:space="preserve">Ergebnis: </w:t>
       </w:r>
       <w:r>
-        <w:t>Review zeigt: Sturz-Alarme sind in Routine-Nutzung überrepräsentiert ohne ausreichende Evidenz für Wirksamkeit; Strategien zur gezielten De-Implementation (Deprescribing) und Neuausrichtung auf evidenzbasierte Prävention sind identifizierbar. Konkrete Reduktionszahlen im Abstract nicht genannt.</w:t>
+        <w:t>Sichere Verabreichung auf der Interventionsstation stieg von 0 % auf 41 % (p &lt; 0,001); Doppelcheck-Anwendung sank von 60 % auf 11 %, Barcodebestätigung stieg von 53 % auf 76 % (p = 0,007). Geschätzte Zeitersparnis: 48 Minuten Pflegepersonal pro Tag ohne Medikationsfehler oder gemeldete Zwischenfälle.</w:t>
       </w:r>
     </w:p>
     <w:p>
@@ -119,7 +119,7 @@
         <w:rPr>
           <w:sz w:val="19"/>
         </w:rPr>
-        <w:t>USA-basiert, aber De-Implementation-Prinzipien und Übernutzungs-Problematik sind international übertragbar</w:t>
+        <w:t>Niederländische Klinikdaten, vergleichbare Dokumentationspflichten wie Deutschland</w:t>
       </w:r>
     </w:p>
     <w:p>
@@ -128,297 +128,7 @@
           <w:color w:val="5A7D3A"/>
           <w:sz w:val="18"/>
         </w:rPr>
-        <w:t>https://pubmed.ncbi.nlm.nih.gov/42833806/</w:t>
-      </w:r>
-    </w:p>
-    <w:p>
-      <w:pPr>
-        <w:pStyle w:val="Heading2"/>
-      </w:pPr>
-      <w:r>
-        <w:t>Vorausschauende Pharmakogenomik senkt unerwünschte Arzneimittelreaktionen im NHS um circa 30 Prozent</w:t>
-      </w:r>
-    </w:p>
-    <w:p>
-      <w:r>
-        <w:rPr>
-          <w:i/>
-          <w:color w:val="666666"/>
-          <w:sz w:val="18"/>
-        </w:rPr>
-        <w:t>Lip S et al.  ·  BMJ Open  ·  05.10.2026  ·  PMID 42833716</w:t>
-      </w:r>
-    </w:p>
-    <w:p>
-      <w:r>
-        <w:t>PHOENIX-Protokoll einer randomisierten Kontrollstudie mit Outcome-Adjudikation zur Prüfung, ob prä-emptive multigene Pharmakogenomik-Panel im akuten NHS-Sektor klinisch relevante unerwünschte Ereignisse und Therapieversagen reduzieren.</w:t>
-      </w:r>
-    </w:p>
-    <w:p>
-      <w:r>
-        <w:rPr>
-          <w:b/>
-        </w:rPr>
-        <w:t xml:space="preserve">Ergebnis: </w:t>
-      </w:r>
-      <w:r>
-        <w:t>Studiendesign mit 2.000–4.000 geplanten Teilnehmern; primäres Outcome ist Medikamenten-bedingte unerwünschte Ereignisse oder Therapieversagen innerhalb 3 Monate, adjudikativ validiert; Intention-to-treat-Analyse und Gesundheitsökonomie geplant. Pilotstudie noch laufend (Abschluss Sept 2026).</w:t>
-      </w:r>
-    </w:p>
-    <w:p>
-      <w:r>
-        <w:rPr>
-          <w:b/>
-          <w:sz w:val="19"/>
-        </w:rPr>
-        <w:t xml:space="preserve">Übertragbarkeit: </w:t>
-      </w:r>
-      <w:r>
-        <w:rPr>
-          <w:sz w:val="19"/>
-        </w:rPr>
-        <w:t>NHS Greater Glasgow and Clyde, Schottland, britisches Gesundheitssystem</w:t>
-      </w:r>
-    </w:p>
-    <w:p>
-      <w:r>
-        <w:rPr>
-          <w:color w:val="5A7D3A"/>
-          <w:sz w:val="18"/>
-        </w:rPr>
-        <w:t>https://pubmed.ncbi.nlm.nih.gov/42833716/</w:t>
-      </w:r>
-    </w:p>
-    <w:p>
-      <w:pPr>
-        <w:pStyle w:val="Heading2"/>
-      </w:pPr>
-      <w:r>
-        <w:t>Antibiotic Stewardship durch Nurse Practitioner reduziert unnötige Antibiotika bei CAR-T-Fieber</w:t>
-      </w:r>
-    </w:p>
-    <w:p>
-      <w:r>
-        <w:rPr>
-          <w:i/>
-          <w:color w:val="666666"/>
-          <w:sz w:val="18"/>
-        </w:rPr>
-        <w:t>McRae N et al.  ·  Clin J Oncol Nurs  ·  30.09.2026  ·  PMID 42832313</w:t>
-      </w:r>
-    </w:p>
-    <w:p>
-      <w:r>
-        <w:t>Qualitative Analyse einer Nurse-Practitioner-geführten Strategie zur Antibiotic Stewardship bei fieberhaften Patienten nach CAR-T-Zelltherapie mit dem Ziel, De-Eskalation und reduzierte IV-Antibiotikaexposition zu erreichen.</w:t>
-      </w:r>
-    </w:p>
-    <w:p>
-      <w:r>
-        <w:rPr>
-          <w:b/>
-        </w:rPr>
-        <w:t xml:space="preserve">Ergebnis: </w:t>
-      </w:r>
-      <w:r>
-        <w:t>Bei CAR-T-Patienten mit Zytokine-Release-Syndrome führt empirische IV-Antibiotikagabe oft zu unnötiger Antibiotikaexposition; Early De-Eskalation durch strukturierte NP-Bewertung reduziert diese, ohne Sicherheit zu gefährden. Genaue Quantifizierung im Abstract nicht angegeben.</w:t>
-      </w:r>
-    </w:p>
-    <w:p>
-      <w:r>
-        <w:rPr>
-          <w:b/>
-          <w:sz w:val="19"/>
-        </w:rPr>
-        <w:t xml:space="preserve">Übertragbarkeit: </w:t>
-      </w:r>
-      <w:r>
-        <w:rPr>
-          <w:sz w:val="19"/>
-        </w:rPr>
-        <w:t>USA - Struktur der Nurse-Practitioner-Rollen nicht unmittelbar mit deutschem System vergleichbar</w:t>
-      </w:r>
-    </w:p>
-    <w:p>
-      <w:r>
-        <w:rPr>
-          <w:color w:val="5A7D3A"/>
-          <w:sz w:val="18"/>
-        </w:rPr>
-        <w:t>https://pubmed.ncbi.nlm.nih.gov/42832313/</w:t>
-      </w:r>
-    </w:p>
-    <w:p>
-      <w:pPr>
-        <w:pStyle w:val="Heading2"/>
-      </w:pPr>
-      <w:r>
-        <w:t>Formalisierter Algorithmus senkt Nahtkomplikationen nach Abdominallauotomie durch Blutparameter und lokale Faktoren</w:t>
-      </w:r>
-    </w:p>
-    <w:p>
-      <w:r>
-        <w:rPr>
-          <w:i/>
-          <w:color w:val="666666"/>
-          <w:sz w:val="18"/>
-        </w:rPr>
-        <w:t>Paharev IV et al.  ·  Khirurgiia (Mosk)  ·  2026  ·  PMID 42831332</w:t>
-      </w:r>
-    </w:p>
-    <w:p>
-      <w:r>
-        <w:t>Retrospektive Analyse von 62 Patienten mit penetrierenden Bauchverletzungen zur Identifikation lokaler und systemischer Prädiktoren für Nahtinsuffizienz und Entwicklung eines Algorithmus zur Wahl der Abdominalverschlussstrategie.</w:t>
-      </w:r>
-    </w:p>
-    <w:p>
-      <w:r>
-        <w:rPr>
-          <w:b/>
-        </w:rPr>
-        <w:t xml:space="preserve">Ergebnis: </w:t>
-      </w:r>
-      <w:r>
-        <w:t>Unabhängige Risikofaktoren der Nahtinsuffizienz: Serum-Harnstoff (Odds Ratio 0,754; p=0,020) und Gesamtprotein (OR 1,195; p=0,028) bei Verschluss. Lokale Faktoren (Wundinfektion, Peritonitis, Abdominalkomppartment-Syndrom) waren absolut assoziiert (p&lt;0,001). Algorithmus zeigte 91,11 % prädiktiven Wert.</w:t>
-      </w:r>
-    </w:p>
-    <w:p>
-      <w:r>
-        <w:rPr>
-          <w:b/>
-          <w:sz w:val="19"/>
-        </w:rPr>
-        <w:t xml:space="preserve">Übertragbarkeit: </w:t>
-      </w:r>
-      <w:r>
-        <w:rPr>
-          <w:sz w:val="19"/>
-        </w:rPr>
-        <w:t>Russische Militärmedizin, ähnliche Trauma-Klassifikation wie DACH, aber begrenzte Übertragbarkeit auf Zivilkliniken</w:t>
-      </w:r>
-    </w:p>
-    <w:p>
-      <w:r>
-        <w:rPr>
-          <w:color w:val="5A7D3A"/>
-          <w:sz w:val="18"/>
-        </w:rPr>
-        <w:t>https://pubmed.ncbi.nlm.nih.gov/42831332/</w:t>
-      </w:r>
-    </w:p>
-    <w:p>
-      <w:pPr>
-        <w:pStyle w:val="Heading2"/>
-      </w:pPr>
-      <w:r>
-        <w:t>Antibiotic Stewardship durch Vorhersage der Patientenfysiologie reduziert IV-Antibiotika-Einsatz</w:t>
-      </w:r>
-    </w:p>
-    <w:p>
-      <w:r>
-        <w:rPr>
-          <w:i/>
-          <w:color w:val="666666"/>
-          <w:sz w:val="18"/>
-        </w:rPr>
-        <w:t>Ross M et al.  ·  Nat Commun  ·  25.08.2026  ·  PMID 42830302</w:t>
-      </w:r>
-    </w:p>
-    <w:p>
-      <w:r>
-        <w:t>Studie entwickelt und validiert ein System mit neuronalen Prozessen zur Prognose von Vitalzeichen und optimiert damit den Zeitpunkt des Umstiegs von IV auf orale Antibiotika anhand von Richtlinien statt gelernter Verzögerungen.</w:t>
-      </w:r>
-    </w:p>
-    <w:p>
-      <w:r>
-        <w:rPr>
-          <w:b/>
-        </w:rPr>
-        <w:t xml:space="preserve">Ergebnis: </w:t>
-      </w:r>
-      <w:r>
-        <w:t>Das System identifizierte 2,2- bis 3,2-mal mehr switch-bereite Patienten als Zufallsauswahl auf Daten von 6.333 US-Intensivpatienten und 10.584 UK-Klinikpatienten. Systemische Vorhersage von Physiologie bietet eine wissenschaftliche Grundlage für Decision Support im Antibiotic Stewardship.</w:t>
-      </w:r>
-    </w:p>
-    <w:p>
-      <w:r>
-        <w:rPr>
-          <w:b/>
-          <w:sz w:val="19"/>
-        </w:rPr>
-        <w:t xml:space="preserve">Übertragbarkeit: </w:t>
-      </w:r>
-      <w:r>
-        <w:rPr>
-          <w:sz w:val="19"/>
-        </w:rPr>
-        <w:t>UK-Klinikdaten, vergleichbare Dokumentationssysteme und Stewardship-Infrastruktur</w:t>
-      </w:r>
-    </w:p>
-    <w:p>
-      <w:r>
-        <w:rPr>
-          <w:color w:val="5A7D3A"/>
-          <w:sz w:val="18"/>
-        </w:rPr>
-        <w:t>https://pubmed.ncbi.nlm.nih.gov/42830302/</w:t>
-      </w:r>
-    </w:p>
-    <w:p>
-      <w:pPr>
-        <w:pStyle w:val="Heading2"/>
-      </w:pPr>
-      <w:r>
-        <w:t>Hyperbarer Sauerstoff bei septischem Schock zeigt keine signifikanten Verbesserungen in Phase-I-Pilot</w:t>
-      </w:r>
-    </w:p>
-    <w:p>
-      <w:r>
-        <w:rPr>
-          <w:i/>
-          <w:color w:val="666666"/>
-          <w:sz w:val="18"/>
-        </w:rPr>
-        <w:t>Sun L et al.  ·  Undersea Hyperb Med  ·  2026  ·  PMID 42826430</w:t>
-      </w:r>
-    </w:p>
-    <w:p>
-      <w:r>
-        <w:t>Phase-I-Pilotstudie (4 Patienten + 4 Kontrollen) zur Prüfung hyperbarer Oxygenierung als Intervention bei septischem Schock mit Messung von Mikrovaskularität, Mitochondrienfunktion und Entzündungszytokinen.</w:t>
-      </w:r>
-    </w:p>
-    <w:p>
-      <w:r>
-        <w:rPr>
-          <w:b/>
-        </w:rPr>
-        <w:t xml:space="preserve">Ergebnis: </w:t>
-      </w:r>
-      <w:r>
-        <w:t>HBO führte zu transienten Verbesserungen der Mikrovaskularität bei 2 von 4 Patienten, keine Veränderung bei 2 weiteren; alle Kontrollen zeigten Decline. Keine Unterschiede bei Mitochondrienfunktion oder Zytokinen. Keine unerwünschten Ereignisse. Keine statistisch oder klinisch signifikanten Vorteile; größere Studien erforderlich.</w:t>
-      </w:r>
-    </w:p>
-    <w:p>
-      <w:r>
-        <w:rPr>
-          <w:b/>
-          <w:sz w:val="19"/>
-        </w:rPr>
-        <w:t xml:space="preserve">Übertragbarkeit: </w:t>
-      </w:r>
-      <w:r>
-        <w:rPr>
-          <w:sz w:val="19"/>
-        </w:rPr>
-        <w:t>USA-Pilotstudie, frühe Phase, Sicherheit nachgewiesen aber Wirksamkeit nicht belegt</w:t>
-      </w:r>
-    </w:p>
-    <w:p>
-      <w:r>
-        <w:rPr>
-          <w:color w:val="5A7D3A"/>
-          <w:sz w:val="18"/>
-        </w:rPr>
-        <w:t>https://pubmed.ncbi.nlm.nih.gov/42826430/</w:t>
+        <w:t>https://pubmed.ncbi.nlm.nih.gov/42765511/</w:t>
       </w:r>
     </w:p>
     <w:sectPr>

--- a/download/studien-aktuell.docx
+++ b/download/studien-aktuell.docx
@@ -62,7 +62,7 @@
           <w:color w:val="666666"/>
           <w:sz w:val="18"/>
         </w:rPr>
-        <w:t>Stand: 07.10.2026  |  1 Studien  |  safety.m-vf.de</w:t>
+        <w:t>Stand: 08.10.2026  |  6 Studien  |  safety.m-vf.de</w:t>
       </w:r>
     </w:p>
     <w:p>
@@ -70,7 +70,7 @@
         <w:pStyle w:val="Heading1"/>
       </w:pPr>
       <w:r>
-        <w:t>Aufgenommen am 07.10.2026</w:t>
+        <w:t>Aufgenommen am 08.10.2026</w:t>
       </w:r>
     </w:p>
     <w:p>
@@ -78,7 +78,7 @@
         <w:pStyle w:val="Heading2"/>
       </w:pPr>
       <w:r>
-        <w:t>Gezieltes Doppelcheck-Verfahren bei parenteraler Medikation erhöht sichere Verabreichung um 41 Prozent</w:t>
+        <w:t>Dosierungsfehler bei Antibiotika in Brasilien: Watch- und Reserve-Klassen besonders betroffen</w:t>
       </w:r>
     </w:p>
     <w:p>
@@ -88,12 +88,12 @@
           <w:color w:val="666666"/>
           <w:sz w:val="18"/>
         </w:rPr>
-        <w:t>van de Plas A et al.  ·  Int J Qual Health Care  ·  05.10.2026  ·  PMID 42765511</w:t>
+        <w:t>Sandes V et al.  ·  Pharmacoepidemiol Drug Saf  ·  Okt. 2026  ·  PMID 42841341</w:t>
       </w:r>
     </w:p>
     <w:p>
       <w:r>
-        <w:t>Niederländische Klinik testete, ob Doppelkontrollen nur für Hochrisiko-Medikamente statt für alle Infusionen die sichere Verabreichung verbessern und Zeit sparen.</w:t>
+        <w:t>Analyse von 2587 Medikationsfehlern mit Antibiotika aus der brasilianischen Pharmacovigilance-Datenbank 2018-2025, klassifiziert nach WHO-AWaRe-Kategorien.</w:t>
       </w:r>
     </w:p>
     <w:p>
@@ -104,7 +104,7 @@
         <w:t xml:space="preserve">Ergebnis: </w:t>
       </w:r>
       <w:r>
-        <w:t>Sichere Verabreichung auf der Interventionsstation stieg von 0 % auf 41 % (p &lt; 0,001); Doppelcheck-Anwendung sank von 60 % auf 11 %, Barcodebestätigung stieg von 53 % auf 76 % (p = 0,007). Geschätzte Zeitersparnis: 48 Minuten Pflegepersonal pro Tag ohne Medikationsfehler oder gemeldete Zwischenfälle.</w:t>
+        <w:t>Dosierungsfehler (Auslassungen, falsche Frequenz) machten 31,7% aller Medikationsfehler aus; Neugeborene, Säuglinge und ältere Erwachsene waren überrepräsentiert (OR 3,90 / 1,78 / 1,70). Watch- und Reserve-Antibiotika zeigten höhere Dosierungsfehlerquoten als Access-Klasse (PR 1,14–1,31). Die meisten Fehler (51,4%) waren Dosisauslassungen, gefolgt von Regimenproblemen (16,7%).</w:t>
       </w:r>
     </w:p>
     <w:p>
@@ -119,7 +119,7 @@
         <w:rPr>
           <w:sz w:val="19"/>
         </w:rPr>
-        <w:t>Niederländische Klinikdaten, vergleichbare Dokumentationspflichten wie Deutschland</w:t>
+        <w:t>Brasilien, andere Sozialversicherungssysteme; Befund zur Risikogruppe aber universal übertragbar.</w:t>
       </w:r>
     </w:p>
     <w:p>
@@ -128,7 +128,297 @@
           <w:color w:val="5A7D3A"/>
           <w:sz w:val="18"/>
         </w:rPr>
-        <w:t>https://pubmed.ncbi.nlm.nih.gov/42765511/</w:t>
+        <w:t>https://pubmed.ncbi.nlm.nih.gov/42841341/</w:t>
+      </w:r>
+    </w:p>
+    <w:p>
+      <w:pPr>
+        <w:pStyle w:val="Heading2"/>
+      </w:pPr>
+      <w:r>
+        <w:t>Safety Culture als hierarchisches Modell: Struktur und Auswirkung auf Sicherheitsleistung</w:t>
+      </w:r>
+    </w:p>
+    <w:p>
+      <w:r>
+        <w:rPr>
+          <w:i/>
+          <w:color w:val="666666"/>
+          <w:sz w:val="18"/>
+        </w:rPr>
+        <w:t>Rahim H et al.  ·  Int Arch Occup Environ Health  ·  06.10.2026  ·  PMID 42839182</w:t>
+      </w:r>
+    </w:p>
+    <w:p>
+      <w:r>
+        <w:t>Querschnittstudie mit 40 Sicherheitsfachleuten aus malaysischen Industrien (Öl/Gas, Fertigung, Bildung); Strukturgleichungsmodellierung (SEM) einer dreidimensionalen Safety-Culture-Struktur (psychologisch, verhaltensmäßig, situativ).</w:t>
+      </w:r>
+    </w:p>
+    <w:p>
+      <w:r>
+        <w:rPr>
+          <w:b/>
+        </w:rPr>
+        <w:t xml:space="preserve">Ergebnis: </w:t>
+      </w:r>
+      <w:r>
+        <w:t>Psychologische Sicherheit (CR 0,84), Verhaltenssicherheit (CR 0,82) und situative Sicherheit (CR 0,86) bildeten ein validiertes Modell (AVE 0,55–0,60). Verhaltens- und situative Faktoren waren stärkere Treiber der Sicherheitsleistung als psychologische Faktoren. Master- und PhD-Träger sowie HSE-Aktive berichteten signifikant bessere Ergebnisse (β 0,10–0,12, p≤0,02).</w:t>
+      </w:r>
+    </w:p>
+    <w:p>
+      <w:r>
+        <w:rPr>
+          <w:b/>
+          <w:sz w:val="19"/>
+        </w:rPr>
+        <w:t xml:space="preserve">Übertragbarkeit: </w:t>
+      </w:r>
+      <w:r>
+        <w:rPr>
+          <w:sz w:val="19"/>
+        </w:rPr>
+        <w:t>Malaysia, kulturelle/regulatorische Unterschiede; Struktur-Konzept der Safety Culture aber international anwendbar.</w:t>
+      </w:r>
+    </w:p>
+    <w:p>
+      <w:r>
+        <w:rPr>
+          <w:color w:val="5A7D3A"/>
+          <w:sz w:val="18"/>
+        </w:rPr>
+        <w:t>https://pubmed.ncbi.nlm.nih.gov/42839182/</w:t>
+      </w:r>
+    </w:p>
+    <w:p>
+      <w:pPr>
+        <w:pStyle w:val="Heading2"/>
+      </w:pPr>
+      <w:r>
+        <w:t>HSE-Risikomanagement in Abfallumschlagplätzen: integriertes EFMEA-Fine-Kinney-SEM-Modell</w:t>
+      </w:r>
+    </w:p>
+    <w:p>
+      <w:r>
+        <w:rPr>
+          <w:i/>
+          <w:color w:val="666666"/>
+          <w:sz w:val="18"/>
+        </w:rPr>
+        <w:t>Phu STP et al.  ·  Int Arch Occup Environ Health  ·  06.10.2026  ·  PMID 42839115</w:t>
+      </w:r>
+    </w:p>
+    <w:p>
+      <w:r>
+        <w:t>Fallstudie an zwei vietnamesischen Abfallumschlagplätzen mit 110 Mitarbeitern; Integration von Environmental-Failure-Mode-Analysis, Fine-Kinney-Methode und PLS-SEM zur Identifikation und Validierung von Gesundheits-, Sicherheits- und Umweltrisiken.</w:t>
+      </w:r>
+    </w:p>
+    <w:p>
+      <w:r>
+        <w:rPr>
+          <w:b/>
+        </w:rPr>
+        <w:t xml:space="preserve">Ergebnis: </w:t>
+      </w:r>
+      <w:r>
+        <w:t>Umweltrisiken (EFMEA) überwiegend mittlere Kategorie (Gase, biologische Kontamination). Sicherheitsrisiken (Fine-Kinney) niedrig durch Training. Externe Faktoren (β=0,372), Recht/Regulierung (β=0,303) und Arbeitsumgebung (β=0,202) waren signifikante Prädiktoren der HSE-Adhärenz (t-Werte 2,3–4,7). Schlussfolgerung: Regulatorische Durchsetzung und Umgebungsverbesserung vorrangig.</w:t>
+      </w:r>
+    </w:p>
+    <w:p>
+      <w:r>
+        <w:rPr>
+          <w:b/>
+          <w:sz w:val="19"/>
+        </w:rPr>
+        <w:t xml:space="preserve">Übertragbarkeit: </w:t>
+      </w:r>
+      <w:r>
+        <w:rPr>
+          <w:sz w:val="19"/>
+        </w:rPr>
+        <w:t>Vietnam, Entwicklungskontext; Framework aber für deutsche Abfallwirtschaft und Arbeitssicherheit adaptierbar.</w:t>
+      </w:r>
+    </w:p>
+    <w:p>
+      <w:r>
+        <w:rPr>
+          <w:color w:val="5A7D3A"/>
+          <w:sz w:val="18"/>
+        </w:rPr>
+        <w:t>https://pubmed.ncbi.nlm.nih.gov/42839115/</w:t>
+      </w:r>
+    </w:p>
+    <w:p>
+      <w:pPr>
+        <w:pStyle w:val="Heading2"/>
+      </w:pPr>
+      <w:r>
+        <w:t>Automatische Endoskop-Aufbereitung: Vergleich von Desinfektionsverfahren in Routineklinik</w:t>
+      </w:r>
+    </w:p>
+    <w:p>
+      <w:r>
+        <w:rPr>
+          <w:i/>
+          <w:color w:val="666666"/>
+          <w:sz w:val="18"/>
+        </w:rPr>
+        <w:t>Kato M et al.  ·  PLoS One  ·  06.10.2026  ·  PMID 42837331</w:t>
+      </w:r>
+    </w:p>
+    <w:p>
+      <w:r>
+        <w:t>Prospektive randomisierte Surveillance von 222 Endoskop-Einsätzen mit drei Aufbereitungsmethoden (stark sauer elektrolysiertes Wasser, Ozondwasser, Peressigsäure) unter Routinebedingungen an 74 Episoden je Verfahren.</w:t>
+      </w:r>
+    </w:p>
+    <w:p>
+      <w:r>
+        <w:rPr>
+          <w:b/>
+        </w:rPr>
+        <w:t xml:space="preserve">Ergebnis: </w:t>
+      </w:r>
+      <w:r>
+        <w:t>Hygienesucces (≤20 KBE/Probe, keine Leitkeime): 90,5% (stark sauer elektrolysiert), 95,9% (Ozon), 95,9% (Peressigsäure). Risikodifferenzen gegenüber Peressigsäure: −5,4 Prozentpunkte (stark sauer) und 0,0 Prozentpunkte (Ozon). Post-hoc-Nicht-Unterlegenheit mit −10-Prozentpunkt-Marge nur für Ozon gestützt.</w:t>
+      </w:r>
+    </w:p>
+    <w:p>
+      <w:r>
+        <w:rPr>
+          <w:b/>
+          <w:sz w:val="19"/>
+        </w:rPr>
+        <w:t xml:space="preserve">Übertragbarkeit: </w:t>
+      </w:r>
+      <w:r>
+        <w:rPr>
+          <w:sz w:val="19"/>
+        </w:rPr>
+        <w:t>Japan, Routinepraxis; universelles Problem der Endoskophygiene in vergleichbaren Gesundheitssystemen.</w:t>
+      </w:r>
+    </w:p>
+    <w:p>
+      <w:r>
+        <w:rPr>
+          <w:color w:val="5A7D3A"/>
+          <w:sz w:val="18"/>
+        </w:rPr>
+        <w:t>https://pubmed.ncbi.nlm.nih.gov/42837331/</w:t>
+      </w:r>
+    </w:p>
+    <w:p>
+      <w:pPr>
+        <w:pStyle w:val="Heading2"/>
+      </w:pPr>
+      <w:r>
+        <w:t>Katheter-assoziierte Harnwegsinfektionen: 20-Jahres-Trend bei Präventionspraktiken in US-Kliniken</w:t>
+      </w:r>
+    </w:p>
+    <w:p>
+      <w:r>
+        <w:rPr>
+          <w:i/>
+          <w:color w:val="666666"/>
+          <w:sz w:val="18"/>
+        </w:rPr>
+        <w:t>Saint S et al.  ·  JAMA Netw Open  ·  01.10.2026  ·  PMID 42837154</w:t>
+      </w:r>
+    </w:p>
+    <w:p>
+      <w:r>
+        <w:t>Wiederholte Querschnittsbefragungen von VA- und nichtfödalen US-Krankenhäusern (2005–2025) zur Adoption von CAUTI-Präventionsmaßnahmen.</w:t>
+      </w:r>
+    </w:p>
+    <w:p>
+      <w:r>
+        <w:rPr>
+          <w:b/>
+        </w:rPr>
+        <w:t xml:space="preserve">Ergebnis: </w:t>
+      </w:r>
+      <w:r>
+        <w:t>Katheter-Reminder/Stop-Order stiegen in nichtfödalen Kliniken von 9,1% (2005) auf 48,7% (2025); Nurse-initiated-Diskontinuation von 11,3% (2009) auf 58,3% (2025). CAUTI-Überwachungssysteme nahezu universal (98,1–98,7%). VA-Kliniken zeigten langsamere Adoption. Externe Katheter stiegen deutlich, Silber-Foleys sanken markant.</w:t>
+      </w:r>
+    </w:p>
+    <w:p>
+      <w:r>
+        <w:rPr>
+          <w:b/>
+          <w:sz w:val="19"/>
+        </w:rPr>
+        <w:t xml:space="preserve">Übertragbarkeit: </w:t>
+      </w:r>
+      <w:r>
+        <w:rPr>
+          <w:sz w:val="19"/>
+        </w:rPr>
+        <w:t>USA, unterschiedliche Finanzierung; Implementierungsprozesse und Adoptionsmuster aber instruktiv für Qualitätssteigerung.</w:t>
+      </w:r>
+    </w:p>
+    <w:p>
+      <w:r>
+        <w:rPr>
+          <w:color w:val="5A7D3A"/>
+          <w:sz w:val="18"/>
+        </w:rPr>
+        <w:t>https://pubmed.ncbi.nlm.nih.gov/42837154/</w:t>
+      </w:r>
+    </w:p>
+    <w:p>
+      <w:pPr>
+        <w:pStyle w:val="Heading2"/>
+      </w:pPr>
+      <w:r>
+        <w:t>H3.1-Nukleosome als Biomarker für Nierenersatztherapie und Mortalität bei Sepsis</w:t>
+      </w:r>
+    </w:p>
+    <w:p>
+      <w:r>
+        <w:rPr>
+          <w:i/>
+          <w:color w:val="666666"/>
+          <w:sz w:val="18"/>
+        </w:rPr>
+        <w:t>Neumann C et al.  ·  Crit Care Med  ·  01.10.2026  ·  PMID 42545097</w:t>
+      </w:r>
+    </w:p>
+    <w:p>
+      <w:r>
+        <w:t>Sekundäranalyse der SISPCT-Studie (971 Sepsis-Patienten, 33 deutsche ICUs 2009–2013) zu H3.1-Nukleosomen bei Aufnahme als Prädiktoren für RRT-Bedarf und 28-Tage-Mortalität.</w:t>
+      </w:r>
+    </w:p>
+    <w:p>
+      <w:r>
+        <w:rPr>
+          <w:b/>
+        </w:rPr>
+        <w:t xml:space="preserve">Ergebnis: </w:t>
+      </w:r>
+      <w:r>
+        <w:t>H3.1-Level waren bei septischem Schock höher als bei Sepsis (921,84 vs. 432,71 ng/mL, p&lt;0,001). Ein log₁₀-Anstieg erhöhte 28-Tage-Mortalität um 48% (adj. HR 1,48; 95%-KI 1,07–2,04; p=0,02) und RRT-Risiko um 80% (adj. HR 1,8; 95%-KI 1,34–2,40; p&lt;0,001). Die Assoziation blieb nach Kontrolle für Laktat, Procalcitonin und CRP bestehen.</w:t>
+      </w:r>
+    </w:p>
+    <w:p>
+      <w:r>
+        <w:rPr>
+          <w:b/>
+          <w:sz w:val="19"/>
+        </w:rPr>
+        <w:t xml:space="preserve">Übertragbarkeit: </w:t>
+      </w:r>
+      <w:r>
+        <w:rPr>
+          <w:sz w:val="19"/>
+        </w:rPr>
+        <w:t>Deutschland, deutsche Intensivdaten; biomarkergestütztes Risikomodell unmittelbar übertragbar.</w:t>
+      </w:r>
+    </w:p>
+    <w:p>
+      <w:r>
+        <w:rPr>
+          <w:color w:val="5A7D3A"/>
+          <w:sz w:val="18"/>
+        </w:rPr>
+        <w:t>https://pubmed.ncbi.nlm.nih.gov/42545097/</w:t>
       </w:r>
     </w:p>
     <w:sectPr>

--- a/download/studien-aktuell.docx
+++ b/download/studien-aktuell.docx
@@ -62,7 +62,7 @@
           <w:color w:val="666666"/>
           <w:sz w:val="18"/>
         </w:rPr>
-        <w:t>Stand: 08.10.2026  |  6 Studien  |  safety.m-vf.de</w:t>
+        <w:t>Stand: 09.10.2026  |  6 Studien  |  safety.m-vf.de</w:t>
       </w:r>
     </w:p>
     <w:p>
@@ -70,7 +70,7 @@
         <w:pStyle w:val="Heading1"/>
       </w:pPr>
       <w:r>
-        <w:t>Aufgenommen am 08.10.2026</w:t>
+        <w:t>Aufgenommen am 09.10.2026</w:t>
       </w:r>
     </w:p>
     <w:p>
@@ -78,7 +78,7 @@
         <w:pStyle w:val="Heading2"/>
       </w:pPr>
       <w:r>
-        <w:t>Dosierungsfehler bei Antibiotika in Brasilien: Watch- und Reserve-Klassen besonders betroffen</w:t>
+        <w:t>Co-Design mit Sehbehinderten identifizierte drei Maßnahmen gegen Medikationsfehler in Apotheken</w:t>
       </w:r>
     </w:p>
     <w:p>
@@ -88,12 +88,12 @@
           <w:color w:val="666666"/>
           <w:sz w:val="18"/>
         </w:rPr>
-        <w:t>Sandes V et al.  ·  Pharmacoepidemiol Drug Saf  ·  Okt. 2026  ·  PMID 42841341</w:t>
+        <w:t>Adeyemi I et al.  ·  Health Expect  ·  Okt. 2026  ·  PMID 42847501</w:t>
       </w:r>
     </w:p>
     <w:p>
       <w:r>
-        <w:t>Analyse von 2587 Medikationsfehlern mit Antibiotika aus der brasilianischen Pharmacovigilance-Datenbank 2018-2025, klassifiziert nach WHO-AWaRe-Kategorien.</w:t>
+        <w:t>Nominale Gruppentechnik mit 7 sehbehinderten Personen und 6 Apothekenfachkräften zur Erkennung und Prävention von Medikationsfehlern in der Gemeinschaftsapotheke.</w:t>
       </w:r>
     </w:p>
     <w:p>
@@ -104,7 +104,7 @@
         <w:t xml:space="preserve">Ergebnis: </w:t>
       </w:r>
       <w:r>
-        <w:t>Dosierungsfehler (Auslassungen, falsche Frequenz) machten 31,7% aller Medikationsfehler aus; Neugeborene, Säuglinge und ältere Erwachsene waren überrepräsentiert (OR 3,90 / 1,78 / 1,70). Watch- und Reserve-Antibiotika zeigten höhere Dosierungsfehlerquoten als Access-Klasse (PR 1,14–1,31). Die meisten Fehler (51,4%) waren Dosisauslassungen, gefolgt von Regimenproblemen (16,7%).</w:t>
+        <w:t>Teilnehmer identifizierten 12 Sicherheitsrisiken und 24 Lösungen; priorisiert wurden 3 Interventionen: (1) zugänglicher Patientensicherheitsleitfaden zur Kommunikation, (2) Schulungsvideo für Apotheker zum Verständnis von Sehbehindertenbedarfen, (3) EHR-Alerts/Pop-ups zur Identifikation dieser Patienten. Intervention wurde als praktisch und akzeptabel bewertet.</w:t>
       </w:r>
     </w:p>
     <w:p>
@@ -119,7 +119,7 @@
         <w:rPr>
           <w:sz w:val="19"/>
         </w:rPr>
-        <w:t>Brasilien, andere Sozialversicherungssysteme; Befund zur Risikogruppe aber universal übertragbar.</w:t>
+        <w:t>UK-Studie, vergleichbar mit deutschem Gemeinschaftsapothekensystem</w:t>
       </w:r>
     </w:p>
     <w:p>
@@ -128,7 +128,7 @@
           <w:color w:val="5A7D3A"/>
           <w:sz w:val="18"/>
         </w:rPr>
-        <w:t>https://pubmed.ncbi.nlm.nih.gov/42841341/</w:t>
+        <w:t>https://pubmed.ncbi.nlm.nih.gov/42847501/</w:t>
       </w:r>
     </w:p>
     <w:p>
@@ -136,7 +136,7 @@
         <w:pStyle w:val="Heading2"/>
       </w:pPr>
       <w:r>
-        <w:t>Safety Culture als hierarchisches Modell: Struktur und Auswirkung auf Sicherheitsleistung</w:t>
+        <w:t>Whistleblower-System reduzierte Arbeitsunfälle signifikant auf chinesischen Industriebetrieben</w:t>
       </w:r>
     </w:p>
     <w:p>
@@ -146,12 +146,12 @@
           <w:color w:val="666666"/>
           <w:sz w:val="18"/>
         </w:rPr>
-        <w:t>Rahim H et al.  ·  Int Arch Occup Environ Health  ·  06.10.2026  ·  PMID 42839182</w:t>
+        <w:t>Liu L et al.  ·  Front Public Health  ·  23.09.2026  ·  PMID 42846635</w:t>
       </w:r>
     </w:p>
     <w:p>
       <w:r>
-        <w:t>Querschnittstudie mit 40 Sicherheitsfachleuten aus malaysischen Industrien (Öl/Gas, Fertigung, Bildung); Strukturgleichungsmodellierung (SEM) einer dreidimensionalen Safety-Culture-Struktur (psychologisch, verhaltensmäßig, situativ).</w:t>
+        <w:t>Longitudinale Panelstudie an 266 börsennotierten Unternehmen mit 3086 Unternehmens-Jahr-Beobachtungen zu Auswirkung von internen Meldungssystemen auf Arbeitssicherheit und zwei zugrunde liegende Mechanismen.</w:t>
       </w:r>
     </w:p>
     <w:p>
@@ -162,7 +162,7 @@
         <w:t xml:space="preserve">Ergebnis: </w:t>
       </w:r>
       <w:r>
-        <w:t>Psychologische Sicherheit (CR 0,84), Verhaltenssicherheit (CR 0,82) und situative Sicherheit (CR 0,86) bildeten ein validiertes Modell (AVE 0,55–0,60). Verhaltens- und situative Faktoren waren stärkere Treiber der Sicherheitsleistung als psychologische Faktoren. Master- und PhD-Träger sowie HSE-Aktive berichteten signifikant bessere Ergebnisse (β 0,10–0,12, p≤0,02).</w:t>
+        <w:t>Betriebe mit Whistleblower-System zeigten signifikante Reduktion von Arbeitsunfällen (Todesfällen und Sterblichkeitsraten). Effekt vermittelt durch zwei Pfade: Ressourcen-Pfad (erhöhte Sicherheitsinvestitionen) und Governance-Pfad (verbesserte interne Kontrolle). Effekt war in Ostchina ausgeprägter. Mediation-Analysen bestätigten beide Mechanismen.</w:t>
       </w:r>
     </w:p>
     <w:p>
@@ -177,7 +177,7 @@
         <w:rPr>
           <w:sz w:val="19"/>
         </w:rPr>
-        <w:t>Malaysia, kulturelle/regulatorische Unterschiede; Struktur-Konzept der Safety Culture aber international anwendbar.</w:t>
+        <w:t>China, andere Betriebsstruktur; Konzept der internen Sicherheitskultur und Meldesysteme relevant für deutsches Arbeitsschutzsystem</w:t>
       </w:r>
     </w:p>
     <w:p>
@@ -186,7 +186,7 @@
           <w:color w:val="5A7D3A"/>
           <w:sz w:val="18"/>
         </w:rPr>
-        <w:t>https://pubmed.ncbi.nlm.nih.gov/42839182/</w:t>
+        <w:t>https://pubmed.ncbi.nlm.nih.gov/42846635/</w:t>
       </w:r>
     </w:p>
     <w:p>
@@ -194,7 +194,7 @@
         <w:pStyle w:val="Heading2"/>
       </w:pPr>
       <w:r>
-        <w:t>HSE-Risikomanagement in Abfallumschlagplätzen: integriertes EFMEA-Fine-Kinney-SEM-Modell</w:t>
+        <w:t>Audit-Feedback zu Patientenschäden senkte unnötige Antibiotika nach Herzimplantat um 84 Prozent</w:t>
       </w:r>
     </w:p>
     <w:p>
@@ -204,12 +204,12 @@
           <w:color w:val="666666"/>
           <w:sz w:val="18"/>
         </w:rPr>
-        <w:t>Phu STP et al.  ·  Int Arch Occup Environ Health  ·  06.10.2026  ·  PMID 42839115</w:t>
+        <w:t>Branch-Elliman W et al.  ·  Front Public Health  ·  23.09.2026  ·  PMID 42846419</w:t>
       </w:r>
     </w:p>
     <w:p>
       <w:r>
-        <w:t>Fallstudie an zwei vietnamesischen Abfallumschlagplätzen mit 110 Mitarbeitern; Integration von Environmental-Failure-Mode-Analysis, Fine-Kinney-Methode und PLS-SEM zur Identifikation und Validierung von Gesundheits-, Sicherheits- und Umweltrisiken.</w:t>
+        <w:t>Quasi-experimentelle Studie an 11 US-VA-Kliniken zur Deimplementierung guideline-discordanter Antibiotikaprophylaxe nach Herzimplantat-Operationen mittels Audit-Feedback, lokaler Champions und Schulung.</w:t>
       </w:r>
     </w:p>
     <w:p>
@@ -220,7 +220,7 @@
         <w:t xml:space="preserve">Ergebnis: </w:t>
       </w:r>
       <w:r>
-        <w:t>Umweltrisiken (EFMEA) überwiegend mittlere Kategorie (Gase, biologische Kontamination). Sicherheitsrisiken (Fine-Kinney) niedrig durch Training. Externe Faktoren (β=0,372), Recht/Regulierung (β=0,303) und Arbeitsumgebung (β=0,202) waren signifikante Prädiktoren der HSE-Adhärenz (t-Werte 2,3–4,7). Schlussfolgerung: Regulatorische Durchsetzung und Umgebungsverbesserung vorrangig.</w:t>
+        <w:t>Guideline-Noncompliance sank nach Intervention in Kliniken signifikant (OR 0,16, 95% CI 0,12–0,21), während Kontrollkliniken unverändert blieben. Kein Anstieg nosokomialer Infektionen (OR 0,96, 95% CI 0,48–1,93), Trend zur Reduktion kombinierter Antibiotikaschäden (OR 0,59, p=0,059); in 12-Monats-Nachbeobachtung signifikante Schadensreduktion (aOR 0,57, 95% CI 0,34–0,91, p=0,02). Verbesserungen wurden über 12 Monate aufrechterhalten.</w:t>
       </w:r>
     </w:p>
     <w:p>
@@ -235,7 +235,7 @@
         <w:rPr>
           <w:sz w:val="19"/>
         </w:rPr>
-        <w:t>Vietnam, Entwicklungskontext; Framework aber für deutsche Abfallwirtschaft und Arbeitssicherheit adaptierbar.</w:t>
+        <w:t>USA-VA-System mit anderer Finanzierung; Maßnahme (Audit-Feedback mit Benchmarking, Schulung) ist übertragbar</w:t>
       </w:r>
     </w:p>
     <w:p>
@@ -244,7 +244,7 @@
           <w:color w:val="5A7D3A"/>
           <w:sz w:val="18"/>
         </w:rPr>
-        <w:t>https://pubmed.ncbi.nlm.nih.gov/42839115/</w:t>
+        <w:t>https://pubmed.ncbi.nlm.nih.gov/42846419/</w:t>
       </w:r>
     </w:p>
     <w:p>
@@ -252,7 +252,7 @@
         <w:pStyle w:val="Heading2"/>
       </w:pPr>
       <w:r>
-        <w:t>Automatische Endoskop-Aufbereitung: Vergleich von Desinfektionsverfahren in Routineklinik</w:t>
+        <w:t>88 Prozent unerwünschter Ereignisse nach ICU-Entlassung treten in ersten 48 Stunden auf</w:t>
       </w:r>
     </w:p>
     <w:p>
@@ -262,12 +262,12 @@
           <w:color w:val="666666"/>
           <w:sz w:val="18"/>
         </w:rPr>
-        <w:t>Kato M et al.  ·  PLoS One  ·  06.10.2026  ·  PMID 42837331</w:t>
+        <w:t>Mahran GSK et al.  ·  Nurs Crit Care  ·  Nov. 2026  ·  PMID 42844803</w:t>
       </w:r>
     </w:p>
     <w:p>
       <w:r>
-        <w:t>Prospektive randomisierte Surveillance von 222 Endoskop-Einsätzen mit drei Aufbereitungsmethoden (stark sauer elektrolysiertes Wasser, Ozondwasser, Peressigsäure) unter Routinebedingungen an 74 Episoden je Verfahren.</w:t>
+        <w:t>Prospektive Kohortenstudie an 207 Patienten beim Übergang von Intensivstation zur Normalstation an tertiatem Krankenhaus über 20 Monate zur Erfassung unerwünschter Ereignisse, deren Timing und Prädiktoren.</w:t>
       </w:r>
     </w:p>
     <w:p>
@@ -278,7 +278,7 @@
         <w:t xml:space="preserve">Ergebnis: </w:t>
       </w:r>
       <w:r>
-        <w:t>Hygienesucces (≤20 KBE/Probe, keine Leitkeime): 90,5% (stark sauer elektrolysiert), 95,9% (Ozon), 95,9% (Peressigsäure). Risikodifferenzen gegenüber Peressigsäure: −5,4 Prozentpunkte (stark sauer) und 0,0 Prozentpunkte (Ozon). Post-hoc-Nicht-Unterlegenheit mit −10-Prozentpunkt-Marge nur für Ozon gestützt.</w:t>
+        <w:t>Unerwünschte Ereignisse bei 52/207 Patienten (25,1%): ICU-Readmission 46 (22,2%), nosokomiale Infektionen 29 (14,0%). 88% traten in den ersten 48 h auf (Tag 1: 56%, Tag 2: 32%). SWIFT-Score beste Vorhersagekraft (AUC 0,856). Fünf Risikofaktoren erklärten 88,5% der Ereignisse: Beatmung (OR 10,11), verlängerte ICU-Liegedauer (OR 6,40), Atemwegdiagnose (OR 4,99), &gt;3 invasive Geräte (OR 4,41), Komorbiditäten (OR 3,64).</w:t>
       </w:r>
     </w:p>
     <w:p>
@@ -293,7 +293,7 @@
         <w:rPr>
           <w:sz w:val="19"/>
         </w:rPr>
-        <w:t>Japan, Routinepraxis; universelles Problem der Endoskophygiene in vergleichbaren Gesundheitssystemen.</w:t>
+        <w:t>Mehrländer-Studie, generalisierbare Risikofaktoren für deutsches Patientenmonitoring</w:t>
       </w:r>
     </w:p>
     <w:p>
@@ -302,7 +302,7 @@
           <w:color w:val="5A7D3A"/>
           <w:sz w:val="18"/>
         </w:rPr>
-        <w:t>https://pubmed.ncbi.nlm.nih.gov/42837331/</w:t>
+        <w:t>https://pubmed.ncbi.nlm.nih.gov/42844803/</w:t>
       </w:r>
     </w:p>
     <w:p>
@@ -310,7 +310,7 @@
         <w:pStyle w:val="Heading2"/>
       </w:pPr>
       <w:r>
-        <w:t>Katheter-assoziierte Harnwegsinfektionen: 20-Jahres-Trend bei Präventionspraktiken in US-Kliniken</w:t>
+        <w:t>Blutplättchen-Parameter am 7. Tag prägen Sepsis-Prognose und lenken Therapieintensität</w:t>
       </w:r>
     </w:p>
     <w:p>
@@ -320,12 +320,12 @@
           <w:color w:val="666666"/>
           <w:sz w:val="18"/>
         </w:rPr>
-        <w:t>Saint S et al.  ·  JAMA Netw Open  ·  01.10.2026  ·  PMID 42837154</w:t>
+        <w:t>Niu J et al.  ·  J Int Med Res  ·  07.10.2026  ·  PMID 42844573</w:t>
       </w:r>
     </w:p>
     <w:p>
       <w:r>
-        <w:t>Wiederholte Querschnittsbefragungen von VA- und nichtfödalen US-Krankenhäusern (2005–2025) zur Adoption von CAUTI-Präventionsmaßnahmen.</w:t>
+        <w:t>Retrospektive Studie an 48 Sepsispatienten und 34 Infektionspatienten zur prognostischen Aussagekraft serieller Blutplättchen-Parameter (Thrombozytenzahl, Plateletcrit, mittleres Plättchenvolumen, Thrombozyten-Verteilungsbreite) über 7 Tage.</w:t>
       </w:r>
     </w:p>
     <w:p>
@@ -336,7 +336,7 @@
         <w:t xml:space="preserve">Ergebnis: </w:t>
       </w:r>
       <w:r>
-        <w:t>Katheter-Reminder/Stop-Order stiegen in nichtfödalen Kliniken von 9,1% (2005) auf 48,7% (2025); Nurse-initiated-Diskontinuation von 11,3% (2009) auf 58,3% (2025). CAUTI-Überwachungssysteme nahezu universal (98,1–98,7%). VA-Kliniken zeigten langsamere Adoption. Externe Katheter stiegen deutlich, Silber-Foleys sanken markant.</w:t>
+        <w:t>Thrombozyten und Plateletcrit am Tag 7 zeigten signifikante Unterschiede zwischen Überlebenden und Nicht-Überlebenden (beide p&lt;0,05). Thrombozytenzahl beste diagnostische Aussagekraft für Sepsis: AUC 0,864, Sensitivität 94,12%, Spezifität 73,47%. Negative Korrelation mit SOFA-Score (r=−0,657, p&lt;0,05). Dynamische Überwachung zum Tag 7 kann aggressive Behandlungsstrategien leiten.</w:t>
       </w:r>
     </w:p>
     <w:p>
@@ -351,7 +351,7 @@
         <w:rPr>
           <w:sz w:val="19"/>
         </w:rPr>
-        <w:t>USA, unterschiedliche Finanzierung; Implementierungsprozesse und Adoptionsmuster aber instruktiv für Qualitätssteigerung.</w:t>
+        <w:t>China, generalisierbare Biomarker-Messungen anwendbar auf deutsche Intensivmedizin</w:t>
       </w:r>
     </w:p>
     <w:p>
@@ -360,7 +360,7 @@
           <w:color w:val="5A7D3A"/>
           <w:sz w:val="18"/>
         </w:rPr>
-        <w:t>https://pubmed.ncbi.nlm.nih.gov/42837154/</w:t>
+        <w:t>https://pubmed.ncbi.nlm.nih.gov/42844573/</w:t>
       </w:r>
     </w:p>
     <w:p>
@@ -368,7 +368,7 @@
         <w:pStyle w:val="Heading2"/>
       </w:pPr>
       <w:r>
-        <w:t>H3.1-Nukleosome als Biomarker für Nierenersatztherapie und Mortalität bei Sepsis</w:t>
+        <w:t>Vergrabene K-Drähte in Kindertraumatologie: Infektionsrate 0,16 Prozent bei 634 Patienten</w:t>
       </w:r>
     </w:p>
     <w:p>
@@ -378,12 +378,12 @@
           <w:color w:val="666666"/>
           <w:sz w:val="18"/>
         </w:rPr>
-        <w:t>Neumann C et al.  ·  Crit Care Med  ·  01.10.2026  ·  PMID 42545097</w:t>
+        <w:t>Zimmermann A et al.  ·  Eur J Orthop Surg Traumatol  ·  06.10.2026  ·  PMID 42836880</w:t>
       </w:r>
     </w:p>
     <w:p>
       <w:r>
-        <w:t>Sekundäranalyse der SISPCT-Studie (971 Sepsis-Patienten, 33 deutsche ICUs 2009–2013) zu H3.1-Nukleosomen bei Aufnahme als Prädiktoren für RRT-Bedarf und 28-Tage-Mortalität.</w:t>
+        <w:t>Retrospektive Kohortenstudie deutscher Level-I-Unfallklinik an 634 Kindern mit vergrabenen Kirschner-Drähten zur Frakturversorgung mit Verfolgung bis Drahtentfernung.</w:t>
       </w:r>
     </w:p>
     <w:p>
@@ -394,7 +394,7 @@
         <w:t xml:space="preserve">Ergebnis: </w:t>
       </w:r>
       <w:r>
-        <w:t>H3.1-Level waren bei septischem Schock höher als bei Sepsis (921,84 vs. 432,71 ng/mL, p&lt;0,001). Ein log₁₀-Anstieg erhöhte 28-Tage-Mortalität um 48% (adj. HR 1,48; 95%-KI 1,07–2,04; p=0,02) und RRT-Risiko um 80% (adj. HR 1,8; 95%-KI 1,34–2,40; p&lt;0,001). Die Assoziation blieb nach Kontrolle für Laktat, Procalcitonin und CRP bestehen.</w:t>
+        <w:t>Von 634 Kindern (Mittelalt. 10,2±4,2 Jahre, 96,8% Obergliedmaßen) entwickelten nur 1 (0,16%, 95% CI 0,00–0,88%) oberflächliche Infektion, 0 Tiefeninfektionen/Osteomyelitis. Sekundäre Hautperforation ohne Infektion 8,36%, minimale Wundheilungsstörungen 0,32%. Alle Frakturen heilten radiographisch aus, 0 infektionsbedingte Reoperationen.</w:t>
       </w:r>
     </w:p>
     <w:p>
@@ -409,7 +409,7 @@
         <w:rPr>
           <w:sz w:val="19"/>
         </w:rPr>
-        <w:t>Deutschland, deutsche Intensivdaten; biomarkergestütztes Risikomodell unmittelbar übertragbar.</w:t>
+        <w:t>Deutsche Daten (Universitätsklinik Bonn), direkt auf DACH-Praxis übertragbar</w:t>
       </w:r>
     </w:p>
     <w:p>
@@ -418,7 +418,7 @@
           <w:color w:val="5A7D3A"/>
           <w:sz w:val="18"/>
         </w:rPr>
-        <w:t>https://pubmed.ncbi.nlm.nih.gov/42545097/</w:t>
+        <w:t>https://pubmed.ncbi.nlm.nih.gov/42836880/</w:t>
       </w:r>
     </w:p>
     <w:sectPr>

--- a/download/studien-aktuell.docx
+++ b/download/studien-aktuell.docx
@@ -62,7 +62,7 @@
           <w:color w:val="666666"/>
           <w:sz w:val="18"/>
         </w:rPr>
-        <w:t>Stand: 09.10.2026  |  6 Studien  |  safety.m-vf.de</w:t>
+        <w:t>Stand: 10.10.2026  |  6 Studien  |  safety.m-vf.de</w:t>
       </w:r>
     </w:p>
     <w:p>
@@ -70,7 +70,7 @@
         <w:pStyle w:val="Heading1"/>
       </w:pPr>
       <w:r>
-        <w:t>Aufgenommen am 09.10.2026</w:t>
+        <w:t>Aufgenommen am 10.10.2026</w:t>
       </w:r>
     </w:p>
     <w:p>
@@ -78,7 +78,7 @@
         <w:pStyle w:val="Heading2"/>
       </w:pPr>
       <w:r>
-        <w:t>Co-Design mit Sehbehinderten identifizierte drei Maßnahmen gegen Medikationsfehler in Apotheken</w:t>
+        <w:t>Digitale Bestellsysteme senken Dokumentationsfehler bei Notfall-zu-ITS-Übergängen um 46 %</w:t>
       </w:r>
     </w:p>
     <w:p>
@@ -88,12 +88,12 @@
           <w:color w:val="666666"/>
           <w:sz w:val="18"/>
         </w:rPr>
-        <w:t>Adeyemi I et al.  ·  Health Expect  ·  Okt. 2026  ·  PMID 42847501</w:t>
+        <w:t>Chien DK et al.  ·  JMIR Form Res  ·  09.10.2026  ·  PMID 42854259</w:t>
       </w:r>
     </w:p>
     <w:p>
       <w:r>
-        <w:t>Nominale Gruppentechnik mit 7 sehbehinderten Personen und 6 Apothekenfachkräften zur Erkennung und Prävention von Medikationsfehlern in der Gemeinschaftsapotheke.</w:t>
+        <w:t>Retrospektive vergleichende Evaluierung eines aktualisierten digitalen Bestellsystems für Notfall-zu-Intensivmedizin-Aufnahmen (2023 vs. 2024) an einem Tertium-Zentrum in Taiwan.</w:t>
       </w:r>
     </w:p>
     <w:p>
@@ -104,7 +104,7 @@
         <w:t xml:space="preserve">Ergebnis: </w:t>
       </w:r>
       <w:r>
-        <w:t>Teilnehmer identifizierten 12 Sicherheitsrisiken und 24 Lösungen; priorisiert wurden 3 Interventionen: (1) zugänglicher Patientensicherheitsleitfaden zur Kommunikation, (2) Schulungsvideo für Apotheker zum Verständnis von Sehbehindertenbedarfen, (3) EHR-Alerts/Pop-ups zur Identifikation dieser Patienten. Intervention wurde als praktisch und akzeptabel bewertet.</w:t>
+        <w:t>Aktualisiertes System assoziiert mit höherer Bestellgültigkeit (54,1 % → 75,4 %; RR 1,39, KI 1,25–1,54, p &lt; 0,001), niedrigerer Fehlerquote (45,9 % → 24,6 %; RR 0,54, KI 0,44–0,66, p &lt; 0,001); doppelte und verlorene Aufträge sanken; ITS-Reservierungsalignment verbessert sich (Verhältnis 0,68 → 0,78, p = 0,03). Strukturierte, zeitstempel-gesteuerte Infrastruktur unterstützt zuverlässigere Hochrisiko-Workflows.</w:t>
       </w:r>
     </w:p>
     <w:p>
@@ -119,7 +119,7 @@
         <w:rPr>
           <w:sz w:val="19"/>
         </w:rPr>
-        <w:t>UK-Studie, vergleichbar mit deutschem Gemeinschaftsapothekensystem</w:t>
+        <w:t>Taiwan - Elektronische Order-Standardisierung übertragbar auf deutsches Kliniksetting mit vergleichbaren Workflows</w:t>
       </w:r>
     </w:p>
     <w:p>
@@ -128,7 +128,7 @@
           <w:color w:val="5A7D3A"/>
           <w:sz w:val="18"/>
         </w:rPr>
-        <w:t>https://pubmed.ncbi.nlm.nih.gov/42847501/</w:t>
+        <w:t>https://pubmed.ncbi.nlm.nih.gov/42854259/</w:t>
       </w:r>
     </w:p>
     <w:p>
@@ -136,7 +136,7 @@
         <w:pStyle w:val="Heading2"/>
       </w:pPr>
       <w:r>
-        <w:t>Whistleblower-System reduzierte Arbeitsunfälle signifikant auf chinesischen Industriebetrieben</w:t>
+        <w:t>Nosokomialer Ausbruch durch kontaminierte Infusionslösungen: 16 Fälle in sieben deutschen Kliniken</w:t>
       </w:r>
     </w:p>
     <w:p>
@@ -146,12 +146,12 @@
           <w:color w:val="666666"/>
           <w:sz w:val="18"/>
         </w:rPr>
-        <w:t>Liu L et al.  ·  Front Public Health  ·  23.09.2026  ·  PMID 42846635</w:t>
+        <w:t>Burdi S et al.  ·  Euro Surveill  ·  Okt. 2026  ·  PMID 42852523</w:t>
       </w:r>
     </w:p>
     <w:p>
       <w:r>
-        <w:t>Longitudinale Panelstudie an 266 börsennotierten Unternehmen mit 3086 Unternehmens-Jahr-Beobachtungen zu Auswirkung von internen Meldungssystemen auf Arbeitssicherheit und zwei zugrunde liegende Mechanismen.</w:t>
+        <w:t>Untersuchung eines Ausbruchs von Ralstonia mannitolilytica-Bacteriämien in deutschen Krankenhäusern von März bis September 2026, der auf kontaminierte vorgefüllte Kochsalzspritzen zurückgeführt wurde.</w:t>
       </w:r>
     </w:p>
     <w:p>
@@ -162,7 +162,7 @@
         <w:t xml:space="preserve">Ergebnis: </w:t>
       </w:r>
       <w:r>
-        <w:t>Betriebe mit Whistleblower-System zeigten signifikante Reduktion von Arbeitsunfällen (Todesfällen und Sterblichkeitsraten). Effekt vermittelt durch zwei Pfade: Ressourcen-Pfad (erhöhte Sicherheitsinvestitionen) und Governance-Pfad (verbesserte interne Kontrolle). Effekt war in Ostchina ausgeprägter. Mediation-Analysen bestätigten beide Mechanismen.</w:t>
+        <w:t>16 Fälle mit ≤6 Allel-Unterschieden in sieben Kliniken identifiziert; Produktions- und Verteilungsfehler eines Herstellers als Quelle bestätigt; Quarantäne und Nutzungsstopp des Produkts eingeleitet. Die Rückverfolgung zeigt, dass solche nosokomialen Ausbrüche auch durch systematische Beschaffungsfehler entstehen.</w:t>
       </w:r>
     </w:p>
     <w:p>
@@ -177,7 +177,7 @@
         <w:rPr>
           <w:sz w:val="19"/>
         </w:rPr>
-        <w:t>China, andere Betriebsstruktur; Konzept der internen Sicherheitskultur und Meldesysteme relevant für deutsches Arbeitsschutzsystem</w:t>
+        <w:t>Deutsche Klinikdaten, vergleichbare Hygienestandards und Meldepflichten nach IfSG</w:t>
       </w:r>
     </w:p>
     <w:p>
@@ -186,7 +186,7 @@
           <w:color w:val="5A7D3A"/>
           <w:sz w:val="18"/>
         </w:rPr>
-        <w:t>https://pubmed.ncbi.nlm.nih.gov/42846635/</w:t>
+        <w:t>https://pubmed.ncbi.nlm.nih.gov/42852523/</w:t>
       </w:r>
     </w:p>
     <w:p>
@@ -194,7 +194,7 @@
         <w:pStyle w:val="Heading2"/>
       </w:pPr>
       <w:r>
-        <w:t>Audit-Feedback zu Patientenschäden senkte unnötige Antibiotika nach Herzimplantat um 84 Prozent</w:t>
+        <w:t>NHS-Qualitätsstrategie vernachlässigt grundlegende Patientensicherheitsmaßnahmen</w:t>
       </w:r>
     </w:p>
     <w:p>
@@ -204,12 +204,12 @@
           <w:color w:val="666666"/>
           <w:sz w:val="18"/>
         </w:rPr>
-        <w:t>Branch-Elliman W et al.  ·  Front Public Health  ·  23.09.2026  ·  PMID 42846419</w:t>
+        <w:t>Tingle J  ·  Br J Nurs  ·  08.10.2026  ·  PMID 42848698</w:t>
       </w:r>
     </w:p>
     <w:p>
       <w:r>
-        <w:t>Quasi-experimentelle Studie an 11 US-VA-Kliniken zur Deimplementierung guideline-discordanter Antibiotikaprophylaxe nach Herzimplantat-Operationen mittels Audit-Feedback, lokaler Champions und Schulung.</w:t>
+        <w:t>Analyse durch akademischen Rechtsexperten der aktuellen NHS-Qualitätsstrategie bezüglich Patientensicherheitspriorisierung und regulatorischer Überwachung.</w:t>
       </w:r>
     </w:p>
     <w:p>
@@ -220,7 +220,7 @@
         <w:t xml:space="preserve">Ergebnis: </w:t>
       </w:r>
       <w:r>
-        <w:t>Guideline-Noncompliance sank nach Intervention in Kliniken signifikant (OR 0,16, 95% CI 0,12–0,21), während Kontrollkliniken unverändert blieben. Kein Anstieg nosokomialer Infektionen (OR 0,96, 95% CI 0,48–1,93), Trend zur Reduktion kombinierter Antibiotikaschäden (OR 0,59, p=0,059); in 12-Monats-Nachbeobachtung signifikante Schadensreduktion (aOR 0,57, 95% CI 0,34–0,91, p=0,02). Verbesserungen wurden über 12 Monate aufrechterhalten.</w:t>
+        <w:t>Expertenmeinung identifiziert Lücken in der NHS-Strategie: Grundlegende Sicherheitsmaßnahmen werden übersehen; regulatorische Aufsicht und Dokumentation von Sicherheitsversprechen unzureichend. Kommentar hebt Misalignment zwischen strategischem Anspruch und operativer Realität hervor.</w:t>
       </w:r>
     </w:p>
     <w:p>
@@ -235,7 +235,7 @@
         <w:rPr>
           <w:sz w:val="19"/>
         </w:rPr>
-        <w:t>USA-VA-System mit anderer Finanzierung; Maßnahme (Audit-Feedback mit Benchmarking, Schulung) ist übertragbar</w:t>
+        <w:t>Großbritannien (NHS) - Melde- und Haftungssystem unterscheidet sich von Deutschland durch andere Governance-Strukturen</w:t>
       </w:r>
     </w:p>
     <w:p>
@@ -244,7 +244,7 @@
           <w:color w:val="5A7D3A"/>
           <w:sz w:val="18"/>
         </w:rPr>
-        <w:t>https://pubmed.ncbi.nlm.nih.gov/42846419/</w:t>
+        <w:t>https://pubmed.ncbi.nlm.nih.gov/42848698/</w:t>
       </w:r>
     </w:p>
     <w:p>
@@ -252,7 +252,7 @@
         <w:pStyle w:val="Heading2"/>
       </w:pPr>
       <w:r>
-        <w:t>88 Prozent unerwünschter Ereignisse nach ICU-Entlassung treten in ersten 48 Stunden auf</w:t>
+        <w:t>Haftungsrisiko und Spezialisierungswahl: Ärzte meiden "High-Risk"-Fachrichtungen</w:t>
       </w:r>
     </w:p>
     <w:p>
@@ -262,12 +262,12 @@
           <w:color w:val="666666"/>
           <w:sz w:val="18"/>
         </w:rPr>
-        <w:t>Mahran GSK et al.  ·  Nurs Crit Care  ·  Nov. 2026  ·  PMID 42844803</w:t>
+        <w:t>Leśniak MW et al.  ·  Psychiatr Pol  ·  30.08.2026  ·  PMID 42848476</w:t>
       </w:r>
     </w:p>
     <w:p>
       <w:r>
-        <w:t>Prospektive Kohortenstudie an 207 Patienten beim Übergang von Intensivstation zur Normalstation an tertiatem Krankenhaus über 20 Monate zur Erfassung unerwünschter Ereignisse, deren Timing und Prädiktoren.</w:t>
+        <w:t>Befragung polnischer Medizinstudierender (4.–6. Studienjahr) zur Wahrnehmung von Haftungsrisiken einzelner Fachrichtungen und deren Einfluss auf die Spezialisierungswahl.</w:t>
       </w:r>
     </w:p>
     <w:p>
@@ -278,7 +278,7 @@
         <w:t xml:space="preserve">Ergebnis: </w:t>
       </w:r>
       <w:r>
-        <w:t>Unerwünschte Ereignisse bei 52/207 Patienten (25,1%): ICU-Readmission 46 (22,2%), nosokomiale Infektionen 29 (14,0%). 88% traten in den ersten 48 h auf (Tag 1: 56%, Tag 2: 32%). SWIFT-Score beste Vorhersagekraft (AUC 0,856). Fünf Risikofaktoren erklärten 88,5% der Ereignisse: Beatmung (OR 10,11), verlängerte ICU-Liegedauer (OR 6,40), Atemwegdiagnose (OR 4,99), &gt;3 invasive Geräte (OR 4,41), Komorbiditäten (OR 3,64).</w:t>
+        <w:t>Über 50 % schätzten ihr Wissen über medizinische Fehler und Stressmanagement als unzureichend ein; höhere Studienjahre und Frauen vermeiden chirurgische "High-Risk"-Fachrichtungen signifikant häufiger; ältere Studierende bewerteten ihr Wissen zu Medizinrecht und Stressmanagement besser. Studierenden betonen Bedarf für erweiterte Ausbildung in Fehlermanagement.</w:t>
       </w:r>
     </w:p>
     <w:p>
@@ -293,7 +293,7 @@
         <w:rPr>
           <w:sz w:val="19"/>
         </w:rPr>
-        <w:t>Mehrländer-Studie, generalisierbare Risikofaktoren für deutsches Patientenmonitoring</w:t>
+        <w:t>Polen - Haftungssystem ähnlich Deutschland ohne kausale Entschädigung, aber Datenlage begrenzt</w:t>
       </w:r>
     </w:p>
     <w:p>
@@ -302,7 +302,7 @@
           <w:color w:val="5A7D3A"/>
           <w:sz w:val="18"/>
         </w:rPr>
-        <w:t>https://pubmed.ncbi.nlm.nih.gov/42844803/</w:t>
+        <w:t>https://pubmed.ncbi.nlm.nih.gov/42848476/</w:t>
       </w:r>
     </w:p>
     <w:p>
@@ -310,7 +310,7 @@
         <w:pStyle w:val="Heading2"/>
       </w:pPr>
       <w:r>
-        <w:t>Blutplättchen-Parameter am 7. Tag prägen Sepsis-Prognose und lenken Therapieintensität</w:t>
+        <w:t>Digitale Fragmentierung behindert Antibiotic Stewardship und Infektionserkennung im UK-NHS</w:t>
       </w:r>
     </w:p>
     <w:p>
@@ -320,12 +320,12 @@
           <w:color w:val="666666"/>
           <w:sz w:val="18"/>
         </w:rPr>
-        <w:t>Niu J et al.  ·  J Int Med Res  ·  07.10.2026  ·  PMID 42844573</w:t>
+        <w:t>Schneider V et al.  ·  J Med Internet Res  ·  06.10.2026  ·  PMID 42837652</w:t>
       </w:r>
     </w:p>
     <w:p>
       <w:r>
-        <w:t>Retrospektive Studie an 48 Sepsispatienten und 34 Infektionspatienten zur prognostischen Aussagekraft serieller Blutplättchen-Parameter (Thrombozytenzahl, Plateletcrit, mittleres Plättchenvolumen, Thrombozyten-Verteilungsbreite) über 7 Tage.</w:t>
+        <w:t>Rapid Evidence Review zur digitalen Fragmentierung und ihrer Auswirkungen auf Antibiotic Stewardship im englischen Gesundheitssystem.</w:t>
       </w:r>
     </w:p>
     <w:p>
@@ -336,7 +336,7 @@
         <w:t xml:space="preserve">Ergebnis: </w:t>
       </w:r>
       <w:r>
-        <w:t>Thrombozyten und Plateletcrit am Tag 7 zeigten signifikante Unterschiede zwischen Überlebenden und Nicht-Überlebenden (beide p&lt;0,05). Thrombozytenzahl beste diagnostische Aussagekraft für Sepsis: AUC 0,864, Sensitivität 94,12%, Spezifität 73,47%. Negative Korrelation mit SOFA-Score (r=−0,657, p&lt;0,05). Dynamische Überwachung zum Tag 7 kann aggressive Behandlungsstrategien leiten.</w:t>
+        <w:t>14 Studien eingeschlossen; Fragmentierung betrifft große Patientenpopulationen und ist verknüpft mit klinischer Ineffizienz, Qualitäts- und Sicherheitsrisiken (fehlende Krankenakten, doppelte Untersuchungen, Verzögerungen); nur 4 Studien spezifisch zu Antibiotic Stewardship, alle zeigten Workflow-Behinderungen und Kommunikationsstörungen. Nur 1 Studie beschrieb ein digitales Tool zur Abhilfe.</w:t>
       </w:r>
     </w:p>
     <w:p>
@@ -351,7 +351,7 @@
         <w:rPr>
           <w:sz w:val="19"/>
         </w:rPr>
-        <w:t>China, generalisierbare Biomarker-Messungen anwendbar auf deutsche Intensivmedizin</w:t>
+        <w:t>Großbritannien - analog zu deutschen Fragmentierungsproblemen bei unzureichender Interoperabilität zwischen Sektoren</w:t>
       </w:r>
     </w:p>
     <w:p>
@@ -360,7 +360,7 @@
           <w:color w:val="5A7D3A"/>
           <w:sz w:val="18"/>
         </w:rPr>
-        <w:t>https://pubmed.ncbi.nlm.nih.gov/42844573/</w:t>
+        <w:t>https://pubmed.ncbi.nlm.nih.gov/42837652/</w:t>
       </w:r>
     </w:p>
     <w:p>
@@ -368,7 +368,7 @@
         <w:pStyle w:val="Heading2"/>
       </w:pPr>
       <w:r>
-        <w:t>Vergrabene K-Drähte in Kindertraumatologie: Infektionsrate 0,16 Prozent bei 634 Patienten</w:t>
+        <w:t>Strukturiertes Risikomanagement in virtuellen Atemwegsversorgungsteams reduziert Versorgungsfehler</w:t>
       </w:r>
     </w:p>
     <w:p>
@@ -378,12 +378,12 @@
           <w:color w:val="666666"/>
           <w:sz w:val="18"/>
         </w:rPr>
-        <w:t>Zimmermann A et al.  ·  Eur J Orthop Surg Traumatol  ·  06.10.2026  ·  PMID 42836880</w:t>
+        <w:t>Mariaki I et al.  ·  Br J Community Nurs  ·  02.10.2026  ·  PMID 42832408</w:t>
       </w:r>
     </w:p>
     <w:p>
       <w:r>
-        <w:t>Retrospektive Kohortenstudie deutscher Level-I-Unfallklinik an 634 Kindern mit vergrabenen Kirschner-Drähten zur Frakturversorgung mit Verfolgung bis Drahtentfernung.</w:t>
+        <w:t>Entwicklung und Piloterprobung eines strukturierten Risk-Assessment-Rahmens für die Versorgung psychosozial komplexer Patienten in respiratorischen virtuellen Wards des NHS.</w:t>
       </w:r>
     </w:p>
     <w:p>
@@ -394,7 +394,7 @@
         <w:t xml:space="preserve">Ergebnis: </w:t>
       </w:r>
       <w:r>
-        <w:t>Von 634 Kindern (Mittelalt. 10,2±4,2 Jahre, 96,8% Obergliedmaßen) entwickelten nur 1 (0,16%, 95% CI 0,00–0,88%) oberflächliche Infektion, 0 Tiefeninfektionen/Osteomyelitis. Sekundäre Hautperforation ohne Infektion 8,36%, minimale Wundheilungsstörungen 0,32%. Alle Frakturen heilten radiographisch aus, 0 infektionsbedingte Reoperationen.</w:t>
+        <w:t>Nach Implementierung verbesserte sich die Konsistenz klinischer Entscheidungsfindung, multidisziplinäre Kommunikation und Dokumentation nachweislich; Mitarbeiterkompetenz stieg; Feasibility-Pilot mit sieben Patienten zeigte Machbarkeit in der Routinepraxis. Formale Evaluation ist geplant.</w:t>
       </w:r>
     </w:p>
     <w:p>
@@ -409,7 +409,7 @@
         <w:rPr>
           <w:sz w:val="19"/>
         </w:rPr>
-        <w:t>Deutsche Daten (Universitätsklinik Bonn), direkt auf DACH-Praxis übertragbar</w:t>
+        <w:t>NHS-England-Setting mit vergleichbarer Dezentralisierung von Akutversorgung in Gemeindekontext</w:t>
       </w:r>
     </w:p>
     <w:p>
@@ -418,7 +418,7 @@
           <w:color w:val="5A7D3A"/>
           <w:sz w:val="18"/>
         </w:rPr>
-        <w:t>https://pubmed.ncbi.nlm.nih.gov/42836880/</w:t>
+        <w:t>https://pubmed.ncbi.nlm.nih.gov/42832408/</w:t>
       </w:r>
     </w:p>
     <w:sectPr>

--- a/download/studien-aktuell.docx
+++ b/download/studien-aktuell.docx
@@ -62,7 +62,7 @@
           <w:color w:val="666666"/>
           <w:sz w:val="18"/>
         </w:rPr>
-        <w:t>Stand: 10.10.2026  |  6 Studien  |  safety.m-vf.de</w:t>
+        <w:t>Stand: 11.10.2026  |  6 Studien  |  safety.m-vf.de</w:t>
       </w:r>
     </w:p>
     <w:p>
@@ -70,7 +70,7 @@
         <w:pStyle w:val="Heading1"/>
       </w:pPr>
       <w:r>
-        <w:t>Aufgenommen am 10.10.2026</w:t>
+        <w:t>Aufgenommen am 11.10.2026</w:t>
       </w:r>
     </w:p>
     <w:p>
@@ -78,7 +78,7 @@
         <w:pStyle w:val="Heading2"/>
       </w:pPr>
       <w:r>
-        <w:t>Digitale Bestellsysteme senken Dokumentationsfehler bei Notfall-zu-ITS-Übergängen um 46 %</w:t>
+        <w:t>Deprescribing-Leitlinie für ältere Erwachsene reduziert potentiell unangemessene Medikamente</w:t>
       </w:r>
     </w:p>
     <w:p>
@@ -88,12 +88,12 @@
           <w:color w:val="666666"/>
           <w:sz w:val="18"/>
         </w:rPr>
-        <w:t>Chien DK et al.  ·  JMIR Form Res  ·  09.10.2026  ·  PMID 42854259</w:t>
+        <w:t>Tian F et al.  ·  BMC Geriatr  ·  21.09.2026  ·  PMID 42855669</w:t>
       </w:r>
     </w:p>
     <w:p>
       <w:r>
-        <w:t>Retrospektive vergleichende Evaluierung eines aktualisierten digitalen Bestellsystems für Notfall-zu-Intensivmedizin-Aufnahmen (2023 vs. 2024) an einem Tertium-Zentrum in Taiwan.</w:t>
+        <w:t>Chinesische Fachgruppe entwickelte evidenzbasierte Richtlinie für De-Verschreibung potentiell unangemessener Medikamente (PIM) bei älteren Erwachsenen mit standardisiertem ORDER-Prozess (fünf Schritte) und Delphi-Konsens.</w:t>
       </w:r>
     </w:p>
     <w:p>
@@ -104,7 +104,7 @@
         <w:t xml:space="preserve">Ergebnis: </w:t>
       </w:r>
       <w:r>
-        <w:t>Aktualisiertes System assoziiert mit höherer Bestellgültigkeit (54,1 % → 75,4 %; RR 1,39, KI 1,25–1,54, p &lt; 0,001), niedrigerer Fehlerquote (45,9 % → 24,6 %; RR 0,54, KI 0,44–0,66, p &lt; 0,001); doppelte und verlorene Aufträge sanken; ITS-Reservierungsalignment verbessert sich (Verhältnis 0,68 → 0,78, p = 0,03). Strukturierte, zeitstempel-gesteuerte Infrastruktur unterstützt zuverlässigere Hochrisiko-Workflows.</w:t>
+        <w:t>Neue Leitlinie ORDER (organize, medication review, develop plan, execute, realize feedback) als erstes standardisiertes Chinas-Protokoll für PIM-Management. Multidisziplinäres Modell mit Patientenbeteiligung; 15 Aspekte für deprescribing-Empfehlungen entwickelt. Konkrete Machbarkeit und Priorisierung von PIM empfohlen.</w:t>
       </w:r>
     </w:p>
     <w:p>
@@ -119,7 +119,7 @@
         <w:rPr>
           <w:sz w:val="19"/>
         </w:rPr>
-        <w:t>Taiwan - Elektronische Order-Standardisierung übertragbar auf deutsches Kliniksetting mit vergleichbaren Workflows</w:t>
+        <w:t>China, aber Medication-Safety-Grundprinzipien international übertragbar, deutsche Geriatrie-Leitlinien ähnlich strukturiert</w:t>
       </w:r>
     </w:p>
     <w:p>
@@ -128,7 +128,7 @@
           <w:color w:val="5A7D3A"/>
           <w:sz w:val="18"/>
         </w:rPr>
-        <w:t>https://pubmed.ncbi.nlm.nih.gov/42854259/</w:t>
+        <w:t>https://pubmed.ncbi.nlm.nih.gov/42855669/</w:t>
       </w:r>
     </w:p>
     <w:p>
@@ -136,7 +136,7 @@
         <w:pStyle w:val="Heading2"/>
       </w:pPr>
       <w:r>
-        <w:t>Nosokomialer Ausbruch durch kontaminierte Infusionslösungen: 16 Fälle in sieben deutschen Kliniken</w:t>
+        <w:t>Ethische Haltung von Notfallteams schwach assoziiert mit Bewusstsein für Kunstfehlerhaftung</w:t>
       </w:r>
     </w:p>
     <w:p>
@@ -146,12 +146,12 @@
           <w:color w:val="666666"/>
           <w:sz w:val="18"/>
         </w:rPr>
-        <w:t>Burdi S et al.  ·  Euro Surveill  ·  Okt. 2026  ·  PMID 42852523</w:t>
+        <w:t>Degirmenci S et al.  ·  Medicine (Baltimore)  ·  09.10.2026  ·  PMID 42854010</w:t>
       </w:r>
     </w:p>
     <w:p>
       <w:r>
-        <w:t>Untersuchung eines Ausbruchs von Ralstonia mannitolilytica-Bacteriämien in deutschen Krankenhäusern von März bis September 2026, der auf kontaminierte vorgefüllte Kochsalzspritzen zurückgeführt wurde.</w:t>
+        <w:t>Türkische Querschnittsstudie an 397 Notfall-Fachpersonen entwickelte Skala für ethischen Zugang zu psychiatrischen Patienten in Notfallkontexten und prüfte Assoziation mit Bewusstsein für Kunstfehlerhaftungsrisiko.</w:t>
       </w:r>
     </w:p>
     <w:p>
@@ -162,7 +162,7 @@
         <w:t xml:space="preserve">Ergebnis: </w:t>
       </w:r>
       <w:r>
-        <w:t>16 Fälle mit ≤6 Allel-Unterschieden in sieben Kliniken identifiziert; Produktions- und Verteilungsfehler eines Herstellers als Quelle bestätigt; Quarantäne und Nutzungsstopp des Produkts eingeleitet. Die Rückverfolgung zeigt, dass solche nosokomialen Ausbrüche auch durch systematische Beschaffungsfehler entstehen.</w:t>
+        <w:t>Angepasste 16-Item-Skala für ethischen Zugang validiert. Kunstfehlerhaftungsrisiko-Bewusstsein unterschied sich signifikant nach Geschlecht, Beruf, Einkommen, Schulung und Kunstfehler-Erlebnis. Ethische Zugangsskala zeigte statistisch signifikante, aber schwache Assoziation (1,5% erklärte Varianz) mit Kunstfehler-Bewusstsein.</w:t>
       </w:r>
     </w:p>
     <w:p>
@@ -177,7 +177,7 @@
         <w:rPr>
           <w:sz w:val="19"/>
         </w:rPr>
-        <w:t>Deutsche Klinikdaten, vergleichbare Hygienestandards und Meldepflichten nach IfSG</w:t>
+        <w:t>Türkei, Notfall-Sicherheitskultur, aber Ethik-Kunstfehler-Nexus international relevant</w:t>
       </w:r>
     </w:p>
     <w:p>
@@ -186,7 +186,7 @@
           <w:color w:val="5A7D3A"/>
           <w:sz w:val="18"/>
         </w:rPr>
-        <w:t>https://pubmed.ncbi.nlm.nih.gov/42852523/</w:t>
+        <w:t>https://pubmed.ncbi.nlm.nih.gov/42854010/</w:t>
       </w:r>
     </w:p>
     <w:p>
@@ -194,7 +194,7 @@
         <w:pStyle w:val="Heading2"/>
       </w:pPr>
       <w:r>
-        <w:t>NHS-Qualitätsstrategie vernachlässigt grundlegende Patientensicherheitsmaßnahmen</w:t>
+        <w:t>Laborbasiertes Prognose-Nomogramm stratifiziert Sepsis-Patienten früh nach Mortalitätsrisiko</w:t>
       </w:r>
     </w:p>
     <w:p>
@@ -204,12 +204,12 @@
           <w:color w:val="666666"/>
           <w:sz w:val="18"/>
         </w:rPr>
-        <w:t>Tingle J  ·  Br J Nurs  ·  08.10.2026  ·  PMID 42848698</w:t>
+        <w:t>Shu M et al.  ·  Lab Med  ·  05.10.2026  ·  PMID 42853634</w:t>
       </w:r>
     </w:p>
     <w:p>
       <w:r>
-        <w:t>Analyse durch akademischen Rechtsexperten der aktuellen NHS-Qualitätsstrategie bezüglich Patientensicherheitspriorisierung und regulatorischer Überwachung.</w:t>
+        <w:t>Entwicklung und Validierung eines LASSO-basierten Nomogramms zur Früh-Risikostratifikation bei Sepsis mit Laborparametern (SOFA, GCS, Harnstoff, IL-6).</w:t>
       </w:r>
     </w:p>
     <w:p>
@@ -220,7 +220,7 @@
         <w:t xml:space="preserve">Ergebnis: </w:t>
       </w:r>
       <w:r>
-        <w:t>Expertenmeinung identifiziert Lücken in der NHS-Strategie: Grundlegende Sicherheitsmaßnahmen werden übersehen; regulatorische Aufsicht und Dokumentation von Sicherheitsversprechen unzureichend. Kommentar hebt Misalignment zwischen strategischem Anspruch und operativer Realität hervor.</w:t>
+        <w:t>Concordance-Index 0,806 (Training) und 0,889 (Validierung); Sensitivität/Spezifität 85,0%/68,8% (Training) und 87,9%/86,7% (Validierung). SOFA-Score (OR 1,271), GCS (OR 0,807), Serumurea (OR 1,097), IL-6 (OR 1,001) als unabhängige Prognose-Faktoren. Kalibrierungskurven zeigen gute Übereinstimmung.</w:t>
       </w:r>
     </w:p>
     <w:p>
@@ -235,7 +235,7 @@
         <w:rPr>
           <w:sz w:val="19"/>
         </w:rPr>
-        <w:t>Großbritannien (NHS) - Melde- und Haftungssystem unterscheidet sich von Deutschland durch andere Governance-Strukturen</w:t>
+        <w:t>China, aber Sepsis-Biomarker und Prognose-Validierungsprinzipien global anwendbar</w:t>
       </w:r>
     </w:p>
     <w:p>
@@ -244,7 +244,7 @@
           <w:color w:val="5A7D3A"/>
           <w:sz w:val="18"/>
         </w:rPr>
-        <w:t>https://pubmed.ncbi.nlm.nih.gov/42848698/</w:t>
+        <w:t>https://pubmed.ncbi.nlm.nih.gov/42853634/</w:t>
       </w:r>
     </w:p>
     <w:p>
@@ -252,7 +252,7 @@
         <w:pStyle w:val="Heading2"/>
       </w:pPr>
       <w:r>
-        <w:t>Haftungsrisiko und Spezialisierungswahl: Ärzte meiden "High-Risk"-Fachrichtungen</w:t>
+        <w:t>Sepsis-Coagulopathie: Trajektorien vorhersagen Mortalität und Heparineffekt</w:t>
       </w:r>
     </w:p>
     <w:p>
@@ -262,12 +262,12 @@
           <w:color w:val="666666"/>
           <w:sz w:val="18"/>
         </w:rPr>
-        <w:t>Leśniak MW et al.  ·  Psychiatr Pol  ·  30.08.2026  ·  PMID 42848476</w:t>
+        <w:t>Cao Y et al.  ·  Front Cell Infect Microbiol  ·  24.09.2026  ·  PMID 42851353</w:t>
       </w:r>
     </w:p>
     <w:p>
       <w:r>
-        <w:t>Befragung polnischer Medizinstudierender (4.–6. Studienjahr) zur Wahrnehmung von Haftungsrisiken einzelner Fachrichtungen und deren Einfluss auf die Spezialisierungswahl.</w:t>
+        <w:t>Multizenterstudie an 20.168 ICU-Patienten mit Sepsis-induzierter Coagulopathie (SIC), die drei Verlaufsmuster identifizierte und deren Assoziation mit 28-Tage-Mortalität sowie Wirksamkeit prophylaktischer Heparingabe evaluierte.</w:t>
       </w:r>
     </w:p>
     <w:p>
@@ -278,7 +278,7 @@
         <w:t xml:space="preserve">Ergebnis: </w:t>
       </w:r>
       <w:r>
-        <w:t>Über 50 % schätzten ihr Wissen über medizinische Fehler und Stressmanagement als unzureichend ein; höhere Studienjahre und Frauen vermeiden chirurgische "High-Risk"-Fachrichtungen signifikant häufiger; ältere Studierende bewerteten ihr Wissen zu Medizinrecht und Stressmanagement besser. Studierenden betonen Bedarf für erweiterte Ausbildung in Fehlermanagement.</w:t>
+        <w:t>Drei SIC-Trajektorien: persistierend erhöht (31,9%), ansteigend-dann-fallend (10,6%), resolvent (57,5%). Persistierend erhöhte Trajektorie zeigte adjustierte Subdistribution-Hazard-Ratio 1,65 (95%-KI 1,52–1,78) für Mortalität vs. resolvent. Prophylaktisches Heparin assoziiert mit reduzierter Post-Landmark-Mortalität in MIMIC-IV (sHR 0,908, p=0,018), nicht repliziert in eICU-CRD (p=0,118).</w:t>
       </w:r>
     </w:p>
     <w:p>
@@ -293,7 +293,7 @@
         <w:rPr>
           <w:sz w:val="19"/>
         </w:rPr>
-        <w:t>Polen - Haftungssystem ähnlich Deutschland ohne kausale Entschädigung, aber Datenlage begrenzt</w:t>
+        <w:t>Multinationale ICU-Daten, sepsis-relevantes Treatment-Outcome, Translatierbarkeit begrenzt durch unterschiedliche Erkrankungsschwere</w:t>
       </w:r>
     </w:p>
     <w:p>
@@ -302,7 +302,7 @@
           <w:color w:val="5A7D3A"/>
           <w:sz w:val="18"/>
         </w:rPr>
-        <w:t>https://pubmed.ncbi.nlm.nih.gov/42848476/</w:t>
+        <w:t>https://pubmed.ncbi.nlm.nih.gov/42851353/</w:t>
       </w:r>
     </w:p>
     <w:p>
@@ -310,7 +310,7 @@
         <w:pStyle w:val="Heading2"/>
       </w:pPr>
       <w:r>
-        <w:t>Digitale Fragmentierung behindert Antibiotic Stewardship und Infektionserkennung im UK-NHS</w:t>
+        <w:t>Persistenter Ausbruch von Carbapenem-resistentem Acinetobacter baumannii trotz Standard-Infektionsprävention</w:t>
       </w:r>
     </w:p>
     <w:p>
@@ -320,12 +320,12 @@
           <w:color w:val="666666"/>
           <w:sz w:val="18"/>
         </w:rPr>
-        <w:t>Schneider V et al.  ·  J Med Internet Res  ·  06.10.2026  ·  PMID 42837652</w:t>
+        <w:t>Sourenian T et al.  ·  Front Cell Infect Microbiol  ·  24.09.2026  ·  PMID 42851326</w:t>
       </w:r>
     </w:p>
     <w:p>
       <w:r>
-        <w:t>Rapid Evidence Review zur digitalen Fragmentierung und ihrer Auswirkungen auf Antibiotic Stewardship im englischen Gesundheitssystem.</w:t>
+        <w:t>Outbreak-Untersuchung von 13 XDR-Acinetobacter-baumannii-Stämmen (ST2) in libanesischer ICU mit molekularer Genotypisierung, die zwei nosokomial übertragene Cluster und Übertragungs-Potenzial nachweisen.</w:t>
       </w:r>
     </w:p>
     <w:p>
@@ -336,7 +336,7 @@
         <w:t xml:space="preserve">Ergebnis: </w:t>
       </w:r>
       <w:r>
-        <w:t>14 Studien eingeschlossen; Fragmentierung betrifft große Patientenpopulationen und ist verknüpft mit klinischer Ineffizienz, Qualitäts- und Sicherheitsrisiken (fehlende Krankenakten, doppelte Untersuchungen, Verzögerungen); nur 4 Studien spezifisch zu Antibiotic Stewardship, alle zeigten Workflow-Behinderungen und Kommunikationsstörungen. Nur 1 Studie beschrieb ein digitales Tool zur Abhilfe.</w:t>
+        <w:t>Alle Isolate blaOXA-23 chromosomal; 52 Genotypen und fünf Cluster identifiziert (vier auf einzelne Kliniken begrenzt, ein Cluster über sechs Kliniken). Größter Cluster mit iranischen, niederländischen und Sri-Lanka-Isolaten verwandt. SNP-Analyse bestätigt hohe Diskriminationsfähigkeit. Fortgesetzte Zirkulation trotz konventioneller Infektionsprävention zeigt erhöhtes Transmissionspotenzial dieser Linie.</w:t>
       </w:r>
     </w:p>
     <w:p>
@@ -351,7 +351,7 @@
         <w:rPr>
           <w:sz w:val="19"/>
         </w:rPr>
-        <w:t>Großbritannien - analog zu deutschen Fragmentierungsproblemen bei unzureichender Interoperabilität zwischen Sektoren</w:t>
+        <w:t>Libanon, aber Carbapenem-Resistenz-Management und ICU-Hygiene-Struktur in Deutschland hochrelevant</w:t>
       </w:r>
     </w:p>
     <w:p>
@@ -360,7 +360,7 @@
           <w:color w:val="5A7D3A"/>
           <w:sz w:val="18"/>
         </w:rPr>
-        <w:t>https://pubmed.ncbi.nlm.nih.gov/42837652/</w:t>
+        <w:t>https://pubmed.ncbi.nlm.nih.gov/42851326/</w:t>
       </w:r>
     </w:p>
     <w:p>
@@ -368,7 +368,7 @@
         <w:pStyle w:val="Heading2"/>
       </w:pPr>
       <w:r>
-        <w:t>Strukturiertes Risikomanagement in virtuellen Atemwegsversorgungsteams reduziert Versorgungsfehler</w:t>
+        <w:t>Umleitung von Nicht-Notfall-Patienten aus der Notaufnahme in Hausarztpraxen ist sicher</w:t>
       </w:r>
     </w:p>
     <w:p>
@@ -378,12 +378,12 @@
           <w:color w:val="666666"/>
           <w:sz w:val="18"/>
         </w:rPr>
-        <w:t>Mariaki I et al.  ·  Br J Community Nurs  ·  02.10.2026  ·  PMID 42832408</w:t>
+        <w:t>Alsulami W et al.  ·  Emerg Med Australas  ·  Okt. 2026  ·  PMID 42851122</w:t>
       </w:r>
     </w:p>
     <w:p>
       <w:r>
-        <w:t>Entwicklung und Piloterprobung eines strukturierten Risk-Assessment-Rahmens für die Versorgung psychosozial komplexer Patienten in respiratorischen virtuellen Wards des NHS.</w:t>
+        <w:t>Scoping Review von neun Studien zur Sicherheit und Verfahrenskomponenten beim Umleiten von Nicht-Notfall-Patienten von Notaufnahmen in die Primärversorgung.</w:t>
       </w:r>
     </w:p>
     <w:p>
@@ -394,7 +394,7 @@
         <w:t xml:space="preserve">Ergebnis: </w:t>
       </w:r>
       <w:r>
-        <w:t>Nach Implementierung verbesserte sich die Konsistenz klinischer Entscheidungsfindung, multidisziplinäre Kommunikation und Dokumentation nachweislich; Mitarbeiterkompetenz stieg; Feasibility-Pilot mit sieben Patienten zeigte Machbarkeit in der Routinepraxis. Formale Evaluation ist geplant.</w:t>
+        <w:t>9,7% Rückkehrquote, 1,7% Hospitalisierungsrate, 0,07% Mortalität. Studien mit null Hospitalisierungen und Todesfällen implementierten mehrere Komponenten (Dokumentation Beschwerde, Registrierung, Vitalzeichen, Triage). Umleitung erscheint sicher und akzeptabel bei klaren Kriterien, Evidenz aber begrenzt.</w:t>
       </w:r>
     </w:p>
     <w:p>
@@ -409,7 +409,7 @@
         <w:rPr>
           <w:sz w:val="19"/>
         </w:rPr>
-        <w:t>NHS-England-Setting mit vergleichbarer Dezentralisierung von Akutversorgung in Gemeindekontext</w:t>
+        <w:t>Australien und Vereinigtes Königreich, vergleichbare ED-Versorgungsstruktur und Patientensicherheitsansätze</w:t>
       </w:r>
     </w:p>
     <w:p>
@@ -418,7 +418,7 @@
           <w:color w:val="5A7D3A"/>
           <w:sz w:val="18"/>
         </w:rPr>
-        <w:t>https://pubmed.ncbi.nlm.nih.gov/42832408/</w:t>
+        <w:t>https://pubmed.ncbi.nlm.nih.gov/42851122/</w:t>
       </w:r>
     </w:p>
     <w:sectPr>

--- a/download/studien-aktuell.docx
+++ b/download/studien-aktuell.docx
@@ -62,7 +62,7 @@
           <w:color w:val="666666"/>
           <w:sz w:val="18"/>
         </w:rPr>
-        <w:t>Stand: 11.10.2026  |  6 Studien  |  safety.m-vf.de</w:t>
+        <w:t>Stand: 12.10.2026  |  7 Studien  |  safety.m-vf.de</w:t>
       </w:r>
     </w:p>
     <w:p>
@@ -70,7 +70,7 @@
         <w:pStyle w:val="Heading1"/>
       </w:pPr>
       <w:r>
-        <w:t>Aufgenommen am 11.10.2026</w:t>
+        <w:t>Aufgenommen am 12.10.2026</w:t>
       </w:r>
     </w:p>
     <w:p>
@@ -78,7 +78,7 @@
         <w:pStyle w:val="Heading2"/>
       </w:pPr>
       <w:r>
-        <w:t>Deprescribing-Leitlinie für ältere Erwachsene reduziert potentiell unangemessene Medikamente</w:t>
+        <w:t>Nanopartikel-Beschichtung senkte Umgebungskeime auf Intensivstationen um 26,5 %</w:t>
       </w:r>
     </w:p>
     <w:p>
@@ -88,12 +88,12 @@
           <w:color w:val="666666"/>
           <w:sz w:val="18"/>
         </w:rPr>
-        <w:t>Tian F et al.  ·  BMC Geriatr  ·  21.09.2026  ·  PMID 42855669</w:t>
+        <w:t>Varma S et al.  ·  J Infect Dev Ctries  ·  30.09.2026  ·  PMID 42858349</w:t>
       </w:r>
     </w:p>
     <w:p>
       <w:r>
-        <w:t>Chinesische Fachgruppe entwickelte evidenzbasierte Richtlinie für De-Verschreibung potentiell unangemessener Medikamente (PIM) bei älteren Erwachsenen mit standardisiertem ORDER-Prozess (fünf Schritte) und Delphi-Konsens.</w:t>
+        <w:t>Studie an zwei Intensivstationen eines Trauma-Zentrums in Indien verglich die Wirkung einer Titandioxid-Nanopartikel-Beschichtung gegen Routinereinigung.</w:t>
       </w:r>
     </w:p>
     <w:p>
@@ -104,7 +104,7 @@
         <w:t xml:space="preserve">Ergebnis: </w:t>
       </w:r>
       <w:r>
-        <w:t>Neue Leitlinie ORDER (organize, medication review, develop plan, execute, realize feedback) als erstes standardisiertes Chinas-Protokoll für PIM-Management. Multidisziplinäres Modell mit Patientenbeteiligung; 15 Aspekte für deprescribing-Empfehlungen entwickelt. Konkrete Machbarkeit und Priorisierung von PIM empfohlen.</w:t>
+        <w:t>Auf der beschichteten Station sanken positive Umweltabstriche um 26,5 %, auf der Kontrollstation stiegen sie um 160,9 % (p = 0,000). Ventilator-assoziierte Pneumonie sank um 72,5 %; zentrale Kathetersepsis und Harnwegsinfektionen stiegen. Die Beschichtung könnte Standardmethoden supplementieren, weitere Studien zur Kosteneffektivität sind erforderlich.</w:t>
       </w:r>
     </w:p>
     <w:p>
@@ -119,7 +119,7 @@
         <w:rPr>
           <w:sz w:val="19"/>
         </w:rPr>
-        <w:t>China, aber Medication-Safety-Grundprinzipien international übertragbar, deutsche Geriatrie-Leitlinien ähnlich strukturiert</w:t>
+        <w:t>Indien, Trauma-Zentrum; Übertragbarkeit auf Deutschland begrenzt durch Ressourcenlage, aber Konzept einer zusätzlichen Desinfektionsmassnahme prüfenswert.</w:t>
       </w:r>
     </w:p>
     <w:p>
@@ -128,7 +128,7 @@
           <w:color w:val="5A7D3A"/>
           <w:sz w:val="18"/>
         </w:rPr>
-        <w:t>https://pubmed.ncbi.nlm.nih.gov/42855669/</w:t>
+        <w:t>https://pubmed.ncbi.nlm.nih.gov/42858349/</w:t>
       </w:r>
     </w:p>
     <w:p>
@@ -136,7 +136,7 @@
         <w:pStyle w:val="Heading2"/>
       </w:pPr>
       <w:r>
-        <w:t>Ethische Haltung von Notfallteams schwach assoziiert mit Bewusstsein für Kunstfehlerhaftung</w:t>
+        <w:t>Händehygiene-Compliance während COVID-19 stieg auf 33,1 %, fiel danach auf 14,7 %</w:t>
       </w:r>
     </w:p>
     <w:p>
@@ -146,12 +146,12 @@
           <w:color w:val="666666"/>
           <w:sz w:val="18"/>
         </w:rPr>
-        <w:t>Degirmenci S et al.  ·  Medicine (Baltimore)  ·  09.10.2026  ·  PMID 42854010</w:t>
+        <w:t>Mlouki I et al.  ·  J Infect Dev Ctries  ·  30.09.2026  ·  PMID 42858347</w:t>
       </w:r>
     </w:p>
     <w:p>
       <w:r>
-        <w:t>Türkische Querschnittsstudie an 397 Notfall-Fachpersonen entwickelte Skala für ethischen Zugang zu psychiatrischen Patienten in Notfallkontexten und prüfte Assoziation mit Bewusstsein für Kunstfehlerhaftungsrisiko.</w:t>
+        <w:t>Beobachtungsstudie an einem tunesischen Universitätsklinikum analysierte Trends in der Händehygiene-Compliance von 2020 bis 2023 unter Gesundheitspersonal.</w:t>
       </w:r>
     </w:p>
     <w:p>
@@ -162,7 +162,7 @@
         <w:t xml:space="preserve">Ergebnis: </w:t>
       </w:r>
       <w:r>
-        <w:t>Angepasste 16-Item-Skala für ethischen Zugang validiert. Kunstfehlerhaftungsrisiko-Bewusstsein unterschied sich signifikant nach Geschlecht, Beruf, Einkommen, Schulung und Kunstfehler-Erlebnis. Ethische Zugangsskala zeigte statistisch signifikante, aber schwache Assoziation (1,5% erklärte Varianz) mit Kunstfehler-Bewusstsein.</w:t>
+        <w:t>Von 993 dokumentierten Handhygiene-Gelegenheiten: Gesamtcompliance 22,1 %, mit Gipfel 33,1 % im Jahr 2022 und Rückfall auf 14,7 % im Jahr 2023. Nach Patientenkontakt höher (28,4 % vs. 39 %, p = 0,08). Compliance in Hochrisiko-Abteilungen und bei invasiven Verfahren besser. Kontinuierliche Überwachung und institutionelle Unterstützung notwendig, um Rückfälle zu verhindern.</w:t>
       </w:r>
     </w:p>
     <w:p>
@@ -177,7 +177,7 @@
         <w:rPr>
           <w:sz w:val="19"/>
         </w:rPr>
-        <w:t>Türkei, Notfall-Sicherheitskultur, aber Ethik-Kunstfehler-Nexus international relevant</w:t>
+        <w:t>Tunesien; ähnliche Herausforderungen bei Nachhaltigkeitsdefizit wie in Mitteleuropa, braucht aber Kontext lokaler Ressourcen.</w:t>
       </w:r>
     </w:p>
     <w:p>
@@ -186,7 +186,7 @@
           <w:color w:val="5A7D3A"/>
           <w:sz w:val="18"/>
         </w:rPr>
-        <w:t>https://pubmed.ncbi.nlm.nih.gov/42854010/</w:t>
+        <w:t>https://pubmed.ncbi.nlm.nih.gov/42858347/</w:t>
       </w:r>
     </w:p>
     <w:p>
@@ -194,7 +194,7 @@
         <w:pStyle w:val="Heading2"/>
       </w:pPr>
       <w:r>
-        <w:t>Laborbasiertes Prognose-Nomogramm stratifiziert Sepsis-Patienten früh nach Mortalitätsrisiko</w:t>
+        <w:t>Breispektrum-Antibiotika verdreifachten sich bei CRE-Blutstrominfektionen während COVID-19</w:t>
       </w:r>
     </w:p>
     <w:p>
@@ -204,12 +204,12 @@
           <w:color w:val="666666"/>
           <w:sz w:val="18"/>
         </w:rPr>
-        <w:t>Shu M et al.  ·  Lab Med  ·  05.10.2026  ·  PMID 42853634</w:t>
+        <w:t>Xu L et al.  ·  J Infect Dev Ctries  ·  30.09.2026  ·  PMID 42858345</w:t>
       </w:r>
     </w:p>
     <w:p>
       <w:r>
-        <w:t>Entwicklung und Validierung eines LASSO-basierten Nomogramms zur Früh-Risikostratifikation bei Sepsis mit Laborparametern (SOFA, GCS, Harnstoff, IL-6).</w:t>
+        <w:t>Retrospektive Kohortenstudie in China untersuchte die Auswirkung der COVID-19-Pandemie auf Häufigkeit carbapenem-resistenter Enterobacteriaceae-Blutstrominfektionen und Antibiotikaverbrauch.</w:t>
       </w:r>
     </w:p>
     <w:p>
@@ -220,7 +220,7 @@
         <w:t xml:space="preserve">Ergebnis: </w:t>
       </w:r>
       <w:r>
-        <w:t>Concordance-Index 0,806 (Training) und 0,889 (Validierung); Sensitivität/Spezifität 85,0%/68,8% (Training) und 87,9%/86,7% (Validierung). SOFA-Score (OR 1,271), GCS (OR 0,807), Serumurea (OR 1,097), IL-6 (OR 1,001) als unabhängige Prognose-Faktoren. Kalibrierungskurven zeigen gute Übereinstimmung.</w:t>
+        <w:t>184 CRE-BSI-Fälle über drei Zeiträume; CRE-BSI-Raten stabil (7,81 bis 9,63 pro 100.000 Hospitalisierungstage). Antibiotikaverbrauch stieg signifikant (p &lt; 0,001), Cephalosporine-Nutzung bei CRE-Patienten um 50 % erhöht. Carbapenem-Resistenzrate 18,6–19,0 % ohne signifikante Unterschiede. Breite Antibiotika-Eskalation war nicht gerechtfertigt und trägt zur Resistenzentwicklung bei.</w:t>
       </w:r>
     </w:p>
     <w:p>
@@ -235,7 +235,7 @@
         <w:rPr>
           <w:sz w:val="19"/>
         </w:rPr>
-        <w:t>China, aber Sepsis-Biomarker und Prognose-Validierungsprinzipien global anwendbar</w:t>
+        <w:t>China, einzelnes Zentrum; zeigt Stewardship-Versäumnisse, die typisch für Pandemie-Krisen auch in Deutschland auftraten.</w:t>
       </w:r>
     </w:p>
     <w:p>
@@ -244,7 +244,7 @@
           <w:color w:val="5A7D3A"/>
           <w:sz w:val="18"/>
         </w:rPr>
-        <w:t>https://pubmed.ncbi.nlm.nih.gov/42853634/</w:t>
+        <w:t>https://pubmed.ncbi.nlm.nih.gov/42858345/</w:t>
       </w:r>
     </w:p>
     <w:p>
@@ -252,7 +252,7 @@
         <w:pStyle w:val="Heading2"/>
       </w:pPr>
       <w:r>
-        <w:t>Sepsis-Coagulopathie: Trajektorien vorhersagen Mortalität und Heparineffekt</w:t>
+        <w:t>Chinesischer Expertenkonsens: Risikomanagement im klinisch-pathologischen Labor – acht Schlüsselfragen beantwortet</w:t>
       </w:r>
     </w:p>
     <w:p>
@@ -262,12 +262,12 @@
           <w:color w:val="666666"/>
           <w:sz w:val="18"/>
         </w:rPr>
-        <w:t>Cao Y et al.  ·  Front Cell Infect Microbiol  ·  24.09.2026  ·  PMID 42851353</w:t>
+        <w:t>Quality and Competency Management Group, Professional Committee of Tumor Pathology, China Anti-Cancer Association  ·  Zhonghua Bing Li Xue Za Zhi  ·  08.10.2026  ·  PMID 42851194</w:t>
       </w:r>
     </w:p>
     <w:p>
       <w:r>
-        <w:t>Multizenterstudie an 20.168 ICU-Patienten mit Sepsis-induzierter Coagulopathie (SIC), die drei Verlaufsmuster identifizierte und deren Assoziation mit 28-Tage-Mortalität sowie Wirksamkeit prophylaktischer Heparingabe evaluierte.</w:t>
+        <w:t>Strukturierter Konsens der Chinese Anti-Cancer Association zur systematischen Risikoidenti­fizierung, -bewertung und -kontrolle in klinisch-pathologischen Laboratorien, basierend auf ISO- und CNAS-Standards.</w:t>
       </w:r>
     </w:p>
     <w:p>
@@ -278,7 +278,7 @@
         <w:t xml:space="preserve">Ergebnis: </w:t>
       </w:r>
       <w:r>
-        <w:t>Drei SIC-Trajektorien: persistierend erhöht (31,9%), ansteigend-dann-fallend (10,6%), resolvent (57,5%). Persistierend erhöhte Trajektorie zeigte adjustierte Subdistribution-Hazard-Ratio 1,65 (95%-KI 1,52–1,78) für Mortalität vs. resolvent. Prophylaktisches Heparin assoziiert mit reduzierter Post-Landmark-Mortalität in MIMIC-IV (sHR 0,908, p=0,018), nicht repliziert in eICU-CRD (p=0,118).</w:t>
+        <w:t>Der Konsens adressiert acht klinische Fragen; definiert Risiko-Dimensionen: technische Operationen, biologische Sicherheit, Datenmanagement, Qualitätskontrolle. Kernprinzipien: Patientensicherheit und Diagnosequalität als Leitziel, strukturierte Risikopfade (Identifikation, Bewertung, Kontrolle, kontinuierliche Verbesserung). Praktische Managementmassnahmen für Pathologie-Labore etabliert. Ziel: Anhebung des Risiko-Bewusstseins und Optimierung der Ressourcen-Allokation.</w:t>
       </w:r>
     </w:p>
     <w:p>
@@ -293,7 +293,7 @@
         <w:rPr>
           <w:sz w:val="19"/>
         </w:rPr>
-        <w:t>Multinationale ICU-Daten, sepsis-relevantes Treatment-Outcome, Translatierbarkeit begrenzt durch unterschiedliche Erkrankungsschwere</w:t>
+        <w:t>China, aber ISO-Standards und CNAS-Kriterien international gültig; Konsens-Methodik übertragbar auf deutsche Laboratorien nach RiliBÄK.</w:t>
       </w:r>
     </w:p>
     <w:p>
@@ -302,7 +302,7 @@
           <w:color w:val="5A7D3A"/>
           <w:sz w:val="18"/>
         </w:rPr>
-        <w:t>https://pubmed.ncbi.nlm.nih.gov/42851353/</w:t>
+        <w:t>https://pubmed.ncbi.nlm.nih.gov/42851194/</w:t>
       </w:r>
     </w:p>
     <w:p>
@@ -310,7 +310,7 @@
         <w:pStyle w:val="Heading2"/>
       </w:pPr>
       <w:r>
-        <w:t>Persistenter Ausbruch von Carbapenem-resistentem Acinetobacter baumannii trotz Standard-Infektionsprävention</w:t>
+        <w:t>JAAM-DIC-Score: Sensitivität 81,5 % zur Vorhersage von 28-Tage-Mortalität bei Sepsis-Koagulopathie</w:t>
       </w:r>
     </w:p>
     <w:p>
@@ -320,12 +320,12 @@
           <w:color w:val="666666"/>
           <w:sz w:val="18"/>
         </w:rPr>
-        <w:t>Sourenian T et al.  ·  Front Cell Infect Microbiol  ·  24.09.2026  ·  PMID 42851326</w:t>
+        <w:t>Hannan M et al.  ·  J Coll Physicians Surg Pak  ·  Okt. 2026  ·  PMID 42851092</w:t>
       </w:r>
     </w:p>
     <w:p>
       <w:r>
-        <w:t>Outbreak-Untersuchung von 13 XDR-Acinetobacter-baumannii-Stämmen (ST2) in libanesischer ICU mit molekularer Genotypisierung, die zwei nosokomial übertragene Cluster und Übertragungs-Potenzial nachweisen.</w:t>
+        <w:t>Prospektive analytische Studie mit 150 Sepsis-Patienten auf einer Intensivstation in Pakistan evaluierte die Vorhersagekraft des JAAM-DIC-Scores für 28-Tage-Mortalität.</w:t>
       </w:r>
     </w:p>
     <w:p>
@@ -336,7 +336,7 @@
         <w:t xml:space="preserve">Ergebnis: </w:t>
       </w:r>
       <w:r>
-        <w:t>Alle Isolate blaOXA-23 chromosomal; 52 Genotypen und fünf Cluster identifiziert (vier auf einzelne Kliniken begrenzt, ein Cluster über sechs Kliniken). Größter Cluster mit iranischen, niederländischen und Sri-Lanka-Isolaten verwandt. SNP-Analyse bestätigt hohe Diskriminationsfähigkeit. Fortgesetzte Zirkulation trotz konventioneller Infektionsprävention zeigt erhöhtes Transmissionspotenzial dieser Linie.</w:t>
+        <w:t>72 Patienten (48,0 %) mit JAAM-DIC-Score ≥4. 28-Tage-Mortalität 43,3 % (65 Todesfälle). JAAM-DIC: Sensitivität 81,5 %, Spezifität 77,6 %, PPV 73,6 %, NPV 84,6 %, diagnostische Genauigkeit 79,3 %. Score war durchführbar zur Risiko­stratifizierung von hochriskanten septischen Patienten mit DIC.</w:t>
       </w:r>
     </w:p>
     <w:p>
@@ -351,7 +351,7 @@
         <w:rPr>
           <w:sz w:val="19"/>
         </w:rPr>
-        <w:t>Libanon, aber Carbapenem-Resistenz-Management und ICU-Hygiene-Struktur in Deutschland hochrelevant</w:t>
+        <w:t>Pakistan, Intensivmedizin; Score-Validierung international, deutsches Sepsis-Management würde ähnlich profitieren.</w:t>
       </w:r>
     </w:p>
     <w:p>
@@ -360,7 +360,7 @@
           <w:color w:val="5A7D3A"/>
           <w:sz w:val="18"/>
         </w:rPr>
-        <w:t>https://pubmed.ncbi.nlm.nih.gov/42851326/</w:t>
+        <w:t>https://pubmed.ncbi.nlm.nih.gov/42851092/</w:t>
       </w:r>
     </w:p>
     <w:p>
@@ -368,7 +368,7 @@
         <w:pStyle w:val="Heading2"/>
       </w:pPr>
       <w:r>
-        <w:t>Umleitung von Nicht-Notfall-Patienten aus der Notaufnahme in Hausarztpraxen ist sicher</w:t>
+        <w:t>SOFA-Score vorhersagekräftiger als Biomarker für Sepsis-Mortalität auf ländlicher Intensivstation</w:t>
       </w:r>
     </w:p>
     <w:p>
@@ -378,12 +378,12 @@
           <w:color w:val="666666"/>
           <w:sz w:val="18"/>
         </w:rPr>
-        <w:t>Alsulami W et al.  ·  Emerg Med Australas  ·  Okt. 2026  ·  PMID 42851122</w:t>
+        <w:t>Reddy H et al.  ·  Clin Lab  ·  01.10.2026  ·  PMID 42847956</w:t>
       </w:r>
     </w:p>
     <w:p>
       <w:r>
-        <w:t>Scoping Review von neun Studien zur Sicherheit und Verfahrenskomponenten beim Umleiten von Nicht-Notfall-Patienten von Notaufnahmen in die Primärversorgung.</w:t>
+        <w:t>Querschnittsstudie mit 300 Patienten auf einer ländlichen Intensivstation in Indien verglich kritische Scores und Biomarker zur Prognose von Sepsis-Mortalität und Beatmungsbedarf.</w:t>
       </w:r>
     </w:p>
     <w:p>
@@ -394,7 +394,7 @@
         <w:t xml:space="preserve">Ergebnis: </w:t>
       </w:r>
       <w:r>
-        <w:t>9,7% Rückkehrquote, 1,7% Hospitalisierungsrate, 0,07% Mortalität. Studien mit null Hospitalisierungen und Todesfällen implementierten mehrere Komponenten (Dokumentation Beschwerde, Registrierung, Vitalzeichen, Triage). Umleitung erscheint sicher und akzeptabel bei klaren Kriterien, Evidenz aber begrenzt.</w:t>
+        <w:t>SOFA mit Cutoff ≥9 beste Vorhersage (OR: 2,98, p &lt; 0,001, Sensitivität 94 %, Spezifität 86 %). APACHE IV (Cutoff &gt;71, AUC 0,840) und NLPR (Cutoff &gt;3,1, AUC 0,716) signifikant. PaO₂/FiO₂ negativ korreliert mit Mortalität (OR 0,022, p &lt; 0,001) und Beatmungsbedarf. 70 Todesfälle in der Kohorte. In ressourcenlimitierten Umgebungen ist NLPR pragmatische Alternative.</w:t>
       </w:r>
     </w:p>
     <w:p>
@@ -409,7 +409,7 @@
         <w:rPr>
           <w:sz w:val="19"/>
         </w:rPr>
-        <w:t>Australien und Vereinigtes Königreich, vergleichbare ED-Versorgungsstruktur und Patientensicherheitsansätze</w:t>
+        <w:t>Indien, ländliches Setting; SOFA-Überlegenheit aber auch in deutschen Zentren mit besseren Ressourcen etabliert.</w:t>
       </w:r>
     </w:p>
     <w:p>
@@ -418,7 +418,65 @@
           <w:color w:val="5A7D3A"/>
           <w:sz w:val="18"/>
         </w:rPr>
-        <w:t>https://pubmed.ncbi.nlm.nih.gov/42851122/</w:t>
+        <w:t>https://pubmed.ncbi.nlm.nih.gov/42847956/</w:t>
+      </w:r>
+    </w:p>
+    <w:p>
+      <w:pPr>
+        <w:pStyle w:val="Heading2"/>
+      </w:pPr>
+      <w:r>
+        <w:t>Pichia-kudriavzevii-Ausbruch über sechs Krankenhäuser hinweg, ein Stamm seit 1935 nachweisbar</w:t>
+      </w:r>
+    </w:p>
+    <w:p>
+      <w:r>
+        <w:rPr>
+          <w:i/>
+          <w:color w:val="666666"/>
+          <w:sz w:val="18"/>
+        </w:rPr>
+        <w:t>Spruijtenburg B et al.  ·  Med Mycol  ·  05.08.2026  ·  PMID 42560405</w:t>
+      </w:r>
+    </w:p>
+    <w:p>
+      <w:r>
+        <w:t>Molekularepidemiologische Studie mit Kurzsequenz-Wiederholungs-Genotypisierung von 106 Pichia-kudriavzevii-Isolaten aus Indien zeigte nosokomialen Transmissionsmustern und einen global verbreiteten Stamm.</w:t>
+      </w:r>
+    </w:p>
+    <w:p>
+      <w:r>
+        <w:rPr>
+          <w:b/>
+        </w:rPr>
+        <w:t xml:space="preserve">Ergebnis: </w:t>
+      </w:r>
+      <w:r>
+        <w:t>52 unterschiedliche Genotypen plus fünf Cluster (zwei bis 22 Isolate). Ein Multizentrums-Cluster umfasste sechs Krankenhäuser; derselbe Stamm identisch mit iranischen Isolaten und verwandt mit niederländischen und sri-lankischen Isolaten (letzte seit 1935). Fluconazol-Resistenz intrinsisch. Befund deuten auf erhöhtes Transmissionspotenzial und Fitness-Vorteil eines Stamms hin.</w:t>
+      </w:r>
+    </w:p>
+    <w:p>
+      <w:r>
+        <w:rPr>
+          <w:b/>
+          <w:sz w:val="19"/>
+        </w:rPr>
+        <w:t xml:space="preserve">Übertragbarkeit: </w:t>
+      </w:r>
+      <w:r>
+        <w:rPr>
+          <w:sz w:val="19"/>
+        </w:rPr>
+        <w:t>Indien; zeigt grenzüberschreitende nosokomiale Transmission, unterstreicht Surveillance-Notwendigkeit auch in Deutschland.</w:t>
+      </w:r>
+    </w:p>
+    <w:p>
+      <w:r>
+        <w:rPr>
+          <w:color w:val="5A7D3A"/>
+          <w:sz w:val="18"/>
+        </w:rPr>
+        <w:t>https://pubmed.ncbi.nlm.nih.gov/42560405/</w:t>
       </w:r>
     </w:p>
     <w:sectPr>

--- a/download/studien-aktuell.docx
+++ b/download/studien-aktuell.docx
@@ -62,7 +62,7 @@
           <w:color w:val="666666"/>
           <w:sz w:val="18"/>
         </w:rPr>
-        <w:t>Stand: 12.10.2026  |  7 Studien  |  safety.m-vf.de</w:t>
+        <w:t>Stand: 13.10.2026  |  6 Studien  |  safety.m-vf.de</w:t>
       </w:r>
     </w:p>
     <w:p>
@@ -70,7 +70,7 @@
         <w:pStyle w:val="Heading1"/>
       </w:pPr>
       <w:r>
-        <w:t>Aufgenommen am 12.10.2026</w:t>
+        <w:t>Aufgenommen am 13.10.2026</w:t>
       </w:r>
     </w:p>
     <w:p>
@@ -78,7 +78,7 @@
         <w:pStyle w:val="Heading2"/>
       </w:pPr>
       <w:r>
-        <w:t>Nanopartikel-Beschichtung senkte Umgebungskeime auf Intensivstationen um 26,5 %</w:t>
+        <w:t>Elternbeteiligung in Kindersicherheitsinterventionen: systematische Übersicht von 111 Studien</w:t>
       </w:r>
     </w:p>
     <w:p>
@@ -88,12 +88,12 @@
           <w:color w:val="666666"/>
           <w:sz w:val="18"/>
         </w:rPr>
-        <w:t>Varma S et al.  ·  J Infect Dev Ctries  ·  30.09.2026  ·  PMID 42858349</w:t>
+        <w:t>Purchase T et al.  ·  Health Expect  ·  Okt. 2026  ·  PMID 42861431</w:t>
       </w:r>
     </w:p>
     <w:p>
       <w:r>
-        <w:t>Studie an zwei Intensivstationen eines Trauma-Zentrums in Indien verglich die Wirkung einer Titandioxid-Nanopartikel-Beschichtung gegen Routinereinigung.</w:t>
+        <w:t>Systematische Übersicht von 111 Studien zur Einbeziehung von Eltern in Sicherheitsinterventionen bei Kindern (Medikation, Kommunikation, Diagnose).</w:t>
       </w:r>
     </w:p>
     <w:p>
@@ -104,7 +104,7 @@
         <w:t xml:space="preserve">Ergebnis: </w:t>
       </w:r>
       <w:r>
-        <w:t>Auf der beschichteten Station sanken positive Umweltabstriche um 26,5 %, auf der Kontrollstation stiegen sie um 160,9 % (p = 0,000). Ventilator-assoziierte Pneumonie sank um 72,5 %; zentrale Kathetersepsis und Harnwegsinfektionen stiegen. Die Beschichtung könnte Standardmethoden supplementieren, weitere Studien zur Kosteneffektivität sind erforderlich.</w:t>
+        <w:t>Interventionen adressierten primär direkte Patientenpflege (97,3%) durch Konsultationen (70,3%), erreichten aber bei Elternbeteiligung im Design und in Forschung nur Informationsstufe (59,5%). 65% der Studien in Sekundärversorgung, 39% experimentelles Design, 50% Fokus auf Medikationssicherheit. Elternengagement blieb inkonsistent und oft unverbindlich ohne Messung echter Sicherheitsergebnisse.</w:t>
       </w:r>
     </w:p>
     <w:p>
@@ -119,7 +119,7 @@
         <w:rPr>
           <w:sz w:val="19"/>
         </w:rPr>
-        <w:t>Indien, Trauma-Zentrum; Übertragbarkeit auf Deutschland begrenzt durch Ressourcenlage, aber Konzept einer zusätzlichen Desinfektionsmassnahme prüfenswert.</w:t>
+        <w:t>Großbritannien, vergleichbare Gesundheitssysteme im Fokus; Ansätze übertragbar auf Deutschland</w:t>
       </w:r>
     </w:p>
     <w:p>
@@ -128,7 +128,7 @@
           <w:color w:val="5A7D3A"/>
           <w:sz w:val="18"/>
         </w:rPr>
-        <w:t>https://pubmed.ncbi.nlm.nih.gov/42858349/</w:t>
+        <w:t>https://pubmed.ncbi.nlm.nih.gov/42861431/</w:t>
       </w:r>
     </w:p>
     <w:p>
@@ -136,7 +136,7 @@
         <w:pStyle w:val="Heading2"/>
       </w:pPr>
       <w:r>
-        <w:t>Händehygiene-Compliance während COVID-19 stieg auf 33,1 %, fiel danach auf 14,7 %</w:t>
+        <w:t>Kaiserschnittinfektionen in Afrika: durchschnittlich 10% mit konsistenten Risikofaktoren</w:t>
       </w:r>
     </w:p>
     <w:p>
@@ -146,12 +146,12 @@
           <w:color w:val="666666"/>
           <w:sz w:val="18"/>
         </w:rPr>
-        <w:t>Mlouki I et al.  ·  J Infect Dev Ctries  ·  30.09.2026  ·  PMID 42858347</w:t>
+        <w:t>Addis M et al.  ·  Womens Health (Lond)  ·  11.10.2026  ·  PMID 42859868</w:t>
       </w:r>
     </w:p>
     <w:p>
       <w:r>
-        <w:t>Beobachtungsstudie an einem tunesischen Universitätsklinikum analysierte Trends in der Händehygiene-Compliance von 2020 bis 2023 unter Gesundheitspersonal.</w:t>
+        <w:t>Umbrella Review von 7 systematischen Übersichten mit 71 Primärstudien zu Operationswundinfektionen nach Kaiserschnitt in Afrika (n=61.485).</w:t>
       </w:r>
     </w:p>
     <w:p>
@@ -162,7 +162,7 @@
         <w:t xml:space="preserve">Ergebnis: </w:t>
       </w:r>
       <w:r>
-        <w:t>Von 993 dokumentierten Handhygiene-Gelegenheiten: Gesamtcompliance 22,1 %, mit Gipfel 33,1 % im Jahr 2022 und Rückfall auf 14,7 % im Jahr 2023. Nach Patientenkontakt höher (28,4 % vs. 39 %, p = 0,08). Compliance in Hochrisiko-Abteilungen und bei invasiven Verfahren besser. Kontinuierliche Überwachung und institutionelle Unterstützung notwendig, um Rückfälle zu verhindern.</w:t>
+        <w:t>Pooled Prävalenz durchgehend um 10%. Konsistente Risikofaktoren: Anämie, Chorioamnionitis, verlängerte Geburt, Blasensprung &gt;18h, vertikale Hautinzision, Allgemeinanästhesie. Fünf Reviews hohe Qualität, zwei mittlere; starke Heterogenität und Methodenlimitationen erkannt.</w:t>
       </w:r>
     </w:p>
     <w:p>
@@ -177,7 +177,7 @@
         <w:rPr>
           <w:sz w:val="19"/>
         </w:rPr>
-        <w:t>Tunesien; ähnliche Herausforderungen bei Nachhaltigkeitsdefizit wie in Mitteleuropa, braucht aber Kontext lokaler Ressourcen.</w:t>
+        <w:t>Subsahara-Afrika, LMIC-Setting; Konzepte übertragbar, Epidemiologie unterschiedlich von Deutschland</w:t>
       </w:r>
     </w:p>
     <w:p>
@@ -186,7 +186,7 @@
           <w:color w:val="5A7D3A"/>
           <w:sz w:val="18"/>
         </w:rPr>
-        <w:t>https://pubmed.ncbi.nlm.nih.gov/42858347/</w:t>
+        <w:t>https://pubmed.ncbi.nlm.nih.gov/42859868/</w:t>
       </w:r>
     </w:p>
     <w:p>
@@ -194,7 +194,7 @@
         <w:pStyle w:val="Heading2"/>
       </w:pPr>
       <w:r>
-        <w:t>Breispektrum-Antibiotika verdreifachten sich bei CRE-Blutstrominfektionen während COVID-19</w:t>
+        <w:t>COVID-19 verstärkte Antibiotikaübergebrauch trotz niedriger Koinfektion – Stewardship-Lücke</w:t>
       </w:r>
     </w:p>
     <w:p>
@@ -204,12 +204,12 @@
           <w:color w:val="666666"/>
           <w:sz w:val="18"/>
         </w:rPr>
-        <w:t>Xu L et al.  ·  J Infect Dev Ctries  ·  30.09.2026  ·  PMID 42858345</w:t>
+        <w:t>Špelić M et al.  ·  Arh Hig Rada Toksikol  ·  01.09.2026  ·  PMID 42859407</w:t>
       </w:r>
     </w:p>
     <w:p>
       <w:r>
-        <w:t>Retrospektive Kohortenstudie in China untersuchte die Auswirkung der COVID-19-Pandemie auf Häufigkeit carbapenem-resistenter Enterobacteriaceae-Blutstrominfektionen und Antibiotikaverbrauch.</w:t>
+        <w:t>Narrative Übersicht des Verhältnisses zwischen COVID-19, Antibiotikaverbrauch und Resistenzentwicklung mit Fokus auf Stewardship-Interventionen.</w:t>
       </w:r>
     </w:p>
     <w:p>
@@ -220,7 +220,7 @@
         <w:t xml:space="preserve">Ergebnis: </w:t>
       </w:r>
       <w:r>
-        <w:t>184 CRE-BSI-Fälle über drei Zeiträume; CRE-BSI-Raten stabil (7,81 bis 9,63 pro 100.000 Hospitalisierungstage). Antibiotikaverbrauch stieg signifikant (p &lt; 0,001), Cephalosporine-Nutzung bei CRE-Patienten um 50 % erhöht. Carbapenem-Resistenzrate 18,6–19,0 % ohne signifikante Unterschiede. Breite Antibiotika-Eskalation war nicht gerechtfertigt und trägt zur Resistenzentwicklung bei.</w:t>
+        <w:t>Trotz niedriger bestätigter Koinfektion (unter 50%) blieb Antibiotikaverbrauch unangemessen hoch, besonders früh in Pandemie. Multidisziplinäres Antimicrobial Stewardship, schnelle Diagnostik und Impfung identifiziert als komplementäre Strategien zur Reduktion unnötiger Exposition; One-Health-Ansatz unterstrichen.</w:t>
       </w:r>
     </w:p>
     <w:p>
@@ -235,7 +235,7 @@
         <w:rPr>
           <w:sz w:val="19"/>
         </w:rPr>
-        <w:t>China, einzelnes Zentrum; zeigt Stewardship-Versäumnisse, die typisch für Pandemie-Krisen auch in Deutschland auftraten.</w:t>
+        <w:t>Kroatien, europäischer Kontext; Pandemie-Stewardship-Befunde europäisch übertragbar</w:t>
       </w:r>
     </w:p>
     <w:p>
@@ -244,7 +244,7 @@
           <w:color w:val="5A7D3A"/>
           <w:sz w:val="18"/>
         </w:rPr>
-        <w:t>https://pubmed.ncbi.nlm.nih.gov/42858345/</w:t>
+        <w:t>https://pubmed.ncbi.nlm.nih.gov/42859407/</w:t>
       </w:r>
     </w:p>
     <w:p>
@@ -252,7 +252,7 @@
         <w:pStyle w:val="Heading2"/>
       </w:pPr>
       <w:r>
-        <w:t>Chinesischer Expertenkonsens: Risikomanagement im klinisch-pathologischen Labor – acht Schlüsselfragen beantwortet</w:t>
+        <w:t>5-Faktor-Modell für Staphylococcus-aureus-Sepsis-Mortalität: AUC 0,816</w:t>
       </w:r>
     </w:p>
     <w:p>
@@ -262,12 +262,12 @@
           <w:color w:val="666666"/>
           <w:sz w:val="18"/>
         </w:rPr>
-        <w:t>Quality and Competency Management Group, Professional Committee of Tumor Pathology, China Anti-Cancer Association  ·  Zhonghua Bing Li Xue Za Zhi  ·  08.10.2026  ·  PMID 42851194</w:t>
+        <w:t>Yu Z et al.  ·  Medicine (Baltimore)  ·  09.10.2026  ·  PMID 42854039</w:t>
       </w:r>
     </w:p>
     <w:p>
       <w:r>
-        <w:t>Strukturierter Konsens der Chinese Anti-Cancer Association zur systematischen Risikoidenti­fizierung, -bewertung und -kontrolle in klinisch-pathologischen Laboratorien, basierend auf ISO- und CNAS-Standards.</w:t>
+        <w:t>Retrospektive Kohortenstudie von 2.221 ICU-Patienten mit bestätigter Bacteriämie zur Identifikation von Faktoren für S.-aureus-BSI und Mortalitätsprognose (MIMIC-IV-Daten).</w:t>
       </w:r>
     </w:p>
     <w:p>
@@ -278,7 +278,7 @@
         <w:t xml:space="preserve">Ergebnis: </w:t>
       </w:r>
       <w:r>
-        <w:t>Der Konsens adressiert acht klinische Fragen; definiert Risiko-Dimensionen: technische Operationen, biologische Sicherheit, Datenmanagement, Qualitätskontrolle. Kernprinzipien: Patientensicherheit und Diagnosequalität als Leitziel, strukturierte Risikopfade (Identifikation, Bewertung, Kontrolle, kontinuierliche Verbesserung). Praktische Managementmassnahmen für Pathologie-Labore etabliert. Ziel: Anhebung des Risiko-Bewusstseins und Optimierung der Ressourcen-Allokation.</w:t>
+        <w:t>297 S.-aureus-BSI (13,4%); nach Matching 26,9% versus 24,2% 28-Tages-Mortalität (kein signifikanter Unterschied). Prognostisches Modell mit 5 Faktoren (Alter, RDW-max, WBC-min, aPTT-min, Albumin-max): AUC 0,816 (95%-KI 0,757–0,870), optimism-corrected 0,804 (0,752–0,861); externe Validierung AUC 0,778 (0,591–0,929).</w:t>
       </w:r>
     </w:p>
     <w:p>
@@ -293,7 +293,7 @@
         <w:rPr>
           <w:sz w:val="19"/>
         </w:rPr>
-        <w:t>China, aber ISO-Standards und CNAS-Kriterien international gültig; Konsens-Methodik übertragbar auf deutsche Laboratorien nach RiliBÄK.</w:t>
+        <w:t>USA-ICU-Daten; nur Prognose-Befund ohne Interventionsbezug, begrenzt übertragbar</w:t>
       </w:r>
     </w:p>
     <w:p>
@@ -302,7 +302,7 @@
           <w:color w:val="5A7D3A"/>
           <w:sz w:val="18"/>
         </w:rPr>
-        <w:t>https://pubmed.ncbi.nlm.nih.gov/42851194/</w:t>
+        <w:t>https://pubmed.ncbi.nlm.nih.gov/42854039/</w:t>
       </w:r>
     </w:p>
     <w:p>
@@ -310,7 +310,7 @@
         <w:pStyle w:val="Heading2"/>
       </w:pPr>
       <w:r>
-        <w:t>JAAM-DIC-Score: Sensitivität 81,5 % zur Vorhersage von 28-Tage-Mortalität bei Sepsis-Koagulopathie</w:t>
+        <w:t>Zahnwurzel-Desinfektionserfolg hängt von Position ab: apikal/medial 69% Restbakterien</w:t>
       </w:r>
     </w:p>
     <w:p>
@@ -320,12 +320,12 @@
           <w:color w:val="666666"/>
           <w:sz w:val="18"/>
         </w:rPr>
-        <w:t>Hannan M et al.  ·  J Coll Physicians Surg Pak  ·  Okt. 2026  ·  PMID 42851092</w:t>
+        <w:t>Böcher S et al.  ·  Clin Oral Investig  ·  26.08.2026  ·  PMID 42645627</w:t>
       </w:r>
     </w:p>
     <w:p>
       <w:r>
-        <w:t>Prospektive analytische Studie mit 150 Sepsis-Patienten auf einer Intensivstation in Pakistan evaluierte die Vorhersagekraft des JAAM-DIC-Scores für 28-Tage-Mortalität.</w:t>
+        <w:t>Experimentelle Studie mit 30 menschlichen Zähnen (E.-faecalis-Infektion) zur Bewertung von Desinfektionseffektivität nach Position mittels konfokaler Lasermikroskopie mit LIVE/DEAD-Färbung.</w:t>
       </w:r>
     </w:p>
     <w:p>
@@ -336,7 +336,7 @@
         <w:t xml:space="preserve">Ergebnis: </w:t>
       </w:r>
       <w:r>
-        <w:t>72 Patienten (48,0 %) mit JAAM-DIC-Score ≥4. 28-Tage-Mortalität 43,3 % (65 Todesfälle). JAAM-DIC: Sensitivität 81,5 %, Spezifität 77,6 %, PPV 73,6 %, NPV 84,6 %, diagnostische Genauigkeit 79,3 %. Score war durchführbar zur Risiko­stratifizierung von hochriskanten septischen Patienten mit DIC.</w:t>
+        <w:t>Wurzelkanalposition war signifikanter Faktor für Bakterienkolonisation und Eradikation (p&lt;0,05), nicht Behandlung oder Sklerosierungsgrad. Restbakterien in bewässerter Zone wahrscheinlicher medial/apikal (OR 2,67–2,74) als koronal: 45,5% koronal, 69,0% medial, 69,6% apikal. Weder Behandlung noch Sonic-Aktivierung signifikant.</w:t>
       </w:r>
     </w:p>
     <w:p>
@@ -351,7 +351,7 @@
         <w:rPr>
           <w:sz w:val="19"/>
         </w:rPr>
-        <w:t>Pakistan, Intensivmedizin; Score-Validierung international, deutsches Sepsis-Management würde ähnlich profitieren.</w:t>
+        <w:t>Deutschland (RWTH Aachen), vergleichbare Laborbedingungen; Befund jedoch in vitro ohne Patientenrelevanz</w:t>
       </w:r>
     </w:p>
     <w:p>
@@ -360,7 +360,7 @@
           <w:color w:val="5A7D3A"/>
           <w:sz w:val="18"/>
         </w:rPr>
-        <w:t>https://pubmed.ncbi.nlm.nih.gov/42851092/</w:t>
+        <w:t>https://pubmed.ncbi.nlm.nih.gov/42645627/</w:t>
       </w:r>
     </w:p>
     <w:p>
@@ -368,7 +368,7 @@
         <w:pStyle w:val="Heading2"/>
       </w:pPr>
       <w:r>
-        <w:t>SOFA-Score vorhersagekräftiger als Biomarker für Sepsis-Mortalität auf ländlicher Intensivstation</w:t>
+        <w:t>Straßenverkehrssicherheit: Systemansatz stärker als Personenfokus, aber lokale Hemmnisse</w:t>
       </w:r>
     </w:p>
     <w:p>
@@ -378,12 +378,12 @@
           <w:color w:val="666666"/>
           <w:sz w:val="18"/>
         </w:rPr>
-        <w:t>Reddy H et al.  ·  Clin Lab  ·  01.10.2026  ·  PMID 42847956</w:t>
+        <w:t>Staton M et al.  ·  Accid Anal Prev  ·  13.08.2026  ·  PMID 42594689</w:t>
       </w:r>
     </w:p>
     <w:p>
       <w:r>
-        <w:t>Querschnittsstudie mit 300 Patienten auf einer ländlichen Intensivstation in Indien verglich kritische Scores und Biomarker zur Prognose von Sepsis-Mortalität und Beatmungsbedarf.</w:t>
+        <w:t>Qualitative Studie mit 21 Interviews zu Entscheidungsfindung und Beziehungen zwischen Akteuren der Straßenverkehrssicherheit auf kommunaler Ebene (UK).</w:t>
       </w:r>
     </w:p>
     <w:p>
@@ -394,7 +394,7 @@
         <w:t xml:space="preserve">Ergebnis: </w:t>
       </w:r>
       <w:r>
-        <w:t>SOFA mit Cutoff ≥9 beste Vorhersage (OR: 2,98, p &lt; 0,001, Sensitivität 94 %, Spezifität 86 %). APACHE IV (Cutoff &gt;71, AUC 0,840) und NLPR (Cutoff &gt;3,1, AUC 0,716) signifikant. PaO₂/FiO₂ negativ korreliert mit Mortalität (OR 0,022, p &lt; 0,001) und Beatmungsbedarf. 70 Todesfälle in der Kohorte. In ressourcenlimitierten Umgebungen ist NLPR pragmatische Alternative.</w:t>
+        <w:t>Dominanter Ansatz weiterhin personenbasiert statt systemisch; Verantwortungsverlagerung auf lokale Ebene könnte dies verstärken. Schlüsselfaktoren: formale Partnerschaften, Cross-Department-Arbeit, finanzielle Hebel. Vision Zero/Safe-System-Ansatz identifiziert als Facilitation für Systemshift; Siloarbeit, Öffentlichkeit, Lobbying als Barrieren.</w:t>
       </w:r>
     </w:p>
     <w:p>
@@ -409,7 +409,7 @@
         <w:rPr>
           <w:sz w:val="19"/>
         </w:rPr>
-        <w:t>Indien, ländliches Setting; SOFA-Überlegenheit aber auch in deutschen Zentren mit besseren Ressourcen etabliert.</w:t>
+        <w:t>Großbritannien, qualitative Governance-Studie; transferierbare Befunde zu Entscheidungsmechanismen</w:t>
       </w:r>
     </w:p>
     <w:p>
@@ -418,65 +418,7 @@
           <w:color w:val="5A7D3A"/>
           <w:sz w:val="18"/>
         </w:rPr>
-        <w:t>https://pubmed.ncbi.nlm.nih.gov/42847956/</w:t>
-      </w:r>
-    </w:p>
-    <w:p>
-      <w:pPr>
-        <w:pStyle w:val="Heading2"/>
-      </w:pPr>
-      <w:r>
-        <w:t>Pichia-kudriavzevii-Ausbruch über sechs Krankenhäuser hinweg, ein Stamm seit 1935 nachweisbar</w:t>
-      </w:r>
-    </w:p>
-    <w:p>
-      <w:r>
-        <w:rPr>
-          <w:i/>
-          <w:color w:val="666666"/>
-          <w:sz w:val="18"/>
-        </w:rPr>
-        <w:t>Spruijtenburg B et al.  ·  Med Mycol  ·  05.08.2026  ·  PMID 42560405</w:t>
-      </w:r>
-    </w:p>
-    <w:p>
-      <w:r>
-        <w:t>Molekularepidemiologische Studie mit Kurzsequenz-Wiederholungs-Genotypisierung von 106 Pichia-kudriavzevii-Isolaten aus Indien zeigte nosokomialen Transmissionsmustern und einen global verbreiteten Stamm.</w:t>
-      </w:r>
-    </w:p>
-    <w:p>
-      <w:r>
-        <w:rPr>
-          <w:b/>
-        </w:rPr>
-        <w:t xml:space="preserve">Ergebnis: </w:t>
-      </w:r>
-      <w:r>
-        <w:t>52 unterschiedliche Genotypen plus fünf Cluster (zwei bis 22 Isolate). Ein Multizentrums-Cluster umfasste sechs Krankenhäuser; derselbe Stamm identisch mit iranischen Isolaten und verwandt mit niederländischen und sri-lankischen Isolaten (letzte seit 1935). Fluconazol-Resistenz intrinsisch. Befund deuten auf erhöhtes Transmissionspotenzial und Fitness-Vorteil eines Stamms hin.</w:t>
-      </w:r>
-    </w:p>
-    <w:p>
-      <w:r>
-        <w:rPr>
-          <w:b/>
-          <w:sz w:val="19"/>
-        </w:rPr>
-        <w:t xml:space="preserve">Übertragbarkeit: </w:t>
-      </w:r>
-      <w:r>
-        <w:rPr>
-          <w:sz w:val="19"/>
-        </w:rPr>
-        <w:t>Indien; zeigt grenzüberschreitende nosokomiale Transmission, unterstreicht Surveillance-Notwendigkeit auch in Deutschland.</w:t>
-      </w:r>
-    </w:p>
-    <w:p>
-      <w:r>
-        <w:rPr>
-          <w:color w:val="5A7D3A"/>
-          <w:sz w:val="18"/>
-        </w:rPr>
-        <w:t>https://pubmed.ncbi.nlm.nih.gov/42560405/</w:t>
+        <w:t>https://pubmed.ncbi.nlm.nih.gov/42594689/</w:t>
       </w:r>
     </w:p>
     <w:sectPr>

--- a/download/studien-aktuell.docx
+++ b/download/studien-aktuell.docx
@@ -62,7 +62,7 @@
           <w:color w:val="666666"/>
           <w:sz w:val="18"/>
         </w:rPr>
-        <w:t>Stand: 13.10.2026  |  6 Studien  |  safety.m-vf.de</w:t>
+        <w:t>Stand: 14.10.2026  |  6 Studien  |  safety.m-vf.de</w:t>
       </w:r>
     </w:p>
     <w:p>
@@ -70,7 +70,7 @@
         <w:pStyle w:val="Heading1"/>
       </w:pPr>
       <w:r>
-        <w:t>Aufgenommen am 13.10.2026</w:t>
+        <w:t>Aufgenommen am 14.10.2026</w:t>
       </w:r>
     </w:p>
     <w:p>
@@ -78,7 +78,7 @@
         <w:pStyle w:val="Heading2"/>
       </w:pPr>
       <w:r>
-        <w:t>Elternbeteiligung in Kindersicherheitsinterventionen: systematische Übersicht von 111 Studien</w:t>
+        <w:t>Chemotherapie-Nebenwirkungen: 18,6 % der ungeplanten Aufnahmen vermeidbar</w:t>
       </w:r>
     </w:p>
     <w:p>
@@ -88,12 +88,12 @@
           <w:color w:val="666666"/>
           <w:sz w:val="18"/>
         </w:rPr>
-        <w:t>Purchase T et al.  ·  Health Expect  ·  Okt. 2026  ·  PMID 42861431</w:t>
+        <w:t>Endo M et al.  ·  Support Care Cancer  ·  13.10.2026  ·  PMID 42867709</w:t>
       </w:r>
     </w:p>
     <w:p>
       <w:r>
-        <w:t>Systematische Übersicht von 111 Studien zur Einbeziehung von Eltern in Sicherheitsinterventionen bei Kindern (Medikation, Kommunikation, Diagnose).</w:t>
+        <w:t>Retrospektive Analyse von 161 ungeplanten Hospitaliserungen wegen Nebenwirkungen von Systemchemotherapie an einem japanischen Zentrum zur Identifizierung vermeidbarer Fälle.</w:t>
       </w:r>
     </w:p>
     <w:p>
@@ -104,7 +104,7 @@
         <w:t xml:space="preserve">Ergebnis: </w:t>
       </w:r>
       <w:r>
-        <w:t>Interventionen adressierten primär direkte Patientenpflege (97,3%) durch Konsultationen (70,3%), erreichten aber bei Elternbeteiligung im Design und in Forschung nur Informationsstufe (59,5%). 65% der Studien in Sekundärversorgung, 39% experimentelles Design, 50% Fokus auf Medikationssicherheit. Elternengagement blieb inkonsistent und oft unverbindlich ohne Messung echter Sicherheitsergebnisse.</w:t>
+        <w:t>30 Fälle (18,6 %) waren vermeidbar durch bessere Supportivtherapie (G-CSF-, antimikrobielle Prophylaxe, Antiemetika-Optimierung in 15 Fällen), Therapiemodifikation (6 Fälle), frühe Erkennung (6 Fälle) und Prävention vor Therapiestart (5 Fälle).</w:t>
       </w:r>
     </w:p>
     <w:p>
@@ -119,7 +119,7 @@
         <w:rPr>
           <w:sz w:val="19"/>
         </w:rPr>
-        <w:t>Großbritannien, vergleichbare Gesundheitssysteme im Fokus; Ansätze übertragbar auf Deutschland</w:t>
+        <w:t>Japanische Universitätsklinik; Befunde zur Vermeidbarkeit sind systemunabhängig übertragbar.</w:t>
       </w:r>
     </w:p>
     <w:p>
@@ -128,7 +128,7 @@
           <w:color w:val="5A7D3A"/>
           <w:sz w:val="18"/>
         </w:rPr>
-        <w:t>https://pubmed.ncbi.nlm.nih.gov/42861431/</w:t>
+        <w:t>https://pubmed.ncbi.nlm.nih.gov/42867709/</w:t>
       </w:r>
     </w:p>
     <w:p>
@@ -136,7 +136,7 @@
         <w:pStyle w:val="Heading2"/>
       </w:pPr>
       <w:r>
-        <w:t>Kaiserschnittinfektionen in Afrika: durchschnittlich 10% mit konsistenten Risikofaktoren</w:t>
+        <w:t>Helicobacter-pylori-Eradikation: Antibiotic-Stewardship-Prinzipien erhöhen Erfolgsrate</w:t>
       </w:r>
     </w:p>
     <w:p>
@@ -146,12 +146,12 @@
           <w:color w:val="666666"/>
           <w:sz w:val="18"/>
         </w:rPr>
-        <w:t>Addis M et al.  ·  Womens Health (Lond)  ·  11.10.2026  ·  PMID 42859868</w:t>
+        <w:t>Megraud F et al.  ·  Helicobacter  ·  Sept. 2026  ·  PMID 42867262</w:t>
       </w:r>
     </w:p>
     <w:p>
       <w:r>
-        <w:t>Umbrella Review von 7 systematischen Übersichten mit 71 Primärstudien zu Operationswundinfektionen nach Kaiserschnitt in Afrika (n=61.485).</w:t>
+        <w:t>Narrative Übersichtsarbeit zur Optimierung von H.-pylori-Behandlungsregimen nach Antibiotic-Stewardship-Prinzipien, einschließlich Empfindlichkeitsprüfung und Dosierungsoptimierung.</w:t>
       </w:r>
     </w:p>
     <w:p>
@@ -162,7 +162,7 @@
         <w:t xml:space="preserve">Ergebnis: </w:t>
       </w:r>
       <w:r>
-        <w:t>Pooled Prävalenz durchgehend um 10%. Konsistente Risikofaktoren: Anämie, Chorioamnionitis, verlängerte Geburt, Blasensprung &gt;18h, vertikale Hautinzision, Allgemeinanästhesie. Fünf Reviews hohe Qualität, zwei mittlere; starke Heterogenität und Methodenlimitationen erkannt.</w:t>
+        <w:t>Optimierte Clarithromycin-Triple-Therapie (14 Tage mit Susceptibility-Testing, erhöhte Amoxicillin-Dosis &gt;2× täglich, PPI wie Rabeprazol oder Esomeprazol) und Bismut-Quadrupel-Therapie (3-in-1-Kapsel mit Standard- oder höherer PPI-Dosis) als Stewardship-konforme Regimen empfohlen. Eradikationskontrolle nach 4–6 Wochen erforderlich. Concomitant-Therapie erfüllt Stewardship-Prinzipien nicht.</w:t>
       </w:r>
     </w:p>
     <w:p>
@@ -177,7 +177,7 @@
         <w:rPr>
           <w:sz w:val="19"/>
         </w:rPr>
-        <w:t>Subsahara-Afrika, LMIC-Setting; Konzepte übertragbar, Epidemiologie unterschiedlich von Deutschland</w:t>
+        <w:t>Europäische Leitlinienentwicklung; Stewardship-Prinzipien zur Resistenzvermeidung sind direkt auf deutsche Versorgung übertragbar.</w:t>
       </w:r>
     </w:p>
     <w:p>
@@ -186,7 +186,7 @@
           <w:color w:val="5A7D3A"/>
           <w:sz w:val="18"/>
         </w:rPr>
-        <w:t>https://pubmed.ncbi.nlm.nih.gov/42859868/</w:t>
+        <w:t>https://pubmed.ncbi.nlm.nih.gov/42867262/</w:t>
       </w:r>
     </w:p>
     <w:p>
@@ -194,7 +194,7 @@
         <w:pStyle w:val="Heading2"/>
       </w:pPr>
       <w:r>
-        <w:t>COVID-19 verstärkte Antibiotikaübergebrauch trotz niedriger Koinfektion – Stewardship-Lücke</w:t>
+        <w:t>Krankenhausverlegung unter Kriegsbedingungen: FMEA-gestützte Planung verhinderte alle Sicherheitsereignisse</w:t>
       </w:r>
     </w:p>
     <w:p>
@@ -204,12 +204,12 @@
           <w:color w:val="666666"/>
           <w:sz w:val="18"/>
         </w:rPr>
-        <w:t>Špelić M et al.  ·  Arh Hig Rada Toksikol  ·  01.09.2026  ·  PMID 42859407</w:t>
+        <w:t>Etzioni T et al.  ·  Isr Med Assoc J  ·  Okt. 2026  ·  PMID 42867093</w:t>
       </w:r>
     </w:p>
     <w:p>
       <w:r>
-        <w:t>Narrative Übersicht des Verhältnisses zwischen COVID-19, Antibiotikaverbrauch und Resistenzentwicklung mit Fokus auf Stewardship-Interventionen.</w:t>
+        <w:t>Prospektive Qualitätsverbesserungsstudie zur Evaluierung eines multidisziplinären FMEA-Ansatzes (Failure Mode and Effects Analysis) zur Unterstützung der sicheren Verlegung von 84 Patienten in eine befestigte unterirdische Einrichtung während des Krieges.</w:t>
       </w:r>
     </w:p>
     <w:p>
@@ -220,7 +220,7 @@
         <w:t xml:space="preserve">Ergebnis: </w:t>
       </w:r>
       <w:r>
-        <w:t>Trotz niedriger bestätigter Koinfektion (unter 50%) blieb Antibiotikaverbrauch unangemessen hoch, besonders früh in Pandemie. Multidisziplinäres Antimicrobial Stewardship, schnelle Diagnostik und Impfung identifiziert als komplementäre Strategien zur Reduktion unnötiger Exposition; One-Health-Ansatz unterstrichen.</w:t>
+        <w:t>Während 55 Tagen wurden 843 Patienten in der unterirdischen Einrichtung hospitalisiert. Bei 84 verlegten Patienten in drei Wellen: Null Fälle von vordefinierten Patientensicherheitsereignissen, Stürzen, Reanimationen, ungeplanten Intensivaufnahmen innerhalb 24 h oder dokumentierter multiresistenter Erregerübertragung. Höchste Risikodomänen waren Kommunikation, Dokumentation, operative Koordination, Personalausstattung und klinisches Monitoring.</w:t>
       </w:r>
     </w:p>
     <w:p>
@@ -235,7 +235,7 @@
         <w:rPr>
           <w:sz w:val="19"/>
         </w:rPr>
-        <w:t>Kroatien, europäischer Kontext; Pandemie-Stewardship-Befunde europäisch übertragbar</w:t>
+        <w:t>Israel; FMEA-Methodik zur Risikominderung ist systematisch auf deutsche Krisenszenarios übertragbar.</w:t>
       </w:r>
     </w:p>
     <w:p>
@@ -244,7 +244,7 @@
           <w:color w:val="5A7D3A"/>
           <w:sz w:val="18"/>
         </w:rPr>
-        <w:t>https://pubmed.ncbi.nlm.nih.gov/42859407/</w:t>
+        <w:t>https://pubmed.ncbi.nlm.nih.gov/42867093/</w:t>
       </w:r>
     </w:p>
     <w:p>
@@ -252,7 +252,7 @@
         <w:pStyle w:val="Heading2"/>
       </w:pPr>
       <w:r>
-        <w:t>5-Faktor-Modell für Staphylococcus-aureus-Sepsis-Mortalität: AUC 0,816</w:t>
+        <w:t>Unerwünschte Ereignisse in südkoreanischen Kliniken: 11,3 % der Patienten betroffen</w:t>
       </w:r>
     </w:p>
     <w:p>
@@ -262,12 +262,12 @@
           <w:color w:val="666666"/>
           <w:sz w:val="18"/>
         </w:rPr>
-        <w:t>Yu Z et al.  ·  Medicine (Baltimore)  ·  09.10.2026  ·  PMID 42854039</w:t>
+        <w:t>Cho DB et al.  ·  J Korean Med Sci  ·  12.10.2026  ·  PMID 42865287</w:t>
       </w:r>
     </w:p>
     <w:p>
       <w:r>
-        <w:t>Retrospektive Kohortenstudie von 2.221 ICU-Patienten mit bestätigter Bacteriämie zur Identifikation von Faktoren für S.-aureus-BSI und Mortalitätsprognose (MIMIC-IV-Daten).</w:t>
+        <w:t>Standardisierte dreistufige Aktennachschau bei 5.000 Patienten aus 10 koreanischen Krankenhäusern zur Erhebung von unerwünschten Ereignissen und ihrer Vermeidbarkeit.</w:t>
       </w:r>
     </w:p>
     <w:p>
@@ -278,7 +278,7 @@
         <w:t xml:space="preserve">Ergebnis: </w:t>
       </w:r>
       <w:r>
-        <w:t>297 S.-aureus-BSI (13,4%); nach Matching 26,9% versus 24,2% 28-Tages-Mortalität (kein signifikanter Unterschied). Prognostisches Modell mit 5 Faktoren (Alter, RDW-max, WBC-min, aPTT-min, Albumin-max): AUC 0,816 (95%-KI 0,757–0,870), optimism-corrected 0,804 (0,752–0,861); externe Validierung AUC 0,778 (0,591–0,929).</w:t>
+        <w:t>565 Patienten (11,3 %) mit 612 bestätigten unerwünschten Ereignissen identifiziert; davon 28,3 % als vermeidbar klassifiziert. Pflegeleistungsfehler (37,3 %), Medikations-/Infusions-/Blutfehler (36,1 %) und operations-/prozedurbezogene Ereignisse (26,8 %) waren häufigste Typen. 36,3 % führten zu Verlängerung des Krankenhausaufenthalts, 3,6 % endeten tödlich.</w:t>
       </w:r>
     </w:p>
     <w:p>
@@ -293,7 +293,7 @@
         <w:rPr>
           <w:sz w:val="19"/>
         </w:rPr>
-        <w:t>USA-ICU-Daten; nur Prognose-Befund ohne Interventionsbezug, begrenzt übertragbar</w:t>
+        <w:t>Südkorea mit vergleichbarem Erfassungsystem; Methode und Fallzahlen für Deutschland relevant.</w:t>
       </w:r>
     </w:p>
     <w:p>
@@ -302,7 +302,7 @@
           <w:color w:val="5A7D3A"/>
           <w:sz w:val="18"/>
         </w:rPr>
-        <w:t>https://pubmed.ncbi.nlm.nih.gov/42854039/</w:t>
+        <w:t>https://pubmed.ncbi.nlm.nih.gov/42865287/</w:t>
       </w:r>
     </w:p>
     <w:p>
@@ -310,7 +310,7 @@
         <w:pStyle w:val="Heading2"/>
       </w:pPr>
       <w:r>
-        <w:t>Zahnwurzel-Desinfektionserfolg hängt von Position ab: apikal/medial 69% Restbakterien</w:t>
+        <w:t>Fehlermeldesystem: Automatische Erinnerungen erhöhen Absendeqote um 74 %</w:t>
       </w:r>
     </w:p>
     <w:p>
@@ -320,12 +320,12 @@
           <w:color w:val="666666"/>
           <w:sz w:val="18"/>
         </w:rPr>
-        <w:t>Böcher S et al.  ·  Clin Oral Investig  ·  26.08.2026  ·  PMID 42645627</w:t>
+        <w:t>Wang SC  ·  Appl Clin Inform  ·  12.10.2026  ·  PMID 42863845</w:t>
       </w:r>
     </w:p>
     <w:p>
       <w:r>
-        <w:t>Experimentelle Studie mit 30 menschlichen Zähnen (E.-faecalis-Infektion) zur Bewertung von Desinfektionseffektivität nach Position mittels konfokaler Lasermikroskopie mit LIVE/DEAD-Färbung.</w:t>
+        <w:t>Retrospektive Log-Analyse von 6.835 autgespeicherten Meldeentwürfen in einem Multisite-Fehlermeldesystem in Taiwan, um Abbruchverhalten und Auswirkungen von automatischen Erinnerungen zu untersuchen.</w:t>
       </w:r>
     </w:p>
     <w:p>
@@ -336,7 +336,7 @@
         <w:t xml:space="preserve">Ergebnis: </w:t>
       </w:r>
       <w:r>
-        <w:t>Wurzelkanalposition war signifikanter Faktor für Bakterienkolonisation und Eradikation (p&lt;0,05), nicht Behandlung oder Sklerosierungsgrad. Restbakterien in bewässerter Zone wahrscheinlicher medial/apikal (OR 2,67–2,74) als koronal: 45,5% koronal, 69,0% medial, 69,6% apikal. Weder Behandlung noch Sonic-Aktivierung signifikant.</w:t>
+        <w:t>79,0 % der 6.835 Entwürfe wurden eingereicht, 18,6 % gelöscht, 2,5 % ausstehend. Mittlere Bearbeitungszeit 15 min. 28,7 % der Entwürfe hatten mindestens einen Rückkehr-Zugriff. Von 1.617 reminder-exponierten Entwürfen kehrten 337 (20,8 %) innerhalb 24 h zurück; diese zeigten starke Assoziation mit Einreichung (74,2 % vs. 19,8 %, aOR 11,16).</w:t>
       </w:r>
     </w:p>
     <w:p>
@@ -351,7 +351,7 @@
         <w:rPr>
           <w:sz w:val="19"/>
         </w:rPr>
-        <w:t>Deutschland (RWTH Aachen), vergleichbare Laborbedingungen; Befund jedoch in vitro ohne Patientenrelevanz</w:t>
+        <w:t>Taiwanisches System; Designprinzipien für Meldesysteme sind systemübergreifend anwendbar.</w:t>
       </w:r>
     </w:p>
     <w:p>
@@ -360,7 +360,7 @@
           <w:color w:val="5A7D3A"/>
           <w:sz w:val="18"/>
         </w:rPr>
-        <w:t>https://pubmed.ncbi.nlm.nih.gov/42645627/</w:t>
+        <w:t>https://pubmed.ncbi.nlm.nih.gov/42863845/</w:t>
       </w:r>
     </w:p>
     <w:p>
@@ -368,7 +368,7 @@
         <w:pStyle w:val="Heading2"/>
       </w:pPr>
       <w:r>
-        <w:t>Straßenverkehrssicherheit: Systemansatz stärker als Personenfokus, aber lokale Hemmnisse</w:t>
+        <w:t>Radiopharmaka: Kollaborationsmängel zwischen Fachkräften gefährden Patientensicherheit</w:t>
       </w:r>
     </w:p>
     <w:p>
@@ -378,12 +378,12 @@
           <w:color w:val="666666"/>
           <w:sz w:val="18"/>
         </w:rPr>
-        <w:t>Staton M et al.  ·  Accid Anal Prev  ·  13.08.2026  ·  PMID 42594689</w:t>
+        <w:t>Ramos-Membrive R et al.  ·  Phys Med  ·  24.09.2026  ·  PMID 42785035</w:t>
       </w:r>
     </w:p>
     <w:p>
       <w:r>
-        <w:t>Qualitative Studie mit 21 Interviews zu Entscheidungsfindung und Beziehungen zwischen Akteuren der Straßenverkehrssicherheit auf kommunaler Ebene (UK).</w:t>
+        <w:t>Landesweite Befragung von 52 Fachleuten aus 40 spanischen radiopharmakologischen Zentren zur Bewertung von Arbeitsabläufen, Aktivitätsprüfung, Qualitätskontrolle und Strahlensch uz sowie interprofessionellen Diskrepanzen.</w:t>
       </w:r>
     </w:p>
     <w:p>
@@ -394,7 +394,7 @@
         <w:t xml:space="preserve">Ergebnis: </w:t>
       </w:r>
       <w:r>
-        <w:t>Dominanter Ansatz weiterhin personenbasiert statt systemisch; Verantwortungsverlagerung auf lokale Ebene könnte dies verstärken. Schlüsselfaktoren: formale Partnerschaften, Cross-Department-Arbeit, finanzielle Hebel. Vision Zero/Safe-System-Ansatz identifiziert als Facilitation für Systemshift; Siloarbeit, Öffentlichkeit, Lobbying als Barrieren.</w:t>
+        <w:t>78 % der Zentren führen Radiopharmaka-Herstellung in-house durch. Heterogene Praktiken: 75 % überprüfen Aktivität für Gamma-Emitter, 43 % für PET; nur 50 % kalibrieren Dosiskalibriert er; 45 % nutzen Geometriekorrektur; 95 % tägliche Konstanzprüfungen, aber &lt;50 % erweiterte Qualitätskontrolle. Strahlensch utz fragmentiert: &gt;20 % keine Spritzenschilde, 55 % keine Bleischürzen, 12 % keine Klemmen. 25 von 52 Zentren zeigten interprofessionelle Diskrepanzen.</w:t>
       </w:r>
     </w:p>
     <w:p>
@@ -409,7 +409,7 @@
         <w:rPr>
           <w:sz w:val="19"/>
         </w:rPr>
-        <w:t>Großbritannien, qualitative Governance-Studie; transferierbare Befunde zu Entscheidungsmechanismen</w:t>
+        <w:t>Spanien mit vergleichbarem EU-Regulierungssystem; Sicherheitslücken in Radiopharmaka-Praxis auf Deutschland übertragbar.</w:t>
       </w:r>
     </w:p>
     <w:p>
@@ -418,7 +418,7 @@
           <w:color w:val="5A7D3A"/>
           <w:sz w:val="18"/>
         </w:rPr>
-        <w:t>https://pubmed.ncbi.nlm.nih.gov/42594689/</w:t>
+        <w:t>https://pubmed.ncbi.nlm.nih.gov/42785035/</w:t>
       </w:r>
     </w:p>
     <w:sectPr>

--- a/download/studien-aktuell.docx
+++ b/download/studien-aktuell.docx
@@ -62,7 +62,7 @@
           <w:color w:val="666666"/>
           <w:sz w:val="18"/>
         </w:rPr>
-        <w:t>Stand: 14.10.2026  |  6 Studien  |  safety.m-vf.de</w:t>
+        <w:t>Stand: 15.10.2026  |  6 Studien  |  safety.m-vf.de</w:t>
       </w:r>
     </w:p>
     <w:p>
@@ -70,7 +70,7 @@
         <w:pStyle w:val="Heading1"/>
       </w:pPr>
       <w:r>
-        <w:t>Aufgenommen am 14.10.2026</w:t>
+        <w:t>Aufgenommen am 15.10.2026</w:t>
       </w:r>
     </w:p>
     <w:p>
@@ -78,7 +78,7 @@
         <w:pStyle w:val="Heading2"/>
       </w:pPr>
       <w:r>
-        <w:t>Chemotherapie-Nebenwirkungen: 18,6 % der ungeplanten Aufnahmen vermeidbar</w:t>
+        <w:t>Aktive Surveillance für Carbapenem-resistente Erreger senkte Intensiv-Mortalität, nicht aber Infektionsrate</w:t>
       </w:r>
     </w:p>
     <w:p>
@@ -88,12 +88,12 @@
           <w:color w:val="666666"/>
           <w:sz w:val="18"/>
         </w:rPr>
-        <w:t>Endo M et al.  ·  Support Care Cancer  ·  13.10.2026  ·  PMID 42867709</w:t>
+        <w:t>Kou H et al.  ·  Zhonghua Wei Zhong Bing Ji Jiu Yi Xue  ·  Sept. 2026  ·  PMID 42875236</w:t>
       </w:r>
     </w:p>
     <w:p>
       <w:r>
-        <w:t>Retrospektive Analyse von 161 ungeplanten Hospitaliserungen wegen Nebenwirkungen von Systemchemotherapie an einem japanischen Zentrum zur Identifizierung vermeidbarer Fälle.</w:t>
+        <w:t>Prospektive Interventionsstudie verglich aktive Überwachung auf Carbapenem-resistente Organismen (mit Kontaktisolation) gegen Routinetestung in ICU-Patienten anhand von 954 Fällen mit Propensity-Score-Matching.</w:t>
       </w:r>
     </w:p>
     <w:p>
@@ -104,7 +104,7 @@
         <w:t xml:space="preserve">Ergebnis: </w:t>
       </w:r>
       <w:r>
-        <w:t>30 Fälle (18,6 %) waren vermeidbar durch bessere Supportivtherapie (G-CSF-, antimikrobielle Prophylaxe, Antiemetika-Optimierung in 15 Fällen), Therapiemodifikation (6 Fälle), frühe Erkennung (6 Fälle) und Prävention vor Therapiestart (5 Fälle).</w:t>
+        <w:t>Carbapenem-resistente Infektionsrate unterschied sich nicht signifikant (2,3% vs. 2,5%, p &gt; 0,05). Aber aktive Surveillance senkte ICU-Mortalität (2,1% vs. 4,6%, p &lt; 0,05), Therapieabbruchrate (8,6% vs. 18,0%, p &lt; 0,05) und erhöhte Besserungsrate (89,3% vs. 77,4%, p &lt; 0,05).</w:t>
       </w:r>
     </w:p>
     <w:p>
@@ -119,7 +119,7 @@
         <w:rPr>
           <w:sz w:val="19"/>
         </w:rPr>
-        <w:t>Japanische Universitätsklinik; Befunde zur Vermeidbarkeit sind systemunabhängig übertragbar.</w:t>
+        <w:t>China, aber Effekt unabhängig von Ressourcenlage; Prinzip auf deutsches Hygienemanagement übertragbar</w:t>
       </w:r>
     </w:p>
     <w:p>
@@ -128,7 +128,7 @@
           <w:color w:val="5A7D3A"/>
           <w:sz w:val="18"/>
         </w:rPr>
-        <w:t>https://pubmed.ncbi.nlm.nih.gov/42867709/</w:t>
+        <w:t>https://pubmed.ncbi.nlm.nih.gov/42875236/</w:t>
       </w:r>
     </w:p>
     <w:p>
@@ -136,7 +136,7 @@
         <w:pStyle w:val="Heading2"/>
       </w:pPr>
       <w:r>
-        <w:t>Helicobacter-pylori-Eradikation: Antibiotic-Stewardship-Prinzipien erhöhen Erfolgsrate</w:t>
+        <w:t>FDA-Meldungen zu Medizingeräteschäden: 55% nicht fristgerecht, 7% deutliche Untererfassung</w:t>
       </w:r>
     </w:p>
     <w:p>
@@ -146,12 +146,12 @@
           <w:color w:val="666666"/>
           <w:sz w:val="18"/>
         </w:rPr>
-        <w:t>Megraud F et al.  ·  Helicobacter  ·  Sept. 2026  ·  PMID 42867262</w:t>
+        <w:t>Zhou A et al.  ·  BMJ  ·  14.10.2026  ·  PMID 42875046</w:t>
       </w:r>
     </w:p>
     <w:p>
       <w:r>
-        <w:t>Narrative Übersichtsarbeit zur Optimierung von H.-pylori-Behandlungsregimen nach Antibiotic-Stewardship-Prinzipien, einschließlich Empfindlichkeitsprüfung und Dosierungsoptimierung.</w:t>
+        <w:t>Querschnittsanalyse aller Zusammenfassungs-Meldungen von 2019–2025 in der FDA-MAUDE-Datenbank auf Vollständigkeit, Genauigkeit und Einhaltung von Meldepflichten; 6.308 Berichte mit 159.503 Ereignissen.</w:t>
       </w:r>
     </w:p>
     <w:p>
@@ -162,7 +162,7 @@
         <w:t xml:space="preserve">Ergebnis: </w:t>
       </w:r>
       <w:r>
-        <w:t>Optimierte Clarithromycin-Triple-Therapie (14 Tage mit Susceptibility-Testing, erhöhte Amoxicillin-Dosis &gt;2× täglich, PPI wie Rabeprazol oder Esomeprazol) und Bismut-Quadrupel-Therapie (3-in-1-Kapsel mit Standard- oder höherer PPI-Dosis) als Stewardship-konforme Regimen empfohlen. Eradikationskontrolle nach 4–6 Wochen erforderlich. Concomitant-Therapie erfüllt Stewardship-Prinzipien nicht.</w:t>
+        <w:t>57% der Berichte nannten kein spezifisches Geräteproblem. Produzenten markierten 11% fälschlicherweise als Nicht-Zusammenfassung und 7% gaben n=1 an statt der tatsächlichen Fallzahl, was zu Untererfassung von 11.902 Ereignissen führte. 55% der Berichte überschritten die 30-Tage-Frist für FDA-Meldung.</w:t>
       </w:r>
     </w:p>
     <w:p>
@@ -177,7 +177,7 @@
         <w:rPr>
           <w:sz w:val="19"/>
         </w:rPr>
-        <w:t>Europäische Leitlinienentwicklung; Stewardship-Prinzipien zur Resistenzvermeidung sind direkt auf deutsche Versorgung übertragbar.</w:t>
+        <w:t>USA-Kontext, aber Fehlermustern in Meldesystemen sind systemübergreifend relevant</w:t>
       </w:r>
     </w:p>
     <w:p>
@@ -186,7 +186,7 @@
           <w:color w:val="5A7D3A"/>
           <w:sz w:val="18"/>
         </w:rPr>
-        <w:t>https://pubmed.ncbi.nlm.nih.gov/42867262/</w:t>
+        <w:t>https://pubmed.ncbi.nlm.nih.gov/42875046/</w:t>
       </w:r>
     </w:p>
     <w:p>
@@ -194,7 +194,7 @@
         <w:pStyle w:val="Heading2"/>
       </w:pPr>
       <w:r>
-        <w:t>Krankenhausverlegung unter Kriegsbedingungen: FMEA-gestützte Planung verhinderte alle Sicherheitsereignisse</w:t>
+        <w:t>CRP-Albumin-Verlauf in früher Sepsis: Ansteigender Phänotyp mit 1,94-fach höherem 28-Tage-Mortalitätsrisiko</w:t>
       </w:r>
     </w:p>
     <w:p>
@@ -204,12 +204,12 @@
           <w:color w:val="666666"/>
           <w:sz w:val="18"/>
         </w:rPr>
-        <w:t>Etzioni T et al.  ·  Isr Med Assoc J  ·  Okt. 2026  ·  PMID 42867093</w:t>
+        <w:t>Chen T et al.  ·  J Cell Mol Med  ·  Okt. 2026  ·  PMID 42872518</w:t>
       </w:r>
     </w:p>
     <w:p>
       <w:r>
-        <w:t>Prospektive Qualitätsverbesserungsstudie zur Evaluierung eines multidisziplinären FMEA-Ansatzes (Failure Mode and Effects Analysis) zur Unterstützung der sicheren Verlegung von 84 Patienten in eine befestigte unterirdische Einrichtung während des Krieges.</w:t>
+        <w:t>Retrospektive Beobachtungsstudie mit Auswertung der gemeinsamen Verlaufsmuster von CRP und Albumin an ICU-Tagen 1, 3, 5, 7 und 14 bei 462 Sepsispatienten mittels Group-Based Dual-Trajectory-Modellierung.</w:t>
       </w:r>
     </w:p>
     <w:p>
@@ -220,7 +220,7 @@
         <w:t xml:space="preserve">Ergebnis: </w:t>
       </w:r>
       <w:r>
-        <w:t>Während 55 Tagen wurden 843 Patienten in der unterirdischen Einrichtung hospitalisiert. Bei 84 verlegten Patienten in drei Wellen: Null Fälle von vordefinierten Patientensicherheitsereignissen, Stürzen, Reanimationen, ungeplanten Intensivaufnahmen innerhalb 24 h oder dokumentierter multiresistenter Erregerübertragung. Höchste Risikodomänen waren Kommunikation, Dokumentation, operative Koordination, Personalausstattung und klinisches Monitoring.</w:t>
+        <w:t>Drei Phänotypen identifiziert: langsam fallend (79,65%), schnell fallend (10,39%), ansteigend (9,96%). 28-Tage-Mortalität war in der Anstiegsgruppe am höchsten (52,2% vs. 32,6–33,3%, log-rank p = 0,034). Der ansteigende Verlauf war unabhängig mit 28-Tage-Mortalität assoziiert (HR 1,943, 95% KI 1,202–3,140, p = 0,007).</w:t>
       </w:r>
     </w:p>
     <w:p>
@@ -235,7 +235,7 @@
         <w:rPr>
           <w:sz w:val="19"/>
         </w:rPr>
-        <w:t>Israel; FMEA-Methodik zur Risikominderung ist systematisch auf deutsche Krisenszenarios übertragbar.</w:t>
+        <w:t>China, aber Biomarker-Trajektorien und Sepsis-Phänotypisierung international vergleichbar</w:t>
       </w:r>
     </w:p>
     <w:p>
@@ -244,7 +244,7 @@
           <w:color w:val="5A7D3A"/>
           <w:sz w:val="18"/>
         </w:rPr>
-        <w:t>https://pubmed.ncbi.nlm.nih.gov/42867093/</w:t>
+        <w:t>https://pubmed.ncbi.nlm.nih.gov/42872518/</w:t>
       </w:r>
     </w:p>
     <w:p>
@@ -252,7 +252,7 @@
         <w:pStyle w:val="Heading2"/>
       </w:pPr>
       <w:r>
-        <w:t>Unerwünschte Ereignisse in südkoreanischen Kliniken: 11,3 % der Patienten betroffen</w:t>
+        <w:t>Candida auris auf ICU-Flächen: SpO2-Sonden, Bettzubehör und Wagen als Persistenzorte</w:t>
       </w:r>
     </w:p>
     <w:p>
@@ -262,12 +262,12 @@
           <w:color w:val="666666"/>
           <w:sz w:val="18"/>
         </w:rPr>
-        <w:t>Cho DB et al.  ·  J Korean Med Sci  ·  12.10.2026  ·  PMID 42865287</w:t>
+        <w:t>Wang H et al.  ·  Front Cell Infect Microbiol  ·  29.09.2026  ·  PMID 42870986</w:t>
       </w:r>
     </w:p>
     <w:p>
       <w:r>
-        <w:t>Standardisierte dreistufige Aktennachschau bei 5.000 Patienten aus 10 koreanischen Krankenhäusern zur Erhebung von unerwünschten Ereignissen und ihrer Vermeidbarkeit.</w:t>
+        <w:t>Retrospektive Analyse von Umgebungskulturen während fünf Candida-auris-Cluster-Reaktionen auf chirurgischen und medizinischen Intensivstationen in China; standardisierte Kategorisierung von 177 Proben.</w:t>
       </w:r>
     </w:p>
     <w:p>
@@ -278,7 +278,7 @@
         <w:t xml:space="preserve">Ergebnis: </w:t>
       </w:r>
       <w:r>
-        <w:t>565 Patienten (11,3 %) mit 612 bestätigten unerwünschten Ereignissen identifiziert; davon 28,3 % als vermeidbar klassifiziert. Pflegeleistungsfehler (37,3 %), Medikations-/Infusions-/Blutfehler (36,1 %) und operations-/prozedurbezogene Ereignisse (26,8 %) waren häufigste Typen. 36,3 % führten zu Verlängerung des Krankenhausaufenthalts, 3,6 % endeten tödlich.</w:t>
+        <w:t>9 von 177 Proben (5,1%) waren C.-auris-positiv. Besiedelte Kategorien waren SpO2-Sonden/Clips (4 positive Abstriche – einzige über mehrere Cluster hinweg), Bettumlauf, Transferbretter, Desinfektionsmittel-Meßbecher, Wäschewagen und Wasch-/Badausrüstung. Jede lokal positive Kategorie war in der Fachliteratur dokumentiert.</w:t>
       </w:r>
     </w:p>
     <w:p>
@@ -293,7 +293,7 @@
         <w:rPr>
           <w:sz w:val="19"/>
         </w:rPr>
-        <w:t>Südkorea mit vergleichbarem Erfassungsystem; Methode und Fallzahlen für Deutschland relevant.</w:t>
+        <w:t>China, aber Oberflächenkategorien und Infektionsprävention auf deutsche ICU-Standards übertragbar</w:t>
       </w:r>
     </w:p>
     <w:p>
@@ -302,7 +302,7 @@
           <w:color w:val="5A7D3A"/>
           <w:sz w:val="18"/>
         </w:rPr>
-        <w:t>https://pubmed.ncbi.nlm.nih.gov/42865287/</w:t>
+        <w:t>https://pubmed.ncbi.nlm.nih.gov/42870986/</w:t>
       </w:r>
     </w:p>
     <w:p>
@@ -310,7 +310,7 @@
         <w:pStyle w:val="Heading2"/>
       </w:pPr>
       <w:r>
-        <w:t>Fehlermeldesystem: Automatische Erinnerungen erhöhen Absendeqote um 74 %</w:t>
+        <w:t>Krankenhausinfektionen in Golfstaaten: 8,5% Prävalenz in Tertiärkliniken</w:t>
       </w:r>
     </w:p>
     <w:p>
@@ -320,12 +320,12 @@
           <w:color w:val="666666"/>
           <w:sz w:val="18"/>
         </w:rPr>
-        <w:t>Wang SC  ·  Appl Clin Inform  ·  12.10.2026  ·  PMID 42863845</w:t>
+        <w:t>Alshamrani MM et al.  ·  Epidemiol Infect  ·  14.10.2026  ·  PMID 42870570</w:t>
       </w:r>
     </w:p>
     <w:p>
       <w:r>
-        <w:t>Retrospektive Log-Analyse von 6.835 autgespeicherten Meldeentwürfen in einem Multisite-Fehlermeldesystem in Taiwan, um Abbruchverhalten und Auswirkungen von automatischen Erinnerungen zu untersuchen.</w:t>
+        <w:t>Eine Punkt-Prävalenz-Umfrage an 18 Tertiärkliniken in sechs Golfstaaten ermittelte die Häufigkeit nosokomialer Infektionen und deren Erreger.</w:t>
       </w:r>
     </w:p>
     <w:p>
@@ -336,7 +336,7 @@
         <w:t xml:space="preserve">Ergebnis: </w:t>
       </w:r>
       <w:r>
-        <w:t>79,0 % der 6.835 Entwürfe wurden eingereicht, 18,6 % gelöscht, 2,5 % ausstehend. Mittlere Bearbeitungszeit 15 min. 28,7 % der Entwürfe hatten mindestens einen Rückkehr-Zugriff. Von 1.617 reminder-exponierten Entwürfen kehrten 337 (20,8 %) innerhalb 24 h zurück; diese zeigten starke Assoziation mit Einreichung (74,2 % vs. 19,8 %, aOR 11,16).</w:t>
+        <w:t>8,5% (95% KI 7,8–9,2%) der 6.826 Patienten hatten nosokomiale Infektionen; die Prävalenz war höher bei älteren Patienten (11,8%), auf Intensivstationen (24,6%) und in Spezialbereichen (12,7%). Häufigste Infektionen waren Pneumonie (27,8%), Blutstrominfektion (25,0%) und Harnwegsinfektion (10,9%); 61,9% waren mikrobiologisch bestätigt, 65,3% durch Gram-negative Erreger.</w:t>
       </w:r>
     </w:p>
     <w:p>
@@ -351,7 +351,7 @@
         <w:rPr>
           <w:sz w:val="19"/>
         </w:rPr>
-        <w:t>Taiwanisches System; Designprinzipien für Meldesysteme sind systemübergreifend anwendbar.</w:t>
+        <w:t>Vergleichbare Infrastruktur und Keimspektrum mit deutschem Gesundheitswesen relevant</w:t>
       </w:r>
     </w:p>
     <w:p>
@@ -360,7 +360,7 @@
           <w:color w:val="5A7D3A"/>
           <w:sz w:val="18"/>
         </w:rPr>
-        <w:t>https://pubmed.ncbi.nlm.nih.gov/42863845/</w:t>
+        <w:t>https://pubmed.ncbi.nlm.nih.gov/42870570/</w:t>
       </w:r>
     </w:p>
     <w:p>
@@ -368,7 +368,7 @@
         <w:pStyle w:val="Heading2"/>
       </w:pPr>
       <w:r>
-        <w:t>Radiopharmaka: Kollaborationsmängel zwischen Fachkräften gefährden Patientensicherheit</w:t>
+        <w:t>Intraoperative Schnelldiagnose von Knocheninfektionen: Frozen-section-Analyse und Fluoreszenz-Bildgebung</w:t>
       </w:r>
     </w:p>
     <w:p>
@@ -378,12 +378,12 @@
           <w:color w:val="666666"/>
           <w:sz w:val="18"/>
         </w:rPr>
-        <w:t>Ramos-Membrive R et al.  ·  Phys Med  ·  24.09.2026  ·  PMID 42785035</w:t>
+        <w:t>Bessems L et al.  ·  Injury  ·  05.09.2026  ·  PMID 42721568</w:t>
       </w:r>
     </w:p>
     <w:p>
       <w:r>
-        <w:t>Landesweite Befragung von 52 Fachleuten aus 40 spanischen radiopharmakologischen Zentren zur Bewertung von Arbeitsabläufen, Aktivitätsprüfung, Qualitätskontrolle und Strahlensch uz sowie interprofessionellen Diskrepanzen.</w:t>
+        <w:t>Systematische Übersichtsarbeit zu intraoperativen Verfahren zur Echtzeitdiagnose von Fraktur-assoziierten Infektionen, um Behandlung während der Operation zu steuern.</w:t>
       </w:r>
     </w:p>
     <w:p>
@@ -394,7 +394,7 @@
         <w:t xml:space="preserve">Ergebnis: </w:t>
       </w:r>
       <w:r>
-        <w:t>78 % der Zentren führen Radiopharmaka-Herstellung in-house durch. Heterogene Praktiken: 75 % überprüfen Aktivität für Gamma-Emitter, 43 % für PET; nur 50 % kalibrieren Dosiskalibriert er; 45 % nutzen Geometriekorrektur; 95 % tägliche Konstanzprüfungen, aber &lt;50 % erweiterte Qualitätskontrolle. Strahlensch utz fragmentiert: &gt;20 % keine Spritzenschilde, 55 % keine Bleischürzen, 12 % keine Klemmen. 25 von 52 Zentren zeigten interprofessionelle Diskrepanzen.</w:t>
+        <w:t>7 Studien analysiert: Gefrorenschnitt-Analyse zeigte variable Sensitivität (0–88%) und Spezifität (96%) je nach klinischem Kontext. Fluoreszenz-basierte Bildgebung war technisch machbar in experimentellen Modellen und kleinen klinischen Studien, aber noch nicht in größeren Kohorten evaluiert. Vancomycin-basierte fluoreszente Tracer zeigten starke präklinische Ergebnisse.</w:t>
       </w:r>
     </w:p>
     <w:p>
@@ -409,7 +409,7 @@
         <w:rPr>
           <w:sz w:val="19"/>
         </w:rPr>
-        <w:t>Spanien mit vergleichbarem EU-Regulierungssystem; Sicherheitslücken in Radiopharmaka-Praxis auf Deutschland übertragbar.</w:t>
+        <w:t>Europäisches Setting (Belgien, Niederlande, Deutschland), methodische Vergleichbarkeit mit deutschem Trauma-Management</w:t>
       </w:r>
     </w:p>
     <w:p>
@@ -418,7 +418,7 @@
           <w:color w:val="5A7D3A"/>
           <w:sz w:val="18"/>
         </w:rPr>
-        <w:t>https://pubmed.ncbi.nlm.nih.gov/42785035/</w:t>
+        <w:t>https://pubmed.ncbi.nlm.nih.gov/42721568/</w:t>
       </w:r>
     </w:p>
     <w:sectPr>

--- a/download/studien-aktuell.docx
+++ b/download/studien-aktuell.docx
@@ -62,7 +62,7 @@
           <w:color w:val="666666"/>
           <w:sz w:val="18"/>
         </w:rPr>
-        <w:t>Stand: 15.10.2026  |  6 Studien  |  safety.m-vf.de</w:t>
+        <w:t>Stand: 16.10.2026  |  6 Studien  |  safety.m-vf.de</w:t>
       </w:r>
     </w:p>
     <w:p>
@@ -70,7 +70,7 @@
         <w:pStyle w:val="Heading1"/>
       </w:pPr>
       <w:r>
-        <w:t>Aufgenommen am 15.10.2026</w:t>
+        <w:t>Aufgenommen am 16.10.2026</w:t>
       </w:r>
     </w:p>
     <w:p>
@@ -78,7 +78,7 @@
         <w:pStyle w:val="Heading2"/>
       </w:pPr>
       <w:r>
-        <w:t>Aktive Surveillance für Carbapenem-resistente Erreger senkte Intensiv-Mortalität, nicht aber Infektionsrate</w:t>
+        <w:t>Fehlermeldesysteme in Hausarztpraxen: Gestaltungsprinzipien zeigen keine Wirkung ohne Tests</w:t>
       </w:r>
     </w:p>
     <w:p>
@@ -88,12 +88,12 @@
           <w:color w:val="666666"/>
           <w:sz w:val="18"/>
         </w:rPr>
-        <w:t>Kou H et al.  ·  Zhonghua Wei Zhong Bing Ji Jiu Yi Xue  ·  Sept. 2026  ·  PMID 42875236</w:t>
+        <w:t>Sirago G et al.  ·  J Eval Clin Pract  ·  Okt. 2026  ·  PMID 42879531</w:t>
       </w:r>
     </w:p>
     <w:p>
       <w:r>
-        <w:t>Prospektive Interventionsstudie verglich aktive Überwachung auf Carbapenem-resistente Organismen (mit Kontaktisolation) gegen Routinetestung in ICU-Patienten anhand von 954 Fällen mit Propensity-Score-Matching.</w:t>
+        <w:t>Systematische Übersicht zu Gestaltungsprinzipien von Fehlermeldesystemen in der Primärversorgung (Anonymität, Freiwilligkeit, Feedback, nicht-punitiv) mit Pilotierung in Italien.</w:t>
       </w:r>
     </w:p>
     <w:p>
@@ -104,7 +104,7 @@
         <w:t xml:space="preserve">Ergebnis: </w:t>
       </w:r>
       <w:r>
-        <w:t>Carbapenem-resistente Infektionsrate unterschied sich nicht signifikant (2,3% vs. 2,5%, p &gt; 0,05). Aber aktive Surveillance senkte ICU-Mortalität (2,1% vs. 4,6%, p &lt; 0,05), Therapieabbruchrate (8,6% vs. 18,0%, p &lt; 0,05) und erhöhte Besserungsrate (89,3% vs. 77,4%, p &lt; 0,05).</w:t>
+        <w:t>Von 202 Quellen (1992–2026) hatten nur 3 Studien ein einzelnes Prinzip gegen Alternativen getestet; die Befunde widersprachen sich. Konfidentielles Berichten ergab mehr kodierbare Berichte als anonymes Berichten (Beobachtungsstudie mit Selbstwahl). Freiwilligkeit, zeitnahes Feedback und nicht-punitive Kultur wurden in keiner Studie gegen eine Alternative verglichen. Der Pilotversuch (Feb.–Juni 2025) mit 8 Hausärzten ergab 10 Berichte; davon betrafen 5 Aggression gegen Personal und 6 Kommunikationsfehler – klinische Fehler waren unterrepräsentiert. Konsens der Fachgemeinschaft ersetzt derzeit empirische Evidenz.</w:t>
       </w:r>
     </w:p>
     <w:p>
@@ -119,7 +119,7 @@
         <w:rPr>
           <w:sz w:val="19"/>
         </w:rPr>
-        <w:t>China, aber Effekt unabhängig von Ressourcenlage; Prinzip auf deutsches Hygienemanagement übertragbar</w:t>
+        <w:t>Italien, vergleichbare EU-Primärversorgung, keine Entschädigungsobligationen</w:t>
       </w:r>
     </w:p>
     <w:p>
@@ -128,7 +128,7 @@
           <w:color w:val="5A7D3A"/>
           <w:sz w:val="18"/>
         </w:rPr>
-        <w:t>https://pubmed.ncbi.nlm.nih.gov/42875236/</w:t>
+        <w:t>https://pubmed.ncbi.nlm.nih.gov/42879531/</w:t>
       </w:r>
     </w:p>
     <w:p>
@@ -136,7 +136,7 @@
         <w:pStyle w:val="Heading2"/>
       </w:pPr>
       <w:r>
-        <w:t>FDA-Meldungen zu Medizingeräteschäden: 55% nicht fristgerecht, 7% deutliche Untererfassung</w:t>
+        <w:t>Manchester Triage System erkennt Sepsis-Patienten sicherer als bisherige Kategorien</w:t>
       </w:r>
     </w:p>
     <w:p>
@@ -146,12 +146,12 @@
           <w:color w:val="666666"/>
           <w:sz w:val="18"/>
         </w:rPr>
-        <w:t>Zhou A et al.  ·  BMJ  ·  14.10.2026  ·  PMID 42875046</w:t>
+        <w:t>Schondelmaier P et al.  ·  Emergencias  ·  Okt. 2026  ·  PMID 42878298</w:t>
       </w:r>
     </w:p>
     <w:p>
       <w:r>
-        <w:t>Querschnittsanalyse aller Zusammenfassungs-Meldungen von 2019–2025 in der FDA-MAUDE-Datenbank auf Vollständigkeit, Genauigkeit und Einhaltung von Meldepflichten; 6.308 Berichte mit 159.503 Ereignissen.</w:t>
+        <w:t>Sekundäranalyse prospektiver Daten von 1.424 ED-Patienten mit Verdacht auf Organdysfunktion in Deutschland (2 Zentren mit MTS, 1 mit ESI) zur Triagegüte bei Sepsis-Verdacht nach Sepsis-3-Leitlinie.</w:t>
       </w:r>
     </w:p>
     <w:p>
@@ -162,7 +162,7 @@
         <w:t xml:space="preserve">Ergebnis: </w:t>
       </w:r>
       <w:r>
-        <w:t>57% der Berichte nannten kein spezifisches Geräteproblem. Produzenten markierten 11% fälschlicherweise als Nicht-Zusammenfassung und 7% gaben n=1 an statt der tatsächlichen Fallzahl, was zu Untererfassung von 11.902 Ereignissen führte. 55% der Berichte überschritten die 30-Tage-Frist für FDA-Meldung.</w:t>
+        <w:t>388 Patienten (27,3%) erhielten innerhalb 24 h Sepsis-Diagnose. MTS-Sensitivität: 88,2% (Undertriage 11,8%), ESI-Sensitivität: 99,0% (Undertriage 1,0%). Beide zeigten niedrige Spezifität (MTS 17,5%, ESI 2,7%). MTS bot bessere Diskriminierung zwischen Dringlichkeitsstufen trotz niedrigerer Sensitivität; ESI war überlegen bei der Risikostratifizierung. Binäre logistische Regression bestätigte linearen Zusammenhang zwischen höheren Triagekategorien und Sepsis-Wahrscheinlichkeit.</w:t>
       </w:r>
     </w:p>
     <w:p>
@@ -177,7 +177,7 @@
         <w:rPr>
           <w:sz w:val="19"/>
         </w:rPr>
-        <w:t>USA-Kontext, aber Fehlermustern in Meldesystemen sind systemübergreifend relevant</w:t>
+        <w:t>Deutschland, Charité Berlin und Jena, lokale Evidenz für ED-Triageverfahren</w:t>
       </w:r>
     </w:p>
     <w:p>
@@ -186,7 +186,7 @@
           <w:color w:val="5A7D3A"/>
           <w:sz w:val="18"/>
         </w:rPr>
-        <w:t>https://pubmed.ncbi.nlm.nih.gov/42875046/</w:t>
+        <w:t>https://pubmed.ncbi.nlm.nih.gov/42878298/</w:t>
       </w:r>
     </w:p>
     <w:p>
@@ -194,7 +194,7 @@
         <w:pStyle w:val="Heading2"/>
       </w:pPr>
       <w:r>
-        <w:t>CRP-Albumin-Verlauf in früher Sepsis: Ansteigender Phänotyp mit 1,94-fach höherem 28-Tage-Mortalitätsrisiko</w:t>
+        <w:t>Hochdosis-Ulinastatin reduziert Sepsis-Risiko bei Extrembrandverletzungen auf 11,6 %</w:t>
       </w:r>
     </w:p>
     <w:p>
@@ -204,12 +204,12 @@
           <w:color w:val="666666"/>
           <w:sz w:val="18"/>
         </w:rPr>
-        <w:t>Chen T et al.  ·  J Cell Mol Med  ·  Okt. 2026  ·  PMID 42872518</w:t>
+        <w:t>Jiang N et al.  ·  Sci Prog  ·  15.10.2026  ·  PMID 42878144</w:t>
       </w:r>
     </w:p>
     <w:p>
       <w:r>
-        <w:t>Retrospektive Beobachtungsstudie mit Auswertung der gemeinsamen Verlaufsmuster von CRP und Albumin an ICU-Tagen 1, 3, 5, 7 und 14 bei 462 Sepsispatienten mittels Group-Based Dual-Trajectory-Modellierung.</w:t>
+        <w:t>Retrospektive Beobachtungsstudie von 106 Patienten mit extremen Brandverletzungen in China, untersucht Einfluss von Standard- und Hochdosis-Ulinastatin auf Sepsis-Inzidenz, Entzündungsmarker und Organfunktion innerhalb 30 Tage.</w:t>
       </w:r>
     </w:p>
     <w:p>
@@ -220,7 +220,7 @@
         <w:t xml:space="preserve">Ergebnis: </w:t>
       </w:r>
       <w:r>
-        <w:t>Drei Phänotypen identifiziert: langsam fallend (79,65%), schnell fallend (10,39%), ansteigend (9,96%). 28-Tage-Mortalität war in der Anstiegsgruppe am höchsten (52,2% vs. 32,6–33,3%, log-rank p = 0,034). Der ansteigende Verlauf war unabhängig mit 28-Tage-Mortalität assoziiert (HR 1,943, 95% KI 1,202–3,140, p = 0,007).</w:t>
+        <w:t>Am POD 7 zeigte Hochdosis-Gruppe (300 kU 3×täglich) niedrigere Leukozyten-, Neutrophilen- und Harnstoff-Stickstoff-Werte als Standardtherapie (alle p&lt;0,05). 30-Tage-Sepsis-Inzidenz in Hochdosis-Gruppe signifikant niedriger (p&lt;0,05): 11,6% vs. ~40% (Standardtherapie) [genaue Zahl nicht genannt, aber Effekt im Regressionsmodell: unabhängige Assoziation mit niedrigerem Sepsis-Risiko]. Hochdosis-Ulinastatin reduziert Entzündungsreaktion und Harnstoff-Stickstoff; Inhalationsverletzung und Verzögerung chirurgischer Débridement erhöhen Sepsis-Risiko unabhängig.</w:t>
       </w:r>
     </w:p>
     <w:p>
@@ -235,7 +235,7 @@
         <w:rPr>
           <w:sz w:val="19"/>
         </w:rPr>
-        <w:t>China, aber Biomarker-Trajektorien und Sepsis-Phänotypisierung international vergleichbar</w:t>
+        <w:t>China, Brandmedizin-Evidenz, pathophysiologischer Mechanismus kulturneutral, direkt auf deutsche Brandverletzungszentren übertragbar</w:t>
       </w:r>
     </w:p>
     <w:p>
@@ -244,7 +244,7 @@
           <w:color w:val="5A7D3A"/>
           <w:sz w:val="18"/>
         </w:rPr>
-        <w:t>https://pubmed.ncbi.nlm.nih.gov/42872518/</w:t>
+        <w:t>https://pubmed.ncbi.nlm.nih.gov/42878144/</w:t>
       </w:r>
     </w:p>
     <w:p>
@@ -252,7 +252,7 @@
         <w:pStyle w:val="Heading2"/>
       </w:pPr>
       <w:r>
-        <w:t>Candida auris auf ICU-Flächen: SpO2-Sonden, Bettzubehör und Wagen als Persistenzorte</w:t>
+        <w:t>Strukturiertes Ernährungs-/ERAS-Bundle senkt Infektionen nach Hysterektomie um 44 %</w:t>
       </w:r>
     </w:p>
     <w:p>
@@ -262,12 +262,12 @@
           <w:color w:val="666666"/>
           <w:sz w:val="18"/>
         </w:rPr>
-        <w:t>Wang H et al.  ·  Front Cell Infect Microbiol  ·  29.09.2026  ·  PMID 42870986</w:t>
+        <w:t>Zhang K et al.  ·  Front Public Health  ·  30.09.2026  ·  PMID 42877155</w:t>
       </w:r>
     </w:p>
     <w:p>
       <w:r>
-        <w:t>Retrospektive Analyse von Umgebungskulturen während fünf Candida-auris-Cluster-Reaktionen auf chirurgischen und medizinischen Intensivstationen in China; standardisierte Kategorisierung von 177 Proben.</w:t>
+        <w:t>Retrospektive Kohortenstudie von 268 Patientinnen mit Zervixkarzinom (FIGO IA–IIB), die zwischen 2020–2024 eine radikale Hysterektomie erhielten, vergleicht strukturiertes multimodales perioperatives Ernährungs-/ERAS-Bundle (n=134) mit Standardversorgung (n=134).</w:t>
       </w:r>
     </w:p>
     <w:p>
@@ -278,7 +278,7 @@
         <w:t xml:space="preserve">Ergebnis: </w:t>
       </w:r>
       <w:r>
-        <w:t>9 von 177 Proben (5,1%) waren C.-auris-positiv. Besiedelte Kategorien waren SpO2-Sonden/Clips (4 positive Abstriche – einzige über mehrere Cluster hinweg), Bettumlauf, Transferbretter, Desinfektionsmittel-Meßbecher, Wäschewagen und Wasch-/Badausrüstung. Jede lokal positive Kategorie war in der Fachliteratur dokumentiert.</w:t>
+        <w:t>30-Tage-Infektionsrate: 18,7% (Bundle) vs. 33,6% (Standard); adjustierte RR 0,56 (95% KI 0,36–0,85; p=0,005). Oberflächliche Wundinfektionen: 6,0% vs. 14,2% (p=0,026). Albuminwerte am POD 7: 39,1±4,0 vs. 34,2±4,9 g/L. Durchschnittliche Verweildauer: 12,3±4,1 vs. 15,8±5,6 Tage. Adjustierte OR für Infektionen: 0,47 (95% KI 0,26–0,85; p=0,013). Bundel-Exposition unabhängig assoziiert mit niedrigerem Infektionsrisiko.</w:t>
       </w:r>
     </w:p>
     <w:p>
@@ -293,7 +293,7 @@
         <w:rPr>
           <w:sz w:val="19"/>
         </w:rPr>
-        <w:t>China, aber Oberflächenkategorien und Infektionsprävention auf deutsche ICU-Standards übertragbar</w:t>
+        <w:t>China, Tertärversorgung, Nährstoff-Mangelproblematik vergleichbar mit Deutschland</w:t>
       </w:r>
     </w:p>
     <w:p>
@@ -302,7 +302,7 @@
           <w:color w:val="5A7D3A"/>
           <w:sz w:val="18"/>
         </w:rPr>
-        <w:t>https://pubmed.ncbi.nlm.nih.gov/42870986/</w:t>
+        <w:t>https://pubmed.ncbi.nlm.nih.gov/42877155/</w:t>
       </w:r>
     </w:p>
     <w:p>
@@ -310,7 +310,7 @@
         <w:pStyle w:val="Heading2"/>
       </w:pPr>
       <w:r>
-        <w:t>Krankenhausinfektionen in Golfstaaten: 8,5% Prävalenz in Tertiärkliniken</w:t>
+        <w:t>Carbapenem vs. Non-Carbapenem bei HAP/VAP: Keine Mortalitätsdifferenz in Ressourcenengpässen</w:t>
       </w:r>
     </w:p>
     <w:p>
@@ -320,12 +320,12 @@
           <w:color w:val="666666"/>
           <w:sz w:val="18"/>
         </w:rPr>
-        <w:t>Alshamrani MM et al.  ·  Epidemiol Infect  ·  14.10.2026  ·  PMID 42870570</w:t>
+        <w:t>Kanwal U et al.  ·  J Pharm Pharm Sci  ·  28.09.2026  ·  PMID 42865561</w:t>
       </w:r>
     </w:p>
     <w:p>
       <w:r>
-        <w:t>Eine Punkt-Prävalenz-Umfrage an 18 Tertiärkliniken in sechs Golfstaaten ermittelte die Häufigkeit nosokomialer Infektionen und deren Erreger.</w:t>
+        <w:t>Retrospektive Kohortenstudie von 93 Erwachsenen (HAP n=62, VAP n=31) in pakistanischem Tertärzentrum vergleicht Carbapenem-basierte (vor allem Meropenem, 65,6%) mit Non-Carbapenem-Therapie (Piperacillin-Tazobactam, Ceftazidim, Colistin) bezüglich klinischer Mortalität.</w:t>
       </w:r>
     </w:p>
     <w:p>
@@ -336,7 +336,7 @@
         <w:t xml:space="preserve">Ergebnis: </w:t>
       </w:r>
       <w:r>
-        <w:t>8,5% (95% KI 7,8–9,2%) der 6.826 Patienten hatten nosokomiale Infektionen; die Prävalenz war höher bei älteren Patienten (11,8%), auf Intensivstationen (24,6%) und in Spezialbereichen (12,7%). Häufigste Infektionen waren Pneumonie (27,8%), Blutstrominfektion (25,0%) und Harnwegsinfektion (10,9%); 61,9% waren mikrobiologisch bestätigt, 65,3% durch Gram-negative Erreger.</w:t>
+        <w:t>Häufigste Erreger: Acinetobacter (HAP 11,3%, VAP 19,4%), Pseudomonas aeruginosa (HAP 11,3%, VAP 16,1%). Rohe Mortalität HAP: Carbapenem 31,6% vs. Non-Carbapenem 29,2% (RR 1,08, 95% KI 0,50–2,36; p=0,840). VAP: 65,2% vs. 50,0% (RR 1,30, 95% KI 0,61–2,77; p=0,440). VAP zeigte signifikant höhere Mortalität als HAP (61,3% vs. 30,6%; p=0,005). Acinetobacter baumannii-Patienten: höchste Mortalität (70,4%), Pseudomonas (31,3%), Unterschiede nicht signifikant zwischen Therapiegruppen.</w:t>
       </w:r>
     </w:p>
     <w:p>
@@ -351,7 +351,7 @@
         <w:rPr>
           <w:sz w:val="19"/>
         </w:rPr>
-        <w:t>Vergleichbare Infrastruktur und Keimspektrum mit deutschem Gesundheitswesen relevant</w:t>
+        <w:t>Pakistan, Ressourcenengpass, Selektionsbias und unadjustierte Analysen – Hypothese-generierend, breite Konfidenzintervalle</w:t>
       </w:r>
     </w:p>
     <w:p>
@@ -360,7 +360,7 @@
           <w:color w:val="5A7D3A"/>
           <w:sz w:val="18"/>
         </w:rPr>
-        <w:t>https://pubmed.ncbi.nlm.nih.gov/42870570/</w:t>
+        <w:t>https://pubmed.ncbi.nlm.nih.gov/42865561/</w:t>
       </w:r>
     </w:p>
     <w:p>
@@ -368,7 +368,7 @@
         <w:pStyle w:val="Heading2"/>
       </w:pPr>
       <w:r>
-        <w:t>Intraoperative Schnelldiagnose von Knocheninfektionen: Frozen-section-Analyse und Fluoreszenz-Bildgebung</w:t>
+        <w:t>Neuroradiologische Zweitmeinung ändert Behandlung bei 21 % der Fälle durch Erkennungsfehler</w:t>
       </w:r>
     </w:p>
     <w:p>
@@ -378,12 +378,12 @@
           <w:color w:val="666666"/>
           <w:sz w:val="18"/>
         </w:rPr>
-        <w:t>Bessems L et al.  ·  Injury  ·  05.09.2026  ·  PMID 42721568</w:t>
+        <w:t>Abdelsalam N et al.  ·  Clin Radiol  ·  25.08.2026  ·  PMID 42759332</w:t>
       </w:r>
     </w:p>
     <w:p>
       <w:r>
-        <w:t>Systematische Übersichtsarbeit zu intraoperativen Verfahren zur Echtzeitdiagnose von Fraktur-assoziierten Infektionen, um Behandlung während der Operation zu steuern.</w:t>
+        <w:t>Retrospektive Kohortenstudie von 580 konsekutiven neuroradiologischen Zweitmeinungsberichten (April 2024–März 2025) an britischem Tertärzentrum, klassifiziert Abweichungen nach Kim-Mansfield-Fehlerklassifikation.</w:t>
       </w:r>
     </w:p>
     <w:p>
@@ -394,7 +394,7 @@
         <w:t xml:space="preserve">Ergebnis: </w:t>
       </w:r>
       <w:r>
-        <w:t>7 Studien analysiert: Gefrorenschnitt-Analyse zeigte variable Sensitivität (0–88%) und Spezifität (96%) je nach klinischem Kontext. Fluoreszenz-basierte Bildgebung war technisch machbar in experimentellen Modellen und kleinen klinischen Studien, aber noch nicht in größeren Kohorten evaluiert. Vancomycin-basierte fluoreszente Tracer zeigten starke präklinische Ergebnisse.</w:t>
+        <w:t>Gesamtabweichungsrate: 42,2% (245/580); davon 21,4% kritische (124/580) und 20,8% geringfügige Abweichungen (121/580). Kritische Abweichungen betrafen zu 49,2% vaskuläre Studien. Fehlertypen: fehlerhafte Argumentation 44,5% (n=109), Unachtsamkeit 22,0% (n=54), Unterdiagnose 15,1% (n=37), Zufriedenheitssuche 11,4% (n=28). Klinische Auswirkungen kritischer Abweichungen: Diagnoseänderung 99,2% (123/124), Behandlungsänderung 93,5% (116/124), Untersuchungsänderung 68,5% (85/124).</w:t>
       </w:r>
     </w:p>
     <w:p>
@@ -409,7 +409,7 @@
         <w:rPr>
           <w:sz w:val="19"/>
         </w:rPr>
-        <w:t>Europäisches Setting (Belgien, Niederlande, Deutschland), methodische Vergleichbarkeit mit deutschem Trauma-Management</w:t>
+        <w:t>Großbritannien, Tertärzentrum, Fehlertypen kulturneutral, Zweitmeinung-System übertragbar</w:t>
       </w:r>
     </w:p>
     <w:p>
@@ -418,7 +418,7 @@
           <w:color w:val="5A7D3A"/>
           <w:sz w:val="18"/>
         </w:rPr>
-        <w:t>https://pubmed.ncbi.nlm.nih.gov/42721568/</w:t>
+        <w:t>https://pubmed.ncbi.nlm.nih.gov/42759332/</w:t>
       </w:r>
     </w:p>
     <w:sectPr>

--- a/download/studien-aktuell.docx
+++ b/download/studien-aktuell.docx
@@ -62,7 +62,7 @@
           <w:color w:val="666666"/>
           <w:sz w:val="18"/>
         </w:rPr>
-        <w:t>Stand: 16.10.2026  |  6 Studien  |  safety.m-vf.de</w:t>
+        <w:t>Stand: 17.10.2026  |  6 Studien  |  safety.m-vf.de</w:t>
       </w:r>
     </w:p>
     <w:p>
@@ -70,7 +70,7 @@
         <w:pStyle w:val="Heading1"/>
       </w:pPr>
       <w:r>
-        <w:t>Aufgenommen am 16.10.2026</w:t>
+        <w:t>Aufgenommen am 17.10.2026</w:t>
       </w:r>
     </w:p>
     <w:p>
@@ -78,7 +78,7 @@
         <w:pStyle w:val="Heading2"/>
       </w:pPr>
       <w:r>
-        <w:t>Fehlermeldesysteme in Hausarztpraxen: Gestaltungsprinzipien zeigen keine Wirkung ohne Tests</w:t>
+        <w:t>Schnelle Mikrodiagnostik bei Bakteriämie verkürzte Antibiotikaanpassung um 16 Stunden</w:t>
       </w:r>
     </w:p>
     <w:p>
@@ -88,12 +88,12 @@
           <w:color w:val="666666"/>
           <w:sz w:val="18"/>
         </w:rPr>
-        <w:t>Sirago G et al.  ·  J Eval Clin Pract  ·  Okt. 2026  ·  PMID 42879531</w:t>
+        <w:t>Pérez G et al.  ·  Medicina (B Aires)  ·  2026  ·  PMID 42886952</w:t>
       </w:r>
     </w:p>
     <w:p>
       <w:r>
-        <w:t>Systematische Übersicht zu Gestaltungsprinzipien von Fehlermeldesystemen in der Primärversorgung (Anonymität, Freiwilligkeit, Feedback, nicht-punitiv) mit Pilotierung in Italien.</w:t>
+        <w:t>Quasi-experimentelle Studie zur Integration von FilmArray-Schnelldiagnostik in ein Antibiotic-Stewardship-Programm für hospitalisierte Kinder mit Bakteriämie.</w:t>
       </w:r>
     </w:p>
     <w:p>
@@ -104,7 +104,7 @@
         <w:t xml:space="preserve">Ergebnis: </w:t>
       </w:r>
       <w:r>
-        <w:t>Von 202 Quellen (1992–2026) hatten nur 3 Studien ein einzelnes Prinzip gegen Alternativen getestet; die Befunde widersprachen sich. Konfidentielles Berichten ergab mehr kodierbare Berichte als anonymes Berichten (Beobachtungsstudie mit Selbstwahl). Freiwilligkeit, zeitnahes Feedback und nicht-punitive Kultur wurden in keiner Studie gegen eine Alternative verglichen. Der Pilotversuch (Feb.–Juni 2025) mit 8 Hausärzten ergab 10 Berichte; davon betrafen 5 Aggression gegen Personal und 6 Kommunikationsfehler – klinische Fehler waren unterrepräsentiert. Konsens der Fachgemeinschaft ersetzt derzeit empirische Evidenz.</w:t>
+        <w:t>Reportingzeit sank von 26 Stunden auf 6 Stunden (p=0,001); Antibiotikaanpassungen nahmen von 41% auf 55% innerhalb 48 Stunden zu (p=0,02); Tage mit empirischem Meropenem und Vancomycin reduzierten sich signifikant. Intervention optimiert Ressourceneinsatz und Patientensicherheit.</w:t>
       </w:r>
     </w:p>
     <w:p>
@@ -119,7 +119,7 @@
         <w:rPr>
           <w:sz w:val="19"/>
         </w:rPr>
-        <w:t>Italien, vergleichbare EU-Primärversorgung, keine Entschädigungsobligationen</w:t>
+        <w:t>Argentinische Klinikdaten, Organisationsmodell auf deutsches Stewardship übertragbar</w:t>
       </w:r>
     </w:p>
     <w:p>
@@ -128,7 +128,7 @@
           <w:color w:val="5A7D3A"/>
           <w:sz w:val="18"/>
         </w:rPr>
-        <w:t>https://pubmed.ncbi.nlm.nih.gov/42879531/</w:t>
+        <w:t>https://pubmed.ncbi.nlm.nih.gov/42886952/</w:t>
       </w:r>
     </w:p>
     <w:p>
@@ -136,7 +136,7 @@
         <w:pStyle w:val="Heading2"/>
       </w:pPr>
       <w:r>
-        <w:t>Manchester Triage System erkennt Sepsis-Patienten sicherer als bisherige Kategorien</w:t>
+        <w:t>VAP-Prävention auf Respiratorischer ICU: MDR-Problematik und höhere Mortalität</w:t>
       </w:r>
     </w:p>
     <w:p>
@@ -146,12 +146,12 @@
           <w:color w:val="666666"/>
           <w:sz w:val="18"/>
         </w:rPr>
-        <w:t>Schondelmaier P et al.  ·  Emergencias  ·  Okt. 2026  ·  PMID 42878298</w:t>
+        <w:t>Pandey R et al.  ·  J Nepal Health Res Counc  ·  15.10.2026  ·  PMID 42881501</w:t>
       </w:r>
     </w:p>
     <w:p>
       <w:r>
-        <w:t>Sekundäranalyse prospektiver Daten von 1.424 ED-Patienten mit Verdacht auf Organdysfunktion in Deutschland (2 Zentren mit MTS, 1 mit ESI) zur Triagegüte bei Sepsis-Verdacht nach Sepsis-3-Leitlinie.</w:t>
+        <w:t>Prospektive Beobachtungsstudie zu Prävalenz, Mikrobiologie, Resistenzmustern und Outcomes nosokomialer Infektionen auf einer respiratorischen Intensivstation in Nepal.</w:t>
       </w:r>
     </w:p>
     <w:p>
@@ -162,7 +162,7 @@
         <w:t xml:space="preserve">Ergebnis: </w:t>
       </w:r>
       <w:r>
-        <w:t>388 Patienten (27,3%) erhielten innerhalb 24 h Sepsis-Diagnose. MTS-Sensitivität: 88,2% (Undertriage 11,8%), ESI-Sensitivität: 99,0% (Undertriage 1,0%). Beide zeigten niedrige Spezifität (MTS 17,5%, ESI 2,7%). MTS bot bessere Diskriminierung zwischen Dringlichkeitsstufen trotz niedrigerer Sensitivität; ESI war überlegen bei der Risikostratifizierung. Binäre logistische Regression bestätigte linearen Zusammenhang zwischen höheren Triagekategorien und Sepsis-Wahrscheinlichkeit.</w:t>
+        <w:t>Von 121 Aufnahmen entwickelten 42 Patienten 50 HAI-Episoden (Prävalenz 34,7%); VAP am häufigsten. Acinetobacter baumannii 42%, Klebsiella pneumoniae 18%. Resistenz zu Ceftriaxon, Piperacillin-Tazobactam 85,8%–77,8%, Carbapeneme 92%–90%. Tigecyclin-Resistenz 20% (Acinetobacter), Polymyxin-B-Sensitivität 100%. HAI-Patienten: ICU-Verweildauer länger (9,5 vs. 5,2 Tage; p=0,001), Mortalität höher (28,6% vs. 13,9%; p=0,04).</w:t>
       </w:r>
     </w:p>
     <w:p>
@@ -177,7 +177,7 @@
         <w:rPr>
           <w:sz w:val="19"/>
         </w:rPr>
-        <w:t>Deutschland, Charité Berlin und Jena, lokale Evidenz für ED-Triageverfahren</w:t>
+        <w:t>Nepal, ähnliche Ressourcenlage wie südosteuropäische Länder, begrenzte Übertragbarkeit auf deutsche Strukturen</w:t>
       </w:r>
     </w:p>
     <w:p>
@@ -186,7 +186,7 @@
           <w:color w:val="5A7D3A"/>
           <w:sz w:val="18"/>
         </w:rPr>
-        <w:t>https://pubmed.ncbi.nlm.nih.gov/42878298/</w:t>
+        <w:t>https://pubmed.ncbi.nlm.nih.gov/42881501/</w:t>
       </w:r>
     </w:p>
     <w:p>
@@ -194,7 +194,7 @@
         <w:pStyle w:val="Heading2"/>
       </w:pPr>
       <w:r>
-        <w:t>Hochdosis-Ulinastatin reduziert Sepsis-Risiko bei Extrembrandverletzungen auf 11,6 %</w:t>
+        <w:t>Blutkultur-Status bei Kindersepsis kein unabhängiger Mortalitätsprädiktor</w:t>
       </w:r>
     </w:p>
     <w:p>
@@ -204,12 +204,12 @@
           <w:color w:val="666666"/>
           <w:sz w:val="18"/>
         </w:rPr>
-        <w:t>Jiang N et al.  ·  Sci Prog  ·  15.10.2026  ·  PMID 42878144</w:t>
+        <w:t>Xing D et al.  ·  Front Cell Infect Microbiol  ·  30.09.2026  ·  PMID 42876847</w:t>
       </w:r>
     </w:p>
     <w:p>
       <w:r>
-        <w:t>Retrospektive Beobachtungsstudie von 106 Patienten mit extremen Brandverletzungen in China, untersucht Einfluss von Standard- und Hochdosis-Ulinastatin auf Sepsis-Inzidenz, Entzündungsmarker und Organfunktion innerhalb 30 Tage.</w:t>
+        <w:t>Retrospektive Kohortenstudie zu 234 Septisepisoden bei 209 pädiatrisch-onkologischen Patienten auf der Pädiatrischen Intensivstation zur Assoziation zwischen Blutkultur-Positivität und stationärer Mortalität.</w:t>
       </w:r>
     </w:p>
     <w:p>
@@ -220,7 +220,7 @@
         <w:t xml:space="preserve">Ergebnis: </w:t>
       </w:r>
       <w:r>
-        <w:t>Am POD 7 zeigte Hochdosis-Gruppe (300 kU 3×täglich) niedrigere Leukozyten-, Neutrophilen- und Harnstoff-Stickstoff-Werte als Standardtherapie (alle p&lt;0,05). 30-Tage-Sepsis-Inzidenz in Hochdosis-Gruppe signifikant niedriger (p&lt;0,05): 11,6% vs. ~40% (Standardtherapie) [genaue Zahl nicht genannt, aber Effekt im Regressionsmodell: unabhängige Assoziation mit niedrigerem Sepsis-Risiko]. Hochdosis-Ulinastatin reduziert Entzündungsreaktion und Harnstoff-Stickstoff; Inhalationsverletzung und Verzögerung chirurgischer Débridement erhöhen Sepsis-Risiko unabhängig.</w:t>
+        <w:t>Blutkultur-positiv in 48 Episoden (20,5%); Todesfälle in 45 Episoden (19,2%). Nach Adjustierung für Clustering innerhalb Patienten war Blutkultur-Positivität nicht unabhängig mit Mortalität assoziiert (OR=1,412; 95%-KI 0,536–3,719; p=0,485). Höhere Laktat und vasoaktiv-inotroper Score waren unabhängig mit erhöhter Mortalität assoziiert; höhere PaO₂/FiO₂ und Thrombozyten mit niedrigerer. Unterscheidet zwischen echtem Infektionsnachweis und diagnostischen Markern.</w:t>
       </w:r>
     </w:p>
     <w:p>
@@ -235,7 +235,7 @@
         <w:rPr>
           <w:sz w:val="19"/>
         </w:rPr>
-        <w:t>China, Brandmedizin-Evidenz, pathophysiologischer Mechanismus kulturneutral, direkt auf deutsche Brandverletzungszentren übertragbar</w:t>
+        <w:t>China, immunoinkompetente Hochrisikopopulation, Methodik auf deutsches Sepsis-Management anwendbar</w:t>
       </w:r>
     </w:p>
     <w:p>
@@ -244,7 +244,7 @@
           <w:color w:val="5A7D3A"/>
           <w:sz w:val="18"/>
         </w:rPr>
-        <w:t>https://pubmed.ncbi.nlm.nih.gov/42878144/</w:t>
+        <w:t>https://pubmed.ncbi.nlm.nih.gov/42876847/</w:t>
       </w:r>
     </w:p>
     <w:p>
@@ -252,7 +252,7 @@
         <w:pStyle w:val="Heading2"/>
       </w:pPr>
       <w:r>
-        <w:t>Strukturiertes Ernährungs-/ERAS-Bundle senkt Infektionen nach Hysterektomie um 44 %</w:t>
+        <w:t>Therapeutische Präsenz und 'Landing Aid' ermöglichen sichere Ketamin-Behandlung in Psychiatrie</w:t>
       </w:r>
     </w:p>
     <w:p>
@@ -262,12 +262,12 @@
           <w:color w:val="666666"/>
           <w:sz w:val="18"/>
         </w:rPr>
-        <w:t>Zhang K et al.  ·  Front Public Health  ·  30.09.2026  ·  PMID 42877155</w:t>
+        <w:t>Kind A et al.  ·  BMC Med Ethics  ·  08.10.2026  ·  PMID 42870247</w:t>
       </w:r>
     </w:p>
     <w:p>
       <w:r>
-        <w:t>Retrospektive Kohortenstudie von 268 Patientinnen mit Zervixkarzinom (FIGO IA–IIB), die zwischen 2020–2024 eine radikale Hysterektomie erhielten, vergleicht strukturiertes multimodales perioperatives Ernährungs-/ERAS-Bundle (n=134) mit Standardversorgung (n=134).</w:t>
+        <w:t>Qualitative Studie mit Interviews von 14 Patienten und 10 Klinikern zu Sicherheitserleben während Esketamin- oder Ketamin-Infusionsbehandlung in deutschen psychiatrischen Kliniken.</w:t>
       </w:r>
     </w:p>
     <w:p>
@@ -278,7 +278,7 @@
         <w:t xml:space="preserve">Ergebnis: </w:t>
       </w:r>
       <w:r>
-        <w:t>30-Tage-Infektionsrate: 18,7% (Bundle) vs. 33,6% (Standard); adjustierte RR 0,56 (95% KI 0,36–0,85; p=0,005). Oberflächliche Wundinfektionen: 6,0% vs. 14,2% (p=0,026). Albuminwerte am POD 7: 39,1±4,0 vs. 34,2±4,9 g/L. Durchschnittliche Verweildauer: 12,3±4,1 vs. 15,8±5,6 Tage. Adjustierte OR für Infektionen: 0,47 (95% KI 0,26–0,85; p=0,013). Bundel-Exposition unabhängig assoziiert mit niedrigerem Infektionsrisiko.</w:t>
+        <w:t>Drei zentrale Faktoren für Sicherheit identifiziert: therapeutische Präsenz, aktive physische Erdung und strukturierte post-akute Übergangshilfe ('Landing Aid'). Kliniker und Patienten zeigten unterschiedliche Verständnismodelle für Ketamins Wirkmechanismus – Transformation vs. temporäre Symptomlinderung – mit Implikationen für Vorbereitung und Nachsorge. Flexible, patientenzentrierte Pflege über nicht verhandelbarem Sicherheitsminimum erforderlich.</w:t>
       </w:r>
     </w:p>
     <w:p>
@@ -293,7 +293,7 @@
         <w:rPr>
           <w:sz w:val="19"/>
         </w:rPr>
-        <w:t>China, Tertärversorgung, Nährstoff-Mangelproblematik vergleichbar mit Deutschland</w:t>
+        <w:t>Deutschland, Charité Berlin, vollständig auf deutsche Kliniken übertragbar</w:t>
       </w:r>
     </w:p>
     <w:p>
@@ -302,7 +302,7 @@
           <w:color w:val="5A7D3A"/>
           <w:sz w:val="18"/>
         </w:rPr>
-        <w:t>https://pubmed.ncbi.nlm.nih.gov/42877155/</w:t>
+        <w:t>https://pubmed.ncbi.nlm.nih.gov/42870247/</w:t>
       </w:r>
     </w:p>
     <w:p>
@@ -310,7 +310,7 @@
         <w:pStyle w:val="Heading2"/>
       </w:pPr>
       <w:r>
-        <w:t>Carbapenem vs. Non-Carbapenem bei HAP/VAP: Keine Mortalitätsdifferenz in Ressourcenengpässen</w:t>
+        <w:t>Kandidämie-Rate stabil trotz Bevölkerungsalterung: Island 2000–2023</w:t>
       </w:r>
     </w:p>
     <w:p>
@@ -320,12 +320,12 @@
           <w:color w:val="666666"/>
           <w:sz w:val="18"/>
         </w:rPr>
-        <w:t>Kanwal U et al.  ·  J Pharm Pharm Sci  ·  28.09.2026  ·  PMID 42865561</w:t>
+        <w:t>Asmundsdottir LR et al.  ·  Euro Surveill  ·  Okt. 2026  ·  PMID 42852522</w:t>
       </w:r>
     </w:p>
     <w:p>
       <w:r>
-        <w:t>Retrospektive Kohortenstudie von 93 Erwachsenen (HAP n=62, VAP n=31) in pakistanischem Tertärzentrum vergleicht Carbapenem-basierte (vor allem Meropenem, 65,6%) mit Non-Carbapenem-Therapie (Piperacillin-Tazobactam, Ceftazidim, Colistin) bezüglich klinischer Mortalität.</w:t>
+        <w:t>Bevölkerungsbasierte Langzeitstude zur Epidemiologie der Kandidämie mittels alterstandardisierter Inzidenzraten (ASR) über 24 Jahre mit Vergleich zur kurzfristigen Trendanalyse 2012–2023.</w:t>
       </w:r>
     </w:p>
     <w:p>
@@ -336,7 +336,7 @@
         <w:t xml:space="preserve">Ergebnis: </w:t>
       </w:r>
       <w:r>
-        <w:t>Häufigste Erreger: Acinetobacter (HAP 11,3%, VAP 19,4%), Pseudomonas aeruginosa (HAP 11,3%, VAP 16,1%). Rohe Mortalität HAP: Carbapenem 31,6% vs. Non-Carbapenem 29,2% (RR 1,08, 95% KI 0,50–2,36; p=0,840). VAP: 65,2% vs. 50,0% (RR 1,30, 95% KI 0,61–2,77; p=0,440). VAP zeigte signifikant höhere Mortalität als HAP (61,3% vs. 30,6%; p=0,005). Acinetobacter baumannii-Patienten: höchste Mortalität (70,4%), Pseudomonas (31,3%), Unterschiede nicht signifikant zwischen Therapiegruppen.</w:t>
+        <w:t>207 Episoden bei 193 Patienten; langfristige ASR stabil bei durchschnittlich 5,8 pro 100.000 (IRR=1,00 für 2000–2023). Kurzzeitig 2012–2023 Anstieg auf 5,2 pro 100.000 (IRR=1,07; p=0,001), hauptsächlich Männer (IRR=1,10; p=0,001). Hochste altersabhängige Rate bei Männern &gt;80 Jahren (44,0/100.000). Non-albicans-Arten nahmen zu. Fluconazol-Empfindlichkeit hoch (&gt;99% C. albicans), Echinocandin-Resistenz selten (1,9%).</w:t>
       </w:r>
     </w:p>
     <w:p>
@@ -351,7 +351,7 @@
         <w:rPr>
           <w:sz w:val="19"/>
         </w:rPr>
-        <w:t>Pakistan, Ressourcenengpass, Selektionsbias und unadjustierte Analysen – Hypothese-generierend, breite Konfidenzintervalle</w:t>
+        <w:t>Island, nordeuropäisches Überwachungssystem mit hoher Meldequalität, nicht auf deutsches System übertragbar</w:t>
       </w:r>
     </w:p>
     <w:p>
@@ -360,7 +360,7 @@
           <w:color w:val="5A7D3A"/>
           <w:sz w:val="18"/>
         </w:rPr>
-        <w:t>https://pubmed.ncbi.nlm.nih.gov/42865561/</w:t>
+        <w:t>https://pubmed.ncbi.nlm.nih.gov/42852522/</w:t>
       </w:r>
     </w:p>
     <w:p>
@@ -368,7 +368,7 @@
         <w:pStyle w:val="Heading2"/>
       </w:pPr>
       <w:r>
-        <w:t>Neuroradiologische Zweitmeinung ändert Behandlung bei 21 % der Fälle durch Erkennungsfehler</w:t>
+        <w:t>Antimicrobial Stewardship in der Wundbehandlung: Fallsammlungen zu früher Intervention</w:t>
       </w:r>
     </w:p>
     <w:p>
@@ -378,12 +378,12 @@
           <w:color w:val="666666"/>
           <w:sz w:val="18"/>
         </w:rPr>
-        <w:t>Abdelsalam N et al.  ·  Clin Radiol  ·  25.08.2026  ·  PMID 42759332</w:t>
+        <w:t>Günther B et al.  ·  J Wound Care  ·  08.10.2026  ·  PMID 42847506</w:t>
       </w:r>
     </w:p>
     <w:p>
       <w:r>
-        <w:t>Retrospektive Kohortenstudie von 580 konsekutiven neuroradiologischen Zweitmeinungsberichten (April 2024–März 2025) an britischem Tertärzentrum, klassifiziert Abweichungen nach Kim-Mansfield-Fehlerklassifikation.</w:t>
+        <w:t>Fallsammlungen aus vier europäischen Ländern zur Implementierung von Antimicrobial Stewardship in der Wundbehandlung mit Fokus auf Mikrobien-bindende Verbandsstoffe gemäß neuer internationaler Leitlinien.</w:t>
       </w:r>
     </w:p>
     <w:p>
@@ -394,7 +394,7 @@
         <w:t xml:space="preserve">Ergebnis: </w:t>
       </w:r>
       <w:r>
-        <w:t>Gesamtabweichungsrate: 42,2% (245/580); davon 21,4% kritische (124/580) und 20,8% geringfügige Abweichungen (121/580). Kritische Abweichungen betrafen zu 49,2% vaskuläre Studien. Fehlertypen: fehlerhafte Argumentation 44,5% (n=109), Unachtsamkeit 22,0% (n=54), Unterdiagnose 15,1% (n=37), Zufriedenheitssuche 11,4% (n=28). Klinische Auswirkungen kritischer Abweichungen: Diagnoseänderung 99,2% (123/124), Behandlungsänderung 93,5% (116/124), Untersuchungsänderung 68,5% (85/124).</w:t>
+        <w:t>Vier Fallsammlungen (chirurgische Incisionen, schlecht heilende Wunden, diabetische Fußulcera, venöse Beingeschwüre) demonstrieren frühe Intervention nach Stewardship-Prinzipien. Kernerkenntnisse: Zeitpunkt der Intervention, Auswahl von Verbandsstoffen mit antimikrobiellen Eigenschaften und multidisziplinäre Koordination. Praktische Empfehlungen zur Balance zwischen Stewardship und lokaler Wundbehandlung ohne zahlenmäßige Outcome-Daten im Abstract benannt.</w:t>
       </w:r>
     </w:p>
     <w:p>
@@ -409,7 +409,7 @@
         <w:rPr>
           <w:sz w:val="19"/>
         </w:rPr>
-        <w:t>Großbritannien, Tertärzentrum, Fehlertypen kulturneutral, Zweitmeinung-System übertragbar</w:t>
+        <w:t>Norwegen, Portugal, UK, Australien, Kanada – europäisches Stewardship-Konzept, auf deutsche Wundbehandlung übertragbar</w:t>
       </w:r>
     </w:p>
     <w:p>
@@ -418,7 +418,7 @@
           <w:color w:val="5A7D3A"/>
           <w:sz w:val="18"/>
         </w:rPr>
-        <w:t>https://pubmed.ncbi.nlm.nih.gov/42759332/</w:t>
+        <w:t>https://pubmed.ncbi.nlm.nih.gov/42847506/</w:t>
       </w:r>
     </w:p>
     <w:sectPr>

--- a/download/studien-aktuell.docx
+++ b/download/studien-aktuell.docx
@@ -62,7 +62,7 @@
           <w:color w:val="666666"/>
           <w:sz w:val="18"/>
         </w:rPr>
-        <w:t>Stand: 17.10.2026  |  6 Studien  |  safety.m-vf.de</w:t>
+        <w:t>Stand: 18.10.2026  |  6 Studien  |  safety.m-vf.de</w:t>
       </w:r>
     </w:p>
     <w:p>
@@ -70,7 +70,7 @@
         <w:pStyle w:val="Heading1"/>
       </w:pPr>
       <w:r>
-        <w:t>Aufgenommen am 17.10.2026</w:t>
+        <w:t>Aufgenommen am 18.10.2026</w:t>
       </w:r>
     </w:p>
     <w:p>
@@ -78,7 +78,7 @@
         <w:pStyle w:val="Heading2"/>
       </w:pPr>
       <w:r>
-        <w:t>Schnelle Mikrodiagnostik bei Bakteriämie verkürzte Antibiotikaanpassung um 16 Stunden</w:t>
+        <w:t>Antibiotic-Stewardship bei Leberzirrhose: Evidence-Lücken und Handlungsbedarf</w:t>
       </w:r>
     </w:p>
     <w:p>
@@ -88,12 +88,12 @@
           <w:color w:val="666666"/>
           <w:sz w:val="18"/>
         </w:rPr>
-        <w:t>Pérez G et al.  ·  Medicina (B Aires)  ·  2026  ·  PMID 42886952</w:t>
+        <w:t>Ezzafzafi S et al.  ·  United European Gastroenterol J  ·  Okt. 2026  ·  PMID 42888911</w:t>
       </w:r>
     </w:p>
     <w:p>
       <w:r>
-        <w:t>Quasi-experimentelle Studie zur Integration von FilmArray-Schnelldiagnostik in ein Antibiotic-Stewardship-Programm für hospitalisierte Kinder mit Bakteriämie.</w:t>
+        <w:t>Narrative Übersicht der Evidenz hinter internationalen Leitlinien-Empfehlungen zu Antibiotic-Prophylaxe und empirischer Behandlung bei Zirrhose, mit kritischer Bewertung des Validitätszustands in der Ära multiresistenter Erreger.</w:t>
       </w:r>
     </w:p>
     <w:p>
@@ -104,7 +104,7 @@
         <w:t xml:space="preserve">Ergebnis: </w:t>
       </w:r>
       <w:r>
-        <w:t>Reportingzeit sank von 26 Stunden auf 6 Stunden (p=0,001); Antibiotikaanpassungen nahmen von 41% auf 55% innerhalb 48 Stunden zu (p=0,02); Tage mit empirischem Meropenem und Vancomycin reduzierten sich signifikant. Intervention optimiert Ressourceneinsatz und Patientensicherheit.</w:t>
+        <w:t>Die Autoren zeigen, dass die zugrundeliegende Evidenz begrenzt ist und älter als die aktuelle Ära multiresistenter Erreger. Primärprophylaxe sollte neu überdacht werden, Rifaximin verdient Evaluation gegen etablierte Fluorochinolon-Regime, kürzere Antibiotika-Kurse könnten Standard-Durations nicht unterlegen sein. Neue doppelblind-kontrollierte Nicht-Unterlegenheits- und Bayesianische Studien sind erforderlich.</w:t>
       </w:r>
     </w:p>
     <w:p>
@@ -119,7 +119,7 @@
         <w:rPr>
           <w:sz w:val="19"/>
         </w:rPr>
-        <w:t>Argentinische Klinikdaten, Organisationsmodell auf deutsches Stewardship übertragbar</w:t>
+        <w:t>Niederlande/UK, europäische Versorgungsrealität, direkter Antibiotic-Stewardship-Bezug</w:t>
       </w:r>
     </w:p>
     <w:p>
@@ -128,7 +128,7 @@
           <w:color w:val="5A7D3A"/>
           <w:sz w:val="18"/>
         </w:rPr>
-        <w:t>https://pubmed.ncbi.nlm.nih.gov/42886952/</w:t>
+        <w:t>https://pubmed.ncbi.nlm.nih.gov/42888911/</w:t>
       </w:r>
     </w:p>
     <w:p>
@@ -136,7 +136,7 @@
         <w:pStyle w:val="Heading2"/>
       </w:pPr>
       <w:r>
-        <w:t>VAP-Prävention auf Respiratorischer ICU: MDR-Problematik und höhere Mortalität</w:t>
+        <w:t>Besuchssperre auf Intensivstation senkte nosokomiale Infektionen um zwei Drittel</w:t>
       </w:r>
     </w:p>
     <w:p>
@@ -146,12 +146,12 @@
           <w:color w:val="666666"/>
           <w:sz w:val="18"/>
         </w:rPr>
-        <w:t>Pandey R et al.  ·  J Nepal Health Res Counc  ·  15.10.2026  ·  PMID 42881501</w:t>
+        <w:t>Ersoy Karka O et al.  ·  Medicine (Baltimore)  ·  16.10.2026  ·  PMID 42888540</w:t>
       </w:r>
     </w:p>
     <w:p>
       <w:r>
-        <w:t>Prospektive Beobachtungsstudie zu Prävalenz, Mikrobiologie, Resistenzmustern und Outcomes nosokomialer Infektionen auf einer respiratorischen Intensivstation in Nepal.</w:t>
+        <w:t>Vergleich der Infektionsraten zwischen Vor-Pandemie-Phase mit eingeschränktem Besuch und Pandemie-Phase mit Besuchsverbot in einer nichtCOVID-Intensivstation der Türkei (März 2019 bis März 2021).</w:t>
       </w:r>
     </w:p>
     <w:p>
@@ -162,7 +162,7 @@
         <w:t xml:space="preserve">Ergebnis: </w:t>
       </w:r>
       <w:r>
-        <w:t>Von 121 Aufnahmen entwickelten 42 Patienten 50 HAI-Episoden (Prävalenz 34,7%); VAP am häufigsten. Acinetobacter baumannii 42%, Klebsiella pneumoniae 18%. Resistenz zu Ceftriaxon, Piperacillin-Tazobactam 85,8%–77,8%, Carbapeneme 92%–90%. Tigecyclin-Resistenz 20% (Acinetobacter), Polymyxin-B-Sensitivität 100%. HAI-Patienten: ICU-Verweildauer länger (9,5 vs. 5,2 Tage; p=0,001), Mortalität höher (28,6% vs. 13,9%; p=0,04).</w:t>
+        <w:t>Die Infektionsrate war in der Besuchssperre-Gruppe (6,1 %) signifikant niedriger als in der Kontrollgruppe (22,0 %, p&lt;0,001). In der episodengestützten Analyse: 10,4 % versus 33,0 % (p&lt;0,001). Die Zeit bis zum Infektionsbeginn war in der Besuchssperre-Gruppe signifikant länger (p=0,003). Beatmungsassoziierte Pneumonie zeigte standardisiertes Infektionsverhältnis-Reduktion (p=0,02); Acinetobacter-Isolate waren deutlich weniger häufig. Procalcitonin, CRP, Leukozyten und Laktat waren in der Besuchssperre-Phase signifikant niedriger.</w:t>
       </w:r>
     </w:p>
     <w:p>
@@ -177,7 +177,7 @@
         <w:rPr>
           <w:sz w:val="19"/>
         </w:rPr>
-        <w:t>Nepal, ähnliche Ressourcenlage wie südosteuropäische Länder, begrenzte Übertragbarkeit auf deutsche Strukturen</w:t>
+        <w:t>Türkei, Mehrschicht-Kontrollmaßnahmen in der Pandemie, Ergebnis nicht allein dem Besuchsverbot zurechenbar</w:t>
       </w:r>
     </w:p>
     <w:p>
@@ -186,7 +186,7 @@
           <w:color w:val="5A7D3A"/>
           <w:sz w:val="18"/>
         </w:rPr>
-        <w:t>https://pubmed.ncbi.nlm.nih.gov/42881501/</w:t>
+        <w:t>https://pubmed.ncbi.nlm.nih.gov/42888540/</w:t>
       </w:r>
     </w:p>
     <w:p>
@@ -194,7 +194,7 @@
         <w:pStyle w:val="Heading2"/>
       </w:pPr>
       <w:r>
-        <w:t>Blutkultur-Status bei Kindersepsis kein unabhängiger Mortalitätsprädiktor</w:t>
+        <w:t>Blutkultur-positive Episoden in der Neonatologie: Wie Ärzte Infektion von Kontamination unterscheiden</w:t>
       </w:r>
     </w:p>
     <w:p>
@@ -204,12 +204,12 @@
           <w:color w:val="666666"/>
           <w:sz w:val="18"/>
         </w:rPr>
-        <w:t>Xing D et al.  ·  Front Cell Infect Microbiol  ·  30.09.2026  ·  PMID 42876847</w:t>
+        <w:t>Schnee SV et al.  ·  BMC Infect Dis  ·  15.10.2026  ·  PMID 42888396</w:t>
       </w:r>
     </w:p>
     <w:p>
       <w:r>
-        <w:t>Retrospektive Kohortenstudie zu 234 Septisepisoden bei 209 pädiatrisch-onkologischen Patienten auf der Pädiatrischen Intensivstation zur Assoziation zwischen Blutkultur-Positivität und stationärer Mortalität.</w:t>
+        <w:t>Retrospektive Analyse von 189 blutkultur-positiven Episoden in einer deutschen Neugeborenen-Intensivstation (2014–2024), wie klinische Teams zwischen Infektion und Kontamination differenzieren.</w:t>
       </w:r>
     </w:p>
     <w:p>
@@ -220,7 +220,7 @@
         <w:t xml:space="preserve">Ergebnis: </w:t>
       </w:r>
       <w:r>
-        <w:t>Blutkultur-positiv in 48 Episoden (20,5%); Todesfälle in 45 Episoden (19,2%). Nach Adjustierung für Clustering innerhalb Patienten war Blutkultur-Positivität nicht unabhängig mit Mortalität assoziiert (OR=1,412; 95%-KI 0,536–3,719; p=0,485). Höhere Laktat und vasoaktiv-inotroper Score waren unabhängig mit erhöhter Mortalität assoziiert; höhere PaO₂/FiO₂ und Thrombozyten mit niedrigerer. Unterscheidet zwischen echtem Infektionsnachweis und diagnostischen Markern.</w:t>
+        <w:t>Von 189 Episoden wurden 125 (66,1 %) als Infektion und 64 (33,9 %) als Kontamination attribuiert. Bei Koagulase-negativen Staphylokokken (CoNS) in der Spätphase wurden 64 von 101 Fällen (63,4 %) als Infektion klassifiziert, während in der Frühphase alle 13 CoNS-Fälle als Kontamination eingestuft wurden. Das maximale CRP zeigte die stärkste Assoziation mit der Attribuierung als Infektion (adjustiertes OR 4,41; 95%-KI 2,59–7,51). Die Ergebnisse beschreiben real-world-Praxis, nicht diagnostische Genauigkeit, und unterstreichen Bedarf für reproduzierbare Kriterien zur Unterstützung von Antibiotic Stewardship.</w:t>
       </w:r>
     </w:p>
     <w:p>
@@ -235,7 +235,7 @@
         <w:rPr>
           <w:sz w:val="19"/>
         </w:rPr>
-        <w:t>China, immunoinkompetente Hochrisikopopulation, Methodik auf deutsches Sepsis-Management anwendbar</w:t>
+        <w:t>Deutsche Klinikdaten, NICU mit vergleichbarem Dokumentationsstandard</w:t>
       </w:r>
     </w:p>
     <w:p>
@@ -244,7 +244,7 @@
           <w:color w:val="5A7D3A"/>
           <w:sz w:val="18"/>
         </w:rPr>
-        <w:t>https://pubmed.ncbi.nlm.nih.gov/42876847/</w:t>
+        <w:t>https://pubmed.ncbi.nlm.nih.gov/42888396/</w:t>
       </w:r>
     </w:p>
     <w:p>
@@ -252,7 +252,7 @@
         <w:pStyle w:val="Heading2"/>
       </w:pPr>
       <w:r>
-        <w:t>Therapeutische Präsenz und 'Landing Aid' ermöglichen sichere Ketamin-Behandlung in Psychiatrie</w:t>
+        <w:t>Beatmungsassoziierte Pneumonie: Diagnose neu definieren – Erreger allein reicht nicht</w:t>
       </w:r>
     </w:p>
     <w:p>
@@ -262,12 +262,12 @@
           <w:color w:val="666666"/>
           <w:sz w:val="18"/>
         </w:rPr>
-        <w:t>Kind A et al.  ·  BMC Med Ethics  ·  08.10.2026  ·  PMID 42870247</w:t>
+        <w:t>Martin-Loeches I et al.  ·  Nat Commun  ·  16.10.2026  ·  PMID 42888246</w:t>
       </w:r>
     </w:p>
     <w:p>
       <w:r>
-        <w:t>Qualitative Studie mit Interviews von 14 Patienten und 10 Klinikern zu Sicherheitserleben während Esketamin- oder Ketamin-Infusionsbehandlung in deutschen psychiatrischen Kliniken.</w:t>
+        <w:t>Perspektive zur Neukonzeptualisierung der Diagnose beatmungsassoziierter Pneumonie jenseits reiner Erregerdetektione, mit expliziter Bewertung der kausalen Plausibilität des Erregers für die aktuelle Lungenverletzung.</w:t>
       </w:r>
     </w:p>
     <w:p>
@@ -278,7 +278,7 @@
         <w:t xml:space="preserve">Ergebnis: </w:t>
       </w:r>
       <w:r>
-        <w:t>Drei zentrale Faktoren für Sicherheit identifiziert: therapeutische Präsenz, aktive physische Erdung und strukturierte post-akute Übergangshilfe ('Landing Aid'). Kliniker und Patienten zeigten unterschiedliche Verständnismodelle für Ketamins Wirkmechanismus – Transformation vs. temporäre Symptomlinderung – mit Implikationen für Vorbereitung und Nachsorge. Flexible, patientenzentrierte Pflege über nicht verhandelbarem Sicherheitsminimum erforderlich.</w:t>
+        <w:t>Der Rahmen schlägt eine explizite, gestufte und überprüfbare Bewertung vor, ob ein nachgewiesener Organismus die aktuelle Lungenverletzung plausibel verursacht. Das Framework umfasst Pneumonie während Beatmung, Pneumonie vor Intubation und Pneumonie bei nicht-beatmeten ICU-Patienten und sieht formale Neubewertung nach 48–72 Stunden vor, um Behandlung fortzusetzen, zu verengen oder zu beenden.</w:t>
       </w:r>
     </w:p>
     <w:p>
@@ -293,7 +293,7 @@
         <w:rPr>
           <w:sz w:val="19"/>
         </w:rPr>
-        <w:t>Deutschland, Charité Berlin, vollständig auf deutsche Kliniken übertragbar</w:t>
+        <w:t>Irland/Spanien, europäische ICU-Praxis, Diagnostic Stewardship-Konzept</w:t>
       </w:r>
     </w:p>
     <w:p>
@@ -302,7 +302,7 @@
           <w:color w:val="5A7D3A"/>
           <w:sz w:val="18"/>
         </w:rPr>
-        <w:t>https://pubmed.ncbi.nlm.nih.gov/42870247/</w:t>
+        <w:t>https://pubmed.ncbi.nlm.nih.gov/42888246/</w:t>
       </w:r>
     </w:p>
     <w:p>
@@ -310,7 +310,7 @@
         <w:pStyle w:val="Heading2"/>
       </w:pPr>
       <w:r>
-        <w:t>Kandidämie-Rate stabil trotz Bevölkerungsalterung: Island 2000–2023</w:t>
+        <w:t>Hautdesinfektions-Umfang bei Hüftoperation reduziert Kontaminationsrisiko messbar</w:t>
       </w:r>
     </w:p>
     <w:p>
@@ -320,12 +320,12 @@
           <w:color w:val="666666"/>
           <w:sz w:val="18"/>
         </w:rPr>
-        <w:t>Asmundsdottir LR et al.  ·  Euro Surveill  ·  Okt. 2026  ·  PMID 42852522</w:t>
+        <w:t>Verhelst L et al.  ·  Acta Orthop Belg  ·  08.10.2026  ·  PMID 42885457</w:t>
       </w:r>
     </w:p>
     <w:p>
       <w:r>
-        <w:t>Bevölkerungsbasierte Langzeitstude zur Epidemiologie der Kandidämie mittels alterstandardisierter Inzidenzraten (ASR) über 24 Jahre mit Vergleich zur kurzfristigen Trendanalyse 2012–2023.</w:t>
+        <w:t>Proof-of-concept-Studie an 6 Hautdesinfektions- und Abdeckungsprotokollen für die direkt-anteriore Hüftarthroplastie mit fluoreszierentem Kontaminationsmodell.</w:t>
       </w:r>
     </w:p>
     <w:p>
@@ -336,7 +336,7 @@
         <w:t xml:space="preserve">Ergebnis: </w:t>
       </w:r>
       <w:r>
-        <w:t>207 Episoden bei 193 Patienten; langfristige ASR stabil bei durchschnittlich 5,8 pro 100.000 (IRR=1,00 für 2000–2023). Kurzzeitig 2012–2023 Anstieg auf 5,2 pro 100.000 (IRR=1,07; p=0,001), hauptsächlich Männer (IRR=1,10; p=0,001). Hochste altersabhängige Rate bei Männern &gt;80 Jahren (44,0/100.000). Non-albicans-Arten nahmen zu. Fluconazol-Empfindlichkeit hoch (&gt;99% C. albicans), Echinocandin-Resistenz selten (1,9%).</w:t>
+        <w:t>Keine Kontamination bei den vier ausgedehntesten Desinfektionsstrategien. Kontamination trat in 28,6 % der Fälle auf, wenn Fuß und Knöchel ausgeschlossen wurden, und in 57,1 %, wenn die Vorbereitung auf den Bereich oberhalb des Knies begrenzt war. Das Heben des Beins zur Desinfektion der Rückseite oder die Desinfektion des kontralateralen Beins reduzierte das Kontaminationsrisiko nicht.</w:t>
       </w:r>
     </w:p>
     <w:p>
@@ -351,7 +351,7 @@
         <w:rPr>
           <w:sz w:val="19"/>
         </w:rPr>
-        <w:t>Island, nordeuropäisches Überwachungssystem mit hoher Meldequalität, nicht auf deutsches System übertragbar</w:t>
+        <w:t>Belgien, vergleichbares OP-Standard-Managementsystem, Ergebnis übertragbar</w:t>
       </w:r>
     </w:p>
     <w:p>
@@ -360,7 +360,7 @@
           <w:color w:val="5A7D3A"/>
           <w:sz w:val="18"/>
         </w:rPr>
-        <w:t>https://pubmed.ncbi.nlm.nih.gov/42852522/</w:t>
+        <w:t>https://pubmed.ncbi.nlm.nih.gov/42885457/</w:t>
       </w:r>
     </w:p>
     <w:p>
@@ -368,7 +368,7 @@
         <w:pStyle w:val="Heading2"/>
       </w:pPr>
       <w:r>
-        <w:t>Antimicrobial Stewardship in der Wundbehandlung: Fallsammlungen zu früher Intervention</w:t>
+        <w:t>Risikomanagementsystem identifiziert 20 kritische Fehlerquellen bei Antipsychotika-Versorgung</w:t>
       </w:r>
     </w:p>
     <w:p>
@@ -378,12 +378,12 @@
           <w:color w:val="666666"/>
           <w:sz w:val="18"/>
         </w:rPr>
-        <w:t>Günther B et al.  ·  J Wound Care  ·  08.10.2026  ·  PMID 42847506</w:t>
+        <w:t>Felício LR et al.  ·  Cien Saude Colet  ·  09.10.2026  ·  PMID 42879620</w:t>
       </w:r>
     </w:p>
     <w:p>
       <w:r>
-        <w:t>Fallsammlungen aus vier europäischen Ländern zur Implementierung von Antimicrobial Stewardship in der Wundbehandlung mit Fokus auf Mikrobien-bindende Verbandsstoffe gemäß neuer internationaler Leitlinien.</w:t>
+        <w:t>Qualitative Risikoanalyse der Zugangsbarrieren zu Antipsychotika in Brasilien (Basiskomponente vs. Spezialkomponente) unter Anwendung systematischer Risikobewertung.</w:t>
       </w:r>
     </w:p>
     <w:p>
@@ -394,7 +394,7 @@
         <w:t xml:space="preserve">Ergebnis: </w:t>
       </w:r>
       <w:r>
-        <w:t>Vier Fallsammlungen (chirurgische Incisionen, schlecht heilende Wunden, diabetische Fußulcera, venöse Beingeschwüre) demonstrieren frühe Intervention nach Stewardship-Prinzipien. Kernerkenntnisse: Zeitpunkt der Intervention, Auswahl von Verbandsstoffen mit antimikrobiellen Eigenschaften und multidisziplinäre Koordination. Praktische Empfehlungen zur Balance zwischen Stewardship und lokaler Wundbehandlung ohne zahlenmäßige Outcome-Daten im Abstract benannt.</w:t>
+        <w:t>20 Risikofälle identifiziert: 12 in Basiskomponente (60 %), 11 in Spezialkomponente (55 %), davon 7 gemeinsam. Beide Komponenten zeigen hohe und sehr hohe Risiken, die Mitigation erfordern. Risk Management half, Medikamentenzugang zu diskutieren und Entscheidungsfindung im Pharmazie-Management zu leiten. Weitergabe oder Transition zwischen Komponenten sollte sich an der Fähigkeit orientieren, Managementrisiken zu mindern.</w:t>
       </w:r>
     </w:p>
     <w:p>
@@ -409,7 +409,7 @@
         <w:rPr>
           <w:sz w:val="19"/>
         </w:rPr>
-        <w:t>Norwegen, Portugal, UK, Australien, Kanada – europäisches Stewardship-Konzept, auf deutsche Wundbehandlung übertragbar</w:t>
+        <w:t>Brasilien, Risikomanagementsystem systematisch auf Medikations-Versorgung angewendet, Übertragbarkeit gering</w:t>
       </w:r>
     </w:p>
     <w:p>
@@ -418,7 +418,7 @@
           <w:color w:val="5A7D3A"/>
           <w:sz w:val="18"/>
         </w:rPr>
-        <w:t>https://pubmed.ncbi.nlm.nih.gov/42847506/</w:t>
+        <w:t>https://pubmed.ncbi.nlm.nih.gov/42879620/</w:t>
       </w:r>
     </w:p>
     <w:sectPr>

--- a/download/studien-aktuell.docx
+++ b/download/studien-aktuell.docx
@@ -62,7 +62,7 @@
           <w:color w:val="666666"/>
           <w:sz w:val="18"/>
         </w:rPr>
-        <w:t>Stand: 18.10.2026  |  6 Studien  |  safety.m-vf.de</w:t>
+        <w:t>Stand: 19.10.2026  |  6 Studien  |  safety.m-vf.de</w:t>
       </w:r>
     </w:p>
     <w:p>
@@ -70,7 +70,7 @@
         <w:pStyle w:val="Heading1"/>
       </w:pPr>
       <w:r>
-        <w:t>Aufgenommen am 18.10.2026</w:t>
+        <w:t>Aufgenommen am 19.10.2026</w:t>
       </w:r>
     </w:p>
     <w:p>
@@ -78,7 +78,7 @@
         <w:pStyle w:val="Heading2"/>
       </w:pPr>
       <w:r>
-        <w:t>Antibiotic-Stewardship bei Leberzirrhose: Evidence-Lücken und Handlungsbedarf</w:t>
+        <w:t>Invasive Verfahren erhöhen Mortalität bei älteren Patienten mit Blutbahninfektionen</w:t>
       </w:r>
     </w:p>
     <w:p>
@@ -88,12 +88,12 @@
           <w:color w:val="666666"/>
           <w:sz w:val="18"/>
         </w:rPr>
-        <w:t>Ezzafzafi S et al.  ·  United European Gastroenterol J  ·  Okt. 2026  ·  PMID 42888911</w:t>
+        <w:t>Yu Z et al.  ·  Clin Interv Aging  ·  12.10.2026  ·  PMID 42892862</w:t>
       </w:r>
     </w:p>
     <w:p>
       <w:r>
-        <w:t>Narrative Übersicht der Evidenz hinter internationalen Leitlinien-Empfehlungen zu Antibiotic-Prophylaxe und empirischer Behandlung bei Zirrhose, mit kritischer Bewertung des Validitätszustands in der Ära multiresistenter Erreger.</w:t>
+        <w:t>Retrospektive Kohortenstudie an 527 älteren Patienten (≥65 Jahre) mit Blutbahninfektionen in einer geriatrischen Klinik in Peking zur Identifikation von Mortalitätsprädiktoren.</w:t>
       </w:r>
     </w:p>
     <w:p>
@@ -104,7 +104,7 @@
         <w:t xml:space="preserve">Ergebnis: </w:t>
       </w:r>
       <w:r>
-        <w:t>Die Autoren zeigen, dass die zugrundeliegende Evidenz begrenzt ist und älter als die aktuelle Ära multiresistenter Erreger. Primärprophylaxe sollte neu überdacht werden, Rifaximin verdient Evaluation gegen etablierte Fluorochinolon-Regime, kürzere Antibiotika-Kurse könnten Standard-Durations nicht unterlegen sein. Neue doppelblind-kontrollierte Nicht-Unterlegenheits- und Bayesianische Studien sind erforderlich.</w:t>
+        <w:t>Prolongierte mechanische Beatmung war der stärkste Mortalitätsfaktor (1–30 Tage: OR 12,70, 95%-KI 5,86–29,00; 31–90 Tage: OR 3,21, 95%-KI 1,53–6,89). Katheternutzung (zentral oder urethral für 1–60 Tage) und Chemotherapie/Strahlentherapie erhöhten die Mortalität ebenfalls signifikant (OR 2,56 bzw. 2,28 bzw. 3,25). Die Thrombozytenzahl war der beste prognostische Marker (AUC 0,79).</w:t>
       </w:r>
     </w:p>
     <w:p>
@@ -119,7 +119,7 @@
         <w:rPr>
           <w:sz w:val="19"/>
         </w:rPr>
-        <w:t>Niederlande/UK, europäische Versorgungsrealität, direkter Antibiotic-Stewardship-Bezug</w:t>
+        <w:t>China – Settings und Patienten unterscheiden sich von Deutschland, Befund zu invasiven Maßnahmen aber Versorgungsrelevanz</w:t>
       </w:r>
     </w:p>
     <w:p>
@@ -128,7 +128,7 @@
           <w:color w:val="5A7D3A"/>
           <w:sz w:val="18"/>
         </w:rPr>
-        <w:t>https://pubmed.ncbi.nlm.nih.gov/42888911/</w:t>
+        <w:t>https://pubmed.ncbi.nlm.nih.gov/42892862/</w:t>
       </w:r>
     </w:p>
     <w:p>
@@ -136,7 +136,7 @@
         <w:pStyle w:val="Heading2"/>
       </w:pPr>
       <w:r>
-        <w:t>Besuchssperre auf Intensivstation senkte nosokomiale Infektionen um zwei Drittel</w:t>
+        <w:t>Demenz-Nebenwirkungen: 33.772 FDA-Meldungen deuten auf Immunsuppressiva, Antipsychotika und Zytostatika</w:t>
       </w:r>
     </w:p>
     <w:p>
@@ -146,12 +146,12 @@
           <w:color w:val="666666"/>
           <w:sz w:val="18"/>
         </w:rPr>
-        <w:t>Ersoy Karka O et al.  ·  Medicine (Baltimore)  ·  16.10.2026  ·  PMID 42888540</w:t>
+        <w:t>Tao T et al.  ·  Medicine (Baltimore)  ·  16.10.2026  ·  PMID 42888596</w:t>
       </w:r>
     </w:p>
     <w:p>
       <w:r>
-        <w:t>Vergleich der Infektionsraten zwischen Vor-Pandemie-Phase mit eingeschränktem Besuch und Pandemie-Phase mit Besuchsverbot in einer nichtCOVID-Intensivstation der Türkei (März 2019 bis März 2021).</w:t>
+        <w:t>Pharmakovigilanz-Analyse von Demenz-assoziierten Nebenwirkungsberichten aus der FDA Adverse Event Reporting System (FAERS)-Datenbank von Q1 2004 bis Q1 2024 mit Disproportionalitätsanalyse.</w:t>
       </w:r>
     </w:p>
     <w:p>
@@ -162,7 +162,7 @@
         <w:t xml:space="preserve">Ergebnis: </w:t>
       </w:r>
       <w:r>
-        <w:t>Die Infektionsrate war in der Besuchssperre-Gruppe (6,1 %) signifikant niedriger als in der Kontrollgruppe (22,0 %, p&lt;0,001). In der episodengestützten Analyse: 10,4 % versus 33,0 % (p&lt;0,001). Die Zeit bis zum Infektionsbeginn war in der Besuchssperre-Gruppe signifikant länger (p=0,003). Beatmungsassoziierte Pneumonie zeigte standardisiertes Infektionsverhältnis-Reduktion (p=0,02); Acinetobacter-Isolate waren deutlich weniger häufig. Procalcitonin, CRP, Leukozyten und Laktat waren in der Besuchssperre-Phase signifikant niedriger.</w:t>
+        <w:t>33.772 Berichte zu 1.103 Verdachtsdrogen wurden identifiziert. Immunsuppressiva, Psycholeptika und Antineoplastika waren die am häufigsten gemeldeten Kategorien. Apixaban zeigte die höchsten Fallzahlen, gefolgt von Pimavanserin und Lenalidomid. Disproportionalitätsanalyse ergab 191 Drogen mit potentiellen Demenz-Signalen und 135 mit Effektmodifikation.</w:t>
       </w:r>
     </w:p>
     <w:p>
@@ -177,7 +177,7 @@
         <w:rPr>
           <w:sz w:val="19"/>
         </w:rPr>
-        <w:t>Türkei, Mehrschicht-Kontrollmaßnahmen in der Pandemie, Ergebnis nicht allein dem Besuchsverbot zurechenbar</w:t>
+        <w:t>USA FAERS-Datenbank – Signale müssen in europäischen Registern validiert werden, Meldequoten nicht direkt vergleichbar</w:t>
       </w:r>
     </w:p>
     <w:p>
@@ -186,7 +186,7 @@
           <w:color w:val="5A7D3A"/>
           <w:sz w:val="18"/>
         </w:rPr>
-        <w:t>https://pubmed.ncbi.nlm.nih.gov/42888540/</w:t>
+        <w:t>https://pubmed.ncbi.nlm.nih.gov/42888596/</w:t>
       </w:r>
     </w:p>
     <w:p>
@@ -194,7 +194,7 @@
         <w:pStyle w:val="Heading2"/>
       </w:pPr>
       <w:r>
-        <w:t>Blutkultur-positive Episoden in der Neonatologie: Wie Ärzte Infektion von Kontamination unterscheiden</w:t>
+        <w:t>Medikamentenverschwendung auf Intensivstationen: Kategorien, aber keine Interventionsergebnisse</w:t>
       </w:r>
     </w:p>
     <w:p>
@@ -204,12 +204,12 @@
           <w:color w:val="666666"/>
           <w:sz w:val="18"/>
         </w:rPr>
-        <w:t>Schnee SV et al.  ·  BMC Infect Dis  ·  15.10.2026  ·  PMID 42888396</w:t>
+        <w:t>Liang L et al.  ·  Nurs Crit Care  ·  Nov. 2026  ·  PMID 42885869</w:t>
       </w:r>
     </w:p>
     <w:p>
       <w:r>
-        <w:t>Retrospektive Analyse von 189 blutkultur-positiven Episoden in einer deutschen Neugeborenen-Intensivstation (2014–2024), wie klinische Teams zwischen Infektion und Kontamination differenzieren.</w:t>
+        <w:t>Gemischte systematische Übersicht zu Erfassung, Mechanismen und Prävention von intravenöser Medikamentenverschwendung auf Intensivstationen in 25 Berichten aus 21 unabhängigen Studien.</w:t>
       </w:r>
     </w:p>
     <w:p>
@@ -220,7 +220,7 @@
         <w:t xml:space="preserve">Ergebnis: </w:t>
       </w:r>
       <w:r>
-        <w:t>Von 189 Episoden wurden 125 (66,1 %) als Infektion und 64 (33,9 %) als Kontamination attribuiert. Bei Koagulase-negativen Staphylokokken (CoNS) in der Spätphase wurden 64 von 101 Fällen (63,4 %) als Infektion klassifiziert, während in der Frühphase alle 13 CoNS-Fälle als Kontamination eingestuft wurden. Das maximale CRP zeigte die stärkste Assoziation mit der Attribuierung als Infektion (adjustiertes OR 4,41; 95%-KI 2,59–7,51). Die Ergebnisse beschreiben real-world-Praxis, nicht diagnostische Genauigkeit, und unterstreichen Bedarf für reproduzierbare Kriterien zur Unterstützung von Antibiotic Stewardship.</w:t>
+        <w:t>Verschwendung gliederte sich in fünf Kategorien: ungenutzte Präparate, Verlust nach Verordnung oder Ereignis, Restmengen in Behältern, Rückstände in Systemen und Materialfluss-Verluste. Nur 10 von 21 Studien nannten explizit den Nenner; keine Studie verband Verschwendung mit Patientenergebnissen. Interventionsevidenz war unkontrolliert oder modelliert.</w:t>
       </w:r>
     </w:p>
     <w:p>
@@ -235,7 +235,7 @@
         <w:rPr>
           <w:sz w:val="19"/>
         </w:rPr>
-        <w:t>Deutsche Klinikdaten, NICU mit vergleichbarem Dokumentationsstandard</w:t>
+        <w:t>UK und Mehrländer – Dokumentationsstandards ähnlich Deutschland, Problem versorgungsrelevant</w:t>
       </w:r>
     </w:p>
     <w:p>
@@ -244,7 +244,7 @@
           <w:color w:val="5A7D3A"/>
           <w:sz w:val="18"/>
         </w:rPr>
-        <w:t>https://pubmed.ncbi.nlm.nih.gov/42888396/</w:t>
+        <w:t>https://pubmed.ncbi.nlm.nih.gov/42885869/</w:t>
       </w:r>
     </w:p>
     <w:p>
@@ -252,7 +252,7 @@
         <w:pStyle w:val="Heading2"/>
       </w:pPr>
       <w:r>
-        <w:t>Beatmungsassoziierte Pneumonie: Diagnose neu definieren – Erreger allein reicht nicht</w:t>
+        <w:t>Blutglukose kontrolliert Armfunktion nach traumatischer Infektion – frühe Reha hilft teilweise</w:t>
       </w:r>
     </w:p>
     <w:p>
@@ -262,12 +262,12 @@
           <w:color w:val="666666"/>
           <w:sz w:val="18"/>
         </w:rPr>
-        <w:t>Martin-Loeches I et al.  ·  Nat Commun  ·  16.10.2026  ·  PMID 42888246</w:t>
+        <w:t>Chen S et al.  ·  J Plast Surg Hand Surg  ·  16.10.2026  ·  PMID 42885545</w:t>
       </w:r>
     </w:p>
     <w:p>
       <w:r>
-        <w:t>Perspektive zur Neukonzeptualisierung der Diagnose beatmungsassoziierter Pneumonie jenseits reiner Erregerdetektione, mit expliziter Bewertung der kausalen Plausibilität des Erregers für die aktuelle Lungenverletzung.</w:t>
+        <w:t>Retrospektive Kohortenstudie mit 100 Patienten mit Fraktur-assoziierten Infektionen (FRI) nach Oberlimben-Trauma zur Untersuchung der Assoziation zwischen präoperativem HbA1c und Armfunktion (DASH-Score) nach 6 Monaten sowie der vermittelnden Rolle der Reha-Initiation.</w:t>
       </w:r>
     </w:p>
     <w:p>
@@ -278,7 +278,7 @@
         <w:t xml:space="preserve">Ergebnis: </w:t>
       </w:r>
       <w:r>
-        <w:t>Der Rahmen schlägt eine explizite, gestufte und überprüfbare Bewertung vor, ob ein nachgewiesener Organismus die aktuelle Lungenverletzung plausibel verursacht. Das Framework umfasst Pneumonie während Beatmung, Pneumonie vor Intubation und Pneumonie bei nicht-beatmeten ICU-Patienten und sieht formale Neubewertung nach 48–72 Stunden vor, um Behandlung fortzusetzen, zu verengen oder zu beenden.</w:t>
+        <w:t>HbA1c war signifikant positiv mit DASH-Score assoziiert (β=6,90, 95%-KI 3,91–9,89, p&lt;0,001). Rehabilitation-Initiierungszeit spielte eine Teilmediation: indirekte Effekt 2,04 (95%-KI 0,63–3,59, p=0,004), Mediationsanteil 27%. Kein signifikanter Interaktionseffekt mit HbA1c oder Débridement-Häufigkeit.</w:t>
       </w:r>
     </w:p>
     <w:p>
@@ -293,7 +293,7 @@
         <w:rPr>
           <w:sz w:val="19"/>
         </w:rPr>
-        <w:t>Irland/Spanien, europäische ICU-Praxis, Diagnostic Stewardship-Konzept</w:t>
+        <w:t>China – Prinzip der Glykämie-Kontrolle und frühester Reha-Initiation universell, Outcome-Messung vergleichbar</w:t>
       </w:r>
     </w:p>
     <w:p>
@@ -302,7 +302,7 @@
           <w:color w:val="5A7D3A"/>
           <w:sz w:val="18"/>
         </w:rPr>
-        <w:t>https://pubmed.ncbi.nlm.nih.gov/42888246/</w:t>
+        <w:t>https://pubmed.ncbi.nlm.nih.gov/42885545/</w:t>
       </w:r>
     </w:p>
     <w:p>
@@ -310,7 +310,7 @@
         <w:pStyle w:val="Heading2"/>
       </w:pPr>
       <w:r>
-        <w:t>Hautdesinfektions-Umfang bei Hüftoperation reduziert Kontaminationsrisiko messbar</w:t>
+        <w:t>Katheter-assoziierte Harnwegsinfektionen: bisherige Vorhersagemodelle unbrauchbar</w:t>
       </w:r>
     </w:p>
     <w:p>
@@ -320,12 +320,12 @@
           <w:color w:val="666666"/>
           <w:sz w:val="18"/>
         </w:rPr>
-        <w:t>Verhelst L et al.  ·  Acta Orthop Belg  ·  08.10.2026  ·  PMID 42885457</w:t>
+        <w:t>Mengqi Z et al.  ·  Front Public Health  ·  30.09.2026  ·  PMID 42877209</w:t>
       </w:r>
     </w:p>
     <w:p>
       <w:r>
-        <w:t>Proof-of-concept-Studie an 6 Hautdesinfektions- und Abdeckungsprotokollen für die direkt-anteriore Hüftarthroplastie mit fluoreszierentem Kontaminationsmodell.</w:t>
+        <w:t>Systematische Übersicht mit kritischer Bewertung von 18 publizierten Vorhersagemodellen für katheter-assoziierte Harnwegsinfektionen (CAUTI) bei erwachsenen stationären Patienten.</w:t>
       </w:r>
     </w:p>
     <w:p>
@@ -336,7 +336,7 @@
         <w:t xml:space="preserve">Ergebnis: </w:t>
       </w:r>
       <w:r>
-        <w:t>Keine Kontamination bei den vier ausgedehntesten Desinfektionsstrategien. Kontamination trat in 28,6 % der Fälle auf, wenn Fuß und Knöchel ausgeschlossen wurden, und in 57,1 %, wenn die Vorbereitung auf den Bereich oberhalb des Knies begrenzt war. Das Heben des Beins zur Desinfektion der Rückseite oder die Desinfektion des kontralateralen Beins reduzierte das Kontaminationsrisiko nicht.</w:t>
+        <w:t>Alle 13 Berichte wurden wegen hohen Verzerrungsrisiko bewertet, hauptsächlich durch zeitliche Datenüberlappung, unzureichendes Events-pro-Variable-Verhältnis und fehlende externe Validierung. Nur zwei Modelle führten externe Validierung durch (AUC 0,758 und 0,970). Keine der bisherigen Arbeiten reicht für klinische Implementierung aus.</w:t>
       </w:r>
     </w:p>
     <w:p>
@@ -351,7 +351,7 @@
         <w:rPr>
           <w:sz w:val="19"/>
         </w:rPr>
-        <w:t>Belgien, vergleichbares OP-Standard-Managementsystem, Ergebnis übertragbar</w:t>
+        <w:t>Mehrländische Analyse – unterstreicht Forschungslücke auch für Deutschland</w:t>
       </w:r>
     </w:p>
     <w:p>
@@ -360,7 +360,7 @@
           <w:color w:val="5A7D3A"/>
           <w:sz w:val="18"/>
         </w:rPr>
-        <w:t>https://pubmed.ncbi.nlm.nih.gov/42885457/</w:t>
+        <w:t>https://pubmed.ncbi.nlm.nih.gov/42877209/</w:t>
       </w:r>
     </w:p>
     <w:p>
@@ -368,7 +368,7 @@
         <w:pStyle w:val="Heading2"/>
       </w:pPr>
       <w:r>
-        <w:t>Risikomanagementsystem identifiziert 20 kritische Fehlerquellen bei Antipsychotika-Versorgung</w:t>
+        <w:t>Medikamenteninduzierte Gallengangsverluste: benigne Prognose trotz verzögerter Erholung</w:t>
       </w:r>
     </w:p>
     <w:p>
@@ -378,12 +378,12 @@
           <w:color w:val="666666"/>
           <w:sz w:val="18"/>
         </w:rPr>
-        <w:t>Felício LR et al.  ·  Cien Saude Colet  ·  09.10.2026  ·  PMID 42879620</w:t>
+        <w:t>Bessone F et al.  ·  Liver Int  ·  Nov. 2026  ·  PMID 42860753</w:t>
       </w:r>
     </w:p>
     <w:p>
       <w:r>
-        <w:t>Qualitative Risikoanalyse der Zugangsbarrieren zu Antipsychotika in Brasilien (Basiskomponente vs. Spezialkomponente) unter Anwendung systematischer Risikobewertung.</w:t>
+        <w:t>Prospektive multinationale Registerstudie (Spanien, Lateinamerika) mit Leberbiopsien bei 298 Patienten zur Charakterisierung von arzneimittelinduzierten Gallengangverlusten (Drug-Induced Ductopenia, DID) und Langzeitergebnissen.</w:t>
       </w:r>
     </w:p>
     <w:p>
@@ -394,7 +394,7 @@
         <w:t xml:space="preserve">Ergebnis: </w:t>
       </w:r>
       <w:r>
-        <w:t>20 Risikofälle identifiziert: 12 in Basiskomponente (60 %), 11 in Spezialkomponente (55 %), davon 7 gemeinsam. Beide Komponenten zeigen hohe und sehr hohe Risiken, die Mitigation erfordern. Risk Management half, Medikamentenzugang zu diskutieren und Entscheidungsfindung im Pharmazie-Management zu leiten. Weitergabe oder Transition zwischen Komponenten sollte sich an der Fähigkeit orientieren, Managementrisiken zu mindern.</w:t>
+        <w:t>10 Fälle (3,4%) erfüllten DID-Kriterien (Ausfall interlobulärer Gallengänge in &gt;50% der Portaltrakte). Alle zeigten Ikterus, 40% einen Hautausschlag (vs. 9,4% ohne DID; p=0,013). Gesamtbilirubin war signifikant höher (Median 12 mg/dL vs. 6,6 mg/dL; p=0,027). Kein Tod oder Lebertransplantation trat auf; biochemische Erholung wurde in den meisten Fällen erreicht, teilweise verzögert.</w:t>
       </w:r>
     </w:p>
     <w:p>
@@ -409,7 +409,7 @@
         <w:rPr>
           <w:sz w:val="19"/>
         </w:rPr>
-        <w:t>Brasilien, Risikomanagementsystem systematisch auf Medikations-Versorgung angewendet, Übertragbarkeit gering</w:t>
+        <w:t>Spanien, Lateinamerika – vergleichbare Meldesysteme, DILI-Registry-Modell informativ für Deutschland</w:t>
       </w:r>
     </w:p>
     <w:p>
@@ -418,7 +418,7 @@
           <w:color w:val="5A7D3A"/>
           <w:sz w:val="18"/>
         </w:rPr>
-        <w:t>https://pubmed.ncbi.nlm.nih.gov/42879620/</w:t>
+        <w:t>https://pubmed.ncbi.nlm.nih.gov/42860753/</w:t>
       </w:r>
     </w:p>
     <w:sectPr>

--- a/download/studien-aktuell.docx
+++ b/download/studien-aktuell.docx
@@ -62,7 +62,7 @@
           <w:color w:val="666666"/>
           <w:sz w:val="18"/>
         </w:rPr>
-        <w:t>Stand: 19.10.2026  |  6 Studien  |  safety.m-vf.de</w:t>
+        <w:t>Stand: 20.10.2026  |  6 Studien  |  safety.m-vf.de</w:t>
       </w:r>
     </w:p>
     <w:p>
@@ -70,7 +70,7 @@
         <w:pStyle w:val="Heading1"/>
       </w:pPr>
       <w:r>
-        <w:t>Aufgenommen am 19.10.2026</w:t>
+        <w:t>Aufgenommen am 20.10.2026</w:t>
       </w:r>
     </w:p>
     <w:p>
@@ -78,7 +78,7 @@
         <w:pStyle w:val="Heading2"/>
       </w:pPr>
       <w:r>
-        <w:t>Invasive Verfahren erhöhen Mortalität bei älteren Patienten mit Blutbahninfektionen</w:t>
+        <w:t>Checklisten-Tool reduziert unerwünschte Ereignisse bei Filler-Injektionen um 4,44 %</w:t>
       </w:r>
     </w:p>
     <w:p>
@@ -88,12 +88,12 @@
           <w:color w:val="666666"/>
           <w:sz w:val="18"/>
         </w:rPr>
-        <w:t>Yu Z et al.  ·  Clin Interv Aging  ·  12.10.2026  ·  PMID 42892862</w:t>
+        <w:t>Dimou C et al.  ·  Plast Aesthet Nurs (Phila)  ·  Okt. 2026  ·  PMID 42895918</w:t>
       </w:r>
     </w:p>
     <w:p>
       <w:r>
-        <w:t>Retrospektive Kohortenstudie an 527 älteren Patienten (≥65 Jahre) mit Blutbahninfektionen in einer geriatrischen Klinik in Peking zur Identifikation von Mortalitätsprädiktoren.</w:t>
+        <w:t>Qualitätsverbesserungsprojekt mit Vor-/Nach-Design über 12+6 Wochen in einer Schönheitsklinik zur Prüfung, ob die Assessment-Cosmetic-Injection-Safety-Tool (ACIST) Hautreaktionen und unerwünschte Ereignisse senkt.</w:t>
       </w:r>
     </w:p>
     <w:p>
@@ -104,7 +104,7 @@
         <w:t xml:space="preserve">Ergebnis: </w:t>
       </w:r>
       <w:r>
-        <w:t>Prolongierte mechanische Beatmung war der stärkste Mortalitätsfaktor (1–30 Tage: OR 12,70, 95%-KI 5,86–29,00; 31–90 Tage: OR 3,21, 95%-KI 1,53–6,89). Katheternutzung (zentral oder urethral für 1–60 Tage) und Chemotherapie/Strahlentherapie erhöhten die Mortalität ebenfalls signifikant (OR 2,56 bzw. 2,28 bzw. 3,25). Die Thrombozytenzahl war der beste prognostische Marker (AUC 0,79).</w:t>
+        <w:t>ACIST wurde von 2 Nurse Practitionern eingesetzt. Keine statistisch signifikante Reduktion von Hautreaktionen beobachtet. Das Tool identifizierte jedoch erfolgreich Hochrisikofälle, verzögerte Behandlung und reduzierte unerwünschte Ereignisse in 4,44 % der Termine (chi²-Analyse). Das Tool verbesserte die Patientensicherheitskultur und operative Effizienz, obwohl statistische Signifikanz nicht erreicht wurde.</w:t>
       </w:r>
     </w:p>
     <w:p>
@@ -119,7 +119,7 @@
         <w:rPr>
           <w:sz w:val="19"/>
         </w:rPr>
-        <w:t>China – Settings und Patienten unterscheiden sich von Deutschland, Befund zu invasiven Maßnahmen aber Versorgungsrelevanz</w:t>
+        <w:t>USA; Sicherheits-Checklisten-Methodik ist international anwendbar</w:t>
       </w:r>
     </w:p>
     <w:p>
@@ -128,7 +128,7 @@
           <w:color w:val="5A7D3A"/>
           <w:sz w:val="18"/>
         </w:rPr>
-        <w:t>https://pubmed.ncbi.nlm.nih.gov/42892862/</w:t>
+        <w:t>https://pubmed.ncbi.nlm.nih.gov/42895918/</w:t>
       </w:r>
     </w:p>
     <w:p>
@@ -136,7 +136,7 @@
         <w:pStyle w:val="Heading2"/>
       </w:pPr>
       <w:r>
-        <w:t>Demenz-Nebenwirkungen: 33.772 FDA-Meldungen deuten auf Immunsuppressiva, Antipsychotika und Zytostatika</w:t>
+        <w:t>Entzündungsbiomarker ESP-1 und HBP zeigen Schweregrad von Sepsis-bedingtem ARDS bei Älteren</w:t>
       </w:r>
     </w:p>
     <w:p>
@@ -146,12 +146,12 @@
           <w:color w:val="666666"/>
           <w:sz w:val="18"/>
         </w:rPr>
-        <w:t>Tao T et al.  ·  Medicine (Baltimore)  ·  16.10.2026  ·  PMID 42888596</w:t>
+        <w:t>Chen S et al.  ·  Clin Interv Aging  ·  14.10.2026  ·  PMID 42894682</w:t>
       </w:r>
     </w:p>
     <w:p>
       <w:r>
-        <w:t>Pharmakovigilanz-Analyse von Demenz-assoziierten Nebenwirkungsberichten aus der FDA Adverse Event Reporting System (FAERS)-Datenbank von Q1 2004 bis Q1 2024 mit Disproportionalitätsanalyse.</w:t>
+        <w:t>Querschnittsstudie von 168 älteren Patienten (≥60 Jahre) mit Sepsis-assoziiertem ARDS, um Assoziationen von vier Entzündungsbiomarkern mit Schweregrad zu prüfen.</w:t>
       </w:r>
     </w:p>
     <w:p>
@@ -162,7 +162,7 @@
         <w:t xml:space="preserve">Ergebnis: </w:t>
       </w:r>
       <w:r>
-        <w:t>33.772 Berichte zu 1.103 Verdachtsdrogen wurden identifiziert. Immunsuppressiva, Psycholeptika und Antineoplastika waren die am häufigsten gemeldeten Kategorien. Apixaban zeigte die höchsten Fallzahlen, gefolgt von Pimavanserin und Lenalidomid. Disproportionalitätsanalyse ergab 191 Drogen mit potentiellen Demenz-Signalen und 135 mit Effektmodifikation.</w:t>
+        <w:t>Alle vier Biomarker (ESM-1, suPAR, PCT, HBP) stiegen stufenweise über mild/moderat/schwer an (alle p&lt;0,001). ESM-1 zeigte stärkste Korrelation mit Schweregrad (r=0,557, p&lt;0,001) und größte ROC-AUC (0,800; 95%-KI 0,728–0,872), gefolgt von HBP (AUC 0,773), PCT (0,761), suPAR (0,704). Nach Adjustierung für Alter/Geschlecht blieben ESM-1 (OR 3,30; 95%-KI 1,60–6,83; p=0,001), PCT (OR 1,41; p=0,002) und HBP (OR 1,04; p&lt;0,001) unabhängig mit moderat-schwerer ARDS assoziiert.</w:t>
       </w:r>
     </w:p>
     <w:p>
@@ -177,7 +177,7 @@
         <w:rPr>
           <w:sz w:val="19"/>
         </w:rPr>
-        <w:t>USA FAERS-Datenbank – Signale müssen in europäischen Registern validiert werden, Meldequoten nicht direkt vergleichbar</w:t>
+        <w:t>China; Biomarker-Ansatz für Schwere-Stratifikation unabhängig vom System</w:t>
       </w:r>
     </w:p>
     <w:p>
@@ -186,7 +186,7 @@
           <w:color w:val="5A7D3A"/>
           <w:sz w:val="18"/>
         </w:rPr>
-        <w:t>https://pubmed.ncbi.nlm.nih.gov/42888596/</w:t>
+        <w:t>https://pubmed.ncbi.nlm.nih.gov/42894682/</w:t>
       </w:r>
     </w:p>
     <w:p>
@@ -194,7 +194,7 @@
         <w:pStyle w:val="Heading2"/>
       </w:pPr>
       <w:r>
-        <w:t>Medikamentenverschwendung auf Intensivstationen: Kategorien, aber keine Interventionsergebnisse</w:t>
+        <w:t>Simulation zeigt latente Sicherheitsrisiken bei internen Massenunfällen in Krankenhäusern</w:t>
       </w:r>
     </w:p>
     <w:p>
@@ -204,12 +204,12 @@
           <w:color w:val="666666"/>
           <w:sz w:val="18"/>
         </w:rPr>
-        <w:t>Liang L et al.  ·  Nurs Crit Care  ·  Nov. 2026  ·  PMID 42885869</w:t>
+        <w:t>Katz-Dana H et al.  ·  Disaster Med Public Health Prep  ·  19.10.2026  ·  PMID 42894412</w:t>
       </w:r>
     </w:p>
     <w:p>
       <w:r>
-        <w:t>Gemischte systematische Übersicht zu Erfassung, Mechanismen und Prävention von intravenöser Medikamentenverschwendung auf Intensivstationen in 25 Berichten aus 21 unabhängigen Studien.</w:t>
+        <w:t>Multizentrische simulationsgestützte Systemtestung (SbCST) in zwei israelischen Krankenhäusern zur Identifikation latenter Sicherheitsbedrohungen (LST) bei internen Massenunfällen.</w:t>
       </w:r>
     </w:p>
     <w:p>
@@ -220,7 +220,7 @@
         <w:t xml:space="preserve">Ergebnis: </w:t>
       </w:r>
       <w:r>
-        <w:t>Verschwendung gliederte sich in fünf Kategorien: ungenutzte Präparate, Verlust nach Verordnung oder Ereignis, Restmengen in Behältern, Rückstände in Systemen und Materialfluss-Verluste. Nur 10 von 21 Studien nannten explizit den Nenner; keine Studie verband Verschwendung mit Patientenergebnissen. Interventionsevidenz war unkontrolliert oder modelliert.</w:t>
+        <w:t>Zwei Krankenhäuser durchliefen in-situ-Simulation mit anschließender Failure-Modes-Effects-Analysis. Aus 75–80 Beobachtungen wurden 53 eindeutige LST extrahiert. Recurrente Vulnerabilität in: Führung, Patientenfluss, Kommunikation, Triage und Systemschnittstellen. Ein erheblicher Anteil wurde als hoch oder sehr hoch priorisiert bewertet (Median-FMEA-Scores: Standort 1 = 30 [IQR 24–36], Standort 2 = 32 [IQR 24–48]). Für etwa 60–65 % der LST wurden Minderungsmaßnahmen vorgeschlagen.</w:t>
       </w:r>
     </w:p>
     <w:p>
@@ -235,7 +235,7 @@
         <w:rPr>
           <w:sz w:val="19"/>
         </w:rPr>
-        <w:t>UK und Mehrländer – Dokumentationsstandards ähnlich Deutschland, Problem versorgungsrelevant</w:t>
+        <w:t>Israel; Methodik und Sicherheitskultur-Befunde sind auf deutsches Krankenhaus-Notfallmanagement übertragbar</w:t>
       </w:r>
     </w:p>
     <w:p>
@@ -244,7 +244,7 @@
           <w:color w:val="5A7D3A"/>
           <w:sz w:val="18"/>
         </w:rPr>
-        <w:t>https://pubmed.ncbi.nlm.nih.gov/42885869/</w:t>
+        <w:t>https://pubmed.ncbi.nlm.nih.gov/42894412/</w:t>
       </w:r>
     </w:p>
     <w:p>
@@ -252,7 +252,7 @@
         <w:pStyle w:val="Heading2"/>
       </w:pPr>
       <w:r>
-        <w:t>Blutglukose kontrolliert Armfunktion nach traumatischer Infektion – frühe Reha hilft teilweise</w:t>
+        <w:t>Prophylaktische Antibiotika über 48 h nach Dickdarmresektionen verhindern Wundinfektionen nicht</w:t>
       </w:r>
     </w:p>
     <w:p>
@@ -262,12 +262,12 @@
           <w:color w:val="666666"/>
           <w:sz w:val="18"/>
         </w:rPr>
-        <w:t>Chen S et al.  ·  J Plast Surg Hand Surg  ·  16.10.2026  ·  PMID 42885545</w:t>
+        <w:t>Yang Y et al.  ·  BMC Infect Dis  ·  01.09.2026  ·  PMID 42894129</w:t>
       </w:r>
     </w:p>
     <w:p>
       <w:r>
-        <w:t>Retrospektive Kohortenstudie mit 100 Patienten mit Fraktur-assoziierten Infektionen (FRI) nach Oberlimben-Trauma zur Untersuchung der Assoziation zwischen präoperativem HbA1c und Armfunktion (DASH-Score) nach 6 Monaten sowie der vermittelnden Rolle der Reha-Initiation.</w:t>
+        <w:t>Retrospektive Analyse von 2691 Patienten mit Dickdarmresektion, um zu prüfen, ob verlängerte Prophylaxe die Infektionsrate senkt.</w:t>
       </w:r>
     </w:p>
     <w:p>
@@ -278,7 +278,7 @@
         <w:t xml:space="preserve">Ergebnis: </w:t>
       </w:r>
       <w:r>
-        <w:t>HbA1c war signifikant positiv mit DASH-Score assoziiert (β=6,90, 95%-KI 3,91–9,89, p&lt;0,001). Rehabilitation-Initiierungszeit spielte eine Teilmediation: indirekte Effekt 2,04 (95%-KI 0,63–3,59, p=0,004), Mediationsanteil 27%. Kein signifikanter Interaktionseffekt mit HbA1c oder Débridement-Häufigkeit.</w:t>
+        <w:t>Bei 2691 Patienten betrug die Wundinfektionsrate 8,51 %, die Rate sonstiger nosokomialer Infektionen 8,06 %. Nach Propensity-Score-Matching war verlängerte Prophylaxe (&gt;48 h) mit SSI nicht assoziiert (OR 0,85; 95%-KI 0,59–1,21; p=0,356) und nicht mit anderen nosokomialen Infektionen (OR 0,81; 95%-KI 0,54–1,23; p=0,325). Die Gesamtkosten waren in der Gruppe mit verlängerter Prophylaxe höher (57.349 ¥ vs. 55.039 ¥; p=0,0006), ohne die Liegedauer zu verkürzen. Ergebnis: Verlängerte Prophylaxe bringt keinen Nutzen und erhöht Kosten.</w:t>
       </w:r>
     </w:p>
     <w:p>
@@ -293,7 +293,7 @@
         <w:rPr>
           <w:sz w:val="19"/>
         </w:rPr>
-        <w:t>China – Prinzip der Glykämie-Kontrolle und frühester Reha-Initiation universell, Outcome-Messung vergleichbar</w:t>
+        <w:t>China, aber Outcome und Kosteneffektivität sind universell; Fragestellung unabhängig vom System</w:t>
       </w:r>
     </w:p>
     <w:p>
@@ -302,7 +302,7 @@
           <w:color w:val="5A7D3A"/>
           <w:sz w:val="18"/>
         </w:rPr>
-        <w:t>https://pubmed.ncbi.nlm.nih.gov/42885545/</w:t>
+        <w:t>https://pubmed.ncbi.nlm.nih.gov/42894129/</w:t>
       </w:r>
     </w:p>
     <w:p>
@@ -310,7 +310,7 @@
         <w:pStyle w:val="Heading2"/>
       </w:pPr>
       <w:r>
-        <w:t>Katheter-assoziierte Harnwegsinfektionen: bisherige Vorhersagemodelle unbrauchbar</w:t>
+        <w:t>Unangepasste Initialtherapie bei Pyelonephritis verzögert Krankenhausentlassung nicht</w:t>
       </w:r>
     </w:p>
     <w:p>
@@ -320,12 +320,12 @@
           <w:color w:val="666666"/>
           <w:sz w:val="18"/>
         </w:rPr>
-        <w:t>Mengqi Z et al.  ·  Front Public Health  ·  30.09.2026  ·  PMID 42877209</w:t>
+        <w:t>Salinas-Mendoza S et al.  ·  BMC Infect Dis  ·  22.07.2026  ·  PMID 42894114</w:t>
       </w:r>
     </w:p>
     <w:p>
       <w:r>
-        <w:t>Systematische Übersicht mit kritischer Bewertung von 18 publizierten Vorhersagemodellen für katheter-assoziierte Harnwegsinfektionen (CAUTI) bei erwachsenen stationären Patienten.</w:t>
+        <w:t>Retrospektive Kohortenstudie von 321 Patienten mit ambulant erworbener akuter Pyelonephritis, um zu prüfen, ob unangepasste Initialtherapie den Krankenhausaufenthalt verlängert.</w:t>
       </w:r>
     </w:p>
     <w:p>
@@ -336,7 +336,7 @@
         <w:t xml:space="preserve">Ergebnis: </w:t>
       </w:r>
       <w:r>
-        <w:t>Alle 13 Berichte wurden wegen hohen Verzerrungsrisiko bewertet, hauptsächlich durch zeitliche Datenüberlappung, unzureichendes Events-pro-Variable-Verhältnis und fehlende externe Validierung. Nur zwei Modelle führten externe Validierung durch (AUC 0,758 und 0,970). Keine der bisherigen Arbeiten reicht für klinische Implementierung aus.</w:t>
+        <w:t>60 von 321 Patienten erhielten unangepasste Therapie (dokumentierte Resistenz im Urin). Mediane Liegedauer 2,64 Tage. Nach inverser Wahrscheinlichkeitsgewichtung war unangepasste Therapie nicht mit längerer Aufenthaltsdauer assoziiert (HR 0,97; 95%-KI 0,71–1,33) und nicht mit erhöhtem Wiederaufnahmerisiko in 30 Tagen (OR 1,42; 95%-KI 0,65–3,06; p nicht signifikant).</w:t>
       </w:r>
     </w:p>
     <w:p>
@@ -351,7 +351,7 @@
         <w:rPr>
           <w:sz w:val="19"/>
         </w:rPr>
-        <w:t>Mehrländische Analyse – unterstreicht Forschungslücke auch für Deutschland</w:t>
+        <w:t>Kolumbien; Konzept der Initialtherapie-Anpassung gilt auch in Deutschland</w:t>
       </w:r>
     </w:p>
     <w:p>
@@ -360,7 +360,7 @@
           <w:color w:val="5A7D3A"/>
           <w:sz w:val="18"/>
         </w:rPr>
-        <w:t>https://pubmed.ncbi.nlm.nih.gov/42877209/</w:t>
+        <w:t>https://pubmed.ncbi.nlm.nih.gov/42894114/</w:t>
       </w:r>
     </w:p>
     <w:p>
@@ -368,7 +368,7 @@
         <w:pStyle w:val="Heading2"/>
       </w:pPr>
       <w:r>
-        <w:t>Medikamenteninduzierte Gallengangsverluste: benigne Prognose trotz verzögerter Erholung</w:t>
+        <w:t>Mikrobielle Bindungsverbände bei geschlossenen Operationswunden reduzieren Infektionen</w:t>
       </w:r>
     </w:p>
     <w:p>
@@ -378,12 +378,12 @@
           <w:color w:val="666666"/>
           <w:sz w:val="18"/>
         </w:rPr>
-        <w:t>Bessone F et al.  ·  Liver Int  ·  Nov. 2026  ·  PMID 42860753</w:t>
+        <w:t>Günther B et al.  ·  J Wound Care  ·  08.10.2026  ·  PMID 42847510</w:t>
       </w:r>
     </w:p>
     <w:p>
       <w:r>
-        <w:t>Prospektive multinationale Registerstudie (Spanien, Lateinamerika) mit Leberbiopsien bei 298 Patienten zur Charakterisierung von arzneimittelinduzierten Gallengangverlusten (Drug-Induced Ductopenia, DID) und Langzeitergebnissen.</w:t>
+        <w:t>Fallsammlung zur Antibiotic-Stewardship-Rolle und Effektivität von Mikrobien-bindenden Wundauflagen bei geschlossenen operativen Wunden.</w:t>
       </w:r>
     </w:p>
     <w:p>
@@ -394,7 +394,7 @@
         <w:t xml:space="preserve">Ergebnis: </w:t>
       </w:r>
       <w:r>
-        <w:t>10 Fälle (3,4%) erfüllten DID-Kriterien (Ausfall interlobulärer Gallengänge in &gt;50% der Portaltrakte). Alle zeigten Ikterus, 40% einen Hautausschlag (vs. 9,4% ohne DID; p=0,013). Gesamtbilirubin war signifikant höher (Median 12 mg/dL vs. 6,6 mg/dL; p=0,027). Kein Tod oder Lebertransplantation trat auf; biochemische Erholung wurde in den meisten Fällen erreicht, teilweise verzögert.</w:t>
+        <w:t>Die Fallserie dokumentiert, dass spezialisierte Wundauflagen mit mikrobieller Bindungskapazität in geschlossenen Wunden Infektionsereignisse reduzieren und gleichzeitig den Einsatz systemischer Antibiotika begrenzen. Die genauen Infektionsraten sind in dieser Fallsammlung nicht quantifiziert; der Fokus liegt auf der Darstellung des Stewardship-Nutzen und mechanistischen Ansatzes.</w:t>
       </w:r>
     </w:p>
     <w:p>
@@ -409,7 +409,7 @@
         <w:rPr>
           <w:sz w:val="19"/>
         </w:rPr>
-        <w:t>Spanien, Lateinamerika – vergleichbare Meldesysteme, DILI-Registry-Modell informativ für Deutschland</w:t>
+        <w:t>Norwegen/Kanada; Wundbewirtschaftungsprinzipien gelten international</w:t>
       </w:r>
     </w:p>
     <w:p>
@@ -418,7 +418,7 @@
           <w:color w:val="5A7D3A"/>
           <w:sz w:val="18"/>
         </w:rPr>
-        <w:t>https://pubmed.ncbi.nlm.nih.gov/42860753/</w:t>
+        <w:t>https://pubmed.ncbi.nlm.nih.gov/42847510/</w:t>
       </w:r>
     </w:p>
     <w:sectPr>

--- a/download/studien-aktuell.docx
+++ b/download/studien-aktuell.docx
@@ -62,7 +62,7 @@
           <w:color w:val="666666"/>
           <w:sz w:val="18"/>
         </w:rPr>
-        <w:t>Stand: 20.10.2026  |  6 Studien  |  safety.m-vf.de</w:t>
+        <w:t>Stand: 21.10.2026  |  6 Studien  |  safety.m-vf.de</w:t>
       </w:r>
     </w:p>
     <w:p>
@@ -70,7 +70,7 @@
         <w:pStyle w:val="Heading1"/>
       </w:pPr>
       <w:r>
-        <w:t>Aufgenommen am 20.10.2026</w:t>
+        <w:t>Aufgenommen am 21.10.2026</w:t>
       </w:r>
     </w:p>
     <w:p>
@@ -78,7 +78,7 @@
         <w:pStyle w:val="Heading2"/>
       </w:pPr>
       <w:r>
-        <w:t>Checklisten-Tool reduziert unerwünschte Ereignisse bei Filler-Injektionen um 4,44 %</w:t>
+        <w:t>Antibiotic Stewardship Programme mit Reimbursement: Pilot in Korea stärkt Infrastruktur</w:t>
       </w:r>
     </w:p>
     <w:p>
@@ -88,12 +88,12 @@
           <w:color w:val="666666"/>
           <w:sz w:val="18"/>
         </w:rPr>
-        <w:t>Dimou C et al.  ·  Plast Aesthet Nurs (Phila)  ·  Okt. 2026  ·  PMID 42895918</w:t>
+        <w:t>Lim SM et al.  ·  J Korean Med Sci  ·  19.10.2026  ·  PMID 42901494</w:t>
       </w:r>
     </w:p>
     <w:p>
       <w:r>
-        <w:t>Qualitätsverbesserungsprojekt mit Vor-/Nach-Design über 12+6 Wochen in einer Schönheitsklinik zur Prüfung, ob die Assessment-Cosmetic-Injection-Safety-Tool (ACIST) Hautreaktionen und unerwünschte Ereignisse senkt.</w:t>
+        <w:t>Umfrage unter 153 südkoreanischen Krankenhäusern mit ≥300 Betten zur Erfassung von Antibiotic-Stewardship-Infrastruktur nach Einführung eines Pilot-Reimbursement-Systems im November 2024.</w:t>
       </w:r>
     </w:p>
     <w:p>
@@ -104,7 +104,7 @@
         <w:t xml:space="preserve">Ergebnis: </w:t>
       </w:r>
       <w:r>
-        <w:t>ACIST wurde von 2 Nurse Practitionern eingesetzt. Keine statistisch signifikante Reduktion von Hautreaktionen beobachtet. Das Tool identifizierte jedoch erfolgreich Hochrisikofälle, verzögerte Behandlung und reduzierte unerwünschte Ereignisse in 4,44 % der Termine (chi²-Analyse). Das Tool verbesserte die Patientensicherheitskultur und operative Effizienz, obwohl statistische Signifikanz nicht erreicht wurde.</w:t>
+        <w:t>Teilnehmende Krankenhäuser (71 von 153) hatten mehr Infektiologen (2,96 vs. 0,63), bessere finanzielle Unterstützung (46,5% vs. 1,2%) und mehr IT-Entscheidungshilfen; Nicht-Teilnehmende zeigten Defizite: 62% ohne Richtlinien, 48% ohne Interventionen. Das Pilotprogramm verstärkte früh die Stewardship-Infrastruktur, aber erhebliche Disparitäten bleiben.</w:t>
       </w:r>
     </w:p>
     <w:p>
@@ -119,7 +119,7 @@
         <w:rPr>
           <w:sz w:val="19"/>
         </w:rPr>
-        <w:t>USA; Sicherheits-Checklisten-Methodik ist international anwendbar</w:t>
+        <w:t>Südkorea, vergleichbare Versorgungsstruktur und Dokumentationspflichten wie Deutschland.</w:t>
       </w:r>
     </w:p>
     <w:p>
@@ -128,7 +128,7 @@
           <w:color w:val="5A7D3A"/>
           <w:sz w:val="18"/>
         </w:rPr>
-        <w:t>https://pubmed.ncbi.nlm.nih.gov/42895918/</w:t>
+        <w:t>https://pubmed.ncbi.nlm.nih.gov/42901494/</w:t>
       </w:r>
     </w:p>
     <w:p>
@@ -136,7 +136,7 @@
         <w:pStyle w:val="Heading2"/>
       </w:pPr>
       <w:r>
-        <w:t>Entzündungsbiomarker ESP-1 und HBP zeigen Schweregrad von Sepsis-bedingtem ARDS bei Älteren</w:t>
+        <w:t>Intensive Qualitätskampagne reduzierte unnötige Handschuhnutzung um 11,4%</w:t>
       </w:r>
     </w:p>
     <w:p>
@@ -146,12 +146,12 @@
           <w:color w:val="666666"/>
           <w:sz w:val="18"/>
         </w:rPr>
-        <w:t>Chen S et al.  ·  Clin Interv Aging  ·  14.10.2026  ·  PMID 42894682</w:t>
+        <w:t>Foong LH et al.  ·  West J Emerg Med  ·  24.09.2026  ·  PMID 42900947</w:t>
       </w:r>
     </w:p>
     <w:p>
       <w:r>
-        <w:t>Querschnittsstudie von 168 älteren Patienten (≥60 Jahre) mit Sepsis-assoziiertem ARDS, um Assoziationen von vier Entzündungsbiomarkern mit Schweregrad zu prüfen.</w:t>
+        <w:t>Vergleich zweier Krankenhäuser mit unterschiedlich intensiver Kampagne zur Reduktion nicht-steriler Handschuhnutzung und Verbesserung der Haendehygiene-Praxis.</w:t>
       </w:r>
     </w:p>
     <w:p>
@@ -162,7 +162,7 @@
         <w:t xml:space="preserve">Ergebnis: </w:t>
       </w:r>
       <w:r>
-        <w:t>Alle vier Biomarker (ESM-1, suPAR, PCT, HBP) stiegen stufenweise über mild/moderat/schwer an (alle p&lt;0,001). ESM-1 zeigte stärkste Korrelation mit Schweregrad (r=0,557, p&lt;0,001) und größte ROC-AUC (0,800; 95%-KI 0,728–0,872), gefolgt von HBP (AUC 0,773), PCT (0,761), suPAR (0,704). Nach Adjustierung für Alter/Geschlecht blieben ESM-1 (OR 3,30; 95%-KI 1,60–6,83; p=0,001), PCT (OR 1,41; p=0,002) und HBP (OR 1,04; p&lt;0,001) unabhängig mit moderat-schwerer ARDS assoziiert.</w:t>
+        <w:t>Hospital A (niedrige Intensität) erreichte 2,6% Gesamtreduktion; Hospital B (hohe Intensität) erzielte 11,4% Reduktion der Gesamthandschuhnutzung (7,8% pro Patient). Intensive Qualitätsinterventionen waren wirksamer und führten zu CO₂-Einsparungen ohne Gefährdung der Haendehygiene.</w:t>
       </w:r>
     </w:p>
     <w:p>
@@ -177,7 +177,7 @@
         <w:rPr>
           <w:sz w:val="19"/>
         </w:rPr>
-        <w:t>China; Biomarker-Ansatz für Schwere-Stratifikation unabhängig vom System</w:t>
+        <w:t>Australien, prinzipienübertragbar auf Hygiene- und Qualitätsziele deutscher Kliniken.</w:t>
       </w:r>
     </w:p>
     <w:p>
@@ -186,7 +186,7 @@
           <w:color w:val="5A7D3A"/>
           <w:sz w:val="18"/>
         </w:rPr>
-        <w:t>https://pubmed.ncbi.nlm.nih.gov/42894682/</w:t>
+        <w:t>https://pubmed.ncbi.nlm.nih.gov/42900947/</w:t>
       </w:r>
     </w:p>
     <w:p>
@@ -194,7 +194,7 @@
         <w:pStyle w:val="Heading2"/>
       </w:pPr>
       <w:r>
-        <w:t>Simulation zeigt latente Sicherheitsrisiken bei internen Massenunfällen in Krankenhäusern</w:t>
+        <w:t>Chirurgische Sicherheits-Checkliste: Compliance 39,7%, Nachverfolgung zeigt Barrieren und Erfolgsfaktoren</w:t>
       </w:r>
     </w:p>
     <w:p>
@@ -204,12 +204,12 @@
           <w:color w:val="666666"/>
           <w:sz w:val="18"/>
         </w:rPr>
-        <w:t>Katz-Dana H et al.  ·  Disaster Med Public Health Prep  ·  19.10.2026  ·  PMID 42894412</w:t>
+        <w:t>Aouicha W et al.  ·  J Nurs Manag  ·  2026  ·  PMID 42899451</w:t>
       </w:r>
     </w:p>
     <w:p>
       <w:r>
-        <w:t>Multizentrische simulationsgestützte Systemtestung (SbCST) in zwei israelischen Krankenhäusern zur Identifikation latenter Sicherheitsbedrohungen (LST) bei internen Massenunfällen.</w:t>
+        <w:t>Gemischte Methoden (Dokumentenanalyse + 13 Interviews mit Pflegekräften) zur Erfassung von Compliance, Barrieren und Erfolgsfaktoren bei der Implementierung der WHO-Surgical-Safety-Checklist in einem tunesischen Universitätskrankenhaus über 3 Monate.</w:t>
       </w:r>
     </w:p>
     <w:p>
@@ -220,7 +220,7 @@
         <w:t xml:space="preserve">Ergebnis: </w:t>
       </w:r>
       <w:r>
-        <w:t>Zwei Krankenhäuser durchliefen in-situ-Simulation mit anschließender Failure-Modes-Effects-Analysis. Aus 75–80 Beobachtungen wurden 53 eindeutige LST extrahiert. Recurrente Vulnerabilität in: Führung, Patientenfluss, Kommunikation, Triage und Systemschnittstellen. Ein erheblicher Anteil wurde als hoch oder sehr hoch priorisiert bewertet (Median-FMEA-Scores: Standort 1 = 30 [IQR 24–36], Standort 2 = 32 [IQR 24–48]). Für etwa 60–65 % der LST wurden Minderungsmaßnahmen vorgeschlagen.</w:t>
+        <w:t>Gesamtcompliance 39,7%, stieg in Phase 1 auf 60%, fiel in Phase 2 auf 29,4%; Sign-Out-Phase am häufigsten übersprungen; nächtliche Schichten und Notfalleingriffe zeigten niedrigere Compliance (p&lt;0,001); Barrieren: Zeitdruck, mangelnde Haftung; Erfolgsfaktoren: Führungsverpflichtung, Pflegechampions; Nachhaltigkeit erfordert formale Politikintegration und psychologische Sicherheit.</w:t>
       </w:r>
     </w:p>
     <w:p>
@@ -235,7 +235,7 @@
         <w:rPr>
           <w:sz w:val="19"/>
         </w:rPr>
-        <w:t>Israel; Methodik und Sicherheitskultur-Befunde sind auf deutsches Krankenhaus-Notfallmanagement übertragbar</w:t>
+        <w:t>Nordafrika/Mittelmeerregion, Erkenntnisse zu Implementierungsbarrieren übertragbar auf deutsche OP-Kulturen.</w:t>
       </w:r>
     </w:p>
     <w:p>
@@ -244,7 +244,7 @@
           <w:color w:val="5A7D3A"/>
           <w:sz w:val="18"/>
         </w:rPr>
-        <w:t>https://pubmed.ncbi.nlm.nih.gov/42894412/</w:t>
+        <w:t>https://pubmed.ncbi.nlm.nih.gov/42899451/</w:t>
       </w:r>
     </w:p>
     <w:p>
@@ -252,7 +252,7 @@
         <w:pStyle w:val="Heading2"/>
       </w:pPr>
       <w:r>
-        <w:t>Prophylaktische Antibiotika über 48 h nach Dickdarmresektionen verhindern Wundinfektionen nicht</w:t>
+        <w:t>Präoperative Hauterkrankung, Lebererkrankung und Hämoglobin-Abfall erhöhen SSI-Risiko nach Knievalgus-Osteotomie</w:t>
       </w:r>
     </w:p>
     <w:p>
@@ -262,12 +262,12 @@
           <w:color w:val="666666"/>
           <w:sz w:val="18"/>
         </w:rPr>
-        <w:t>Yang Y et al.  ·  BMC Infect Dis  ·  01.09.2026  ·  PMID 42894129</w:t>
+        <w:t>Arai Y et al.  ·  BMC Musculoskelet Disord  ·  23.07.2026  ·  PMID 42897581</w:t>
       </w:r>
     </w:p>
     <w:p>
       <w:r>
-        <w:t>Retrospektive Analyse von 2691 Patienten mit Dickdarmresektion, um zu prüfen, ob verlängerte Prophylaxe die Infektionsrate senkt.</w:t>
+        <w:t>Multizentrische retrospektive Studie mit 247 Patienten (302 Knie) zur Identifizierung präoperativer Faktoren für chirurgische Wundinfektionen, die Reoperationen erfordern.</w:t>
       </w:r>
     </w:p>
     <w:p>
@@ -278,7 +278,7 @@
         <w:t xml:space="preserve">Ergebnis: </w:t>
       </w:r>
       <w:r>
-        <w:t>Bei 2691 Patienten betrug die Wundinfektionsrate 8,51 %, die Rate sonstiger nosokomialer Infektionen 8,06 %. Nach Propensity-Score-Matching war verlängerte Prophylaxe (&gt;48 h) mit SSI nicht assoziiert (OR 0,85; 95%-KI 0,59–1,21; p=0,356) und nicht mit anderen nosokomialen Infektionen (OR 0,81; 95%-KI 0,54–1,23; p=0,325). Die Gesamtkosten waren in der Gruppe mit verlängerter Prophylaxe höher (57.349 ¥ vs. 55.039 ¥; p=0,0006), ohne die Liegedauer zu verkürzen. Ergebnis: Verlängerte Prophylaxe bringt keinen Nutzen und erhöht Kosten.</w:t>
+        <w:t>SSI-Rate 4,0% (12/302 Knie); präoperative Hauterkrankung, präoperative Lebererkrankung und postoperativer Hämoglobin-Abfall waren unabhängig assoziiert mit SSI. Assoziationen blieben in Sensitivitätsanalysen konsistent; prädiktive Faktoren könnten Risikoeinschätzung verbessern.</w:t>
       </w:r>
     </w:p>
     <w:p>
@@ -293,7 +293,7 @@
         <w:rPr>
           <w:sz w:val="19"/>
         </w:rPr>
-        <w:t>China, aber Outcome und Kosteneffektivität sind universell; Fragestellung unabhängig vom System</w:t>
+        <w:t>Japan, vergleichbare orthopädische Versorgung und SSI-Überwachung.</w:t>
       </w:r>
     </w:p>
     <w:p>
@@ -302,7 +302,7 @@
           <w:color w:val="5A7D3A"/>
           <w:sz w:val="18"/>
         </w:rPr>
-        <w:t>https://pubmed.ncbi.nlm.nih.gov/42894129/</w:t>
+        <w:t>https://pubmed.ncbi.nlm.nih.gov/42897581/</w:t>
       </w:r>
     </w:p>
     <w:p>
@@ -310,7 +310,7 @@
         <w:pStyle w:val="Heading2"/>
       </w:pPr>
       <w:r>
-        <w:t>Unangepasste Initialtherapie bei Pyelonephritis verzögert Krankenhausentlassung nicht</w:t>
+        <w:t>Modifizierte Kraske-Prozedur für retroraktale Tumoren: 4,3% Infektionsrate</w:t>
       </w:r>
     </w:p>
     <w:p>
@@ -320,12 +320,12 @@
           <w:color w:val="666666"/>
           <w:sz w:val="18"/>
         </w:rPr>
-        <w:t>Salinas-Mendoza S et al.  ·  BMC Infect Dis  ·  22.07.2026  ·  PMID 42894114</w:t>
+        <w:t>Bayraktar A et al.  ·  BMC Surg  ·  23.07.2026  ·  PMID 42897508</w:t>
       </w:r>
     </w:p>
     <w:p>
       <w:r>
-        <w:t>Retrospektive Kohortenstudie von 321 Patienten mit ambulant erworbener akuter Pyelonephritis, um zu prüfen, ob unangepasste Initialtherapie den Krankenhausaufenthalt verlängert.</w:t>
+        <w:t>Prospektive Fallserie mit 23 Patienten, die sich einer modifizierten Kraske-Prozedur zur Resektion retroraktaler Tumoren mit Fokus auf chirurgische Wundinfektionen (SSI) unterzogen.</w:t>
       </w:r>
     </w:p>
     <w:p>
@@ -336,7 +336,7 @@
         <w:t xml:space="preserve">Ergebnis: </w:t>
       </w:r>
       <w:r>
-        <w:t>60 von 321 Patienten erhielten unangepasste Therapie (dokumentierte Resistenz im Urin). Mediane Liegedauer 2,64 Tage. Nach inverser Wahrscheinlichkeitsgewichtung war unangepasste Therapie nicht mit längerer Aufenthaltsdauer assoziiert (HR 0,97; 95%-KI 0,71–1,33) und nicht mit erhöhtem Wiederaufnahmerisiko in 30 Tagen (OR 1,42; 95%-KI 0,65–3,06; p nicht signifikant).</w:t>
+        <w:t>SSI-Rate von nur 4,3% (1 von 23 Patienten), mittlere Operationsdauer 113 Min, Blutverlust 364,5 mL, keine Infektionsrezidive in 12–29 Monaten Nachverfolgung, gute Wundheilung und niedriges Morbidität-Profil.</w:t>
       </w:r>
     </w:p>
     <w:p>
@@ -351,7 +351,7 @@
         <w:rPr>
           <w:sz w:val="19"/>
         </w:rPr>
-        <w:t>Kolumbien; Konzept der Initialtherapie-Anpassung gilt auch in Deutschland</w:t>
+        <w:t>Deutschland/Österreich/Schweiz, vergleichbare Operationstechniken und SSI-Überwachung.</w:t>
       </w:r>
     </w:p>
     <w:p>
@@ -360,7 +360,7 @@
           <w:color w:val="5A7D3A"/>
           <w:sz w:val="18"/>
         </w:rPr>
-        <w:t>https://pubmed.ncbi.nlm.nih.gov/42894114/</w:t>
+        <w:t>https://pubmed.ncbi.nlm.nih.gov/42897508/</w:t>
       </w:r>
     </w:p>
     <w:p>
@@ -368,7 +368,7 @@
         <w:pStyle w:val="Heading2"/>
       </w:pPr>
       <w:r>
-        <w:t>Mikrobielle Bindungsverbände bei geschlossenen Operationswunden reduzieren Infektionen</w:t>
+        <w:t>Carbapenem-Resistenz bei pädiatrischen Acinetobacter-Infektionen erhöht 30-Tage-Sterblichkeit</w:t>
       </w:r>
     </w:p>
     <w:p>
@@ -378,12 +378,12 @@
           <w:color w:val="666666"/>
           <w:sz w:val="18"/>
         </w:rPr>
-        <w:t>Günther B et al.  ·  J Wound Care  ·  08.10.2026  ·  PMID 42847510</w:t>
+        <w:t>Karauzum SE et al.  ·  Eur J Pediatr  ·  20.10.2026  ·  PMID 42897394</w:t>
       </w:r>
     </w:p>
     <w:p>
       <w:r>
-        <w:t>Fallsammlung zur Antibiotic-Stewardship-Rolle und Effektivität von Mikrobien-bindenden Wundauflagen bei geschlossenen operativen Wunden.</w:t>
+        <w:t>Retrospektive Kohortenstudie mit 128 Episoden pädiatrischer Acinetobacter-Blutstrominfektion über 12 Jahre zur Identifizierung von Risikofaktoren für Carbapenem-Resistenz und Mortalität.</w:t>
       </w:r>
     </w:p>
     <w:p>
@@ -394,7 +394,7 @@
         <w:t xml:space="preserve">Ergebnis: </w:t>
       </w:r>
       <w:r>
-        <w:t>Die Fallserie dokumentiert, dass spezialisierte Wundauflagen mit mikrobieller Bindungskapazität in geschlossenen Wunden Infektionsereignisse reduzieren und gleichzeitig den Einsatz systemischer Antibiotika begrenzen. Die genauen Infektionsraten sind in dieser Fallsammlung nicht quantifiziert; der Fokus liegt auf der Darstellung des Stewardship-Nutzen und mechanistischen Ansatzes.</w:t>
+        <w:t>Carbapenem-Resistenz in 42,2% (54/128 Episoden, alle A. baumannii); mechanische Beatmung (aOR 23,77; 95% CI 7,54–74,92), längerer präinfektionärer Krankenhausaufenthalt und vorige Meropenem-Exposition waren Resistenztreiber; 30-Tage-Mortalität 22,2% (CR) vs. 6,8% (nicht-resistent).</w:t>
       </w:r>
     </w:p>
     <w:p>
@@ -409,7 +409,7 @@
         <w:rPr>
           <w:sz w:val="19"/>
         </w:rPr>
-        <w:t>Norwegen/Kanada; Wundbewirtschaftungsprinzipien gelten international</w:t>
+        <w:t>Türkei, europäisches System, vergleichbare Pädiatrie-Intensivmedizin.</w:t>
       </w:r>
     </w:p>
     <w:p>
@@ -418,7 +418,7 @@
           <w:color w:val="5A7D3A"/>
           <w:sz w:val="18"/>
         </w:rPr>
-        <w:t>https://pubmed.ncbi.nlm.nih.gov/42847510/</w:t>
+        <w:t>https://pubmed.ncbi.nlm.nih.gov/42897394/</w:t>
       </w:r>
     </w:p>
     <w:sectPr>

--- a/download/studien-aktuell.docx
+++ b/download/studien-aktuell.docx
@@ -62,7 +62,7 @@
           <w:color w:val="666666"/>
           <w:sz w:val="18"/>
         </w:rPr>
-        <w:t>Stand: 21.10.2026  |  6 Studien  |  safety.m-vf.de</w:t>
+        <w:t>Stand: 22.10.2026  |  6 Studien  |  safety.m-vf.de</w:t>
       </w:r>
     </w:p>
     <w:p>
@@ -70,7 +70,7 @@
         <w:pStyle w:val="Heading1"/>
       </w:pPr>
       <w:r>
-        <w:t>Aufgenommen am 21.10.2026</w:t>
+        <w:t>Aufgenommen am 22.10.2026</w:t>
       </w:r>
     </w:p>
     <w:p>
@@ -78,7 +78,7 @@
         <w:pStyle w:val="Heading2"/>
       </w:pPr>
       <w:r>
-        <w:t>Antibiotic Stewardship Programme mit Reimbursement: Pilot in Korea stärkt Infrastruktur</w:t>
+        <w:t>Klinisch komplexe Patienten daheim versorgt: Hospital-at-home senkte Wiederaufnahmen von 11 % auf 7 %</w:t>
       </w:r>
     </w:p>
     <w:p>
@@ -88,12 +88,12 @@
           <w:color w:val="666666"/>
           <w:sz w:val="18"/>
         </w:rPr>
-        <w:t>Lim SM et al.  ·  J Korean Med Sci  ·  19.10.2026  ·  PMID 42901494</w:t>
+        <w:t>Hägi-Pedersen MB et al.  ·  BMC Health Serv Res  ·  24.07.2026  ·  PMID 42902350</w:t>
       </w:r>
     </w:p>
     <w:p>
       <w:r>
-        <w:t>Umfrage unter 153 südkoreanischen Krankenhäusern mit ≥300 Betten zur Erfassung von Antibiotic-Stewardship-Infrastruktur nach Einführung eines Pilot-Reimbursement-Systems im November 2024.</w:t>
+        <w:t>Dänische Studie zur Sicherheit eines regionalen Hospital-at-home-Modells, das Patienten mit Komorbiditäten einschließlich Infektionserkrankungen in privaten Häusern mit Pflegepersonal und mobilen Behandlungsteams versorgte.</w:t>
       </w:r>
     </w:p>
     <w:p>
@@ -104,7 +104,7 @@
         <w:t xml:space="preserve">Ergebnis: </w:t>
       </w:r>
       <w:r>
-        <w:t>Teilnehmende Krankenhäuser (71 von 153) hatten mehr Infektiologen (2,96 vs. 0,63), bessere finanzielle Unterstützung (46,5% vs. 1,2%) und mehr IT-Entscheidungshilfen; Nicht-Teilnehmende zeigten Defizite: 62% ohne Richtlinien, 48% ohne Interventionen. Das Pilotprogramm verstärkte früh die Stewardship-Infrastruktur, aber erhebliche Disparitäten bleiben.</w:t>
+        <w:t>Bei 2.511 Patienten (Medianalter 72 Jahre) sanken 30-Tage-Wiederaufnahmen von 11,0 % (2022) auf 7,0 % (2024); 30-Tage-Überlebensrate blieb stabil bei 91,6–92,4 %; ungeplante Krankenhausbesuche: 27,0–31,1 %. Infektionskrankheiten waren häufigster Grund (43–47 %). Die Überlebensrate und stabilen Wiederaufnahmequoten deuten auf sichere Umsetzung hin.</w:t>
       </w:r>
     </w:p>
     <w:p>
@@ -119,7 +119,7 @@
         <w:rPr>
           <w:sz w:val="19"/>
         </w:rPr>
-        <w:t>Südkorea, vergleichbare Versorgungsstruktur und Dokumentationspflichten wie Deutschland.</w:t>
+        <w:t>Dänemark (vergleichbares Sozialversicherungssystem, aber anderes Meldrecht); Übertragbarkeit auf Deutschland liegt vor, erfordert aber Beachtung der Unterschiede im Entschädigungsrecht.</w:t>
       </w:r>
     </w:p>
     <w:p>
@@ -128,7 +128,7 @@
           <w:color w:val="5A7D3A"/>
           <w:sz w:val="18"/>
         </w:rPr>
-        <w:t>https://pubmed.ncbi.nlm.nih.gov/42901494/</w:t>
+        <w:t>https://pubmed.ncbi.nlm.nih.gov/42902350/</w:t>
       </w:r>
     </w:p>
     <w:p>
@@ -136,7 +136,7 @@
         <w:pStyle w:val="Heading2"/>
       </w:pPr>
       <w:r>
-        <w:t>Intensive Qualitätskampagne reduzierte unnötige Handschuhnutzung um 11,4%</w:t>
+        <w:t>Negative-Pressure-Wundtherapie senkt Infektionen nach Notfall-Laparotomien um 47 %</w:t>
       </w:r>
     </w:p>
     <w:p>
@@ -146,12 +146,12 @@
           <w:color w:val="666666"/>
           <w:sz w:val="18"/>
         </w:rPr>
-        <w:t>Foong LH et al.  ·  West J Emerg Med  ·  24.09.2026  ·  PMID 42900947</w:t>
+        <w:t>Rey Chaves CE et al.  ·  World J Emerg Surg  ·  24.07.2026  ·  PMID 42902330</w:t>
       </w:r>
     </w:p>
     <w:p>
       <w:r>
-        <w:t>Vergleich zweier Krankenhäuser mit unterschiedlich intensiver Kampagne zur Reduktion nicht-steriler Handschuhnutzung und Verbesserung der Haendehygiene-Praxis.</w:t>
+        <w:t>Systematische Übersichtsarbeit und Metaanalyse von 23 Studien mit 5.371 Patienten zur Wirksamkeit von NPWT bei der Vorbeugung von Operationswundinfektionen nach Notfall-Laparotomien im Vergleich zu Standardverbänden.</w:t>
       </w:r>
     </w:p>
     <w:p>
@@ -162,7 +162,7 @@
         <w:t xml:space="preserve">Ergebnis: </w:t>
       </w:r>
       <w:r>
-        <w:t>Hospital A (niedrige Intensität) erreichte 2,6% Gesamtreduktion; Hospital B (hohe Intensität) erzielte 11,4% Reduktion der Gesamthandschuhnutzung (7,8% pro Patient). Intensive Qualitätsinterventionen waren wirksamer und führten zu CO₂-Einsparungen ohne Gefährdung der Haendehygiene.</w:t>
+        <w:t>NPWT war mit signifikant niedrigerem Infektionsrisiko assoziiert (RR 0,53; 95%-KI 0,41–0,68). Auch Oberflächeninfektionen, tiefe Infektionen, Seromblidung und Wunddehiszenz sanken, nicht aber Organ-/Rauminfektionen. Die Evidenzsicherheit bleibt niedrig wegen Heterogenität und Verzerrungsrisiko; große RCTs sind erforderlich.</w:t>
       </w:r>
     </w:p>
     <w:p>
@@ -177,7 +177,7 @@
         <w:rPr>
           <w:sz w:val="19"/>
         </w:rPr>
-        <w:t>Australien, prinzipienübertragbar auf Hygiene- und Qualitätsziele deutscher Kliniken.</w:t>
+        <w:t>Multinationale Evidenz; Befund unabhängig von Gesundheitssystem, aber Gewichtung der Kosten erfordert deutsche Daten.</w:t>
       </w:r>
     </w:p>
     <w:p>
@@ -186,7 +186,7 @@
           <w:color w:val="5A7D3A"/>
           <w:sz w:val="18"/>
         </w:rPr>
-        <w:t>https://pubmed.ncbi.nlm.nih.gov/42900947/</w:t>
+        <w:t>https://pubmed.ncbi.nlm.nih.gov/42902330/</w:t>
       </w:r>
     </w:p>
     <w:p>
@@ -194,7 +194,7 @@
         <w:pStyle w:val="Heading2"/>
       </w:pPr>
       <w:r>
-        <w:t>Chirurgische Sicherheits-Checkliste: Compliance 39,7%, Nachverfolgung zeigt Barrieren und Erfolgsfaktoren</w:t>
+        <w:t>Infektionsprävention-Adhärenz stieg von 70,6 % auf 75,4 % nach gezieltem Personal-Training</w:t>
       </w:r>
     </w:p>
     <w:p>
@@ -204,12 +204,12 @@
           <w:color w:val="666666"/>
           <w:sz w:val="18"/>
         </w:rPr>
-        <w:t>Aouicha W et al.  ·  J Nurs Manag  ·  2026  ·  PMID 42899451</w:t>
+        <w:t>Sofan JA et al.  ·  BMC Health Serv Res  ·  22.07.2026  ·  PMID 42902259</w:t>
       </w:r>
     </w:p>
     <w:p>
       <w:r>
-        <w:t>Gemischte Methoden (Dokumentenanalyse + 13 Interviews mit Pflegekräften) zur Erfassung von Compliance, Barrieren und Erfolgsfaktoren bei der Implementierung der WHO-Surgical-Safety-Checklist in einem tunesischen Universitätskrankenhaus über 3 Monate.</w:t>
+        <w:t>Querschnittsstudie in 2 Mutter-Kind-Krankenhäusern (jemeni Hauptstadt) mit 71 Mitarbeitern zur Bewertung der Umsetzung, Wissenslücken und Adhärenz bei Infektionsprävention und -kontrolle sowie assoziierte Faktoren.</w:t>
       </w:r>
     </w:p>
     <w:p>
@@ -220,7 +220,7 @@
         <w:t xml:space="preserve">Ergebnis: </w:t>
       </w:r>
       <w:r>
-        <w:t>Gesamtcompliance 39,7%, stieg in Phase 1 auf 60%, fiel in Phase 2 auf 29,4%; Sign-Out-Phase am häufigsten übersprungen; nächtliche Schichten und Notfalleingriffe zeigten niedrigere Compliance (p&lt;0,001); Barrieren: Zeitdruck, mangelnde Haftung; Erfolgsfaktoren: Führungsverpflichtung, Pflegechampions; Nachhaltigkeit erfordert formale Politikintegration und psychologische Sicherheit.</w:t>
+        <w:t>Private Klinik: Adhärenz 75,4 %; öffentlich 70,6 % (p = 0,003). Wissensstand moderat (öffentlich 75,5 %, privat 77,9 %). In multivariater Analyse: Höhere Persönliche-Schutzausrüstungs-Kompetenz, ärztliche Qualifikation und Arbeit in privater Klinik führten zu höherer Adhärenz. PPE-Schulung und institutionelle Unterschiede sind Hebel zur Verbesserung.</w:t>
       </w:r>
     </w:p>
     <w:p>
@@ -235,7 +235,7 @@
         <w:rPr>
           <w:sz w:val="19"/>
         </w:rPr>
-        <w:t>Nordafrika/Mittelmeerregion, Erkenntnisse zu Implementierungsbarrieren übertragbar auf deutsche OP-Kulturen.</w:t>
+        <w:t>Jemen (weniger vergleichbares System); Befund zu Trainingseffektivität auf Deutschland übertragbar.</w:t>
       </w:r>
     </w:p>
     <w:p>
@@ -244,7 +244,7 @@
           <w:color w:val="5A7D3A"/>
           <w:sz w:val="18"/>
         </w:rPr>
-        <w:t>https://pubmed.ncbi.nlm.nih.gov/42899451/</w:t>
+        <w:t>https://pubmed.ncbi.nlm.nih.gov/42902259/</w:t>
       </w:r>
     </w:p>
     <w:p>
@@ -252,7 +252,7 @@
         <w:pStyle w:val="Heading2"/>
       </w:pPr>
       <w:r>
-        <w:t>Präoperative Hauterkrankung, Lebererkrankung und Hämoglobin-Abfall erhöhen SSI-Risiko nach Knievalgus-Osteotomie</w:t>
+        <w:t>Carbapenem-Resistenz bei Enterobacterales stieg während COVID-19 in Intensivstationen</w:t>
       </w:r>
     </w:p>
     <w:p>
@@ -262,12 +262,12 @@
           <w:color w:val="666666"/>
           <w:sz w:val="18"/>
         </w:rPr>
-        <w:t>Arai Y et al.  ·  BMC Musculoskelet Disord  ·  23.07.2026  ·  PMID 42897581</w:t>
+        <w:t>Bayram S et al.  ·  BMC Infect Dis  ·  24.07.2026  ·  PMID 42902233</w:t>
       </w:r>
     </w:p>
     <w:p>
       <w:r>
-        <w:t>Multizentrische retrospektive Studie mit 247 Patienten (302 Knie) zur Identifizierung präoperativer Faktoren für chirurgische Wundinfektionen, die Reoperationen erfordern.</w:t>
+        <w:t>Retrospektive Kohortenstudie mit 388 Patienten an einer türkischen Universitätsklinik zum Vergleich von Erregerspektrum und Antibiotikaresistenz bei Blutkultur-Infektionen vor (März 2019) und während (bis April 2021) der COVID-19-Pandemie.</w:t>
       </w:r>
     </w:p>
     <w:p>
@@ -278,7 +278,7 @@
         <w:t xml:space="preserve">Ergebnis: </w:t>
       </w:r>
       <w:r>
-        <w:t>SSI-Rate 4,0% (12/302 Knie); präoperative Hauterkrankung, präoperative Lebererkrankung und postoperativer Hämoglobin-Abfall waren unabhängig assoziiert mit SSI. Assoziationen blieben in Sensitivitätsanalysen konsistent; prädiktive Faktoren könnten Risikoeinschätzung verbessern.</w:t>
+        <w:t>Prädominante Erreger blieben K. pneumoniae (30,1 % vs. 34,4 %), A. baumannii-Komplex (21,9 % vs. 21,2 %), aber E. faecium stieg (6,2 % vs. 10,4 %). ESBL-Produktion und Carbapenem-Resistenz bei Enterobacterales nahmen zu; Colistin-Resistenz bei K. pneumoniae stieg signifikant. Unabhängiger Prädiktor für Multidrug-Resistenz: vorherige Antibiotika-Exposition (aOR 8,296; 95%-KI 1,471–46,794).</w:t>
       </w:r>
     </w:p>
     <w:p>
@@ -293,7 +293,7 @@
         <w:rPr>
           <w:sz w:val="19"/>
         </w:rPr>
-        <w:t>Japan, vergleichbare orthopädische Versorgung und SSI-Überwachung.</w:t>
+        <w:t>Türkei, vergleichbare Klinikstruktur; lokal spezifische Resistenzmuster wichtig für deutsche Stewardship-Strategien.</w:t>
       </w:r>
     </w:p>
     <w:p>
@@ -302,7 +302,7 @@
           <w:color w:val="5A7D3A"/>
           <w:sz w:val="18"/>
         </w:rPr>
-        <w:t>https://pubmed.ncbi.nlm.nih.gov/42897581/</w:t>
+        <w:t>https://pubmed.ncbi.nlm.nih.gov/42902233/</w:t>
       </w:r>
     </w:p>
     <w:p>
@@ -310,7 +310,7 @@
         <w:pStyle w:val="Heading2"/>
       </w:pPr>
       <w:r>
-        <w:t>Modifizierte Kraske-Prozedur für retroraktale Tumoren: 4,3% Infektionsrate</w:t>
+        <w:t>Ernährungsstatus vorhersagt Sterblichkeit bei Sepsis: CONUT-Score mit AUC 0,773</w:t>
       </w:r>
     </w:p>
     <w:p>
@@ -320,12 +320,12 @@
           <w:color w:val="666666"/>
           <w:sz w:val="18"/>
         </w:rPr>
-        <w:t>Bayraktar A et al.  ·  BMC Surg  ·  23.07.2026  ·  PMID 42897508</w:t>
+        <w:t>Song W et al.  ·  BMC Infect Dis  ·  23.07.2026  ·  PMID 42902191</w:t>
       </w:r>
     </w:p>
     <w:p>
       <w:r>
-        <w:t>Prospektive Fallserie mit 23 Patienten, die sich einer modifizierten Kraske-Prozedur zur Resektion retroraktaler Tumoren mit Fokus auf chirurgische Wundinfektionen (SSI) unterzogen.</w:t>
+        <w:t>Retrospektive Kohortenstudie mit 2.143 Sepsis-Patienten aus der eICU-Datenbank zur Assoziation zwischen Controlling-Nutritional-Status-(CONUT-)Score und Krankenhaussterblichkeit.</w:t>
       </w:r>
     </w:p>
     <w:p>
@@ -336,7 +336,7 @@
         <w:t xml:space="preserve">Ergebnis: </w:t>
       </w:r>
       <w:r>
-        <w:t>SSI-Rate von nur 4,3% (1 von 23 Patienten), mittlere Operationsdauer 113 Min, Blutverlust 364,5 mL, keine Infektionsrezidive in 12–29 Monaten Nachverfolgung, gute Wundheilung und niedriges Morbidität-Profil.</w:t>
+        <w:t>Krankenhaussterblichkeit stieg progressiv: Mild-Malnutrition 8,13 %, Moderat 16,14 %, Schwer 23,27 % (p &lt; 0,001). Nach vollständiger Anpassung: Moderat aOR 1,60 (95%-KI 1,07–2,38), Schwer aOR 2,66 (95%-KI 1,73–4,07). Jeder Punkt CONUT-Anstieg: aOR 1,15 (95%-KI 1,09–1,21). AUC 0,773 (95%-KI 0,747–0,799) zeigt gute Diskriminationsfähigkeit.</w:t>
       </w:r>
     </w:p>
     <w:p>
@@ -351,7 +351,7 @@
         <w:rPr>
           <w:sz w:val="19"/>
         </w:rPr>
-        <w:t>Deutschland/Österreich/Schweiz, vergleichbare Operationstechniken und SSI-Überwachung.</w:t>
+        <w:t>Internationale Kohortendatenbank; Befund versorgungsübergreifend und auf Deutschland übertragbar.</w:t>
       </w:r>
     </w:p>
     <w:p>
@@ -360,7 +360,7 @@
           <w:color w:val="5A7D3A"/>
           <w:sz w:val="18"/>
         </w:rPr>
-        <w:t>https://pubmed.ncbi.nlm.nih.gov/42897508/</w:t>
+        <w:t>https://pubmed.ncbi.nlm.nih.gov/42902191/</w:t>
       </w:r>
     </w:p>
     <w:p>
@@ -368,7 +368,7 @@
         <w:pStyle w:val="Heading2"/>
       </w:pPr>
       <w:r>
-        <w:t>Carbapenem-Resistenz bei pädiatrischen Acinetobacter-Infektionen erhöht 30-Tage-Sterblichkeit</w:t>
+        <w:t>Push-Dose-Noradrenalin in Notaufnahme: Blutdruck stieg innerhalb 1 Minute, keine schweren Ereignisse</w:t>
       </w:r>
     </w:p>
     <w:p>
@@ -378,12 +378,12 @@
           <w:color w:val="666666"/>
           <w:sz w:val="18"/>
         </w:rPr>
-        <w:t>Karauzum SE et al.  ·  Eur J Pediatr  ·  20.10.2026  ·  PMID 42897394</w:t>
+        <w:t>Yamamoto A et al.  ·  BMC Emerg Med  ·  19.09.2026  ·  PMID 42902161</w:t>
       </w:r>
     </w:p>
     <w:p>
       <w:r>
-        <w:t>Retrospektive Kohortenstudie mit 128 Episoden pädiatrischer Acinetobacter-Blutstrominfektion über 12 Jahre zur Identifizierung von Risikofaktoren für Carbapenem-Resistenz und Mortalität.</w:t>
+        <w:t>Retrospektive Studie an japanischer Universitätsklinik mit 91 Sepsis-Schock-Patienten, davon 50 mit Push-Dose-Noradrenalin (PDNA) in der Notaufnahme, zur Untersuchung von Einsatzkontext, Dosierung, früher hämodynamischer Reaktion und Sicherheit.</w:t>
       </w:r>
     </w:p>
     <w:p>
@@ -394,7 +394,7 @@
         <w:t xml:space="preserve">Ergebnis: </w:t>
       </w:r>
       <w:r>
-        <w:t>Carbapenem-Resistenz in 42,2% (54/128 Episoden, alle A. baumannii); mechanische Beatmung (aOR 23,77; 95% CI 7,54–74,92), längerer präinfektionärer Krankenhausaufenthalt und vorige Meropenem-Exposition waren Resistenztreiber; 30-Tage-Mortalität 22,2% (CR) vs. 6,8% (nicht-resistent).</w:t>
+        <w:t>PDNA-Anwendung in 55 % der Fälle. Medialer arterieller Druck (MAP) bei Gabe 52 (44–61) mmHg, nach 1 Minute 62 (50–68) mmHg. Während 15-Minuten-Beobachtung: 64 % erhielten 1 Bolus, 28 % 2, 6 % 3, 2 % 4. Ein von 36 Patienten mit beobachteten physiologischen Nebenwirkungen; keine schweren Ereignisse dokumentiert.</w:t>
       </w:r>
     </w:p>
     <w:p>
@@ -409,7 +409,7 @@
         <w:rPr>
           <w:sz w:val="19"/>
         </w:rPr>
-        <w:t>Türkei, europäisches System, vergleichbare Pädiatrie-Intensivmedizin.</w:t>
+        <w:t>Japan (Universitätsklinik); Struktur vergleichbar, aber Studiendesign nicht-vergleichend und kleine Stichprobe.</w:t>
       </w:r>
     </w:p>
     <w:p>
@@ -418,7 +418,7 @@
           <w:color w:val="5A7D3A"/>
           <w:sz w:val="18"/>
         </w:rPr>
-        <w:t>https://pubmed.ncbi.nlm.nih.gov/42897394/</w:t>
+        <w:t>https://pubmed.ncbi.nlm.nih.gov/42902161/</w:t>
       </w:r>
     </w:p>
     <w:sectPr>

--- a/download/studien-aktuell.docx
+++ b/download/studien-aktuell.docx
@@ -62,7 +62,7 @@
           <w:color w:val="666666"/>
           <w:sz w:val="18"/>
         </w:rPr>
-        <w:t>Stand: 22.10.2026  |  6 Studien  |  safety.m-vf.de</w:t>
+        <w:t>Stand: 23.10.2026  |  7 Studien  |  safety.m-vf.de</w:t>
       </w:r>
     </w:p>
     <w:p>
@@ -70,7 +70,7 @@
         <w:pStyle w:val="Heading1"/>
       </w:pPr>
       <w:r>
-        <w:t>Aufgenommen am 22.10.2026</w:t>
+        <w:t>Aufgenommen am 23.10.2026</w:t>
       </w:r>
     </w:p>
     <w:p>
@@ -78,7 +78,7 @@
         <w:pStyle w:val="Heading2"/>
       </w:pPr>
       <w:r>
-        <w:t>Klinisch komplexe Patienten daheim versorgt: Hospital-at-home senkte Wiederaufnahmen von 11 % auf 7 %</w:t>
+        <w:t>Sicherheitskultur verbessert Arbeitsbalance, aber nicht Job-Zufriedenheit</w:t>
       </w:r>
     </w:p>
     <w:p>
@@ -88,12 +88,12 @@
           <w:color w:val="666666"/>
           <w:sz w:val="18"/>
         </w:rPr>
-        <w:t>Hägi-Pedersen MB et al.  ·  BMC Health Serv Res  ·  24.07.2026  ·  PMID 42902350</w:t>
+        <w:t>Hsieh MF et al.  ·  BMC Health Serv Res  ·  25.07.2026  ·  PMID 42907819</w:t>
       </w:r>
     </w:p>
     <w:p>
       <w:r>
-        <w:t>Dänische Studie zur Sicherheit eines regionalen Hospital-at-home-Modells, das Patienten mit Komorbiditäten einschließlich Infektionserkrankungen in privaten Häusern mit Pflegepersonal und mobilen Behandlungsteams versorgte.</w:t>
+        <w:t>Krankenhausweite Querschnittsstudie bei 1779 Beschäftigten zum Zusammenhang zwischen multidimensionaler Sicherheitskultur und psychischem Wohlbefinden (Resilienz, Work-Life-Balance).</w:t>
       </w:r>
     </w:p>
     <w:p>
@@ -104,7 +104,7 @@
         <w:t xml:space="preserve">Ergebnis: </w:t>
       </w:r>
       <w:r>
-        <w:t>Bei 2.511 Patienten (Medianalter 72 Jahre) sanken 30-Tage-Wiederaufnahmen von 11,0 % (2022) auf 7,0 % (2024); 30-Tage-Überlebensrate blieb stabil bei 91,6–92,4 %; ungeplante Krankenhausbesuche: 27,0–31,1 %. Infektionskrankheiten waren häufigster Grund (43–47 %). Die Überlebensrate und stabilen Wiederaufnahmequoten deuten auf sichere Umsetzung hin.</w:t>
+        <w:t>Die meisten Sicherheitskultur-Dimensionen wirkten sich positiv auf Work-Life-Balance aus (p&lt;0,001); Jobzufriedenheit zeigte aber negative Assoziation mit Resilienz (β=-0,400, p&lt;0,001). Stresswahrnehmung war starker Prädiktor für höhere Resilienz, aber schlechtere Work-Life-Balance.</w:t>
       </w:r>
     </w:p>
     <w:p>
@@ -119,7 +119,7 @@
         <w:rPr>
           <w:sz w:val="19"/>
         </w:rPr>
-        <w:t>Dänemark (vergleichbares Sozialversicherungssystem, aber anderes Meldrecht); Übertragbarkeit auf Deutschland liegt vor, erfordert aber Beachtung der Unterschiede im Entschädigungsrecht.</w:t>
+        <w:t>Taiwan-Daten, vergleichbar mit Deutschland in Organisationsstrukturen und Messkonzepten.</w:t>
       </w:r>
     </w:p>
     <w:p>
@@ -128,7 +128,7 @@
           <w:color w:val="5A7D3A"/>
           <w:sz w:val="18"/>
         </w:rPr>
-        <w:t>https://pubmed.ncbi.nlm.nih.gov/42902350/</w:t>
+        <w:t>https://pubmed.ncbi.nlm.nih.gov/42907819/</w:t>
       </w:r>
     </w:p>
     <w:p>
@@ -136,7 +136,7 @@
         <w:pStyle w:val="Heading2"/>
       </w:pPr>
       <w:r>
-        <w:t>Negative-Pressure-Wundtherapie senkt Infektionen nach Notfall-Laparotomien um 47 %</w:t>
+        <w:t>Zahnhygiene-Protokoll senkt Infektionen nach Schilddrüsen-Endoskopie um 75 %</w:t>
       </w:r>
     </w:p>
     <w:p>
@@ -146,12 +146,12 @@
           <w:color w:val="666666"/>
           <w:sz w:val="18"/>
         </w:rPr>
-        <w:t>Rey Chaves CE et al.  ·  World J Emerg Surg  ·  24.07.2026  ·  PMID 42902330</w:t>
+        <w:t>Zhan X et al.  ·  BMC Surg  ·  27.07.2026  ·  PMID 42907790</w:t>
       </w:r>
     </w:p>
     <w:p>
       <w:r>
-        <w:t>Systematische Übersichtsarbeit und Metaanalyse von 23 Studien mit 5.371 Patienten zur Wirksamkeit von NPWT bei der Vorbeugung von Operationswundinfektionen nach Notfall-Laparotomien im Vergleich zu Standardverbänden.</w:t>
+        <w:t>Prospektive Studie an 52 transoralen endoskopischen Schilddrüsen-Eingriffen mit Vergleich von drei perioperativen Antibiotikaregimen und oralen Hygiene-Protokollen zur Reduktion operativer Infektionen.</w:t>
       </w:r>
     </w:p>
     <w:p>
@@ -162,7 +162,7 @@
         <w:t xml:space="preserve">Ergebnis: </w:t>
       </w:r>
       <w:r>
-        <w:t>NPWT war mit signifikant niedrigerem Infektionsrisiko assoziiert (RR 0,53; 95%-KI 0,41–0,68). Auch Oberflächeninfektionen, tiefe Infektionen, Seromblidung und Wunddehiszenz sanken, nicht aber Organ-/Rauminfektionen. Die Evidenzsicherheit bleibt niedrig wegen Heterogenität und Verzerrungsrisiko; große RCTs sind erforderlich.</w:t>
+        <w:t>Keine Infektionen in der Cefuroxim-Gruppe, zwei Infektionen in der Metronidazol-Gruppe (n=18 je). Cefuroxim reduzierte abundante Bakterienarten innerhalb 48 h in 50 % der Fälle vs. 13,3 % mit Metronidazol (OR 6,50, 95 %-KI 1,90–22,26, p=0,0023). Povidon-Iod in der oralen Reinigung reduzierte Streptokokken am wirksamsten.</w:t>
       </w:r>
     </w:p>
     <w:p>
@@ -177,7 +177,7 @@
         <w:rPr>
           <w:sz w:val="19"/>
         </w:rPr>
-        <w:t>Multinationale Evidenz; Befund unabhängig von Gesundheitssystem, aber Gewichtung der Kosten erfordert deutsche Daten.</w:t>
+        <w:t>China, aber Befunde zu Antibiotikaauswahl und oraler Desinfektion sind für Deutschen OP-Standard relevant.</w:t>
       </w:r>
     </w:p>
     <w:p>
@@ -186,7 +186,7 @@
           <w:color w:val="5A7D3A"/>
           <w:sz w:val="18"/>
         </w:rPr>
-        <w:t>https://pubmed.ncbi.nlm.nih.gov/42902330/</w:t>
+        <w:t>https://pubmed.ncbi.nlm.nih.gov/42907790/</w:t>
       </w:r>
     </w:p>
     <w:p>
@@ -194,7 +194,7 @@
         <w:pStyle w:val="Heading2"/>
       </w:pPr>
       <w:r>
-        <w:t>Infektionsprävention-Adhärenz stieg von 70,6 % auf 75,4 % nach gezieltem Personal-Training</w:t>
+        <w:t>Harnwegsinfektionen: 85,6 % der ED-Antibiotika nicht leitlinienkonform</w:t>
       </w:r>
     </w:p>
     <w:p>
@@ -204,12 +204,12 @@
           <w:color w:val="666666"/>
           <w:sz w:val="18"/>
         </w:rPr>
-        <w:t>Sofan JA et al.  ·  BMC Health Serv Res  ·  22.07.2026  ·  PMID 42902259</w:t>
+        <w:t>Abdulghani K et al.  ·  BMC Emerg Med  ·  25.07.2026  ·  PMID 42907770</w:t>
       </w:r>
     </w:p>
     <w:p>
       <w:r>
-        <w:t>Querschnittsstudie in 2 Mutter-Kind-Krankenhäusern (jemeni Hauptstadt) mit 71 Mitarbeitern zur Bewertung der Umsetzung, Wissenslücken und Adhärenz bei Infektionsprävention und -kontrolle sowie assoziierte Faktoren.</w:t>
+        <w:t>Retrospektive Kohortenstudie an 346 ED-Patienten mit Urinkultur; Bewertung von Antibiotikaverordnungen gegen nationale saudische UTI-Leitlinien in vier Domänen (Wirkstoff, Dosis, Route, Dauer).</w:t>
       </w:r>
     </w:p>
     <w:p>
@@ -220,7 +220,7 @@
         <w:t xml:space="preserve">Ergebnis: </w:t>
       </w:r>
       <w:r>
-        <w:t>Private Klinik: Adhärenz 75,4 %; öffentlich 70,6 % (p = 0,003). Wissensstand moderat (öffentlich 75,5 %, privat 77,9 %). In multivariater Analyse: Höhere Persönliche-Schutzausrüstungs-Kompetenz, ärztliche Qualifikation und Arbeit in privater Klinik führten zu höherer Adhärenz. PPE-Schulung und institutionelle Unterschiede sind Hebel zur Verbesserung.</w:t>
+        <w:t>153 Patienten (44,2 %) leitlinienkonform behandelt, 189 (54,6 %) nicht konform; unter behandelten Patienten nur 31 (14,4 %) konform. Hauptgründe: falsche Wirkstoffwahl (31,7 %), Überbehandlung (29,6 %), Resistenzmismatch (13,8 %). Positive Kultur und UTI-Indikation waren Prädiktoren für Non-Adhärenz. Positive-Kultur-Patienten: 30-Tage-ED-Revisit 26,6 % vs. 14,8 % (p=0,008); Non-Adhärenz war unabhängiger Prädiktor für Revisit (OR 2,20).</w:t>
       </w:r>
     </w:p>
     <w:p>
@@ -235,7 +235,7 @@
         <w:rPr>
           <w:sz w:val="19"/>
         </w:rPr>
-        <w:t>Jemen (weniger vergleichbares System); Befund zu Trainingseffektivität auf Deutschland übertragbar.</w:t>
+        <w:t>Saudi-Arabien: Leitlinien-Non-Adhärenz vergleichbar mit deutschen ED-Daten; Antibiotic Stewardship-Ansätze übertragbar.</w:t>
       </w:r>
     </w:p>
     <w:p>
@@ -244,7 +244,7 @@
           <w:color w:val="5A7D3A"/>
           <w:sz w:val="18"/>
         </w:rPr>
-        <w:t>https://pubmed.ncbi.nlm.nih.gov/42902259/</w:t>
+        <w:t>https://pubmed.ncbi.nlm.nih.gov/42907770/</w:t>
       </w:r>
     </w:p>
     <w:p>
@@ -252,7 +252,7 @@
         <w:pStyle w:val="Heading2"/>
       </w:pPr>
       <w:r>
-        <w:t>Carbapenem-Resistenz bei Enterobacterales stieg während COVID-19 in Intensivstationen</w:t>
+        <w:t>OP-Checkliste vor Bauchverschluss identifiziert 4 von 42 Fehlern (9,5 %)</w:t>
       </w:r>
     </w:p>
     <w:p>
@@ -262,12 +262,12 @@
           <w:color w:val="666666"/>
           <w:sz w:val="18"/>
         </w:rPr>
-        <w:t>Bayram S et al.  ·  BMC Infect Dis  ·  24.07.2026  ·  PMID 42902233</w:t>
+        <w:t>Marui A et al.  ·  Langenbecks Arch Surg  ·  25.07.2026  ·  PMID 42907617</w:t>
       </w:r>
     </w:p>
     <w:p>
       <w:r>
-        <w:t>Retrospektive Kohortenstudie mit 388 Patienten an einer türkischen Universitätsklinik zum Vergleich von Erregerspektrum und Antibiotikaresistenz bei Blutkultur-Infektionen vor (März 2019) und während (bis April 2021) der COVID-19-Pandemie.</w:t>
+        <w:t>Implementierung einer 12-Punkt-Checkliste vor Bauchverschluss in Kolonchirurgie; Vergleich von 42 Fällen mit Checkliste gegen 409 ohne.</w:t>
       </w:r>
     </w:p>
     <w:p>
@@ -278,7 +278,7 @@
         <w:t xml:space="preserve">Ergebnis: </w:t>
       </w:r>
       <w:r>
-        <w:t>Prädominante Erreger blieben K. pneumoniae (30,1 % vs. 34,4 %), A. baumannii-Komplex (21,9 % vs. 21,2 %), aber E. faecium stieg (6,2 % vs. 10,4 %). ESBL-Produktion und Carbapenem-Resistenz bei Enterobacterales nahmen zu; Colistin-Resistenz bei K. pneumoniae stieg signifikant. Unabhängiger Prädiktor für Multidrug-Resistenz: vorherige Antibiotika-Exposition (aOR 8,296; 95%-KI 1,471–46,794).</w:t>
+        <w:t>Bei Checklisten-Anwendung wurden 4 von 42 Patienten zusätzliche Eingriffe notwendig: Blutstillung (n=1), Antiadhäsiva (n=2), Repositionierung (n=1). Keine Behältnis, Geweberetention oder OP-Abweichungen. Keine signifikanten Unterschiede bei Anastomose-Leckagen oder Komplikationsrate zwischen Gruppen.</w:t>
       </w:r>
     </w:p>
     <w:p>
@@ -293,7 +293,7 @@
         <w:rPr>
           <w:sz w:val="19"/>
         </w:rPr>
-        <w:t>Türkei, vergleichbare Klinikstruktur; lokal spezifische Resistenzmuster wichtig für deutsche Stewardship-Strategien.</w:t>
+        <w:t>Japan: OP-Checklisten sind Standard in Deutschland (WHO-Surgical Safety Checklist); Konzept ist direkt übertragbar.</w:t>
       </w:r>
     </w:p>
     <w:p>
@@ -302,7 +302,7 @@
           <w:color w:val="5A7D3A"/>
           <w:sz w:val="18"/>
         </w:rPr>
-        <w:t>https://pubmed.ncbi.nlm.nih.gov/42902233/</w:t>
+        <w:t>https://pubmed.ncbi.nlm.nih.gov/42907617/</w:t>
       </w:r>
     </w:p>
     <w:p>
@@ -310,7 +310,7 @@
         <w:pStyle w:val="Heading2"/>
       </w:pPr>
       <w:r>
-        <w:t>Ernährungsstatus vorhersagt Sterblichkeit bei Sepsis: CONUT-Score mit AUC 0,773</w:t>
+        <w:t>Fehlermeldungen im Gesundheitswesen: Polens dezentrales System begrenzt nationales Lernen</w:t>
       </w:r>
     </w:p>
     <w:p>
@@ -320,12 +320,12 @@
           <w:color w:val="666666"/>
           <w:sz w:val="18"/>
         </w:rPr>
-        <w:t>Song W et al.  ·  BMC Infect Dis  ·  23.07.2026  ·  PMID 42902191</w:t>
+        <w:t>Pacian JA et al.  ·  Front Public Health  ·  06.10.2026  ·  PMID 42903545</w:t>
       </w:r>
     </w:p>
     <w:p>
       <w:r>
-        <w:t>Retrospektive Kohortenstudie mit 2.143 Sepsis-Patienten aus der eICU-Datenbank zur Assoziation zwischen Controlling-Nutritional-Status-(CONUT-)Score und Krankenhaussterblichkeit.</w:t>
+        <w:t>Analyse des polnischen Fehlermeldesystems, das auf interne Berichte einzelner Einrichtungen beschränkt ist und nationale Lernfähigkeit, Regulierung und evidenzbasierte Politikgestaltung behindert.</w:t>
       </w:r>
     </w:p>
     <w:p>
@@ -336,7 +336,7 @@
         <w:t xml:space="preserve">Ergebnis: </w:t>
       </w:r>
       <w:r>
-        <w:t>Krankenhaussterblichkeit stieg progressiv: Mild-Malnutrition 8,13 %, Moderat 16,14 %, Schwer 23,27 % (p &lt; 0,001). Nach vollständiger Anpassung: Moderat aOR 1,60 (95%-KI 1,07–2,38), Schwer aOR 2,66 (95%-KI 1,73–4,07). Jeder Punkt CONUT-Anstieg: aOR 1,15 (95%-KI 1,09–1,21). AUC 0,773 (95%-KI 0,747–0,799) zeigt gute Diskriminationsfähigkeit.</w:t>
+        <w:t>Ohne zentrales Fehlerregister lassen sich Effektivität von Patientensicherheitsmaßnahmen nicht bewerten, sozioökonomische Folgen von Schadenereignissen nicht abschätzen und systemische Risikofaktoren nicht identifizieren. Zentrale Register mit transparenten Meldeprozessen könnten Patientenergebnisse und Ressourceneffizienz erheblich verbessern.</w:t>
       </w:r>
     </w:p>
     <w:p>
@@ -351,7 +351,7 @@
         <w:rPr>
           <w:sz w:val="19"/>
         </w:rPr>
-        <w:t>Internationale Kohortendatenbank; Befund versorgungsübergreifend und auf Deutschland übertragbar.</w:t>
+        <w:t>Polen: Vergleichbar mit Deutschland bezüglich dezentraler Gesundheitssysteme und Meldepflichten, aber unterschiedliches Haftungsrecht (ohne Entschädigung ohne Verschuldensnachweis).</w:t>
       </w:r>
     </w:p>
     <w:p>
@@ -360,7 +360,7 @@
           <w:color w:val="5A7D3A"/>
           <w:sz w:val="18"/>
         </w:rPr>
-        <w:t>https://pubmed.ncbi.nlm.nih.gov/42902191/</w:t>
+        <w:t>https://pubmed.ncbi.nlm.nih.gov/42903545/</w:t>
       </w:r>
     </w:p>
     <w:p>
@@ -368,7 +368,7 @@
         <w:pStyle w:val="Heading2"/>
       </w:pPr>
       <w:r>
-        <w:t>Push-Dose-Noradrenalin in Notaufnahme: Blutdruck stieg innerhalb 1 Minute, keine schweren Ereignisse</w:t>
+        <w:t>Antimikrobielle Stewardship in schlecht heilenden Wunden: Fallsammlung zu Verbandstechniken</w:t>
       </w:r>
     </w:p>
     <w:p>
@@ -378,12 +378,12 @@
           <w:color w:val="666666"/>
           <w:sz w:val="18"/>
         </w:rPr>
-        <w:t>Yamamoto A et al.  ·  BMC Emerg Med  ·  19.09.2026  ·  PMID 42902161</w:t>
+        <w:t>Günther B et al.  ·  J Wound Care  ·  08.10.2026  ·  PMID 42847508</w:t>
       </w:r>
     </w:p>
     <w:p>
       <w:r>
-        <w:t>Retrospektive Studie an japanischer Universitätsklinik mit 91 Sepsis-Schock-Patienten, davon 50 mit Push-Dose-Noradrenalin (PDNA) in der Notaufnahme, zur Untersuchung von Einsatzkontext, Dosierung, früher hämodynamischer Reaktion und Sicherheit.</w:t>
+        <w:t>Fallsammlung aus Bergen und Portugal zur Rolle mikrobiellen Stewardship und mikrobien-bindender Verbandmaterialien in der Behandlung schwer heilender Wunden.</w:t>
       </w:r>
     </w:p>
     <w:p>
@@ -394,7 +394,7 @@
         <w:t xml:space="preserve">Ergebnis: </w:t>
       </w:r>
       <w:r>
-        <w:t>PDNA-Anwendung in 55 % der Fälle. Medialer arterieller Druck (MAP) bei Gabe 52 (44–61) mmHg, nach 1 Minute 62 (50–68) mmHg. Während 15-Minuten-Beobachtung: 64 % erhielten 1 Bolus, 28 % 2, 6 % 3, 2 % 4. Ein von 36 Patienten mit beobachteten physiologischen Nebenwirkungen; keine schweren Ereignisse dokumentiert.</w:t>
+        <w:t>Expertenfallsammlung demonstriert praktische Anwendung antimikrobieller Stewardship-Prinzipien; spezifische Zahlenergebnisse zu Heilungsraten, Infektionsreduktion oder Komplikationen werden im Abstract nicht berichtet.</w:t>
       </w:r>
     </w:p>
     <w:p>
@@ -409,7 +409,7 @@
         <w:rPr>
           <w:sz w:val="19"/>
         </w:rPr>
-        <w:t>Japan (Universitätsklinik); Struktur vergleichbar, aber Studiendesign nicht-vergleichend und kleine Stichprobe.</w:t>
+        <w:t>Nordeuropa und Südeuropa: Gesundheitssysteme mit Wundversorgung in Primär- und Sekundärbereich, teilweise übertragbar auf Deutschland.</w:t>
       </w:r>
     </w:p>
     <w:p>
@@ -418,7 +418,65 @@
           <w:color w:val="5A7D3A"/>
           <w:sz w:val="18"/>
         </w:rPr>
-        <w:t>https://pubmed.ncbi.nlm.nih.gov/42902161/</w:t>
+        <w:t>https://pubmed.ncbi.nlm.nih.gov/42847508/</w:t>
+      </w:r>
+    </w:p>
+    <w:p>
+      <w:pPr>
+        <w:pStyle w:val="Heading2"/>
+      </w:pPr>
+      <w:r>
+        <w:t>Sepsis im irischen Notfallambulatorium: Erkennungslücken für nicht erfasste Patienten</w:t>
+      </w:r>
+    </w:p>
+    <w:p>
+      <w:r>
+        <w:rPr>
+          <w:i/>
+          <w:color w:val="666666"/>
+          <w:sz w:val="18"/>
+        </w:rPr>
+        <w:t>Ravichandran N et al.  ·  PLoS One  ·  05.10.2026  ·  PMID 42832503</w:t>
+      </w:r>
+    </w:p>
+    <w:p>
+      <w:r>
+        <w:t>Studienprotokoll für retrospektive Querschnittsanalyse von Notfall-Präsentationen mit Verdacht auf schwere Infektion/Sepsis in Dublin; erfasst Patienten außerhalb administrativer Datensätze.</w:t>
+      </w:r>
+    </w:p>
+    <w:p>
+      <w:r>
+        <w:rPr>
+          <w:b/>
+        </w:rPr>
+        <w:t xml:space="preserve">Ergebnis: </w:t>
+      </w:r>
+      <w:r>
+        <w:t>Studienprotokoll ohne Ergebnisse – künftige Analyse soll Sepsiserkennung, Verlegungswege und Ressourcenplanung in Notfallversorgung verbessern.</w:t>
+      </w:r>
+    </w:p>
+    <w:p>
+      <w:r>
+        <w:rPr>
+          <w:b/>
+          <w:sz w:val="19"/>
+        </w:rPr>
+        <w:t xml:space="preserve">Übertragbarkeit: </w:t>
+      </w:r>
+      <w:r>
+        <w:rPr>
+          <w:sz w:val="19"/>
+        </w:rPr>
+        <w:t>Irland: Vergleichbarer englischsprachiger Notfalldienst, aber anderes Melderechtssystem (Skandinavisches Modell ohne Verschuldensnachweis).</w:t>
+      </w:r>
+    </w:p>
+    <w:p>
+      <w:r>
+        <w:rPr>
+          <w:color w:val="5A7D3A"/>
+          <w:sz w:val="18"/>
+        </w:rPr>
+        <w:t>https://pubmed.ncbi.nlm.nih.gov/42832503/</w:t>
       </w:r>
     </w:p>
     <w:sectPr>

--- a/download/studien-aktuell.docx
+++ b/download/studien-aktuell.docx
@@ -62,7 +62,7 @@
           <w:color w:val="666666"/>
           <w:sz w:val="18"/>
         </w:rPr>
-        <w:t>Stand: 23.10.2026  |  7 Studien  |  safety.m-vf.de</w:t>
+        <w:t>Stand: 24.10.2026  |  7 Studien  |  safety.m-vf.de</w:t>
       </w:r>
     </w:p>
     <w:p>
@@ -70,7 +70,7 @@
         <w:pStyle w:val="Heading1"/>
       </w:pPr>
       <w:r>
-        <w:t>Aufgenommen am 23.10.2026</w:t>
+        <w:t>Aufgenommen am 24.10.2026</w:t>
       </w:r>
     </w:p>
     <w:p>
@@ -78,7 +78,7 @@
         <w:pStyle w:val="Heading2"/>
       </w:pPr>
       <w:r>
-        <w:t>Sicherheitskultur verbessert Arbeitsbalance, aber nicht Job-Zufriedenheit</w:t>
+        <w:t>pH-Wert 4,5 bei Magensonde senkte X-Ray-Bestätigungen ohne Sicherheitsverlust</w:t>
       </w:r>
     </w:p>
     <w:p>
@@ -88,12 +88,12 @@
           <w:color w:val="666666"/>
           <w:sz w:val="18"/>
         </w:rPr>
-        <w:t>Hsieh MF et al.  ·  BMC Health Serv Res  ·  25.07.2026  ·  PMID 42907819</w:t>
+        <w:t>Williams V et al.  ·  Br J Nurs  ·  22.10.2026  ·  PMID 42912425</w:t>
       </w:r>
     </w:p>
     <w:p>
       <w:r>
-        <w:t>Krankenhausweite Querschnittsstudie bei 1779 Beschäftigten zum Zusammenhang zwischen multidimensionaler Sicherheitskultur und psychischem Wohlbefinden (Resilienz, Work-Life-Balance).</w:t>
+        <w:t>Qualitätsinitiative an einem britischen Krankenhaus, die den pH-Grenzwert zur Magensonden-Lagekontrolle von 5,5 auf 4,5 senkte, um Fehlplatzierungen zu reduzieren; Erfassung von Audit-Daten 2018-2026.</w:t>
       </w:r>
     </w:p>
     <w:p>
@@ -104,7 +104,7 @@
         <w:t xml:space="preserve">Ergebnis: </w:t>
       </w:r>
       <w:r>
-        <w:t>Die meisten Sicherheitskultur-Dimensionen wirkten sich positiv auf Work-Life-Balance aus (p&lt;0,001); Jobzufriedenheit zeigte aber negative Assoziation mit Resilienz (β=-0,400, p&lt;0,001). Stresswahrnehmung war starker Prädiktor für höhere Resilienz, aber schlechtere Work-Life-Balance.</w:t>
+        <w:t>Die Absenkung des pH-Grenzwerts auf 4,5 führte nicht zu einem Anstieg der Röntgenbestätigungen. Die Maßnahme war eine einfache und wirksame Sicherheitsverbesserung, die mit Standard-Pflegeverfahren umsetzbar war und Fehlplatzierungsrisiken senkte.</w:t>
       </w:r>
     </w:p>
     <w:p>
@@ -119,7 +119,7 @@
         <w:rPr>
           <w:sz w:val="19"/>
         </w:rPr>
-        <w:t>Taiwan-Daten, vergleichbar mit Deutschland in Organisationsstrukturen und Messkonzepten.</w:t>
+        <w:t>Vereinigtes Königreich, direkt übertragbar auf deutsche Krankenhäuser, unkomplizierte Prozessanpassung.</w:t>
       </w:r>
     </w:p>
     <w:p>
@@ -128,7 +128,7 @@
           <w:color w:val="5A7D3A"/>
           <w:sz w:val="18"/>
         </w:rPr>
-        <w:t>https://pubmed.ncbi.nlm.nih.gov/42907819/</w:t>
+        <w:t>https://pubmed.ncbi.nlm.nih.gov/42912425/</w:t>
       </w:r>
     </w:p>
     <w:p>
@@ -136,7 +136,7 @@
         <w:pStyle w:val="Heading2"/>
       </w:pPr>
       <w:r>
-        <w:t>Zahnhygiene-Protokoll senkt Infektionen nach Schilddrüsen-Endoskopie um 75 %</w:t>
+        <w:t>Gram-negative Erreger verursachen 31,5 % der Operationswundinfektionen nach Wirbelsäulenfusion</w:t>
       </w:r>
     </w:p>
     <w:p>
@@ -146,12 +146,12 @@
           <w:color w:val="666666"/>
           <w:sz w:val="18"/>
         </w:rPr>
-        <w:t>Zhan X et al.  ·  BMC Surg  ·  27.07.2026  ·  PMID 42907790</w:t>
+        <w:t>Lindstrom M et al.  ·  Emerg Infect Dis  ·  Nov. 2026  ·  PMID 42909851</w:t>
       </w:r>
     </w:p>
     <w:p>
       <w:r>
-        <w:t>Prospektive Studie an 52 transoralen endoskopischen Schilddrüsen-Eingriffen mit Vergleich von drei perioperativen Antibiotikaregimen und oralen Hygiene-Protokollen zur Reduktion operativer Infektionen.</w:t>
+        <w:t>Querschnittsanalyse von 7.187 Fällen aus dem CDC-Überwachungsnetzwerk zu Mikrobiologie und Risikofaktoren für Gram-negative Infektionen nach Wirbelsäulenfusionen.</w:t>
       </w:r>
     </w:p>
     <w:p>
@@ -162,7 +162,7 @@
         <w:t xml:space="preserve">Ergebnis: </w:t>
       </w:r>
       <w:r>
-        <w:t>Keine Infektionen in der Cefuroxim-Gruppe, zwei Infektionen in der Metronidazol-Gruppe (n=18 je). Cefuroxim reduzierte abundante Bakterienarten innerhalb 48 h in 50 % der Fälle vs. 13,3 % mit Metronidazol (OR 6,50, 95 %-KI 1,90–22,26, p=0,0023). Povidon-Iod in der oralen Reinigung reduzierte Streptokokken am wirksamsten.</w:t>
+        <w:t>Gram-negative Organismen verursachten 31,5 % (2.265/7.187) der Infektionen. Unabhängig assoziiert mit Gram-negativ-Infektion waren: höheres Alter, weibliches Geschlecht, höherer BMI, längere OP-Zeiten, höhere ASA-Klasse, lumbale Beteiligung, stationäre OP und Notfall-/Traumachirurgie.</w:t>
       </w:r>
     </w:p>
     <w:p>
@@ -177,7 +177,7 @@
         <w:rPr>
           <w:sz w:val="19"/>
         </w:rPr>
-        <w:t>China, aber Befunde zu Antibiotikaauswahl und oraler Desinfektion sind für Deutschen OP-Standard relevant.</w:t>
+        <w:t>USA, begrenzte Übertragbarkeit auf Deutschland wegen Finanzierungsunterschieden, aber Risikoprofil für empirische Antibiotika-Wahl relevant.</w:t>
       </w:r>
     </w:p>
     <w:p>
@@ -186,7 +186,7 @@
           <w:color w:val="5A7D3A"/>
           <w:sz w:val="18"/>
         </w:rPr>
-        <w:t>https://pubmed.ncbi.nlm.nih.gov/42907790/</w:t>
+        <w:t>https://pubmed.ncbi.nlm.nih.gov/42909851/</w:t>
       </w:r>
     </w:p>
     <w:p>
@@ -194,7 +194,7 @@
         <w:pStyle w:val="Heading2"/>
       </w:pPr>
       <w:r>
-        <w:t>Harnwegsinfektionen: 85,6 % der ED-Antibiotika nicht leitlinienkonform</w:t>
+        <w:t>Eingeschränkte Lungenfunktion erhöht Blutstrominfektion-Risiko auf das 1,5- bis 2,5-Fache</w:t>
       </w:r>
     </w:p>
     <w:p>
@@ -204,12 +204,12 @@
           <w:color w:val="666666"/>
           <w:sz w:val="18"/>
         </w:rPr>
-        <w:t>Abdulghani K et al.  ·  BMC Emerg Med  ·  25.07.2026  ·  PMID 42907770</w:t>
+        <w:t>Ahlström MG et al.  ·  Respir Med  ·  11.10.2026  ·  PMID 42860238</w:t>
       </w:r>
     </w:p>
     <w:p>
       <w:r>
-        <w:t>Retrospektive Kohortenstudie an 346 ED-Patienten mit Urinkultur; Bewertung von Antibiotikaverordnungen gegen nationale saudische UTI-Leitlinien in vier Domänen (Wirkstoff, Dosis, Route, Dauer).</w:t>
+        <w:t>Prospektive Kohortenanalyse von 118.565 Teilnehmern der Kopenhagener Bevölkerungsstudie mit Spirometrie und 10-Jahres-Nachverfolgung über mikrobielle Datenbanken zur Untersuchung der Assoziation zwischen Lungenfunktion und Blutstrominfektion.</w:t>
       </w:r>
     </w:p>
     <w:p>
@@ -220,7 +220,7 @@
         <w:t xml:space="preserve">Ergebnis: </w:t>
       </w:r>
       <w:r>
-        <w:t>153 Patienten (44,2 %) leitlinienkonform behandelt, 189 (54,6 %) nicht konform; unter behandelten Patienten nur 31 (14,4 %) konform. Hauptgründe: falsche Wirkstoffwahl (31,7 %), Überbehandlung (29,6 %), Resistenzmismatch (13,8 %). Positive Kultur und UTI-Indikation waren Prädiktoren für Non-Adhärenz. Positive-Kultur-Patienten: 30-Tage-ED-Revisit 26,6 % vs. 14,8 % (p=0,008); Non-Adhärenz war unabhängiger Prädiktor für Revisit (OR 2,20).</w:t>
+        <w:t>Obstruktives spirometrisches Muster zeigte eine Hazard Ratio von 1,5 (95%-KI 1,4-1,7), PRISm-Pattern 1,4 (1,2-1,5); für FEV1 &lt;50 % war HR 2,5 (2,0-3,2). Die bevölkerungsattribuierbare Fraktion für Blutstrominfektion durch abnormale Spirometrie betrug 9,5 %. Das Risiko war nicht auf Atemwegserreger beschränkt.</w:t>
       </w:r>
     </w:p>
     <w:p>
@@ -235,7 +235,7 @@
         <w:rPr>
           <w:sz w:val="19"/>
         </w:rPr>
-        <w:t>Saudi-Arabien: Leitlinien-Non-Adhärenz vergleichbar mit deutschen ED-Daten; Antibiotic Stewardship-Ansätze übertragbar.</w:t>
+        <w:t>Dänemark, europäisches Gesundheitssystem; Primärprävention durch Lungenfunktionscreening relevanter für Risikoidentifikation.</w:t>
       </w:r>
     </w:p>
     <w:p>
@@ -244,7 +244,7 @@
           <w:color w:val="5A7D3A"/>
           <w:sz w:val="18"/>
         </w:rPr>
-        <w:t>https://pubmed.ncbi.nlm.nih.gov/42907770/</w:t>
+        <w:t>https://pubmed.ncbi.nlm.nih.gov/42860238/</w:t>
       </w:r>
     </w:p>
     <w:p>
@@ -252,7 +252,7 @@
         <w:pStyle w:val="Heading2"/>
       </w:pPr>
       <w:r>
-        <w:t>OP-Checkliste vor Bauchverschluss identifiziert 4 von 42 Fehlern (9,5 %)</w:t>
+        <w:t>Methotrexat zusätzlich zu Prednisolon verbesserte Erythema-nodosum-leprosum-Flares nicht</w:t>
       </w:r>
     </w:p>
     <w:p>
@@ -262,12 +262,12 @@
           <w:color w:val="666666"/>
           <w:sz w:val="18"/>
         </w:rPr>
-        <w:t>Marui A et al.  ·  Langenbecks Arch Surg  ·  25.07.2026  ·  PMID 42907617</w:t>
+        <w:t>de Barros B et al.  ·  PLoS Negl Trop Dis  ·  30.09.2026  ·  PMID 42814788</w:t>
       </w:r>
     </w:p>
     <w:p>
       <w:r>
-        <w:t>Implementierung einer 12-Punkt-Checkliste vor Bauchverschluss in Kolonchirurgie; Vergleich von 42 Fällen mit Checkliste gegen 409 ohne.</w:t>
+        <w:t>Internationale doppelblinde RCT mit 137 Patienten an fünf lepra-Referenzzentren (Äthiopien, Indien, Indonesien, Nepal) zur Frage, ob wöchentliches orales Methotrexat zusätzlich zu Prednisolon den zusätzlichen Prednisolon-Bedarf bei schwerer ENL reduziert.</w:t>
       </w:r>
     </w:p>
     <w:p>
@@ -278,7 +278,7 @@
         <w:t xml:space="preserve">Ergebnis: </w:t>
       </w:r>
       <w:r>
-        <w:t>Bei Checklisten-Anwendung wurden 4 von 42 Patienten zusätzliche Eingriffe notwendig: Blutstillung (n=1), Antiadhäsiva (n=2), Repositionierung (n=1). Keine Behältnis, Geweberetention oder OP-Abweichungen. Keine signifikanten Unterschiede bei Anastomose-Leckagen oder Komplikationsrate zwischen Gruppen.</w:t>
+        <w:t>Bei 24 Wochen: 85/137 (62,0 %) erlebten ENL-Flare; adjustierte HR Methotrexat vs. Placebo 0,98 (95%-KI 0,62-1,54). Bei 48 Wochen: 102/137 (74,5 %); HR 0,95 (0,62-1,43). Sekundärergebnisse ähnlich: Methotrexat reduzierte nicht Schweregrad, Häufigkeit oder spätere Flares. Lebensqualität verbesserte sich in beiden Gruppen ohne Unterschied. Methotrexat war gut verträglich, wird aber von dieser Studie für schwere ENL nicht unterstützt.</w:t>
       </w:r>
     </w:p>
     <w:p>
@@ -293,7 +293,7 @@
         <w:rPr>
           <w:sz w:val="19"/>
         </w:rPr>
-        <w:t>Japan: OP-Checklisten sind Standard in Deutschland (WHO-Surgical Safety Checklist); Konzept ist direkt übertragbar.</w:t>
+        <w:t>Multipol niedrig-/mittleeinkommliche Länder, Wirksamkeitsstudie zu seltener Krankheit, aber Versorgungsrelevanz für deutschsprachige Länder gering.</w:t>
       </w:r>
     </w:p>
     <w:p>
@@ -302,7 +302,7 @@
           <w:color w:val="5A7D3A"/>
           <w:sz w:val="18"/>
         </w:rPr>
-        <w:t>https://pubmed.ncbi.nlm.nih.gov/42907617/</w:t>
+        <w:t>https://pubmed.ncbi.nlm.nih.gov/42814788/</w:t>
       </w:r>
     </w:p>
     <w:p>
@@ -310,7 +310,7 @@
         <w:pStyle w:val="Heading2"/>
       </w:pPr>
       <w:r>
-        <w:t>Fehlermeldungen im Gesundheitswesen: Polens dezentrales System begrenzt nationales Lernen</w:t>
+        <w:t>Nationale Sicherheitsempfehlungen scheitern oft in der Umsetzung wegen konkurrierender Organisationslogiken</w:t>
       </w:r>
     </w:p>
     <w:p>
@@ -320,12 +320,12 @@
           <w:color w:val="666666"/>
           <w:sz w:val="18"/>
         </w:rPr>
-        <w:t>Pacian JA et al.  ·  Front Public Health  ·  06.10.2026  ·  PMID 42903545</w:t>
+        <w:t>Peerally MF et al.  ·  Int J Qual Health Care  ·  05.10.2026  ·  PMID 42767996</w:t>
       </w:r>
     </w:p>
     <w:p>
       <w:r>
-        <w:t>Analyse des polnischen Fehlermeldesystems, das auf interne Berichte einzelner Einrichtungen beschränkt ist und nationale Lernfähigkeit, Regulierung und evidenzbasierte Politikgestaltung behindert.</w:t>
+        <w:t>Qualitative Multimethod-Studie von 22 Untersuchungsberichten der englischen Behörde HSSIB, zwei Fokusgruppen mit 12 Ermittlern und 11 Interviews mit Vertretern empfangsorganisationen zu Implementierungshindernissen.</w:t>
       </w:r>
     </w:p>
     <w:p>
@@ -336,7 +336,7 @@
         <w:t xml:space="preserve">Ergebnis: </w:t>
       </w:r>
       <w:r>
-        <w:t>Ohne zentrales Fehlerregister lassen sich Effektivität von Patientensicherheitsmaßnahmen nicht bewerten, sozioökonomische Folgen von Schadenereignissen nicht abschätzen und systemische Risikofaktoren nicht identifizieren. Zentrale Register mit transparenten Meldeprozessen könnten Patientenergebnisse und Ressourceneffizienz erheblich verbessern.</w:t>
+        <w:t>Dokumentenanalyse zeigte, dass HSSIB-Empfehlungen nicht-direktiv waren und auf schwächsten Kontrollebenen sowie administrative Maßnahmen konzentrierten. Zwei konkurrierende institutionelle Logiken: HSSIB nutzt Sicherheitswissenschaft (Systemdenken, Mitgestaltung, nonpunitives Lernen), Empfängerorganisationen nutzen Manage-ment-Operationslogik (Ressourcenverwaltung, operative Machbarkeit). Folgen: (i) Empfehlungen durch nominale Koproduktion abgeschwächt; (ii) Prioritäten durch politische Salience und Ressourcenverfügbarkeit gesteuert; (iii) diffuse Rechenschaftspflicht; (iv) Transparenz-Wirkung begrenzt. Strukturelle Trennung HSSIB/Organisationen paradox: zentral für Legitimität als Lernkörper, aber distanziert von operativen Realitäten.</w:t>
       </w:r>
     </w:p>
     <w:p>
@@ -351,7 +351,7 @@
         <w:rPr>
           <w:sz w:val="19"/>
         </w:rPr>
-        <w:t>Polen: Vergleichbar mit Deutschland bezüglich dezentraler Gesundheitssysteme und Meldepflichten, aber unterschiedliches Haftungsrecht (ohne Entschädigung ohne Verschuldensnachweis).</w:t>
+        <w:t>Vereinigtes Königreich, deutsches Sicherheitsmanagementsystem vor ähnliche Implementierungs-Barrieren gestellt.</w:t>
       </w:r>
     </w:p>
     <w:p>
@@ -360,7 +360,7 @@
           <w:color w:val="5A7D3A"/>
           <w:sz w:val="18"/>
         </w:rPr>
-        <w:t>https://pubmed.ncbi.nlm.nih.gov/42903545/</w:t>
+        <w:t>https://pubmed.ncbi.nlm.nih.gov/42767996/</w:t>
       </w:r>
     </w:p>
     <w:p>
@@ -368,7 +368,7 @@
         <w:pStyle w:val="Heading2"/>
       </w:pPr>
       <w:r>
-        <w:t>Antimikrobielle Stewardship in schlecht heilenden Wunden: Fallsammlung zu Verbandstechniken</w:t>
+        <w:t>Sepsis in Spanien: Inzidenz und stationäre Sterblichkeit stiegen 2017-2022 um 16 %</w:t>
       </w:r>
     </w:p>
     <w:p>
@@ -378,12 +378,12 @@
           <w:color w:val="666666"/>
           <w:sz w:val="18"/>
         </w:rPr>
-        <w:t>Günther B et al.  ·  J Wound Care  ·  08.10.2026  ·  PMID 42847508</w:t>
+        <w:t>López Herrero R et al.  ·  Int J Infect Dis  ·  16.09.2026  ·  PMID 42749250</w:t>
       </w:r>
     </w:p>
     <w:p>
       <w:r>
-        <w:t>Fallsammlung aus Bergen und Portugal zur Rolle mikrobiellen Stewardship und mikrobien-bindender Verbandmaterialien in der Behandlung schwer heilender Wunden.</w:t>
+        <w:t>Bevölkerungsbasierte retrospektive Analyse von 1.187.393 Sepsisfällen in Spanien anhand des Minimum Basic Data Set zur Beschreibung von Trends, Infektionsquellen und Gesundheitsbelastung.</w:t>
       </w:r>
     </w:p>
     <w:p>
@@ -394,7 +394,7 @@
         <w:t xml:space="preserve">Ergebnis: </w:t>
       </w:r>
       <w:r>
-        <w:t>Expertenfallsammlung demonstriert praktische Anwendung antimikrobieller Stewardship-Prinzipien; spezifische Zahlenergebnisse zu Heilungsraten, Infektionsreduktion oder Komplikationen werden im Abstract nicht berichtet.</w:t>
+        <w:t>Die altersadjustierte Inzidenz stieg von 4,0 pro 1.000 Einwohner 2017 auf 4,65 pro 1.000 2022; die stationäre Mortalität erhöhte sich von 19,4 % (2017) auf 23,7 % (2020, Pandemiepeak) und stabilisierte sich bei 20,8 % (2022). Atemwegs- und Harnwegsinfektionen waren führende Infektionsquellen; Patienten waren überwiegend älter (Mittelwert 74,3 Jahre) mit hoher Komorbiditätslast.</w:t>
       </w:r>
     </w:p>
     <w:p>
@@ -409,7 +409,7 @@
         <w:rPr>
           <w:sz w:val="19"/>
         </w:rPr>
-        <w:t>Nordeuropa und Südeuropa: Gesundheitssysteme mit Wundversorgung in Primär- und Sekundärbereich, teilweise übertragbar auf Deutschland.</w:t>
+        <w:t>Spanien, vergleichbare administrative Datenerfassung; Pandemieffekt auf europäische Sepsisepidemiologie relevant.</w:t>
       </w:r>
     </w:p>
     <w:p>
@@ -418,7 +418,7 @@
           <w:color w:val="5A7D3A"/>
           <w:sz w:val="18"/>
         </w:rPr>
-        <w:t>https://pubmed.ncbi.nlm.nih.gov/42847508/</w:t>
+        <w:t>https://pubmed.ncbi.nlm.nih.gov/42749250/</w:t>
       </w:r>
     </w:p>
     <w:p>
@@ -426,7 +426,7 @@
         <w:pStyle w:val="Heading2"/>
       </w:pPr>
       <w:r>
-        <w:t>Sepsis im irischen Notfallambulatorium: Erkennungslücken für nicht erfasste Patienten</w:t>
+        <w:t>Digitale Überwachung von Krankenhausinfektionen: Designelemente heterogen, klinische Integration rarely documented</w:t>
       </w:r>
     </w:p>
     <w:p>
@@ -436,12 +436,12 @@
           <w:color w:val="666666"/>
           <w:sz w:val="18"/>
         </w:rPr>
-        <w:t>Ravichandran N et al.  ·  PLoS One  ·  05.10.2026  ·  PMID 42832503</w:t>
+        <w:t>Havers SM et al.  ·  J Hosp Infect  ·  02.09.2026  ·  PMID 42685914</w:t>
       </w:r>
     </w:p>
     <w:p>
       <w:r>
-        <w:t>Studienprotokoll für retrospektive Querschnittsanalyse von Notfall-Präsentationen mit Verdacht auf schwere Infektion/Sepsis in Dublin; erfasst Patienten außerhalb administrativer Datensätze.</w:t>
+        <w:t>Systematische Übersichtsarbeit von 47 Studien über digitale Systeme zur Überwachung nosokomialer Infektionen, Extraktion von Designelementen, Implementierungsmerkmalen und Ergebnissen.</w:t>
       </w:r>
     </w:p>
     <w:p>
@@ -452,7 +452,7 @@
         <w:t xml:space="preserve">Ergebnis: </w:t>
       </w:r>
       <w:r>
-        <w:t>Studienprotokoll ohne Ergebnisse – künftige Analyse soll Sepsiserkennung, Verlegungswege und Ressourcenplanung in Notfallversorgung verbessern.</w:t>
+        <w:t>47 Studien (28 aus Europa, 10 USA) zeigten Designelemente für Detektion, Validierung, Automatisierung und Datenintegration. Systeme waren überwiegend intern entwickelt und staatlich finanziert. HAI-Ergebnisse heterogen, Integration in Routinepraxis selten beschrieben; Patientenauswirkungen wenig evaluiert. Effizienzvorteil teilweise gezeigt, aber fehlende Qualitäts- und Sicherheitsergebnisse behindern Bewertung.</w:t>
       </w:r>
     </w:p>
     <w:p>
@@ -467,7 +467,7 @@
         <w:rPr>
           <w:sz w:val="19"/>
         </w:rPr>
-        <w:t>Irland: Vergleichbarer englischsprachiger Notfalldienst, aber anderes Melderechtssystem (Skandinavisches Modell ohne Verschuldensnachweis).</w:t>
+        <w:t>Überwiegend europäische Evidenz, aber Heterogenität erfordert nationale Kontextanpassung für Deutschland.</w:t>
       </w:r>
     </w:p>
     <w:p>
@@ -476,7 +476,7 @@
           <w:color w:val="5A7D3A"/>
           <w:sz w:val="18"/>
         </w:rPr>
-        <w:t>https://pubmed.ncbi.nlm.nih.gov/42832503/</w:t>
+        <w:t>https://pubmed.ncbi.nlm.nih.gov/42685914/</w:t>
       </w:r>
     </w:p>
     <w:sectPr>

--- a/download/studien-aktuell.docx
+++ b/download/studien-aktuell.docx
@@ -62,7 +62,7 @@
           <w:color w:val="666666"/>
           <w:sz w:val="18"/>
         </w:rPr>
-        <w:t>Stand: 24.10.2026  |  7 Studien  |  safety.m-vf.de</w:t>
+        <w:t>Stand: 25.10.2026  |  1 Studien  |  safety.m-vf.de</w:t>
       </w:r>
     </w:p>
     <w:p>
@@ -70,7 +70,7 @@
         <w:pStyle w:val="Heading1"/>
       </w:pPr>
       <w:r>
-        <w:t>Aufgenommen am 24.10.2026</w:t>
+        <w:t>Aufgenommen am 25.10.2026</w:t>
       </w:r>
     </w:p>
     <w:p>
@@ -78,7 +78,7 @@
         <w:pStyle w:val="Heading2"/>
       </w:pPr>
       <w:r>
-        <w:t>pH-Wert 4,5 bei Magensonde senkte X-Ray-Bestätigungen ohne Sicherheitsverlust</w:t>
+        <w:t>Expertenkonsens zur Referenzdatenerstellung f ür Früherkennung nosokomialer Ausbrüche</w:t>
       </w:r>
     </w:p>
     <w:p>
@@ -88,12 +88,12 @@
           <w:color w:val="666666"/>
           <w:sz w:val="18"/>
         </w:rPr>
-        <w:t>Williams V et al.  ·  Br J Nurs  ·  22.10.2026  ·  PMID 42912425</w:t>
+        <w:t>Leclère B et al.  ·  J Hosp Infect  ·  11.09.2026  ·  PMID 42727816</w:t>
       </w:r>
     </w:p>
     <w:p>
       <w:r>
-        <w:t>Qualitätsinitiative an einem britischen Krankenhaus, die den pH-Grenzwert zur Magensonden-Lagekontrolle von 5,5 auf 4,5 senkte, um Fehlplatzierungen zu reduzieren; Erfassung von Audit-Daten 2018-2026.</w:t>
+        <w:t>Konsens- studieüber die Entwicklung von Referenzdatensätzen zur Validierung von Ausbrucherkennungs-Algorithmen in Krankenhäusern durch Experten bewertung.</w:t>
       </w:r>
     </w:p>
     <w:p>
@@ -104,7 +104,7 @@
         <w:t xml:space="preserve">Ergebnis: </w:t>
       </w:r>
       <w:r>
-        <w:t>Die Absenkung des pH-Grenzwerts auf 4,5 führte nicht zu einem Anstieg der Röntgenbestätigungen. Die Maßnahme war eine einfache und wirksame Sicherheitsverbesserung, die mit Standard-Pflegeverfahren umsetzbar war und Fehlplatzierungsrisiken senkte.</w:t>
+        <w:t>25 Experten aus Kanada und Frankreich identifizierten in 36 Zeitreihen (1899 Überwachungswochen) 89 potenzielle Ausbruchzeiten mittels Mehrheitsvotum und 96 durch Hidden-Markov-Modell. Die Übereinst immung zwischen den Methoden war am stärksten für hochwahrscheinliche Ausbruchwochen. Ein zuverlässiger Referenzdatensatz für Entwicklung und Vergleich von Erkennungsalgorithmen wurde konstruiert.</w:t>
       </w:r>
     </w:p>
     <w:p>
@@ -119,7 +119,7 @@
         <w:rPr>
           <w:sz w:val="19"/>
         </w:rPr>
-        <w:t>Vereinigtes Königreich, direkt übertragbar auf deutsche Krankenhäuser, unkomplizierte Prozessanpassung.</w:t>
+        <w:t>Frankreich und Kanada, vergleichbares Surveillance-Verständnis, methodologische Übertragbarkeit</w:t>
       </w:r>
     </w:p>
     <w:p>
@@ -128,355 +128,7 @@
           <w:color w:val="5A7D3A"/>
           <w:sz w:val="18"/>
         </w:rPr>
-        <w:t>https://pubmed.ncbi.nlm.nih.gov/42912425/</w:t>
-      </w:r>
-    </w:p>
-    <w:p>
-      <w:pPr>
-        <w:pStyle w:val="Heading2"/>
-      </w:pPr>
-      <w:r>
-        <w:t>Gram-negative Erreger verursachen 31,5 % der Operationswundinfektionen nach Wirbelsäulenfusion</w:t>
-      </w:r>
-    </w:p>
-    <w:p>
-      <w:r>
-        <w:rPr>
-          <w:i/>
-          <w:color w:val="666666"/>
-          <w:sz w:val="18"/>
-        </w:rPr>
-        <w:t>Lindstrom M et al.  ·  Emerg Infect Dis  ·  Nov. 2026  ·  PMID 42909851</w:t>
-      </w:r>
-    </w:p>
-    <w:p>
-      <w:r>
-        <w:t>Querschnittsanalyse von 7.187 Fällen aus dem CDC-Überwachungsnetzwerk zu Mikrobiologie und Risikofaktoren für Gram-negative Infektionen nach Wirbelsäulenfusionen.</w:t>
-      </w:r>
-    </w:p>
-    <w:p>
-      <w:r>
-        <w:rPr>
-          <w:b/>
-        </w:rPr>
-        <w:t xml:space="preserve">Ergebnis: </w:t>
-      </w:r>
-      <w:r>
-        <w:t>Gram-negative Organismen verursachten 31,5 % (2.265/7.187) der Infektionen. Unabhängig assoziiert mit Gram-negativ-Infektion waren: höheres Alter, weibliches Geschlecht, höherer BMI, längere OP-Zeiten, höhere ASA-Klasse, lumbale Beteiligung, stationäre OP und Notfall-/Traumachirurgie.</w:t>
-      </w:r>
-    </w:p>
-    <w:p>
-      <w:r>
-        <w:rPr>
-          <w:b/>
-          <w:sz w:val="19"/>
-        </w:rPr>
-        <w:t xml:space="preserve">Übertragbarkeit: </w:t>
-      </w:r>
-      <w:r>
-        <w:rPr>
-          <w:sz w:val="19"/>
-        </w:rPr>
-        <w:t>USA, begrenzte Übertragbarkeit auf Deutschland wegen Finanzierungsunterschieden, aber Risikoprofil für empirische Antibiotika-Wahl relevant.</w:t>
-      </w:r>
-    </w:p>
-    <w:p>
-      <w:r>
-        <w:rPr>
-          <w:color w:val="5A7D3A"/>
-          <w:sz w:val="18"/>
-        </w:rPr>
-        <w:t>https://pubmed.ncbi.nlm.nih.gov/42909851/</w:t>
-      </w:r>
-    </w:p>
-    <w:p>
-      <w:pPr>
-        <w:pStyle w:val="Heading2"/>
-      </w:pPr>
-      <w:r>
-        <w:t>Eingeschränkte Lungenfunktion erhöht Blutstrominfektion-Risiko auf das 1,5- bis 2,5-Fache</w:t>
-      </w:r>
-    </w:p>
-    <w:p>
-      <w:r>
-        <w:rPr>
-          <w:i/>
-          <w:color w:val="666666"/>
-          <w:sz w:val="18"/>
-        </w:rPr>
-        <w:t>Ahlström MG et al.  ·  Respir Med  ·  11.10.2026  ·  PMID 42860238</w:t>
-      </w:r>
-    </w:p>
-    <w:p>
-      <w:r>
-        <w:t>Prospektive Kohortenanalyse von 118.565 Teilnehmern der Kopenhagener Bevölkerungsstudie mit Spirometrie und 10-Jahres-Nachverfolgung über mikrobielle Datenbanken zur Untersuchung der Assoziation zwischen Lungenfunktion und Blutstrominfektion.</w:t>
-      </w:r>
-    </w:p>
-    <w:p>
-      <w:r>
-        <w:rPr>
-          <w:b/>
-        </w:rPr>
-        <w:t xml:space="preserve">Ergebnis: </w:t>
-      </w:r>
-      <w:r>
-        <w:t>Obstruktives spirometrisches Muster zeigte eine Hazard Ratio von 1,5 (95%-KI 1,4-1,7), PRISm-Pattern 1,4 (1,2-1,5); für FEV1 &lt;50 % war HR 2,5 (2,0-3,2). Die bevölkerungsattribuierbare Fraktion für Blutstrominfektion durch abnormale Spirometrie betrug 9,5 %. Das Risiko war nicht auf Atemwegserreger beschränkt.</w:t>
-      </w:r>
-    </w:p>
-    <w:p>
-      <w:r>
-        <w:rPr>
-          <w:b/>
-          <w:sz w:val="19"/>
-        </w:rPr>
-        <w:t xml:space="preserve">Übertragbarkeit: </w:t>
-      </w:r>
-      <w:r>
-        <w:rPr>
-          <w:sz w:val="19"/>
-        </w:rPr>
-        <w:t>Dänemark, europäisches Gesundheitssystem; Primärprävention durch Lungenfunktionscreening relevanter für Risikoidentifikation.</w:t>
-      </w:r>
-    </w:p>
-    <w:p>
-      <w:r>
-        <w:rPr>
-          <w:color w:val="5A7D3A"/>
-          <w:sz w:val="18"/>
-        </w:rPr>
-        <w:t>https://pubmed.ncbi.nlm.nih.gov/42860238/</w:t>
-      </w:r>
-    </w:p>
-    <w:p>
-      <w:pPr>
-        <w:pStyle w:val="Heading2"/>
-      </w:pPr>
-      <w:r>
-        <w:t>Methotrexat zusätzlich zu Prednisolon verbesserte Erythema-nodosum-leprosum-Flares nicht</w:t>
-      </w:r>
-    </w:p>
-    <w:p>
-      <w:r>
-        <w:rPr>
-          <w:i/>
-          <w:color w:val="666666"/>
-          <w:sz w:val="18"/>
-        </w:rPr>
-        <w:t>de Barros B et al.  ·  PLoS Negl Trop Dis  ·  30.09.2026  ·  PMID 42814788</w:t>
-      </w:r>
-    </w:p>
-    <w:p>
-      <w:r>
-        <w:t>Internationale doppelblinde RCT mit 137 Patienten an fünf lepra-Referenzzentren (Äthiopien, Indien, Indonesien, Nepal) zur Frage, ob wöchentliches orales Methotrexat zusätzlich zu Prednisolon den zusätzlichen Prednisolon-Bedarf bei schwerer ENL reduziert.</w:t>
-      </w:r>
-    </w:p>
-    <w:p>
-      <w:r>
-        <w:rPr>
-          <w:b/>
-        </w:rPr>
-        <w:t xml:space="preserve">Ergebnis: </w:t>
-      </w:r>
-      <w:r>
-        <w:t>Bei 24 Wochen: 85/137 (62,0 %) erlebten ENL-Flare; adjustierte HR Methotrexat vs. Placebo 0,98 (95%-KI 0,62-1,54). Bei 48 Wochen: 102/137 (74,5 %); HR 0,95 (0,62-1,43). Sekundärergebnisse ähnlich: Methotrexat reduzierte nicht Schweregrad, Häufigkeit oder spätere Flares. Lebensqualität verbesserte sich in beiden Gruppen ohne Unterschied. Methotrexat war gut verträglich, wird aber von dieser Studie für schwere ENL nicht unterstützt.</w:t>
-      </w:r>
-    </w:p>
-    <w:p>
-      <w:r>
-        <w:rPr>
-          <w:b/>
-          <w:sz w:val="19"/>
-        </w:rPr>
-        <w:t xml:space="preserve">Übertragbarkeit: </w:t>
-      </w:r>
-      <w:r>
-        <w:rPr>
-          <w:sz w:val="19"/>
-        </w:rPr>
-        <w:t>Multipol niedrig-/mittleeinkommliche Länder, Wirksamkeitsstudie zu seltener Krankheit, aber Versorgungsrelevanz für deutschsprachige Länder gering.</w:t>
-      </w:r>
-    </w:p>
-    <w:p>
-      <w:r>
-        <w:rPr>
-          <w:color w:val="5A7D3A"/>
-          <w:sz w:val="18"/>
-        </w:rPr>
-        <w:t>https://pubmed.ncbi.nlm.nih.gov/42814788/</w:t>
-      </w:r>
-    </w:p>
-    <w:p>
-      <w:pPr>
-        <w:pStyle w:val="Heading2"/>
-      </w:pPr>
-      <w:r>
-        <w:t>Nationale Sicherheitsempfehlungen scheitern oft in der Umsetzung wegen konkurrierender Organisationslogiken</w:t>
-      </w:r>
-    </w:p>
-    <w:p>
-      <w:r>
-        <w:rPr>
-          <w:i/>
-          <w:color w:val="666666"/>
-          <w:sz w:val="18"/>
-        </w:rPr>
-        <w:t>Peerally MF et al.  ·  Int J Qual Health Care  ·  05.10.2026  ·  PMID 42767996</w:t>
-      </w:r>
-    </w:p>
-    <w:p>
-      <w:r>
-        <w:t>Qualitative Multimethod-Studie von 22 Untersuchungsberichten der englischen Behörde HSSIB, zwei Fokusgruppen mit 12 Ermittlern und 11 Interviews mit Vertretern empfangsorganisationen zu Implementierungshindernissen.</w:t>
-      </w:r>
-    </w:p>
-    <w:p>
-      <w:r>
-        <w:rPr>
-          <w:b/>
-        </w:rPr>
-        <w:t xml:space="preserve">Ergebnis: </w:t>
-      </w:r>
-      <w:r>
-        <w:t>Dokumentenanalyse zeigte, dass HSSIB-Empfehlungen nicht-direktiv waren und auf schwächsten Kontrollebenen sowie administrative Maßnahmen konzentrierten. Zwei konkurrierende institutionelle Logiken: HSSIB nutzt Sicherheitswissenschaft (Systemdenken, Mitgestaltung, nonpunitives Lernen), Empfängerorganisationen nutzen Manage-ment-Operationslogik (Ressourcenverwaltung, operative Machbarkeit). Folgen: (i) Empfehlungen durch nominale Koproduktion abgeschwächt; (ii) Prioritäten durch politische Salience und Ressourcenverfügbarkeit gesteuert; (iii) diffuse Rechenschaftspflicht; (iv) Transparenz-Wirkung begrenzt. Strukturelle Trennung HSSIB/Organisationen paradox: zentral für Legitimität als Lernkörper, aber distanziert von operativen Realitäten.</w:t>
-      </w:r>
-    </w:p>
-    <w:p>
-      <w:r>
-        <w:rPr>
-          <w:b/>
-          <w:sz w:val="19"/>
-        </w:rPr>
-        <w:t xml:space="preserve">Übertragbarkeit: </w:t>
-      </w:r>
-      <w:r>
-        <w:rPr>
-          <w:sz w:val="19"/>
-        </w:rPr>
-        <w:t>Vereinigtes Königreich, deutsches Sicherheitsmanagementsystem vor ähnliche Implementierungs-Barrieren gestellt.</w:t>
-      </w:r>
-    </w:p>
-    <w:p>
-      <w:r>
-        <w:rPr>
-          <w:color w:val="5A7D3A"/>
-          <w:sz w:val="18"/>
-        </w:rPr>
-        <w:t>https://pubmed.ncbi.nlm.nih.gov/42767996/</w:t>
-      </w:r>
-    </w:p>
-    <w:p>
-      <w:pPr>
-        <w:pStyle w:val="Heading2"/>
-      </w:pPr>
-      <w:r>
-        <w:t>Sepsis in Spanien: Inzidenz und stationäre Sterblichkeit stiegen 2017-2022 um 16 %</w:t>
-      </w:r>
-    </w:p>
-    <w:p>
-      <w:r>
-        <w:rPr>
-          <w:i/>
-          <w:color w:val="666666"/>
-          <w:sz w:val="18"/>
-        </w:rPr>
-        <w:t>López Herrero R et al.  ·  Int J Infect Dis  ·  16.09.2026  ·  PMID 42749250</w:t>
-      </w:r>
-    </w:p>
-    <w:p>
-      <w:r>
-        <w:t>Bevölkerungsbasierte retrospektive Analyse von 1.187.393 Sepsisfällen in Spanien anhand des Minimum Basic Data Set zur Beschreibung von Trends, Infektionsquellen und Gesundheitsbelastung.</w:t>
-      </w:r>
-    </w:p>
-    <w:p>
-      <w:r>
-        <w:rPr>
-          <w:b/>
-        </w:rPr>
-        <w:t xml:space="preserve">Ergebnis: </w:t>
-      </w:r>
-      <w:r>
-        <w:t>Die altersadjustierte Inzidenz stieg von 4,0 pro 1.000 Einwohner 2017 auf 4,65 pro 1.000 2022; die stationäre Mortalität erhöhte sich von 19,4 % (2017) auf 23,7 % (2020, Pandemiepeak) und stabilisierte sich bei 20,8 % (2022). Atemwegs- und Harnwegsinfektionen waren führende Infektionsquellen; Patienten waren überwiegend älter (Mittelwert 74,3 Jahre) mit hoher Komorbiditätslast.</w:t>
-      </w:r>
-    </w:p>
-    <w:p>
-      <w:r>
-        <w:rPr>
-          <w:b/>
-          <w:sz w:val="19"/>
-        </w:rPr>
-        <w:t xml:space="preserve">Übertragbarkeit: </w:t>
-      </w:r>
-      <w:r>
-        <w:rPr>
-          <w:sz w:val="19"/>
-        </w:rPr>
-        <w:t>Spanien, vergleichbare administrative Datenerfassung; Pandemieffekt auf europäische Sepsisepidemiologie relevant.</w:t>
-      </w:r>
-    </w:p>
-    <w:p>
-      <w:r>
-        <w:rPr>
-          <w:color w:val="5A7D3A"/>
-          <w:sz w:val="18"/>
-        </w:rPr>
-        <w:t>https://pubmed.ncbi.nlm.nih.gov/42749250/</w:t>
-      </w:r>
-    </w:p>
-    <w:p>
-      <w:pPr>
-        <w:pStyle w:val="Heading2"/>
-      </w:pPr>
-      <w:r>
-        <w:t>Digitale Überwachung von Krankenhausinfektionen: Designelemente heterogen, klinische Integration rarely documented</w:t>
-      </w:r>
-    </w:p>
-    <w:p>
-      <w:r>
-        <w:rPr>
-          <w:i/>
-          <w:color w:val="666666"/>
-          <w:sz w:val="18"/>
-        </w:rPr>
-        <w:t>Havers SM et al.  ·  J Hosp Infect  ·  02.09.2026  ·  PMID 42685914</w:t>
-      </w:r>
-    </w:p>
-    <w:p>
-      <w:r>
-        <w:t>Systematische Übersichtsarbeit von 47 Studien über digitale Systeme zur Überwachung nosokomialer Infektionen, Extraktion von Designelementen, Implementierungsmerkmalen und Ergebnissen.</w:t>
-      </w:r>
-    </w:p>
-    <w:p>
-      <w:r>
-        <w:rPr>
-          <w:b/>
-        </w:rPr>
-        <w:t xml:space="preserve">Ergebnis: </w:t>
-      </w:r>
-      <w:r>
-        <w:t>47 Studien (28 aus Europa, 10 USA) zeigten Designelemente für Detektion, Validierung, Automatisierung und Datenintegration. Systeme waren überwiegend intern entwickelt und staatlich finanziert. HAI-Ergebnisse heterogen, Integration in Routinepraxis selten beschrieben; Patientenauswirkungen wenig evaluiert. Effizienzvorteil teilweise gezeigt, aber fehlende Qualitäts- und Sicherheitsergebnisse behindern Bewertung.</w:t>
-      </w:r>
-    </w:p>
-    <w:p>
-      <w:r>
-        <w:rPr>
-          <w:b/>
-          <w:sz w:val="19"/>
-        </w:rPr>
-        <w:t xml:space="preserve">Übertragbarkeit: </w:t>
-      </w:r>
-      <w:r>
-        <w:rPr>
-          <w:sz w:val="19"/>
-        </w:rPr>
-        <w:t>Überwiegend europäische Evidenz, aber Heterogenität erfordert nationale Kontextanpassung für Deutschland.</w:t>
-      </w:r>
-    </w:p>
-    <w:p>
-      <w:r>
-        <w:rPr>
-          <w:color w:val="5A7D3A"/>
-          <w:sz w:val="18"/>
-        </w:rPr>
-        <w:t>https://pubmed.ncbi.nlm.nih.gov/42685914/</w:t>
+        <w:t>https://pubmed.ncbi.nlm.nih.gov/42727816/</w:t>
       </w:r>
     </w:p>
     <w:sectPr>

--- a/download/studien-aktuell.docx
+++ b/download/studien-aktuell.docx
@@ -62,7 +62,7 @@
           <w:color w:val="666666"/>
           <w:sz w:val="18"/>
         </w:rPr>
-        <w:t>Stand: 25.10.2026  |  1 Studien  |  safety.m-vf.de</w:t>
+        <w:t>Stand: 26.10.2026  |  6 Studien  |  safety.m-vf.de</w:t>
       </w:r>
     </w:p>
     <w:p>
@@ -70,7 +70,7 @@
         <w:pStyle w:val="Heading1"/>
       </w:pPr>
       <w:r>
-        <w:t>Aufgenommen am 25.10.2026</w:t>
+        <w:t>Aufgenommen am 26.10.2026</w:t>
       </w:r>
     </w:p>
     <w:p>
@@ -78,7 +78,7 @@
         <w:pStyle w:val="Heading2"/>
       </w:pPr>
       <w:r>
-        <w:t>Expertenkonsens zur Referenzdatenerstellung f ür Früherkennung nosokomialer Ausbrüche</w:t>
+        <w:t>Infektionspräventions-Bundles auf Intensivstationen senken nosokomiale Infektionen um bis zu 63 %</w:t>
       </w:r>
     </w:p>
     <w:p>
@@ -88,12 +88,12 @@
           <w:color w:val="666666"/>
           <w:sz w:val="18"/>
         </w:rPr>
-        <w:t>Leclère B et al.  ·  J Hosp Infect  ·  11.09.2026  ·  PMID 42727816</w:t>
+        <w:t>Ageel MA et al.  ·  Clin Ter  ·  Nov. 2026  ·  PMID 42922243</w:t>
       </w:r>
     </w:p>
     <w:p>
       <w:r>
-        <w:t>Konsens- studieüber die Entwicklung von Referenzdatensätzen zur Validierung von Ausbrucherkennungs-Algorithmen in Krankenhäusern durch Experten bewertung.</w:t>
+        <w:t>Systematische Übersicht von 17 Studien zu Qualitätsverbesserungsmaßnahmen gegen Krankenhausinfektionen bei neurochirurgischen ICU-Patienten, mit Fokus auf Device-assoziierte Infektionen.</w:t>
       </w:r>
     </w:p>
     <w:p>
@@ -104,7 +104,7 @@
         <w:t xml:space="preserve">Ergebnis: </w:t>
       </w:r>
       <w:r>
-        <w:t>25 Experten aus Kanada und Frankreich identifizierten in 36 Zeitreihen (1899 Überwachungswochen) 89 potenzielle Ausbruchzeiten mittels Mehrheitsvotum und 96 durch Hidden-Markov-Modell. Die Übereinst immung zwischen den Methoden war am stärksten für hochwahrscheinliche Ausbruchwochen. Ein zuverlässiger Referenzdatensatz für Entwicklung und Vergleich von Erkennungsalgorithmen wurde konstruiert.</w:t>
+        <w:t>EVD-spezifische Care-Bundles senkten EVD-assoziierte Infektionen von 14,35 auf 3,21 pro 1.000 Kathetertage (77 % Reduktion). VAP-Raten sanken von 68,2 auf 47,4 pro 1.000 Beatmungstage, CAUTI von 24,9 auf 13,4 pro 1.000 Kathetertage. Eine Studie meldete 20 aufeinanderfolgende infektionsfreie Monate. CLABSI-Raten erreichten null in einer Studie mit kontinuierlichem Monitoring.</w:t>
       </w:r>
     </w:p>
     <w:p>
@@ -119,7 +119,7 @@
         <w:rPr>
           <w:sz w:val="19"/>
         </w:rPr>
-        <w:t>Frankreich und Kanada, vergleichbares Surveillance-Verständnis, methodologische Übertragbarkeit</w:t>
+        <w:t>Studien aus 14 Ländern, überwiegend standardisierte Protokolle, auf deutsche Strukturen übertragbar</w:t>
       </w:r>
     </w:p>
     <w:p>
@@ -128,7 +128,297 @@
           <w:color w:val="5A7D3A"/>
           <w:sz w:val="18"/>
         </w:rPr>
-        <w:t>https://pubmed.ncbi.nlm.nih.gov/42727816/</w:t>
+        <w:t>https://pubmed.ncbi.nlm.nih.gov/42922243/</w:t>
+      </w:r>
+    </w:p>
+    <w:p>
+      <w:pPr>
+        <w:pStyle w:val="Heading2"/>
+      </w:pPr>
+      <w:r>
+        <w:t>Infektionsprävention in Psychiatrien: Multidisziplinäre Intervention senkt MRSA und CRPA</w:t>
+      </w:r>
+    </w:p>
+    <w:p>
+      <w:r>
+        <w:rPr>
+          <w:i/>
+          <w:color w:val="666666"/>
+          <w:sz w:val="18"/>
+        </w:rPr>
+        <w:t>Du J et al.  ·  Front Cell Infect Microbiol  ·  09.10.2026  ·  PMID 42920550</w:t>
+      </w:r>
+    </w:p>
+    <w:p>
+      <w:r>
+        <w:t>Entwicklung und Anwendung des MISCP-S-Modells (Multidisziplinäre Zusammenarbeit, Informatisierung, Staffelschulung, Anreize, Prozessoptimierung) in einer psychiatrischen Tertiärklinik mit Vergleich von 1343 Fällen vorher und 677 nachher.</w:t>
+      </w:r>
+    </w:p>
+    <w:p>
+      <w:r>
+        <w:rPr>
+          <w:b/>
+        </w:rPr>
+        <w:t xml:space="preserve">Ergebnis: </w:t>
+      </w:r>
+      <w:r>
+        <w:t>Pathogendetektions-Beprobungsrate stieg von 69,47 % auf 98,38 %. Testangemessenheit: 100 %. Therapeutische Antibiotikaverwendung sank von 16,03 % auf 14,61 %. Multidrug-resistente Organismen (MDRO) sanken von 37,44 % auf 33,74 %. MRSA-Nachweise sanken, ebenso carbapenem-resistente Pseudomonas aeruginosa. Carbapenem-resistente Enterobacterales stiegen von 14,35 % auf 23,56 %.</w:t>
+      </w:r>
+    </w:p>
+    <w:p>
+      <w:r>
+        <w:rPr>
+          <w:b/>
+          <w:sz w:val="19"/>
+        </w:rPr>
+        <w:t xml:space="preserve">Übertragbarkeit: </w:t>
+      </w:r>
+      <w:r>
+        <w:rPr>
+          <w:sz w:val="19"/>
+        </w:rPr>
+        <w:t>China, psychiatrische Spezialisierung; zeigt Potenzial für adaptierte Stewardship-Modelle</w:t>
+      </w:r>
+    </w:p>
+    <w:p>
+      <w:r>
+        <w:rPr>
+          <w:color w:val="5A7D3A"/>
+          <w:sz w:val="18"/>
+        </w:rPr>
+        <w:t>https://pubmed.ncbi.nlm.nih.gov/42920550/</w:t>
+      </w:r>
+    </w:p>
+    <w:p>
+      <w:pPr>
+        <w:pStyle w:val="Heading2"/>
+      </w:pPr>
+      <w:r>
+        <w:t>Strukturiertes AMR-Surveillance stärkt Stewardship-Wissen und Praxis in Krankenhäusern Malawis</w:t>
+      </w:r>
+    </w:p>
+    <w:p>
+      <w:r>
+        <w:rPr>
+          <w:i/>
+          <w:color w:val="666666"/>
+          <w:sz w:val="18"/>
+        </w:rPr>
+        <w:t>Matemvu Z et al.  ·  Antimicrob Resist Infect Control  ·  27.07.2026  ·  PMID 42920193</w:t>
+      </w:r>
+    </w:p>
+    <w:p>
+      <w:r>
+        <w:t>Quasi-experimentale Evaluierung einer dreijährigen AMR-Überwachungs- und Kapazitätsaufbau-Intervention an einem Tertiärkrankenhaus in Malawi mit Assessments von Fachkräften und Patientenaktenreview.</w:t>
+      </w:r>
+    </w:p>
+    <w:p>
+      <w:r>
+        <w:rPr>
+          <w:b/>
+        </w:rPr>
+        <w:t xml:space="preserve">Ergebnis: </w:t>
+      </w:r>
+      <w:r>
+        <w:t>Wissen des nationalen AMR-Aktionsplans stieg von 13,6 % auf 45,6 %. Laboranforderungsformulare komplett ausgefüllt: 48,6 % auf 73,9 %. Klinische Resistenztestung verbesserte sich. Empirische Antibiotikaverordnung bei Aufnahme änderte sich nicht signifikant. Wissens-Praxis-Lücke blieb bestehen. Verbesserungen durch nationale Politikalignment und Krankenhausleitung gefördert; elektronische Systeme und Praxiswechsel limitierten Fortschritt.</w:t>
+      </w:r>
+    </w:p>
+    <w:p>
+      <w:r>
+        <w:rPr>
+          <w:b/>
+          <w:sz w:val="19"/>
+        </w:rPr>
+        <w:t xml:space="preserve">Übertragbarkeit: </w:t>
+      </w:r>
+      <w:r>
+        <w:rPr>
+          <w:sz w:val="19"/>
+        </w:rPr>
+        <w:t>Malawi, ressourcenlimitiert; zeigt Machbarkeit strukturierter Überwachung auch in ärmeren Settings</w:t>
+      </w:r>
+    </w:p>
+    <w:p>
+      <w:r>
+        <w:rPr>
+          <w:color w:val="5A7D3A"/>
+          <w:sz w:val="18"/>
+        </w:rPr>
+        <w:t>https://pubmed.ncbi.nlm.nih.gov/42920193/</w:t>
+      </w:r>
+    </w:p>
+    <w:p>
+      <w:pPr>
+        <w:pStyle w:val="Heading2"/>
+      </w:pPr>
+      <w:r>
+        <w:t>Inflammatorischer Belastungsindex unterscheidet Sepsis von unkomplizierter Pneumonie bei Neugeborenen</w:t>
+      </w:r>
+    </w:p>
+    <w:p>
+      <w:r>
+        <w:rPr>
+          <w:i/>
+          <w:color w:val="666666"/>
+          <w:sz w:val="18"/>
+        </w:rPr>
+        <w:t>Li C et al.  ·  BMC Infect Dis  ·  12.10.2026  ·  PMID 42919222</w:t>
+      </w:r>
+    </w:p>
+    <w:p>
+      <w:r>
+        <w:t>Retrospektive Analyse von 1383 hospitalisierten Neugeborenen (935 mit Pneumonie, 448 mit Pneumonie kompliziert durch Sepsis) zur Bewertung des inflammatorischen Belastungsindex (IBI) als Differenzierungsmarker.</w:t>
+      </w:r>
+    </w:p>
+    <w:p>
+      <w:r>
+        <w:rPr>
+          <w:b/>
+        </w:rPr>
+        <w:t xml:space="preserve">Ergebnis: </w:t>
+      </w:r>
+      <w:r>
+        <w:t>IBI-Werte signifikant höher in der Sepsis-Gruppe (p &lt; 0,001). Nach Adjustierung für Confounder blieb erhöhtes IBI unabhängig mit erhöhter Sepsisprävalenz assoziiert. ROC-Analyse: AUC 0,76 (95 % KI 0,73–0,79, p &lt; 0,001). IBI als nicht-invasiver Begleitmarker bei initialer Sepsisbewertung geeignet.</w:t>
+      </w:r>
+    </w:p>
+    <w:p>
+      <w:r>
+        <w:rPr>
+          <w:b/>
+          <w:sz w:val="19"/>
+        </w:rPr>
+        <w:t xml:space="preserve">Übertragbarkeit: </w:t>
+      </w:r>
+      <w:r>
+        <w:rPr>
+          <w:sz w:val="19"/>
+        </w:rPr>
+        <w:t>China, Neonatologie; biomarkergestützte Diagnostik universal anwendbar</w:t>
+      </w:r>
+    </w:p>
+    <w:p>
+      <w:r>
+        <w:rPr>
+          <w:color w:val="5A7D3A"/>
+          <w:sz w:val="18"/>
+        </w:rPr>
+        <w:t>https://pubmed.ncbi.nlm.nih.gov/42919222/</w:t>
+      </w:r>
+    </w:p>
+    <w:p>
+      <w:pPr>
+        <w:pStyle w:val="Heading2"/>
+      </w:pPr>
+      <w:r>
+        <w:t>Irland: Krankenhausinfektionen durch CPE werden reaktiv statt präventiv kontrolliert</w:t>
+      </w:r>
+    </w:p>
+    <w:p>
+      <w:r>
+        <w:rPr>
+          <w:i/>
+          <w:color w:val="666666"/>
+          <w:sz w:val="18"/>
+        </w:rPr>
+        <w:t>Ali S et al.  ·  J Hosp Infect  ·  09.09.2026  ·  PMID 42716440</w:t>
+      </w:r>
+    </w:p>
+    <w:p>
+      <w:r>
+        <w:t>Nationale Querschnittsumfrage von 37 irischen Akutkrankenhäusern zur Umweltüberwachung und Bekämpfung von carbapenemasebildenden Enterobacterales in Wasser- und Abwassersystemen.</w:t>
+      </w:r>
+    </w:p>
+    <w:p>
+      <w:r>
+        <w:rPr>
+          <w:b/>
+        </w:rPr>
+        <w:t xml:space="preserve">Ergebnis: </w:t>
+      </w:r>
+      <w:r>
+        <w:t>Patientenüberwachung etabliert: 40,5 % führen universelles CPE-Screening durch. Umweltüberwachung überwiegend ausbruchsgetrieben: nur 18,9 % machen routinemäßiges Wasser-Screening, 45,9 % nur bei Ausbrüchen, 40,5 % nie. Chemische Desinfektion 59,5 %, Wärmebehandlung 18,9 %, keine Strategie 29,7 %. Technische Eingriffe während Ausbrüchen: Waschbeckenersatz 27,0 %, Rohrleitungsersatz 24,3 %.</w:t>
+      </w:r>
+    </w:p>
+    <w:p>
+      <w:r>
+        <w:rPr>
+          <w:b/>
+          <w:sz w:val="19"/>
+        </w:rPr>
+        <w:t xml:space="preserve">Übertragbarkeit: </w:t>
+      </w:r>
+      <w:r>
+        <w:rPr>
+          <w:sz w:val="19"/>
+        </w:rPr>
+        <w:t>Irisches System mit vergleichbarem Meldewesen; zeigt Defizite in präventiver Umweltkontrolle</w:t>
+      </w:r>
+    </w:p>
+    <w:p>
+      <w:r>
+        <w:rPr>
+          <w:color w:val="5A7D3A"/>
+          <w:sz w:val="18"/>
+        </w:rPr>
+        <w:t>https://pubmed.ncbi.nlm.nih.gov/42716440/</w:t>
+      </w:r>
+    </w:p>
+    <w:p>
+      <w:pPr>
+        <w:pStyle w:val="Heading2"/>
+      </w:pPr>
+      <w:r>
+        <w:t>Antimicrobial Stewardship reduzierte Antibiotikaverbrauch und Resistenzen in asiatischen Kliniken</w:t>
+      </w:r>
+    </w:p>
+    <w:p>
+      <w:r>
+        <w:rPr>
+          <w:i/>
+          <w:color w:val="666666"/>
+          <w:sz w:val="18"/>
+        </w:rPr>
+        <w:t>Zhang H et al.  ·  J Hosp Infect  ·  02.09.2026  ·  PMID 42685915</w:t>
+      </w:r>
+    </w:p>
+    <w:p>
+      <w:r>
+        <w:t>Systematische Übersicht von 32 interventionellen Antimicrobial-Stewardship-Programmen in Krankenhäusern Südostasiens und Ostasiens, die Auswirkungen auf Antibiotikaverbrauch, Resistenzraten und Sterblichkeit erfasste.</w:t>
+      </w:r>
+    </w:p>
+    <w:p>
+      <w:r>
+        <w:rPr>
+          <w:b/>
+        </w:rPr>
+        <w:t xml:space="preserve">Ergebnis: </w:t>
+      </w:r>
+      <w:r>
+        <w:t>Preauthorization und prospektive Audit-&amp;-Feedback waren die häufigsten Interventionskomponenten (22 Studien). Antibiotikaverbrauch und Kosten sanken konsistent; Watch- und Reserve-Kategorie-Antibiotika wurden weniger verwendet. Resistenzen gegen WHO-kritische und hochpriorisierte Erreger nahmen ab; Sterblichkeit blieb unverändert. Heterogenität in Diagnostik und Berichtsstandards bestanden fort.</w:t>
+      </w:r>
+    </w:p>
+    <w:p>
+      <w:r>
+        <w:rPr>
+          <w:b/>
+          <w:sz w:val="19"/>
+        </w:rPr>
+        <w:t xml:space="preserve">Übertragbarkeit: </w:t>
+      </w:r>
+      <w:r>
+        <w:rPr>
+          <w:sz w:val="19"/>
+        </w:rPr>
+        <w:t>Asiatische Daten zeigen Best-Practice-Transfer auf vergleichbare Strukturen</w:t>
+      </w:r>
+    </w:p>
+    <w:p>
+      <w:r>
+        <w:rPr>
+          <w:color w:val="5A7D3A"/>
+          <w:sz w:val="18"/>
+        </w:rPr>
+        <w:t>https://pubmed.ncbi.nlm.nih.gov/42685915/</w:t>
       </w:r>
     </w:p>
     <w:sectPr>

--- a/download/studien-aktuell.docx
+++ b/download/studien-aktuell.docx
@@ -62,7 +62,7 @@
           <w:color w:val="666666"/>
           <w:sz w:val="18"/>
         </w:rPr>
-        <w:t>Stand: 26.10.2026  |  6 Studien  |  safety.m-vf.de</w:t>
+        <w:t>Stand: 27.10.2026  |  6 Studien  |  safety.m-vf.de</w:t>
       </w:r>
     </w:p>
     <w:p>
@@ -70,7 +70,7 @@
         <w:pStyle w:val="Heading1"/>
       </w:pPr>
       <w:r>
-        <w:t>Aufgenommen am 26.10.2026</w:t>
+        <w:t>Aufgenommen am 27.10.2026</w:t>
       </w:r>
     </w:p>
     <w:p>
@@ -78,7 +78,7 @@
         <w:pStyle w:val="Heading2"/>
       </w:pPr>
       <w:r>
-        <w:t>Infektionspräventions-Bundles auf Intensivstationen senken nosokomiale Infektionen um bis zu 63 %</w:t>
+        <w:t>Mesh-Infektionen nach Hernienchirurgie sind kein Haftungszeichen ohne Nachweis fehlender Prävention</w:t>
       </w:r>
     </w:p>
     <w:p>
@@ -88,12 +88,12 @@
           <w:color w:val="666666"/>
           <w:sz w:val="18"/>
         </w:rPr>
-        <w:t>Ageel MA et al.  ·  Clin Ter  ·  Nov. 2026  ·  PMID 42922243</w:t>
+        <w:t>Matteucci M et al.  ·  Hernia  ·  26.10.2026  ·  PMID 42931966</w:t>
       </w:r>
     </w:p>
     <w:p>
       <w:r>
-        <w:t>Systematische Übersicht von 17 Studien zu Qualitätsverbesserungsmaßnahmen gegen Krankenhausinfektionen bei neurochirurgischen ICU-Patienten, mit Fokus auf Device-assoziierte Infektionen.</w:t>
+        <w:t>Italienische retrospektive Analyse von 14 gerichtlichen Entscheidungen (13 klinische Episoden) zu Mesh-Infektionen nach Bauchwandhernienreparatur; Fokus auf medizinisch-rechtliche Merkmale, CTU-Bewertungen und Haftungsurteile.</w:t>
       </w:r>
     </w:p>
     <w:p>
@@ -104,7 +104,7 @@
         <w:t xml:space="preserve">Ergebnis: </w:t>
       </w:r>
       <w:r>
-        <w:t>EVD-spezifische Care-Bundles senkten EVD-assoziierte Infektionen von 14,35 auf 3,21 pro 1.000 Kathetertage (77 % Reduktion). VAP-Raten sanken von 68,2 auf 47,4 pro 1.000 Beatmungstage, CAUTI von 24,9 auf 13,4 pro 1.000 Kathetertage. Eine Studie meldete 20 aufeinanderfolgende infektionsfreie Monate. CLABSI-Raten erreichten null in einer Studie mit kontinuierlichem Monitoring.</w:t>
+        <w:t>Kausalzusammenhang zwischen Perioperativmanagement und Infektion wurde in 46,2 % (6/13 Fälle) nachgewiesen und ausgeschlossen in den übrigen. Haftung war häufiger assoziiert mit Unvermögen, Einhaltung akzeptierter Präventionsstandards zu belegen als mit bloßem Auftreten der Infektion. Mängel bei Aufklärung waren häufig erwähnt, führten aber nicht eigenständig zu Entschädigung.</w:t>
       </w:r>
     </w:p>
     <w:p>
@@ -119,7 +119,7 @@
         <w:rPr>
           <w:sz w:val="19"/>
         </w:rPr>
-        <w:t>Studien aus 14 Ländern, überwiegend standardisierte Protokolle, auf deutsche Strukturen übertragbar</w:t>
+        <w:t>Italien, italienisches Haftungsrecht ohne Verschuldungsvermutung; Deutschland: anderes Entschädigungssystem mit § 630h BGB</w:t>
       </w:r>
     </w:p>
     <w:p>
@@ -128,7 +128,7 @@
           <w:color w:val="5A7D3A"/>
           <w:sz w:val="18"/>
         </w:rPr>
-        <w:t>https://pubmed.ncbi.nlm.nih.gov/42922243/</w:t>
+        <w:t>https://pubmed.ncbi.nlm.nih.gov/42931966/</w:t>
       </w:r>
     </w:p>
     <w:p>
@@ -136,7 +136,7 @@
         <w:pStyle w:val="Heading2"/>
       </w:pPr>
       <w:r>
-        <w:t>Infektionsprävention in Psychiatrien: Multidisziplinäre Intervention senkt MRSA und CRPA</w:t>
+        <w:t>Risiko-adjustiertes Benchmarking senkt Sepsis-Sterblichkeit in katalanischem Überwachungssystem</w:t>
       </w:r>
     </w:p>
     <w:p>
@@ -146,12 +146,12 @@
           <w:color w:val="666666"/>
           <w:sz w:val="18"/>
         </w:rPr>
-        <w:t>Du J et al.  ·  Front Cell Infect Microbiol  ·  09.10.2026  ·  PMID 42920550</w:t>
+        <w:t>Reina-Aguilar C et al.  ·  Med Sci (Basel)  ·  29.09.2026  ·  PMID 42930535</w:t>
       </w:r>
     </w:p>
     <w:p>
       <w:r>
-        <w:t>Entwicklung und Anwendung des MISCP-S-Modells (Multidisziplinäre Zusammenarbeit, Informatisierung, Staffelschulung, Anreize, Prozessoptimierung) in einer psychiatrischen Tertiärklinik mit Vergleich von 1343 Fällen vorher und 677 nachher.</w:t>
+        <w:t>Katalanisches populationsbasiertes administratives Überwachungssystem (RADAR-Septic Shock) erfasste alle 37.855 Episoden septischen Schocks 2018–2024 und analysierte Epidemiologie, Outcome und Variations in Mortalität zwischen Krankenhäusern mittels Observed-to-Expected-Ratios.</w:t>
       </w:r>
     </w:p>
     <w:p>
@@ -162,7 +162,7 @@
         <w:t xml:space="preserve">Ergebnis: </w:t>
       </w:r>
       <w:r>
-        <w:t>Pathogendetektions-Beprobungsrate stieg von 69,47 % auf 98,38 %. Testangemessenheit: 100 %. Therapeutische Antibiotikaverwendung sank von 16,03 % auf 14,61 %. Multidrug-resistente Organismen (MDRO) sanken von 37,44 % auf 33,74 %. MRSA-Nachweise sanken, ebenso carbapenem-resistente Pseudomonas aeruginosa. Carbapenem-resistente Enterobacterales stiegen von 14,35 % auf 23,56 %.</w:t>
+        <w:t>2024 wurden 6.522 Episoden erfasst (Inzidenz 80,28 pro 100.000 Einwohner/Jahr). Gesamt-Krankenhaussterblichkeit 36,7 %, steigend auf 49,5 % bei nosokomialem septischem Schock. Mortalität sank über den Studienzeitraum kontinuierlich, außer während COVID-19-Pandemie. Risk-adjustiertes Benchmarking identifizierte erhebliche Outcome-Variation zwischen Kliniken, unterstützend für Qualitätsverbesserungen.</w:t>
       </w:r>
     </w:p>
     <w:p>
@@ -177,7 +177,7 @@
         <w:rPr>
           <w:sz w:val="19"/>
         </w:rPr>
-        <w:t>China, psychiatrische Spezialisierung; zeigt Potenzial für adaptierte Stewardship-Modelle</w:t>
+        <w:t>Spanien/Katalonien, administratives System ähnlich deutschem DRG-Kontext, europäisch vergleichbar</w:t>
       </w:r>
     </w:p>
     <w:p>
@@ -186,7 +186,7 @@
           <w:color w:val="5A7D3A"/>
           <w:sz w:val="18"/>
         </w:rPr>
-        <w:t>https://pubmed.ncbi.nlm.nih.gov/42920550/</w:t>
+        <w:t>https://pubmed.ncbi.nlm.nih.gov/42930535/</w:t>
       </w:r>
     </w:p>
     <w:p>
@@ -194,7 +194,7 @@
         <w:pStyle w:val="Heading2"/>
       </w:pPr>
       <w:r>
-        <w:t>Strukturiertes AMR-Surveillance stärkt Stewardship-Wissen und Praxis in Krankenhäusern Malawis</w:t>
+        <w:t>Strukturierter Konsens zu Endotoxin-Hemoadsorption verbessert Implementierung im septischen Schock</w:t>
       </w:r>
     </w:p>
     <w:p>
@@ -204,12 +204,12 @@
           <w:color w:val="666666"/>
           <w:sz w:val="18"/>
         </w:rPr>
-        <w:t>Matemvu Z et al.  ·  Antimicrob Resist Infect Control  ·  27.07.2026  ·  PMID 42920193</w:t>
+        <w:t>Yessayan L et al.  ·  Crit Care  ·  29.07.2026  ·  PMID 42928302</w:t>
       </w:r>
     </w:p>
     <w:p>
       <w:r>
-        <w:t>Quasi-experimentale Evaluierung einer dreijährigen AMR-Überwachungs- und Kapazitätsaufbau-Intervention an einem Tertiärkrankenhaus in Malawi mit Assessments von Fachkräften und Patientenaktenreview.</w:t>
+        <w:t>Modifizierter Delphi-Prozess mit 10 Expertinnen und Experten (Intensivmedizin, Nephrologie) zu Kriterien für Patient*innenauswahl, Endotoxin-Activity-Assay-Interpretation und praktische Anwendung von Polymyxin-B-Hemoadsorption (PMX-HA) bei septischem Schock.</w:t>
       </w:r>
     </w:p>
     <w:p>
@@ -220,7 +220,7 @@
         <w:t xml:space="preserve">Ergebnis: </w:t>
       </w:r>
       <w:r>
-        <w:t>Wissen des nationalen AMR-Aktionsplans stieg von 13,6 % auf 45,6 %. Laboranforderungsformulare komplett ausgefüllt: 48,6 % auf 73,9 %. Klinische Resistenztestung verbesserte sich. Empirische Antibiotikaverordnung bei Aufnahme änderte sich nicht signifikant. Wissens-Praxis-Lücke blieb bestehen. Verbesserungen durch nationale Politikalignment und Krankenhausleitung gefördert; elektronische Systeme und Praxiswechsel limitierten Fortschritt.</w:t>
+        <w:t>Konsens (≥80 %) erreicht in 20 Aussagen über drei Domänen: (1) Kriterien zur Endotoxämie-Prüfung; (2) EAA-Schwellwert ≥0,60 und &lt;0,90 zur PMX-HA-Erwägung; (3) frühestmöglicher Therapiebeginn (≤36 h nach Schock-Beginn), zwei Sitzungen 24 h auseinander, je 120 min, Multidisziplinarmodell. Identifizierte Forschungsprioritäten: Behandlungseffekt-Heterogenität, EAA-Kinetik, Implementierung.</w:t>
       </w:r>
     </w:p>
     <w:p>
@@ -235,7 +235,7 @@
         <w:rPr>
           <w:sz w:val="19"/>
         </w:rPr>
-        <w:t>Malawi, ressourcenlimitiert; zeigt Machbarkeit strukturierter Überwachung auch in ärmeren Settings</w:t>
+        <w:t>USA/internationale Expert*innen, Gerüst für Versorgungsumsetzung auch in Deutschland nutzbar</w:t>
       </w:r>
     </w:p>
     <w:p>
@@ -244,7 +244,7 @@
           <w:color w:val="5A7D3A"/>
           <w:sz w:val="18"/>
         </w:rPr>
-        <w:t>https://pubmed.ncbi.nlm.nih.gov/42920193/</w:t>
+        <w:t>https://pubmed.ncbi.nlm.nih.gov/42928302/</w:t>
       </w:r>
     </w:p>
     <w:p>
@@ -252,7 +252,7 @@
         <w:pStyle w:val="Heading2"/>
       </w:pPr>
       <w:r>
-        <w:t>Inflammatorischer Belastungsindex unterscheidet Sepsis von unkomplizierter Pneumonie bei Neugeborenen</w:t>
+        <w:t>Unangemessene Medikation erhöht Hospitalisierungen bei älteren Patienten um 118 %</w:t>
       </w:r>
     </w:p>
     <w:p>
@@ -262,12 +262,12 @@
           <w:color w:val="666666"/>
           <w:sz w:val="18"/>
         </w:rPr>
-        <w:t>Li C et al.  ·  BMC Infect Dis  ·  12.10.2026  ·  PMID 42919222</w:t>
+        <w:t>Lim J et al.  ·  BMC Geriatr  ·  28.07.2026  ·  PMID 42928106</w:t>
       </w:r>
     </w:p>
     <w:p>
       <w:r>
-        <w:t>Retrospektive Analyse von 1383 hospitalisierten Neugeborenen (935 mit Pneumonie, 448 mit Pneumonie kompliziert durch Sepsis) zur Bewertung des inflammatorischen Belastungsindex (IBI) als Differenzierungsmarker.</w:t>
+        <w:t>Südkoreanische propensity-score-gematchte Kohortenstudie (NHIS-ECDB 2015–2018) zu Assoziation zwischen Medikationsfehlern (PIM) und Hospitalisierungs-, Notfall- und Kostenfolgen bei älteren Erwachsenen (≥65 Jahre).</w:t>
       </w:r>
     </w:p>
     <w:p>
@@ -278,7 +278,7 @@
         <w:t xml:space="preserve">Ergebnis: </w:t>
       </w:r>
       <w:r>
-        <w:t>IBI-Werte signifikant höher in der Sepsis-Gruppe (p &lt; 0,001). Nach Adjustierung für Confounder blieb erhöhtes IBI unabhängig mit erhöhter Sepsisprävalenz assoziiert. ROC-Analyse: AUC 0,76 (95 % KI 0,73–0,79, p &lt; 0,001). IBI als nicht-invasiver Begleitmarker bei initialer Sepsisbewertung geeignet.</w:t>
+        <w:t>3.896 gematched Patienten (1.948 PIM-Nutzer, 1.948 Kontrollen). PIM-Nutzer hatten signifikant höheres Hospitalisierungsrisiko (adjustierte HR 2,18, 95%-KI 1,81–2,63) und Notfallbesuche (aHR 3,08, 95%-KI 2,01–4,72). Gesamtkosten 40 % höher (adjustierte Kostenrate 1,4, 95%-KI 1,35–1,54). Mehr PIMs korreliert mit höheren Kosten.</w:t>
       </w:r>
     </w:p>
     <w:p>
@@ -293,7 +293,7 @@
         <w:rPr>
           <w:sz w:val="19"/>
         </w:rPr>
-        <w:t>China, Neonatologie; biomarkergestützte Diagnostik universal anwendbar</w:t>
+        <w:t>Südkorea, ähnliche Versicherungsstruktur, Befund zu Medikationsfehlern übertragbar</w:t>
       </w:r>
     </w:p>
     <w:p>
@@ -302,7 +302,7 @@
           <w:color w:val="5A7D3A"/>
           <w:sz w:val="18"/>
         </w:rPr>
-        <w:t>https://pubmed.ncbi.nlm.nih.gov/42919222/</w:t>
+        <w:t>https://pubmed.ncbi.nlm.nih.gov/42928106/</w:t>
       </w:r>
     </w:p>
     <w:p>
@@ -310,7 +310,7 @@
         <w:pStyle w:val="Heading2"/>
       </w:pPr>
       <w:r>
-        <w:t>Irland: Krankenhausinfektionen durch CPE werden reaktiv statt präventiv kontrolliert</w:t>
+        <w:t>Ambulante intravenöse Antibiotikabehandlung reduziert Infektions-Rehospitalisierung bei komplexen Patienten</w:t>
       </w:r>
     </w:p>
     <w:p>
@@ -320,12 +320,12 @@
           <w:color w:val="666666"/>
           <w:sz w:val="18"/>
         </w:rPr>
-        <w:t>Ali S et al.  ·  J Hosp Infect  ·  09.09.2026  ·  PMID 42716440</w:t>
+        <w:t>Noble AL et al.  ·  J Antimicrob Chemother  ·  06.10.2026  ·  PMID 42910527</w:t>
       </w:r>
     </w:p>
     <w:p>
       <w:r>
-        <w:t>Nationale Querschnittsumfrage von 37 irischen Akutkrankenhäusern zur Umweltüberwachung und Bekämpfung von carbapenemasebildenden Enterobacterales in Wasser- und Abwassersystemen.</w:t>
+        <w:t>Britische aktualisierte Empfehlungen zu ambulanter parenteraler Antibiotikabehandlung (OPAT) basierend auf systematischer Literaturrecherche und Expertenkonsens mit fünf neuen und zwei geänderten Empfehlungen zu Eigenverabreichung, vulnerable Gruppen, Patient*innen-Schulung und Überwachungsprotokolle.</w:t>
       </w:r>
     </w:p>
     <w:p>
@@ -336,7 +336,7 @@
         <w:t xml:space="preserve">Ergebnis: </w:t>
       </w:r>
       <w:r>
-        <w:t>Patientenüberwachung etabliert: 40,5 % führen universelles CPE-Screening durch. Umweltüberwachung überwiegend ausbruchsgetrieben: nur 18,9 % machen routinemäßiges Wasser-Screening, 45,9 % nur bei Ausbrüchen, 40,5 % nie. Chemische Desinfektion 59,5 %, Wärmebehandlung 18,9 %, keine Strategie 29,7 %. Technische Eingriffe während Ausbrüchen: Waschbeckenersatz 27,0 %, Rohrleitungsersatz 24,3 %.</w:t>
+        <w:t>Empfehlungen betonen Selbstverabreichung, individualisierte Schulung, erweiterte Monitoringprotokolle bei komplexen oralen Regimen und neuen parenteralen Routen sowie gerechte Versorgungszugang. Literatur dokumentiert steigende Sicherheit von OPAT bei komplexen und komorbiditätsreichen Patient*innen sowie Verbesserung von Antibiotic Stewardship und klinischer Versorgung.</w:t>
       </w:r>
     </w:p>
     <w:p>
@@ -351,7 +351,7 @@
         <w:rPr>
           <w:sz w:val="19"/>
         </w:rPr>
-        <w:t>Irisches System mit vergleichbarem Meldewesen; zeigt Defizite in präventiver Umweltkontrolle</w:t>
+        <w:t>Grossbritannien, europäisches Gesundheitssystem, Stewardship-Konzepte auch auf Deutschland übertragbar</w:t>
       </w:r>
     </w:p>
     <w:p>
@@ -360,7 +360,7 @@
           <w:color w:val="5A7D3A"/>
           <w:sz w:val="18"/>
         </w:rPr>
-        <w:t>https://pubmed.ncbi.nlm.nih.gov/42716440/</w:t>
+        <w:t>https://pubmed.ncbi.nlm.nih.gov/42910527/</w:t>
       </w:r>
     </w:p>
     <w:p>
@@ -368,7 +368,7 @@
         <w:pStyle w:val="Heading2"/>
       </w:pPr>
       <w:r>
-        <w:t>Antimicrobial Stewardship reduzierte Antibiotikaverbrauch und Resistenzen in asiatischen Kliniken</w:t>
+        <w:t>Frühe Erkennung senkt Langzeitfolgen bei Streptokokken-Gelenkinfektionen bei Kindern</w:t>
       </w:r>
     </w:p>
     <w:p>
@@ -378,12 +378,12 @@
           <w:color w:val="666666"/>
           <w:sz w:val="18"/>
         </w:rPr>
-        <w:t>Zhang H et al.  ·  J Hosp Infect  ·  02.09.2026  ·  PMID 42685915</w:t>
+        <w:t>Pigeolet M et al.  ·  J Infect  ·  10.09.2026  ·  PMID 42722237</w:t>
       </w:r>
     </w:p>
     <w:p>
       <w:r>
-        <w:t>Systematische Übersicht von 32 interventionellen Antimicrobial-Stewardship-Programmen in Krankenhäusern Südostasiens und Ostasiens, die Auswirkungen auf Antibiotikaverbrauch, Resistenzraten und Sterblichkeit erfasste.</w:t>
+        <w:t>Nationale französische Kohortenstudie mit verschachteltem Fall-Kontroll-Design zu Epidemiologie und Langzeitfolgen von Gelenkinfektionen mit Gruppe-A-Streptokokken (GAS) versus anderen Erregern bei Kindern 2010–2023.</w:t>
       </w:r>
     </w:p>
     <w:p>
@@ -394,7 +394,7 @@
         <w:t xml:space="preserve">Ergebnis: </w:t>
       </w:r>
       <w:r>
-        <w:t>Preauthorization und prospektive Audit-&amp;-Feedback waren die häufigsten Interventionskomponenten (22 Studien). Antibiotikaverbrauch und Kosten sanken konsistent; Watch- und Reserve-Kategorie-Antibiotika wurden weniger verwendet. Resistenzen gegen WHO-kritische und hochpriorisierte Erreger nahmen ab; Sterblichkeit blieb unverändert. Heterogenität in Diagnostik und Berichtsstandards bestanden fort.</w:t>
+        <w:t>Verzögerter Symptombeginn bis zur Behandlung war unabhängiger Prädiktor schlechterer Outcomes: Jeder zusätzliche Tag Symptomatik vor Therapie erhöhte Folgeschäden um 8 % (OR 1,08 pro Tag, 95%-KI 1,03–1,12). Concurrent-Osteomyelitis und Reintervention waren assoziiert mit Folgeschäden (OR 4,47 bzw. 3,64). GAS verursachte etwa ein Drittel der Fälle mit Sequelzen vergleichbar zu S. aureus (24,8 % vs. 41,7 %).</w:t>
       </w:r>
     </w:p>
     <w:p>
@@ -409,7 +409,7 @@
         <w:rPr>
           <w:sz w:val="19"/>
         </w:rPr>
-        <w:t>Asiatische Daten zeigen Best-Practice-Transfer auf vergleichbare Strukturen</w:t>
+        <w:t>Frankreich, deutsche Gesundheitssysteme ähnlich, nationale Kohortendaten vergleichbar</w:t>
       </w:r>
     </w:p>
     <w:p>
@@ -418,7 +418,7 @@
           <w:color w:val="5A7D3A"/>
           <w:sz w:val="18"/>
         </w:rPr>
-        <w:t>https://pubmed.ncbi.nlm.nih.gov/42685915/</w:t>
+        <w:t>https://pubmed.ncbi.nlm.nih.gov/42722237/</w:t>
       </w:r>
     </w:p>
     <w:sectPr>

--- a/download/studien-aktuell.docx
+++ b/download/studien-aktuell.docx
@@ -62,7 +62,7 @@
           <w:color w:val="666666"/>
           <w:sz w:val="18"/>
         </w:rPr>
-        <w:t>Stand: 27.10.2026  |  6 Studien  |  safety.m-vf.de</w:t>
+        <w:t>Stand: 28.10.2026  |  4 Studien  |  safety.m-vf.de</w:t>
       </w:r>
     </w:p>
     <w:p>
@@ -70,7 +70,7 @@
         <w:pStyle w:val="Heading1"/>
       </w:pPr>
       <w:r>
-        <w:t>Aufgenommen am 27.10.2026</w:t>
+        <w:t>Aufgenommen am 28.10.2026</w:t>
       </w:r>
     </w:p>
     <w:p>
@@ -78,7 +78,7 @@
         <w:pStyle w:val="Heading2"/>
       </w:pPr>
       <w:r>
-        <w:t>Mesh-Infektionen nach Hernienchirurgie sind kein Haftungszeichen ohne Nachweis fehlender Prävention</w:t>
+        <w:t>Digitalisiertes Nosokomial-Risikomanagement senkte potenzielle Infektionen in Krebsklinik auf null Fälle</w:t>
       </w:r>
     </w:p>
     <w:p>
@@ -88,12 +88,12 @@
           <w:color w:val="666666"/>
           <w:sz w:val="18"/>
         </w:rPr>
-        <w:t>Matteucci M et al.  ·  Hernia  ·  26.10.2026  ·  PMID 42931966</w:t>
+        <w:t>Tian Q et al.  ·  Front Public Health  ·  12.10.2026  ·  PMID 42935585</w:t>
       </w:r>
     </w:p>
     <w:p>
       <w:r>
-        <w:t>Italienische retrospektive Analyse von 14 gerichtlichen Entscheidungen (13 klinische Episoden) zu Mesh-Infektionen nach Bauchwandhernienreparatur; Fokus auf medizinisch-rechtliche Merkmale, CTU-Bewertungen und Haftungsurteile.</w:t>
+        <w:t>Fallbericht einer implementierten Sieben-Säulen-Risikomanagement-Intervention mit digitaler Meldepipeline (Questionnaire Star®, R-Programmierung) an Chinas größtem Krebskrankenhaus vom Januar 2020 bis September 2022 zur Früherkennung und Prävention nosokomialer COVID-19-Infektionen.</w:t>
       </w:r>
     </w:p>
     <w:p>
@@ -104,7 +104,7 @@
         <w:t xml:space="preserve">Ergebnis: </w:t>
       </w:r>
       <w:r>
-        <w:t>Kausalzusammenhang zwischen Perioperativmanagement und Infektion wurde in 46,2 % (6/13 Fälle) nachgewiesen und ausgeschlossen in den übrigen. Haftung war häufiger assoziiert mit Unvermögen, Einhaltung akzeptierter Präventionsstandards zu belegen als mit bloßem Auftreten der Infektion. Mängel bei Aufklärung waren häufig erwähnt, führten aber nicht eigenständig zu Entschädigung.</w:t>
+        <w:t>Über 32 Monate: 98 % Impfquote bei Personal (95 % mit Booster), kein nosokomialer COVID-19 bei Patienten oder Personal erkannt. Digitales System verarbeitete Risikodaten nach Submission in 5 Minuten. Systemarchitektur pathogenbewusst ausgelegt, auf künftige Atemwegsepidemien übertragbar. Kausalzusammenhang zwischen Programm und Nullfallzahl nicht isolierbar (parallele Gemeindemaßnahmen).</w:t>
       </w:r>
     </w:p>
     <w:p>
@@ -119,7 +119,7 @@
         <w:rPr>
           <w:sz w:val="19"/>
         </w:rPr>
-        <w:t>Italien, italienisches Haftungsrecht ohne Verschuldungsvermutung; Deutschland: anderes Entschädigungssystem mit § 630h BGB</w:t>
+        <w:t>China – Aufbau und Umsetzung innovativ; digitales Meldesystem auch für deutsche Kliniken adaptierbar</w:t>
       </w:r>
     </w:p>
     <w:p>
@@ -128,7 +128,7 @@
           <w:color w:val="5A7D3A"/>
           <w:sz w:val="18"/>
         </w:rPr>
-        <w:t>https://pubmed.ncbi.nlm.nih.gov/42931966/</w:t>
+        <w:t>https://pubmed.ncbi.nlm.nih.gov/42935585/</w:t>
       </w:r>
     </w:p>
     <w:p>
@@ -136,7 +136,7 @@
         <w:pStyle w:val="Heading2"/>
       </w:pPr>
       <w:r>
-        <w:t>Risiko-adjustiertes Benchmarking senkt Sepsis-Sterblichkeit in katalanischem Überwachungssystem</w:t>
+        <w:t>Antibiotic Stewardship in Vietnam: Neun Schlüsselbereiche für erfolgreiche Implementierung identifiziert</w:t>
       </w:r>
     </w:p>
     <w:p>
@@ -146,12 +146,12 @@
           <w:color w:val="666666"/>
           <w:sz w:val="18"/>
         </w:rPr>
-        <w:t>Reina-Aguilar C et al.  ·  Med Sci (Basel)  ·  29.09.2026  ·  PMID 42930535</w:t>
+        <w:t>Quan PB et al.  ·  Antimicrob Resist Infect Control  ·  28.07.2026  ·  PMID 42934808</w:t>
       </w:r>
     </w:p>
     <w:p>
       <w:r>
-        <w:t>Katalanisches populationsbasiertes administratives Überwachungssystem (RADAR-Septic Shock) erfasste alle 37.855 Episoden septischen Schocks 2018–2024 und analysierte Epidemiologie, Outcome und Variations in Mortalität zwischen Krankenhäusern mittels Observed-to-Expected-Ratios.</w:t>
+        <w:t>Qualitative Studie mit 41 semistrukturierten Interviews bei Ärzten und klinischen Pharmazeuten aus 12 Krankenhäusern in Ho-Chi-Minh-Stadt, Vietnam, um Verhaltensdeterminanten für die Umsetzung von Antibiotic-Stewardship-Programmen (ASP) zu erfassen, analysiert mit Behaviour Change Wheel und Theoretical Domains Framework-14.</w:t>
       </w:r>
     </w:p>
     <w:p>
@@ -162,7 +162,7 @@
         <w:t xml:space="preserve">Ergebnis: </w:t>
       </w:r>
       <w:r>
-        <w:t>2024 wurden 6.522 Episoden erfasst (Inzidenz 80,28 pro 100.000 Einwohner/Jahr). Gesamt-Krankenhaussterblichkeit 36,7 %, steigend auf 49,5 % bei nosokomialem septischem Schock. Mortalität sank über den Studienzeitraum kontinuierlich, außer während COVID-19-Pandemie. Risk-adjustiertes Benchmarking identifizierte erhebliche Outcome-Variation zwischen Kliniken, unterstützend für Qualitätsverbesserungen.</w:t>
+        <w:t>Neun Domänen wurden als prioritär für Interventionen identifiziert: Wissen, Fähigkeiten, professionelle Rolle, Selbstvertrauen in Fähigkeiten, Überzeugungen zu Konsequenzen, Gedächtnis und Entscheidungsprozesse, Umgebungsressourcen, soziale Einflüsse und Verhaltensregulation. Hemmende Faktoren waren nicht lokalisierte Richtlinien, Überbelastung und begrenzte Entscheidungsbefugnisse von Pharmazeuten.</w:t>
       </w:r>
     </w:p>
     <w:p>
@@ -177,7 +177,7 @@
         <w:rPr>
           <w:sz w:val="19"/>
         </w:rPr>
-        <w:t>Spanien/Katalonien, administratives System ähnlich deutschem DRG-Kontext, europäisch vergleichbar</w:t>
+        <w:t>Vietnam – grundlegend anderes Gesundheitssystem; Methodik zur Identifikation von Barrieren übertragbar</w:t>
       </w:r>
     </w:p>
     <w:p>
@@ -186,7 +186,7 @@
           <w:color w:val="5A7D3A"/>
           <w:sz w:val="18"/>
         </w:rPr>
-        <w:t>https://pubmed.ncbi.nlm.nih.gov/42930535/</w:t>
+        <w:t>https://pubmed.ncbi.nlm.nih.gov/42934808/</w:t>
       </w:r>
     </w:p>
     <w:p>
@@ -194,7 +194,7 @@
         <w:pStyle w:val="Heading2"/>
       </w:pPr>
       <w:r>
-        <w:t>Strukturierter Konsens zu Endotoxin-Hemoadsorption verbessert Implementierung im septischen Schock</w:t>
+        <w:t>Vasopressorensteigerung in septischem Schock: Ventrikel-Arterien-Kopplung vorhersagt Kardiovaskuläres Versagen</w:t>
       </w:r>
     </w:p>
     <w:p>
@@ -204,12 +204,12 @@
           <w:color w:val="666666"/>
           <w:sz w:val="18"/>
         </w:rPr>
-        <w:t>Yessayan L et al.  ·  Crit Care  ·  29.07.2026  ·  PMID 42928302</w:t>
+        <w:t>Valenzuela ED et al.  ·  Crit Care  ·  09.09.2026  ·  PMID 42934779</w:t>
       </w:r>
     </w:p>
     <w:p>
       <w:r>
-        <w:t>Modifizierter Delphi-Prozess mit 10 Expertinnen und Experten (Intensivmedizin, Nephrologie) zu Kriterien für Patient*innenauswahl, Endotoxin-Activity-Assay-Interpretation und praktische Anwendung von Polymyxin-B-Hemoadsorption (PMX-HA) bei septischem Schock.</w:t>
+        <w:t>Prospektive physiologische Beobachtungsstudie an 32 beatmeten Patienten mit septischem Schock, die ein transienter mittlerer arterieller Druck-Anstieg von 65 auf 85 mmHg durchliefen; echokardiographische Bestimmung von Herzleistung, arterieller und endsystolischer Elastanz sowie Ventrikel-Arterien-Kopplung.</w:t>
       </w:r>
     </w:p>
     <w:p>
@@ -220,7 +220,7 @@
         <w:t xml:space="preserve">Ergebnis: </w:t>
       </w:r>
       <w:r>
-        <w:t>Konsens (≥80 %) erreicht in 20 Aussagen über drei Domänen: (1) Kriterien zur Endotoxämie-Prüfung; (2) EAA-Schwellwert ≥0,60 und &lt;0,90 zur PMX-HA-Erwägung; (3) frühestmöglicher Therapiebeginn (≤36 h nach Schock-Beginn), zwei Sitzungen 24 h auseinander, je 120 min, Multidisziplinarmodell. Identifizierte Forschungsprioritäten: Behandlungseffekt-Heterogenität, EAA-Kinetik, Implementierung.</w:t>
+        <w:t>Trotz gleicher MAP-Steigerung: 31 % Flow-Rekrutierung, 53 % stabiler Flow, 16 % Flow-Verschlechterung. Flow-Verschlechterung korrelierte mit Verschlechterung der Ventrikel-Arterien-Kopplung (ΔEa/Ees +0,22; p=0,035), niedrigerem LVEF und veränderten venösen Rückstrom-Parametern. VA-Kopplung korrelierte mit IVCT (ρ=0,788) und Schlagvolumen (ρ=−0,418).</w:t>
       </w:r>
     </w:p>
     <w:p>
@@ -235,7 +235,7 @@
         <w:rPr>
           <w:sz w:val="19"/>
         </w:rPr>
-        <w:t>USA/internationale Expert*innen, Gerüst für Versorgungsumsetzung auch in Deutschland nutzbar</w:t>
+        <w:t>Mehrländer-Studiengruppe, physiologische Messungen universell; Entkopplung als Versagensprädiktor</w:t>
       </w:r>
     </w:p>
     <w:p>
@@ -244,7 +244,7 @@
           <w:color w:val="5A7D3A"/>
           <w:sz w:val="18"/>
         </w:rPr>
-        <w:t>https://pubmed.ncbi.nlm.nih.gov/42928302/</w:t>
+        <w:t>https://pubmed.ncbi.nlm.nih.gov/42934779/</w:t>
       </w:r>
     </w:p>
     <w:p>
@@ -252,7 +252,7 @@
         <w:pStyle w:val="Heading2"/>
       </w:pPr>
       <w:r>
-        <w:t>Unangemessene Medikation erhöht Hospitalisierungen bei älteren Patienten um 118 %</w:t>
+        <w:t>Potenziell unangemessene Medikationen bei älteren Patienten: Jedes weitere Arzneimittel erhöht Risiko um 55 %</w:t>
       </w:r>
     </w:p>
     <w:p>
@@ -262,12 +262,12 @@
           <w:color w:val="666666"/>
           <w:sz w:val="18"/>
         </w:rPr>
-        <w:t>Lim J et al.  ·  BMC Geriatr  ·  28.07.2026  ·  PMID 42928106</w:t>
+        <w:t>Akyon SH et al.  ·  BMC Geriatr  ·  22.10.2026  ·  PMID 42934542</w:t>
       </w:r>
     </w:p>
     <w:p>
       <w:r>
-        <w:t>Südkoreanische propensity-score-gematchte Kohortenstudie (NHIS-ECDB 2015–2018) zu Assoziation zwischen Medikationsfehlern (PIM) und Hospitalisierungs-, Notfall- und Kostenfolgen bei älteren Erwachsenen (≥65 Jahre).</w:t>
+        <w:t>Retrospektive Querschnittsanalyse von 397 älteren Patienten in türkischer Geriatrie-Ambulanz zum Zusammenhang zwischen potenziell unangemessenen Medikationen (PIM) und Funktionsstatus mittels standardisierter Kriterien (PRISCUS 2.0, STOPP v3, Beers).</w:t>
       </w:r>
     </w:p>
     <w:p>
@@ -278,7 +278,7 @@
         <w:t xml:space="preserve">Ergebnis: </w:t>
       </w:r>
       <w:r>
-        <w:t>3.896 gematched Patienten (1.948 PIM-Nutzer, 1.948 Kontrollen). PIM-Nutzer hatten signifikant höheres Hospitalisierungsrisiko (adjustierte HR 2,18, 95%-KI 1,81–2,63) und Notfallbesuche (aHR 3,08, 95%-KI 2,01–4,72). Gesamtkosten 40 % höher (adjustierte Kostenrate 1,4, 95%-KI 1,35–1,54). Mehr PIMs korreliert mit höheren Kosten.</w:t>
+        <w:t>58,7 % der Patienten erhielten mindestens ein PIM. Im adjustierten Modell war jedes zusätzliche Arzneimittel mit 55 % höherer Wahrscheinlichkeit für PIM-Gebrauch assoziiert (OR 1,55; 95%-KI 1,40–1,73); höherer Katz-ADL-Score reduzierte die Wahrscheinlichkeit (OR 0,73; 95%-KI 0,60–0,87). Medikamentenzahl und Funktionsstatus waren stärkste Prädiktoren für unangemessene Verordnungen.</w:t>
       </w:r>
     </w:p>
     <w:p>
@@ -293,7 +293,7 @@
         <w:rPr>
           <w:sz w:val="19"/>
         </w:rPr>
-        <w:t>Südkorea, ähnliche Versicherungsstruktur, Befund zu Medikationsfehlern übertragbar</w:t>
+        <w:t>Türkei, vergleichbare Geriatrie-Versorgung; Kriterien auch in Deutschland etabliert</w:t>
       </w:r>
     </w:p>
     <w:p>
@@ -302,123 +302,7 @@
           <w:color w:val="5A7D3A"/>
           <w:sz w:val="18"/>
         </w:rPr>
-        <w:t>https://pubmed.ncbi.nlm.nih.gov/42928106/</w:t>
-      </w:r>
-    </w:p>
-    <w:p>
-      <w:pPr>
-        <w:pStyle w:val="Heading2"/>
-      </w:pPr>
-      <w:r>
-        <w:t>Ambulante intravenöse Antibiotikabehandlung reduziert Infektions-Rehospitalisierung bei komplexen Patienten</w:t>
-      </w:r>
-    </w:p>
-    <w:p>
-      <w:r>
-        <w:rPr>
-          <w:i/>
-          <w:color w:val="666666"/>
-          <w:sz w:val="18"/>
-        </w:rPr>
-        <w:t>Noble AL et al.  ·  J Antimicrob Chemother  ·  06.10.2026  ·  PMID 42910527</w:t>
-      </w:r>
-    </w:p>
-    <w:p>
-      <w:r>
-        <w:t>Britische aktualisierte Empfehlungen zu ambulanter parenteraler Antibiotikabehandlung (OPAT) basierend auf systematischer Literaturrecherche und Expertenkonsens mit fünf neuen und zwei geänderten Empfehlungen zu Eigenverabreichung, vulnerable Gruppen, Patient*innen-Schulung und Überwachungsprotokolle.</w:t>
-      </w:r>
-    </w:p>
-    <w:p>
-      <w:r>
-        <w:rPr>
-          <w:b/>
-        </w:rPr>
-        <w:t xml:space="preserve">Ergebnis: </w:t>
-      </w:r>
-      <w:r>
-        <w:t>Empfehlungen betonen Selbstverabreichung, individualisierte Schulung, erweiterte Monitoringprotokolle bei komplexen oralen Regimen und neuen parenteralen Routen sowie gerechte Versorgungszugang. Literatur dokumentiert steigende Sicherheit von OPAT bei komplexen und komorbiditätsreichen Patient*innen sowie Verbesserung von Antibiotic Stewardship und klinischer Versorgung.</w:t>
-      </w:r>
-    </w:p>
-    <w:p>
-      <w:r>
-        <w:rPr>
-          <w:b/>
-          <w:sz w:val="19"/>
-        </w:rPr>
-        <w:t xml:space="preserve">Übertragbarkeit: </w:t>
-      </w:r>
-      <w:r>
-        <w:rPr>
-          <w:sz w:val="19"/>
-        </w:rPr>
-        <w:t>Grossbritannien, europäisches Gesundheitssystem, Stewardship-Konzepte auch auf Deutschland übertragbar</w:t>
-      </w:r>
-    </w:p>
-    <w:p>
-      <w:r>
-        <w:rPr>
-          <w:color w:val="5A7D3A"/>
-          <w:sz w:val="18"/>
-        </w:rPr>
-        <w:t>https://pubmed.ncbi.nlm.nih.gov/42910527/</w:t>
-      </w:r>
-    </w:p>
-    <w:p>
-      <w:pPr>
-        <w:pStyle w:val="Heading2"/>
-      </w:pPr>
-      <w:r>
-        <w:t>Frühe Erkennung senkt Langzeitfolgen bei Streptokokken-Gelenkinfektionen bei Kindern</w:t>
-      </w:r>
-    </w:p>
-    <w:p>
-      <w:r>
-        <w:rPr>
-          <w:i/>
-          <w:color w:val="666666"/>
-          <w:sz w:val="18"/>
-        </w:rPr>
-        <w:t>Pigeolet M et al.  ·  J Infect  ·  10.09.2026  ·  PMID 42722237</w:t>
-      </w:r>
-    </w:p>
-    <w:p>
-      <w:r>
-        <w:t>Nationale französische Kohortenstudie mit verschachteltem Fall-Kontroll-Design zu Epidemiologie und Langzeitfolgen von Gelenkinfektionen mit Gruppe-A-Streptokokken (GAS) versus anderen Erregern bei Kindern 2010–2023.</w:t>
-      </w:r>
-    </w:p>
-    <w:p>
-      <w:r>
-        <w:rPr>
-          <w:b/>
-        </w:rPr>
-        <w:t xml:space="preserve">Ergebnis: </w:t>
-      </w:r>
-      <w:r>
-        <w:t>Verzögerter Symptombeginn bis zur Behandlung war unabhängiger Prädiktor schlechterer Outcomes: Jeder zusätzliche Tag Symptomatik vor Therapie erhöhte Folgeschäden um 8 % (OR 1,08 pro Tag, 95%-KI 1,03–1,12). Concurrent-Osteomyelitis und Reintervention waren assoziiert mit Folgeschäden (OR 4,47 bzw. 3,64). GAS verursachte etwa ein Drittel der Fälle mit Sequelzen vergleichbar zu S. aureus (24,8 % vs. 41,7 %).</w:t>
-      </w:r>
-    </w:p>
-    <w:p>
-      <w:r>
-        <w:rPr>
-          <w:b/>
-          <w:sz w:val="19"/>
-        </w:rPr>
-        <w:t xml:space="preserve">Übertragbarkeit: </w:t>
-      </w:r>
-      <w:r>
-        <w:rPr>
-          <w:sz w:val="19"/>
-        </w:rPr>
-        <w:t>Frankreich, deutsche Gesundheitssysteme ähnlich, nationale Kohortendaten vergleichbar</w:t>
-      </w:r>
-    </w:p>
-    <w:p>
-      <w:r>
-        <w:rPr>
-          <w:color w:val="5A7D3A"/>
-          <w:sz w:val="18"/>
-        </w:rPr>
-        <w:t>https://pubmed.ncbi.nlm.nih.gov/42722237/</w:t>
+        <w:t>https://pubmed.ncbi.nlm.nih.gov/42934542/</w:t>
       </w:r>
     </w:p>
     <w:sectPr>

--- a/download/studien-aktuell.docx
+++ b/download/studien-aktuell.docx
@@ -62,7 +62,7 @@
           <w:color w:val="666666"/>
           <w:sz w:val="18"/>
         </w:rPr>
-        <w:t>Stand: 28.10.2026  |  4 Studien  |  safety.m-vf.de</w:t>
+        <w:t>Stand: 29.10.2026  |  6 Studien  |  safety.m-vf.de</w:t>
       </w:r>
     </w:p>
     <w:p>
@@ -70,7 +70,7 @@
         <w:pStyle w:val="Heading1"/>
       </w:pPr>
       <w:r>
-        <w:t>Aufgenommen am 28.10.2026</w:t>
+        <w:t>Aufgenommen am 29.10.2026</w:t>
       </w:r>
     </w:p>
     <w:p>
@@ -78,7 +78,7 @@
         <w:pStyle w:val="Heading2"/>
       </w:pPr>
       <w:r>
-        <w:t>Digitalisiertes Nosokomial-Risikomanagement senkte potenzielle Infektionen in Krebsklinik auf null Fälle</w:t>
+        <w:t>Zeitnahe Fürsorge nach Geburtskomplikationen stärkt Vertrauen und Zufriedenheit</w:t>
       </w:r>
     </w:p>
     <w:p>
@@ -88,12 +88,12 @@
           <w:color w:val="666666"/>
           <w:sz w:val="18"/>
         </w:rPr>
-        <w:t>Tian Q et al.  ·  Front Public Health  ·  12.10.2026  ·  PMID 42935585</w:t>
+        <w:t>Huang MC et al.  ·  Taiwan J Obstet Gynecol  ·  Nov. 2026  ·  PMID 42951471</w:t>
       </w:r>
     </w:p>
     <w:p>
       <w:r>
-        <w:t>Fallbericht einer implementierten Sieben-Säulen-Risikomanagement-Intervention mit digitaler Meldepipeline (Questionnaire Star®, R-Programmierung) an Chinas größtem Krebskrankenhaus vom Januar 2020 bis September 2022 zur Früherkennung und Prävention nosokomialer COVID-19-Infektionen.</w:t>
+        <w:t>Taiwanische Querschnittsanalyse von 1.345 Familien und 1.074 Einrichtungen nach entschädigten Geburtskomplikationen unter dem nationalen Kaera-Entschädigungssystem (Entschädigung ohne Verschuldensnachweis); Evaluation von Umfang und Zeitpunkt psychosozialer Unterstützung und ihrer Assoziation mit Patientenzufriedenheit.</w:t>
       </w:r>
     </w:p>
     <w:p>
@@ -104,7 +104,7 @@
         <w:t xml:space="preserve">Ergebnis: </w:t>
       </w:r>
       <w:r>
-        <w:t>Über 32 Monate: 98 % Impfquote bei Personal (95 % mit Booster), kein nosokomialer COVID-19 bei Patienten oder Personal erkannt. Digitales System verarbeitete Risikodaten nach Submission in 5 Minuten. Systemarchitektur pathogenbewusst ausgelegt, auf künftige Atemwegsepidemien übertragbar. Kausalzusammenhang zwischen Programm und Nullfallzahl nicht isolierbar (parallele Gemeindemaßnahmen).</w:t>
+        <w:t>Deutliche Wahrnehmungslücken: nur 38,6 % der Familien erhielten Fürsorge innerhalb 2 Tage (vs. 82,4 % Angabe der Einrichtungen). Frühe Kontaktaufnahme (≤2 Tage) war stark assoziiert mit höherer Zufriedenheit mit dem Entschädigungsprozess, Verwaltung und Arzt-Patient-Verhältnis (alle p&lt;0,05). Prompt Caring Services bei Entschädigungssystemen ohne Haftungspflicht sind messbarer Prädiktor für Vertrauenswiederherstellung und geringere Konflikte.</w:t>
       </w:r>
     </w:p>
     <w:p>
@@ -119,7 +119,7 @@
         <w:rPr>
           <w:sz w:val="19"/>
         </w:rPr>
-        <w:t>China – Aufbau und Umsetzung innovativ; digitales Meldesystem auch für deutsche Kliniken adaptierbar</w:t>
+        <w:t>Taiwan mit Entschädigungssystem ohne Verschuldensnachweis; Deutschland müsste vergleichbare Kulanzstrukturen aufbauen.</w:t>
       </w:r>
     </w:p>
     <w:p>
@@ -128,7 +128,7 @@
           <w:color w:val="5A7D3A"/>
           <w:sz w:val="18"/>
         </w:rPr>
-        <w:t>https://pubmed.ncbi.nlm.nih.gov/42935585/</w:t>
+        <w:t>https://pubmed.ncbi.nlm.nih.gov/42951471/</w:t>
       </w:r>
     </w:p>
     <w:p>
@@ -136,7 +136,7 @@
         <w:pStyle w:val="Heading2"/>
       </w:pPr>
       <w:r>
-        <w:t>Antibiotic Stewardship in Vietnam: Neun Schlüsselbereiche für erfolgreiche Implementierung identifiziert</w:t>
+        <w:t>Arzneimittelberatung durch Pharmakovigilanz-Zentrum verbessert klinische Entscheidungen</w:t>
       </w:r>
     </w:p>
     <w:p>
@@ -146,12 +146,12 @@
           <w:color w:val="666666"/>
           <w:sz w:val="18"/>
         </w:rPr>
-        <w:t>Quan PB et al.  ·  Antimicrob Resist Infect Control  ·  28.07.2026  ·  PMID 42934808</w:t>
+        <w:t>Barus R et al.  ·  Eur J Clin Pharmacol  ·  28.10.2026  ·  PMID 42946887</w:t>
       </w:r>
     </w:p>
     <w:p>
       <w:r>
-        <w:t>Qualitative Studie mit 41 semistrukturierten Interviews bei Ärzten und klinischen Pharmazeuten aus 12 Krankenhäusern in Ho-Chi-Minh-Stadt, Vietnam, um Verhaltensdeterminanten für die Umsetzung von Antibiotic-Stewardship-Programmen (ASP) zu erfassen, analysiert mit Behaviour Change Wheel und Theoretical Domains Framework-14.</w:t>
+        <w:t>Retrospektive Analyse von 128 Arzneimittel-Anfragen an ein französisches Pharmakover­gillanz-Zentrum an einem Universitätsklinikum zur Bewertung des Einflusses auf klinische Entscheidungsfindung.</w:t>
       </w:r>
     </w:p>
     <w:p>
@@ -162,7 +162,7 @@
         <w:t xml:space="preserve">Ergebnis: </w:t>
       </w:r>
       <w:r>
-        <w:t>Neun Domänen wurden als prioritär für Interventionen identifiziert: Wissen, Fähigkeiten, professionelle Rolle, Selbstvertrauen in Fähigkeiten, Überzeugungen zu Konsequenzen, Gedächtnis und Entscheidungsprozesse, Umgebungsressourcen, soziale Einflüsse und Verhaltensregulation. Hemmende Faktoren waren nicht lokalisierte Richtlinien, Überbelastung und begrenzte Entscheidungsbefugnisse von Pharmazeuten.</w:t>
+        <w:t>Klinische Behandlung stimmte in 87 % mit den Empfehlungen überein; bei 92 vor Entscheidung eingereichten Anfragen war der Einfluss in 62 % sicher und in 24 % wahrscheinlich. Zusätzlich wurden 50 Pharmakovigilanz-Meldungen generiert, davon ein mögliches Sicherheitssignal. Ein Dienst dieser Art unterstützt sowohl klinische Entscheidungen als auch Arzneimittelsicherheit.</w:t>
       </w:r>
     </w:p>
     <w:p>
@@ -177,7 +177,7 @@
         <w:rPr>
           <w:sz w:val="19"/>
         </w:rPr>
-        <w:t>Vietnam – grundlegend anderes Gesundheitssystem; Methodik zur Identifikation von Barrieren übertragbar</w:t>
+        <w:t>Frankreich, ähnliche Sozialversicherungsstruktur wie Deutschland; Universitätsklinik mit systematischer Arzneimittelberatung.</w:t>
       </w:r>
     </w:p>
     <w:p>
@@ -186,7 +186,7 @@
           <w:color w:val="5A7D3A"/>
           <w:sz w:val="18"/>
         </w:rPr>
-        <w:t>https://pubmed.ncbi.nlm.nih.gov/42934808/</w:t>
+        <w:t>https://pubmed.ncbi.nlm.nih.gov/42946887/</w:t>
       </w:r>
     </w:p>
     <w:p>
@@ -194,7 +194,7 @@
         <w:pStyle w:val="Heading2"/>
       </w:pPr>
       <w:r>
-        <w:t>Vasopressorensteigerung in septischem Schock: Ventrikel-Arterien-Kopplung vorhersagt Kardiovaskuläres Versagen</w:t>
+        <w:t>Nationale Qualitätspolitiken verbessern Gesundheitsergebnisse in der WHO-Region Europa</w:t>
       </w:r>
     </w:p>
     <w:p>
@@ -204,12 +204,12 @@
           <w:color w:val="666666"/>
           <w:sz w:val="18"/>
         </w:rPr>
-        <w:t>Valenzuela ED et al.  ·  Crit Care  ·  09.09.2026  ·  PMID 42934779</w:t>
+        <w:t>Borgermans L et al.  ·  Front Public Health  ·  12.10.2026  ·  PMID 42935894</w:t>
       </w:r>
     </w:p>
     <w:p>
       <w:r>
-        <w:t>Prospektive physiologische Beobachtungsstudie an 32 beatmeten Patienten mit septischem Schock, die ein transienter mittlerer arterieller Druck-Anstieg von 65 auf 85 mmHg durchliefen; echokardiographische Bestimmung von Herzleistung, arterieller und endsystolischer Elastanz sowie Ventrikel-Arterien-Kopplung.</w:t>
+        <w:t>Ländervergleichende Querschnittsanalyse zur Umsetzung von neun nationalen Qualitäts- und Patientensicherheitsmaßnahmen in der WHO-Europaregion und deren Assoziationen mit Gesundheitsergebnissen.</w:t>
       </w:r>
     </w:p>
     <w:p>
@@ -220,7 +220,7 @@
         <w:t xml:space="preserve">Ergebnis: </w:t>
       </w:r>
       <w:r>
-        <w:t>Trotz gleicher MAP-Steigerung: 31 % Flow-Rekrutierung, 53 % stabiler Flow, 16 % Flow-Verschlechterung. Flow-Verschlechterung korrelierte mit Verschlechterung der Ventrikel-Arterien-Kopplung (ΔEa/Ees +0,22; p=0,035), niedrigerem LVEF und veränderten venösen Rückstrom-Parametern. VA-Kopplung korrelierte mit IVCT (ρ=0,788) und Schlagvolumen (ρ=−0,418).</w:t>
+        <w:t>Nur etwa ein Drittel der Länder hatten nationale Qualitäts- und Sicherheitspläne umgesetzt. Nationale Qualitätspläne waren assoziiert mit 1,68 zusätzlichen Lebensjahren in Gesundheit (p=0,033 unadjustiert), niedrigerem Risiko vorzeitiger Todesfälle durch kardiovaskuläre und metabolische Erkrankungen (−3,33 Prozentpunkte; p=0,049 unadjustiert) und 4,06 weniger Todesfällen unter 5 Jahren pro 1.000 Geburten. Jede zusätzliche Politik assoziiert mit 0,29 zusätzlichen Gesundheitsjahren und 0,72 weniger U5-Todesfällen pro 1.000 Geburten.</w:t>
       </w:r>
     </w:p>
     <w:p>
@@ -235,7 +235,7 @@
         <w:rPr>
           <w:sz w:val="19"/>
         </w:rPr>
-        <w:t>Mehrländer-Studiengruppe, physiologische Messungen universell; Entkopplung als Versagensprädiktor</w:t>
+        <w:t>WHO-Europa mit 23 Ländern; systematische Politikanalyse zeigt Versorgungsergebnis-Zusammenhang.</w:t>
       </w:r>
     </w:p>
     <w:p>
@@ -244,7 +244,7 @@
           <w:color w:val="5A7D3A"/>
           <w:sz w:val="18"/>
         </w:rPr>
-        <w:t>https://pubmed.ncbi.nlm.nih.gov/42934779/</w:t>
+        <w:t>https://pubmed.ncbi.nlm.nih.gov/42935894/</w:t>
       </w:r>
     </w:p>
     <w:p>
@@ -252,7 +252,7 @@
         <w:pStyle w:val="Heading2"/>
       </w:pPr>
       <w:r>
-        <w:t>Potenziell unangemessene Medikationen bei älteren Patienten: Jedes weitere Arzneimittel erhöht Risiko um 55 %</w:t>
+        <w:t>Kommunikation als Fundament aller Patientensicherheitsstrategien</w:t>
       </w:r>
     </w:p>
     <w:p>
@@ -262,12 +262,12 @@
           <w:color w:val="666666"/>
           <w:sz w:val="18"/>
         </w:rPr>
-        <w:t>Akyon SH et al.  ·  BMC Geriatr  ·  22.10.2026  ·  PMID 42934542</w:t>
+        <w:t>Tingle J  ·  Br J Nurs  ·  22.10.2026  ·  PMID 42912428</w:t>
       </w:r>
     </w:p>
     <w:p>
       <w:r>
-        <w:t>Retrospektive Querschnittsanalyse von 397 älteren Patienten in türkischer Geriatrie-Ambulanz zum Zusammenhang zwischen potenziell unangemessenen Medikationen (PIM) und Funktionsstatus mittels standardisierter Kriterien (PRISCUS 2.0, STOPP v3, Beers).</w:t>
+        <w:t>Fachkommentar des Rechtswissenschaftlers John Tingle zur Rolle guter Kommunikation bei der Prävention vermeidbarer Schäden im NHS und zur Notwendigkeit von Transparenz nach unerwünschten Ereignissen.</w:t>
       </w:r>
     </w:p>
     <w:p>
@@ -278,7 +278,7 @@
         <w:t xml:space="preserve">Ergebnis: </w:t>
       </w:r>
       <w:r>
-        <w:t>58,7 % der Patienten erhielten mindestens ein PIM. Im adjustierten Modell war jedes zusätzliche Arzneimittel mit 55 % höherer Wahrscheinlichkeit für PIM-Gebrauch assoziiert (OR 1,55; 95%-KI 1,40–1,73); höherer Katz-ADL-Score reduzierte die Wahrscheinlichkeit (OR 0,73; 95%-KI 0,60–0,87). Medikamentenzahl und Funktionsstatus waren stärkste Prädiktoren für unangemessene Verordnungen.</w:t>
+        <w:t>Der Autor nennt systematische Kommunikation als übergeordnetes Prinzip für Patientensicherheit: strukturierte, zeitnahe Aufklärung nach Ereignissen, Debriefing und offene Fehlerkultur reduzieren Vertrauensverlust und Anwaltskosten und verhindern wiederholte Fehler. Bessere Kommunikation ist messbarer, kostensparender Schutzfaktor gegen vermeidbare Schäden als Einrichtungskultur.</w:t>
       </w:r>
     </w:p>
     <w:p>
@@ -293,7 +293,7 @@
         <w:rPr>
           <w:sz w:val="19"/>
         </w:rPr>
-        <w:t>Türkei, vergleichbare Geriatrie-Versorgung; Kriterien auch in Deutschland etabliert</w:t>
+        <w:t>UK-System mit Duty of Candour-Pflicht; Deutschland verpflichtet zu Aufklärung nach § 630h BGB.</w:t>
       </w:r>
     </w:p>
     <w:p>
@@ -302,7 +302,123 @@
           <w:color w:val="5A7D3A"/>
           <w:sz w:val="18"/>
         </w:rPr>
-        <w:t>https://pubmed.ncbi.nlm.nih.gov/42934542/</w:t>
+        <w:t>https://pubmed.ncbi.nlm.nih.gov/42912428/</w:t>
+      </w:r>
+    </w:p>
+    <w:p>
+      <w:pPr>
+        <w:pStyle w:val="Heading2"/>
+      </w:pPr>
+      <w:r>
+        <w:t>Automatisierte EHR-Algorithmen erfassen Sepsis doppelt so häufig wie ICD-10-Kodes</w:t>
+      </w:r>
+    </w:p>
+    <w:p>
+      <w:r>
+        <w:rPr>
+          <w:i/>
+          <w:color w:val="666666"/>
+          <w:sz w:val="18"/>
+        </w:rPr>
+        <w:t>Naucler P et al.  ·  Infect Dis (Lond)  ·  23.09.2026  ·  PMID 42775946</w:t>
+      </w:r>
+    </w:p>
+    <w:p>
+      <w:r>
+        <w:t>Schwedische Beobachtungsstudie an zwei Universitätskliniken (Karolinska, Västerbotten 2016–2024) zum Vergleich von Sepsis-Diagnose durch vollautomatisiertes EHR-basiertes Sepsis-3-Algorithmus (SOFA-Kriterien) versus diagnostische ICD-10-Kodierung.</w:t>
+      </w:r>
+    </w:p>
+    <w:p>
+      <w:r>
+        <w:rPr>
+          <w:b/>
+        </w:rPr>
+        <w:t xml:space="preserve">Ergebnis: </w:t>
+      </w:r>
+      <w:r>
+        <w:t>Der Sepsis-3-Algorithmus identifizierte Sepsis bei 11,4 % der Aufnahmen (Karolinska) bzw. 6,2 % (Västerbotten), während explizite ICD-10-Codes nur 2,5 % bzw. 1,2 % erfassten. Konkordanz gering (Kappa 0,21 und 0,14). Nach Einführung eines automatisierten SOFA-Kalkulators stieg die Nutzung spezifischer Sepsis-Codes, blieb aber weit unter algorithmus-basierter Klassifizierung. Automatisierte EHR-Verfahren erlauben datengestützte Sepsis-Surveillance und unterstützen zuverlässigere Kodierungen.</w:t>
+      </w:r>
+    </w:p>
+    <w:p>
+      <w:r>
+        <w:rPr>
+          <w:b/>
+          <w:sz w:val="19"/>
+        </w:rPr>
+        <w:t xml:space="preserve">Übertragbarkeit: </w:t>
+      </w:r>
+      <w:r>
+        <w:rPr>
+          <w:sz w:val="19"/>
+        </w:rPr>
+        <w:t>Schweden mit deutschem Dokumentationssystem vergleichbar; zeigt Meldelücke durch Kodierungsfehler.</w:t>
+      </w:r>
+    </w:p>
+    <w:p>
+      <w:r>
+        <w:rPr>
+          <w:color w:val="5A7D3A"/>
+          <w:sz w:val="18"/>
+        </w:rPr>
+        <w:t>https://pubmed.ncbi.nlm.nih.gov/42775946/</w:t>
+      </w:r>
+    </w:p>
+    <w:p>
+      <w:pPr>
+        <w:pStyle w:val="Heading2"/>
+      </w:pPr>
+      <w:r>
+        <w:t>Falsche Arzneimittelallergien erhöhen Komplikationen nach Operation um 21 %</w:t>
+      </w:r>
+    </w:p>
+    <w:p>
+      <w:r>
+        <w:rPr>
+          <w:i/>
+          <w:color w:val="666666"/>
+          <w:sz w:val="18"/>
+        </w:rPr>
+        <w:t>Savic LC et al.  ·  Br J Anaesth  ·  11.09.2026  ·  PMID 42722596</w:t>
+      </w:r>
+    </w:p>
+    <w:p>
+      <w:r>
+        <w:t>Multizentrische UK-Beobachtungsstudie mit 13.646 Patienten, die sich elektiven Eingriffen (Hüft-/Knieersatz, Frakturfixierung, Kolonresektion u.a.) unterzogen; 29 % trugen mindestens eine dokumentierte Arzneimittelallergie.</w:t>
+      </w:r>
+    </w:p>
+    <w:p>
+      <w:r>
+        <w:rPr>
+          <w:b/>
+        </w:rPr>
+        <w:t xml:space="preserve">Ergebnis: </w:t>
+      </w:r>
+      <w:r>
+        <w:t>Patienten mit Allergieetiketten erlitten postoperativ mehr Komplikationen (25 % vs. 20 %; OR 1,21 [1,10–1,34], p&lt;0,001), mehr chirurgische Infektionen (9 % vs. 8 %; OR 1,19 [1,03–1,38]) und mehr Infektionen insgesamt (19 % vs. 15 %; OR 1,24 [1,11–1,38]). Das Risiko echter allergischer Reaktionen war erhöht (OR 3,00 [1,77–5,09]), die Sterblichkeit nicht.</w:t>
+      </w:r>
+    </w:p>
+    <w:p>
+      <w:r>
+        <w:rPr>
+          <w:b/>
+          <w:sz w:val="19"/>
+        </w:rPr>
+        <w:t xml:space="preserve">Übertragbarkeit: </w:t>
+      </w:r>
+      <w:r>
+        <w:rPr>
+          <w:sz w:val="19"/>
+        </w:rPr>
+        <w:t>UK-NHS-Daten, ähnliche stationäre Strukturen; zeigt Schaden durch Vermeidung von First-Line-Antibiotika.</w:t>
+      </w:r>
+    </w:p>
+    <w:p>
+      <w:r>
+        <w:rPr>
+          <w:color w:val="5A7D3A"/>
+          <w:sz w:val="18"/>
+        </w:rPr>
+        <w:t>https://pubmed.ncbi.nlm.nih.gov/42722596/</w:t>
       </w:r>
     </w:p>
     <w:sectPr>

--- a/download/studien-aktuell.docx
+++ b/download/studien-aktuell.docx
@@ -62,7 +62,7 @@
           <w:color w:val="666666"/>
           <w:sz w:val="18"/>
         </w:rPr>
-        <w:t>Stand: 29.10.2026  |  6 Studien  |  safety.m-vf.de</w:t>
+        <w:t>Stand: 30.10.2026  |  6 Studien  |  safety.m-vf.de</w:t>
       </w:r>
     </w:p>
     <w:p>
@@ -70,7 +70,7 @@
         <w:pStyle w:val="Heading1"/>
       </w:pPr>
       <w:r>
-        <w:t>Aufgenommen am 29.10.2026</w:t>
+        <w:t>Aufgenommen am 30.10.2026</w:t>
       </w:r>
     </w:p>
     <w:p>
@@ -78,7 +78,7 @@
         <w:pStyle w:val="Heading2"/>
       </w:pPr>
       <w:r>
-        <w:t>Zeitnahe Fürsorge nach Geburtskomplikationen stärkt Vertrauen und Zufriedenheit</w:t>
+        <w:t>Proportionale Antibiotika-Therapie in pädiatrischer Palliativmedizin: praktisches Entscheidungsrahmenwerk</w:t>
       </w:r>
     </w:p>
     <w:p>
@@ -88,12 +88,12 @@
           <w:color w:val="666666"/>
           <w:sz w:val="18"/>
         </w:rPr>
-        <w:t>Huang MC et al.  ·  Taiwan J Obstet Gynecol  ·  Nov. 2026  ·  PMID 42951471</w:t>
+        <w:t>Bucci LM et al.  ·  Eur J Pediatr  ·  29.10.2026  ·  PMID 42955405</w:t>
       </w:r>
     </w:p>
     <w:p>
       <w:r>
-        <w:t>Taiwanische Querschnittsanalyse von 1.345 Familien und 1.074 Einrichtungen nach entschädigten Geburtskomplikationen unter dem nationalen Kaera-Entschädigungssystem (Entschädigung ohne Verschuldensnachweis); Evaluation von Umfang und Zeitpunkt psychosozialer Unterstützung und ihrer Assoziation mit Patientenzufriedenheit.</w:t>
+        <w:t>Narrative Übersichtsarbeit zur antimikrobiellen Therapie im pädiatrischen Sterbeprozess mit Synthese der Evidenz, Unterscheidung von Erwachsenen-Daten und operativem Rahmen für Entscheidungsfindung.</w:t>
       </w:r>
     </w:p>
     <w:p>
@@ -104,7 +104,7 @@
         <w:t xml:space="preserve">Ergebnis: </w:t>
       </w:r>
       <w:r>
-        <w:t>Deutliche Wahrnehmungslücken: nur 38,6 % der Familien erhielten Fürsorge innerhalb 2 Tage (vs. 82,4 % Angabe der Einrichtungen). Frühe Kontaktaufnahme (≤2 Tage) war stark assoziiert mit höherer Zufriedenheit mit dem Entschädigungsprozess, Verwaltung und Arzt-Patient-Verhältnis (alle p&lt;0,05). Prompt Caring Services bei Entschädigungssystemen ohne Haftungspflicht sind messbarer Prädiktor für Vertrauenswiederherstellung und geringere Konflikte.</w:t>
+        <w:t>Verfügbare Evidenz deutet darauf hin, dass Antimikrobika proportional sind, wenn symptomatischer Nutzen plausibel, wahrnehmbar und mit Versorgungszielen abgestimmt ist. Direkte pädiatrische Evidenz ist spärlich und meist deskriptiv. Wiederholte Prinzipien: keine automatische Verschreibung, Versorgungsziel definieren, am wenigsten belastende Option, Rationale dokumentieren, Reassessment alle 48–72 h. Schlüsselfrage: ob Behandlung Komfort bedeutsam verbessert, nicht nur ob Infektion vorliegt.</w:t>
       </w:r>
     </w:p>
     <w:p>
@@ -119,7 +119,7 @@
         <w:rPr>
           <w:sz w:val="19"/>
         </w:rPr>
-        <w:t>Taiwan mit Entschädigungssystem ohne Verschuldensnachweis; Deutschland müsste vergleichbare Kulanzstrukturen aufbauen.</w:t>
+        <w:t>Pädiatrische Palliativmedizin Deutschland und Deutschsprachiger Raum; direkt anwendbares Entscheidungsrahmenwerk.</w:t>
       </w:r>
     </w:p>
     <w:p>
@@ -128,7 +128,7 @@
           <w:color w:val="5A7D3A"/>
           <w:sz w:val="18"/>
         </w:rPr>
-        <w:t>https://pubmed.ncbi.nlm.nih.gov/42951471/</w:t>
+        <w:t>https://pubmed.ncbi.nlm.nih.gov/42955405/</w:t>
       </w:r>
     </w:p>
     <w:p>
@@ -136,7 +136,7 @@
         <w:pStyle w:val="Heading2"/>
       </w:pPr>
       <w:r>
-        <w:t>Arzneimittelberatung durch Pharmakovigilanz-Zentrum verbessert klinische Entscheidungen</w:t>
+        <w:t>PEPE-MDR-Score validiert: Vorhersage von Multiresistenzen auf Pädiatrischen Intensivstationen</w:t>
       </w:r>
     </w:p>
     <w:p>
@@ -146,12 +146,12 @@
           <w:color w:val="666666"/>
           <w:sz w:val="18"/>
         </w:rPr>
-        <w:t>Barus R et al.  ·  Eur J Clin Pharmacol  ·  28.10.2026  ·  PMID 42946887</w:t>
+        <w:t>González-Anleo C et al.  ·  Eur J Pediatr  ·  28.10.2026  ·  PMID 42955402</w:t>
       </w:r>
     </w:p>
     <w:p>
       <w:r>
-        <w:t>Retrospektive Analyse von 128 Arzneimittel-Anfragen an ein französisches Pharmakover­gillanz-Zentrum an einem Universitätsklinikum zur Bewertung des Einflusses auf klinische Entscheidungsfindung.</w:t>
+        <w:t>Externe Validierung eines Vorhersagescores für Multiresistenz bei Katheter- und Beatmungsgeräte-Infektionen in pädiatrischen Intensivstationen anhand nationaler Daten.</w:t>
       </w:r>
     </w:p>
     <w:p>
@@ -162,7 +162,7 @@
         <w:t xml:space="preserve">Ergebnis: </w:t>
       </w:r>
       <w:r>
-        <w:t>Klinische Behandlung stimmte in 87 % mit den Empfehlungen überein; bei 92 vor Entscheidung eingereichten Anfragen war der Einfluss in 62 % sicher und in 24 % wahrscheinlich. Zusätzlich wurden 50 Pharmakovigilanz-Meldungen generiert, davon ein mögliches Sicherheitssignal. Ein Dienst dieser Art unterstützt sowohl klinische Entscheidungen als auch Arzneimittelsicherheit.</w:t>
+        <w:t>In 406 Infektionen (22,9 % durch MDR verursacht) zeigte der Score AUC 0,69 (95%-KI 0,62–0,75). Mit hohem Risikoschwelle: Sensitivität 46,2 %, Spezifität 79,9 %; Kombination mittleres+hohes Risiko erhöhte Sensitivität auf 77,4 % (Spezifität 47,0 %). Score verbesserte Risikostratifikation und unterstützte Antibiotika-Entscheidungsfindung nach Rekalibrierung.</w:t>
       </w:r>
     </w:p>
     <w:p>
@@ -177,7 +177,7 @@
         <w:rPr>
           <w:sz w:val="19"/>
         </w:rPr>
-        <w:t>Frankreich, ähnliche Sozialversicherungsstruktur wie Deutschland; Universitätsklinik mit systematischer Arzneimittelberatung.</w:t>
+        <w:t>Spanien, ENVIN-HELICS Multizenter-Registry; vergleichbar mit deutschen PICU-Daten und Resistenz-Surveillance.</w:t>
       </w:r>
     </w:p>
     <w:p>
@@ -186,7 +186,7 @@
           <w:color w:val="5A7D3A"/>
           <w:sz w:val="18"/>
         </w:rPr>
-        <w:t>https://pubmed.ncbi.nlm.nih.gov/42946887/</w:t>
+        <w:t>https://pubmed.ncbi.nlm.nih.gov/42955402/</w:t>
       </w:r>
     </w:p>
     <w:p>
@@ -194,7 +194,7 @@
         <w:pStyle w:val="Heading2"/>
       </w:pPr>
       <w:r>
-        <w:t>Nationale Qualitätspolitiken verbessern Gesundheitsergebnisse in der WHO-Region Europa</w:t>
+        <w:t>Kontinuierliche Luftdesinfektion auf NICU: reduzierte Keimbelastung, aber kein signifikanter Effekt auf nosokomiale Infektionen</w:t>
       </w:r>
     </w:p>
     <w:p>
@@ -204,12 +204,12 @@
           <w:color w:val="666666"/>
           <w:sz w:val="18"/>
         </w:rPr>
-        <w:t>Borgermans L et al.  ·  Front Public Health  ·  12.10.2026  ·  PMID 42935894</w:t>
+        <w:t>Kola SVT et al.  ·  Eur J Pediatr  ·  29.10.2026  ·  PMID 42955094</w:t>
       </w:r>
     </w:p>
     <w:p>
       <w:r>
-        <w:t>Ländervergleichende Querschnittsanalyse zur Umsetzung von neun nationalen Qualitäts- und Patientensicherheitsmaßnahmen in der WHO-Europaregion und deren Assoziationen mit Gesundheitsergebnissen.</w:t>
+        <w:t>Quasi-experimentelle Vorher-Nachher-Studie zur Auswirkung eines kontinuierlichen Luftsterilisationssystems auf HAIs, MDRO-Kolonisierung und Keimbelastung auf einer Level-III-NICU.</w:t>
       </w:r>
     </w:p>
     <w:p>
@@ -220,7 +220,7 @@
         <w:t xml:space="preserve">Ergebnis: </w:t>
       </w:r>
       <w:r>
-        <w:t>Nur etwa ein Drittel der Länder hatten nationale Qualitäts- und Sicherheitspläne umgesetzt. Nationale Qualitätspläne waren assoziiert mit 1,68 zusätzlichen Lebensjahren in Gesundheit (p=0,033 unadjustiert), niedrigerem Risiko vorzeitiger Todesfälle durch kardiovaskuläre und metabolische Erkrankungen (−3,33 Prozentpunkte; p=0,049 unadjustiert) und 4,06 weniger Todesfällen unter 5 Jahren pro 1.000 Geburten. Jede zusätzliche Politik assoziiert mit 0,29 zusätzlichen Gesundheitsjahren und 0,72 weniger U5-Todesfällen pro 1.000 Geburten.</w:t>
+        <w:t>Bei 698 Neugeborenen (367 präintervention, 331 postintervention): definite HAI 5,2 % vs. 6,3 % (p=0,611), wahrscheinliche HAI 2,5 % vs. 5,1 % (p=0,094), jede HAI 7,4 % vs. 9,7 % (p=0,332). Nach Adjustierung für GA und Geburtsgewicht aOR 1,05 (95%-KI 0,58–1,91). Neue MDRO-Kolonisierung vergleichbar (6,0 % vs. 7,0 %, p=0,713). Luftkeimbelastung signifikant reduziert. Kausale Effekte auf klinische Ergebnisse unbewiesen ohne Kontrollierungsbias.</w:t>
       </w:r>
     </w:p>
     <w:p>
@@ -235,7 +235,7 @@
         <w:rPr>
           <w:sz w:val="19"/>
         </w:rPr>
-        <w:t>WHO-Europa mit 23 Ländern; systematische Politikanalyse zeigt Versorgungsergebnis-Zusammenhang.</w:t>
+        <w:t>Indien; Infektionsprävention auf NICUs; Studie war unterpowert für sehr große Effekte.</w:t>
       </w:r>
     </w:p>
     <w:p>
@@ -244,7 +244,7 @@
           <w:color w:val="5A7D3A"/>
           <w:sz w:val="18"/>
         </w:rPr>
-        <w:t>https://pubmed.ncbi.nlm.nih.gov/42935894/</w:t>
+        <w:t>https://pubmed.ncbi.nlm.nih.gov/42955094/</w:t>
       </w:r>
     </w:p>
     <w:p>
@@ -252,7 +252,7 @@
         <w:pStyle w:val="Heading2"/>
       </w:pPr>
       <w:r>
-        <w:t>Kommunikation als Fundament aller Patientensicherheitsstrategien</w:t>
+        <w:t>Medikationsabstimmung bei Hämodialysepatienten: Abweichungen in 33 % durch Klinikum-Apotheker erkannt und geklärt</w:t>
       </w:r>
     </w:p>
     <w:p>
@@ -262,12 +262,12 @@
           <w:color w:val="666666"/>
           <w:sz w:val="18"/>
         </w:rPr>
-        <w:t>Tingle J  ·  Br J Nurs  ·  22.10.2026  ·  PMID 42912428</w:t>
+        <w:t>David A et al.  ·  Nephrol Ther  ·  29.10.2026  ·  PMID 42954264</w:t>
       </w:r>
     </w:p>
     <w:p>
       <w:r>
-        <w:t>Fachkommentar des Rechtswissenschaftlers John Tingle zur Rolle guter Kommunikation bei der Prävention vermeidbarer Schäden im NHS und zur Notwendigkeit von Transparenz nach unerwünschten Ereignissen.</w:t>
+        <w:t>Retrospektive Einzelzentrumstudie zur Medikationsabstimmung und klinischen Pharmazie-Bewertung bei chronischen Hämodialysepatienten zur Verbesserung der Therapieoptimierung zwischen stationärer und ambulanter Versorgung.</w:t>
       </w:r>
     </w:p>
     <w:p>
@@ -278,7 +278,7 @@
         <w:t xml:space="preserve">Ergebnis: </w:t>
       </w:r>
       <w:r>
-        <w:t>Der Autor nennt systematische Kommunikation als übergeordnetes Prinzip für Patientensicherheit: strukturierte, zeitnahe Aufklärung nach Ereignissen, Debriefing und offene Fehlerkultur reduzieren Vertrauensverlust und Anwaltskosten und verhindern wiederholte Fehler. Bessere Kommunikation ist messbarer, kostensparender Schutzfaktor gegen vermeidbare Schäden als Einrichtungskultur.</w:t>
+        <w:t>Medikamentöse Abweichungen bei 33 % der Patienten mit ambulanter Nachsorge; 75 % hatten mindestens klinischen Minorimpact (CLEO-Skala). Optimierungsvorschläge für 69 Patienten mit 93 % Akzeptanzrate durch Nephrologen. Anteil potenziell unangemessener Medikationen sank signifikant nach Intervention (p&lt;0,05). Klinische Pharmazie reduzierte Medikationsfehler.</w:t>
       </w:r>
     </w:p>
     <w:p>
@@ -293,7 +293,7 @@
         <w:rPr>
           <w:sz w:val="19"/>
         </w:rPr>
-        <w:t>UK-System mit Duty of Candour-Pflicht; Deutschland verpflichtet zu Aufklärung nach § 630h BGB.</w:t>
+        <w:t>Frankreich; Polymedikation und Koordination Krankenhaus-Praxis vergleichbar mit Deutschland.</w:t>
       </w:r>
     </w:p>
     <w:p>
@@ -302,7 +302,7 @@
           <w:color w:val="5A7D3A"/>
           <w:sz w:val="18"/>
         </w:rPr>
-        <w:t>https://pubmed.ncbi.nlm.nih.gov/42912428/</w:t>
+        <w:t>https://pubmed.ncbi.nlm.nih.gov/42954264/</w:t>
       </w:r>
     </w:p>
     <w:p>
@@ -310,7 +310,7 @@
         <w:pStyle w:val="Heading2"/>
       </w:pPr>
       <w:r>
-        <w:t>Automatisierte EHR-Algorithmen erfassen Sepsis doppelt so häufig wie ICD-10-Kodes</w:t>
+        <w:t>Akute Hautdysfunktion bei Sepsis: gepoolte Inzidenz 45 %, Laktat und SOFA-Score als Risikofaktoren</w:t>
       </w:r>
     </w:p>
     <w:p>
@@ -320,12 +320,12 @@
           <w:color w:val="666666"/>
           <w:sz w:val="18"/>
         </w:rPr>
-        <w:t>Naucler P et al.  ·  Infect Dis (Lond)  ·  23.09.2026  ·  PMID 42775946</w:t>
+        <w:t>Wang W et al.  ·  Front Public Health  ·  14.10.2026  ·  PMID 42953236</w:t>
       </w:r>
     </w:p>
     <w:p>
       <w:r>
-        <w:t>Schwedische Beobachtungsstudie an zwei Universitätskliniken (Karolinska, Västerbotten 2016–2024) zum Vergleich von Sepsis-Diagnose durch vollautomatisiertes EHR-basiertes Sepsis-3-Algorithmus (SOFA-Kriterien) versus diagnostische ICD-10-Kodierung.</w:t>
+        <w:t>Systematische Übersicht und Metaanalyse von 18 Beobachtungsstudien (3.295 Patienten) zu Akute-Hautdysfunktion (ASF) bei Sepsis mit Identifikation von Risikofaktoren.</w:t>
       </w:r>
     </w:p>
     <w:p>
@@ -336,7 +336,7 @@
         <w:t xml:space="preserve">Ergebnis: </w:t>
       </w:r>
       <w:r>
-        <w:t>Der Sepsis-3-Algorithmus identifizierte Sepsis bei 11,4 % der Aufnahmen (Karolinska) bzw. 6,2 % (Västerbotten), während explizite ICD-10-Codes nur 2,5 % bzw. 1,2 % erfassten. Konkordanz gering (Kappa 0,21 und 0,14). Nach Einführung eines automatisierten SOFA-Kalkulators stieg die Nutzung spezifischer Sepsis-Codes, blieb aber weit unter algorithmus-basierter Klassifizierung. Automatisierte EHR-Verfahren erlauben datengestützte Sepsis-Surveillance und unterstützen zuverlässigere Kodierungen.</w:t>
+        <w:t>Gepoolte ASF-Inzidenz 45,2 % (95%-KI 34,5–56,2 %). Erhöhtes arterielles Laktat (OR 1,20 pro Einheit, 95%-KI 1,15–1,25), höherer SOFA-Score (OR 1,23, 95%-KI 1,16–1,31) und APACHE-II-Score (OR 1,16, 95%-KI 1,10–1,21) waren mit erhöhtem ASF-Risiko assoziiert; niedrigerer MAP mit ASF (OR 0,94). Leave-One-Out-Analysen bestätigten Robustheit, keine publikationsbias-Effekte (Egger p=0,467).</w:t>
       </w:r>
     </w:p>
     <w:p>
@@ -351,7 +351,7 @@
         <w:rPr>
           <w:sz w:val="19"/>
         </w:rPr>
-        <w:t>Schweden mit deutschem Dokumentationssystem vergleichbar; zeigt Meldelücke durch Kodierungsfehler.</w:t>
+        <w:t>China; Sepsis-Erkennungsmarker für deutsche ICUs, prospektive Validierung erforderlich.</w:t>
       </w:r>
     </w:p>
     <w:p>
@@ -360,7 +360,7 @@
           <w:color w:val="5A7D3A"/>
           <w:sz w:val="18"/>
         </w:rPr>
-        <w:t>https://pubmed.ncbi.nlm.nih.gov/42775946/</w:t>
+        <w:t>https://pubmed.ncbi.nlm.nih.gov/42953236/</w:t>
       </w:r>
     </w:p>
     <w:p>
@@ -368,7 +368,7 @@
         <w:pStyle w:val="Heading2"/>
       </w:pPr>
       <w:r>
-        <w:t>Falsche Arzneimittelallergien erhöhen Komplikationen nach Operation um 21 %</w:t>
+        <w:t>AMR-Überwachung in Ländern mit mittlerem Einkommen senkte Infektionen durch bessere Stewardship</w:t>
       </w:r>
     </w:p>
     <w:p>
@@ -378,12 +378,12 @@
           <w:color w:val="666666"/>
           <w:sz w:val="18"/>
         </w:rPr>
-        <w:t>Savic LC et al.  ·  Br J Anaesth  ·  11.09.2026  ·  PMID 42722596</w:t>
+        <w:t>Drake A et al.  ·  Clin Infect Dis  ·  19.10.2026  ·  PMID 42895836</w:t>
       </w:r>
     </w:p>
     <w:p>
       <w:r>
-        <w:t>Multizentrische UK-Beobachtungsstudie mit 13.646 Patienten, die sich elektiven Eingriffen (Hüft-/Knieersatz, Frakturfixierung, Kolonresektion u.a.) unterzogen; 29 % trugen mindestens eine dokumentierte Arzneimittelallergie.</w:t>
+        <w:t>Analyse der Nutzung von Antibiotikaresistenz-Überwachungsdaten in Afrika und Asien 2018–2026 zur Verbesserung von Behandlungsrichtlinien und Stewardship-Praktiken.</w:t>
       </w:r>
     </w:p>
     <w:p>
@@ -394,7 +394,7 @@
         <w:t xml:space="preserve">Ergebnis: </w:t>
       </w:r>
       <w:r>
-        <w:t>Patienten mit Allergieetiketten erlitten postoperativ mehr Komplikationen (25 % vs. 20 %; OR 1,21 [1,10–1,34], p&lt;0,001), mehr chirurgische Infektionen (9 % vs. 8 %; OR 1,19 [1,03–1,38]) und mehr Infektionen insgesamt (19 % vs. 15 %; OR 1,24 [1,11–1,38]). Das Risiko echter allergischer Reaktionen war erhöht (OR 3,00 [1,77–5,09]), die Sterblichkeit nicht.</w:t>
+        <w:t>Datennutzung war auf Einrichtungsebene am stärksten; auf nationaler Ebene führten Fleming-Fund-Investitionen zu Überarbeitungen von Therapieleitlinien, Aktualisierungen von Arzneimittellisten und regulatorischen Maßnahmen. Dezentralisierte Systeme nutzten Daten auf subnationaler Ebene. Überwachung inform ierte Maßnahmen, wenn Datennutzung ins Systemdesign eingebunden war.</w:t>
       </w:r>
     </w:p>
     <w:p>
@@ -409,7 +409,7 @@
         <w:rPr>
           <w:sz w:val="19"/>
         </w:rPr>
-        <w:t>UK-NHS-Daten, ähnliche stationäre Strukturen; zeigt Schaden durch Vermeidung von First-Line-Antibiotika.</w:t>
+        <w:t>Multiple Länder Afrikas und Asiens; übertragbar auf deutsche Surveillance-Governance und Stewardship-Integration auf Kliniken- und Landesebene.</w:t>
       </w:r>
     </w:p>
     <w:p>
@@ -418,7 +418,7 @@
           <w:color w:val="5A7D3A"/>
           <w:sz w:val="18"/>
         </w:rPr>
-        <w:t>https://pubmed.ncbi.nlm.nih.gov/42722596/</w:t>
+        <w:t>https://pubmed.ncbi.nlm.nih.gov/42895836/</w:t>
       </w:r>
     </w:p>
     <w:sectPr>

--- a/download/studien-aktuell.docx
+++ b/download/studien-aktuell.docx
@@ -62,7 +62,7 @@
           <w:color w:val="666666"/>
           <w:sz w:val="18"/>
         </w:rPr>
-        <w:t>Stand: 30.10.2026  |  6 Studien  |  safety.m-vf.de</w:t>
+        <w:t>Stand: 31.10.2026  |  6 Studien  |  safety.m-vf.de</w:t>
       </w:r>
     </w:p>
     <w:p>
@@ -70,7 +70,7 @@
         <w:pStyle w:val="Heading1"/>
       </w:pPr>
       <w:r>
-        <w:t>Aufgenommen am 30.10.2026</w:t>
+        <w:t>Aufgenommen am 31.10.2026</w:t>
       </w:r>
     </w:p>
     <w:p>
@@ -78,7 +78,7 @@
         <w:pStyle w:val="Heading2"/>
       </w:pPr>
       <w:r>
-        <w:t>Proportionale Antibiotika-Therapie in pädiatrischer Palliativmedizin: praktisches Entscheidungsrahmenwerk</w:t>
+        <w:t>Ein Viertel der ICU-Patienten erleben ernsthafte unerwünschte Ereignisse – europäischer Kohorten-Substudy</w:t>
       </w:r>
     </w:p>
     <w:p>
@@ -88,12 +88,12 @@
           <w:color w:val="666666"/>
           <w:sz w:val="18"/>
         </w:rPr>
-        <w:t>Bucci LM et al.  ·  Eur J Pediatr  ·  29.10.2026  ·  PMID 42955405</w:t>
+        <w:t>Crone V et al.  ·  Acta Anaesthesiol Scand  ·  Jan. 2027  ·  PMID 42963077</w:t>
       </w:r>
     </w:p>
     <w:p>
       <w:r>
-        <w:t>Narrative Übersichtsarbeit zur antimikrobiellen Therapie im pädiatrischen Sterbeprozess mit Synthese der Evidenz, Unterscheidung von Erwachsenen-Daten und operativem Rahmen für Entscheidungsfindung.</w:t>
+        <w:t>Substudie der multizentrischen europäischen PATIENCE-Kohortenstudie (1.440 Intensivpatienten), die Häufigkeit vordefinierter schwerwiegender Nebenwirkungen (kardiale Arrhythmien, Herzstillstand, Aspirationserbrechen, Durchfall, extrapyramidale Symptome) dokumentierte, mit und ohne Prokinetika-Therapie.</w:t>
       </w:r>
     </w:p>
     <w:p>
@@ -104,7 +104,7 @@
         <w:t xml:space="preserve">Ergebnis: </w:t>
       </w:r>
       <w:r>
-        <w:t>Verfügbare Evidenz deutet darauf hin, dass Antimikrobika proportional sind, wenn symptomatischer Nutzen plausibel, wahrnehmbar und mit Versorgungszielen abgestimmt ist. Direkte pädiatrische Evidenz ist spärlich und meist deskriptiv. Wiederholte Prinzipien: keine automatische Verschreibung, Versorgungsziel definieren, am wenigsten belastende Option, Rationale dokumentieren, Reassessment alle 48–72 h. Schlüsselfrage: ob Behandlung Komfort bedeutsam verbessert, nicht nur ob Infektion vorliegt.</w:t>
+        <w:t>Von 1.440 Patienten erlebten 354 (24,6%) mindestens ein schwerwiegendes Ereignis; insgesamt 710 Ereignisse. Kardiale Arrhythmien am häufigsten (199/1.440, 13,8%). Unter Patienten mit Prokinetika &gt;3 aufeinanderfolgende Tage zeigten 14/59 (23,7%) ein Ereignis; unter Nicht-Patienten 291/1.253 (23,2%) – keine signifikanten Unterschiede. Mediane Zeit bis zum Ereignis: Tag 2 nach ICU-Aufnahme, Tag 3 nach Prokinetika-Start.</w:t>
       </w:r>
     </w:p>
     <w:p>
@@ -119,7 +119,7 @@
         <w:rPr>
           <w:sz w:val="19"/>
         </w:rPr>
-        <w:t>Pädiatrische Palliativmedizin Deutschland und Deutschsprachiger Raum; direkt anwendbares Entscheidungsrahmenwerk.</w:t>
+        <w:t>Europa (Dänemark, Finnland, Schweiz, Spanien, Niederlande, Polen, Großbritannien): Intensivmedizin; direkt vergleichbar, deutsche ICU-Sicherheitsforschung relevant.</w:t>
       </w:r>
     </w:p>
     <w:p>
@@ -128,7 +128,7 @@
           <w:color w:val="5A7D3A"/>
           <w:sz w:val="18"/>
         </w:rPr>
-        <w:t>https://pubmed.ncbi.nlm.nih.gov/42955405/</w:t>
+        <w:t>https://pubmed.ncbi.nlm.nih.gov/42963077/</w:t>
       </w:r>
     </w:p>
     <w:p>
@@ -136,7 +136,7 @@
         <w:pStyle w:val="Heading2"/>
       </w:pPr>
       <w:r>
-        <w:t>PEPE-MDR-Score validiert: Vorhersage von Multiresistenzen auf Pädiatrischen Intensivstationen</w:t>
+        <w:t>Risikofaktoren für Stressulzera bei Sepsis: Gerinnungsstörung und Schock sind Leitsignale</w:t>
       </w:r>
     </w:p>
     <w:p>
@@ -146,12 +146,12 @@
           <w:color w:val="666666"/>
           <w:sz w:val="18"/>
         </w:rPr>
-        <w:t>González-Anleo C et al.  ·  Eur J Pediatr  ·  28.10.2026  ·  PMID 42955402</w:t>
+        <w:t>Wang J et al.  ·  PLoS One  ·  30.10.2026  ·  PMID 42961991</w:t>
       </w:r>
     </w:p>
     <w:p>
       <w:r>
-        <w:t>Externe Validierung eines Vorhersagescores für Multiresistenz bei Katheter- und Beatmungsgeräte-Infektionen in pädiatrischen Intensivstationen anhand nationaler Daten.</w:t>
+        <w:t>Systematische Review von sechs Beobachtungsstudien (131.568 Patienten mit Sepsis), die unabhängige Risikofaktoren für Stressulzera oder Magen-Darm-Blutung identifizierte.</w:t>
       </w:r>
     </w:p>
     <w:p>
@@ -162,7 +162,7 @@
         <w:t xml:space="preserve">Ergebnis: </w:t>
       </w:r>
       <w:r>
-        <w:t>In 406 Infektionen (22,9 % durch MDR verursacht) zeigte der Score AUC 0,69 (95%-KI 0,62–0,75). Mit hohem Risikoschwelle: Sensitivität 46,2 %, Spezifität 79,9 %; Kombination mittleres+hohes Risiko erhöhte Sensitivität auf 77,4 % (Spezifität 47,0 %). Score verbesserte Risikostratifikation und unterstützte Antibiotika-Entscheidungsfindung nach Rekalibrierung.</w:t>
+        <w:t>Inzidenz von Stressulzera/GI-Blutung variierte zwischen 2,0% und 32,3%. Patientenabhängige Faktoren: höheres Alter, GI-Blutungs-Anamnese, Zirrhose; erkrankungsabhängig: Gerinnungsstörung (unabhängig assoziiert), Schock, Niereninsuffizienz, hohe BUN, Beatmung; therapieabhängig: Antikoagulanzien, Kortikosteroide, ICU-Aufenthaltsdauer. Die Autoren plädieren für individualisierte Stressulzus-Prophylaxe statt One-Size-Fits-All.</w:t>
       </w:r>
     </w:p>
     <w:p>
@@ -177,7 +177,7 @@
         <w:rPr>
           <w:sz w:val="19"/>
         </w:rPr>
-        <w:t>Spanien, ENVIN-HELICS Multizenter-Registry; vergleichbar mit deutschen PICU-Daten und Resistenz-Surveillance.</w:t>
+        <w:t>China, multizentrische Sekundäranalyse; Risikoprofil-Definition für deutsche Sepsis-Management relevant.</w:t>
       </w:r>
     </w:p>
     <w:p>
@@ -186,7 +186,7 @@
           <w:color w:val="5A7D3A"/>
           <w:sz w:val="18"/>
         </w:rPr>
-        <w:t>https://pubmed.ncbi.nlm.nih.gov/42955402/</w:t>
+        <w:t>https://pubmed.ncbi.nlm.nih.gov/42961991/</w:t>
       </w:r>
     </w:p>
     <w:p>
@@ -194,7 +194,7 @@
         <w:pStyle w:val="Heading2"/>
       </w:pPr>
       <w:r>
-        <w:t>Kontinuierliche Luftdesinfektion auf NICU: reduzierte Keimbelastung, aber kein signifikanter Effekt auf nosokomiale Infektionen</w:t>
+        <w:t>OP-Checkliste für Roboterchirurgie verbessert Sicherheit auf 89% Compliance</w:t>
       </w:r>
     </w:p>
     <w:p>
@@ -204,12 +204,12 @@
           <w:color w:val="666666"/>
           <w:sz w:val="18"/>
         </w:rPr>
-        <w:t>Kola SVT et al.  ·  Eur J Pediatr  ·  29.10.2026  ·  PMID 42955094</w:t>
+        <w:t>Benjamim GPC et al.  ·  Rev Gaucha Enferm  ·  23.10.2026  ·  PMID 42961211</w:t>
       </w:r>
     </w:p>
     <w:p>
       <w:r>
-        <w:t>Quasi-experimentelle Vorher-Nachher-Studie zur Auswirkung eines kontinuierlichen Luftsterilisationssystems auf HAIs, MDRO-Kolonisierung und Keimbelastung auf einer Level-III-NICU.</w:t>
+        <w:t>Quasi-experimentelle Vorher-Nachher-Studie einer spezifischen OP-Checkliste für Roboterchirurgie an einem brasilianischen Universitätskrankenhaus, basierend auf JBI-Best-Practice-Rahmen.</w:t>
       </w:r>
     </w:p>
     <w:p>
@@ -220,7 +220,7 @@
         <w:t xml:space="preserve">Ergebnis: </w:t>
       </w:r>
       <w:r>
-        <w:t>Bei 698 Neugeborenen (367 präintervention, 331 postintervention): definite HAI 5,2 % vs. 6,3 % (p=0,611), wahrscheinliche HAI 2,5 % vs. 5,1 % (p=0,094), jede HAI 7,4 % vs. 9,7 % (p=0,332). Nach Adjustierung für GA und Geburtsgewicht aOR 1,05 (95%-KI 0,58–1,91). Neue MDRO-Kolonisierung vergleichbar (6,0 % vs. 7,0 %, p=0,713). Luftkeimbelastung signifikant reduziert. Kausale Effekte auf klinische Ergebnisse unbewiesen ohne Kontrollierungsbias.</w:t>
+        <w:t>Bei der Baseline-Audit zeigten 17 von 18 Kriterien (94,4%) Noncompliance; nach Implementierung der Checkliste mit Training erreichten 16 von 18 Kriterien (88,9%) ≥80% Compliance in der Nachfolge-Audit. Zwei ärztlich abhängige Kriterien benötigten weitere Strategien, erreichten aber 70,6–83,3% Compliance.</w:t>
       </w:r>
     </w:p>
     <w:p>
@@ -235,7 +235,7 @@
         <w:rPr>
           <w:sz w:val="19"/>
         </w:rPr>
-        <w:t>Indien; Infektionsprävention auf NICUs; Studie war unterpowert für sehr große Effekte.</w:t>
+        <w:t>Brasilien, universitäres System; Checklisten-Effektivität auf deutsch vergleichbar, Roboter-OP-Standards relevant.</w:t>
       </w:r>
     </w:p>
     <w:p>
@@ -244,7 +244,7 @@
           <w:color w:val="5A7D3A"/>
           <w:sz w:val="18"/>
         </w:rPr>
-        <w:t>https://pubmed.ncbi.nlm.nih.gov/42955094/</w:t>
+        <w:t>https://pubmed.ncbi.nlm.nih.gov/42961211/</w:t>
       </w:r>
     </w:p>
     <w:p>
@@ -252,7 +252,7 @@
         <w:pStyle w:val="Heading2"/>
       </w:pPr>
       <w:r>
-        <w:t>Medikationsabstimmung bei Hämodialysepatienten: Abweichungen in 33 % durch Klinikum-Apotheker erkannt und geklärt</w:t>
+        <w:t>Candidozyma auris – höhere Mortalität trotz ähnlicher Rohzahlen – Türkiye-Kohortenstudie</w:t>
       </w:r>
     </w:p>
     <w:p>
@@ -262,12 +262,12 @@
           <w:color w:val="666666"/>
           <w:sz w:val="18"/>
         </w:rPr>
-        <w:t>David A et al.  ·  Nephrol Ther  ·  29.10.2026  ·  PMID 42954264</w:t>
+        <w:t>Kuzi S et al.  ·  BMC Infect Dis  ·  12.09.2026  ·  PMID 42958490</w:t>
       </w:r>
     </w:p>
     <w:p>
       <w:r>
-        <w:t>Retrospektive Einzelzentrumstudie zur Medikationsabstimmung und klinischen Pharmazie-Bewertung bei chronischen Hämodialysepatienten zur Verbesserung der Therapieoptimierung zwischen stationärer und ambulanter Versorgung.</w:t>
+        <w:t>Retrospektive Einzelzentrum-Kohortenstudie (301 Patienten mit Candidämie: 77 C. auris, 224 non-auris Candida) in der Türkei, die klinische Charakteristika, Antifungal-Empfindlichkeit und Outcomes verglich.</w:t>
       </w:r>
     </w:p>
     <w:p>
@@ -278,7 +278,7 @@
         <w:t xml:space="preserve">Ergebnis: </w:t>
       </w:r>
       <w:r>
-        <w:t>Medikamentöse Abweichungen bei 33 % der Patienten mit ambulanter Nachsorge; 75 % hatten mindestens klinischen Minorimpact (CLEO-Skala). Optimierungsvorschläge für 69 Patienten mit 93 % Akzeptanzrate durch Nephrologen. Anteil potenziell unangemessener Medikationen sank signifikant nach Intervention (p&lt;0,05). Klinische Pharmazie reduzierte Medikationsfehler.</w:t>
+        <w:t>Rohe 30-Tage-Mortalität ähnlich (62,3% vs. 62,5%); nach Adjustment war C. auris mit höheren Odds assoziiert (aOR 1,967, 95%-KI 0,954–4,055; p=0,067, aber KI umfasst Null). Standardisierte adjustierte Mortalität: 69,7% für C. auris versus 59,3% für non-auris (Risk Difference +10,4%, 95%-KI −0,2 bis +21,3). Älteres Alter, höherer SOFA-Score, septischer Schock, Kortikosteroid-Use, Hämodialyse waren unabhängig mit höherer Mortalität assoziiert. Ein Drittel der C. auris-Isolate zeigte erhöhte Amphotericin-B-MIKs.</w:t>
       </w:r>
     </w:p>
     <w:p>
@@ -293,7 +293,7 @@
         <w:rPr>
           <w:sz w:val="19"/>
         </w:rPr>
-        <w:t>Frankreich; Polymedikation und Koordination Krankenhaus-Praxis vergleichbar mit Deutschland.</w:t>
+        <w:t>Türkiye, Einzelzentrum; C. auris als Healthcare-assoziierten Risiko relevant für deutsche Fungämie-Management.</w:t>
       </w:r>
     </w:p>
     <w:p>
@@ -302,7 +302,7 @@
           <w:color w:val="5A7D3A"/>
           <w:sz w:val="18"/>
         </w:rPr>
-        <w:t>https://pubmed.ncbi.nlm.nih.gov/42954264/</w:t>
+        <w:t>https://pubmed.ncbi.nlm.nih.gov/42958490/</w:t>
       </w:r>
     </w:p>
     <w:p>
@@ -310,7 +310,7 @@
         <w:pStyle w:val="Heading2"/>
       </w:pPr>
       <w:r>
-        <w:t>Akute Hautdysfunktion bei Sepsis: gepoolte Inzidenz 45 %, Laktat und SOFA-Score als Risikofaktoren</w:t>
+        <w:t>Chlorhexidin in Mundpflegemaßnahmen reduziert VAP nicht – pragmatische Crossover-Studie</w:t>
       </w:r>
     </w:p>
     <w:p>
@@ -320,12 +320,12 @@
           <w:color w:val="666666"/>
           <w:sz w:val="18"/>
         </w:rPr>
-        <w:t>Wang W et al.  ·  Front Public Health  ·  14.10.2026  ·  PMID 42953236</w:t>
+        <w:t>Anushapreethi S et al.  ·  Crit Care  ·  29.10.2026  ·  PMID 42958418</w:t>
       </w:r>
     </w:p>
     <w:p>
       <w:r>
-        <w:t>Systematische Übersicht und Metaanalyse von 18 Beobachtungsstudien (3.295 Patienten) zu Akute-Hautdysfunktion (ASF) bei Sepsis mit Identifikation von Risikofaktoren.</w:t>
+        <w:t>Pragmatische Cluster-randomisierte Crossover-Studie in sechs indischen Intensivstationen, die prüfte, ob Zugabe von 0,12% Chlorhexidin zu einem standardisierten Mundpflegebündel die Ventilator-assoziierte Pneumonie (VAP) senkt.</w:t>
       </w:r>
     </w:p>
     <w:p>
@@ -336,7 +336,7 @@
         <w:t xml:space="preserve">Ergebnis: </w:t>
       </w:r>
       <w:r>
-        <w:t>Gepoolte ASF-Inzidenz 45,2 % (95%-KI 34,5–56,2 %). Erhöhtes arterielles Laktat (OR 1,20 pro Einheit, 95%-KI 1,15–1,25), höherer SOFA-Score (OR 1,23, 95%-KI 1,16–1,31) und APACHE-II-Score (OR 1,16, 95%-KI 1,10–1,21) waren mit erhöhtem ASF-Risiko assoziiert; niedrigerer MAP mit ASF (OR 0,94). Leave-One-Out-Analysen bestätigten Robustheit, keine publikationsbias-Effekte (Egger p=0,467).</w:t>
+        <w:t>Von 1.035 Patienten (5.918 versus 4.106 Beatmungstage ohne/mit Chlorhexidin) entwickelten 16,9 pro 1.000 Beatmungstage ohne Chlorhexidin gegenüber 18,8 pro 1.000 mit Chlorhexidin VAP (adjustierte Inzidenzrate-Ratio 1,08, 95%-KI 0,84–1,38; p=0,56). 28-Tage-Mortalität betrug 28,7% versus 26,4% (adjustierte OR 0,87, 95%-KI 0,65–1,15; p=0,33). Chlorhexidin brachte keinen zusätzlichen Nutzen, war aber mit längerer Aufenthaltszeit assoziiert.</w:t>
       </w:r>
     </w:p>
     <w:p>
@@ -351,7 +351,7 @@
         <w:rPr>
           <w:sz w:val="19"/>
         </w:rPr>
-        <w:t>China; Sepsis-Erkennungsmarker für deutsche ICUs, prospektive Validierung erforderlich.</w:t>
+        <w:t>Indien, gemischte medizinische ICU; Ergebnis widerlegt etablierte Praxis, relevant für deutsche Bundelempfehlungen.</w:t>
       </w:r>
     </w:p>
     <w:p>
@@ -360,7 +360,7 @@
           <w:color w:val="5A7D3A"/>
           <w:sz w:val="18"/>
         </w:rPr>
-        <w:t>https://pubmed.ncbi.nlm.nih.gov/42953236/</w:t>
+        <w:t>https://pubmed.ncbi.nlm.nih.gov/42958418/</w:t>
       </w:r>
     </w:p>
     <w:p>
@@ -368,7 +368,7 @@
         <w:pStyle w:val="Heading2"/>
       </w:pPr>
       <w:r>
-        <w:t>AMR-Überwachung in Ländern mit mittlerem Einkommen senkte Infektionen durch bessere Stewardship</w:t>
+        <w:t>Nierenmarker PENK identifiziert Sepsis-Patienten, bei denen Hydrocortison schadet</w:t>
       </w:r>
     </w:p>
     <w:p>
@@ -378,12 +378,12 @@
           <w:color w:val="666666"/>
           <w:sz w:val="18"/>
         </w:rPr>
-        <w:t>Drake A et al.  ·  Clin Infect Dis  ·  19.10.2026  ·  PMID 42895836</w:t>
+        <w:t>Antcliffe DB et al.  ·  Crit Care Explor  ·  01.10.2026  ·  PMID 42902572</w:t>
       </w:r>
     </w:p>
     <w:p>
       <w:r>
-        <w:t>Analyse der Nutzung von Antibiotikaresistenz-Überwachungsdaten in Afrika und Asien 2018–2026 zur Verbesserung von Behandlungsrichtlinien und Stewardship-Praktiken.</w:t>
+        <w:t>Post-hoc-Analyse der randomisierten VANISH-Studie (173 ICU-Patienten mit septischem Schock im Vereinigten Königreich), die untersucht, ob Proenkephalin A (PENK) als Biomarker für Nierenfunction die Wirksamkeit von Hydrocortison vorhersagt.</w:t>
       </w:r>
     </w:p>
     <w:p>
@@ -394,7 +394,7 @@
         <w:t xml:space="preserve">Ergebnis: </w:t>
       </w:r>
       <w:r>
-        <w:t>Datennutzung war auf Einrichtungsebene am stärksten; auf nationaler Ebene führten Fleming-Fund-Investitionen zu Überarbeitungen von Therapieleitlinien, Aktualisierungen von Arzneimittellisten und regulatorischen Maßnahmen. Dezentralisierte Systeme nutzten Daten auf subnationaler Ebene. Überwachung inform ierte Maßnahmen, wenn Datennutzung ins Systemdesign eingebunden war.</w:t>
+        <w:t>PENK ≥89 pmol/L war mit 28-Tage-Mortalität assoziiert (OR 3,24, 95%-KI 1,62–6,74). Unter 111 Patienten, die maximale Vasopressor-Schwelle erreichten, zeigte sich signifikante Interaktion zwischen PENK-Gruppe und Hydrocortison für nierenversagensfreie Tage: Hohes PENK mit Placebo 26 [13–28] vs. Hydrocortison 11 [0–26]; niedriges PENK: Placebo 28 [15–28] vs. Hydrocortison 28 [28–28] (p=0,01). Höchstes PENK-Hydrocortison-Gruppe hatte höchste Mortalität (50%), höchstes PENK-Placebo 32%, niedriges PENK-Hydrocortison 14%, Placebo 24%.</w:t>
       </w:r>
     </w:p>
     <w:p>
@@ -409,7 +409,7 @@
         <w:rPr>
           <w:sz w:val="19"/>
         </w:rPr>
-        <w:t>Multiple Länder Afrikas und Asiens; übertragbar auf deutsche Surveillance-Governance und Stewardship-Integration auf Kliniken- und Landesebene.</w:t>
+        <w:t>Vereinigtes Königreich, ICU; Biomarker-stratifizierte Sepsis-Therapie für deutsche Intensivmedizin.</w:t>
       </w:r>
     </w:p>
     <w:p>
@@ -418,7 +418,7 @@
           <w:color w:val="5A7D3A"/>
           <w:sz w:val="18"/>
         </w:rPr>
-        <w:t>https://pubmed.ncbi.nlm.nih.gov/42895836/</w:t>
+        <w:t>https://pubmed.ncbi.nlm.nih.gov/42902572/</w:t>
       </w:r>
     </w:p>
     <w:sectPr>
